--- a/data/outputs/v2/Grade11/Biology/Lesson_Plans/SS2.2_Growth_and_Development_in_Plants/Biology_Growth_and_Development_in_Plants_CBE_LessonSequence.docx
+++ b/data/outputs/v2/Grade11/Biology/Lesson_Plans/SS2.2_Growth_and_Development_in_Plants/Biology_Growth_and_Development_in_Plants_CBE_LessonSequence.docx
@@ -2388,7 +2388,7 @@
         </w:rPr>
         <w:t xml:space="preserve">© 2026 SeaVuria and ARES. This work is licensed under a </w:t>
       </w:r>
-      <w:hyperlink w:history="1" r:id="rIdyduj-r1jbm_m6bdo7zotv">
+      <w:hyperlink w:history="1" r:id="rIdff_5ezar4l8skgpfodbri">
         <w:r>
           <w:rPr>
             <w:rFonts w:ascii="Arial" w:cs="Arial" w:eastAsia="Arial" w:hAnsi="Arial"/>
@@ -2408,7 +2408,7 @@
         </w:rPr>
         <w:t xml:space="preserve"> (</w:t>
       </w:r>
-      <w:hyperlink w:history="1" r:id="rIdp8qvzd-tmxzmcr92cavps">
+      <w:hyperlink w:history="1" r:id="rId2_wrudl8q_vlzggapw48-">
         <w:r>
           <w:rPr>
             <w:rFonts w:ascii="Arial" w:cs="Arial" w:eastAsia="Arial" w:hAnsi="Arial"/>
@@ -2428,7 +2428,7 @@
         </w:rPr>
         <w:t xml:space="preserve">). To view a copy of this license, visit </w:t>
       </w:r>
-      <w:hyperlink w:history="1" r:id="rIdieeru33unsaf7o-4izd2l">
+      <w:hyperlink w:history="1" r:id="rId1ycbpg8xhiq8k6mc4hm-s">
         <w:r>
           <w:rPr>
             <w:rFonts w:ascii="Arial" w:cs="Arial" w:eastAsia="Arial" w:hAnsi="Arial"/>
@@ -3440,7 +3440,7 @@
             <w:pPr>
               <w:spacing w:after="20" w:before="0"/>
             </w:pPr>
-            <w:hyperlink w:history="1" r:id="rIdkyj7yu2k2skrfkly07okz">
+            <w:hyperlink w:history="1" r:id="rIdpoiy4hl2lrppvx28y-jca">
               <w:r>
                 <w:rPr>
                   <w:rFonts w:ascii="Arial" w:cs="Arial" w:eastAsia="Arial" w:hAnsi="Arial"/>
@@ -3473,7 +3473,7 @@
               <w:spacing w:after="10" w:before="0"/>
               <w:ind w:left="120"/>
             </w:pPr>
-            <w:hyperlink w:history="1" r:id="rIdqyxb124r0_pzjswikhipm">
+            <w:hyperlink w:history="1" r:id="rIdqvkvsvmwrd0g9gwqon1wc">
               <w:r>
                 <w:rPr>
                   <w:rFonts w:ascii="Arial" w:cs="Arial" w:eastAsia="Arial" w:hAnsi="Arial"/>
@@ -3518,7 +3518,7 @@
             <w:pPr>
               <w:spacing w:after="20" w:before="0"/>
             </w:pPr>
-            <w:hyperlink w:history="1" r:id="rIdqjxy9rrattz2viwoth8-f">
+            <w:hyperlink w:history="1" r:id="rIdmmv9j-gkbdhvwwpifyx5o">
               <w:r>
                 <w:rPr>
                   <w:rFonts w:ascii="Arial" w:cs="Arial" w:eastAsia="Arial" w:hAnsi="Arial"/>
@@ -3551,7 +3551,7 @@
               <w:spacing w:after="10" w:before="0"/>
               <w:ind w:left="120"/>
             </w:pPr>
-            <w:hyperlink w:history="1" r:id="rIdertchhq2yapqhfnaxevic">
+            <w:hyperlink w:history="1" r:id="rIdjckzrfre43q5phajsd4ty">
               <w:r>
                 <w:rPr>
                   <w:rFonts w:ascii="Arial" w:cs="Arial" w:eastAsia="Arial" w:hAnsi="Arial"/>
@@ -3746,7 +3746,7 @@
             <w:pPr>
               <w:spacing w:after="20" w:before="0"/>
             </w:pPr>
-            <w:hyperlink w:history="1" r:id="rIdfnhblkktpyzuqvi_gtsth">
+            <w:hyperlink w:history="1" r:id="rIdlfngm8y1qlxpaxeqjrxa-">
               <w:r>
                 <w:rPr>
                   <w:rFonts w:ascii="Arial" w:cs="Arial" w:eastAsia="Arial" w:hAnsi="Arial"/>
@@ -3779,7 +3779,7 @@
               <w:spacing w:after="10" w:before="0"/>
               <w:ind w:left="120"/>
             </w:pPr>
-            <w:hyperlink w:history="1" r:id="rId6ldbq4xcdjfkp4dlloovu">
+            <w:hyperlink w:history="1" r:id="rIdwdmcqczllhb20toimk8cf">
               <w:r>
                 <w:rPr>
                   <w:rFonts w:ascii="Arial" w:cs="Arial" w:eastAsia="Arial" w:hAnsi="Arial"/>
@@ -3824,7 +3824,7 @@
             <w:pPr>
               <w:spacing w:after="20" w:before="0"/>
             </w:pPr>
-            <w:hyperlink w:history="1" r:id="rIdav7xzeqxco39pquz57yip">
+            <w:hyperlink w:history="1" r:id="rId_5zicdzb977efrf6felvd">
               <w:r>
                 <w:rPr>
                   <w:rFonts w:ascii="Arial" w:cs="Arial" w:eastAsia="Arial" w:hAnsi="Arial"/>
@@ -3857,7 +3857,7 @@
               <w:spacing w:after="10" w:before="0"/>
               <w:ind w:left="120"/>
             </w:pPr>
-            <w:hyperlink w:history="1" r:id="rId9xtzuond2wimmqzeyifb3">
+            <w:hyperlink w:history="1" r:id="rId4qds-bdwinrtk2xxjte0t">
               <w:r>
                 <w:rPr>
                   <w:rFonts w:ascii="Arial" w:cs="Arial" w:eastAsia="Arial" w:hAnsi="Arial"/>
@@ -4052,7 +4052,7 @@
             <w:pPr>
               <w:spacing w:after="20" w:before="0"/>
             </w:pPr>
-            <w:hyperlink w:history="1" r:id="rIdslu361rmymcpnhizbr4fw">
+            <w:hyperlink w:history="1" r:id="rIdq4sh9gaxmcry36e8vdrd9">
               <w:r>
                 <w:rPr>
                   <w:rFonts w:ascii="Arial" w:cs="Arial" w:eastAsia="Arial" w:hAnsi="Arial"/>
@@ -4085,7 +4085,7 @@
               <w:spacing w:after="10" w:before="0"/>
               <w:ind w:left="120"/>
             </w:pPr>
-            <w:hyperlink w:history="1" r:id="rIdseysuechngzqkqzmfpvl-">
+            <w:hyperlink w:history="1" r:id="rId9vleciypknfnfhchekru8">
               <w:r>
                 <w:rPr>
                   <w:rFonts w:ascii="Arial" w:cs="Arial" w:eastAsia="Arial" w:hAnsi="Arial"/>
@@ -4130,7 +4130,7 @@
             <w:pPr>
               <w:spacing w:after="20" w:before="0"/>
             </w:pPr>
-            <w:hyperlink w:history="1" r:id="rIdlwzlokkpryd2s9vvuvtom">
+            <w:hyperlink w:history="1" r:id="rIdcu4oluuuebsxrwucjy_8z">
               <w:r>
                 <w:rPr>
                   <w:rFonts w:ascii="Arial" w:cs="Arial" w:eastAsia="Arial" w:hAnsi="Arial"/>
@@ -4163,7 +4163,7 @@
               <w:spacing w:after="10" w:before="0"/>
               <w:ind w:left="120"/>
             </w:pPr>
-            <w:hyperlink w:history="1" r:id="rIdyn9aqrkqz9rrkvdvjs6u7">
+            <w:hyperlink w:history="1" r:id="rIdgekl81gbdqdj9l5zs2cg3">
               <w:r>
                 <w:rPr>
                   <w:rFonts w:ascii="Arial" w:cs="Arial" w:eastAsia="Arial" w:hAnsi="Arial"/>
@@ -4358,7 +4358,7 @@
             <w:pPr>
               <w:spacing w:after="20" w:before="0"/>
             </w:pPr>
-            <w:hyperlink w:history="1" r:id="rId1wulf8du3hzw2r-lswm70">
+            <w:hyperlink w:history="1" r:id="rIds25y7kbzfwtzbqc1-nxkz">
               <w:r>
                 <w:rPr>
                   <w:rFonts w:ascii="Arial" w:cs="Arial" w:eastAsia="Arial" w:hAnsi="Arial"/>
@@ -4391,7 +4391,7 @@
               <w:spacing w:after="10" w:before="0"/>
               <w:ind w:left="120"/>
             </w:pPr>
-            <w:hyperlink w:history="1" r:id="rIdoh86kdqmhygomv-820rfn">
+            <w:hyperlink w:history="1" r:id="rIdke4vqhmdyc964r0bmh1nn">
               <w:r>
                 <w:rPr>
                   <w:rFonts w:ascii="Arial" w:cs="Arial" w:eastAsia="Arial" w:hAnsi="Arial"/>
@@ -4436,7 +4436,7 @@
             <w:pPr>
               <w:spacing w:after="20" w:before="0"/>
             </w:pPr>
-            <w:hyperlink w:history="1" r:id="rIdoi5u7mnz1el1-_hrfldxj">
+            <w:hyperlink w:history="1" r:id="rId22qtxlppiby8nlqrr2n4-">
               <w:r>
                 <w:rPr>
                   <w:rFonts w:ascii="Arial" w:cs="Arial" w:eastAsia="Arial" w:hAnsi="Arial"/>
@@ -4469,7 +4469,7 @@
               <w:spacing w:after="10" w:before="0"/>
               <w:ind w:left="120"/>
             </w:pPr>
-            <w:hyperlink w:history="1" r:id="rId7d-g3qqm05psou2nsjzkt">
+            <w:hyperlink w:history="1" r:id="rIdhoixxqu_zuthqa-zoffs6">
               <w:r>
                 <w:rPr>
                   <w:rFonts w:ascii="Arial" w:cs="Arial" w:eastAsia="Arial" w:hAnsi="Arial"/>
@@ -4664,7 +4664,7 @@
             <w:pPr>
               <w:spacing w:after="20" w:before="0"/>
             </w:pPr>
-            <w:hyperlink w:history="1" r:id="rIdqxq0qrut3y6n5s_9pxymz">
+            <w:hyperlink w:history="1" r:id="rIdkv01asewdsi12nnixncqo">
               <w:r>
                 <w:rPr>
                   <w:rFonts w:ascii="Arial" w:cs="Arial" w:eastAsia="Arial" w:hAnsi="Arial"/>
@@ -4697,7 +4697,7 @@
               <w:spacing w:after="10" w:before="0"/>
               <w:ind w:left="120"/>
             </w:pPr>
-            <w:hyperlink w:history="1" r:id="rIdnuapnsw3nfsihr-5lrrub">
+            <w:hyperlink w:history="1" r:id="rIdqtjg24mplf-jz17t_ilgp">
               <w:r>
                 <w:rPr>
                   <w:rFonts w:ascii="Arial" w:cs="Arial" w:eastAsia="Arial" w:hAnsi="Arial"/>
@@ -4742,7 +4742,7 @@
             <w:pPr>
               <w:spacing w:after="20" w:before="0"/>
             </w:pPr>
-            <w:hyperlink w:history="1" r:id="rIdaqfhdw5o0e50j6jhl4bcs">
+            <w:hyperlink w:history="1" r:id="rIdytzy7ryx9gomnikcmmixg">
               <w:r>
                 <w:rPr>
                   <w:rFonts w:ascii="Arial" w:cs="Arial" w:eastAsia="Arial" w:hAnsi="Arial"/>
@@ -4775,7 +4775,7 @@
               <w:spacing w:after="10" w:before="0"/>
               <w:ind w:left="120"/>
             </w:pPr>
-            <w:hyperlink w:history="1" r:id="rIdc4dsfpsiyow3e4enpc6xg">
+            <w:hyperlink w:history="1" r:id="rId2s-eqzwoxh6gbskouy6zp">
               <w:r>
                 <w:rPr>
                   <w:rFonts w:ascii="Arial" w:cs="Arial" w:eastAsia="Arial" w:hAnsi="Arial"/>
@@ -5287,7 +5287,7 @@
         </w:rPr>
         <w:t xml:space="preserve">© 2026 SeaVuria and ARES. Aligned with KICD objectives. Developed by SeaVuria; technical implementation by ARES (with AI assistance from Claude). Licensed under </w:t>
       </w:r>
-      <w:hyperlink w:history="1" r:id="rIdfdq5tcwk9r9xp192yab3m">
+      <w:hyperlink w:history="1" r:id="rId01jfp4qjbhugg6vwqvziy">
         <w:r>
           <w:rPr>
             <w:rFonts w:ascii="Arial" w:cs="Arial" w:eastAsia="Arial" w:hAnsi="Arial"/>
@@ -5308,7 +5308,7 @@
         </w:rPr>
         <w:t xml:space="preserve"> (</w:t>
       </w:r>
-      <w:hyperlink w:history="1" r:id="rIdu79f2_wvjabue7pbllfk1">
+      <w:hyperlink w:history="1" r:id="rIdri0y953dlgm4ux0ugovqg">
         <w:r>
           <w:rPr>
             <w:rFonts w:ascii="Arial" w:cs="Arial" w:eastAsia="Arial" w:hAnsi="Arial"/>
@@ -6338,7 +6338,7 @@
               <w:spacing w:after="10" w:before="0"/>
               <w:ind w:left="120"/>
             </w:pPr>
-            <w:hyperlink w:history="1" r:id="rId4vmbhmjin9n-ikk1wjnqh">
+            <w:hyperlink w:history="1" r:id="rIdelbbacoysvocsmsi-jwz9">
               <w:r>
                 <w:rPr>
                   <w:rFonts w:ascii="Arial" w:cs="Arial" w:eastAsia="Arial" w:hAnsi="Arial"/>
@@ -6398,7 +6398,7 @@
             <w:pPr>
               <w:spacing w:after="20" w:before="0"/>
             </w:pPr>
-            <w:hyperlink w:history="1" r:id="rIdfgiwnoaadesric0i1ntoe">
+            <w:hyperlink w:history="1" r:id="rIdqmgd3oet8emrqb8lj8cms">
               <w:r>
                 <w:rPr>
                   <w:rFonts w:ascii="Arial" w:cs="Arial" w:eastAsia="Arial" w:hAnsi="Arial"/>
@@ -6431,7 +6431,7 @@
               <w:spacing w:after="10" w:before="0"/>
               <w:ind w:left="120"/>
             </w:pPr>
-            <w:hyperlink w:history="1" r:id="rId7dfmuwpnbevx9jv8d5a_i">
+            <w:hyperlink w:history="1" r:id="rId98ye81bmwb9bc3hgruv3g">
               <w:r>
                 <w:rPr>
                   <w:rFonts w:ascii="Arial" w:cs="Arial" w:eastAsia="Arial" w:hAnsi="Arial"/>
@@ -6643,7 +6643,7 @@
               <w:spacing w:after="10" w:before="0"/>
               <w:ind w:left="120"/>
             </w:pPr>
-            <w:hyperlink w:history="1" r:id="rIdkhvvz0zygorgpp2l1xgya">
+            <w:hyperlink w:history="1" r:id="rIdf_j1fetazge5-tnuaw-cy">
               <w:r>
                 <w:rPr>
                   <w:rFonts w:ascii="Arial" w:cs="Arial" w:eastAsia="Arial" w:hAnsi="Arial"/>
@@ -6703,7 +6703,7 @@
             <w:pPr>
               <w:spacing w:after="20" w:before="0"/>
             </w:pPr>
-            <w:hyperlink w:history="1" r:id="rIdx4cjtcurnwmwydqcxvnwj">
+            <w:hyperlink w:history="1" r:id="rIdmvgxlm4w7hwj3wg4eviks">
               <w:r>
                 <w:rPr>
                   <w:rFonts w:ascii="Arial" w:cs="Arial" w:eastAsia="Arial" w:hAnsi="Arial"/>
@@ -6736,7 +6736,7 @@
               <w:spacing w:after="10" w:before="0"/>
               <w:ind w:left="120"/>
             </w:pPr>
-            <w:hyperlink w:history="1" r:id="rIddg_lzwh0duv7m1-ztgalb">
+            <w:hyperlink w:history="1" r:id="rId5u_j8-vd-x-d7dulgkeqk">
               <w:r>
                 <w:rPr>
                   <w:rFonts w:ascii="Arial" w:cs="Arial" w:eastAsia="Arial" w:hAnsi="Arial"/>
@@ -6948,7 +6948,7 @@
               <w:spacing w:after="10" w:before="0"/>
               <w:ind w:left="120"/>
             </w:pPr>
-            <w:hyperlink w:history="1" r:id="rIddz4clb7da9tzi3qydskdj">
+            <w:hyperlink w:history="1" r:id="rIdxfi2ofg_rehmhnsvtblkt">
               <w:r>
                 <w:rPr>
                   <w:rFonts w:ascii="Arial" w:cs="Arial" w:eastAsia="Arial" w:hAnsi="Arial"/>
@@ -7008,7 +7008,7 @@
             <w:pPr>
               <w:spacing w:after="20" w:before="0"/>
             </w:pPr>
-            <w:hyperlink w:history="1" r:id="rIdkgfaadg1n1mx8pff72eot">
+            <w:hyperlink w:history="1" r:id="rIdzp0bsl4l8a_mucnydwedd">
               <w:r>
                 <w:rPr>
                   <w:rFonts w:ascii="Arial" w:cs="Arial" w:eastAsia="Arial" w:hAnsi="Arial"/>
@@ -7041,7 +7041,7 @@
               <w:spacing w:after="10" w:before="0"/>
               <w:ind w:left="120"/>
             </w:pPr>
-            <w:hyperlink w:history="1" r:id="rIdlwuaqdmi7ieu1diyep8mv">
+            <w:hyperlink w:history="1" r:id="rIdwsvole3rdnhy3q9r0iq6c">
               <w:r>
                 <w:rPr>
                   <w:rFonts w:ascii="Arial" w:cs="Arial" w:eastAsia="Arial" w:hAnsi="Arial"/>
@@ -7253,7 +7253,7 @@
               <w:spacing w:after="10" w:before="0"/>
               <w:ind w:left="120"/>
             </w:pPr>
-            <w:hyperlink w:history="1" r:id="rIdi2vtxfwmexhnwmhyh9pvb">
+            <w:hyperlink w:history="1" r:id="rId2bxpzajfzp7lf0mk7mhxa">
               <w:r>
                 <w:rPr>
                   <w:rFonts w:ascii="Arial" w:cs="Arial" w:eastAsia="Arial" w:hAnsi="Arial"/>
@@ -7313,7 +7313,7 @@
             <w:pPr>
               <w:spacing w:after="20" w:before="0"/>
             </w:pPr>
-            <w:hyperlink w:history="1" r:id="rIdlcdmdmciqt4xfduj7_cwc">
+            <w:hyperlink w:history="1" r:id="rIddjuzlzr6bs9z1gvwptu9y">
               <w:r>
                 <w:rPr>
                   <w:rFonts w:ascii="Arial" w:cs="Arial" w:eastAsia="Arial" w:hAnsi="Arial"/>
@@ -7346,7 +7346,7 @@
               <w:spacing w:after="10" w:before="0"/>
               <w:ind w:left="120"/>
             </w:pPr>
-            <w:hyperlink w:history="1" r:id="rIdvphd0gccqjf2hp10xycwn">
+            <w:hyperlink w:history="1" r:id="rId6gr5eycrfyro8xtimvnbg">
               <w:r>
                 <w:rPr>
                   <w:rFonts w:ascii="Arial" w:cs="Arial" w:eastAsia="Arial" w:hAnsi="Arial"/>
@@ -7558,7 +7558,7 @@
               <w:spacing w:after="10" w:before="0"/>
               <w:ind w:left="120"/>
             </w:pPr>
-            <w:hyperlink w:history="1" r:id="rIds6hgq2pde57dv1if9phz9">
+            <w:hyperlink w:history="1" r:id="rIdqqir4pqy_4zzc6uhvmhou">
               <w:r>
                 <w:rPr>
                   <w:rFonts w:ascii="Arial" w:cs="Arial" w:eastAsia="Arial" w:hAnsi="Arial"/>
@@ -7618,7 +7618,7 @@
             <w:pPr>
               <w:spacing w:after="20" w:before="0"/>
             </w:pPr>
-            <w:hyperlink w:history="1" r:id="rIdrdqyuixm1hecufpzo6gfm">
+            <w:hyperlink w:history="1" r:id="rIde7zf-0j2tamhdtg7cfw_c">
               <w:r>
                 <w:rPr>
                   <w:rFonts w:ascii="Arial" w:cs="Arial" w:eastAsia="Arial" w:hAnsi="Arial"/>
@@ -7651,7 +7651,7 @@
               <w:spacing w:after="10" w:before="0"/>
               <w:ind w:left="120"/>
             </w:pPr>
-            <w:hyperlink w:history="1" r:id="rId3lm8qwdru507h7twqbhpw">
+            <w:hyperlink w:history="1" r:id="rId04vqcc-tampa0rxoo0se1">
               <w:r>
                 <w:rPr>
                   <w:rFonts w:ascii="Arial" w:cs="Arial" w:eastAsia="Arial" w:hAnsi="Arial"/>
@@ -8163,7 +8163,7 @@
         </w:rPr>
         <w:t xml:space="preserve">© 2026 SeaVuria and ARES. Aligned with KICD objectives. Developed by SeaVuria; technical implementation by ARES (with AI assistance from Claude). Licensed under </w:t>
       </w:r>
-      <w:hyperlink w:history="1" r:id="rIdeh4-tho91y4z_5xtbohlp">
+      <w:hyperlink w:history="1" r:id="rId6wok4ugrce7l4gmoef7_p">
         <w:r>
           <w:rPr>
             <w:rFonts w:ascii="Arial" w:cs="Arial" w:eastAsia="Arial" w:hAnsi="Arial"/>
@@ -8184,7 +8184,7 @@
         </w:rPr>
         <w:t xml:space="preserve"> (</w:t>
       </w:r>
-      <w:hyperlink w:history="1" r:id="rIdtlks7daxrtqjmgdtl6glp">
+      <w:hyperlink w:history="1" r:id="rIdxfqbmquygaf-3nk5vqjfy">
         <w:r>
           <w:rPr>
             <w:rFonts w:ascii="Arial" w:cs="Arial" w:eastAsia="Arial" w:hAnsi="Arial"/>
@@ -9197,7 +9197,7 @@
             <w:pPr>
               <w:spacing w:after="20" w:before="0"/>
             </w:pPr>
-            <w:hyperlink w:history="1" r:id="rIdndvbft8oxnthsczqluvhq">
+            <w:hyperlink w:history="1" r:id="rIdfqzgig8wrjvu-3k5aat_p">
               <w:r>
                 <w:rPr>
                   <w:rFonts w:ascii="Arial" w:cs="Arial" w:eastAsia="Arial" w:hAnsi="Arial"/>
@@ -9230,7 +9230,7 @@
               <w:spacing w:after="10" w:before="0"/>
               <w:ind w:left="120"/>
             </w:pPr>
-            <w:hyperlink w:history="1" r:id="rIdyv3ik_tsufndduh3yhqiq">
+            <w:hyperlink w:history="1" r:id="rIdzaobrnnejrratjxsofmje">
               <w:r>
                 <w:rPr>
                   <w:rFonts w:ascii="Arial" w:cs="Arial" w:eastAsia="Arial" w:hAnsi="Arial"/>
@@ -9275,7 +9275,7 @@
             <w:pPr>
               <w:spacing w:after="20" w:before="0"/>
             </w:pPr>
-            <w:hyperlink w:history="1" r:id="rIdms-tzovfuz2fiqahmwlyx">
+            <w:hyperlink w:history="1" r:id="rIdaaxhlflnzraz1xbpfgsuo">
               <w:r>
                 <w:rPr>
                   <w:rFonts w:ascii="Arial" w:cs="Arial" w:eastAsia="Arial" w:hAnsi="Arial"/>
@@ -9308,7 +9308,7 @@
               <w:spacing w:after="10" w:before="0"/>
               <w:ind w:left="120"/>
             </w:pPr>
-            <w:hyperlink w:history="1" r:id="rIdg8etnlsmt7usxscgvnmgt">
+            <w:hyperlink w:history="1" r:id="rIdjfphbom6rep6saxhdb-aw">
               <w:r>
                 <w:rPr>
                   <w:rFonts w:ascii="Arial" w:cs="Arial" w:eastAsia="Arial" w:hAnsi="Arial"/>
@@ -9503,7 +9503,7 @@
             <w:pPr>
               <w:spacing w:after="20" w:before="0"/>
             </w:pPr>
-            <w:hyperlink w:history="1" r:id="rIdws6pdrzveqreywpaxmzpq">
+            <w:hyperlink w:history="1" r:id="rIdxb8jqdt8ik_wdtcvvmrjr">
               <w:r>
                 <w:rPr>
                   <w:rFonts w:ascii="Arial" w:cs="Arial" w:eastAsia="Arial" w:hAnsi="Arial"/>
@@ -9536,7 +9536,7 @@
               <w:spacing w:after="10" w:before="0"/>
               <w:ind w:left="120"/>
             </w:pPr>
-            <w:hyperlink w:history="1" r:id="rIdkw-864dbzda49aa1wkpsi">
+            <w:hyperlink w:history="1" r:id="rId-we19-0u0h71lpsasgzek">
               <w:r>
                 <w:rPr>
                   <w:rFonts w:ascii="Arial" w:cs="Arial" w:eastAsia="Arial" w:hAnsi="Arial"/>
@@ -9581,7 +9581,7 @@
             <w:pPr>
               <w:spacing w:after="20" w:before="0"/>
             </w:pPr>
-            <w:hyperlink w:history="1" r:id="rIda5ynhgtyvheyhsn41rxk7">
+            <w:hyperlink w:history="1" r:id="rIdnm_vmlud5reocl4kjf-to">
               <w:r>
                 <w:rPr>
                   <w:rFonts w:ascii="Arial" w:cs="Arial" w:eastAsia="Arial" w:hAnsi="Arial"/>
@@ -9614,7 +9614,7 @@
               <w:spacing w:after="10" w:before="0"/>
               <w:ind w:left="120"/>
             </w:pPr>
-            <w:hyperlink w:history="1" r:id="rIdekpqin4e-7lolrhjjdpbz">
+            <w:hyperlink w:history="1" r:id="rId0sgmo_nwxbsl7q0xmoi7v">
               <w:r>
                 <w:rPr>
                   <w:rFonts w:ascii="Arial" w:cs="Arial" w:eastAsia="Arial" w:hAnsi="Arial"/>
@@ -9809,7 +9809,7 @@
             <w:pPr>
               <w:spacing w:after="20" w:before="0"/>
             </w:pPr>
-            <w:hyperlink w:history="1" r:id="rIdtabie_rboyn3djpchm2lr">
+            <w:hyperlink w:history="1" r:id="rIdcxygpujumwehinccbcdd7">
               <w:r>
                 <w:rPr>
                   <w:rFonts w:ascii="Arial" w:cs="Arial" w:eastAsia="Arial" w:hAnsi="Arial"/>
@@ -9842,7 +9842,7 @@
               <w:spacing w:after="10" w:before="0"/>
               <w:ind w:left="120"/>
             </w:pPr>
-            <w:hyperlink w:history="1" r:id="rIdwwjjivayrckw4rusyfvfp">
+            <w:hyperlink w:history="1" r:id="rIdfpw2ykqfbsugigylv9bgm">
               <w:r>
                 <w:rPr>
                   <w:rFonts w:ascii="Arial" w:cs="Arial" w:eastAsia="Arial" w:hAnsi="Arial"/>
@@ -9887,7 +9887,7 @@
             <w:pPr>
               <w:spacing w:after="20" w:before="0"/>
             </w:pPr>
-            <w:hyperlink w:history="1" r:id="rIdzlyr3nsf8cngyh3r920go">
+            <w:hyperlink w:history="1" r:id="rIdoylhar7_pdcnyf49m-x3r">
               <w:r>
                 <w:rPr>
                   <w:rFonts w:ascii="Arial" w:cs="Arial" w:eastAsia="Arial" w:hAnsi="Arial"/>
@@ -9920,7 +9920,7 @@
               <w:spacing w:after="10" w:before="0"/>
               <w:ind w:left="120"/>
             </w:pPr>
-            <w:hyperlink w:history="1" r:id="rIdwzglkinzixj_88hgu6kiw">
+            <w:hyperlink w:history="1" r:id="rIdgce9xmw5rz2uem7jvc7rq">
               <w:r>
                 <w:rPr>
                   <w:rFonts w:ascii="Arial" w:cs="Arial" w:eastAsia="Arial" w:hAnsi="Arial"/>
@@ -10115,7 +10115,7 @@
             <w:pPr>
               <w:spacing w:after="20" w:before="0"/>
             </w:pPr>
-            <w:hyperlink w:history="1" r:id="rIdscvkd2uowmjkcwhhycoos">
+            <w:hyperlink w:history="1" r:id="rIdwsmpl8ikipdnxmoag6nrd">
               <w:r>
                 <w:rPr>
                   <w:rFonts w:ascii="Arial" w:cs="Arial" w:eastAsia="Arial" w:hAnsi="Arial"/>
@@ -10148,7 +10148,7 @@
               <w:spacing w:after="10" w:before="0"/>
               <w:ind w:left="120"/>
             </w:pPr>
-            <w:hyperlink w:history="1" r:id="rIdoqsxapv6ntzsjowvcvidy">
+            <w:hyperlink w:history="1" r:id="rIdgzgmc8wtbtwhvb77xahc3">
               <w:r>
                 <w:rPr>
                   <w:rFonts w:ascii="Arial" w:cs="Arial" w:eastAsia="Arial" w:hAnsi="Arial"/>
@@ -10193,7 +10193,7 @@
             <w:pPr>
               <w:spacing w:after="20" w:before="0"/>
             </w:pPr>
-            <w:hyperlink w:history="1" r:id="rIdczi51rfaonijhkjp63rcj">
+            <w:hyperlink w:history="1" r:id="rIdruiwuyfhsofe41xj44_tw">
               <w:r>
                 <w:rPr>
                   <w:rFonts w:ascii="Arial" w:cs="Arial" w:eastAsia="Arial" w:hAnsi="Arial"/>
@@ -10226,7 +10226,7 @@
               <w:spacing w:after="10" w:before="0"/>
               <w:ind w:left="120"/>
             </w:pPr>
-            <w:hyperlink w:history="1" r:id="rIds9s9pl4rjpf_f0nfoezlx">
+            <w:hyperlink w:history="1" r:id="rIdf4383ft4ccbtqunbysk6h">
               <w:r>
                 <w:rPr>
                   <w:rFonts w:ascii="Arial" w:cs="Arial" w:eastAsia="Arial" w:hAnsi="Arial"/>
@@ -10421,7 +10421,7 @@
             <w:pPr>
               <w:spacing w:after="20" w:before="0"/>
             </w:pPr>
-            <w:hyperlink w:history="1" r:id="rId2x8fksrwhhelgam5rcaxy">
+            <w:hyperlink w:history="1" r:id="rIduga-ynk4t8syr-cmp9lbe">
               <w:r>
                 <w:rPr>
                   <w:rFonts w:ascii="Arial" w:cs="Arial" w:eastAsia="Arial" w:hAnsi="Arial"/>
@@ -10454,7 +10454,7 @@
               <w:spacing w:after="10" w:before="0"/>
               <w:ind w:left="120"/>
             </w:pPr>
-            <w:hyperlink w:history="1" r:id="rIdszckzxr1hzoub5hjpgs7q">
+            <w:hyperlink w:history="1" r:id="rIdzo6ttr7e_prh0-vqupojl">
               <w:r>
                 <w:rPr>
                   <w:rFonts w:ascii="Arial" w:cs="Arial" w:eastAsia="Arial" w:hAnsi="Arial"/>
@@ -10499,7 +10499,7 @@
             <w:pPr>
               <w:spacing w:after="20" w:before="0"/>
             </w:pPr>
-            <w:hyperlink w:history="1" r:id="rId_solzqzoowvonfeah7j9u">
+            <w:hyperlink w:history="1" r:id="rIdoal9xpoda0dff4kdrxpdt">
               <w:r>
                 <w:rPr>
                   <w:rFonts w:ascii="Arial" w:cs="Arial" w:eastAsia="Arial" w:hAnsi="Arial"/>
@@ -10532,7 +10532,7 @@
               <w:spacing w:after="10" w:before="0"/>
               <w:ind w:left="120"/>
             </w:pPr>
-            <w:hyperlink w:history="1" r:id="rIdps1zgbr2exwiuozwbcbh_">
+            <w:hyperlink w:history="1" r:id="rId2qzbqgrixxp5trmszpqir">
               <w:r>
                 <w:rPr>
                   <w:rFonts w:ascii="Arial" w:cs="Arial" w:eastAsia="Arial" w:hAnsi="Arial"/>
@@ -11044,7 +11044,7 @@
         </w:rPr>
         <w:t xml:space="preserve">© 2026 SeaVuria and ARES. Aligned with KICD objectives. Developed by SeaVuria; technical implementation by ARES (with AI assistance from Claude). Licensed under </w:t>
       </w:r>
-      <w:hyperlink w:history="1" r:id="rIdop1gs1gzdawkredy0eoqh">
+      <w:hyperlink w:history="1" r:id="rIdwfjhzpcq5ljjd2ca5efch">
         <w:r>
           <w:rPr>
             <w:rFonts w:ascii="Arial" w:cs="Arial" w:eastAsia="Arial" w:hAnsi="Arial"/>
@@ -11065,7 +11065,7 @@
         </w:rPr>
         <w:t xml:space="preserve"> (</w:t>
       </w:r>
-      <w:hyperlink w:history="1" r:id="rIdbpi_v1azdtkqindu99x9n">
+      <w:hyperlink w:history="1" r:id="rId1j393exge0akapza5nhfn">
         <w:r>
           <w:rPr>
             <w:rFonts w:ascii="Arial" w:cs="Arial" w:eastAsia="Arial" w:hAnsi="Arial"/>
@@ -12078,7 +12078,7 @@
             <w:pPr>
               <w:spacing w:after="20" w:before="0"/>
             </w:pPr>
-            <w:hyperlink w:history="1" r:id="rIdmm7ekzi0gibw81cwdlw_a">
+            <w:hyperlink w:history="1" r:id="rIdl6eqigbifkm1fx4rv1oja">
               <w:r>
                 <w:rPr>
                   <w:rFonts w:ascii="Arial" w:cs="Arial" w:eastAsia="Arial" w:hAnsi="Arial"/>
@@ -12111,7 +12111,7 @@
               <w:spacing w:after="10" w:before="0"/>
               <w:ind w:left="120"/>
             </w:pPr>
-            <w:hyperlink w:history="1" r:id="rIdw6kggevxouwhazm4vwyqr">
+            <w:hyperlink w:history="1" r:id="rIdfssyv8ooqmfvk4l_xtcg4">
               <w:r>
                 <w:rPr>
                   <w:rFonts w:ascii="Arial" w:cs="Arial" w:eastAsia="Arial" w:hAnsi="Arial"/>
@@ -12156,7 +12156,7 @@
             <w:pPr>
               <w:spacing w:after="20" w:before="0"/>
             </w:pPr>
-            <w:hyperlink w:history="1" r:id="rIdtafj-cnincnrb-uewaisl">
+            <w:hyperlink w:history="1" r:id="rIdei3kg_7v3soxtxism6gyo">
               <w:r>
                 <w:rPr>
                   <w:rFonts w:ascii="Arial" w:cs="Arial" w:eastAsia="Arial" w:hAnsi="Arial"/>
@@ -12189,7 +12189,7 @@
               <w:spacing w:after="10" w:before="0"/>
               <w:ind w:left="120"/>
             </w:pPr>
-            <w:hyperlink w:history="1" r:id="rIdlwmhpy9mu8ni1eoscuvnl">
+            <w:hyperlink w:history="1" r:id="rIddvl4ubrk4ktab2khlnish">
               <w:r>
                 <w:rPr>
                   <w:rFonts w:ascii="Arial" w:cs="Arial" w:eastAsia="Arial" w:hAnsi="Arial"/>
@@ -12384,7 +12384,7 @@
             <w:pPr>
               <w:spacing w:after="20" w:before="0"/>
             </w:pPr>
-            <w:hyperlink w:history="1" r:id="rIdzivv-idvrro_i3ka1ykd6">
+            <w:hyperlink w:history="1" r:id="rId3qsoygd946yphs2-mrloi">
               <w:r>
                 <w:rPr>
                   <w:rFonts w:ascii="Arial" w:cs="Arial" w:eastAsia="Arial" w:hAnsi="Arial"/>
@@ -12417,7 +12417,7 @@
               <w:spacing w:after="10" w:before="0"/>
               <w:ind w:left="120"/>
             </w:pPr>
-            <w:hyperlink w:history="1" r:id="rId8rbeoilrqjh67e2slalwp">
+            <w:hyperlink w:history="1" r:id="rId5nigdgvcidicevrgdchxr">
               <w:r>
                 <w:rPr>
                   <w:rFonts w:ascii="Arial" w:cs="Arial" w:eastAsia="Arial" w:hAnsi="Arial"/>
@@ -12462,7 +12462,7 @@
             <w:pPr>
               <w:spacing w:after="20" w:before="0"/>
             </w:pPr>
-            <w:hyperlink w:history="1" r:id="rIden6zi3fcbzc1pzeylympi">
+            <w:hyperlink w:history="1" r:id="rIdy3v2u3g1klzmkczfmzegh">
               <w:r>
                 <w:rPr>
                   <w:rFonts w:ascii="Arial" w:cs="Arial" w:eastAsia="Arial" w:hAnsi="Arial"/>
@@ -12495,7 +12495,7 @@
               <w:spacing w:after="10" w:before="0"/>
               <w:ind w:left="120"/>
             </w:pPr>
-            <w:hyperlink w:history="1" r:id="rIdecdmxfeold-cs1nvw2ejc">
+            <w:hyperlink w:history="1" r:id="rIdj-_-zcvmdj8nyknfhvsu4">
               <w:r>
                 <w:rPr>
                   <w:rFonts w:ascii="Arial" w:cs="Arial" w:eastAsia="Arial" w:hAnsi="Arial"/>
@@ -12690,7 +12690,7 @@
             <w:pPr>
               <w:spacing w:after="20" w:before="0"/>
             </w:pPr>
-            <w:hyperlink w:history="1" r:id="rIddkzgg9zxnyi-ep2_6_bby">
+            <w:hyperlink w:history="1" r:id="rIdx0qmh8j-10-u1gastzlcs">
               <w:r>
                 <w:rPr>
                   <w:rFonts w:ascii="Arial" w:cs="Arial" w:eastAsia="Arial" w:hAnsi="Arial"/>
@@ -12723,7 +12723,7 @@
               <w:spacing w:after="10" w:before="0"/>
               <w:ind w:left="120"/>
             </w:pPr>
-            <w:hyperlink w:history="1" r:id="rIdk0y1hp1zhgx9lasoizf3h">
+            <w:hyperlink w:history="1" r:id="rIdwm_pgoa33gpvrhqucnzrb">
               <w:r>
                 <w:rPr>
                   <w:rFonts w:ascii="Arial" w:cs="Arial" w:eastAsia="Arial" w:hAnsi="Arial"/>
@@ -12768,7 +12768,7 @@
             <w:pPr>
               <w:spacing w:after="20" w:before="0"/>
             </w:pPr>
-            <w:hyperlink w:history="1" r:id="rIdiv2t9b_3pjmzp90idx2su">
+            <w:hyperlink w:history="1" r:id="rIdwjsuaph_m0i--gb5pvglc">
               <w:r>
                 <w:rPr>
                   <w:rFonts w:ascii="Arial" w:cs="Arial" w:eastAsia="Arial" w:hAnsi="Arial"/>
@@ -12801,7 +12801,7 @@
               <w:spacing w:after="10" w:before="0"/>
               <w:ind w:left="120"/>
             </w:pPr>
-            <w:hyperlink w:history="1" r:id="rIdiwuxu4ym82wzqw6emb7kx">
+            <w:hyperlink w:history="1" r:id="rIda9jbvad_5sofxzxfok_mb">
               <w:r>
                 <w:rPr>
                   <w:rFonts w:ascii="Arial" w:cs="Arial" w:eastAsia="Arial" w:hAnsi="Arial"/>
@@ -12996,7 +12996,7 @@
             <w:pPr>
               <w:spacing w:after="20" w:before="0"/>
             </w:pPr>
-            <w:hyperlink w:history="1" r:id="rIdhdokbwjez1ojbjfrveuq9">
+            <w:hyperlink w:history="1" r:id="rIdw9ja817ksuvhoa05fsfvi">
               <w:r>
                 <w:rPr>
                   <w:rFonts w:ascii="Arial" w:cs="Arial" w:eastAsia="Arial" w:hAnsi="Arial"/>
@@ -13029,7 +13029,7 @@
               <w:spacing w:after="10" w:before="0"/>
               <w:ind w:left="120"/>
             </w:pPr>
-            <w:hyperlink w:history="1" r:id="rIdr46qzhc0edmndf2uunjak">
+            <w:hyperlink w:history="1" r:id="rIdsorcewza3lpuvbbrb5bjh">
               <w:r>
                 <w:rPr>
                   <w:rFonts w:ascii="Arial" w:cs="Arial" w:eastAsia="Arial" w:hAnsi="Arial"/>
@@ -13074,7 +13074,7 @@
             <w:pPr>
               <w:spacing w:after="20" w:before="0"/>
             </w:pPr>
-            <w:hyperlink w:history="1" r:id="rIdykw7e_g7ylm_-jom0t7ov">
+            <w:hyperlink w:history="1" r:id="rIdkfuovrco39ojcfkmnd2sq">
               <w:r>
                 <w:rPr>
                   <w:rFonts w:ascii="Arial" w:cs="Arial" w:eastAsia="Arial" w:hAnsi="Arial"/>
@@ -13107,7 +13107,7 @@
               <w:spacing w:after="10" w:before="0"/>
               <w:ind w:left="120"/>
             </w:pPr>
-            <w:hyperlink w:history="1" r:id="rIdj-b1d9tqnbxgeyysbszok">
+            <w:hyperlink w:history="1" r:id="rIdintmhadg67anuyz4a271n">
               <w:r>
                 <w:rPr>
                   <w:rFonts w:ascii="Arial" w:cs="Arial" w:eastAsia="Arial" w:hAnsi="Arial"/>
@@ -13302,7 +13302,7 @@
             <w:pPr>
               <w:spacing w:after="20" w:before="0"/>
             </w:pPr>
-            <w:hyperlink w:history="1" r:id="rIdepuf0rch_06abfn-hmmqd">
+            <w:hyperlink w:history="1" r:id="rIdgld-cvdaibage5krqojaw">
               <w:r>
                 <w:rPr>
                   <w:rFonts w:ascii="Arial" w:cs="Arial" w:eastAsia="Arial" w:hAnsi="Arial"/>
@@ -13335,7 +13335,7 @@
               <w:spacing w:after="10" w:before="0"/>
               <w:ind w:left="120"/>
             </w:pPr>
-            <w:hyperlink w:history="1" r:id="rIdw4r47c2vi9zlvvw17rhit">
+            <w:hyperlink w:history="1" r:id="rIdpmitc8dfm3rs4ks35iul6">
               <w:r>
                 <w:rPr>
                   <w:rFonts w:ascii="Arial" w:cs="Arial" w:eastAsia="Arial" w:hAnsi="Arial"/>
@@ -13380,7 +13380,7 @@
             <w:pPr>
               <w:spacing w:after="20" w:before="0"/>
             </w:pPr>
-            <w:hyperlink w:history="1" r:id="rIdr9zylggviffqifbtxh1rh">
+            <w:hyperlink w:history="1" r:id="rIddw34ugbkp_nxsbfqo3zfo">
               <w:r>
                 <w:rPr>
                   <w:rFonts w:ascii="Arial" w:cs="Arial" w:eastAsia="Arial" w:hAnsi="Arial"/>
@@ -13413,7 +13413,7 @@
               <w:spacing w:after="10" w:before="0"/>
               <w:ind w:left="120"/>
             </w:pPr>
-            <w:hyperlink w:history="1" r:id="rIdlcx13xxgwbbemt5ng0z2k">
+            <w:hyperlink w:history="1" r:id="rIdybsoq2vjsu74utqw__s-v">
               <w:r>
                 <w:rPr>
                   <w:rFonts w:ascii="Arial" w:cs="Arial" w:eastAsia="Arial" w:hAnsi="Arial"/>
@@ -13925,7 +13925,7 @@
         </w:rPr>
         <w:t xml:space="preserve">© 2026 SeaVuria and ARES. Aligned with KICD objectives. Developed by SeaVuria; technical implementation by ARES (with AI assistance from Claude). Licensed under </w:t>
       </w:r>
-      <w:hyperlink w:history="1" r:id="rIdyssmgcokcgwrofe6amizm">
+      <w:hyperlink w:history="1" r:id="rIdlaidxbhcdzrp2rxlwy7_c">
         <w:r>
           <w:rPr>
             <w:rFonts w:ascii="Arial" w:cs="Arial" w:eastAsia="Arial" w:hAnsi="Arial"/>
@@ -13946,7 +13946,7 @@
         </w:rPr>
         <w:t xml:space="preserve"> (</w:t>
       </w:r>
-      <w:hyperlink w:history="1" r:id="rId_dbpm1nfmw6zylsbsnkzz">
+      <w:hyperlink w:history="1" r:id="rIdg6kr1kfmk10gsqx3ryqgj">
         <w:r>
           <w:rPr>
             <w:rFonts w:ascii="Arial" w:cs="Arial" w:eastAsia="Arial" w:hAnsi="Arial"/>
@@ -14959,7 +14959,7 @@
             <w:pPr>
               <w:spacing w:after="20" w:before="0"/>
             </w:pPr>
-            <w:hyperlink w:history="1" r:id="rIdnqu3acl9auofbion36n8-">
+            <w:hyperlink w:history="1" r:id="rId1u7bsougn71ln9sysr5vq">
               <w:r>
                 <w:rPr>
                   <w:rFonts w:ascii="Arial" w:cs="Arial" w:eastAsia="Arial" w:hAnsi="Arial"/>
@@ -14992,7 +14992,7 @@
               <w:spacing w:after="10" w:before="0"/>
               <w:ind w:left="120"/>
             </w:pPr>
-            <w:hyperlink w:history="1" r:id="rIduiec6c3ssywb6zlylveum">
+            <w:hyperlink w:history="1" r:id="rId1sqwlsgrzru-icux4iekh">
               <w:r>
                 <w:rPr>
                   <w:rFonts w:ascii="Arial" w:cs="Arial" w:eastAsia="Arial" w:hAnsi="Arial"/>
@@ -15054,7 +15054,7 @@
               <w:spacing w:after="10" w:before="0"/>
               <w:ind w:left="120"/>
             </w:pPr>
-            <w:hyperlink w:history="1" r:id="rIdqksafafnpqxut2a_udnaq">
+            <w:hyperlink w:history="1" r:id="rId1h-rz6acctnwpkl2qhe6q">
               <w:r>
                 <w:rPr>
                   <w:rFonts w:ascii="Arial" w:cs="Arial" w:eastAsia="Arial" w:hAnsi="Arial"/>
@@ -15264,7 +15264,7 @@
             <w:pPr>
               <w:spacing w:after="20" w:before="0"/>
             </w:pPr>
-            <w:hyperlink w:history="1" r:id="rIddq-dmyfs6es655wtf_fkn">
+            <w:hyperlink w:history="1" r:id="rIdyol5-rkggdi0jmjlpztvi">
               <w:r>
                 <w:rPr>
                   <w:rFonts w:ascii="Arial" w:cs="Arial" w:eastAsia="Arial" w:hAnsi="Arial"/>
@@ -15297,7 +15297,7 @@
               <w:spacing w:after="10" w:before="0"/>
               <w:ind w:left="120"/>
             </w:pPr>
-            <w:hyperlink w:history="1" r:id="rIdhrtaggrj5wfxiv0_ae9ki">
+            <w:hyperlink w:history="1" r:id="rIdr5tadwqkfdfogwmfogdvh">
               <w:r>
                 <w:rPr>
                   <w:rFonts w:ascii="Arial" w:cs="Arial" w:eastAsia="Arial" w:hAnsi="Arial"/>
@@ -15359,7 +15359,7 @@
               <w:spacing w:after="10" w:before="0"/>
               <w:ind w:left="120"/>
             </w:pPr>
-            <w:hyperlink w:history="1" r:id="rIdxkxjqrreffisoau8pgrsn">
+            <w:hyperlink w:history="1" r:id="rIdtlwzx-f7ejknxb29f4c7s">
               <w:r>
                 <w:rPr>
                   <w:rFonts w:ascii="Arial" w:cs="Arial" w:eastAsia="Arial" w:hAnsi="Arial"/>
@@ -15569,7 +15569,7 @@
             <w:pPr>
               <w:spacing w:after="20" w:before="0"/>
             </w:pPr>
-            <w:hyperlink w:history="1" r:id="rId8fs7usaxurgpo0wgbmnmw">
+            <w:hyperlink w:history="1" r:id="rIdh4h9t0vdprqdj18qx3oda">
               <w:r>
                 <w:rPr>
                   <w:rFonts w:ascii="Arial" w:cs="Arial" w:eastAsia="Arial" w:hAnsi="Arial"/>
@@ -15602,7 +15602,7 @@
               <w:spacing w:after="10" w:before="0"/>
               <w:ind w:left="120"/>
             </w:pPr>
-            <w:hyperlink w:history="1" r:id="rIdb_auhzeat1lw955b9h2f_">
+            <w:hyperlink w:history="1" r:id="rIdng07wtsphenb31floilmj">
               <w:r>
                 <w:rPr>
                   <w:rFonts w:ascii="Arial" w:cs="Arial" w:eastAsia="Arial" w:hAnsi="Arial"/>
@@ -15664,7 +15664,7 @@
               <w:spacing w:after="10" w:before="0"/>
               <w:ind w:left="120"/>
             </w:pPr>
-            <w:hyperlink w:history="1" r:id="rId2mktwbdnmladmxgw-pbhy">
+            <w:hyperlink w:history="1" r:id="rIdxhaonzgyy8imqslc9iqi9">
               <w:r>
                 <w:rPr>
                   <w:rFonts w:ascii="Arial" w:cs="Arial" w:eastAsia="Arial" w:hAnsi="Arial"/>
@@ -15874,7 +15874,7 @@
             <w:pPr>
               <w:spacing w:after="20" w:before="0"/>
             </w:pPr>
-            <w:hyperlink w:history="1" r:id="rIdnrgmgw_parx9b7j44va9o">
+            <w:hyperlink w:history="1" r:id="rIdz0qlzycttz3bdqw5dgapr">
               <w:r>
                 <w:rPr>
                   <w:rFonts w:ascii="Arial" w:cs="Arial" w:eastAsia="Arial" w:hAnsi="Arial"/>
@@ -15907,7 +15907,7 @@
               <w:spacing w:after="10" w:before="0"/>
               <w:ind w:left="120"/>
             </w:pPr>
-            <w:hyperlink w:history="1" r:id="rIdkfvjqccji5trcpepe1tlt">
+            <w:hyperlink w:history="1" r:id="rIddhfnawmdghdqxu3rwhmzv">
               <w:r>
                 <w:rPr>
                   <w:rFonts w:ascii="Arial" w:cs="Arial" w:eastAsia="Arial" w:hAnsi="Arial"/>
@@ -15969,7 +15969,7 @@
               <w:spacing w:after="10" w:before="0"/>
               <w:ind w:left="120"/>
             </w:pPr>
-            <w:hyperlink w:history="1" r:id="rIdai37j7u7dnvjai749gsjy">
+            <w:hyperlink w:history="1" r:id="rIdsabhy96-cmzckzukrd9vb">
               <w:r>
                 <w:rPr>
                   <w:rFonts w:ascii="Arial" w:cs="Arial" w:eastAsia="Arial" w:hAnsi="Arial"/>
@@ -16179,7 +16179,7 @@
             <w:pPr>
               <w:spacing w:after="20" w:before="0"/>
             </w:pPr>
-            <w:hyperlink w:history="1" r:id="rId3cw7b_qdixid8wvsewqlu">
+            <w:hyperlink w:history="1" r:id="rIdoav9amg_ln8cjkb1zatra">
               <w:r>
                 <w:rPr>
                   <w:rFonts w:ascii="Arial" w:cs="Arial" w:eastAsia="Arial" w:hAnsi="Arial"/>
@@ -16212,7 +16212,7 @@
               <w:spacing w:after="10" w:before="0"/>
               <w:ind w:left="120"/>
             </w:pPr>
-            <w:hyperlink w:history="1" r:id="rId5rp9yiq4gqfizudd4kgaq">
+            <w:hyperlink w:history="1" r:id="rId-d8odntwq0layywdcsrhn">
               <w:r>
                 <w:rPr>
                   <w:rFonts w:ascii="Arial" w:cs="Arial" w:eastAsia="Arial" w:hAnsi="Arial"/>
@@ -16274,7 +16274,7 @@
               <w:spacing w:after="10" w:before="0"/>
               <w:ind w:left="120"/>
             </w:pPr>
-            <w:hyperlink w:history="1" r:id="rIdcrgrxvbffve_m0xomo8zm">
+            <w:hyperlink w:history="1" r:id="rId-noqrpfguoegtsyhm5ssg">
               <w:r>
                 <w:rPr>
                   <w:rFonts w:ascii="Arial" w:cs="Arial" w:eastAsia="Arial" w:hAnsi="Arial"/>
@@ -16801,7 +16801,7 @@
         </w:rPr>
         <w:t xml:space="preserve">© 2026 SeaVuria and ARES. Aligned with KICD objectives. Developed by SeaVuria; technical implementation by ARES (with AI assistance from Claude). Licensed under </w:t>
       </w:r>
-      <w:hyperlink w:history="1" r:id="rIdim1jf7m0nx6issn1i--xq">
+      <w:hyperlink w:history="1" r:id="rIdyte3p2jjvk92brwmfgzx_">
         <w:r>
           <w:rPr>
             <w:rFonts w:ascii="Arial" w:cs="Arial" w:eastAsia="Arial" w:hAnsi="Arial"/>
@@ -16822,7 +16822,7 @@
         </w:rPr>
         <w:t xml:space="preserve"> (</w:t>
       </w:r>
-      <w:hyperlink w:history="1" r:id="rIdrbidxtjqu0nyuc-o-fps2">
+      <w:hyperlink w:history="1" r:id="rIdlmarpwyjdrwp2owqvzwqc">
         <w:r>
           <w:rPr>
             <w:rFonts w:ascii="Arial" w:cs="Arial" w:eastAsia="Arial" w:hAnsi="Arial"/>
@@ -17835,7 +17835,7 @@
             <w:pPr>
               <w:spacing w:after="20" w:before="0"/>
             </w:pPr>
-            <w:hyperlink w:history="1" r:id="rIdm5pq6mtcovz5gpg6npu_l">
+            <w:hyperlink w:history="1" r:id="rIdidmzhbx8_3kkwqauyspxv">
               <w:r>
                 <w:rPr>
                   <w:rFonts w:ascii="Arial" w:cs="Arial" w:eastAsia="Arial" w:hAnsi="Arial"/>
@@ -17868,7 +17868,7 @@
               <w:spacing w:after="10" w:before="0"/>
               <w:ind w:left="120"/>
             </w:pPr>
-            <w:hyperlink w:history="1" r:id="rIdxuhxgkidfvevnxbhevakn">
+            <w:hyperlink w:history="1" r:id="rIdiwjd2-0eogozsyycls_6j">
               <w:r>
                 <w:rPr>
                   <w:rFonts w:ascii="Arial" w:cs="Arial" w:eastAsia="Arial" w:hAnsi="Arial"/>
@@ -17913,7 +17913,7 @@
             <w:pPr>
               <w:spacing w:after="20" w:before="0"/>
             </w:pPr>
-            <w:hyperlink w:history="1" r:id="rIdrzv77pxxir8-svidebeu_">
+            <w:hyperlink w:history="1" r:id="rIdqv41sun_vrsuzjiwjdha0">
               <w:r>
                 <w:rPr>
                   <w:rFonts w:ascii="Arial" w:cs="Arial" w:eastAsia="Arial" w:hAnsi="Arial"/>
@@ -17946,7 +17946,7 @@
               <w:spacing w:after="10" w:before="0"/>
               <w:ind w:left="120"/>
             </w:pPr>
-            <w:hyperlink w:history="1" r:id="rIdjab0azdcbfqiupvlqhwtv">
+            <w:hyperlink w:history="1" r:id="rIdrdzi8_ccnjjfkriu4rn3t">
               <w:r>
                 <w:rPr>
                   <w:rFonts w:ascii="Arial" w:cs="Arial" w:eastAsia="Arial" w:hAnsi="Arial"/>
@@ -18141,7 +18141,7 @@
             <w:pPr>
               <w:spacing w:after="20" w:before="0"/>
             </w:pPr>
-            <w:hyperlink w:history="1" r:id="rIdpddr8xob2ls4ip8gwit23">
+            <w:hyperlink w:history="1" r:id="rId8ujedssblin1hilgha6-v">
               <w:r>
                 <w:rPr>
                   <w:rFonts w:ascii="Arial" w:cs="Arial" w:eastAsia="Arial" w:hAnsi="Arial"/>
@@ -18174,7 +18174,7 @@
               <w:spacing w:after="10" w:before="0"/>
               <w:ind w:left="120"/>
             </w:pPr>
-            <w:hyperlink w:history="1" r:id="rIdo61jx3hmuqpgfoi4nbg4x">
+            <w:hyperlink w:history="1" r:id="rIdnunqjmwfntw9ztjaqv3gs">
               <w:r>
                 <w:rPr>
                   <w:rFonts w:ascii="Arial" w:cs="Arial" w:eastAsia="Arial" w:hAnsi="Arial"/>
@@ -18219,7 +18219,7 @@
             <w:pPr>
               <w:spacing w:after="20" w:before="0"/>
             </w:pPr>
-            <w:hyperlink w:history="1" r:id="rIdceoely6ord9xyr7u-pend">
+            <w:hyperlink w:history="1" r:id="rId60wajwo6njzunsprrchkh">
               <w:r>
                 <w:rPr>
                   <w:rFonts w:ascii="Arial" w:cs="Arial" w:eastAsia="Arial" w:hAnsi="Arial"/>
@@ -18252,7 +18252,7 @@
               <w:spacing w:after="10" w:before="0"/>
               <w:ind w:left="120"/>
             </w:pPr>
-            <w:hyperlink w:history="1" r:id="rIdnqt52mijdizfryizdu_cz">
+            <w:hyperlink w:history="1" r:id="rId8qqneyuati5wxlv59sxhs">
               <w:r>
                 <w:rPr>
                   <w:rFonts w:ascii="Arial" w:cs="Arial" w:eastAsia="Arial" w:hAnsi="Arial"/>
@@ -18447,7 +18447,7 @@
             <w:pPr>
               <w:spacing w:after="20" w:before="0"/>
             </w:pPr>
-            <w:hyperlink w:history="1" r:id="rIdhfdskuax0egkt9gezpqaq">
+            <w:hyperlink w:history="1" r:id="rIdrnelqye9mxfuyp4lqrav6">
               <w:r>
                 <w:rPr>
                   <w:rFonts w:ascii="Arial" w:cs="Arial" w:eastAsia="Arial" w:hAnsi="Arial"/>
@@ -18480,7 +18480,7 @@
               <w:spacing w:after="10" w:before="0"/>
               <w:ind w:left="120"/>
             </w:pPr>
-            <w:hyperlink w:history="1" r:id="rIdnhgsbxtto_ukukhjnls7e">
+            <w:hyperlink w:history="1" r:id="rIdwbut9ivs8spf4q7eg-vuf">
               <w:r>
                 <w:rPr>
                   <w:rFonts w:ascii="Arial" w:cs="Arial" w:eastAsia="Arial" w:hAnsi="Arial"/>
@@ -18525,7 +18525,7 @@
             <w:pPr>
               <w:spacing w:after="20" w:before="0"/>
             </w:pPr>
-            <w:hyperlink w:history="1" r:id="rIdxmoux6fhb470wkrs3qkez">
+            <w:hyperlink w:history="1" r:id="rIdrmwcfco7zie7npjxdtjgv">
               <w:r>
                 <w:rPr>
                   <w:rFonts w:ascii="Arial" w:cs="Arial" w:eastAsia="Arial" w:hAnsi="Arial"/>
@@ -18558,7 +18558,7 @@
               <w:spacing w:after="10" w:before="0"/>
               <w:ind w:left="120"/>
             </w:pPr>
-            <w:hyperlink w:history="1" r:id="rId20pcatuzkg5fokv5vlt82">
+            <w:hyperlink w:history="1" r:id="rIdnl4d1z7qcmqrkymkkzeus">
               <w:r>
                 <w:rPr>
                   <w:rFonts w:ascii="Arial" w:cs="Arial" w:eastAsia="Arial" w:hAnsi="Arial"/>
@@ -18753,7 +18753,7 @@
             <w:pPr>
               <w:spacing w:after="20" w:before="0"/>
             </w:pPr>
-            <w:hyperlink w:history="1" r:id="rIdkuj8jhbgg5_rj3w7lpojp">
+            <w:hyperlink w:history="1" r:id="rId2ws6tiqmq-gz4w5lemk0l">
               <w:r>
                 <w:rPr>
                   <w:rFonts w:ascii="Arial" w:cs="Arial" w:eastAsia="Arial" w:hAnsi="Arial"/>
@@ -18786,7 +18786,7 @@
               <w:spacing w:after="10" w:before="0"/>
               <w:ind w:left="120"/>
             </w:pPr>
-            <w:hyperlink w:history="1" r:id="rIdqawomjneq4z_4jnbw6rpz">
+            <w:hyperlink w:history="1" r:id="rIdigrgszf_qgo38gn6cqf_p">
               <w:r>
                 <w:rPr>
                   <w:rFonts w:ascii="Arial" w:cs="Arial" w:eastAsia="Arial" w:hAnsi="Arial"/>
@@ -18831,7 +18831,7 @@
             <w:pPr>
               <w:spacing w:after="20" w:before="0"/>
             </w:pPr>
-            <w:hyperlink w:history="1" r:id="rIdzxcr4tlv-sqd0ab4ccr2b">
+            <w:hyperlink w:history="1" r:id="rIded4gmyrhpwxxagpjzvskh">
               <w:r>
                 <w:rPr>
                   <w:rFonts w:ascii="Arial" w:cs="Arial" w:eastAsia="Arial" w:hAnsi="Arial"/>
@@ -18864,7 +18864,7 @@
               <w:spacing w:after="10" w:before="0"/>
               <w:ind w:left="120"/>
             </w:pPr>
-            <w:hyperlink w:history="1" r:id="rId89za3erfo2ayd99zut1wp">
+            <w:hyperlink w:history="1" r:id="rIdwad4bwfig2vlrvbs95ygn">
               <w:r>
                 <w:rPr>
                   <w:rFonts w:ascii="Arial" w:cs="Arial" w:eastAsia="Arial" w:hAnsi="Arial"/>
@@ -19059,7 +19059,7 @@
             <w:pPr>
               <w:spacing w:after="20" w:before="0"/>
             </w:pPr>
-            <w:hyperlink w:history="1" r:id="rIdo3mg5fnldsprpix2wkai_">
+            <w:hyperlink w:history="1" r:id="rIdz97vorxgbdyl_a_us4f9k">
               <w:r>
                 <w:rPr>
                   <w:rFonts w:ascii="Arial" w:cs="Arial" w:eastAsia="Arial" w:hAnsi="Arial"/>
@@ -19092,7 +19092,7 @@
               <w:spacing w:after="10" w:before="0"/>
               <w:ind w:left="120"/>
             </w:pPr>
-            <w:hyperlink w:history="1" r:id="rId88nkg3j1a2q5vkefyz5uz">
+            <w:hyperlink w:history="1" r:id="rIdcoxwn4phuoahsrtvcsild">
               <w:r>
                 <w:rPr>
                   <w:rFonts w:ascii="Arial" w:cs="Arial" w:eastAsia="Arial" w:hAnsi="Arial"/>
@@ -19137,7 +19137,7 @@
             <w:pPr>
               <w:spacing w:after="20" w:before="0"/>
             </w:pPr>
-            <w:hyperlink w:history="1" r:id="rId5vzv__zmzl-uwe0dxz0g2">
+            <w:hyperlink w:history="1" r:id="rIdsledgxbwdpv_6qx8rcxu3">
               <w:r>
                 <w:rPr>
                   <w:rFonts w:ascii="Arial" w:cs="Arial" w:eastAsia="Arial" w:hAnsi="Arial"/>
@@ -19170,7 +19170,7 @@
               <w:spacing w:after="10" w:before="0"/>
               <w:ind w:left="120"/>
             </w:pPr>
-            <w:hyperlink w:history="1" r:id="rId-fvuqkux7dtr7e7gsszyd">
+            <w:hyperlink w:history="1" r:id="rIdlwjxj8fw51qogqgbhjgqf">
               <w:r>
                 <w:rPr>
                   <w:rFonts w:ascii="Arial" w:cs="Arial" w:eastAsia="Arial" w:hAnsi="Arial"/>
@@ -19682,7 +19682,7 @@
         </w:rPr>
         <w:t xml:space="preserve">© 2026 SeaVuria and ARES. Aligned with KICD objectives. Developed by SeaVuria; technical implementation by ARES (with AI assistance from Claude). Licensed under </w:t>
       </w:r>
-      <w:hyperlink w:history="1" r:id="rIdsflcqgxk7u-9odas7oed6">
+      <w:hyperlink w:history="1" r:id="rIdkprtzfyta3ped-qqpg5zw">
         <w:r>
           <w:rPr>
             <w:rFonts w:ascii="Arial" w:cs="Arial" w:eastAsia="Arial" w:hAnsi="Arial"/>
@@ -19703,7 +19703,7 @@
         </w:rPr>
         <w:t xml:space="preserve"> (</w:t>
       </w:r>
-      <w:hyperlink w:history="1" r:id="rIdlj0nw9gv3dcs54lpjvpbt">
+      <w:hyperlink w:history="1" r:id="rId9b06iyvrewiu7hoiu0pwi">
         <w:r>
           <w:rPr>
             <w:rFonts w:ascii="Arial" w:cs="Arial" w:eastAsia="Arial" w:hAnsi="Arial"/>
@@ -20733,7 +20733,7 @@
               <w:spacing w:after="10" w:before="0"/>
               <w:ind w:left="120"/>
             </w:pPr>
-            <w:hyperlink w:history="1" r:id="rIdmcoz6ckueuous6zg-unul">
+            <w:hyperlink w:history="1" r:id="rIdswta5vhl7usurkxwf4sqn">
               <w:r>
                 <w:rPr>
                   <w:rFonts w:ascii="Arial" w:cs="Arial" w:eastAsia="Arial" w:hAnsi="Arial"/>
@@ -20793,7 +20793,7 @@
             <w:pPr>
               <w:spacing w:after="20" w:before="0"/>
             </w:pPr>
-            <w:hyperlink w:history="1" r:id="rIdemjwrvymyxskw4f6b3lyb">
+            <w:hyperlink w:history="1" r:id="rIdudz2igdqrvgpoqawrja8f">
               <w:r>
                 <w:rPr>
                   <w:rFonts w:ascii="Arial" w:cs="Arial" w:eastAsia="Arial" w:hAnsi="Arial"/>
@@ -20826,7 +20826,7 @@
               <w:spacing w:after="10" w:before="0"/>
               <w:ind w:left="120"/>
             </w:pPr>
-            <w:hyperlink w:history="1" r:id="rIdlm_6se-qo92izflhvdgdx">
+            <w:hyperlink w:history="1" r:id="rIdezslczm7b2zfa6rzghu3-">
               <w:r>
                 <w:rPr>
                   <w:rFonts w:ascii="Arial" w:cs="Arial" w:eastAsia="Arial" w:hAnsi="Arial"/>
@@ -21038,7 +21038,7 @@
               <w:spacing w:after="10" w:before="0"/>
               <w:ind w:left="120"/>
             </w:pPr>
-            <w:hyperlink w:history="1" r:id="rId9ov0p18teh0mpar4ytyls">
+            <w:hyperlink w:history="1" r:id="rId5vgqc2talokagy76nevo5">
               <w:r>
                 <w:rPr>
                   <w:rFonts w:ascii="Arial" w:cs="Arial" w:eastAsia="Arial" w:hAnsi="Arial"/>
@@ -21098,7 +21098,7 @@
             <w:pPr>
               <w:spacing w:after="20" w:before="0"/>
             </w:pPr>
-            <w:hyperlink w:history="1" r:id="rIdhp6vabs4efawyzowxukoy">
+            <w:hyperlink w:history="1" r:id="rId7opt4jopxcrmczse9nvv3">
               <w:r>
                 <w:rPr>
                   <w:rFonts w:ascii="Arial" w:cs="Arial" w:eastAsia="Arial" w:hAnsi="Arial"/>
@@ -21131,7 +21131,7 @@
               <w:spacing w:after="10" w:before="0"/>
               <w:ind w:left="120"/>
             </w:pPr>
-            <w:hyperlink w:history="1" r:id="rIdodqr1wc3ptvzwmzc705ja">
+            <w:hyperlink w:history="1" r:id="rIdqvsmzf8w_-hhkdrsgty8b">
               <w:r>
                 <w:rPr>
                   <w:rFonts w:ascii="Arial" w:cs="Arial" w:eastAsia="Arial" w:hAnsi="Arial"/>
@@ -21343,7 +21343,7 @@
               <w:spacing w:after="10" w:before="0"/>
               <w:ind w:left="120"/>
             </w:pPr>
-            <w:hyperlink w:history="1" r:id="rIdqqq4aflzwhd1f-x1wrk0h">
+            <w:hyperlink w:history="1" r:id="rIdieumr3a2-i7vatlltvivd">
               <w:r>
                 <w:rPr>
                   <w:rFonts w:ascii="Arial" w:cs="Arial" w:eastAsia="Arial" w:hAnsi="Arial"/>
@@ -21403,7 +21403,7 @@
             <w:pPr>
               <w:spacing w:after="20" w:before="0"/>
             </w:pPr>
-            <w:hyperlink w:history="1" r:id="rIdkokbojivhofvfhg5qhcio">
+            <w:hyperlink w:history="1" r:id="rIdslgrjxb0gmh7kp_tudik9">
               <w:r>
                 <w:rPr>
                   <w:rFonts w:ascii="Arial" w:cs="Arial" w:eastAsia="Arial" w:hAnsi="Arial"/>
@@ -21436,7 +21436,7 @@
               <w:spacing w:after="10" w:before="0"/>
               <w:ind w:left="120"/>
             </w:pPr>
-            <w:hyperlink w:history="1" r:id="rIdww72kmoijvzq-i6yjpjbt">
+            <w:hyperlink w:history="1" r:id="rIdot3bidmcwqczzqis-ht5l">
               <w:r>
                 <w:rPr>
                   <w:rFonts w:ascii="Arial" w:cs="Arial" w:eastAsia="Arial" w:hAnsi="Arial"/>
@@ -21648,7 +21648,7 @@
               <w:spacing w:after="10" w:before="0"/>
               <w:ind w:left="120"/>
             </w:pPr>
-            <w:hyperlink w:history="1" r:id="rIdgivvftaw07mvhkmcrt6go">
+            <w:hyperlink w:history="1" r:id="rIdpz9emc0ch7lrthql2wabl">
               <w:r>
                 <w:rPr>
                   <w:rFonts w:ascii="Arial" w:cs="Arial" w:eastAsia="Arial" w:hAnsi="Arial"/>
@@ -21708,7 +21708,7 @@
             <w:pPr>
               <w:spacing w:after="20" w:before="0"/>
             </w:pPr>
-            <w:hyperlink w:history="1" r:id="rIdlskyiuopcqcheqgwmvoze">
+            <w:hyperlink w:history="1" r:id="rIdocmggsr3thdnbi6o5dchz">
               <w:r>
                 <w:rPr>
                   <w:rFonts w:ascii="Arial" w:cs="Arial" w:eastAsia="Arial" w:hAnsi="Arial"/>
@@ -21741,7 +21741,7 @@
               <w:spacing w:after="10" w:before="0"/>
               <w:ind w:left="120"/>
             </w:pPr>
-            <w:hyperlink w:history="1" r:id="rId3yre1qjmcwaoou48gvdrd">
+            <w:hyperlink w:history="1" r:id="rIdlofzo44gw7g-pqi_11jkj">
               <w:r>
                 <w:rPr>
                   <w:rFonts w:ascii="Arial" w:cs="Arial" w:eastAsia="Arial" w:hAnsi="Arial"/>
@@ -21953,7 +21953,7 @@
               <w:spacing w:after="10" w:before="0"/>
               <w:ind w:left="120"/>
             </w:pPr>
-            <w:hyperlink w:history="1" r:id="rIdcojnixq-fomx8e_cwryri">
+            <w:hyperlink w:history="1" r:id="rId4j7h2y5xv99u1mzuytttw">
               <w:r>
                 <w:rPr>
                   <w:rFonts w:ascii="Arial" w:cs="Arial" w:eastAsia="Arial" w:hAnsi="Arial"/>
@@ -22013,7 +22013,7 @@
             <w:pPr>
               <w:spacing w:after="20" w:before="0"/>
             </w:pPr>
-            <w:hyperlink w:history="1" r:id="rId7poctef-pbbdbaiobbz9e">
+            <w:hyperlink w:history="1" r:id="rIdyob_h6zdm_3u1lmckraeh">
               <w:r>
                 <w:rPr>
                   <w:rFonts w:ascii="Arial" w:cs="Arial" w:eastAsia="Arial" w:hAnsi="Arial"/>
@@ -22046,7 +22046,7 @@
               <w:spacing w:after="10" w:before="0"/>
               <w:ind w:left="120"/>
             </w:pPr>
-            <w:hyperlink w:history="1" r:id="rIdkx7jpnrw-f0arxrm65liw">
+            <w:hyperlink w:history="1" r:id="rId4zv_uawmcbmj6b0l1rlub">
               <w:r>
                 <w:rPr>
                   <w:rFonts w:ascii="Arial" w:cs="Arial" w:eastAsia="Arial" w:hAnsi="Arial"/>
@@ -22558,7 +22558,7 @@
         </w:rPr>
         <w:t xml:space="preserve">© 2026 SeaVuria and ARES. Aligned with KICD objectives. Developed by SeaVuria; technical implementation by ARES (with AI assistance from Claude). Licensed under </w:t>
       </w:r>
-      <w:hyperlink w:history="1" r:id="rIdt8ohyxh5batgdcuj1yrq3">
+      <w:hyperlink w:history="1" r:id="rIdrr7voivuz0byuliswzx4p">
         <w:r>
           <w:rPr>
             <w:rFonts w:ascii="Arial" w:cs="Arial" w:eastAsia="Arial" w:hAnsi="Arial"/>
@@ -22579,7 +22579,7 @@
         </w:rPr>
         <w:t xml:space="preserve"> (</w:t>
       </w:r>
-      <w:hyperlink w:history="1" r:id="rIdvjet0050h61ruhy60xbn0">
+      <w:hyperlink w:history="1" r:id="rIdatudlhxjki11loyy9ikoj">
         <w:r>
           <w:rPr>
             <w:rFonts w:ascii="Arial" w:cs="Arial" w:eastAsia="Arial" w:hAnsi="Arial"/>
@@ -23592,7 +23592,7 @@
             <w:pPr>
               <w:spacing w:after="20" w:before="0"/>
             </w:pPr>
-            <w:hyperlink w:history="1" r:id="rId3g1bu00cthn8abdvqanmg">
+            <w:hyperlink w:history="1" r:id="rIdtocqwqxe5rwfmhenkcgb3">
               <w:r>
                 <w:rPr>
                   <w:rFonts w:ascii="Arial" w:cs="Arial" w:eastAsia="Arial" w:hAnsi="Arial"/>
@@ -23625,7 +23625,7 @@
               <w:spacing w:after="10" w:before="0"/>
               <w:ind w:left="120"/>
             </w:pPr>
-            <w:hyperlink w:history="1" r:id="rIdultrpkmbrszb3arkkjunv">
+            <w:hyperlink w:history="1" r:id="rIdoshjrnfsswjy5ixlc4uqv">
               <w:r>
                 <w:rPr>
                   <w:rFonts w:ascii="Arial" w:cs="Arial" w:eastAsia="Arial" w:hAnsi="Arial"/>
@@ -23670,7 +23670,7 @@
             <w:pPr>
               <w:spacing w:after="20" w:before="0"/>
             </w:pPr>
-            <w:hyperlink w:history="1" r:id="rIdycpl9k8vw9ae2j5banlmr">
+            <w:hyperlink w:history="1" r:id="rIdx0ygdlefkhli9yg5vfzpt">
               <w:r>
                 <w:rPr>
                   <w:rFonts w:ascii="Arial" w:cs="Arial" w:eastAsia="Arial" w:hAnsi="Arial"/>
@@ -23703,7 +23703,7 @@
               <w:spacing w:after="10" w:before="0"/>
               <w:ind w:left="120"/>
             </w:pPr>
-            <w:hyperlink w:history="1" r:id="rIdifa3t6ito6jhuhato5j5n">
+            <w:hyperlink w:history="1" r:id="rIdctgx44vba3uzmu4w1ilm-">
               <w:r>
                 <w:rPr>
                   <w:rFonts w:ascii="Arial" w:cs="Arial" w:eastAsia="Arial" w:hAnsi="Arial"/>
@@ -23898,7 +23898,7 @@
             <w:pPr>
               <w:spacing w:after="20" w:before="0"/>
             </w:pPr>
-            <w:hyperlink w:history="1" r:id="rIdmynruq2bjm52tar5zp2b4">
+            <w:hyperlink w:history="1" r:id="rIdk77tn2wbu1bjrhyxarsil">
               <w:r>
                 <w:rPr>
                   <w:rFonts w:ascii="Arial" w:cs="Arial" w:eastAsia="Arial" w:hAnsi="Arial"/>
@@ -23931,7 +23931,7 @@
               <w:spacing w:after="10" w:before="0"/>
               <w:ind w:left="120"/>
             </w:pPr>
-            <w:hyperlink w:history="1" r:id="rIdugcyyoek_mjjvwlmhrplm">
+            <w:hyperlink w:history="1" r:id="rId5kuk8fowyza_d1bpg0j1p">
               <w:r>
                 <w:rPr>
                   <w:rFonts w:ascii="Arial" w:cs="Arial" w:eastAsia="Arial" w:hAnsi="Arial"/>
@@ -23976,7 +23976,7 @@
             <w:pPr>
               <w:spacing w:after="20" w:before="0"/>
             </w:pPr>
-            <w:hyperlink w:history="1" r:id="rIdtaw0zshykosmwezevjn-c">
+            <w:hyperlink w:history="1" r:id="rIdne2fe0mf_u6odrcbjfjyp">
               <w:r>
                 <w:rPr>
                   <w:rFonts w:ascii="Arial" w:cs="Arial" w:eastAsia="Arial" w:hAnsi="Arial"/>
@@ -24009,7 +24009,7 @@
               <w:spacing w:after="10" w:before="0"/>
               <w:ind w:left="120"/>
             </w:pPr>
-            <w:hyperlink w:history="1" r:id="rIdbgrvbrzlewt4lymscka-q">
+            <w:hyperlink w:history="1" r:id="rIdv7_tfj82fmv7hvv_xj_r9">
               <w:r>
                 <w:rPr>
                   <w:rFonts w:ascii="Arial" w:cs="Arial" w:eastAsia="Arial" w:hAnsi="Arial"/>
@@ -24204,7 +24204,7 @@
             <w:pPr>
               <w:spacing w:after="20" w:before="0"/>
             </w:pPr>
-            <w:hyperlink w:history="1" r:id="rIdyoyzhzz1a8ca7dxqyj36j">
+            <w:hyperlink w:history="1" r:id="rIdnrgmj3txg8kmaz7fy7i9_">
               <w:r>
                 <w:rPr>
                   <w:rFonts w:ascii="Arial" w:cs="Arial" w:eastAsia="Arial" w:hAnsi="Arial"/>
@@ -24237,7 +24237,7 @@
               <w:spacing w:after="10" w:before="0"/>
               <w:ind w:left="120"/>
             </w:pPr>
-            <w:hyperlink w:history="1" r:id="rId9myekauvhw_93vxqixmhp">
+            <w:hyperlink w:history="1" r:id="rIdmfmfhksvvhhtxigp4yfas">
               <w:r>
                 <w:rPr>
                   <w:rFonts w:ascii="Arial" w:cs="Arial" w:eastAsia="Arial" w:hAnsi="Arial"/>
@@ -24282,7 +24282,7 @@
             <w:pPr>
               <w:spacing w:after="20" w:before="0"/>
             </w:pPr>
-            <w:hyperlink w:history="1" r:id="rIdzo2ke_vh3xd_r9dftbict">
+            <w:hyperlink w:history="1" r:id="rIda9oewpuxf2_wsz8jcaep2">
               <w:r>
                 <w:rPr>
                   <w:rFonts w:ascii="Arial" w:cs="Arial" w:eastAsia="Arial" w:hAnsi="Arial"/>
@@ -24315,7 +24315,7 @@
               <w:spacing w:after="10" w:before="0"/>
               <w:ind w:left="120"/>
             </w:pPr>
-            <w:hyperlink w:history="1" r:id="rIdkyj69vb7ne0w-qhxogrjx">
+            <w:hyperlink w:history="1" r:id="rIdiadctua8zztgnys5mqtq1">
               <w:r>
                 <w:rPr>
                   <w:rFonts w:ascii="Arial" w:cs="Arial" w:eastAsia="Arial" w:hAnsi="Arial"/>
@@ -24510,7 +24510,7 @@
             <w:pPr>
               <w:spacing w:after="20" w:before="0"/>
             </w:pPr>
-            <w:hyperlink w:history="1" r:id="rIdikzpshocsy2oecuwb3f1v">
+            <w:hyperlink w:history="1" r:id="rIdld5j76wkr6qdr5tsalh6q">
               <w:r>
                 <w:rPr>
                   <w:rFonts w:ascii="Arial" w:cs="Arial" w:eastAsia="Arial" w:hAnsi="Arial"/>
@@ -24543,7 +24543,7 @@
               <w:spacing w:after="10" w:before="0"/>
               <w:ind w:left="120"/>
             </w:pPr>
-            <w:hyperlink w:history="1" r:id="rIdvojtaz7ijysufxh_dyxd2">
+            <w:hyperlink w:history="1" r:id="rIdrvfjajzb_f3drexpox6zu">
               <w:r>
                 <w:rPr>
                   <w:rFonts w:ascii="Arial" w:cs="Arial" w:eastAsia="Arial" w:hAnsi="Arial"/>
@@ -24588,7 +24588,7 @@
             <w:pPr>
               <w:spacing w:after="20" w:before="0"/>
             </w:pPr>
-            <w:hyperlink w:history="1" r:id="rIdiy83ufsxmagjcj6i823po">
+            <w:hyperlink w:history="1" r:id="rIdenie3tl1fekerk2vhcqc4">
               <w:r>
                 <w:rPr>
                   <w:rFonts w:ascii="Arial" w:cs="Arial" w:eastAsia="Arial" w:hAnsi="Arial"/>
@@ -24621,7 +24621,7 @@
               <w:spacing w:after="10" w:before="0"/>
               <w:ind w:left="120"/>
             </w:pPr>
-            <w:hyperlink w:history="1" r:id="rId5t7fkxvdnc3c-3j6d0298">
+            <w:hyperlink w:history="1" r:id="rIdzuf6v1rjscvayjn7hjebg">
               <w:r>
                 <w:rPr>
                   <w:rFonts w:ascii="Arial" w:cs="Arial" w:eastAsia="Arial" w:hAnsi="Arial"/>
@@ -24816,7 +24816,7 @@
             <w:pPr>
               <w:spacing w:after="20" w:before="0"/>
             </w:pPr>
-            <w:hyperlink w:history="1" r:id="rIdrsxpmlcjh6xhomqrxams8">
+            <w:hyperlink w:history="1" r:id="rIdpj1w2lqemoeczgcv10j-6">
               <w:r>
                 <w:rPr>
                   <w:rFonts w:ascii="Arial" w:cs="Arial" w:eastAsia="Arial" w:hAnsi="Arial"/>
@@ -24849,7 +24849,7 @@
               <w:spacing w:after="10" w:before="0"/>
               <w:ind w:left="120"/>
             </w:pPr>
-            <w:hyperlink w:history="1" r:id="rIdvreaogdmmb4qyoh33yhdf">
+            <w:hyperlink w:history="1" r:id="rId_uafz7jqqyayjhlnzhdfy">
               <w:r>
                 <w:rPr>
                   <w:rFonts w:ascii="Arial" w:cs="Arial" w:eastAsia="Arial" w:hAnsi="Arial"/>
@@ -24894,7 +24894,7 @@
             <w:pPr>
               <w:spacing w:after="20" w:before="0"/>
             </w:pPr>
-            <w:hyperlink w:history="1" r:id="rId4wp-may6x7qsaxpu1f_4y">
+            <w:hyperlink w:history="1" r:id="rId2uuaenfn60zqmxiiwjgcb">
               <w:r>
                 <w:rPr>
                   <w:rFonts w:ascii="Arial" w:cs="Arial" w:eastAsia="Arial" w:hAnsi="Arial"/>
@@ -24927,7 +24927,7 @@
               <w:spacing w:after="10" w:before="0"/>
               <w:ind w:left="120"/>
             </w:pPr>
-            <w:hyperlink w:history="1" r:id="rIdcyh32tm-yoocakej_63tw">
+            <w:hyperlink w:history="1" r:id="rIddsqw9qe1wcrkqb3jivw7b">
               <w:r>
                 <w:rPr>
                   <w:rFonts w:ascii="Arial" w:cs="Arial" w:eastAsia="Arial" w:hAnsi="Arial"/>
@@ -25439,7 +25439,7 @@
         </w:rPr>
         <w:t xml:space="preserve">© 2026 SeaVuria and ARES. Aligned with KICD objectives. Developed by SeaVuria; technical implementation by ARES (with AI assistance from Claude). Licensed under </w:t>
       </w:r>
-      <w:hyperlink w:history="1" r:id="rIdimtrmaf_n-oy10tab_tan">
+      <w:hyperlink w:history="1" r:id="rIdnpfv1ugp2rnhbut2ajifo">
         <w:r>
           <w:rPr>
             <w:rFonts w:ascii="Arial" w:cs="Arial" w:eastAsia="Arial" w:hAnsi="Arial"/>
@@ -25460,7 +25460,7 @@
         </w:rPr>
         <w:t xml:space="preserve"> (</w:t>
       </w:r>
-      <w:hyperlink w:history="1" r:id="rId31h2jw60j4tz31nnqnfqm">
+      <w:hyperlink w:history="1" r:id="rIdetamkwk1qjff_tpzduphj">
         <w:r>
           <w:rPr>
             <w:rFonts w:ascii="Arial" w:cs="Arial" w:eastAsia="Arial" w:hAnsi="Arial"/>
@@ -26473,7 +26473,7 @@
             <w:pPr>
               <w:spacing w:after="20" w:before="0"/>
             </w:pPr>
-            <w:hyperlink w:history="1" r:id="rIdjddtpvzqlac1b5rsgcikb">
+            <w:hyperlink w:history="1" r:id="rIdszaki8aooebby0fxwbe8o">
               <w:r>
                 <w:rPr>
                   <w:rFonts w:ascii="Arial" w:cs="Arial" w:eastAsia="Arial" w:hAnsi="Arial"/>
@@ -26506,7 +26506,7 @@
               <w:spacing w:after="10" w:before="0"/>
               <w:ind w:left="120"/>
             </w:pPr>
-            <w:hyperlink w:history="1" r:id="rIdl-l1tyjwgh894ircoq71y">
+            <w:hyperlink w:history="1" r:id="rIdpe-zmwxlydboiygnnrtrk">
               <w:r>
                 <w:rPr>
                   <w:rFonts w:ascii="Arial" w:cs="Arial" w:eastAsia="Arial" w:hAnsi="Arial"/>
@@ -26551,7 +26551,7 @@
             <w:pPr>
               <w:spacing w:after="20" w:before="0"/>
             </w:pPr>
-            <w:hyperlink w:history="1" r:id="rIdywcdeb7j4g8cz2pk6cszx">
+            <w:hyperlink w:history="1" r:id="rIdklgwvt1zc7xbaznxqiqid">
               <w:r>
                 <w:rPr>
                   <w:rFonts w:ascii="Arial" w:cs="Arial" w:eastAsia="Arial" w:hAnsi="Arial"/>
@@ -26584,7 +26584,7 @@
               <w:spacing w:after="10" w:before="0"/>
               <w:ind w:left="120"/>
             </w:pPr>
-            <w:hyperlink w:history="1" r:id="rIdldt6e5ibbe8roow6xlh44">
+            <w:hyperlink w:history="1" r:id="rIdl80ks_8yhoa8q2bu5fij4">
               <w:r>
                 <w:rPr>
                   <w:rFonts w:ascii="Arial" w:cs="Arial" w:eastAsia="Arial" w:hAnsi="Arial"/>
@@ -26779,7 +26779,7 @@
             <w:pPr>
               <w:spacing w:after="20" w:before="0"/>
             </w:pPr>
-            <w:hyperlink w:history="1" r:id="rIdei7j0hyjn8zt9ixflmusg">
+            <w:hyperlink w:history="1" r:id="rIdlsp_ttjuochabi_t3mdry">
               <w:r>
                 <w:rPr>
                   <w:rFonts w:ascii="Arial" w:cs="Arial" w:eastAsia="Arial" w:hAnsi="Arial"/>
@@ -26812,7 +26812,7 @@
               <w:spacing w:after="10" w:before="0"/>
               <w:ind w:left="120"/>
             </w:pPr>
-            <w:hyperlink w:history="1" r:id="rIda0to7tepjg_vt_i8kmnie">
+            <w:hyperlink w:history="1" r:id="rIduoehy0ib6h5ivwypvykue">
               <w:r>
                 <w:rPr>
                   <w:rFonts w:ascii="Arial" w:cs="Arial" w:eastAsia="Arial" w:hAnsi="Arial"/>
@@ -26857,7 +26857,7 @@
             <w:pPr>
               <w:spacing w:after="20" w:before="0"/>
             </w:pPr>
-            <w:hyperlink w:history="1" r:id="rIdpuikofvfnaxoal8be2bfd">
+            <w:hyperlink w:history="1" r:id="rIdjzqngyjh9py1hppg-lhre">
               <w:r>
                 <w:rPr>
                   <w:rFonts w:ascii="Arial" w:cs="Arial" w:eastAsia="Arial" w:hAnsi="Arial"/>
@@ -26890,7 +26890,7 @@
               <w:spacing w:after="10" w:before="0"/>
               <w:ind w:left="120"/>
             </w:pPr>
-            <w:hyperlink w:history="1" r:id="rIdr0atevxbh0ll0ihu6wnxt">
+            <w:hyperlink w:history="1" r:id="rIdenzsn_rstcvbt2vazfeem">
               <w:r>
                 <w:rPr>
                   <w:rFonts w:ascii="Arial" w:cs="Arial" w:eastAsia="Arial" w:hAnsi="Arial"/>
@@ -27085,7 +27085,7 @@
             <w:pPr>
               <w:spacing w:after="20" w:before="0"/>
             </w:pPr>
-            <w:hyperlink w:history="1" r:id="rIdk-h7uwtg6vleyvi4wsqic">
+            <w:hyperlink w:history="1" r:id="rIdgjrthznpcr8fpcdmdurr3">
               <w:r>
                 <w:rPr>
                   <w:rFonts w:ascii="Arial" w:cs="Arial" w:eastAsia="Arial" w:hAnsi="Arial"/>
@@ -27118,7 +27118,7 @@
               <w:spacing w:after="10" w:before="0"/>
               <w:ind w:left="120"/>
             </w:pPr>
-            <w:hyperlink w:history="1" r:id="rIdbvwc0po8r2lhoarmslcwi">
+            <w:hyperlink w:history="1" r:id="rIdmgsneqnlp4fup0dybjhov">
               <w:r>
                 <w:rPr>
                   <w:rFonts w:ascii="Arial" w:cs="Arial" w:eastAsia="Arial" w:hAnsi="Arial"/>
@@ -27163,7 +27163,7 @@
             <w:pPr>
               <w:spacing w:after="20" w:before="0"/>
             </w:pPr>
-            <w:hyperlink w:history="1" r:id="rIdzraazewixlpa1rfjbxnoq">
+            <w:hyperlink w:history="1" r:id="rIdgr2oqcwe_u2riblyqv3ld">
               <w:r>
                 <w:rPr>
                   <w:rFonts w:ascii="Arial" w:cs="Arial" w:eastAsia="Arial" w:hAnsi="Arial"/>
@@ -27196,7 +27196,7 @@
               <w:spacing w:after="10" w:before="0"/>
               <w:ind w:left="120"/>
             </w:pPr>
-            <w:hyperlink w:history="1" r:id="rIdp9wwrrzmmg0qdok2pfxoc">
+            <w:hyperlink w:history="1" r:id="rIdv1eranysrg_9vdjzhztsf">
               <w:r>
                 <w:rPr>
                   <w:rFonts w:ascii="Arial" w:cs="Arial" w:eastAsia="Arial" w:hAnsi="Arial"/>
@@ -27391,7 +27391,7 @@
             <w:pPr>
               <w:spacing w:after="20" w:before="0"/>
             </w:pPr>
-            <w:hyperlink w:history="1" r:id="rIdy6hl1ifyrlgwoyjicl1_r">
+            <w:hyperlink w:history="1" r:id="rIdgygwhqew8u25ra7tn5glz">
               <w:r>
                 <w:rPr>
                   <w:rFonts w:ascii="Arial" w:cs="Arial" w:eastAsia="Arial" w:hAnsi="Arial"/>
@@ -27424,7 +27424,7 @@
               <w:spacing w:after="10" w:before="0"/>
               <w:ind w:left="120"/>
             </w:pPr>
-            <w:hyperlink w:history="1" r:id="rIdjc7mpxyf9kqrzgkxxos-b">
+            <w:hyperlink w:history="1" r:id="rIdcu7zzmpft58f1bzwvm_jf">
               <w:r>
                 <w:rPr>
                   <w:rFonts w:ascii="Arial" w:cs="Arial" w:eastAsia="Arial" w:hAnsi="Arial"/>
@@ -27469,7 +27469,7 @@
             <w:pPr>
               <w:spacing w:after="20" w:before="0"/>
             </w:pPr>
-            <w:hyperlink w:history="1" r:id="rIdnx4b8pl7ff1jqqsm1r2jn">
+            <w:hyperlink w:history="1" r:id="rIdqycf2amzub1s_l0s9zohw">
               <w:r>
                 <w:rPr>
                   <w:rFonts w:ascii="Arial" w:cs="Arial" w:eastAsia="Arial" w:hAnsi="Arial"/>
@@ -27502,7 +27502,7 @@
               <w:spacing w:after="10" w:before="0"/>
               <w:ind w:left="120"/>
             </w:pPr>
-            <w:hyperlink w:history="1" r:id="rIdkshvm4pzlotzau8zfklpz">
+            <w:hyperlink w:history="1" r:id="rIdlk5wthkh0gaeg8_i3o3ye">
               <w:r>
                 <w:rPr>
                   <w:rFonts w:ascii="Arial" w:cs="Arial" w:eastAsia="Arial" w:hAnsi="Arial"/>
@@ -27697,7 +27697,7 @@
             <w:pPr>
               <w:spacing w:after="20" w:before="0"/>
             </w:pPr>
-            <w:hyperlink w:history="1" r:id="rIdgciyavk-azzwd5ohu1fd1">
+            <w:hyperlink w:history="1" r:id="rIdnmi-22ok0zn1n7jnsut_l">
               <w:r>
                 <w:rPr>
                   <w:rFonts w:ascii="Arial" w:cs="Arial" w:eastAsia="Arial" w:hAnsi="Arial"/>
@@ -27730,7 +27730,7 @@
               <w:spacing w:after="10" w:before="0"/>
               <w:ind w:left="120"/>
             </w:pPr>
-            <w:hyperlink w:history="1" r:id="rIdy20uspdhg1nsywz9swgx-">
+            <w:hyperlink w:history="1" r:id="rIdis59sty0gui2jcu8pukfh">
               <w:r>
                 <w:rPr>
                   <w:rFonts w:ascii="Arial" w:cs="Arial" w:eastAsia="Arial" w:hAnsi="Arial"/>
@@ -27775,7 +27775,7 @@
             <w:pPr>
               <w:spacing w:after="20" w:before="0"/>
             </w:pPr>
-            <w:hyperlink w:history="1" r:id="rIdg2dgs3-axzytj0scgnfq5">
+            <w:hyperlink w:history="1" r:id="rIdaw8zawbnjphpykq02i7yu">
               <w:r>
                 <w:rPr>
                   <w:rFonts w:ascii="Arial" w:cs="Arial" w:eastAsia="Arial" w:hAnsi="Arial"/>
@@ -27808,7 +27808,7 @@
               <w:spacing w:after="10" w:before="0"/>
               <w:ind w:left="120"/>
             </w:pPr>
-            <w:hyperlink w:history="1" r:id="rIdrfn-k_otq7jd8_ehk2mz8">
+            <w:hyperlink w:history="1" r:id="rId2offhi_uh9zogsmjejqut">
               <w:r>
                 <w:rPr>
                   <w:rFonts w:ascii="Arial" w:cs="Arial" w:eastAsia="Arial" w:hAnsi="Arial"/>
@@ -28320,7 +28320,7 @@
         </w:rPr>
         <w:t xml:space="preserve">© 2026 SeaVuria and ARES. Aligned with KICD objectives. Developed by SeaVuria; technical implementation by ARES (with AI assistance from Claude). Licensed under </w:t>
       </w:r>
-      <w:hyperlink w:history="1" r:id="rId4a1r1w8_ak5b2vnray5r-">
+      <w:hyperlink w:history="1" r:id="rIdpj5z5tclaqavcwhzpcocr">
         <w:r>
           <w:rPr>
             <w:rFonts w:ascii="Arial" w:cs="Arial" w:eastAsia="Arial" w:hAnsi="Arial"/>
@@ -28341,7 +28341,7 @@
         </w:rPr>
         <w:t xml:space="preserve"> (</w:t>
       </w:r>
-      <w:hyperlink w:history="1" r:id="rIdlwnfi5ymtab7c2iihbcgd">
+      <w:hyperlink w:history="1" r:id="rIduqooghp524clrojbhbllq">
         <w:r>
           <w:rPr>
             <w:rFonts w:ascii="Arial" w:cs="Arial" w:eastAsia="Arial" w:hAnsi="Arial"/>
@@ -29354,7 +29354,7 @@
             <w:pPr>
               <w:spacing w:after="20" w:before="0"/>
             </w:pPr>
-            <w:hyperlink w:history="1" r:id="rIdhjusvrymygg-jj_j_n1ha">
+            <w:hyperlink w:history="1" r:id="rIduzh-sseot8zui8p62cuml">
               <w:r>
                 <w:rPr>
                   <w:rFonts w:ascii="Arial" w:cs="Arial" w:eastAsia="Arial" w:hAnsi="Arial"/>
@@ -29387,7 +29387,7 @@
               <w:spacing w:after="10" w:before="0"/>
               <w:ind w:left="120"/>
             </w:pPr>
-            <w:hyperlink w:history="1" r:id="rId_6mwt_dzqqocyw-drlph6">
+            <w:hyperlink w:history="1" r:id="rIdsdrxd0go1xsnkpuuirm9t">
               <w:r>
                 <w:rPr>
                   <w:rFonts w:ascii="Arial" w:cs="Arial" w:eastAsia="Arial" w:hAnsi="Arial"/>
@@ -29432,7 +29432,7 @@
             <w:pPr>
               <w:spacing w:after="20" w:before="0"/>
             </w:pPr>
-            <w:hyperlink w:history="1" r:id="rIdxk24upeqd6ikw0txbc_a6">
+            <w:hyperlink w:history="1" r:id="rIdxzb708bxseiqjk2yh-s3a">
               <w:r>
                 <w:rPr>
                   <w:rFonts w:ascii="Arial" w:cs="Arial" w:eastAsia="Arial" w:hAnsi="Arial"/>
@@ -29465,7 +29465,7 @@
               <w:spacing w:after="10" w:before="0"/>
               <w:ind w:left="120"/>
             </w:pPr>
-            <w:hyperlink w:history="1" r:id="rIdl88ymxcfryg1eji--uyca">
+            <w:hyperlink w:history="1" r:id="rIdefdbkti3cd8qpp08rccal">
               <w:r>
                 <w:rPr>
                   <w:rFonts w:ascii="Arial" w:cs="Arial" w:eastAsia="Arial" w:hAnsi="Arial"/>
@@ -29660,7 +29660,7 @@
             <w:pPr>
               <w:spacing w:after="20" w:before="0"/>
             </w:pPr>
-            <w:hyperlink w:history="1" r:id="rIdeyd3flr4bcpxi-uxgqyiz">
+            <w:hyperlink w:history="1" r:id="rIdbu7lsuytkpmnyxka6sr2m">
               <w:r>
                 <w:rPr>
                   <w:rFonts w:ascii="Arial" w:cs="Arial" w:eastAsia="Arial" w:hAnsi="Arial"/>
@@ -29693,7 +29693,7 @@
               <w:spacing w:after="10" w:before="0"/>
               <w:ind w:left="120"/>
             </w:pPr>
-            <w:hyperlink w:history="1" r:id="rIdb2ezr5pz9bmqihwtzvuvi">
+            <w:hyperlink w:history="1" r:id="rId1qneg2u8wqmtp2vlodkow">
               <w:r>
                 <w:rPr>
                   <w:rFonts w:ascii="Arial" w:cs="Arial" w:eastAsia="Arial" w:hAnsi="Arial"/>
@@ -29738,7 +29738,7 @@
             <w:pPr>
               <w:spacing w:after="20" w:before="0"/>
             </w:pPr>
-            <w:hyperlink w:history="1" r:id="rIdutrofz4ozy7gkrapm47wv">
+            <w:hyperlink w:history="1" r:id="rIdqjwb_ucm9uuwedwnh2isj">
               <w:r>
                 <w:rPr>
                   <w:rFonts w:ascii="Arial" w:cs="Arial" w:eastAsia="Arial" w:hAnsi="Arial"/>
@@ -29771,7 +29771,7 @@
               <w:spacing w:after="10" w:before="0"/>
               <w:ind w:left="120"/>
             </w:pPr>
-            <w:hyperlink w:history="1" r:id="rIdiiln-0cvt-1tx1fnbpxgz">
+            <w:hyperlink w:history="1" r:id="rIdwxv1vh8rmhtbmjy-edkrc">
               <w:r>
                 <w:rPr>
                   <w:rFonts w:ascii="Arial" w:cs="Arial" w:eastAsia="Arial" w:hAnsi="Arial"/>
@@ -29966,7 +29966,7 @@
             <w:pPr>
               <w:spacing w:after="20" w:before="0"/>
             </w:pPr>
-            <w:hyperlink w:history="1" r:id="rIdgqd6mcaht14p8kuszwmz-">
+            <w:hyperlink w:history="1" r:id="rId_eonjabwdichgh5qhyxvj">
               <w:r>
                 <w:rPr>
                   <w:rFonts w:ascii="Arial" w:cs="Arial" w:eastAsia="Arial" w:hAnsi="Arial"/>
@@ -29999,7 +29999,7 @@
               <w:spacing w:after="10" w:before="0"/>
               <w:ind w:left="120"/>
             </w:pPr>
-            <w:hyperlink w:history="1" r:id="rIdoxpnqqrz07dvkewc7hwhs">
+            <w:hyperlink w:history="1" r:id="rIdyjzrfpqjeoavab1onmdkl">
               <w:r>
                 <w:rPr>
                   <w:rFonts w:ascii="Arial" w:cs="Arial" w:eastAsia="Arial" w:hAnsi="Arial"/>
@@ -30044,7 +30044,7 @@
             <w:pPr>
               <w:spacing w:after="20" w:before="0"/>
             </w:pPr>
-            <w:hyperlink w:history="1" r:id="rId4ed5eu65mtn5aopre3qbt">
+            <w:hyperlink w:history="1" r:id="rIdjm95p38krg9mf-tao204d">
               <w:r>
                 <w:rPr>
                   <w:rFonts w:ascii="Arial" w:cs="Arial" w:eastAsia="Arial" w:hAnsi="Arial"/>
@@ -30077,7 +30077,7 @@
               <w:spacing w:after="10" w:before="0"/>
               <w:ind w:left="120"/>
             </w:pPr>
-            <w:hyperlink w:history="1" r:id="rIdazvwpxp3ukxjwo5fpsknk">
+            <w:hyperlink w:history="1" r:id="rId_zkledofu4hvrnrwgzw1g">
               <w:r>
                 <w:rPr>
                   <w:rFonts w:ascii="Arial" w:cs="Arial" w:eastAsia="Arial" w:hAnsi="Arial"/>
@@ -30272,7 +30272,7 @@
             <w:pPr>
               <w:spacing w:after="20" w:before="0"/>
             </w:pPr>
-            <w:hyperlink w:history="1" r:id="rIdbiufme_mcaxvlozoyazjl">
+            <w:hyperlink w:history="1" r:id="rIdwrrofxhsuhbixejnusckf">
               <w:r>
                 <w:rPr>
                   <w:rFonts w:ascii="Arial" w:cs="Arial" w:eastAsia="Arial" w:hAnsi="Arial"/>
@@ -30305,7 +30305,7 @@
               <w:spacing w:after="10" w:before="0"/>
               <w:ind w:left="120"/>
             </w:pPr>
-            <w:hyperlink w:history="1" r:id="rId-z3mzq3hieiwmc3teift2">
+            <w:hyperlink w:history="1" r:id="rIdow9owmaddzld4vdcs2nsd">
               <w:r>
                 <w:rPr>
                   <w:rFonts w:ascii="Arial" w:cs="Arial" w:eastAsia="Arial" w:hAnsi="Arial"/>
@@ -30350,7 +30350,7 @@
             <w:pPr>
               <w:spacing w:after="20" w:before="0"/>
             </w:pPr>
-            <w:hyperlink w:history="1" r:id="rIdsk42ndgfjnirve9cq9xl1">
+            <w:hyperlink w:history="1" r:id="rIda1f8hzm47rxnsll6phydm">
               <w:r>
                 <w:rPr>
                   <w:rFonts w:ascii="Arial" w:cs="Arial" w:eastAsia="Arial" w:hAnsi="Arial"/>
@@ -30383,7 +30383,7 @@
               <w:spacing w:after="10" w:before="0"/>
               <w:ind w:left="120"/>
             </w:pPr>
-            <w:hyperlink w:history="1" r:id="rIdjgzcdvydijvlzaxf2sqet">
+            <w:hyperlink w:history="1" r:id="rIds7s7k2ofb_x6zqof5dul5">
               <w:r>
                 <w:rPr>
                   <w:rFonts w:ascii="Arial" w:cs="Arial" w:eastAsia="Arial" w:hAnsi="Arial"/>
@@ -30578,7 +30578,7 @@
             <w:pPr>
               <w:spacing w:after="20" w:before="0"/>
             </w:pPr>
-            <w:hyperlink w:history="1" r:id="rIdeb0qmy4knbqso4i4zqln7">
+            <w:hyperlink w:history="1" r:id="rIdg5d0skbbh6pojhjubhl6d">
               <w:r>
                 <w:rPr>
                   <w:rFonts w:ascii="Arial" w:cs="Arial" w:eastAsia="Arial" w:hAnsi="Arial"/>
@@ -30611,7 +30611,7 @@
               <w:spacing w:after="10" w:before="0"/>
               <w:ind w:left="120"/>
             </w:pPr>
-            <w:hyperlink w:history="1" r:id="rIdnqt9rb103osvggjaohw0z">
+            <w:hyperlink w:history="1" r:id="rId2vnl6ugss2dk_0rdhsiup">
               <w:r>
                 <w:rPr>
                   <w:rFonts w:ascii="Arial" w:cs="Arial" w:eastAsia="Arial" w:hAnsi="Arial"/>
@@ -30656,7 +30656,7 @@
             <w:pPr>
               <w:spacing w:after="20" w:before="0"/>
             </w:pPr>
-            <w:hyperlink w:history="1" r:id="rIdj2un8elwnnirncsxboelq">
+            <w:hyperlink w:history="1" r:id="rId0gkrpubmcq80h9p60zzj4">
               <w:r>
                 <w:rPr>
                   <w:rFonts w:ascii="Arial" w:cs="Arial" w:eastAsia="Arial" w:hAnsi="Arial"/>
@@ -30689,7 +30689,7 @@
               <w:spacing w:after="10" w:before="0"/>
               <w:ind w:left="120"/>
             </w:pPr>
-            <w:hyperlink w:history="1" r:id="rIdn-7youo4g7ghit27wwbbp">
+            <w:hyperlink w:history="1" r:id="rIddpanuw5h3omex2pcyrlhx">
               <w:r>
                 <w:rPr>
                   <w:rFonts w:ascii="Arial" w:cs="Arial" w:eastAsia="Arial" w:hAnsi="Arial"/>
@@ -31201,7 +31201,7 @@
         </w:rPr>
         <w:t xml:space="preserve">© 2026 SeaVuria and ARES. Aligned with KICD objectives. Developed by SeaVuria; technical implementation by ARES (with AI assistance from Claude). Licensed under </w:t>
       </w:r>
-      <w:hyperlink w:history="1" r:id="rIdrqwc4olkhwj7pxyid9wo7">
+      <w:hyperlink w:history="1" r:id="rIdfdtyadybevexcnxtxobcj">
         <w:r>
           <w:rPr>
             <w:rFonts w:ascii="Arial" w:cs="Arial" w:eastAsia="Arial" w:hAnsi="Arial"/>
@@ -31222,7 +31222,7 @@
         </w:rPr>
         <w:t xml:space="preserve"> (</w:t>
       </w:r>
-      <w:hyperlink w:history="1" r:id="rId0orfnnrf0ern7lbtsiw7p">
+      <w:hyperlink w:history="1" r:id="rIdojwfgcmknx6oujqy2cuq6">
         <w:r>
           <w:rPr>
             <w:rFonts w:ascii="Arial" w:cs="Arial" w:eastAsia="Arial" w:hAnsi="Arial"/>

--- a/data/outputs/v2/Grade11/Biology/Lesson_Plans/SS2.2_Growth_and_Development_in_Plants/Biology_Growth_and_Development_in_Plants_CBE_LessonSequence.docx
+++ b/data/outputs/v2/Grade11/Biology/Lesson_Plans/SS2.2_Growth_and_Development_in_Plants/Biology_Growth_and_Development_in_Plants_CBE_LessonSequence.docx
@@ -2388,7 +2388,7 @@
         </w:rPr>
         <w:t xml:space="preserve">© 2026 SeaVuria and ARES. This work is licensed under a </w:t>
       </w:r>
-      <w:hyperlink w:history="1" r:id="rIdzino0tvrmhcaixmtvg9p_">
+      <w:hyperlink w:history="1" r:id="rId6lw43g0koho-gich842rs">
         <w:r>
           <w:rPr>
             <w:rFonts w:ascii="Arial" w:cs="Arial" w:eastAsia="Arial" w:hAnsi="Arial"/>
@@ -2408,7 +2408,7 @@
         </w:rPr>
         <w:t xml:space="preserve"> (</w:t>
       </w:r>
-      <w:hyperlink w:history="1" r:id="rIdovsnwwokvyhpwcwjynqsn">
+      <w:hyperlink w:history="1" r:id="rIda8hs5rxhvrhhstbhriigv">
         <w:r>
           <w:rPr>
             <w:rFonts w:ascii="Arial" w:cs="Arial" w:eastAsia="Arial" w:hAnsi="Arial"/>
@@ -2428,7 +2428,7 @@
         </w:rPr>
         <w:t xml:space="preserve">). To view a copy of this license, visit </w:t>
       </w:r>
-      <w:hyperlink w:history="1" r:id="rIdpsmbcsneiamv0sknx8zth">
+      <w:hyperlink w:history="1" r:id="rIdxk_z2hsup9pcuvcznci92">
         <w:r>
           <w:rPr>
             <w:rFonts w:ascii="Arial" w:cs="Arial" w:eastAsia="Arial" w:hAnsi="Arial"/>
@@ -3457,7 +3457,7 @@
               <w:spacing w:after="10" w:before="0"/>
               <w:ind w:left="120"/>
             </w:pPr>
-            <w:hyperlink w:history="1" r:id="rIderrt8x1ilkeazrf6tezcj">
+            <w:hyperlink w:history="1" r:id="rIdd2iom-g9r0mxgv6ksw19d">
               <w:r>
                 <w:rPr>
                   <w:rFonts w:ascii="Arial" w:cs="Arial" w:eastAsia="Arial" w:hAnsi="Arial"/>
@@ -3517,7 +3517,7 @@
             <w:pPr>
               <w:spacing w:after="20" w:before="0"/>
             </w:pPr>
-            <w:hyperlink w:history="1" r:id="rIdcgcdjf9l0clp1wlri34zz">
+            <w:hyperlink w:history="1" r:id="rIdold2r7z7yepqmjom_ulvv">
               <w:r>
                 <w:rPr>
                   <w:rFonts w:ascii="Arial" w:cs="Arial" w:eastAsia="Arial" w:hAnsi="Arial"/>
@@ -3550,7 +3550,7 @@
               <w:spacing w:after="10" w:before="0"/>
               <w:ind w:left="120"/>
             </w:pPr>
-            <w:hyperlink w:history="1" r:id="rIdqxy73qk2emx1mxu0sit90">
+            <w:hyperlink w:history="1" r:id="rIdufgqdfzvvjmy9xkt-eaqb">
               <w:r>
                 <w:rPr>
                   <w:rFonts w:ascii="Arial" w:cs="Arial" w:eastAsia="Arial" w:hAnsi="Arial"/>
@@ -3762,7 +3762,7 @@
               <w:spacing w:after="10" w:before="0"/>
               <w:ind w:left="120"/>
             </w:pPr>
-            <w:hyperlink w:history="1" r:id="rId64n0dwutfh8hefcm3syuc">
+            <w:hyperlink w:history="1" r:id="rIdqewdf_dq_ogckaqpzquws">
               <w:r>
                 <w:rPr>
                   <w:rFonts w:ascii="Arial" w:cs="Arial" w:eastAsia="Arial" w:hAnsi="Arial"/>
@@ -3822,7 +3822,7 @@
             <w:pPr>
               <w:spacing w:after="20" w:before="0"/>
             </w:pPr>
-            <w:hyperlink w:history="1" r:id="rId_7fsbzh_yrsxzvwanonel">
+            <w:hyperlink w:history="1" r:id="rIdo22bi-2_eebyv7xhwaekr">
               <w:r>
                 <w:rPr>
                   <w:rFonts w:ascii="Arial" w:cs="Arial" w:eastAsia="Arial" w:hAnsi="Arial"/>
@@ -3855,7 +3855,7 @@
               <w:spacing w:after="10" w:before="0"/>
               <w:ind w:left="120"/>
             </w:pPr>
-            <w:hyperlink w:history="1" r:id="rIdw1mykq38gko3ukhlwtq4s">
+            <w:hyperlink w:history="1" r:id="rIdcjdjev6lbk6qvvsbh6_hh">
               <w:r>
                 <w:rPr>
                   <w:rFonts w:ascii="Arial" w:cs="Arial" w:eastAsia="Arial" w:hAnsi="Arial"/>
@@ -4067,7 +4067,7 @@
               <w:spacing w:after="10" w:before="0"/>
               <w:ind w:left="120"/>
             </w:pPr>
-            <w:hyperlink w:history="1" r:id="rIdkkk_ph0ude4i1d4bpbtk7">
+            <w:hyperlink w:history="1" r:id="rIdm2knp4c0s8j5ky7g6s5zi">
               <w:r>
                 <w:rPr>
                   <w:rFonts w:ascii="Arial" w:cs="Arial" w:eastAsia="Arial" w:hAnsi="Arial"/>
@@ -4127,7 +4127,7 @@
             <w:pPr>
               <w:spacing w:after="20" w:before="0"/>
             </w:pPr>
-            <w:hyperlink w:history="1" r:id="rIdldy1gz41wx-hxwjisssdd">
+            <w:hyperlink w:history="1" r:id="rIdawkjeu4_2txfhjiz2naxn">
               <w:r>
                 <w:rPr>
                   <w:rFonts w:ascii="Arial" w:cs="Arial" w:eastAsia="Arial" w:hAnsi="Arial"/>
@@ -4176,7 +4176,7 @@
               <w:spacing w:after="10" w:before="0"/>
               <w:ind w:left="120"/>
             </w:pPr>
-            <w:hyperlink w:history="1" r:id="rIdzn37mpd_vt8sndk-efqik">
+            <w:hyperlink w:history="1" r:id="rIdp1cbd5qctu4dit3opqhyl">
               <w:r>
                 <w:rPr>
                   <w:rFonts w:ascii="Arial" w:cs="Arial" w:eastAsia="Arial" w:hAnsi="Arial"/>
@@ -4388,7 +4388,7 @@
               <w:spacing w:after="10" w:before="0"/>
               <w:ind w:left="120"/>
             </w:pPr>
-            <w:hyperlink w:history="1" r:id="rIdpotuok2lr6_rsmue6nwj6">
+            <w:hyperlink w:history="1" r:id="rIdao6jibfayuk0lk2x9wcvq">
               <w:r>
                 <w:rPr>
                   <w:rFonts w:ascii="Arial" w:cs="Arial" w:eastAsia="Arial" w:hAnsi="Arial"/>
@@ -4448,7 +4448,7 @@
             <w:pPr>
               <w:spacing w:after="20" w:before="0"/>
             </w:pPr>
-            <w:hyperlink w:history="1" r:id="rIdqwotoxnn8rm32jt-t2ulz">
+            <w:hyperlink w:history="1" r:id="rId3viqetdo98khydhrzylq0">
               <w:r>
                 <w:rPr>
                   <w:rFonts w:ascii="Arial" w:cs="Arial" w:eastAsia="Arial" w:hAnsi="Arial"/>
@@ -4497,7 +4497,7 @@
               <w:spacing w:after="10" w:before="0"/>
               <w:ind w:left="120"/>
             </w:pPr>
-            <w:hyperlink w:history="1" r:id="rIdem_nmm95xld_whecsc8vt">
+            <w:hyperlink w:history="1" r:id="rId-usaq8vlo17alq3dqefnj">
               <w:r>
                 <w:rPr>
                   <w:rFonts w:ascii="Arial" w:cs="Arial" w:eastAsia="Arial" w:hAnsi="Arial"/>
@@ -4709,7 +4709,7 @@
               <w:spacing w:after="10" w:before="0"/>
               <w:ind w:left="120"/>
             </w:pPr>
-            <w:hyperlink w:history="1" r:id="rIdoguasdtlpinfros9ovuv5">
+            <w:hyperlink w:history="1" r:id="rIdwnepagrbkkhca2sduok7j">
               <w:r>
                 <w:rPr>
                   <w:rFonts w:ascii="Arial" w:cs="Arial" w:eastAsia="Arial" w:hAnsi="Arial"/>
@@ -4769,7 +4769,7 @@
             <w:pPr>
               <w:spacing w:after="20" w:before="0"/>
             </w:pPr>
-            <w:hyperlink w:history="1" r:id="rIdpzeatbmm0ni0k3ssxshwu">
+            <w:hyperlink w:history="1" r:id="rIdpu0ovvpgpzcbzwvxc20fg">
               <w:r>
                 <w:rPr>
                   <w:rFonts w:ascii="Arial" w:cs="Arial" w:eastAsia="Arial" w:hAnsi="Arial"/>
@@ -4818,7 +4818,7 @@
               <w:spacing w:after="10" w:before="0"/>
               <w:ind w:left="120"/>
             </w:pPr>
-            <w:hyperlink w:history="1" r:id="rId85xtraqujws1c330fa0fd">
+            <w:hyperlink w:history="1" r:id="rIddujy6t7cx9bcmasrzq9sl">
               <w:r>
                 <w:rPr>
                   <w:rFonts w:ascii="Arial" w:cs="Arial" w:eastAsia="Arial" w:hAnsi="Arial"/>
@@ -5330,7 +5330,7 @@
         </w:rPr>
         <w:t xml:space="preserve">© 2026 SeaVuria and ARES. Aligned with KICD objectives. Developed by SeaVuria; technical implementation by ARES (with AI assistance from Claude). Licensed under </w:t>
       </w:r>
-      <w:hyperlink w:history="1" r:id="rIdqyw_-xnbnpqheczban9ds">
+      <w:hyperlink w:history="1" r:id="rIdxpnptz29t4-0yi9dteprr">
         <w:r>
           <w:rPr>
             <w:rFonts w:ascii="Arial" w:cs="Arial" w:eastAsia="Arial" w:hAnsi="Arial"/>
@@ -5351,7 +5351,7 @@
         </w:rPr>
         <w:t xml:space="preserve"> (</w:t>
       </w:r>
-      <w:hyperlink w:history="1" r:id="rIdz67si0o5-u0zypuc9wx5a">
+      <w:hyperlink w:history="1" r:id="rIdmdutbwvd8yqokch0w0jwo">
         <w:r>
           <w:rPr>
             <w:rFonts w:ascii="Arial" w:cs="Arial" w:eastAsia="Arial" w:hAnsi="Arial"/>
@@ -6381,7 +6381,7 @@
               <w:spacing w:after="10" w:before="0"/>
               <w:ind w:left="120"/>
             </w:pPr>
-            <w:hyperlink w:history="1" r:id="rId7j4lmxayiw2-b7utjcwe8">
+            <w:hyperlink w:history="1" r:id="rIdm8kkvbnywuedxh95vifa6">
               <w:r>
                 <w:rPr>
                   <w:rFonts w:ascii="Arial" w:cs="Arial" w:eastAsia="Arial" w:hAnsi="Arial"/>
@@ -6441,7 +6441,7 @@
             <w:pPr>
               <w:spacing w:after="20" w:before="0"/>
             </w:pPr>
-            <w:hyperlink w:history="1" r:id="rId3x1yzstck_ejomyeabj1v">
+            <w:hyperlink w:history="1" r:id="rIdvqble5pa-7xm7sj7nwkxr">
               <w:r>
                 <w:rPr>
                   <w:rFonts w:ascii="Arial" w:cs="Arial" w:eastAsia="Arial" w:hAnsi="Arial"/>
@@ -6490,7 +6490,7 @@
               <w:spacing w:after="10" w:before="0"/>
               <w:ind w:left="120"/>
             </w:pPr>
-            <w:hyperlink w:history="1" r:id="rIdwlwhkg6rhxop6jkxsxdq1">
+            <w:hyperlink w:history="1" r:id="rIdhsoehzbg1ly1jwfao2zbf">
               <w:r>
                 <w:rPr>
                   <w:rFonts w:ascii="Arial" w:cs="Arial" w:eastAsia="Arial" w:hAnsi="Arial"/>
@@ -6702,7 +6702,7 @@
               <w:spacing w:after="10" w:before="0"/>
               <w:ind w:left="120"/>
             </w:pPr>
-            <w:hyperlink w:history="1" r:id="rIdt7igvsi8udjwpsbb-ship">
+            <w:hyperlink w:history="1" r:id="rIdacs-y-skhm31mz2wevvjj">
               <w:r>
                 <w:rPr>
                   <w:rFonts w:ascii="Arial" w:cs="Arial" w:eastAsia="Arial" w:hAnsi="Arial"/>
@@ -6762,7 +6762,7 @@
             <w:pPr>
               <w:spacing w:after="20" w:before="0"/>
             </w:pPr>
-            <w:hyperlink w:history="1" r:id="rIdhvc0xtlgvyjdddvyvsk0i">
+            <w:hyperlink w:history="1" r:id="rIdcdy1dzntod7as754thbm5">
               <w:r>
                 <w:rPr>
                   <w:rFonts w:ascii="Arial" w:cs="Arial" w:eastAsia="Arial" w:hAnsi="Arial"/>
@@ -6811,7 +6811,7 @@
               <w:spacing w:after="10" w:before="0"/>
               <w:ind w:left="120"/>
             </w:pPr>
-            <w:hyperlink w:history="1" r:id="rIds4pwyf-mkpc7_brcepjbm">
+            <w:hyperlink w:history="1" r:id="rIdquwt4kk0cztm2ivfh3nlf">
               <w:r>
                 <w:rPr>
                   <w:rFonts w:ascii="Arial" w:cs="Arial" w:eastAsia="Arial" w:hAnsi="Arial"/>
@@ -7023,7 +7023,7 @@
               <w:spacing w:after="10" w:before="0"/>
               <w:ind w:left="120"/>
             </w:pPr>
-            <w:hyperlink w:history="1" r:id="rId5gibp8kccvedica3vjkbs">
+            <w:hyperlink w:history="1" r:id="rId2disde8jhyitg87fchoka">
               <w:r>
                 <w:rPr>
                   <w:rFonts w:ascii="Arial" w:cs="Arial" w:eastAsia="Arial" w:hAnsi="Arial"/>
@@ -7083,7 +7083,7 @@
             <w:pPr>
               <w:spacing w:after="20" w:before="0"/>
             </w:pPr>
-            <w:hyperlink w:history="1" r:id="rIdx05taowgvpdufwoxe38d8">
+            <w:hyperlink w:history="1" r:id="rId91yliqyl8hjgs0d7bgu2e">
               <w:r>
                 <w:rPr>
                   <w:rFonts w:ascii="Arial" w:cs="Arial" w:eastAsia="Arial" w:hAnsi="Arial"/>
@@ -7132,7 +7132,7 @@
               <w:spacing w:after="10" w:before="0"/>
               <w:ind w:left="120"/>
             </w:pPr>
-            <w:hyperlink w:history="1" r:id="rIdqptnqh_icc96t_6-zgw_p">
+            <w:hyperlink w:history="1" r:id="rIdpw0w8sbxk8onpfu7s0caw">
               <w:r>
                 <w:rPr>
                   <w:rFonts w:ascii="Arial" w:cs="Arial" w:eastAsia="Arial" w:hAnsi="Arial"/>
@@ -7344,7 +7344,7 @@
               <w:spacing w:after="10" w:before="0"/>
               <w:ind w:left="120"/>
             </w:pPr>
-            <w:hyperlink w:history="1" r:id="rIdmsn049mgaseoykqhiuldx">
+            <w:hyperlink w:history="1" r:id="rIdn8khiizx-70cncsdkmu21">
               <w:r>
                 <w:rPr>
                   <w:rFonts w:ascii="Arial" w:cs="Arial" w:eastAsia="Arial" w:hAnsi="Arial"/>
@@ -7404,7 +7404,7 @@
             <w:pPr>
               <w:spacing w:after="20" w:before="0"/>
             </w:pPr>
-            <w:hyperlink w:history="1" r:id="rId7payjn2fvce_kql1lzfav">
+            <w:hyperlink w:history="1" r:id="rIdladhwlpliuohwsa-b1jg-">
               <w:r>
                 <w:rPr>
                   <w:rFonts w:ascii="Arial" w:cs="Arial" w:eastAsia="Arial" w:hAnsi="Arial"/>
@@ -7453,7 +7453,7 @@
               <w:spacing w:after="10" w:before="0"/>
               <w:ind w:left="120"/>
             </w:pPr>
-            <w:hyperlink w:history="1" r:id="rId6sgwyeobicnetkgd19ybw">
+            <w:hyperlink w:history="1" r:id="rIdvpccomqcwui2rbaq1naku">
               <w:r>
                 <w:rPr>
                   <w:rFonts w:ascii="Arial" w:cs="Arial" w:eastAsia="Arial" w:hAnsi="Arial"/>
@@ -7665,7 +7665,7 @@
               <w:spacing w:after="10" w:before="0"/>
               <w:ind w:left="120"/>
             </w:pPr>
-            <w:hyperlink w:history="1" r:id="rIdaewtgxqcpftmyswsvjw2o">
+            <w:hyperlink w:history="1" r:id="rIdbfuaqwi1_iownn3u6qlmt">
               <w:r>
                 <w:rPr>
                   <w:rFonts w:ascii="Arial" w:cs="Arial" w:eastAsia="Arial" w:hAnsi="Arial"/>
@@ -7725,7 +7725,7 @@
             <w:pPr>
               <w:spacing w:after="20" w:before="0"/>
             </w:pPr>
-            <w:hyperlink w:history="1" r:id="rIdaad_zd99tgwb3orvjrm4v">
+            <w:hyperlink w:history="1" r:id="rIdva4nqh5lhjozmqxmc3tlo">
               <w:r>
                 <w:rPr>
                   <w:rFonts w:ascii="Arial" w:cs="Arial" w:eastAsia="Arial" w:hAnsi="Arial"/>
@@ -7774,7 +7774,7 @@
               <w:spacing w:after="10" w:before="0"/>
               <w:ind w:left="120"/>
             </w:pPr>
-            <w:hyperlink w:history="1" r:id="rId6slsvk2qwv4yxgbgexfxo">
+            <w:hyperlink w:history="1" r:id="rIdgakciiwmdqnzk2ubzws3p">
               <w:r>
                 <w:rPr>
                   <w:rFonts w:ascii="Arial" w:cs="Arial" w:eastAsia="Arial" w:hAnsi="Arial"/>
@@ -8286,7 +8286,7 @@
         </w:rPr>
         <w:t xml:space="preserve">© 2026 SeaVuria and ARES. Aligned with KICD objectives. Developed by SeaVuria; technical implementation by ARES (with AI assistance from Claude). Licensed under </w:t>
       </w:r>
-      <w:hyperlink w:history="1" r:id="rId3rabdpckulhi3xnijvdmn">
+      <w:hyperlink w:history="1" r:id="rIdw5jkawdzhsvcgcwyf-0bd">
         <w:r>
           <w:rPr>
             <w:rFonts w:ascii="Arial" w:cs="Arial" w:eastAsia="Arial" w:hAnsi="Arial"/>
@@ -8307,7 +8307,7 @@
         </w:rPr>
         <w:t xml:space="preserve"> (</w:t>
       </w:r>
-      <w:hyperlink w:history="1" r:id="rIdg__nqlibcgqqonm7vfrne">
+      <w:hyperlink w:history="1" r:id="rIdguqddjwmtxbrxivdhmt1j">
         <w:r>
           <w:rPr>
             <w:rFonts w:ascii="Arial" w:cs="Arial" w:eastAsia="Arial" w:hAnsi="Arial"/>
@@ -9037,7 +9037,7 @@
                 <w:sz w:val="18"/>
                 <w:szCs w:val="18"/>
               </w:rPr>
-              <w:t xml:space="preserve">Return to the anchoring phenomenon: a farmer in Kitale plants maize and beans on the same day after the first rains. Most germinate in a few days, some take longer, and some healthy-looking seeds never sprout. Learners predict why, then examine seed specimens (maize, beans, and other locally available seeds such as cowpeas, pigeon peas, Acacia or Croton seeds, and avocado or pawpaw seeds if available) to look for features that might block germination. They watch the Khan Academy video 'Seed dormancy | Plant growth and development | Biology' where connectivity allows, or use the teacher-prepared alternative (a teacher-read passage with a labelled chalkboard diagram). In small groups they set up simple dormancy-breaking treatments (control, rubbing with sandpaper, warm-water soak, and cold or leaching treatment) using locally available materials. They use Claim-Evidence-Reasoning to explain what causes dormancy and add evidence to the Driving Question Board, ending with the new question: How does germination occur?</w:t>
+              <w:t xml:space="preserve">Return to the anchoring phenomenon: a farmer in Molo plants maize and beans on the same day after the first rains. Most germinate in a few days, some take longer, and some healthy-looking seeds never sprout. Learners predict why, then examine seed specimens (maize, beans, and other locally available seeds such as cowpeas, pigeon peas, Acacia or Croton seeds, and avocado or pawpaw seeds if available) to look for features that might block germination. They watch the Khan Academy video 'Seed dormancy | Plant growth and development | Biology' where connectivity allows, or use the teacher-prepared alternative (a teacher-read passage with a labelled chalkboard diagram). In small groups they set up simple dormancy-breaking treatments (control, rubbing with sandpaper, warm-water soak, and cold or leaching treatment) using locally available materials. They use Claim-Evidence-Reasoning to explain what causes dormancy and add evidence to the Driving Question Board, ending with the new question: How does germination occur?</w:t>
             </w:r>
           </w:p>
         </w:tc>
@@ -9337,7 +9337,7 @@
               <w:spacing w:after="10" w:before="0"/>
               <w:ind w:left="120"/>
             </w:pPr>
-            <w:hyperlink w:history="1" r:id="rIdik15kz8d59czbggazi8n-">
+            <w:hyperlink w:history="1" r:id="rIdreoqyjjv6i61kcnwpsgp4">
               <w:r>
                 <w:rPr>
                   <w:rFonts w:ascii="Arial" w:cs="Arial" w:eastAsia="Arial" w:hAnsi="Arial"/>
@@ -9397,7 +9397,7 @@
             <w:pPr>
               <w:spacing w:after="20" w:before="0"/>
             </w:pPr>
-            <w:hyperlink w:history="1" r:id="rIdry3clejrvtkfcnfezgkhj">
+            <w:hyperlink w:history="1" r:id="rIdhohondmngxcesy4cpjie2">
               <w:r>
                 <w:rPr>
                   <w:rFonts w:ascii="Arial" w:cs="Arial" w:eastAsia="Arial" w:hAnsi="Arial"/>
@@ -9430,7 +9430,7 @@
               <w:spacing w:after="10" w:before="0"/>
               <w:ind w:left="120"/>
             </w:pPr>
-            <w:hyperlink w:history="1" r:id="rIdubuudy2v-6zksmsyml1q8">
+            <w:hyperlink w:history="1" r:id="rIddrardonus9latvgopdioa">
               <w:r>
                 <w:rPr>
                   <w:rFonts w:ascii="Arial" w:cs="Arial" w:eastAsia="Arial" w:hAnsi="Arial"/>
@@ -9472,7 +9472,7 @@
                 <w:sz w:val="18"/>
                 <w:szCs w:val="18"/>
               </w:rPr>
-              <w:t xml:space="preserve">Learners recall the phenomenon: maize and beans planted together after rain in Trans Nzoia, yet some seeds germinate within days, some take longer, and some healthy-looking ones never germinate. Using Think-Pair-Share, each learner writes a prediction in their notebook: 'Why might a healthy-looking seed fail to germinate even when it has rain? What could we do to make it germinate?' Learners sketch one seed and mark where they think the problem might be (seed coat, embryo, inside the seed). They pair up and then share with the class.</w:t>
+              <w:t xml:space="preserve">Learners recall the phenomenon: maize and beans planted together after rain in Molo, yet some seeds germinate within days, some take longer, and some healthy-looking ones never germinate. Using Think-Pair-Share, each learner writes a prediction in their notebook: 'Why might a healthy-looking seed fail to germinate even when it has rain? What could we do to make it germinate?' Learners sketch one seed and mark where they think the problem might be (seed coat, embryo, inside the seed). They pair up and then share with the class.</w:t>
             </w:r>
           </w:p>
         </w:tc>
@@ -9642,7 +9642,7 @@
               <w:spacing w:after="10" w:before="0"/>
               <w:ind w:left="120"/>
             </w:pPr>
-            <w:hyperlink w:history="1" r:id="rIdc0dawcjwsfrrgtccktd8k">
+            <w:hyperlink w:history="1" r:id="rIdqmjmv9rkag9pdva_lluy2">
               <w:r>
                 <w:rPr>
                   <w:rFonts w:ascii="Arial" w:cs="Arial" w:eastAsia="Arial" w:hAnsi="Arial"/>
@@ -9702,7 +9702,7 @@
             <w:pPr>
               <w:spacing w:after="20" w:before="0"/>
             </w:pPr>
-            <w:hyperlink w:history="1" r:id="rId8d8b7gp3kmlve3tbdx6fg">
+            <w:hyperlink w:history="1" r:id="rId_6ixklr14goqnsx7xflhk">
               <w:r>
                 <w:rPr>
                   <w:rFonts w:ascii="Arial" w:cs="Arial" w:eastAsia="Arial" w:hAnsi="Arial"/>
@@ -9735,7 +9735,7 @@
               <w:spacing w:after="10" w:before="0"/>
               <w:ind w:left="120"/>
             </w:pPr>
-            <w:hyperlink w:history="1" r:id="rIdjm08_zdr05wqlzmv2sfkf">
+            <w:hyperlink w:history="1" r:id="rIdiah3zywkiw-q-1gorfmb6">
               <w:r>
                 <w:rPr>
                   <w:rFonts w:ascii="Arial" w:cs="Arial" w:eastAsia="Arial" w:hAnsi="Arial"/>
@@ -9947,7 +9947,7 @@
               <w:spacing w:after="10" w:before="0"/>
               <w:ind w:left="120"/>
             </w:pPr>
-            <w:hyperlink w:history="1" r:id="rIdhqqggtypslj_cu2wfrlpj">
+            <w:hyperlink w:history="1" r:id="rIdbloxgai9dqvdnx600cdtl">
               <w:r>
                 <w:rPr>
                   <w:rFonts w:ascii="Arial" w:cs="Arial" w:eastAsia="Arial" w:hAnsi="Arial"/>
@@ -10007,7 +10007,7 @@
             <w:pPr>
               <w:spacing w:after="20" w:before="0"/>
             </w:pPr>
-            <w:hyperlink w:history="1" r:id="rIdlewfryy7svm7g4ao3osxj">
+            <w:hyperlink w:history="1" r:id="rIdhccfq8cy19owlcrn11wgj">
               <w:r>
                 <w:rPr>
                   <w:rFonts w:ascii="Arial" w:cs="Arial" w:eastAsia="Arial" w:hAnsi="Arial"/>
@@ -10040,7 +10040,7 @@
               <w:spacing w:after="10" w:before="0"/>
               <w:ind w:left="120"/>
             </w:pPr>
-            <w:hyperlink w:history="1" r:id="rIdxfdm7t9ulmlw-v2dsvi5y">
+            <w:hyperlink w:history="1" r:id="rIdele4uatgxmh8nj9mkpqh_">
               <w:r>
                 <w:rPr>
                   <w:rFonts w:ascii="Arial" w:cs="Arial" w:eastAsia="Arial" w:hAnsi="Arial"/>
@@ -10252,7 +10252,7 @@
               <w:spacing w:after="10" w:before="0"/>
               <w:ind w:left="120"/>
             </w:pPr>
-            <w:hyperlink w:history="1" r:id="rIddqzd-0ex-bbokle9kh6pp">
+            <w:hyperlink w:history="1" r:id="rIdvyisyb1c243zsd1fihdo1">
               <w:r>
                 <w:rPr>
                   <w:rFonts w:ascii="Arial" w:cs="Arial" w:eastAsia="Arial" w:hAnsi="Arial"/>
@@ -10312,7 +10312,7 @@
             <w:pPr>
               <w:spacing w:after="20" w:before="0"/>
             </w:pPr>
-            <w:hyperlink w:history="1" r:id="rIdps8oqxlptg9jxtpgddhcb">
+            <w:hyperlink w:history="1" r:id="rIdkes0zmb6spmbzjk1ro7pd">
               <w:r>
                 <w:rPr>
                   <w:rFonts w:ascii="Arial" w:cs="Arial" w:eastAsia="Arial" w:hAnsi="Arial"/>
@@ -10345,7 +10345,7 @@
               <w:spacing w:after="10" w:before="0"/>
               <w:ind w:left="120"/>
             </w:pPr>
-            <w:hyperlink w:history="1" r:id="rIdhzarc362filspsdznod9i">
+            <w:hyperlink w:history="1" r:id="rIddtpgg7avmpye76o_cgmrr">
               <w:r>
                 <w:rPr>
                   <w:rFonts w:ascii="Arial" w:cs="Arial" w:eastAsia="Arial" w:hAnsi="Arial"/>
@@ -10557,7 +10557,7 @@
               <w:spacing w:after="10" w:before="0"/>
               <w:ind w:left="120"/>
             </w:pPr>
-            <w:hyperlink w:history="1" r:id="rId-6fkpz0ieyr8t1so_mn2w">
+            <w:hyperlink w:history="1" r:id="rId0smpvk9wmbils9mbetnt2">
               <w:r>
                 <w:rPr>
                   <w:rFonts w:ascii="Arial" w:cs="Arial" w:eastAsia="Arial" w:hAnsi="Arial"/>
@@ -10617,7 +10617,7 @@
             <w:pPr>
               <w:spacing w:after="20" w:before="0"/>
             </w:pPr>
-            <w:hyperlink w:history="1" r:id="rIdr7rx0zzl4yiv5vnrrfbsl">
+            <w:hyperlink w:history="1" r:id="rIdlzlq9ocrovk2s0wrwzbf-">
               <w:r>
                 <w:rPr>
                   <w:rFonts w:ascii="Arial" w:cs="Arial" w:eastAsia="Arial" w:hAnsi="Arial"/>
@@ -10650,7 +10650,7 @@
               <w:spacing w:after="10" w:before="0"/>
               <w:ind w:left="120"/>
             </w:pPr>
-            <w:hyperlink w:history="1" r:id="rId2p5dypbeywgwmmvjcwptz">
+            <w:hyperlink w:history="1" r:id="rIdxc-bumd1wndmjrycokiat">
               <w:r>
                 <w:rPr>
                   <w:rFonts w:ascii="Arial" w:cs="Arial" w:eastAsia="Arial" w:hAnsi="Arial"/>
@@ -11162,7 +11162,7 @@
         </w:rPr>
         <w:t xml:space="preserve">© 2026 SeaVuria and ARES. Aligned with KICD objectives. Developed by SeaVuria; technical implementation by ARES (with AI assistance from Claude). Licensed under </w:t>
       </w:r>
-      <w:hyperlink w:history="1" r:id="rIdb0beczxs3x3e6s1uverme">
+      <w:hyperlink w:history="1" r:id="rIdeprlqxjdhoicc77iq9ogr">
         <w:r>
           <w:rPr>
             <w:rFonts w:ascii="Arial" w:cs="Arial" w:eastAsia="Arial" w:hAnsi="Arial"/>
@@ -11183,7 +11183,7 @@
         </w:rPr>
         <w:t xml:space="preserve"> (</w:t>
       </w:r>
-      <w:hyperlink w:history="1" r:id="rId6j7gxkzxl8g8iqrmqafy0">
+      <w:hyperlink w:history="1" r:id="rIdgxdyhxduqsrg-kcbj0iev">
         <w:r>
           <w:rPr>
             <w:rFonts w:ascii="Arial" w:cs="Arial" w:eastAsia="Arial" w:hAnsi="Arial"/>
@@ -12196,7 +12196,7 @@
             <w:pPr>
               <w:spacing w:after="20" w:before="0"/>
             </w:pPr>
-            <w:hyperlink w:history="1" r:id="rIdpwvdriuhdxmu8rqpnsjku">
+            <w:hyperlink w:history="1" r:id="rIdlaq3hmgg-18hbpfkh5jbv">
               <w:r>
                 <w:rPr>
                   <w:rFonts w:ascii="Arial" w:cs="Arial" w:eastAsia="Arial" w:hAnsi="Arial"/>
@@ -12245,7 +12245,7 @@
               <w:spacing w:after="10" w:before="0"/>
               <w:ind w:left="120"/>
             </w:pPr>
-            <w:hyperlink w:history="1" r:id="rIdtxe4j9kvuakpg3ynzoff0">
+            <w:hyperlink w:history="1" r:id="rIdc4xsssnonigd2mlnwrt3t">
               <w:r>
                 <w:rPr>
                   <w:rFonts w:ascii="Arial" w:cs="Arial" w:eastAsia="Arial" w:hAnsi="Arial"/>
@@ -12290,7 +12290,7 @@
             <w:pPr>
               <w:spacing w:after="20" w:before="0"/>
             </w:pPr>
-            <w:hyperlink w:history="1" r:id="rIdcezv39swwtg9j4rww_v5f">
+            <w:hyperlink w:history="1" r:id="rId81fk0dhpwymzfc7l-80x2">
               <w:r>
                 <w:rPr>
                   <w:rFonts w:ascii="Arial" w:cs="Arial" w:eastAsia="Arial" w:hAnsi="Arial"/>
@@ -12323,7 +12323,7 @@
               <w:spacing w:after="10" w:before="0"/>
               <w:ind w:left="120"/>
             </w:pPr>
-            <w:hyperlink w:history="1" r:id="rIdyzk7nt8fbwde1kjkkcxuh">
+            <w:hyperlink w:history="1" r:id="rId9z-nl02uo3ntsdfbb1z8o">
               <w:r>
                 <w:rPr>
                   <w:rFonts w:ascii="Arial" w:cs="Arial" w:eastAsia="Arial" w:hAnsi="Arial"/>
@@ -12365,7 +12365,7 @@
                 <w:sz w:val="18"/>
                 <w:szCs w:val="18"/>
               </w:rPr>
-              <w:t xml:space="preserve">Learners recall the phenomenon: a farmer in Kitale plants maize and beans on the same day after the first rains; some seeds sprout in 4 days, some in 10, and some healthy-looking seeds never sprout. Individually, they write a prediction in their notebooks: 'Which conditions does a seed need to germinate? What will happen to maize and bean seeds in: (a) dry air, (b) water with no air, (c) cold, (d) warm, moist, open air?' They sketch what they expect to see after 5 days and give one reason. They then pair up (Think-Pair-Share) and compare. Finally, groups agree on a group prediction chart for the 5 set-ups, listing the variable they will change and the ones they must keep the same.</w:t>
+              <w:t xml:space="preserve">Learners recall the phenomenon: a farmer in Molo plants maize and beans on the same day after the first rains; some seeds sprout in 4 days, some in 10, and some healthy-looking seeds never sprout. Individually, they write a prediction in their notebooks: 'Which conditions does a seed need to germinate? What will happen to maize and bean seeds in: (a) dry air, (b) water with no air, (c) cold, (d) warm, moist, open air?' They sketch what they expect to see after 5 days and give one reason. They then pair up (Think-Pair-Share) and compare. Finally, groups agree on a group prediction chart for the 5 set-ups, listing the variable they will change and the ones they must keep the same.</w:t>
             </w:r>
           </w:p>
         </w:tc>
@@ -12397,7 +12397,7 @@
                 <w:sz w:val="18"/>
                 <w:szCs w:val="18"/>
               </w:rPr>
-              <w:t xml:space="preserve">Display or read the phenomenon: 'A farmer in Kitale plants maize and beans on the same day, under the same rain. Why might some seeds sprout quickly, some slowly and some not at all?' Say: 'Think quietly and write your own prediction. You have 2 minutes. No talking yet.' Then WAIT TIME 10-15 seconds after asking 'What does a seed need before it can start growing?' before taking any answer. Say: 'Turn to your partner. Share your prediction and tell them WHY you think so.' Circulate and listen for misconceptions such as 'seeds need soil to germinate' or 'seeds need light to germinate'. Cold-call 4 pairs: 'Amina and Otieno, what did your partner predict, and what was the reason?' Record all predictions on the board without judging. Ask: 'Which prediction could we test? How would we make the test fair?'</w:t>
+              <w:t xml:space="preserve">Display or read the phenomenon: 'A farmer in Molo plants maize and beans on the same day, under the same rain. Why might some seeds sprout quickly, some slowly and some not at all?' Say: 'Think quietly and write your own prediction. You have 2 minutes. No talking yet.' Then WAIT TIME 10-15 seconds after asking 'What does a seed need before it can start growing?' before taking any answer. Say: 'Turn to your partner. Share your prediction and tell them WHY you think so.' Circulate and listen for misconceptions such as 'seeds need soil to germinate' or 'seeds need light to germinate'. Cold-call 4 pairs: 'Amina and Otieno, what did your partner predict, and what was the reason?' Record all predictions on the board without judging. Ask: 'Which prediction could we test? How would we make the test fair?'</w:t>
             </w:r>
           </w:p>
         </w:tc>
@@ -12518,7 +12518,7 @@
             <w:pPr>
               <w:spacing w:after="20" w:before="0"/>
             </w:pPr>
-            <w:hyperlink w:history="1" r:id="rIdypuqbqqjsncl1bmqsfary">
+            <w:hyperlink w:history="1" r:id="rIdgdzi7lfyh1evfyckcmtwa">
               <w:r>
                 <w:rPr>
                   <w:rFonts w:ascii="Arial" w:cs="Arial" w:eastAsia="Arial" w:hAnsi="Arial"/>
@@ -12567,7 +12567,7 @@
               <w:spacing w:after="10" w:before="0"/>
               <w:ind w:left="120"/>
             </w:pPr>
-            <w:hyperlink w:history="1" r:id="rIdjioazrej0r-flufva862z">
+            <w:hyperlink w:history="1" r:id="rIdwazja9eq1e9qbdv1osehe">
               <w:r>
                 <w:rPr>
                   <w:rFonts w:ascii="Arial" w:cs="Arial" w:eastAsia="Arial" w:hAnsi="Arial"/>
@@ -12612,7 +12612,7 @@
             <w:pPr>
               <w:spacing w:after="20" w:before="0"/>
             </w:pPr>
-            <w:hyperlink w:history="1" r:id="rIdjq1txlcyxjv37-jeqnnyn">
+            <w:hyperlink w:history="1" r:id="rIdb30ryypmgvpmaq8qttqrd">
               <w:r>
                 <w:rPr>
                   <w:rFonts w:ascii="Arial" w:cs="Arial" w:eastAsia="Arial" w:hAnsi="Arial"/>
@@ -12645,7 +12645,7 @@
               <w:spacing w:after="10" w:before="0"/>
               <w:ind w:left="120"/>
             </w:pPr>
-            <w:hyperlink w:history="1" r:id="rIdarkjzrmdnkzdhmxcqv7nv">
+            <w:hyperlink w:history="1" r:id="rIdd4bbjc_lpn14t5dfty2n8">
               <w:r>
                 <w:rPr>
                   <w:rFonts w:ascii="Arial" w:cs="Arial" w:eastAsia="Arial" w:hAnsi="Arial"/>
@@ -12840,7 +12840,7 @@
             <w:pPr>
               <w:spacing w:after="20" w:before="0"/>
             </w:pPr>
-            <w:hyperlink w:history="1" r:id="rIdggzm6gnvworuwkg7m1cd6">
+            <w:hyperlink w:history="1" r:id="rIdgd4pda48rz6yoe5npxfjo">
               <w:r>
                 <w:rPr>
                   <w:rFonts w:ascii="Arial" w:cs="Arial" w:eastAsia="Arial" w:hAnsi="Arial"/>
@@ -12889,7 +12889,7 @@
               <w:spacing w:after="10" w:before="0"/>
               <w:ind w:left="120"/>
             </w:pPr>
-            <w:hyperlink w:history="1" r:id="rIdumqop90ct8nw4zzga3iqp">
+            <w:hyperlink w:history="1" r:id="rId4warmwfozkbzzciaywyu-">
               <w:r>
                 <w:rPr>
                   <w:rFonts w:ascii="Arial" w:cs="Arial" w:eastAsia="Arial" w:hAnsi="Arial"/>
@@ -12934,7 +12934,7 @@
             <w:pPr>
               <w:spacing w:after="20" w:before="0"/>
             </w:pPr>
-            <w:hyperlink w:history="1" r:id="rIdixfyomtocqgjxadxbtpvv">
+            <w:hyperlink w:history="1" r:id="rIdtn9bbi71p5vqe2k1jckb4">
               <w:r>
                 <w:rPr>
                   <w:rFonts w:ascii="Arial" w:cs="Arial" w:eastAsia="Arial" w:hAnsi="Arial"/>
@@ -12983,7 +12983,7 @@
               <w:spacing w:after="10" w:before="0"/>
               <w:ind w:left="120"/>
             </w:pPr>
-            <w:hyperlink w:history="1" r:id="rIdyayigawsxqgawgfzuub_j">
+            <w:hyperlink w:history="1" r:id="rIdn8gcktgocsw6z4jr3j8lp">
               <w:r>
                 <w:rPr>
                   <w:rFonts w:ascii="Arial" w:cs="Arial" w:eastAsia="Arial" w:hAnsi="Arial"/>
@@ -13178,7 +13178,7 @@
             <w:pPr>
               <w:spacing w:after="20" w:before="0"/>
             </w:pPr>
-            <w:hyperlink w:history="1" r:id="rId7yih4kdmeam6m_9nclwaa">
+            <w:hyperlink w:history="1" r:id="rIdignj2zizvpxh6pmznucaw">
               <w:r>
                 <w:rPr>
                   <w:rFonts w:ascii="Arial" w:cs="Arial" w:eastAsia="Arial" w:hAnsi="Arial"/>
@@ -13227,7 +13227,7 @@
               <w:spacing w:after="10" w:before="0"/>
               <w:ind w:left="120"/>
             </w:pPr>
-            <w:hyperlink w:history="1" r:id="rIdofhnfa04mvkmcz_nubpce">
+            <w:hyperlink w:history="1" r:id="rIdgrzarekxdeq_qspdnylkk">
               <w:r>
                 <w:rPr>
                   <w:rFonts w:ascii="Arial" w:cs="Arial" w:eastAsia="Arial" w:hAnsi="Arial"/>
@@ -13272,7 +13272,7 @@
             <w:pPr>
               <w:spacing w:after="20" w:before="0"/>
             </w:pPr>
-            <w:hyperlink w:history="1" r:id="rIdpwgw2wqxxeieczjanfda1">
+            <w:hyperlink w:history="1" r:id="rId-bfhod1t-b_yrp7kc43eo">
               <w:r>
                 <w:rPr>
                   <w:rFonts w:ascii="Arial" w:cs="Arial" w:eastAsia="Arial" w:hAnsi="Arial"/>
@@ -13305,7 +13305,7 @@
               <w:spacing w:after="10" w:before="0"/>
               <w:ind w:left="120"/>
             </w:pPr>
-            <w:hyperlink w:history="1" r:id="rIdgn5z7jydva5e7igk7o8u9">
+            <w:hyperlink w:history="1" r:id="rIdoz8xwlifykg1itwfht7df">
               <w:r>
                 <w:rPr>
                   <w:rFonts w:ascii="Arial" w:cs="Arial" w:eastAsia="Arial" w:hAnsi="Arial"/>
@@ -13500,7 +13500,7 @@
             <w:pPr>
               <w:spacing w:after="20" w:before="0"/>
             </w:pPr>
-            <w:hyperlink w:history="1" r:id="rIdrkwvln-bevm0djrhibwqx">
+            <w:hyperlink w:history="1" r:id="rIdlawvje9yv7s2ofvwpaidu">
               <w:r>
                 <w:rPr>
                   <w:rFonts w:ascii="Arial" w:cs="Arial" w:eastAsia="Arial" w:hAnsi="Arial"/>
@@ -13549,7 +13549,7 @@
               <w:spacing w:after="10" w:before="0"/>
               <w:ind w:left="120"/>
             </w:pPr>
-            <w:hyperlink w:history="1" r:id="rIdeijrrlspppaqqsvodwj3k">
+            <w:hyperlink w:history="1" r:id="rId1mqpnmnk8vayddcjudh7a">
               <w:r>
                 <w:rPr>
                   <w:rFonts w:ascii="Arial" w:cs="Arial" w:eastAsia="Arial" w:hAnsi="Arial"/>
@@ -13594,7 +13594,7 @@
             <w:pPr>
               <w:spacing w:after="20" w:before="0"/>
             </w:pPr>
-            <w:hyperlink w:history="1" r:id="rIdm8x1sjennstp5mqgdeixe">
+            <w:hyperlink w:history="1" r:id="rId2s7c5pg_shioqf5gdkxoo">
               <w:r>
                 <w:rPr>
                   <w:rFonts w:ascii="Arial" w:cs="Arial" w:eastAsia="Arial" w:hAnsi="Arial"/>
@@ -13627,7 +13627,7 @@
               <w:spacing w:after="10" w:before="0"/>
               <w:ind w:left="120"/>
             </w:pPr>
-            <w:hyperlink w:history="1" r:id="rIdb8is5avgcdad70m1vzvan">
+            <w:hyperlink w:history="1" r:id="rIdzeozcutiazaaiijrewalz">
               <w:r>
                 <w:rPr>
                   <w:rFonts w:ascii="Arial" w:cs="Arial" w:eastAsia="Arial" w:hAnsi="Arial"/>
@@ -14139,7 +14139,7 @@
         </w:rPr>
         <w:t xml:space="preserve">© 2026 SeaVuria and ARES. Aligned with KICD objectives. Developed by SeaVuria; technical implementation by ARES (with AI assistance from Claude). Licensed under </w:t>
       </w:r>
-      <w:hyperlink w:history="1" r:id="rId9moq4zadvrqzki2gn8yse">
+      <w:hyperlink w:history="1" r:id="rId5yfyim80ru6urkzwkmswy">
         <w:r>
           <w:rPr>
             <w:rFonts w:ascii="Arial" w:cs="Arial" w:eastAsia="Arial" w:hAnsi="Arial"/>
@@ -14160,7 +14160,7 @@
         </w:rPr>
         <w:t xml:space="preserve"> (</w:t>
       </w:r>
-      <w:hyperlink w:history="1" r:id="rIdyrj8px5onqzmmda3owtps">
+      <w:hyperlink w:history="1" r:id="rIdistpifcuykwu7dacnfsj5">
         <w:r>
           <w:rPr>
             <w:rFonts w:ascii="Arial" w:cs="Arial" w:eastAsia="Arial" w:hAnsi="Arial"/>
@@ -15173,7 +15173,7 @@
             <w:pPr>
               <w:spacing w:after="20" w:before="0"/>
             </w:pPr>
-            <w:hyperlink w:history="1" r:id="rId5at37ljt8gdwkmj1dwgie">
+            <w:hyperlink w:history="1" r:id="rIdmbf8k-dmnsrxn2tvgxson">
               <w:r>
                 <w:rPr>
                   <w:rFonts w:ascii="Arial" w:cs="Arial" w:eastAsia="Arial" w:hAnsi="Arial"/>
@@ -15222,7 +15222,7 @@
               <w:spacing w:after="10" w:before="0"/>
               <w:ind w:left="120"/>
             </w:pPr>
-            <w:hyperlink w:history="1" r:id="rIdfdbyqdnzf1pqhpsbe3-xn">
+            <w:hyperlink w:history="1" r:id="rIdm_sxgu1jg8cilg-ymkgre">
               <w:r>
                 <w:rPr>
                   <w:rFonts w:ascii="Arial" w:cs="Arial" w:eastAsia="Arial" w:hAnsi="Arial"/>
@@ -15284,7 +15284,7 @@
               <w:spacing w:after="10" w:before="0"/>
               <w:ind w:left="120"/>
             </w:pPr>
-            <w:hyperlink w:history="1" r:id="rId2rxonhzov7i952usejlyi">
+            <w:hyperlink w:history="1" r:id="rIdobsm80s6wfqztj4tzldtf">
               <w:r>
                 <w:rPr>
                   <w:rFonts w:ascii="Arial" w:cs="Arial" w:eastAsia="Arial" w:hAnsi="Arial"/>
@@ -15373,7 +15373,7 @@
                 <w:sz w:val="18"/>
                 <w:szCs w:val="18"/>
               </w:rPr>
-              <w:t xml:space="preserve">Display the specimens and say: "Remember our farmer's field in Kakamega. Same day, same rain, but look at these plants. Think quietly: where does a plant get longer and where does it get thicker?" Give 2 minutes of silent think time, then say: "Turn to your partner and compare your sketches." WAIT TIME 10-15 seconds after each question before calling on anyone. Cold-call 4 pairs (not volunteers) to share, including at least 2 who predicted something different. Say: "Tell me what made you predict that." Record predictions on the board without judging. Ask: "What would we need to see to know who is right?" Clarify terms such as 'growth' and 'girth' in simple English.</w:t>
+              <w:t xml:space="preserve">Display the specimens and say: "Remember our farmer's field in Molo. Same day, same rain, but look at these plants. Think quietly: where does a plant get longer and where does it get thicker?" Give 2 minutes of silent think time, then say: "Turn to your partner and compare your sketches." WAIT TIME 10-15 seconds after each question before calling on anyone. Cold-call 4 pairs (not volunteers) to share, including at least 2 who predicted something different. Say: "Tell me what made you predict that." Record predictions on the board without judging. Ask: "What would we need to see to know who is right?" Clarify terms such as 'growth' and 'girth' in simple English.</w:t>
             </w:r>
           </w:p>
         </w:tc>
@@ -15494,7 +15494,7 @@
             <w:pPr>
               <w:spacing w:after="20" w:before="0"/>
             </w:pPr>
-            <w:hyperlink w:history="1" r:id="rIdve9ehxnseblqrvgj_v81n">
+            <w:hyperlink w:history="1" r:id="rIdsz6qozah3im_i1pnw20_h">
               <w:r>
                 <w:rPr>
                   <w:rFonts w:ascii="Arial" w:cs="Arial" w:eastAsia="Arial" w:hAnsi="Arial"/>
@@ -15543,7 +15543,7 @@
               <w:spacing w:after="10" w:before="0"/>
               <w:ind w:left="120"/>
             </w:pPr>
-            <w:hyperlink w:history="1" r:id="rIdv8gybpgjlqijs_knlyzi9">
+            <w:hyperlink w:history="1" r:id="rIdulppapcp_ufkemdfoxk89">
               <w:r>
                 <w:rPr>
                   <w:rFonts w:ascii="Arial" w:cs="Arial" w:eastAsia="Arial" w:hAnsi="Arial"/>
@@ -15605,7 +15605,7 @@
               <w:spacing w:after="10" w:before="0"/>
               <w:ind w:left="120"/>
             </w:pPr>
-            <w:hyperlink w:history="1" r:id="rIdm7nzvwfs1bn11guwbun5t">
+            <w:hyperlink w:history="1" r:id="rIdi76fmmfd66c73-bm3qdng">
               <w:r>
                 <w:rPr>
                   <w:rFonts w:ascii="Arial" w:cs="Arial" w:eastAsia="Arial" w:hAnsi="Arial"/>
@@ -15815,7 +15815,7 @@
             <w:pPr>
               <w:spacing w:after="20" w:before="0"/>
             </w:pPr>
-            <w:hyperlink w:history="1" r:id="rIdon1b3hyfng3soiuxtucgm">
+            <w:hyperlink w:history="1" r:id="rIdt1e_1tiigex-d33qznwzw">
               <w:r>
                 <w:rPr>
                   <w:rFonts w:ascii="Arial" w:cs="Arial" w:eastAsia="Arial" w:hAnsi="Arial"/>
@@ -15864,7 +15864,7 @@
               <w:spacing w:after="10" w:before="0"/>
               <w:ind w:left="120"/>
             </w:pPr>
-            <w:hyperlink w:history="1" r:id="rIdmdcr1fphvtgeog8ilsqcb">
+            <w:hyperlink w:history="1" r:id="rId6i0bac1sbsugpy-z2f8na">
               <w:r>
                 <w:rPr>
                   <w:rFonts w:ascii="Arial" w:cs="Arial" w:eastAsia="Arial" w:hAnsi="Arial"/>
@@ -15926,7 +15926,7 @@
               <w:spacing w:after="10" w:before="0"/>
               <w:ind w:left="120"/>
             </w:pPr>
-            <w:hyperlink w:history="1" r:id="rIdk3dzqc16jvq57-rsp1jst">
+            <w:hyperlink w:history="1" r:id="rIdv84ueyd9fafmzr7ziydo8">
               <w:r>
                 <w:rPr>
                   <w:rFonts w:ascii="Arial" w:cs="Arial" w:eastAsia="Arial" w:hAnsi="Arial"/>
@@ -16136,7 +16136,7 @@
             <w:pPr>
               <w:spacing w:after="20" w:before="0"/>
             </w:pPr>
-            <w:hyperlink w:history="1" r:id="rIdvofoeejljcmpwaygz4un1">
+            <w:hyperlink w:history="1" r:id="rIdpgzlaihwyqefkza1i--fi">
               <w:r>
                 <w:rPr>
                   <w:rFonts w:ascii="Arial" w:cs="Arial" w:eastAsia="Arial" w:hAnsi="Arial"/>
@@ -16185,7 +16185,7 @@
               <w:spacing w:after="10" w:before="0"/>
               <w:ind w:left="120"/>
             </w:pPr>
-            <w:hyperlink w:history="1" r:id="rIdju5o0tofvue8bxjotcj2q">
+            <w:hyperlink w:history="1" r:id="rIdyjt8ynkhcpr7yxd-ley_k">
               <w:r>
                 <w:rPr>
                   <w:rFonts w:ascii="Arial" w:cs="Arial" w:eastAsia="Arial" w:hAnsi="Arial"/>
@@ -16247,7 +16247,7 @@
               <w:spacing w:after="10" w:before="0"/>
               <w:ind w:left="120"/>
             </w:pPr>
-            <w:hyperlink w:history="1" r:id="rIdbiwewbnovvdhi5faj07qs">
+            <w:hyperlink w:history="1" r:id="rIdltg9nkbavdreutcwahn3l">
               <w:r>
                 <w:rPr>
                   <w:rFonts w:ascii="Arial" w:cs="Arial" w:eastAsia="Arial" w:hAnsi="Arial"/>
@@ -16457,7 +16457,7 @@
             <w:pPr>
               <w:spacing w:after="20" w:before="0"/>
             </w:pPr>
-            <w:hyperlink w:history="1" r:id="rIdnpkbdue2ckrpb9iu0o-he">
+            <w:hyperlink w:history="1" r:id="rId_owyqs3rfehc0cmedzmay">
               <w:r>
                 <w:rPr>
                   <w:rFonts w:ascii="Arial" w:cs="Arial" w:eastAsia="Arial" w:hAnsi="Arial"/>
@@ -16506,7 +16506,7 @@
               <w:spacing w:after="10" w:before="0"/>
               <w:ind w:left="120"/>
             </w:pPr>
-            <w:hyperlink w:history="1" r:id="rIdsjoefyznnwtjtz0hnmt2f">
+            <w:hyperlink w:history="1" r:id="rIdmrr-uaaorah0ujxxxvvfz">
               <w:r>
                 <w:rPr>
                   <w:rFonts w:ascii="Arial" w:cs="Arial" w:eastAsia="Arial" w:hAnsi="Arial"/>
@@ -16568,7 +16568,7 @@
               <w:spacing w:after="10" w:before="0"/>
               <w:ind w:left="120"/>
             </w:pPr>
-            <w:hyperlink w:history="1" r:id="rIdegmzale03ugvzphc-enqs">
+            <w:hyperlink w:history="1" r:id="rIdr22kskbj3icfozhs4k6na">
               <w:r>
                 <w:rPr>
                   <w:rFonts w:ascii="Arial" w:cs="Arial" w:eastAsia="Arial" w:hAnsi="Arial"/>
@@ -17095,7 +17095,7 @@
         </w:rPr>
         <w:t xml:space="preserve">© 2026 SeaVuria and ARES. Aligned with KICD objectives. Developed by SeaVuria; technical implementation by ARES (with AI assistance from Claude). Licensed under </w:t>
       </w:r>
-      <w:hyperlink w:history="1" r:id="rIds51o9v5kf8zn9d7v84jjl">
+      <w:hyperlink w:history="1" r:id="rId3qte_8_44vr6bz9twckxu">
         <w:r>
           <w:rPr>
             <w:rFonts w:ascii="Arial" w:cs="Arial" w:eastAsia="Arial" w:hAnsi="Arial"/>
@@ -17116,7 +17116,7 @@
         </w:rPr>
         <w:t xml:space="preserve"> (</w:t>
       </w:r>
-      <w:hyperlink w:history="1" r:id="rIdkajaqx3plc2zmnol7iyva">
+      <w:hyperlink w:history="1" r:id="rIdpz31qdwnmfgaj0vevovrd">
         <w:r>
           <w:rPr>
             <w:rFonts w:ascii="Arial" w:cs="Arial" w:eastAsia="Arial" w:hAnsi="Arial"/>
@@ -18146,7 +18146,7 @@
               <w:spacing w:after="10" w:before="0"/>
               <w:ind w:left="120"/>
             </w:pPr>
-            <w:hyperlink w:history="1" r:id="rIdiywgiy92yr4nl1kc3e8ll">
+            <w:hyperlink w:history="1" r:id="rIdxpljjeknky3l3xh0s-m3c">
               <w:r>
                 <w:rPr>
                   <w:rFonts w:ascii="Arial" w:cs="Arial" w:eastAsia="Arial" w:hAnsi="Arial"/>
@@ -18206,7 +18206,7 @@
             <w:pPr>
               <w:spacing w:after="20" w:before="0"/>
             </w:pPr>
-            <w:hyperlink w:history="1" r:id="rIdp3bmiyytlw0es7x2zsuqo">
+            <w:hyperlink w:history="1" r:id="rIdwm2dgpg9ccosatudk9igx">
               <w:r>
                 <w:rPr>
                   <w:rFonts w:ascii="Arial" w:cs="Arial" w:eastAsia="Arial" w:hAnsi="Arial"/>
@@ -18255,7 +18255,7 @@
               <w:spacing w:after="10" w:before="0"/>
               <w:ind w:left="120"/>
             </w:pPr>
-            <w:hyperlink w:history="1" r:id="rId8svoe0lclaov2ppl4m_p8">
+            <w:hyperlink w:history="1" r:id="rIdy5ioeqhhywkuf2_hyk_ob">
               <w:r>
                 <w:rPr>
                   <w:rFonts w:ascii="Arial" w:cs="Arial" w:eastAsia="Arial" w:hAnsi="Arial"/>
@@ -18467,7 +18467,7 @@
               <w:spacing w:after="10" w:before="0"/>
               <w:ind w:left="120"/>
             </w:pPr>
-            <w:hyperlink w:history="1" r:id="rIdmptr21wxwuyb-lcthpb_z">
+            <w:hyperlink w:history="1" r:id="rIdi49rrtjybxauk-daconfm">
               <w:r>
                 <w:rPr>
                   <w:rFonts w:ascii="Arial" w:cs="Arial" w:eastAsia="Arial" w:hAnsi="Arial"/>
@@ -18527,7 +18527,7 @@
             <w:pPr>
               <w:spacing w:after="20" w:before="0"/>
             </w:pPr>
-            <w:hyperlink w:history="1" r:id="rIdpszu7zalp-vvmznhzecgz">
+            <w:hyperlink w:history="1" r:id="rIdz995pxdbfesfqf8tctz4c">
               <w:r>
                 <w:rPr>
                   <w:rFonts w:ascii="Arial" w:cs="Arial" w:eastAsia="Arial" w:hAnsi="Arial"/>
@@ -18576,7 +18576,7 @@
               <w:spacing w:after="10" w:before="0"/>
               <w:ind w:left="120"/>
             </w:pPr>
-            <w:hyperlink w:history="1" r:id="rId6fdffp6bwidcz58dfgyfu">
+            <w:hyperlink w:history="1" r:id="rIdfi79h0t9-zoiovosso776">
               <w:r>
                 <w:rPr>
                   <w:rFonts w:ascii="Arial" w:cs="Arial" w:eastAsia="Arial" w:hAnsi="Arial"/>
@@ -18788,7 +18788,7 @@
               <w:spacing w:after="10" w:before="0"/>
               <w:ind w:left="120"/>
             </w:pPr>
-            <w:hyperlink w:history="1" r:id="rId5xhhbavitwnsfwysfsiti">
+            <w:hyperlink w:history="1" r:id="rIdo4adduota2fa3mc5vwhuz">
               <w:r>
                 <w:rPr>
                   <w:rFonts w:ascii="Arial" w:cs="Arial" w:eastAsia="Arial" w:hAnsi="Arial"/>
@@ -18848,7 +18848,7 @@
             <w:pPr>
               <w:spacing w:after="20" w:before="0"/>
             </w:pPr>
-            <w:hyperlink w:history="1" r:id="rIdpac3nw6kpa4izfml92dab">
+            <w:hyperlink w:history="1" r:id="rIddbt-xwhjehye-s-iiarrb">
               <w:r>
                 <w:rPr>
                   <w:rFonts w:ascii="Arial" w:cs="Arial" w:eastAsia="Arial" w:hAnsi="Arial"/>
@@ -18897,7 +18897,7 @@
               <w:spacing w:after="10" w:before="0"/>
               <w:ind w:left="120"/>
             </w:pPr>
-            <w:hyperlink w:history="1" r:id="rIdweohsjqyfhsrjim63wpgv">
+            <w:hyperlink w:history="1" r:id="rId5c6kjdpzilrdvpnqeddjj">
               <w:r>
                 <w:rPr>
                   <w:rFonts w:ascii="Arial" w:cs="Arial" w:eastAsia="Arial" w:hAnsi="Arial"/>
@@ -19109,7 +19109,7 @@
               <w:spacing w:after="10" w:before="0"/>
               <w:ind w:left="120"/>
             </w:pPr>
-            <w:hyperlink w:history="1" r:id="rIda_ktllnqfdq-ffpxrfuvk">
+            <w:hyperlink w:history="1" r:id="rIdjw-szdr3iveimw5vqlmla">
               <w:r>
                 <w:rPr>
                   <w:rFonts w:ascii="Arial" w:cs="Arial" w:eastAsia="Arial" w:hAnsi="Arial"/>
@@ -19169,7 +19169,7 @@
             <w:pPr>
               <w:spacing w:after="20" w:before="0"/>
             </w:pPr>
-            <w:hyperlink w:history="1" r:id="rIdjsiee_sckmcluj7_lmjil">
+            <w:hyperlink w:history="1" r:id="rIdhk4lc-drsbigqe-sgexdh">
               <w:r>
                 <w:rPr>
                   <w:rFonts w:ascii="Arial" w:cs="Arial" w:eastAsia="Arial" w:hAnsi="Arial"/>
@@ -19218,7 +19218,7 @@
               <w:spacing w:after="10" w:before="0"/>
               <w:ind w:left="120"/>
             </w:pPr>
-            <w:hyperlink w:history="1" r:id="rIdnsufnafvkqp274xpaxycc">
+            <w:hyperlink w:history="1" r:id="rIdj4vfwzumv3dk49_xuj9fy">
               <w:r>
                 <w:rPr>
                   <w:rFonts w:ascii="Arial" w:cs="Arial" w:eastAsia="Arial" w:hAnsi="Arial"/>
@@ -19430,7 +19430,7 @@
               <w:spacing w:after="10" w:before="0"/>
               <w:ind w:left="120"/>
             </w:pPr>
-            <w:hyperlink w:history="1" r:id="rIdps91mzldj1bfipjgjuyd_">
+            <w:hyperlink w:history="1" r:id="rIdyeecfn8myue-_9d55mbih">
               <w:r>
                 <w:rPr>
                   <w:rFonts w:ascii="Arial" w:cs="Arial" w:eastAsia="Arial" w:hAnsi="Arial"/>
@@ -19490,7 +19490,7 @@
             <w:pPr>
               <w:spacing w:after="20" w:before="0"/>
             </w:pPr>
-            <w:hyperlink w:history="1" r:id="rIdbpe41nlkdq-mbqmo1sbrv">
+            <w:hyperlink w:history="1" r:id="rId45by3gecazo4lfvvpsat0">
               <w:r>
                 <w:rPr>
                   <w:rFonts w:ascii="Arial" w:cs="Arial" w:eastAsia="Arial" w:hAnsi="Arial"/>
@@ -19539,7 +19539,7 @@
               <w:spacing w:after="10" w:before="0"/>
               <w:ind w:left="120"/>
             </w:pPr>
-            <w:hyperlink w:history="1" r:id="rIdcinq2bs8oj37ljwndbl_s">
+            <w:hyperlink w:history="1" r:id="rIdkk56y-ycsmatyr7qpzyeo">
               <w:r>
                 <w:rPr>
                   <w:rFonts w:ascii="Arial" w:cs="Arial" w:eastAsia="Arial" w:hAnsi="Arial"/>
@@ -20051,7 +20051,7 @@
         </w:rPr>
         <w:t xml:space="preserve">© 2026 SeaVuria and ARES. Aligned with KICD objectives. Developed by SeaVuria; technical implementation by ARES (with AI assistance from Claude). Licensed under </w:t>
       </w:r>
-      <w:hyperlink w:history="1" r:id="rIdq_lxvg4cktzh-eq1bhkfx">
+      <w:hyperlink w:history="1" r:id="rId2-x9su-_h3aojyz2slrht">
         <w:r>
           <w:rPr>
             <w:rFonts w:ascii="Arial" w:cs="Arial" w:eastAsia="Arial" w:hAnsi="Arial"/>
@@ -20072,7 +20072,7 @@
         </w:rPr>
         <w:t xml:space="preserve"> (</w:t>
       </w:r>
-      <w:hyperlink w:history="1" r:id="rId5vlruv8veevpcqrzkoug9">
+      <w:hyperlink w:history="1" r:id="rIdzucnuqkoujinuymw9cdpo">
         <w:r>
           <w:rPr>
             <w:rFonts w:ascii="Arial" w:cs="Arial" w:eastAsia="Arial" w:hAnsi="Arial"/>
@@ -21085,7 +21085,7 @@
             <w:pPr>
               <w:spacing w:after="20" w:before="0"/>
             </w:pPr>
-            <w:hyperlink w:history="1" r:id="rIddjr6veuc5lajwa-sh_j_0">
+            <w:hyperlink w:history="1" r:id="rIdwfkvyxhzjwff08eyj7x4t">
               <w:r>
                 <w:rPr>
                   <w:rFonts w:ascii="Arial" w:cs="Arial" w:eastAsia="Arial" w:hAnsi="Arial"/>
@@ -21134,7 +21134,7 @@
               <w:spacing w:after="10" w:before="0"/>
               <w:ind w:left="120"/>
             </w:pPr>
-            <w:hyperlink w:history="1" r:id="rIddbzbzofrra7uwkmrrtyvh">
+            <w:hyperlink w:history="1" r:id="rIdm3qurek6sdo4wyccakdg2">
               <w:r>
                 <w:rPr>
                   <w:rFonts w:ascii="Arial" w:cs="Arial" w:eastAsia="Arial" w:hAnsi="Arial"/>
@@ -21179,7 +21179,7 @@
             <w:pPr>
               <w:spacing w:after="20" w:before="0"/>
             </w:pPr>
-            <w:hyperlink w:history="1" r:id="rIdnnr0x0pduibken3bi-jcd">
+            <w:hyperlink w:history="1" r:id="rIdjbw5vxnzz8pii0fl6ve5_">
               <w:r>
                 <w:rPr>
                   <w:rFonts w:ascii="Arial" w:cs="Arial" w:eastAsia="Arial" w:hAnsi="Arial"/>
@@ -21212,7 +21212,7 @@
               <w:spacing w:after="10" w:before="0"/>
               <w:ind w:left="120"/>
             </w:pPr>
-            <w:hyperlink w:history="1" r:id="rIdfs2qe883oel5pgop4xxvl">
+            <w:hyperlink w:history="1" r:id="rIdx9qps4p3dd5ew4065lpri">
               <w:r>
                 <w:rPr>
                   <w:rFonts w:ascii="Arial" w:cs="Arial" w:eastAsia="Arial" w:hAnsi="Arial"/>
@@ -21254,7 +21254,7 @@
                 <w:sz w:val="18"/>
                 <w:szCs w:val="18"/>
               </w:rPr>
-              <w:t xml:space="preserve">Learners look at the phenomenon sketch on the board (time-lapse stills or a teacher drawing): maize and bean seeds planted the same day in a shamba in Kakamega after rain. Some seedlings are tall, some are short, one bean has side branches and one seed has not germinated. On a half-page they individually write a prediction for 'What inside the plant could be controlling when a seed germinates, how tall the shoot grows and whether branches form?' and draw a quick arrow diagram. They then share with a partner (Think-Pair-Share) and add one idea from the partner in a different colour.</w:t>
+              <w:t xml:space="preserve">Learners look at the phenomenon sketch on the board (time-lapse stills or a teacher drawing): maize and bean seeds planted the same day in a shamba in Molo after rain. Some seedlings are tall, some are short, one bean has side branches and one seed has not germinated. On a half-page they individually write a prediction for 'What inside the plant could be controlling when a seed germinates, how tall the shoot grows and whether branches form?' and draw a quick arrow diagram. They then share with a partner (Think-Pair-Share) and add one idea from the partner in a different colour.</w:t>
             </w:r>
           </w:p>
         </w:tc>
@@ -21407,7 +21407,7 @@
             <w:pPr>
               <w:spacing w:after="20" w:before="0"/>
             </w:pPr>
-            <w:hyperlink w:history="1" r:id="rIdhqtnkp0jymwpmpbiicsqb">
+            <w:hyperlink w:history="1" r:id="rIdeijhbobbongi4vzzioijg">
               <w:r>
                 <w:rPr>
                   <w:rFonts w:ascii="Arial" w:cs="Arial" w:eastAsia="Arial" w:hAnsi="Arial"/>
@@ -21456,7 +21456,7 @@
               <w:spacing w:after="10" w:before="0"/>
               <w:ind w:left="120"/>
             </w:pPr>
-            <w:hyperlink w:history="1" r:id="rIdun8ahswcsayg0tzpuxzuu">
+            <w:hyperlink w:history="1" r:id="rIdnozieac43xz7nkbwskdaa">
               <w:r>
                 <w:rPr>
                   <w:rFonts w:ascii="Arial" w:cs="Arial" w:eastAsia="Arial" w:hAnsi="Arial"/>
@@ -21501,7 +21501,7 @@
             <w:pPr>
               <w:spacing w:after="20" w:before="0"/>
             </w:pPr>
-            <w:hyperlink w:history="1" r:id="rIdtnu99yf44l5edltgb8znx">
+            <w:hyperlink w:history="1" r:id="rId_nizcrfjjm7zst-db1nwb">
               <w:r>
                 <w:rPr>
                   <w:rFonts w:ascii="Arial" w:cs="Arial" w:eastAsia="Arial" w:hAnsi="Arial"/>
@@ -21534,7 +21534,7 @@
               <w:spacing w:after="10" w:before="0"/>
               <w:ind w:left="120"/>
             </w:pPr>
-            <w:hyperlink w:history="1" r:id="rIdqww_wuyzis4jtxzqydaos">
+            <w:hyperlink w:history="1" r:id="rId846azqaoiiuk3gyaoln7a">
               <w:r>
                 <w:rPr>
                   <w:rFonts w:ascii="Arial" w:cs="Arial" w:eastAsia="Arial" w:hAnsi="Arial"/>
@@ -21729,7 +21729,7 @@
             <w:pPr>
               <w:spacing w:after="20" w:before="0"/>
             </w:pPr>
-            <w:hyperlink w:history="1" r:id="rIdqcyrtnk2rryfel_p-tdun">
+            <w:hyperlink w:history="1" r:id="rIdbqc8lafl1bzjcshacwim3">
               <w:r>
                 <w:rPr>
                   <w:rFonts w:ascii="Arial" w:cs="Arial" w:eastAsia="Arial" w:hAnsi="Arial"/>
@@ -21778,7 +21778,7 @@
               <w:spacing w:after="10" w:before="0"/>
               <w:ind w:left="120"/>
             </w:pPr>
-            <w:hyperlink w:history="1" r:id="rIdjxud_onibeimlj2viu2id">
+            <w:hyperlink w:history="1" r:id="rIdjudbc_t22smoc2fq7fooa">
               <w:r>
                 <w:rPr>
                   <w:rFonts w:ascii="Arial" w:cs="Arial" w:eastAsia="Arial" w:hAnsi="Arial"/>
@@ -21823,7 +21823,7 @@
             <w:pPr>
               <w:spacing w:after="20" w:before="0"/>
             </w:pPr>
-            <w:hyperlink w:history="1" r:id="rIdwjeppmy-ocuw538ospq2z">
+            <w:hyperlink w:history="1" r:id="rId9gtq9j58ll0vaz0ck4rtz">
               <w:r>
                 <w:rPr>
                   <w:rFonts w:ascii="Arial" w:cs="Arial" w:eastAsia="Arial" w:hAnsi="Arial"/>
@@ -21872,7 +21872,7 @@
               <w:spacing w:after="10" w:before="0"/>
               <w:ind w:left="120"/>
             </w:pPr>
-            <w:hyperlink w:history="1" r:id="rIdudx0yv83eklfgmtkcib8c">
+            <w:hyperlink w:history="1" r:id="rIdtbhlnh9zr94yd6j4ypray">
               <w:r>
                 <w:rPr>
                   <w:rFonts w:ascii="Arial" w:cs="Arial" w:eastAsia="Arial" w:hAnsi="Arial"/>
@@ -22067,7 +22067,7 @@
             <w:pPr>
               <w:spacing w:after="20" w:before="0"/>
             </w:pPr>
-            <w:hyperlink w:history="1" r:id="rIdstcpx5zbdawrdeuh6wlow">
+            <w:hyperlink w:history="1" r:id="rIdzh6_gc0jvzb63fdasxfhp">
               <w:r>
                 <w:rPr>
                   <w:rFonts w:ascii="Arial" w:cs="Arial" w:eastAsia="Arial" w:hAnsi="Arial"/>
@@ -22116,7 +22116,7 @@
               <w:spacing w:after="10" w:before="0"/>
               <w:ind w:left="120"/>
             </w:pPr>
-            <w:hyperlink w:history="1" r:id="rIdp7dxsnil03hoka1weolc0">
+            <w:hyperlink w:history="1" r:id="rIdqvpq2jcmijlg8madt3px1">
               <w:r>
                 <w:rPr>
                   <w:rFonts w:ascii="Arial" w:cs="Arial" w:eastAsia="Arial" w:hAnsi="Arial"/>
@@ -22161,7 +22161,7 @@
             <w:pPr>
               <w:spacing w:after="20" w:before="0"/>
             </w:pPr>
-            <w:hyperlink w:history="1" r:id="rIdtyvocoybdmnhbjlscqjib">
+            <w:hyperlink w:history="1" r:id="rIduoa0frz3xemsz5y10grd7">
               <w:r>
                 <w:rPr>
                   <w:rFonts w:ascii="Arial" w:cs="Arial" w:eastAsia="Arial" w:hAnsi="Arial"/>
@@ -22210,7 +22210,7 @@
               <w:spacing w:after="10" w:before="0"/>
               <w:ind w:left="120"/>
             </w:pPr>
-            <w:hyperlink w:history="1" r:id="rIdz29truktoqa9pbx2dkjzw">
+            <w:hyperlink w:history="1" r:id="rIdxqyztgaddzbpjjyrmgvuy">
               <w:r>
                 <w:rPr>
                   <w:rFonts w:ascii="Arial" w:cs="Arial" w:eastAsia="Arial" w:hAnsi="Arial"/>
@@ -22405,7 +22405,7 @@
             <w:pPr>
               <w:spacing w:after="20" w:before="0"/>
             </w:pPr>
-            <w:hyperlink w:history="1" r:id="rIdn9bekyzqzydqu9ufuqgme">
+            <w:hyperlink w:history="1" r:id="rIdbwfb2sb_muk6esuq0fwwx">
               <w:r>
                 <w:rPr>
                   <w:rFonts w:ascii="Arial" w:cs="Arial" w:eastAsia="Arial" w:hAnsi="Arial"/>
@@ -22454,7 +22454,7 @@
               <w:spacing w:after="10" w:before="0"/>
               <w:ind w:left="120"/>
             </w:pPr>
-            <w:hyperlink w:history="1" r:id="rIdtwjvoq6gyc_glkzoo3det">
+            <w:hyperlink w:history="1" r:id="rId-ut3gqqsex3rvgxmvg0n8">
               <w:r>
                 <w:rPr>
                   <w:rFonts w:ascii="Arial" w:cs="Arial" w:eastAsia="Arial" w:hAnsi="Arial"/>
@@ -22499,7 +22499,7 @@
             <w:pPr>
               <w:spacing w:after="20" w:before="0"/>
             </w:pPr>
-            <w:hyperlink w:history="1" r:id="rIdicg-g9sein2s_o_kavdgl">
+            <w:hyperlink w:history="1" r:id="rIdoxkqagkokheqz_3lynapb">
               <w:r>
                 <w:rPr>
                   <w:rFonts w:ascii="Arial" w:cs="Arial" w:eastAsia="Arial" w:hAnsi="Arial"/>
@@ -22532,7 +22532,7 @@
               <w:spacing w:after="10" w:before="0"/>
               <w:ind w:left="120"/>
             </w:pPr>
-            <w:hyperlink w:history="1" r:id="rIdqtta8ep3lu1r1pnbrpucz">
+            <w:hyperlink w:history="1" r:id="rIdwi4q5hvzmy91viauk-w34">
               <w:r>
                 <w:rPr>
                   <w:rFonts w:ascii="Arial" w:cs="Arial" w:eastAsia="Arial" w:hAnsi="Arial"/>
@@ -23044,7 +23044,7 @@
         </w:rPr>
         <w:t xml:space="preserve">© 2026 SeaVuria and ARES. Aligned with KICD objectives. Developed by SeaVuria; technical implementation by ARES (with AI assistance from Claude). Licensed under </w:t>
       </w:r>
-      <w:hyperlink w:history="1" r:id="rId636u-bkfmo0gvmiorbza3">
+      <w:hyperlink w:history="1" r:id="rIdcs4xixs4spu4w7zw02pon">
         <w:r>
           <w:rPr>
             <w:rFonts w:ascii="Arial" w:cs="Arial" w:eastAsia="Arial" w:hAnsi="Arial"/>
@@ -23065,7 +23065,7 @@
         </w:rPr>
         <w:t xml:space="preserve"> (</w:t>
       </w:r>
-      <w:hyperlink w:history="1" r:id="rId6be5zjjlzfy9q5iu2ghlz">
+      <w:hyperlink w:history="1" r:id="rIdun9kjlvepdhxsquyzqyoo">
         <w:r>
           <w:rPr>
             <w:rFonts w:ascii="Arial" w:cs="Arial" w:eastAsia="Arial" w:hAnsi="Arial"/>
@@ -23795,7 +23795,7 @@
                 <w:sz w:val="18"/>
                 <w:szCs w:val="18"/>
               </w:rPr>
-              <w:t xml:space="preserve">Learners return to the farmer's puzzle: maize and beans planted on the same day after the same rain look different as they grow. Using seedlings grown in tins, cartons or sacks since Lesson 5 (or teacher-prepared data sets for days missed), groups measure shoot height with a ruler and stem width with thread wrapped around the stem and measured against the ruler. They compile data for Days 0-21, plot growth curves on graph paper, compare the S-shaped curve of one crop against the other, and write CER explanations. A Gallery Walk lets groups review each other's graphs. The DQB gains the question 'Do we have hormones in plants?' and the class revises its model of growth.</w:t>
+              <w:t xml:space="preserve">Learners return to the farmer's puzzle: maize and beans planted on the same day after the same rain look different as they grow. Using seedlings grown in tins, cartons or sacks over earlier lessons (or teacher-prepared data sets for days missed), groups measure shoot height with a ruler and stem width with thread wrapped around the stem and measured against the ruler. They compile data for Days 0-21, plot growth curves on graph paper, compare the S-shaped curve of one crop against the other, and write CER explanations. A Gallery Walk lets groups review each other's graphs. The DQB gains the question 'Do we have hormones in plants?' and the class revises its model of growth.</w:t>
             </w:r>
           </w:p>
         </w:tc>
@@ -24078,7 +24078,7 @@
             <w:pPr>
               <w:spacing w:after="20" w:before="0"/>
             </w:pPr>
-            <w:hyperlink w:history="1" r:id="rIdaeibg-avu-s6xdcxivba3">
+            <w:hyperlink w:history="1" r:id="rIdzkclmytdgak8keukbcquy">
               <w:r>
                 <w:rPr>
                   <w:rFonts w:ascii="Arial" w:cs="Arial" w:eastAsia="Arial" w:hAnsi="Arial"/>
@@ -24127,7 +24127,7 @@
               <w:spacing w:after="10" w:before="0"/>
               <w:ind w:left="120"/>
             </w:pPr>
-            <w:hyperlink w:history="1" r:id="rIddyxsz0x7hfmusq4k7jufl">
+            <w:hyperlink w:history="1" r:id="rIdkcnhxlkt9z4i3kvayhe8e">
               <w:r>
                 <w:rPr>
                   <w:rFonts w:ascii="Arial" w:cs="Arial" w:eastAsia="Arial" w:hAnsi="Arial"/>
@@ -24172,7 +24172,7 @@
             <w:pPr>
               <w:spacing w:after="20" w:before="0"/>
             </w:pPr>
-            <w:hyperlink w:history="1" r:id="rIdnifvph_xnkmrq-0npub3f">
+            <w:hyperlink w:history="1" r:id="rIdcxoyc3k_uvmz8zjww0hap">
               <w:r>
                 <w:rPr>
                   <w:rFonts w:ascii="Arial" w:cs="Arial" w:eastAsia="Arial" w:hAnsi="Arial"/>
@@ -24221,7 +24221,7 @@
               <w:spacing w:after="10" w:before="0"/>
               <w:ind w:left="120"/>
             </w:pPr>
-            <w:hyperlink w:history="1" r:id="rId9hrsrqa9_cec7ock1jqrv">
+            <w:hyperlink w:history="1" r:id="rIdj-ihtiyei8jlzmykbu7vv">
               <w:r>
                 <w:rPr>
                   <w:rFonts w:ascii="Arial" w:cs="Arial" w:eastAsia="Arial" w:hAnsi="Arial"/>
@@ -24416,7 +24416,7 @@
             <w:pPr>
               <w:spacing w:after="20" w:before="0"/>
             </w:pPr>
-            <w:hyperlink w:history="1" r:id="rIdtj_k_u-ipkoxapdndctem">
+            <w:hyperlink w:history="1" r:id="rId3iqd1uwz4j3wyj7olg3eu">
               <w:r>
                 <w:rPr>
                   <w:rFonts w:ascii="Arial" w:cs="Arial" w:eastAsia="Arial" w:hAnsi="Arial"/>
@@ -24465,7 +24465,7 @@
               <w:spacing w:after="10" w:before="0"/>
               <w:ind w:left="120"/>
             </w:pPr>
-            <w:hyperlink w:history="1" r:id="rIdshfqotsaoh8pua4c2i9_e">
+            <w:hyperlink w:history="1" r:id="rId2o_emf3s9zuj618gz_m2x">
               <w:r>
                 <w:rPr>
                   <w:rFonts w:ascii="Arial" w:cs="Arial" w:eastAsia="Arial" w:hAnsi="Arial"/>
@@ -24510,7 +24510,7 @@
             <w:pPr>
               <w:spacing w:after="20" w:before="0"/>
             </w:pPr>
-            <w:hyperlink w:history="1" r:id="rId1c5zcoaw_toh8fdjpc6if">
+            <w:hyperlink w:history="1" r:id="rIdz4d41xuoo3jq4qk58c8g1">
               <w:r>
                 <w:rPr>
                   <w:rFonts w:ascii="Arial" w:cs="Arial" w:eastAsia="Arial" w:hAnsi="Arial"/>
@@ -24559,7 +24559,7 @@
               <w:spacing w:after="10" w:before="0"/>
               <w:ind w:left="120"/>
             </w:pPr>
-            <w:hyperlink w:history="1" r:id="rIdldbsufsqkqwakyamaymcb">
+            <w:hyperlink w:history="1" r:id="rIdj7yx0kuhxvmvplm-vehrc">
               <w:r>
                 <w:rPr>
                   <w:rFonts w:ascii="Arial" w:cs="Arial" w:eastAsia="Arial" w:hAnsi="Arial"/>
@@ -24754,7 +24754,7 @@
             <w:pPr>
               <w:spacing w:after="20" w:before="0"/>
             </w:pPr>
-            <w:hyperlink w:history="1" r:id="rIdtxu5rpvnbduegdqmyfiyi">
+            <w:hyperlink w:history="1" r:id="rIdkeihcgqpctdbbsqwyypwn">
               <w:r>
                 <w:rPr>
                   <w:rFonts w:ascii="Arial" w:cs="Arial" w:eastAsia="Arial" w:hAnsi="Arial"/>
@@ -24803,7 +24803,7 @@
               <w:spacing w:after="10" w:before="0"/>
               <w:ind w:left="120"/>
             </w:pPr>
-            <w:hyperlink w:history="1" r:id="rIdzncs5i3bk9fyrht87eqax">
+            <w:hyperlink w:history="1" r:id="rId1g91zxauojwn-qz9wlnqw">
               <w:r>
                 <w:rPr>
                   <w:rFonts w:ascii="Arial" w:cs="Arial" w:eastAsia="Arial" w:hAnsi="Arial"/>
@@ -24848,7 +24848,7 @@
             <w:pPr>
               <w:spacing w:after="20" w:before="0"/>
             </w:pPr>
-            <w:hyperlink w:history="1" r:id="rId8b3v5p9ztkicc2xu4nnej">
+            <w:hyperlink w:history="1" r:id="rId7nnp0jyjbhi_ntbhzlgo8">
               <w:r>
                 <w:rPr>
                   <w:rFonts w:ascii="Arial" w:cs="Arial" w:eastAsia="Arial" w:hAnsi="Arial"/>
@@ -24897,7 +24897,7 @@
               <w:spacing w:after="10" w:before="0"/>
               <w:ind w:left="120"/>
             </w:pPr>
-            <w:hyperlink w:history="1" r:id="rIdfhueczxljqy57hwfzx7j-">
+            <w:hyperlink w:history="1" r:id="rIdrxtqeps4dqvpi5jdpbzij">
               <w:r>
                 <w:rPr>
                   <w:rFonts w:ascii="Arial" w:cs="Arial" w:eastAsia="Arial" w:hAnsi="Arial"/>
@@ -25092,7 +25092,7 @@
             <w:pPr>
               <w:spacing w:after="20" w:before="0"/>
             </w:pPr>
-            <w:hyperlink w:history="1" r:id="rIdo88ol8ywkx-tyycwfwwkk">
+            <w:hyperlink w:history="1" r:id="rIdobz578o0rqmzzjv-djszp">
               <w:r>
                 <w:rPr>
                   <w:rFonts w:ascii="Arial" w:cs="Arial" w:eastAsia="Arial" w:hAnsi="Arial"/>
@@ -25141,7 +25141,7 @@
               <w:spacing w:after="10" w:before="0"/>
               <w:ind w:left="120"/>
             </w:pPr>
-            <w:hyperlink w:history="1" r:id="rId2jujayp0k9euktvn91bwz">
+            <w:hyperlink w:history="1" r:id="rId2pug7klqzhecletdn2ewx">
               <w:r>
                 <w:rPr>
                   <w:rFonts w:ascii="Arial" w:cs="Arial" w:eastAsia="Arial" w:hAnsi="Arial"/>
@@ -25186,7 +25186,7 @@
             <w:pPr>
               <w:spacing w:after="20" w:before="0"/>
             </w:pPr>
-            <w:hyperlink w:history="1" r:id="rIdvxzxilili09sib6uifynr">
+            <w:hyperlink w:history="1" r:id="rId8v6_h9ixxeuacga87qlyl">
               <w:r>
                 <w:rPr>
                   <w:rFonts w:ascii="Arial" w:cs="Arial" w:eastAsia="Arial" w:hAnsi="Arial"/>
@@ -25235,7 +25235,7 @@
               <w:spacing w:after="10" w:before="0"/>
               <w:ind w:left="120"/>
             </w:pPr>
-            <w:hyperlink w:history="1" r:id="rIdlqier7oozynrtolxhgfad">
+            <w:hyperlink w:history="1" r:id="rIdziul4e6liztxb9ou_vrl3">
               <w:r>
                 <w:rPr>
                   <w:rFonts w:ascii="Arial" w:cs="Arial" w:eastAsia="Arial" w:hAnsi="Arial"/>
@@ -25430,7 +25430,7 @@
             <w:pPr>
               <w:spacing w:after="20" w:before="0"/>
             </w:pPr>
-            <w:hyperlink w:history="1" r:id="rIdevywqjsflsee9xf7p49kv">
+            <w:hyperlink w:history="1" r:id="rIdpp9vhhe4yhez8b-g_druq">
               <w:r>
                 <w:rPr>
                   <w:rFonts w:ascii="Arial" w:cs="Arial" w:eastAsia="Arial" w:hAnsi="Arial"/>
@@ -25479,7 +25479,7 @@
               <w:spacing w:after="10" w:before="0"/>
               <w:ind w:left="120"/>
             </w:pPr>
-            <w:hyperlink w:history="1" r:id="rIdhktl5nisgsy23shconlnk">
+            <w:hyperlink w:history="1" r:id="rIdji7sinfsljuehwmtyk3_p">
               <w:r>
                 <w:rPr>
                   <w:rFonts w:ascii="Arial" w:cs="Arial" w:eastAsia="Arial" w:hAnsi="Arial"/>
@@ -25524,7 +25524,7 @@
             <w:pPr>
               <w:spacing w:after="20" w:before="0"/>
             </w:pPr>
-            <w:hyperlink w:history="1" r:id="rId1mkcc7lpylvqva-bt95jp">
+            <w:hyperlink w:history="1" r:id="rIdov7x7hum-0xdfzpsafelh">
               <w:r>
                 <w:rPr>
                   <w:rFonts w:ascii="Arial" w:cs="Arial" w:eastAsia="Arial" w:hAnsi="Arial"/>
@@ -25573,7 +25573,7 @@
               <w:spacing w:after="10" w:before="0"/>
               <w:ind w:left="120"/>
             </w:pPr>
-            <w:hyperlink w:history="1" r:id="rIddcymoltxod3zkta9t8mll">
+            <w:hyperlink w:history="1" r:id="rId_zk9gboor7bbsclg66zxr">
               <w:r>
                 <w:rPr>
                   <w:rFonts w:ascii="Arial" w:cs="Arial" w:eastAsia="Arial" w:hAnsi="Arial"/>
@@ -26085,7 +26085,7 @@
         </w:rPr>
         <w:t xml:space="preserve">© 2026 SeaVuria and ARES. Aligned with KICD objectives. Developed by SeaVuria; technical implementation by ARES (with AI assistance from Claude). Licensed under </w:t>
       </w:r>
-      <w:hyperlink w:history="1" r:id="rIdfolxsehwvysa61jdg-04i">
+      <w:hyperlink w:history="1" r:id="rIdmcxvmnrestldcpffzhew9">
         <w:r>
           <w:rPr>
             <w:rFonts w:ascii="Arial" w:cs="Arial" w:eastAsia="Arial" w:hAnsi="Arial"/>
@@ -26106,7 +26106,7 @@
         </w:rPr>
         <w:t xml:space="preserve"> (</w:t>
       </w:r>
-      <w:hyperlink w:history="1" r:id="rIdwxjp1wrxxzlycylv53wng">
+      <w:hyperlink w:history="1" r:id="rIdaci5xohz07qawfh2ng9ig">
         <w:r>
           <w:rPr>
             <w:rFonts w:ascii="Arial" w:cs="Arial" w:eastAsia="Arial" w:hAnsi="Arial"/>
@@ -27119,7 +27119,7 @@
             <w:pPr>
               <w:spacing w:after="20" w:before="0"/>
             </w:pPr>
-            <w:hyperlink w:history="1" r:id="rIdb5damp_rlirbsv6u0dx3g">
+            <w:hyperlink w:history="1" r:id="rId3emckk9z2el-h2o0m_kap">
               <w:r>
                 <w:rPr>
                   <w:rFonts w:ascii="Arial" w:cs="Arial" w:eastAsia="Arial" w:hAnsi="Arial"/>
@@ -27168,7 +27168,7 @@
               <w:spacing w:after="10" w:before="0"/>
               <w:ind w:left="120"/>
             </w:pPr>
-            <w:hyperlink w:history="1" r:id="rIdemwrfdqsoaatvltjqdv1g">
+            <w:hyperlink w:history="1" r:id="rIddkd12foxpc1ltfudtew1t">
               <w:r>
                 <w:rPr>
                   <w:rFonts w:ascii="Arial" w:cs="Arial" w:eastAsia="Arial" w:hAnsi="Arial"/>
@@ -27213,7 +27213,7 @@
             <w:pPr>
               <w:spacing w:after="20" w:before="0"/>
             </w:pPr>
-            <w:hyperlink w:history="1" r:id="rIdzhokvdoqjl0cbjjgf79tp">
+            <w:hyperlink w:history="1" r:id="rIdyecf9k_wore2rp-ij5v2a">
               <w:r>
                 <w:rPr>
                   <w:rFonts w:ascii="Arial" w:cs="Arial" w:eastAsia="Arial" w:hAnsi="Arial"/>
@@ -27246,7 +27246,7 @@
               <w:spacing w:after="10" w:before="0"/>
               <w:ind w:left="120"/>
             </w:pPr>
-            <w:hyperlink w:history="1" r:id="rIdguulevhwt_9_utt6rohnf">
+            <w:hyperlink w:history="1" r:id="rIdlasebhx8k8tpqgh45ki1h">
               <w:r>
                 <w:rPr>
                   <w:rFonts w:ascii="Arial" w:cs="Arial" w:eastAsia="Arial" w:hAnsi="Arial"/>
@@ -27441,7 +27441,7 @@
             <w:pPr>
               <w:spacing w:after="20" w:before="0"/>
             </w:pPr>
-            <w:hyperlink w:history="1" r:id="rId446m0lnelt1a_divir6zd">
+            <w:hyperlink w:history="1" r:id="rIdv9wma3qexfc9-chjmi0xa">
               <w:r>
                 <w:rPr>
                   <w:rFonts w:ascii="Arial" w:cs="Arial" w:eastAsia="Arial" w:hAnsi="Arial"/>
@@ -27490,7 +27490,7 @@
               <w:spacing w:after="10" w:before="0"/>
               <w:ind w:left="120"/>
             </w:pPr>
-            <w:hyperlink w:history="1" r:id="rIdrexvozshqxvmrtkh4gjsj">
+            <w:hyperlink w:history="1" r:id="rIdgqtuuljg7gzjfibjop3s8">
               <w:r>
                 <w:rPr>
                   <w:rFonts w:ascii="Arial" w:cs="Arial" w:eastAsia="Arial" w:hAnsi="Arial"/>
@@ -27535,7 +27535,7 @@
             <w:pPr>
               <w:spacing w:after="20" w:before="0"/>
             </w:pPr>
-            <w:hyperlink w:history="1" r:id="rId6uttvhmbzczujjbgvst7w">
+            <w:hyperlink w:history="1" r:id="rIdgsozdoqgfsxgoy4amydxl">
               <w:r>
                 <w:rPr>
                   <w:rFonts w:ascii="Arial" w:cs="Arial" w:eastAsia="Arial" w:hAnsi="Arial"/>
@@ -27568,7 +27568,7 @@
               <w:spacing w:after="10" w:before="0"/>
               <w:ind w:left="120"/>
             </w:pPr>
-            <w:hyperlink w:history="1" r:id="rIdvybytukqvmoovs3p77-tj">
+            <w:hyperlink w:history="1" r:id="rId3tkcou60vmjev0w93guyd">
               <w:r>
                 <w:rPr>
                   <w:rFonts w:ascii="Arial" w:cs="Arial" w:eastAsia="Arial" w:hAnsi="Arial"/>
@@ -27763,7 +27763,7 @@
             <w:pPr>
               <w:spacing w:after="20" w:before="0"/>
             </w:pPr>
-            <w:hyperlink w:history="1" r:id="rIdczsn-r_azzqxqb0ajsak_">
+            <w:hyperlink w:history="1" r:id="rId_yjngjiv5ufsxtlvjtq5l">
               <w:r>
                 <w:rPr>
                   <w:rFonts w:ascii="Arial" w:cs="Arial" w:eastAsia="Arial" w:hAnsi="Arial"/>
@@ -27812,7 +27812,7 @@
               <w:spacing w:after="10" w:before="0"/>
               <w:ind w:left="120"/>
             </w:pPr>
-            <w:hyperlink w:history="1" r:id="rIdxzvm6yao07x9tdrax4geq">
+            <w:hyperlink w:history="1" r:id="rIdbew67fnivgzyp9cjfiajw">
               <w:r>
                 <w:rPr>
                   <w:rFonts w:ascii="Arial" w:cs="Arial" w:eastAsia="Arial" w:hAnsi="Arial"/>
@@ -27857,7 +27857,7 @@
             <w:pPr>
               <w:spacing w:after="20" w:before="0"/>
             </w:pPr>
-            <w:hyperlink w:history="1" r:id="rIdbr2d0dov-d3c9ky4nugyk">
+            <w:hyperlink w:history="1" r:id="rIdhkbr9pvsnstag6i3wyfjc">
               <w:r>
                 <w:rPr>
                   <w:rFonts w:ascii="Arial" w:cs="Arial" w:eastAsia="Arial" w:hAnsi="Arial"/>
@@ -27906,7 +27906,7 @@
               <w:spacing w:after="10" w:before="0"/>
               <w:ind w:left="120"/>
             </w:pPr>
-            <w:hyperlink w:history="1" r:id="rIdanklxkft8jhmeslwfx7hk">
+            <w:hyperlink w:history="1" r:id="rIdgwrsktvnrrgkxq7aqzh7s">
               <w:r>
                 <w:rPr>
                   <w:rFonts w:ascii="Arial" w:cs="Arial" w:eastAsia="Arial" w:hAnsi="Arial"/>
@@ -28101,7 +28101,7 @@
             <w:pPr>
               <w:spacing w:after="20" w:before="0"/>
             </w:pPr>
-            <w:hyperlink w:history="1" r:id="rIdlrym2aucjagtxzuvo_fty">
+            <w:hyperlink w:history="1" r:id="rIds_oydviiuwfki_h4fb0u6">
               <w:r>
                 <w:rPr>
                   <w:rFonts w:ascii="Arial" w:cs="Arial" w:eastAsia="Arial" w:hAnsi="Arial"/>
@@ -28150,7 +28150,7 @@
               <w:spacing w:after="10" w:before="0"/>
               <w:ind w:left="120"/>
             </w:pPr>
-            <w:hyperlink w:history="1" r:id="rIdliw1gf_6670so_fyuqnsv">
+            <w:hyperlink w:history="1" r:id="rIdruve-6zwsx11o-ka--3fx">
               <w:r>
                 <w:rPr>
                   <w:rFonts w:ascii="Arial" w:cs="Arial" w:eastAsia="Arial" w:hAnsi="Arial"/>
@@ -28195,7 +28195,7 @@
             <w:pPr>
               <w:spacing w:after="20" w:before="0"/>
             </w:pPr>
-            <w:hyperlink w:history="1" r:id="rIdc8gywljfqybbod-c_cps6">
+            <w:hyperlink w:history="1" r:id="rIduj3nkggd6bkm9-yobkw8i">
               <w:r>
                 <w:rPr>
                   <w:rFonts w:ascii="Arial" w:cs="Arial" w:eastAsia="Arial" w:hAnsi="Arial"/>
@@ -28228,7 +28228,7 @@
               <w:spacing w:after="10" w:before="0"/>
               <w:ind w:left="120"/>
             </w:pPr>
-            <w:hyperlink w:history="1" r:id="rIdwnsxm7uij3u6jfiy7c9q9">
+            <w:hyperlink w:history="1" r:id="rId3mo_2tnzyqpz1imgxs7pt">
               <w:r>
                 <w:rPr>
                   <w:rFonts w:ascii="Arial" w:cs="Arial" w:eastAsia="Arial" w:hAnsi="Arial"/>
@@ -28423,7 +28423,7 @@
             <w:pPr>
               <w:spacing w:after="20" w:before="0"/>
             </w:pPr>
-            <w:hyperlink w:history="1" r:id="rIdf6zaaybwxgbd97b9dmul7">
+            <w:hyperlink w:history="1" r:id="rIdcuolomjuajiinizmmxko7">
               <w:r>
                 <w:rPr>
                   <w:rFonts w:ascii="Arial" w:cs="Arial" w:eastAsia="Arial" w:hAnsi="Arial"/>
@@ -28472,7 +28472,7 @@
               <w:spacing w:after="10" w:before="0"/>
               <w:ind w:left="120"/>
             </w:pPr>
-            <w:hyperlink w:history="1" r:id="rIdrcbkm1scl6rdehapmjqbr">
+            <w:hyperlink w:history="1" r:id="rId5pgaggcfs2fvxvqe8qh7l">
               <w:r>
                 <w:rPr>
                   <w:rFonts w:ascii="Arial" w:cs="Arial" w:eastAsia="Arial" w:hAnsi="Arial"/>
@@ -28517,7 +28517,7 @@
             <w:pPr>
               <w:spacing w:after="20" w:before="0"/>
             </w:pPr>
-            <w:hyperlink w:history="1" r:id="rIdfm1uodzwzeru00lbibdms">
+            <w:hyperlink w:history="1" r:id="rId6cvn0urj55gro0mgepoq6">
               <w:r>
                 <w:rPr>
                   <w:rFonts w:ascii="Arial" w:cs="Arial" w:eastAsia="Arial" w:hAnsi="Arial"/>
@@ -28550,7 +28550,7 @@
               <w:spacing w:after="10" w:before="0"/>
               <w:ind w:left="120"/>
             </w:pPr>
-            <w:hyperlink w:history="1" r:id="rId3oe0_bolvho0g-7lei8w_">
+            <w:hyperlink w:history="1" r:id="rId9lyrept0dinme1dhwnaoh">
               <w:r>
                 <w:rPr>
                   <w:rFonts w:ascii="Arial" w:cs="Arial" w:eastAsia="Arial" w:hAnsi="Arial"/>
@@ -29062,7 +29062,7 @@
         </w:rPr>
         <w:t xml:space="preserve">© 2026 SeaVuria and ARES. Aligned with KICD objectives. Developed by SeaVuria; technical implementation by ARES (with AI assistance from Claude). Licensed under </w:t>
       </w:r>
-      <w:hyperlink w:history="1" r:id="rIdywigkjqstfv73m_euew7b">
+      <w:hyperlink w:history="1" r:id="rIdsawziqm64nqsthoc2kv07">
         <w:r>
           <w:rPr>
             <w:rFonts w:ascii="Arial" w:cs="Arial" w:eastAsia="Arial" w:hAnsi="Arial"/>
@@ -29083,7 +29083,7 @@
         </w:rPr>
         <w:t xml:space="preserve"> (</w:t>
       </w:r>
-      <w:hyperlink w:history="1" r:id="rId5m17kociovs8caw-iryf_">
+      <w:hyperlink w:history="1" r:id="rIdsmenokfzheuelnorlw9vw">
         <w:r>
           <w:rPr>
             <w:rFonts w:ascii="Arial" w:cs="Arial" w:eastAsia="Arial" w:hAnsi="Arial"/>
@@ -30113,7 +30113,7 @@
               <w:spacing w:after="10" w:before="0"/>
               <w:ind w:left="120"/>
             </w:pPr>
-            <w:hyperlink w:history="1" r:id="rId30sucup9dcuuvefk27jzw">
+            <w:hyperlink w:history="1" r:id="rIder2mxi4xb4c-9r6iirtso">
               <w:r>
                 <w:rPr>
                   <w:rFonts w:ascii="Arial" w:cs="Arial" w:eastAsia="Arial" w:hAnsi="Arial"/>
@@ -30173,7 +30173,7 @@
             <w:pPr>
               <w:spacing w:after="20" w:before="0"/>
             </w:pPr>
-            <w:hyperlink w:history="1" r:id="rIdywayfbglvj9ffu8ei9tlr">
+            <w:hyperlink w:history="1" r:id="rIded7lk33jk8f693d2r4ayl">
               <w:r>
                 <w:rPr>
                   <w:rFonts w:ascii="Arial" w:cs="Arial" w:eastAsia="Arial" w:hAnsi="Arial"/>
@@ -30222,7 +30222,7 @@
               <w:spacing w:after="10" w:before="0"/>
               <w:ind w:left="120"/>
             </w:pPr>
-            <w:hyperlink w:history="1" r:id="rIdfahey4yokhwuztbv-uc1s">
+            <w:hyperlink w:history="1" r:id="rIdfxz_i7lol1etxf61impyc">
               <w:r>
                 <w:rPr>
                   <w:rFonts w:ascii="Arial" w:cs="Arial" w:eastAsia="Arial" w:hAnsi="Arial"/>
@@ -30264,7 +30264,7 @@
                 <w:sz w:val="18"/>
                 <w:szCs w:val="18"/>
               </w:rPr>
-              <w:t xml:space="preserve">Learners recall the anchoring phenomenon: the farmer in Bungoma plants maize and beans on the same day after rain, but some seeds germinate quickly, some slowly, and some not at all even though they look healthy. Using the teacher's printed photo sequence (or the time-lapse video if available), they view the growth sequence once more. Individually they write a 3-minute prediction on a half sheet: 'If the farmer wanted to grow 200 mango and grevillea seedlings from stem cuttings for a school tree nursery in Machakos, what would help the cuttings form roots, and why?' Learners predict using what they know about auxins and plant growth. They then Think-Pair-Share with a partner and add one idea from the partner in a different colour.</w:t>
+              <w:t xml:space="preserve">Learners recall the anchoring phenomenon: the farmer in Molo plants maize and beans on the same day after rain, but some seeds germinate quickly, some slowly, and some not at all even though they look healthy. Using the teacher's printed photo sequence (or the time-lapse video if available), they view the growth sequence once more. Individually they write a 3-minute prediction on a half sheet: 'If the farmer wanted to grow 200 mango and grevillea seedlings from stem cuttings for a school tree nursery in Machakos, what would help the cuttings form roots, and why?' Learners predict using what they know about auxins and plant growth. They then Think-Pair-Share with a partner and add one idea from the partner in a different colour.</w:t>
             </w:r>
           </w:p>
         </w:tc>
@@ -30434,7 +30434,7 @@
               <w:spacing w:after="10" w:before="0"/>
               <w:ind w:left="120"/>
             </w:pPr>
-            <w:hyperlink w:history="1" r:id="rIdvcwq5dieheosfqrunjyc6">
+            <w:hyperlink w:history="1" r:id="rIdvqxdbrz_dbfntdrbfnvib">
               <w:r>
                 <w:rPr>
                   <w:rFonts w:ascii="Arial" w:cs="Arial" w:eastAsia="Arial" w:hAnsi="Arial"/>
@@ -30494,7 +30494,7 @@
             <w:pPr>
               <w:spacing w:after="20" w:before="0"/>
             </w:pPr>
-            <w:hyperlink w:history="1" r:id="rIdpogj70vy8wsp4a3v_jbol">
+            <w:hyperlink w:history="1" r:id="rId2vb9yedrfw8npzkhmosvn">
               <w:r>
                 <w:rPr>
                   <w:rFonts w:ascii="Arial" w:cs="Arial" w:eastAsia="Arial" w:hAnsi="Arial"/>
@@ -30543,7 +30543,7 @@
               <w:spacing w:after="10" w:before="0"/>
               <w:ind w:left="120"/>
             </w:pPr>
-            <w:hyperlink w:history="1" r:id="rIdymdrx83funz26tjvrazvb">
+            <w:hyperlink w:history="1" r:id="rIdiaaxtlqrchtvr2gtlp5jn">
               <w:r>
                 <w:rPr>
                   <w:rFonts w:ascii="Arial" w:cs="Arial" w:eastAsia="Arial" w:hAnsi="Arial"/>
@@ -30755,7 +30755,7 @@
               <w:spacing w:after="10" w:before="0"/>
               <w:ind w:left="120"/>
             </w:pPr>
-            <w:hyperlink w:history="1" r:id="rIdb-ifycl7f9b_azsyasx4c">
+            <w:hyperlink w:history="1" r:id="rIdsqvhxxodyh2odyqi_gpan">
               <w:r>
                 <w:rPr>
                   <w:rFonts w:ascii="Arial" w:cs="Arial" w:eastAsia="Arial" w:hAnsi="Arial"/>
@@ -30815,7 +30815,7 @@
             <w:pPr>
               <w:spacing w:after="20" w:before="0"/>
             </w:pPr>
-            <w:hyperlink w:history="1" r:id="rId3n6o2wnp10mrw8a1p8auo">
+            <w:hyperlink w:history="1" r:id="rIdy_-bwrds-1hlbihwmgl__">
               <w:r>
                 <w:rPr>
                   <w:rFonts w:ascii="Arial" w:cs="Arial" w:eastAsia="Arial" w:hAnsi="Arial"/>
@@ -30864,7 +30864,7 @@
               <w:spacing w:after="10" w:before="0"/>
               <w:ind w:left="120"/>
             </w:pPr>
-            <w:hyperlink w:history="1" r:id="rIdcwiqturqpmjhvnrbx3pzm">
+            <w:hyperlink w:history="1" r:id="rId_zavdtpk1rxfhowp5bvde">
               <w:r>
                 <w:rPr>
                   <w:rFonts w:ascii="Arial" w:cs="Arial" w:eastAsia="Arial" w:hAnsi="Arial"/>
@@ -31076,7 +31076,7 @@
               <w:spacing w:after="10" w:before="0"/>
               <w:ind w:left="120"/>
             </w:pPr>
-            <w:hyperlink w:history="1" r:id="rIdyuvjzyrocnnkktesifodj">
+            <w:hyperlink w:history="1" r:id="rIdhml-oi1d4fhxzmp6ukoau">
               <w:r>
                 <w:rPr>
                   <w:rFonts w:ascii="Arial" w:cs="Arial" w:eastAsia="Arial" w:hAnsi="Arial"/>
@@ -31136,7 +31136,7 @@
             <w:pPr>
               <w:spacing w:after="20" w:before="0"/>
             </w:pPr>
-            <w:hyperlink w:history="1" r:id="rIdrhvcdsg21k1upjy9jzymv">
+            <w:hyperlink w:history="1" r:id="rIdjogscgjkjm7x12luohjm1">
               <w:r>
                 <w:rPr>
                   <w:rFonts w:ascii="Arial" w:cs="Arial" w:eastAsia="Arial" w:hAnsi="Arial"/>
@@ -31185,7 +31185,7 @@
               <w:spacing w:after="10" w:before="0"/>
               <w:ind w:left="120"/>
             </w:pPr>
-            <w:hyperlink w:history="1" r:id="rIdevasz9va6rpb_j9l18odn">
+            <w:hyperlink w:history="1" r:id="rIdj1swqdwxn4d6f5x7ppgz-">
               <w:r>
                 <w:rPr>
                   <w:rFonts w:ascii="Arial" w:cs="Arial" w:eastAsia="Arial" w:hAnsi="Arial"/>
@@ -31259,7 +31259,7 @@
                 <w:sz w:val="18"/>
                 <w:szCs w:val="18"/>
               </w:rPr>
-              <w:t xml:space="preserve">Point to the DQB and say: 'Let us check how far our questions have been answered.' Invite 6 groups, each to handle 2-3 questions. Say: 'Choose a question. Tell us what evidence from which lesson answers it.' Give WAIT TIME of 10-15 seconds before calling on a group to defend its placement. Cold-call 5 learners to justify a card placement. If a question is partly answered, ask: 'What else do we need to find out?' Encourage learners to link to the farmer's puzzle: 'How does this answer help explain what happened in the farmer's field in Bungoma?' Give 3 minutes for adding new questions. Hand out exit tickets and give 4 minutes to write. Collect them at the door. Review a few tickets immediately to identify misconceptions to address next lesson.</w:t>
+              <w:t xml:space="preserve">Point to the DQB and say: 'Let us check how far our questions have been answered.' Invite 6 groups, each to handle 2-3 questions. Say: 'Choose a question. Tell us what evidence from which lesson answers it.' Give WAIT TIME of 10-15 seconds before calling on a group to defend its placement. Cold-call 5 learners to justify a card placement. If a question is partly answered, ask: 'What else do we need to find out?' Encourage learners to link to the farmer's puzzle: 'How does this answer help explain what happened in the farmer's field in Molo?' Give 3 minutes for adding new questions. Hand out exit tickets and give 4 minutes to write. Collect them at the door. Review a few tickets immediately to identify misconceptions to address next lesson.</w:t>
             </w:r>
           </w:p>
         </w:tc>
@@ -31397,7 +31397,7 @@
               <w:spacing w:after="10" w:before="0"/>
               <w:ind w:left="120"/>
             </w:pPr>
-            <w:hyperlink w:history="1" r:id="rIdswhzosjypnn313wfijnhc">
+            <w:hyperlink w:history="1" r:id="rIdfaenerpeufofdeavkjp1n">
               <w:r>
                 <w:rPr>
                   <w:rFonts w:ascii="Arial" w:cs="Arial" w:eastAsia="Arial" w:hAnsi="Arial"/>
@@ -31457,7 +31457,7 @@
             <w:pPr>
               <w:spacing w:after="20" w:before="0"/>
             </w:pPr>
-            <w:hyperlink w:history="1" r:id="rIdgmj55a9koqnnjs6l7pm_m">
+            <w:hyperlink w:history="1" r:id="rIdz8ngwmni7xyk77orfxag9">
               <w:r>
                 <w:rPr>
                   <w:rFonts w:ascii="Arial" w:cs="Arial" w:eastAsia="Arial" w:hAnsi="Arial"/>
@@ -31506,7 +31506,7 @@
               <w:spacing w:after="10" w:before="0"/>
               <w:ind w:left="120"/>
             </w:pPr>
-            <w:hyperlink w:history="1" r:id="rId65hlafgg0k6iynxpq5lqn">
+            <w:hyperlink w:history="1" r:id="rIdvokyqkn3o5mafnbbimiyr">
               <w:r>
                 <w:rPr>
                   <w:rFonts w:ascii="Arial" w:cs="Arial" w:eastAsia="Arial" w:hAnsi="Arial"/>
@@ -32018,7 +32018,7 @@
         </w:rPr>
         <w:t xml:space="preserve">© 2026 SeaVuria and ARES. Aligned with KICD objectives. Developed by SeaVuria; technical implementation by ARES (with AI assistance from Claude). Licensed under </w:t>
       </w:r>
-      <w:hyperlink w:history="1" r:id="rIdxde6j4_ze3fmuxl_cwhwm">
+      <w:hyperlink w:history="1" r:id="rIdodv4wcs_9qxyfp-rlyo3q">
         <w:r>
           <w:rPr>
             <w:rFonts w:ascii="Arial" w:cs="Arial" w:eastAsia="Arial" w:hAnsi="Arial"/>
@@ -32039,7 +32039,7 @@
         </w:rPr>
         <w:t xml:space="preserve"> (</w:t>
       </w:r>
-      <w:hyperlink w:history="1" r:id="rIdy2cir8yizysnc7tnxkeoe">
+      <w:hyperlink w:history="1" r:id="rIdy4hlxyz6cdk7nbhfqjxce">
         <w:r>
           <w:rPr>
             <w:rFonts w:ascii="Arial" w:cs="Arial" w:eastAsia="Arial" w:hAnsi="Arial"/>

--- a/data/outputs/v2/Grade11/Biology/Lesson_Plans/SS2.2_Growth_and_Development_in_Plants/Biology_Growth_and_Development_in_Plants_CBE_LessonSequence.docx
+++ b/data/outputs/v2/Grade11/Biology/Lesson_Plans/SS2.2_Growth_and_Development_in_Plants/Biology_Growth_and_Development_in_Plants_CBE_LessonSequence.docx
@@ -2388,7 +2388,7 @@
         </w:rPr>
         <w:t xml:space="preserve">© 2026 SeaVuria and ARES. This work is licensed under a </w:t>
       </w:r>
-      <w:hyperlink w:history="1" r:id="rId6lw43g0koho-gich842rs">
+      <w:hyperlink w:history="1" r:id="rIdst_mquyixyqju9n_jyleu">
         <w:r>
           <w:rPr>
             <w:rFonts w:ascii="Arial" w:cs="Arial" w:eastAsia="Arial" w:hAnsi="Arial"/>
@@ -2408,7 +2408,7 @@
         </w:rPr>
         <w:t xml:space="preserve"> (</w:t>
       </w:r>
-      <w:hyperlink w:history="1" r:id="rIda8hs5rxhvrhhstbhriigv">
+      <w:hyperlink w:history="1" r:id="rId8vxswhsxjm8yhqm4pemb8">
         <w:r>
           <w:rPr>
             <w:rFonts w:ascii="Arial" w:cs="Arial" w:eastAsia="Arial" w:hAnsi="Arial"/>
@@ -2428,7 +2428,7 @@
         </w:rPr>
         <w:t xml:space="preserve">). To view a copy of this license, visit </w:t>
       </w:r>
-      <w:hyperlink w:history="1" r:id="rIdxk_z2hsup9pcuvcznci92">
+      <w:hyperlink w:history="1" r:id="rIdoboocgawlv7v9fx1a5fow">
         <w:r>
           <w:rPr>
             <w:rFonts w:ascii="Arial" w:cs="Arial" w:eastAsia="Arial" w:hAnsi="Arial"/>
@@ -3457,7 +3457,7 @@
               <w:spacing w:after="10" w:before="0"/>
               <w:ind w:left="120"/>
             </w:pPr>
-            <w:hyperlink w:history="1" r:id="rIdd2iom-g9r0mxgv6ksw19d">
+            <w:hyperlink w:history="1" r:id="rIdrtzgsixhrgfqehmt-jzrc">
               <w:r>
                 <w:rPr>
                   <w:rFonts w:ascii="Arial" w:cs="Arial" w:eastAsia="Arial" w:hAnsi="Arial"/>
@@ -3517,7 +3517,7 @@
             <w:pPr>
               <w:spacing w:after="20" w:before="0"/>
             </w:pPr>
-            <w:hyperlink w:history="1" r:id="rIdold2r7z7yepqmjom_ulvv">
+            <w:hyperlink w:history="1" r:id="rIdeydfrp7qjkgtqwaovnxjs">
               <w:r>
                 <w:rPr>
                   <w:rFonts w:ascii="Arial" w:cs="Arial" w:eastAsia="Arial" w:hAnsi="Arial"/>
@@ -3550,7 +3550,7 @@
               <w:spacing w:after="10" w:before="0"/>
               <w:ind w:left="120"/>
             </w:pPr>
-            <w:hyperlink w:history="1" r:id="rIdufgqdfzvvjmy9xkt-eaqb">
+            <w:hyperlink w:history="1" r:id="rIdqrqg49zg2qfw9affv24lt">
               <w:r>
                 <w:rPr>
                   <w:rFonts w:ascii="Arial" w:cs="Arial" w:eastAsia="Arial" w:hAnsi="Arial"/>
@@ -3762,7 +3762,7 @@
               <w:spacing w:after="10" w:before="0"/>
               <w:ind w:left="120"/>
             </w:pPr>
-            <w:hyperlink w:history="1" r:id="rIdqewdf_dq_ogckaqpzquws">
+            <w:hyperlink w:history="1" r:id="rIdffugkktptfbttmkiwzmnt">
               <w:r>
                 <w:rPr>
                   <w:rFonts w:ascii="Arial" w:cs="Arial" w:eastAsia="Arial" w:hAnsi="Arial"/>
@@ -3822,7 +3822,7 @@
             <w:pPr>
               <w:spacing w:after="20" w:before="0"/>
             </w:pPr>
-            <w:hyperlink w:history="1" r:id="rIdo22bi-2_eebyv7xhwaekr">
+            <w:hyperlink w:history="1" r:id="rIdkdglk5ikfaj3wfxdw2gyx">
               <w:r>
                 <w:rPr>
                   <w:rFonts w:ascii="Arial" w:cs="Arial" w:eastAsia="Arial" w:hAnsi="Arial"/>
@@ -3855,7 +3855,7 @@
               <w:spacing w:after="10" w:before="0"/>
               <w:ind w:left="120"/>
             </w:pPr>
-            <w:hyperlink w:history="1" r:id="rIdcjdjev6lbk6qvvsbh6_hh">
+            <w:hyperlink w:history="1" r:id="rIdcdaqdhagdwvpisoyyqmdt">
               <w:r>
                 <w:rPr>
                   <w:rFonts w:ascii="Arial" w:cs="Arial" w:eastAsia="Arial" w:hAnsi="Arial"/>
@@ -4067,7 +4067,7 @@
               <w:spacing w:after="10" w:before="0"/>
               <w:ind w:left="120"/>
             </w:pPr>
-            <w:hyperlink w:history="1" r:id="rIdm2knp4c0s8j5ky7g6s5zi">
+            <w:hyperlink w:history="1" r:id="rIdl1oll2skm1zo4un8dx_jn">
               <w:r>
                 <w:rPr>
                   <w:rFonts w:ascii="Arial" w:cs="Arial" w:eastAsia="Arial" w:hAnsi="Arial"/>
@@ -4127,7 +4127,7 @@
             <w:pPr>
               <w:spacing w:after="20" w:before="0"/>
             </w:pPr>
-            <w:hyperlink w:history="1" r:id="rIdawkjeu4_2txfhjiz2naxn">
+            <w:hyperlink w:history="1" r:id="rIddb9lkpnly-t-fh2mr3vfz">
               <w:r>
                 <w:rPr>
                   <w:rFonts w:ascii="Arial" w:cs="Arial" w:eastAsia="Arial" w:hAnsi="Arial"/>
@@ -4176,7 +4176,7 @@
               <w:spacing w:after="10" w:before="0"/>
               <w:ind w:left="120"/>
             </w:pPr>
-            <w:hyperlink w:history="1" r:id="rIdp1cbd5qctu4dit3opqhyl">
+            <w:hyperlink w:history="1" r:id="rId5-ocimpfr9el_znkwntdb">
               <w:r>
                 <w:rPr>
                   <w:rFonts w:ascii="Arial" w:cs="Arial" w:eastAsia="Arial" w:hAnsi="Arial"/>
@@ -4388,7 +4388,7 @@
               <w:spacing w:after="10" w:before="0"/>
               <w:ind w:left="120"/>
             </w:pPr>
-            <w:hyperlink w:history="1" r:id="rIdao6jibfayuk0lk2x9wcvq">
+            <w:hyperlink w:history="1" r:id="rIdrobvhml6-6qrtnxeyzitx">
               <w:r>
                 <w:rPr>
                   <w:rFonts w:ascii="Arial" w:cs="Arial" w:eastAsia="Arial" w:hAnsi="Arial"/>
@@ -4448,7 +4448,7 @@
             <w:pPr>
               <w:spacing w:after="20" w:before="0"/>
             </w:pPr>
-            <w:hyperlink w:history="1" r:id="rId3viqetdo98khydhrzylq0">
+            <w:hyperlink w:history="1" r:id="rIdnxqctv-ot4iugqry__ebv">
               <w:r>
                 <w:rPr>
                   <w:rFonts w:ascii="Arial" w:cs="Arial" w:eastAsia="Arial" w:hAnsi="Arial"/>
@@ -4497,7 +4497,7 @@
               <w:spacing w:after="10" w:before="0"/>
               <w:ind w:left="120"/>
             </w:pPr>
-            <w:hyperlink w:history="1" r:id="rId-usaq8vlo17alq3dqefnj">
+            <w:hyperlink w:history="1" r:id="rIdiegb0thl-kneezs4lxbld">
               <w:r>
                 <w:rPr>
                   <w:rFonts w:ascii="Arial" w:cs="Arial" w:eastAsia="Arial" w:hAnsi="Arial"/>
@@ -4709,7 +4709,7 @@
               <w:spacing w:after="10" w:before="0"/>
               <w:ind w:left="120"/>
             </w:pPr>
-            <w:hyperlink w:history="1" r:id="rIdwnepagrbkkhca2sduok7j">
+            <w:hyperlink w:history="1" r:id="rIdqdvy5c0_hfgd-5qsljaao">
               <w:r>
                 <w:rPr>
                   <w:rFonts w:ascii="Arial" w:cs="Arial" w:eastAsia="Arial" w:hAnsi="Arial"/>
@@ -4769,7 +4769,7 @@
             <w:pPr>
               <w:spacing w:after="20" w:before="0"/>
             </w:pPr>
-            <w:hyperlink w:history="1" r:id="rIdpu0ovvpgpzcbzwvxc20fg">
+            <w:hyperlink w:history="1" r:id="rIdar5kli4f6skd7r_v2lwkb">
               <w:r>
                 <w:rPr>
                   <w:rFonts w:ascii="Arial" w:cs="Arial" w:eastAsia="Arial" w:hAnsi="Arial"/>
@@ -4818,7 +4818,7 @@
               <w:spacing w:after="10" w:before="0"/>
               <w:ind w:left="120"/>
             </w:pPr>
-            <w:hyperlink w:history="1" r:id="rIddujy6t7cx9bcmasrzq9sl">
+            <w:hyperlink w:history="1" r:id="rIdsasrcoj-_4dkwvla8ewwm">
               <w:r>
                 <w:rPr>
                   <w:rFonts w:ascii="Arial" w:cs="Arial" w:eastAsia="Arial" w:hAnsi="Arial"/>
@@ -5330,7 +5330,7 @@
         </w:rPr>
         <w:t xml:space="preserve">© 2026 SeaVuria and ARES. Aligned with KICD objectives. Developed by SeaVuria; technical implementation by ARES (with AI assistance from Claude). Licensed under </w:t>
       </w:r>
-      <w:hyperlink w:history="1" r:id="rIdxpnptz29t4-0yi9dteprr">
+      <w:hyperlink w:history="1" r:id="rIdqiim9lt9khauhva39qbka">
         <w:r>
           <w:rPr>
             <w:rFonts w:ascii="Arial" w:cs="Arial" w:eastAsia="Arial" w:hAnsi="Arial"/>
@@ -5351,7 +5351,7 @@
         </w:rPr>
         <w:t xml:space="preserve"> (</w:t>
       </w:r>
-      <w:hyperlink w:history="1" r:id="rIdmdutbwvd8yqokch0w0jwo">
+      <w:hyperlink w:history="1" r:id="rIdvehanhurklhs440z6tmhi">
         <w:r>
           <w:rPr>
             <w:rFonts w:ascii="Arial" w:cs="Arial" w:eastAsia="Arial" w:hAnsi="Arial"/>
@@ -6381,7 +6381,7 @@
               <w:spacing w:after="10" w:before="0"/>
               <w:ind w:left="120"/>
             </w:pPr>
-            <w:hyperlink w:history="1" r:id="rIdm8kkvbnywuedxh95vifa6">
+            <w:hyperlink w:history="1" r:id="rIdmffvfztotq9jrrs0hau3l">
               <w:r>
                 <w:rPr>
                   <w:rFonts w:ascii="Arial" w:cs="Arial" w:eastAsia="Arial" w:hAnsi="Arial"/>
@@ -6441,7 +6441,7 @@
             <w:pPr>
               <w:spacing w:after="20" w:before="0"/>
             </w:pPr>
-            <w:hyperlink w:history="1" r:id="rIdvqble5pa-7xm7sj7nwkxr">
+            <w:hyperlink w:history="1" r:id="rIddpr6yhjipjca21hokll2o">
               <w:r>
                 <w:rPr>
                   <w:rFonts w:ascii="Arial" w:cs="Arial" w:eastAsia="Arial" w:hAnsi="Arial"/>
@@ -6490,7 +6490,7 @@
               <w:spacing w:after="10" w:before="0"/>
               <w:ind w:left="120"/>
             </w:pPr>
-            <w:hyperlink w:history="1" r:id="rIdhsoehzbg1ly1jwfao2zbf">
+            <w:hyperlink w:history="1" r:id="rIddebel8s8qcum6p519ljm3">
               <w:r>
                 <w:rPr>
                   <w:rFonts w:ascii="Arial" w:cs="Arial" w:eastAsia="Arial" w:hAnsi="Arial"/>
@@ -6702,7 +6702,7 @@
               <w:spacing w:after="10" w:before="0"/>
               <w:ind w:left="120"/>
             </w:pPr>
-            <w:hyperlink w:history="1" r:id="rIdacs-y-skhm31mz2wevvjj">
+            <w:hyperlink w:history="1" r:id="rIdmdvkoomas623-ks-lykzt">
               <w:r>
                 <w:rPr>
                   <w:rFonts w:ascii="Arial" w:cs="Arial" w:eastAsia="Arial" w:hAnsi="Arial"/>
@@ -6762,7 +6762,7 @@
             <w:pPr>
               <w:spacing w:after="20" w:before="0"/>
             </w:pPr>
-            <w:hyperlink w:history="1" r:id="rIdcdy1dzntod7as754thbm5">
+            <w:hyperlink w:history="1" r:id="rIdnycizyc5xuzdhf7l7z2kg">
               <w:r>
                 <w:rPr>
                   <w:rFonts w:ascii="Arial" w:cs="Arial" w:eastAsia="Arial" w:hAnsi="Arial"/>
@@ -6811,7 +6811,7 @@
               <w:spacing w:after="10" w:before="0"/>
               <w:ind w:left="120"/>
             </w:pPr>
-            <w:hyperlink w:history="1" r:id="rIdquwt4kk0cztm2ivfh3nlf">
+            <w:hyperlink w:history="1" r:id="rIdiqxfl0rfigpa2doh1tvez">
               <w:r>
                 <w:rPr>
                   <w:rFonts w:ascii="Arial" w:cs="Arial" w:eastAsia="Arial" w:hAnsi="Arial"/>
@@ -7023,7 +7023,7 @@
               <w:spacing w:after="10" w:before="0"/>
               <w:ind w:left="120"/>
             </w:pPr>
-            <w:hyperlink w:history="1" r:id="rId2disde8jhyitg87fchoka">
+            <w:hyperlink w:history="1" r:id="rIdeve3pluzuwjq61fxez9xb">
               <w:r>
                 <w:rPr>
                   <w:rFonts w:ascii="Arial" w:cs="Arial" w:eastAsia="Arial" w:hAnsi="Arial"/>
@@ -7083,7 +7083,7 @@
             <w:pPr>
               <w:spacing w:after="20" w:before="0"/>
             </w:pPr>
-            <w:hyperlink w:history="1" r:id="rId91yliqyl8hjgs0d7bgu2e">
+            <w:hyperlink w:history="1" r:id="rIdksrfkkodtq19lv_wcookj">
               <w:r>
                 <w:rPr>
                   <w:rFonts w:ascii="Arial" w:cs="Arial" w:eastAsia="Arial" w:hAnsi="Arial"/>
@@ -7132,7 +7132,7 @@
               <w:spacing w:after="10" w:before="0"/>
               <w:ind w:left="120"/>
             </w:pPr>
-            <w:hyperlink w:history="1" r:id="rIdpw0w8sbxk8onpfu7s0caw">
+            <w:hyperlink w:history="1" r:id="rId7nsnbgkjs5sodx1belzgz">
               <w:r>
                 <w:rPr>
                   <w:rFonts w:ascii="Arial" w:cs="Arial" w:eastAsia="Arial" w:hAnsi="Arial"/>
@@ -7344,7 +7344,7 @@
               <w:spacing w:after="10" w:before="0"/>
               <w:ind w:left="120"/>
             </w:pPr>
-            <w:hyperlink w:history="1" r:id="rIdn8khiizx-70cncsdkmu21">
+            <w:hyperlink w:history="1" r:id="rIdfl0mjbzfgrlskeys_eyr9">
               <w:r>
                 <w:rPr>
                   <w:rFonts w:ascii="Arial" w:cs="Arial" w:eastAsia="Arial" w:hAnsi="Arial"/>
@@ -7404,7 +7404,7 @@
             <w:pPr>
               <w:spacing w:after="20" w:before="0"/>
             </w:pPr>
-            <w:hyperlink w:history="1" r:id="rIdladhwlpliuohwsa-b1jg-">
+            <w:hyperlink w:history="1" r:id="rIdx5wwxbvdtpkkds_oy4l2q">
               <w:r>
                 <w:rPr>
                   <w:rFonts w:ascii="Arial" w:cs="Arial" w:eastAsia="Arial" w:hAnsi="Arial"/>
@@ -7453,7 +7453,7 @@
               <w:spacing w:after="10" w:before="0"/>
               <w:ind w:left="120"/>
             </w:pPr>
-            <w:hyperlink w:history="1" r:id="rIdvpccomqcwui2rbaq1naku">
+            <w:hyperlink w:history="1" r:id="rId_doa-mlfcaxk_9tgwieql">
               <w:r>
                 <w:rPr>
                   <w:rFonts w:ascii="Arial" w:cs="Arial" w:eastAsia="Arial" w:hAnsi="Arial"/>
@@ -7665,7 +7665,7 @@
               <w:spacing w:after="10" w:before="0"/>
               <w:ind w:left="120"/>
             </w:pPr>
-            <w:hyperlink w:history="1" r:id="rIdbfuaqwi1_iownn3u6qlmt">
+            <w:hyperlink w:history="1" r:id="rIdeh2zfwbzat2ktosxj22oj">
               <w:r>
                 <w:rPr>
                   <w:rFonts w:ascii="Arial" w:cs="Arial" w:eastAsia="Arial" w:hAnsi="Arial"/>
@@ -7725,7 +7725,7 @@
             <w:pPr>
               <w:spacing w:after="20" w:before="0"/>
             </w:pPr>
-            <w:hyperlink w:history="1" r:id="rIdva4nqh5lhjozmqxmc3tlo">
+            <w:hyperlink w:history="1" r:id="rId3pcnp6kalk3n01uiofwq5">
               <w:r>
                 <w:rPr>
                   <w:rFonts w:ascii="Arial" w:cs="Arial" w:eastAsia="Arial" w:hAnsi="Arial"/>
@@ -7774,7 +7774,7 @@
               <w:spacing w:after="10" w:before="0"/>
               <w:ind w:left="120"/>
             </w:pPr>
-            <w:hyperlink w:history="1" r:id="rIdgakciiwmdqnzk2ubzws3p">
+            <w:hyperlink w:history="1" r:id="rIdh90u2kusb69fumw-jxutv">
               <w:r>
                 <w:rPr>
                   <w:rFonts w:ascii="Arial" w:cs="Arial" w:eastAsia="Arial" w:hAnsi="Arial"/>
@@ -8286,7 +8286,7 @@
         </w:rPr>
         <w:t xml:space="preserve">© 2026 SeaVuria and ARES. Aligned with KICD objectives. Developed by SeaVuria; technical implementation by ARES (with AI assistance from Claude). Licensed under </w:t>
       </w:r>
-      <w:hyperlink w:history="1" r:id="rIdw5jkawdzhsvcgcwyf-0bd">
+      <w:hyperlink w:history="1" r:id="rIdbbbvk4eo9yx3jnxxrsif2">
         <w:r>
           <w:rPr>
             <w:rFonts w:ascii="Arial" w:cs="Arial" w:eastAsia="Arial" w:hAnsi="Arial"/>
@@ -8307,7 +8307,7 @@
         </w:rPr>
         <w:t xml:space="preserve"> (</w:t>
       </w:r>
-      <w:hyperlink w:history="1" r:id="rIdguqddjwmtxbrxivdhmt1j">
+      <w:hyperlink w:history="1" r:id="rIdcd87yoxxpcacmw2tahqoa">
         <w:r>
           <w:rPr>
             <w:rFonts w:ascii="Arial" w:cs="Arial" w:eastAsia="Arial" w:hAnsi="Arial"/>
@@ -9337,7 +9337,7 @@
               <w:spacing w:after="10" w:before="0"/>
               <w:ind w:left="120"/>
             </w:pPr>
-            <w:hyperlink w:history="1" r:id="rIdreoqyjjv6i61kcnwpsgp4">
+            <w:hyperlink w:history="1" r:id="rIdpjbmawtmclsw7g2-6nptv">
               <w:r>
                 <w:rPr>
                   <w:rFonts w:ascii="Arial" w:cs="Arial" w:eastAsia="Arial" w:hAnsi="Arial"/>
@@ -9397,7 +9397,7 @@
             <w:pPr>
               <w:spacing w:after="20" w:before="0"/>
             </w:pPr>
-            <w:hyperlink w:history="1" r:id="rIdhohondmngxcesy4cpjie2">
+            <w:hyperlink w:history="1" r:id="rIdialqa2pywgxigt3xl1rax">
               <w:r>
                 <w:rPr>
                   <w:rFonts w:ascii="Arial" w:cs="Arial" w:eastAsia="Arial" w:hAnsi="Arial"/>
@@ -9430,7 +9430,7 @@
               <w:spacing w:after="10" w:before="0"/>
               <w:ind w:left="120"/>
             </w:pPr>
-            <w:hyperlink w:history="1" r:id="rIddrardonus9latvgopdioa">
+            <w:hyperlink w:history="1" r:id="rIdh7z-auxjtslwo1wail5ur">
               <w:r>
                 <w:rPr>
                   <w:rFonts w:ascii="Arial" w:cs="Arial" w:eastAsia="Arial" w:hAnsi="Arial"/>
@@ -9642,7 +9642,7 @@
               <w:spacing w:after="10" w:before="0"/>
               <w:ind w:left="120"/>
             </w:pPr>
-            <w:hyperlink w:history="1" r:id="rIdqmjmv9rkag9pdva_lluy2">
+            <w:hyperlink w:history="1" r:id="rIdx8xlau0cu2dosgju0kpyh">
               <w:r>
                 <w:rPr>
                   <w:rFonts w:ascii="Arial" w:cs="Arial" w:eastAsia="Arial" w:hAnsi="Arial"/>
@@ -9702,7 +9702,7 @@
             <w:pPr>
               <w:spacing w:after="20" w:before="0"/>
             </w:pPr>
-            <w:hyperlink w:history="1" r:id="rId_6ixklr14goqnsx7xflhk">
+            <w:hyperlink w:history="1" r:id="rIdxl1-pfm1li1gari7o2izk">
               <w:r>
                 <w:rPr>
                   <w:rFonts w:ascii="Arial" w:cs="Arial" w:eastAsia="Arial" w:hAnsi="Arial"/>
@@ -9735,7 +9735,7 @@
               <w:spacing w:after="10" w:before="0"/>
               <w:ind w:left="120"/>
             </w:pPr>
-            <w:hyperlink w:history="1" r:id="rIdiah3zywkiw-q-1gorfmb6">
+            <w:hyperlink w:history="1" r:id="rId0ajrb1gxjzlqxf2qzo4dl">
               <w:r>
                 <w:rPr>
                   <w:rFonts w:ascii="Arial" w:cs="Arial" w:eastAsia="Arial" w:hAnsi="Arial"/>
@@ -9947,7 +9947,7 @@
               <w:spacing w:after="10" w:before="0"/>
               <w:ind w:left="120"/>
             </w:pPr>
-            <w:hyperlink w:history="1" r:id="rIdbloxgai9dqvdnx600cdtl">
+            <w:hyperlink w:history="1" r:id="rIdv_yobgtjucswvfzovrchc">
               <w:r>
                 <w:rPr>
                   <w:rFonts w:ascii="Arial" w:cs="Arial" w:eastAsia="Arial" w:hAnsi="Arial"/>
@@ -10007,7 +10007,7 @@
             <w:pPr>
               <w:spacing w:after="20" w:before="0"/>
             </w:pPr>
-            <w:hyperlink w:history="1" r:id="rIdhccfq8cy19owlcrn11wgj">
+            <w:hyperlink w:history="1" r:id="rIdyc1ekl_0ry5len2fuvzqj">
               <w:r>
                 <w:rPr>
                   <w:rFonts w:ascii="Arial" w:cs="Arial" w:eastAsia="Arial" w:hAnsi="Arial"/>
@@ -10040,7 +10040,7 @@
               <w:spacing w:after="10" w:before="0"/>
               <w:ind w:left="120"/>
             </w:pPr>
-            <w:hyperlink w:history="1" r:id="rIdele4uatgxmh8nj9mkpqh_">
+            <w:hyperlink w:history="1" r:id="rIdfpj-2ovq5hapsegmn1gug">
               <w:r>
                 <w:rPr>
                   <w:rFonts w:ascii="Arial" w:cs="Arial" w:eastAsia="Arial" w:hAnsi="Arial"/>
@@ -10252,7 +10252,7 @@
               <w:spacing w:after="10" w:before="0"/>
               <w:ind w:left="120"/>
             </w:pPr>
-            <w:hyperlink w:history="1" r:id="rIdvyisyb1c243zsd1fihdo1">
+            <w:hyperlink w:history="1" r:id="rIdzysp-vbfa16efkrl9bhow">
               <w:r>
                 <w:rPr>
                   <w:rFonts w:ascii="Arial" w:cs="Arial" w:eastAsia="Arial" w:hAnsi="Arial"/>
@@ -10312,7 +10312,7 @@
             <w:pPr>
               <w:spacing w:after="20" w:before="0"/>
             </w:pPr>
-            <w:hyperlink w:history="1" r:id="rIdkes0zmb6spmbzjk1ro7pd">
+            <w:hyperlink w:history="1" r:id="rId_hvbwy5wosqmxqemlvz5g">
               <w:r>
                 <w:rPr>
                   <w:rFonts w:ascii="Arial" w:cs="Arial" w:eastAsia="Arial" w:hAnsi="Arial"/>
@@ -10345,7 +10345,7 @@
               <w:spacing w:after="10" w:before="0"/>
               <w:ind w:left="120"/>
             </w:pPr>
-            <w:hyperlink w:history="1" r:id="rIddtpgg7avmpye76o_cgmrr">
+            <w:hyperlink w:history="1" r:id="rIdwxrv4ioow1dogzxjil7fb">
               <w:r>
                 <w:rPr>
                   <w:rFonts w:ascii="Arial" w:cs="Arial" w:eastAsia="Arial" w:hAnsi="Arial"/>
@@ -10557,7 +10557,7 @@
               <w:spacing w:after="10" w:before="0"/>
               <w:ind w:left="120"/>
             </w:pPr>
-            <w:hyperlink w:history="1" r:id="rId0smpvk9wmbils9mbetnt2">
+            <w:hyperlink w:history="1" r:id="rIdblbw5-ge99rpp02lnlrrh">
               <w:r>
                 <w:rPr>
                   <w:rFonts w:ascii="Arial" w:cs="Arial" w:eastAsia="Arial" w:hAnsi="Arial"/>
@@ -10617,7 +10617,7 @@
             <w:pPr>
               <w:spacing w:after="20" w:before="0"/>
             </w:pPr>
-            <w:hyperlink w:history="1" r:id="rIdlzlq9ocrovk2s0wrwzbf-">
+            <w:hyperlink w:history="1" r:id="rIdauzrahofhiahpysrw_wjp">
               <w:r>
                 <w:rPr>
                   <w:rFonts w:ascii="Arial" w:cs="Arial" w:eastAsia="Arial" w:hAnsi="Arial"/>
@@ -10650,7 +10650,7 @@
               <w:spacing w:after="10" w:before="0"/>
               <w:ind w:left="120"/>
             </w:pPr>
-            <w:hyperlink w:history="1" r:id="rIdxc-bumd1wndmjrycokiat">
+            <w:hyperlink w:history="1" r:id="rIdisqovaggkd43b2jk3q0sp">
               <w:r>
                 <w:rPr>
                   <w:rFonts w:ascii="Arial" w:cs="Arial" w:eastAsia="Arial" w:hAnsi="Arial"/>
@@ -11162,7 +11162,7 @@
         </w:rPr>
         <w:t xml:space="preserve">© 2026 SeaVuria and ARES. Aligned with KICD objectives. Developed by SeaVuria; technical implementation by ARES (with AI assistance from Claude). Licensed under </w:t>
       </w:r>
-      <w:hyperlink w:history="1" r:id="rIdeprlqxjdhoicc77iq9ogr">
+      <w:hyperlink w:history="1" r:id="rIdzb_ofzcepgan7gcx14qtm">
         <w:r>
           <w:rPr>
             <w:rFonts w:ascii="Arial" w:cs="Arial" w:eastAsia="Arial" w:hAnsi="Arial"/>
@@ -11183,7 +11183,7 @@
         </w:rPr>
         <w:t xml:space="preserve"> (</w:t>
       </w:r>
-      <w:hyperlink w:history="1" r:id="rIdgxdyhxduqsrg-kcbj0iev">
+      <w:hyperlink w:history="1" r:id="rIdiqjtwuazdfro7szaqt64l">
         <w:r>
           <w:rPr>
             <w:rFonts w:ascii="Arial" w:cs="Arial" w:eastAsia="Arial" w:hAnsi="Arial"/>
@@ -12196,7 +12196,7 @@
             <w:pPr>
               <w:spacing w:after="20" w:before="0"/>
             </w:pPr>
-            <w:hyperlink w:history="1" r:id="rIdlaq3hmgg-18hbpfkh5jbv">
+            <w:hyperlink w:history="1" r:id="rIdacyz_cxuwmhvtnrobj-cr">
               <w:r>
                 <w:rPr>
                   <w:rFonts w:ascii="Arial" w:cs="Arial" w:eastAsia="Arial" w:hAnsi="Arial"/>
@@ -12245,7 +12245,7 @@
               <w:spacing w:after="10" w:before="0"/>
               <w:ind w:left="120"/>
             </w:pPr>
-            <w:hyperlink w:history="1" r:id="rIdc4xsssnonigd2mlnwrt3t">
+            <w:hyperlink w:history="1" r:id="rIdln9iewaf9lv3u1mwbcn5c">
               <w:r>
                 <w:rPr>
                   <w:rFonts w:ascii="Arial" w:cs="Arial" w:eastAsia="Arial" w:hAnsi="Arial"/>
@@ -12290,7 +12290,7 @@
             <w:pPr>
               <w:spacing w:after="20" w:before="0"/>
             </w:pPr>
-            <w:hyperlink w:history="1" r:id="rId81fk0dhpwymzfc7l-80x2">
+            <w:hyperlink w:history="1" r:id="rId8801hwaviozdft8olqlht">
               <w:r>
                 <w:rPr>
                   <w:rFonts w:ascii="Arial" w:cs="Arial" w:eastAsia="Arial" w:hAnsi="Arial"/>
@@ -12323,7 +12323,7 @@
               <w:spacing w:after="10" w:before="0"/>
               <w:ind w:left="120"/>
             </w:pPr>
-            <w:hyperlink w:history="1" r:id="rId9z-nl02uo3ntsdfbb1z8o">
+            <w:hyperlink w:history="1" r:id="rIdftv-ehklusyvfm7yrltgq">
               <w:r>
                 <w:rPr>
                   <w:rFonts w:ascii="Arial" w:cs="Arial" w:eastAsia="Arial" w:hAnsi="Arial"/>
@@ -12518,7 +12518,7 @@
             <w:pPr>
               <w:spacing w:after="20" w:before="0"/>
             </w:pPr>
-            <w:hyperlink w:history="1" r:id="rIdgdzi7lfyh1evfyckcmtwa">
+            <w:hyperlink w:history="1" r:id="rId72ihurxcdvgsnmhvhs5yk">
               <w:r>
                 <w:rPr>
                   <w:rFonts w:ascii="Arial" w:cs="Arial" w:eastAsia="Arial" w:hAnsi="Arial"/>
@@ -12567,7 +12567,7 @@
               <w:spacing w:after="10" w:before="0"/>
               <w:ind w:left="120"/>
             </w:pPr>
-            <w:hyperlink w:history="1" r:id="rIdwazja9eq1e9qbdv1osehe">
+            <w:hyperlink w:history="1" r:id="rIdbc6liktr9ww2rvgapdxsw">
               <w:r>
                 <w:rPr>
                   <w:rFonts w:ascii="Arial" w:cs="Arial" w:eastAsia="Arial" w:hAnsi="Arial"/>
@@ -12612,7 +12612,7 @@
             <w:pPr>
               <w:spacing w:after="20" w:before="0"/>
             </w:pPr>
-            <w:hyperlink w:history="1" r:id="rIdb30ryypmgvpmaq8qttqrd">
+            <w:hyperlink w:history="1" r:id="rIdv0u8yipsxxccwmbdxoawi">
               <w:r>
                 <w:rPr>
                   <w:rFonts w:ascii="Arial" w:cs="Arial" w:eastAsia="Arial" w:hAnsi="Arial"/>
@@ -12645,7 +12645,7 @@
               <w:spacing w:after="10" w:before="0"/>
               <w:ind w:left="120"/>
             </w:pPr>
-            <w:hyperlink w:history="1" r:id="rIdd4bbjc_lpn14t5dfty2n8">
+            <w:hyperlink w:history="1" r:id="rIdcnxivvrosngwl1lbby6kd">
               <w:r>
                 <w:rPr>
                   <w:rFonts w:ascii="Arial" w:cs="Arial" w:eastAsia="Arial" w:hAnsi="Arial"/>
@@ -12840,7 +12840,7 @@
             <w:pPr>
               <w:spacing w:after="20" w:before="0"/>
             </w:pPr>
-            <w:hyperlink w:history="1" r:id="rIdgd4pda48rz6yoe5npxfjo">
+            <w:hyperlink w:history="1" r:id="rIdpvxhtqc9hzdp8dbuxi0f_">
               <w:r>
                 <w:rPr>
                   <w:rFonts w:ascii="Arial" w:cs="Arial" w:eastAsia="Arial" w:hAnsi="Arial"/>
@@ -12889,7 +12889,7 @@
               <w:spacing w:after="10" w:before="0"/>
               <w:ind w:left="120"/>
             </w:pPr>
-            <w:hyperlink w:history="1" r:id="rId4warmwfozkbzzciaywyu-">
+            <w:hyperlink w:history="1" r:id="rId0r20xlyocjg9cof63tapm">
               <w:r>
                 <w:rPr>
                   <w:rFonts w:ascii="Arial" w:cs="Arial" w:eastAsia="Arial" w:hAnsi="Arial"/>
@@ -12934,7 +12934,7 @@
             <w:pPr>
               <w:spacing w:after="20" w:before="0"/>
             </w:pPr>
-            <w:hyperlink w:history="1" r:id="rIdtn9bbi71p5vqe2k1jckb4">
+            <w:hyperlink w:history="1" r:id="rIdp0eolefvb2j_s2yyrdqfg">
               <w:r>
                 <w:rPr>
                   <w:rFonts w:ascii="Arial" w:cs="Arial" w:eastAsia="Arial" w:hAnsi="Arial"/>
@@ -12983,7 +12983,7 @@
               <w:spacing w:after="10" w:before="0"/>
               <w:ind w:left="120"/>
             </w:pPr>
-            <w:hyperlink w:history="1" r:id="rIdn8gcktgocsw6z4jr3j8lp">
+            <w:hyperlink w:history="1" r:id="rIdoxv1ctfozh3qwf20sowls">
               <w:r>
                 <w:rPr>
                   <w:rFonts w:ascii="Arial" w:cs="Arial" w:eastAsia="Arial" w:hAnsi="Arial"/>
@@ -13178,7 +13178,7 @@
             <w:pPr>
               <w:spacing w:after="20" w:before="0"/>
             </w:pPr>
-            <w:hyperlink w:history="1" r:id="rIdignj2zizvpxh6pmznucaw">
+            <w:hyperlink w:history="1" r:id="rIdkr1pez6kolzcy7-m5sxc9">
               <w:r>
                 <w:rPr>
                   <w:rFonts w:ascii="Arial" w:cs="Arial" w:eastAsia="Arial" w:hAnsi="Arial"/>
@@ -13227,7 +13227,7 @@
               <w:spacing w:after="10" w:before="0"/>
               <w:ind w:left="120"/>
             </w:pPr>
-            <w:hyperlink w:history="1" r:id="rIdgrzarekxdeq_qspdnylkk">
+            <w:hyperlink w:history="1" r:id="rIdp07jp8k-oan-iimgesv7r">
               <w:r>
                 <w:rPr>
                   <w:rFonts w:ascii="Arial" w:cs="Arial" w:eastAsia="Arial" w:hAnsi="Arial"/>
@@ -13272,7 +13272,7 @@
             <w:pPr>
               <w:spacing w:after="20" w:before="0"/>
             </w:pPr>
-            <w:hyperlink w:history="1" r:id="rId-bfhod1t-b_yrp7kc43eo">
+            <w:hyperlink w:history="1" r:id="rIdx3gixpozhk-ibqzsgecij">
               <w:r>
                 <w:rPr>
                   <w:rFonts w:ascii="Arial" w:cs="Arial" w:eastAsia="Arial" w:hAnsi="Arial"/>
@@ -13305,7 +13305,7 @@
               <w:spacing w:after="10" w:before="0"/>
               <w:ind w:left="120"/>
             </w:pPr>
-            <w:hyperlink w:history="1" r:id="rIdoz8xwlifykg1itwfht7df">
+            <w:hyperlink w:history="1" r:id="rIdvhkt7nmtluc2zkepqk_na">
               <w:r>
                 <w:rPr>
                   <w:rFonts w:ascii="Arial" w:cs="Arial" w:eastAsia="Arial" w:hAnsi="Arial"/>
@@ -13500,7 +13500,7 @@
             <w:pPr>
               <w:spacing w:after="20" w:before="0"/>
             </w:pPr>
-            <w:hyperlink w:history="1" r:id="rIdlawvje9yv7s2ofvwpaidu">
+            <w:hyperlink w:history="1" r:id="rIdnwy3og49_ds0cffmi3vdl">
               <w:r>
                 <w:rPr>
                   <w:rFonts w:ascii="Arial" w:cs="Arial" w:eastAsia="Arial" w:hAnsi="Arial"/>
@@ -13549,7 +13549,7 @@
               <w:spacing w:after="10" w:before="0"/>
               <w:ind w:left="120"/>
             </w:pPr>
-            <w:hyperlink w:history="1" r:id="rId1mqpnmnk8vayddcjudh7a">
+            <w:hyperlink w:history="1" r:id="rIdsh98syqvvbzqo2fcpvxhs">
               <w:r>
                 <w:rPr>
                   <w:rFonts w:ascii="Arial" w:cs="Arial" w:eastAsia="Arial" w:hAnsi="Arial"/>
@@ -13594,7 +13594,7 @@
             <w:pPr>
               <w:spacing w:after="20" w:before="0"/>
             </w:pPr>
-            <w:hyperlink w:history="1" r:id="rId2s7c5pg_shioqf5gdkxoo">
+            <w:hyperlink w:history="1" r:id="rIdoykprlfxsszxrrige-fxr">
               <w:r>
                 <w:rPr>
                   <w:rFonts w:ascii="Arial" w:cs="Arial" w:eastAsia="Arial" w:hAnsi="Arial"/>
@@ -13627,7 +13627,7 @@
               <w:spacing w:after="10" w:before="0"/>
               <w:ind w:left="120"/>
             </w:pPr>
-            <w:hyperlink w:history="1" r:id="rIdzeozcutiazaaiijrewalz">
+            <w:hyperlink w:history="1" r:id="rIdgirkrcj_fxow6-bi4bwnr">
               <w:r>
                 <w:rPr>
                   <w:rFonts w:ascii="Arial" w:cs="Arial" w:eastAsia="Arial" w:hAnsi="Arial"/>
@@ -14139,7 +14139,7 @@
         </w:rPr>
         <w:t xml:space="preserve">© 2026 SeaVuria and ARES. Aligned with KICD objectives. Developed by SeaVuria; technical implementation by ARES (with AI assistance from Claude). Licensed under </w:t>
       </w:r>
-      <w:hyperlink w:history="1" r:id="rId5yfyim80ru6urkzwkmswy">
+      <w:hyperlink w:history="1" r:id="rId6veele37kstcxrngx_ob-">
         <w:r>
           <w:rPr>
             <w:rFonts w:ascii="Arial" w:cs="Arial" w:eastAsia="Arial" w:hAnsi="Arial"/>
@@ -14160,7 +14160,7 @@
         </w:rPr>
         <w:t xml:space="preserve"> (</w:t>
       </w:r>
-      <w:hyperlink w:history="1" r:id="rIdistpifcuykwu7dacnfsj5">
+      <w:hyperlink w:history="1" r:id="rId6kx0qgirb9tjhslz5szbx">
         <w:r>
           <w:rPr>
             <w:rFonts w:ascii="Arial" w:cs="Arial" w:eastAsia="Arial" w:hAnsi="Arial"/>
@@ -15173,7 +15173,7 @@
             <w:pPr>
               <w:spacing w:after="20" w:before="0"/>
             </w:pPr>
-            <w:hyperlink w:history="1" r:id="rIdmbf8k-dmnsrxn2tvgxson">
+            <w:hyperlink w:history="1" r:id="rIdqe_xo0hom9vuyzud85gyz">
               <w:r>
                 <w:rPr>
                   <w:rFonts w:ascii="Arial" w:cs="Arial" w:eastAsia="Arial" w:hAnsi="Arial"/>
@@ -15222,7 +15222,7 @@
               <w:spacing w:after="10" w:before="0"/>
               <w:ind w:left="120"/>
             </w:pPr>
-            <w:hyperlink w:history="1" r:id="rIdm_sxgu1jg8cilg-ymkgre">
+            <w:hyperlink w:history="1" r:id="rIdodximtieug70ssfdshhic">
               <w:r>
                 <w:rPr>
                   <w:rFonts w:ascii="Arial" w:cs="Arial" w:eastAsia="Arial" w:hAnsi="Arial"/>
@@ -15284,7 +15284,7 @@
               <w:spacing w:after="10" w:before="0"/>
               <w:ind w:left="120"/>
             </w:pPr>
-            <w:hyperlink w:history="1" r:id="rIdobsm80s6wfqztj4tzldtf">
+            <w:hyperlink w:history="1" r:id="rIdrfu0kzzhxpxrlqphidj9z">
               <w:r>
                 <w:rPr>
                   <w:rFonts w:ascii="Arial" w:cs="Arial" w:eastAsia="Arial" w:hAnsi="Arial"/>
@@ -15494,7 +15494,7 @@
             <w:pPr>
               <w:spacing w:after="20" w:before="0"/>
             </w:pPr>
-            <w:hyperlink w:history="1" r:id="rIdsz6qozah3im_i1pnw20_h">
+            <w:hyperlink w:history="1" r:id="rIdnr8ngld_8cdy-q1toon51">
               <w:r>
                 <w:rPr>
                   <w:rFonts w:ascii="Arial" w:cs="Arial" w:eastAsia="Arial" w:hAnsi="Arial"/>
@@ -15543,7 +15543,7 @@
               <w:spacing w:after="10" w:before="0"/>
               <w:ind w:left="120"/>
             </w:pPr>
-            <w:hyperlink w:history="1" r:id="rIdulppapcp_ufkemdfoxk89">
+            <w:hyperlink w:history="1" r:id="rIdril8n1ycpz5ghlaft5llq">
               <w:r>
                 <w:rPr>
                   <w:rFonts w:ascii="Arial" w:cs="Arial" w:eastAsia="Arial" w:hAnsi="Arial"/>
@@ -15605,7 +15605,7 @@
               <w:spacing w:after="10" w:before="0"/>
               <w:ind w:left="120"/>
             </w:pPr>
-            <w:hyperlink w:history="1" r:id="rIdi76fmmfd66c73-bm3qdng">
+            <w:hyperlink w:history="1" r:id="rId9jgwm67-_b_hqzxbzqiq3">
               <w:r>
                 <w:rPr>
                   <w:rFonts w:ascii="Arial" w:cs="Arial" w:eastAsia="Arial" w:hAnsi="Arial"/>
@@ -15815,7 +15815,7 @@
             <w:pPr>
               <w:spacing w:after="20" w:before="0"/>
             </w:pPr>
-            <w:hyperlink w:history="1" r:id="rIdt1e_1tiigex-d33qznwzw">
+            <w:hyperlink w:history="1" r:id="rIdyldukotqt_s8ge__skoaz">
               <w:r>
                 <w:rPr>
                   <w:rFonts w:ascii="Arial" w:cs="Arial" w:eastAsia="Arial" w:hAnsi="Arial"/>
@@ -15864,7 +15864,7 @@
               <w:spacing w:after="10" w:before="0"/>
               <w:ind w:left="120"/>
             </w:pPr>
-            <w:hyperlink w:history="1" r:id="rId6i0bac1sbsugpy-z2f8na">
+            <w:hyperlink w:history="1" r:id="rIdsxh08x6-8do155onjiozb">
               <w:r>
                 <w:rPr>
                   <w:rFonts w:ascii="Arial" w:cs="Arial" w:eastAsia="Arial" w:hAnsi="Arial"/>
@@ -15926,7 +15926,7 @@
               <w:spacing w:after="10" w:before="0"/>
               <w:ind w:left="120"/>
             </w:pPr>
-            <w:hyperlink w:history="1" r:id="rIdv84ueyd9fafmzr7ziydo8">
+            <w:hyperlink w:history="1" r:id="rIdzcxqvad9_t3gufsrxh3-1">
               <w:r>
                 <w:rPr>
                   <w:rFonts w:ascii="Arial" w:cs="Arial" w:eastAsia="Arial" w:hAnsi="Arial"/>
@@ -16136,7 +16136,7 @@
             <w:pPr>
               <w:spacing w:after="20" w:before="0"/>
             </w:pPr>
-            <w:hyperlink w:history="1" r:id="rIdpgzlaihwyqefkza1i--fi">
+            <w:hyperlink w:history="1" r:id="rId0f2m_fqq_cxj3e-vlbu3b">
               <w:r>
                 <w:rPr>
                   <w:rFonts w:ascii="Arial" w:cs="Arial" w:eastAsia="Arial" w:hAnsi="Arial"/>
@@ -16185,7 +16185,7 @@
               <w:spacing w:after="10" w:before="0"/>
               <w:ind w:left="120"/>
             </w:pPr>
-            <w:hyperlink w:history="1" r:id="rIdyjt8ynkhcpr7yxd-ley_k">
+            <w:hyperlink w:history="1" r:id="rIdg8_4wna3gdhbn1r6hrnmc">
               <w:r>
                 <w:rPr>
                   <w:rFonts w:ascii="Arial" w:cs="Arial" w:eastAsia="Arial" w:hAnsi="Arial"/>
@@ -16247,7 +16247,7 @@
               <w:spacing w:after="10" w:before="0"/>
               <w:ind w:left="120"/>
             </w:pPr>
-            <w:hyperlink w:history="1" r:id="rIdltg9nkbavdreutcwahn3l">
+            <w:hyperlink w:history="1" r:id="rIdson01xagt5f9tmunfk0qn">
               <w:r>
                 <w:rPr>
                   <w:rFonts w:ascii="Arial" w:cs="Arial" w:eastAsia="Arial" w:hAnsi="Arial"/>
@@ -16457,7 +16457,7 @@
             <w:pPr>
               <w:spacing w:after="20" w:before="0"/>
             </w:pPr>
-            <w:hyperlink w:history="1" r:id="rId_owyqs3rfehc0cmedzmay">
+            <w:hyperlink w:history="1" r:id="rId4y77a3vxk0jp4ppbn9fox">
               <w:r>
                 <w:rPr>
                   <w:rFonts w:ascii="Arial" w:cs="Arial" w:eastAsia="Arial" w:hAnsi="Arial"/>
@@ -16506,7 +16506,7 @@
               <w:spacing w:after="10" w:before="0"/>
               <w:ind w:left="120"/>
             </w:pPr>
-            <w:hyperlink w:history="1" r:id="rIdmrr-uaaorah0ujxxxvvfz">
+            <w:hyperlink w:history="1" r:id="rIdxthjiokg0z7l7kzb-07x2">
               <w:r>
                 <w:rPr>
                   <w:rFonts w:ascii="Arial" w:cs="Arial" w:eastAsia="Arial" w:hAnsi="Arial"/>
@@ -16568,7 +16568,7 @@
               <w:spacing w:after="10" w:before="0"/>
               <w:ind w:left="120"/>
             </w:pPr>
-            <w:hyperlink w:history="1" r:id="rIdr22kskbj3icfozhs4k6na">
+            <w:hyperlink w:history="1" r:id="rIdbzujkb_nbmltaagjfhgrk">
               <w:r>
                 <w:rPr>
                   <w:rFonts w:ascii="Arial" w:cs="Arial" w:eastAsia="Arial" w:hAnsi="Arial"/>
@@ -17095,7 +17095,7 @@
         </w:rPr>
         <w:t xml:space="preserve">© 2026 SeaVuria and ARES. Aligned with KICD objectives. Developed by SeaVuria; technical implementation by ARES (with AI assistance from Claude). Licensed under </w:t>
       </w:r>
-      <w:hyperlink w:history="1" r:id="rId3qte_8_44vr6bz9twckxu">
+      <w:hyperlink w:history="1" r:id="rIdjsczw9th_ewupbyz2xwg5">
         <w:r>
           <w:rPr>
             <w:rFonts w:ascii="Arial" w:cs="Arial" w:eastAsia="Arial" w:hAnsi="Arial"/>
@@ -17116,7 +17116,7 @@
         </w:rPr>
         <w:t xml:space="preserve"> (</w:t>
       </w:r>
-      <w:hyperlink w:history="1" r:id="rIdpz31qdwnmfgaj0vevovrd">
+      <w:hyperlink w:history="1" r:id="rId4u3ohkavzsskxlmqoylyn">
         <w:r>
           <w:rPr>
             <w:rFonts w:ascii="Arial" w:cs="Arial" w:eastAsia="Arial" w:hAnsi="Arial"/>
@@ -18146,7 +18146,7 @@
               <w:spacing w:after="10" w:before="0"/>
               <w:ind w:left="120"/>
             </w:pPr>
-            <w:hyperlink w:history="1" r:id="rIdxpljjeknky3l3xh0s-m3c">
+            <w:hyperlink w:history="1" r:id="rId0ncasxn2h3rwyztgxlyyg">
               <w:r>
                 <w:rPr>
                   <w:rFonts w:ascii="Arial" w:cs="Arial" w:eastAsia="Arial" w:hAnsi="Arial"/>
@@ -18206,7 +18206,7 @@
             <w:pPr>
               <w:spacing w:after="20" w:before="0"/>
             </w:pPr>
-            <w:hyperlink w:history="1" r:id="rIdwm2dgpg9ccosatudk9igx">
+            <w:hyperlink w:history="1" r:id="rIdqwvtjw-wdmjsvhndnq9p_">
               <w:r>
                 <w:rPr>
                   <w:rFonts w:ascii="Arial" w:cs="Arial" w:eastAsia="Arial" w:hAnsi="Arial"/>
@@ -18255,7 +18255,7 @@
               <w:spacing w:after="10" w:before="0"/>
               <w:ind w:left="120"/>
             </w:pPr>
-            <w:hyperlink w:history="1" r:id="rIdy5ioeqhhywkuf2_hyk_ob">
+            <w:hyperlink w:history="1" r:id="rIdll37uirjd8prlz0h3d4po">
               <w:r>
                 <w:rPr>
                   <w:rFonts w:ascii="Arial" w:cs="Arial" w:eastAsia="Arial" w:hAnsi="Arial"/>
@@ -18467,7 +18467,7 @@
               <w:spacing w:after="10" w:before="0"/>
               <w:ind w:left="120"/>
             </w:pPr>
-            <w:hyperlink w:history="1" r:id="rIdi49rrtjybxauk-daconfm">
+            <w:hyperlink w:history="1" r:id="rId5dpgpqcun6tgmlvh3xhnf">
               <w:r>
                 <w:rPr>
                   <w:rFonts w:ascii="Arial" w:cs="Arial" w:eastAsia="Arial" w:hAnsi="Arial"/>
@@ -18527,7 +18527,7 @@
             <w:pPr>
               <w:spacing w:after="20" w:before="0"/>
             </w:pPr>
-            <w:hyperlink w:history="1" r:id="rIdz995pxdbfesfqf8tctz4c">
+            <w:hyperlink w:history="1" r:id="rId-l83lkswigwt5kwoymeuw">
               <w:r>
                 <w:rPr>
                   <w:rFonts w:ascii="Arial" w:cs="Arial" w:eastAsia="Arial" w:hAnsi="Arial"/>
@@ -18576,7 +18576,7 @@
               <w:spacing w:after="10" w:before="0"/>
               <w:ind w:left="120"/>
             </w:pPr>
-            <w:hyperlink w:history="1" r:id="rIdfi79h0t9-zoiovosso776">
+            <w:hyperlink w:history="1" r:id="rIdso_ovxwasknaujirzisjw">
               <w:r>
                 <w:rPr>
                   <w:rFonts w:ascii="Arial" w:cs="Arial" w:eastAsia="Arial" w:hAnsi="Arial"/>
@@ -18788,7 +18788,7 @@
               <w:spacing w:after="10" w:before="0"/>
               <w:ind w:left="120"/>
             </w:pPr>
-            <w:hyperlink w:history="1" r:id="rIdo4adduota2fa3mc5vwhuz">
+            <w:hyperlink w:history="1" r:id="rIdbjuspzavyzlsl3u5bb0tx">
               <w:r>
                 <w:rPr>
                   <w:rFonts w:ascii="Arial" w:cs="Arial" w:eastAsia="Arial" w:hAnsi="Arial"/>
@@ -18848,7 +18848,7 @@
             <w:pPr>
               <w:spacing w:after="20" w:before="0"/>
             </w:pPr>
-            <w:hyperlink w:history="1" r:id="rIddbt-xwhjehye-s-iiarrb">
+            <w:hyperlink w:history="1" r:id="rIdqwkhk5iozpk-e2iiefgfd">
               <w:r>
                 <w:rPr>
                   <w:rFonts w:ascii="Arial" w:cs="Arial" w:eastAsia="Arial" w:hAnsi="Arial"/>
@@ -18897,7 +18897,7 @@
               <w:spacing w:after="10" w:before="0"/>
               <w:ind w:left="120"/>
             </w:pPr>
-            <w:hyperlink w:history="1" r:id="rId5c6kjdpzilrdvpnqeddjj">
+            <w:hyperlink w:history="1" r:id="rIdeem8nmxvqzk3v-2u7sq-w">
               <w:r>
                 <w:rPr>
                   <w:rFonts w:ascii="Arial" w:cs="Arial" w:eastAsia="Arial" w:hAnsi="Arial"/>
@@ -19109,7 +19109,7 @@
               <w:spacing w:after="10" w:before="0"/>
               <w:ind w:left="120"/>
             </w:pPr>
-            <w:hyperlink w:history="1" r:id="rIdjw-szdr3iveimw5vqlmla">
+            <w:hyperlink w:history="1" r:id="rIdtaovi_aevwv9mam6pbvrr">
               <w:r>
                 <w:rPr>
                   <w:rFonts w:ascii="Arial" w:cs="Arial" w:eastAsia="Arial" w:hAnsi="Arial"/>
@@ -19169,7 +19169,7 @@
             <w:pPr>
               <w:spacing w:after="20" w:before="0"/>
             </w:pPr>
-            <w:hyperlink w:history="1" r:id="rIdhk4lc-drsbigqe-sgexdh">
+            <w:hyperlink w:history="1" r:id="rIdaordiayzaob2mbe3etfa8">
               <w:r>
                 <w:rPr>
                   <w:rFonts w:ascii="Arial" w:cs="Arial" w:eastAsia="Arial" w:hAnsi="Arial"/>
@@ -19218,7 +19218,7 @@
               <w:spacing w:after="10" w:before="0"/>
               <w:ind w:left="120"/>
             </w:pPr>
-            <w:hyperlink w:history="1" r:id="rIdj4vfwzumv3dk49_xuj9fy">
+            <w:hyperlink w:history="1" r:id="rIdaugmx9uhdt0fixqf93qvf">
               <w:r>
                 <w:rPr>
                   <w:rFonts w:ascii="Arial" w:cs="Arial" w:eastAsia="Arial" w:hAnsi="Arial"/>
@@ -19430,7 +19430,7 @@
               <w:spacing w:after="10" w:before="0"/>
               <w:ind w:left="120"/>
             </w:pPr>
-            <w:hyperlink w:history="1" r:id="rIdyeecfn8myue-_9d55mbih">
+            <w:hyperlink w:history="1" r:id="rIdzvrv41igsbc866l6oxjxb">
               <w:r>
                 <w:rPr>
                   <w:rFonts w:ascii="Arial" w:cs="Arial" w:eastAsia="Arial" w:hAnsi="Arial"/>
@@ -19490,7 +19490,7 @@
             <w:pPr>
               <w:spacing w:after="20" w:before="0"/>
             </w:pPr>
-            <w:hyperlink w:history="1" r:id="rId45by3gecazo4lfvvpsat0">
+            <w:hyperlink w:history="1" r:id="rIdzvcs7ipg_j_nxhzfmahrt">
               <w:r>
                 <w:rPr>
                   <w:rFonts w:ascii="Arial" w:cs="Arial" w:eastAsia="Arial" w:hAnsi="Arial"/>
@@ -19539,7 +19539,7 @@
               <w:spacing w:after="10" w:before="0"/>
               <w:ind w:left="120"/>
             </w:pPr>
-            <w:hyperlink w:history="1" r:id="rIdkk56y-ycsmatyr7qpzyeo">
+            <w:hyperlink w:history="1" r:id="rId1hijfxv5ecg78w12z5rbc">
               <w:r>
                 <w:rPr>
                   <w:rFonts w:ascii="Arial" w:cs="Arial" w:eastAsia="Arial" w:hAnsi="Arial"/>
@@ -20051,7 +20051,7 @@
         </w:rPr>
         <w:t xml:space="preserve">© 2026 SeaVuria and ARES. Aligned with KICD objectives. Developed by SeaVuria; technical implementation by ARES (with AI assistance from Claude). Licensed under </w:t>
       </w:r>
-      <w:hyperlink w:history="1" r:id="rId2-x9su-_h3aojyz2slrht">
+      <w:hyperlink w:history="1" r:id="rIdchvap7ayp-oxyalewjlyh">
         <w:r>
           <w:rPr>
             <w:rFonts w:ascii="Arial" w:cs="Arial" w:eastAsia="Arial" w:hAnsi="Arial"/>
@@ -20072,7 +20072,7 @@
         </w:rPr>
         <w:t xml:space="preserve"> (</w:t>
       </w:r>
-      <w:hyperlink w:history="1" r:id="rIdzucnuqkoujinuymw9cdpo">
+      <w:hyperlink w:history="1" r:id="rIdvtpr5geit0i2nkhhv3h6d">
         <w:r>
           <w:rPr>
             <w:rFonts w:ascii="Arial" w:cs="Arial" w:eastAsia="Arial" w:hAnsi="Arial"/>
@@ -21085,7 +21085,7 @@
             <w:pPr>
               <w:spacing w:after="20" w:before="0"/>
             </w:pPr>
-            <w:hyperlink w:history="1" r:id="rIdwfkvyxhzjwff08eyj7x4t">
+            <w:hyperlink w:history="1" r:id="rIdn-s-yb_hjoqestxr0bekl">
               <w:r>
                 <w:rPr>
                   <w:rFonts w:ascii="Arial" w:cs="Arial" w:eastAsia="Arial" w:hAnsi="Arial"/>
@@ -21134,7 +21134,7 @@
               <w:spacing w:after="10" w:before="0"/>
               <w:ind w:left="120"/>
             </w:pPr>
-            <w:hyperlink w:history="1" r:id="rIdm3qurek6sdo4wyccakdg2">
+            <w:hyperlink w:history="1" r:id="rIdrcy53sxygawdfw_fuljpi">
               <w:r>
                 <w:rPr>
                   <w:rFonts w:ascii="Arial" w:cs="Arial" w:eastAsia="Arial" w:hAnsi="Arial"/>
@@ -21179,7 +21179,7 @@
             <w:pPr>
               <w:spacing w:after="20" w:before="0"/>
             </w:pPr>
-            <w:hyperlink w:history="1" r:id="rIdjbw5vxnzz8pii0fl6ve5_">
+            <w:hyperlink w:history="1" r:id="rIdd5tufdaozdryhimzeylmt">
               <w:r>
                 <w:rPr>
                   <w:rFonts w:ascii="Arial" w:cs="Arial" w:eastAsia="Arial" w:hAnsi="Arial"/>
@@ -21212,7 +21212,7 @@
               <w:spacing w:after="10" w:before="0"/>
               <w:ind w:left="120"/>
             </w:pPr>
-            <w:hyperlink w:history="1" r:id="rIdx9qps4p3dd5ew4065lpri">
+            <w:hyperlink w:history="1" r:id="rIdksee8kuvg2_mg4jyibttr">
               <w:r>
                 <w:rPr>
                   <w:rFonts w:ascii="Arial" w:cs="Arial" w:eastAsia="Arial" w:hAnsi="Arial"/>
@@ -21407,7 +21407,7 @@
             <w:pPr>
               <w:spacing w:after="20" w:before="0"/>
             </w:pPr>
-            <w:hyperlink w:history="1" r:id="rIdeijhbobbongi4vzzioijg">
+            <w:hyperlink w:history="1" r:id="rIdczbuqnwz-2i65bwtevfyv">
               <w:r>
                 <w:rPr>
                   <w:rFonts w:ascii="Arial" w:cs="Arial" w:eastAsia="Arial" w:hAnsi="Arial"/>
@@ -21456,7 +21456,7 @@
               <w:spacing w:after="10" w:before="0"/>
               <w:ind w:left="120"/>
             </w:pPr>
-            <w:hyperlink w:history="1" r:id="rIdnozieac43xz7nkbwskdaa">
+            <w:hyperlink w:history="1" r:id="rId4uzlq7a4j0buk1sfohuz3">
               <w:r>
                 <w:rPr>
                   <w:rFonts w:ascii="Arial" w:cs="Arial" w:eastAsia="Arial" w:hAnsi="Arial"/>
@@ -21501,7 +21501,7 @@
             <w:pPr>
               <w:spacing w:after="20" w:before="0"/>
             </w:pPr>
-            <w:hyperlink w:history="1" r:id="rId_nizcrfjjm7zst-db1nwb">
+            <w:hyperlink w:history="1" r:id="rIdyomtjwaqrpxmhqtba3qno">
               <w:r>
                 <w:rPr>
                   <w:rFonts w:ascii="Arial" w:cs="Arial" w:eastAsia="Arial" w:hAnsi="Arial"/>
@@ -21534,7 +21534,7 @@
               <w:spacing w:after="10" w:before="0"/>
               <w:ind w:left="120"/>
             </w:pPr>
-            <w:hyperlink w:history="1" r:id="rId846azqaoiiuk3gyaoln7a">
+            <w:hyperlink w:history="1" r:id="rIdobmhnblsbhftegypelyny">
               <w:r>
                 <w:rPr>
                   <w:rFonts w:ascii="Arial" w:cs="Arial" w:eastAsia="Arial" w:hAnsi="Arial"/>
@@ -21729,7 +21729,7 @@
             <w:pPr>
               <w:spacing w:after="20" w:before="0"/>
             </w:pPr>
-            <w:hyperlink w:history="1" r:id="rIdbqc8lafl1bzjcshacwim3">
+            <w:hyperlink w:history="1" r:id="rIdsudxs2c_engezfgbxqcaj">
               <w:r>
                 <w:rPr>
                   <w:rFonts w:ascii="Arial" w:cs="Arial" w:eastAsia="Arial" w:hAnsi="Arial"/>
@@ -21778,7 +21778,7 @@
               <w:spacing w:after="10" w:before="0"/>
               <w:ind w:left="120"/>
             </w:pPr>
-            <w:hyperlink w:history="1" r:id="rIdjudbc_t22smoc2fq7fooa">
+            <w:hyperlink w:history="1" r:id="rIdwbgpkk70v-ovs3qbiqi6c">
               <w:r>
                 <w:rPr>
                   <w:rFonts w:ascii="Arial" w:cs="Arial" w:eastAsia="Arial" w:hAnsi="Arial"/>
@@ -21823,7 +21823,7 @@
             <w:pPr>
               <w:spacing w:after="20" w:before="0"/>
             </w:pPr>
-            <w:hyperlink w:history="1" r:id="rId9gtq9j58ll0vaz0ck4rtz">
+            <w:hyperlink w:history="1" r:id="rIdel4heg-m3ljjjyqrm1csv">
               <w:r>
                 <w:rPr>
                   <w:rFonts w:ascii="Arial" w:cs="Arial" w:eastAsia="Arial" w:hAnsi="Arial"/>
@@ -21872,7 +21872,7 @@
               <w:spacing w:after="10" w:before="0"/>
               <w:ind w:left="120"/>
             </w:pPr>
-            <w:hyperlink w:history="1" r:id="rIdtbhlnh9zr94yd6j4ypray">
+            <w:hyperlink w:history="1" r:id="rIdajqegdpr7kg0ddgv9mbee">
               <w:r>
                 <w:rPr>
                   <w:rFonts w:ascii="Arial" w:cs="Arial" w:eastAsia="Arial" w:hAnsi="Arial"/>
@@ -22067,7 +22067,7 @@
             <w:pPr>
               <w:spacing w:after="20" w:before="0"/>
             </w:pPr>
-            <w:hyperlink w:history="1" r:id="rIdzh6_gc0jvzb63fdasxfhp">
+            <w:hyperlink w:history="1" r:id="rIdt58w-3hww2qbg-a6xme6e">
               <w:r>
                 <w:rPr>
                   <w:rFonts w:ascii="Arial" w:cs="Arial" w:eastAsia="Arial" w:hAnsi="Arial"/>
@@ -22116,7 +22116,7 @@
               <w:spacing w:after="10" w:before="0"/>
               <w:ind w:left="120"/>
             </w:pPr>
-            <w:hyperlink w:history="1" r:id="rIdqvpq2jcmijlg8madt3px1">
+            <w:hyperlink w:history="1" r:id="rIdourzlhkbsb2zeknqtkql-">
               <w:r>
                 <w:rPr>
                   <w:rFonts w:ascii="Arial" w:cs="Arial" w:eastAsia="Arial" w:hAnsi="Arial"/>
@@ -22161,7 +22161,7 @@
             <w:pPr>
               <w:spacing w:after="20" w:before="0"/>
             </w:pPr>
-            <w:hyperlink w:history="1" r:id="rIduoa0frz3xemsz5y10grd7">
+            <w:hyperlink w:history="1" r:id="rIdd9aczlj0bl3-f--juzzu-">
               <w:r>
                 <w:rPr>
                   <w:rFonts w:ascii="Arial" w:cs="Arial" w:eastAsia="Arial" w:hAnsi="Arial"/>
@@ -22210,7 +22210,7 @@
               <w:spacing w:after="10" w:before="0"/>
               <w:ind w:left="120"/>
             </w:pPr>
-            <w:hyperlink w:history="1" r:id="rIdxqyztgaddzbpjjyrmgvuy">
+            <w:hyperlink w:history="1" r:id="rIduco1hgc6kjozbk1bmuxti">
               <w:r>
                 <w:rPr>
                   <w:rFonts w:ascii="Arial" w:cs="Arial" w:eastAsia="Arial" w:hAnsi="Arial"/>
@@ -22405,7 +22405,7 @@
             <w:pPr>
               <w:spacing w:after="20" w:before="0"/>
             </w:pPr>
-            <w:hyperlink w:history="1" r:id="rIdbwfb2sb_muk6esuq0fwwx">
+            <w:hyperlink w:history="1" r:id="rIdn_4darc6fac0u8oifibmt">
               <w:r>
                 <w:rPr>
                   <w:rFonts w:ascii="Arial" w:cs="Arial" w:eastAsia="Arial" w:hAnsi="Arial"/>
@@ -22454,7 +22454,7 @@
               <w:spacing w:after="10" w:before="0"/>
               <w:ind w:left="120"/>
             </w:pPr>
-            <w:hyperlink w:history="1" r:id="rId-ut3gqqsex3rvgxmvg0n8">
+            <w:hyperlink w:history="1" r:id="rIdwbl1fiotbu0vx4kwuw0fh">
               <w:r>
                 <w:rPr>
                   <w:rFonts w:ascii="Arial" w:cs="Arial" w:eastAsia="Arial" w:hAnsi="Arial"/>
@@ -22499,7 +22499,7 @@
             <w:pPr>
               <w:spacing w:after="20" w:before="0"/>
             </w:pPr>
-            <w:hyperlink w:history="1" r:id="rIdoxkqagkokheqz_3lynapb">
+            <w:hyperlink w:history="1" r:id="rIdxxyfjlsylrylombtzpplg">
               <w:r>
                 <w:rPr>
                   <w:rFonts w:ascii="Arial" w:cs="Arial" w:eastAsia="Arial" w:hAnsi="Arial"/>
@@ -22532,7 +22532,7 @@
               <w:spacing w:after="10" w:before="0"/>
               <w:ind w:left="120"/>
             </w:pPr>
-            <w:hyperlink w:history="1" r:id="rIdwi4q5hvzmy91viauk-w34">
+            <w:hyperlink w:history="1" r:id="rIdz9umg4qnphyg4ub4irxtm">
               <w:r>
                 <w:rPr>
                   <w:rFonts w:ascii="Arial" w:cs="Arial" w:eastAsia="Arial" w:hAnsi="Arial"/>
@@ -23044,7 +23044,7 @@
         </w:rPr>
         <w:t xml:space="preserve">© 2026 SeaVuria and ARES. Aligned with KICD objectives. Developed by SeaVuria; technical implementation by ARES (with AI assistance from Claude). Licensed under </w:t>
       </w:r>
-      <w:hyperlink w:history="1" r:id="rIdcs4xixs4spu4w7zw02pon">
+      <w:hyperlink w:history="1" r:id="rIdjyja4nfj8t1qjerlxdzdj">
         <w:r>
           <w:rPr>
             <w:rFonts w:ascii="Arial" w:cs="Arial" w:eastAsia="Arial" w:hAnsi="Arial"/>
@@ -23065,7 +23065,7 @@
         </w:rPr>
         <w:t xml:space="preserve"> (</w:t>
       </w:r>
-      <w:hyperlink w:history="1" r:id="rIdun9kjlvepdhxsquyzqyoo">
+      <w:hyperlink w:history="1" r:id="rIdmeethvbkjqtiiesexy_vr">
         <w:r>
           <w:rPr>
             <w:rFonts w:ascii="Arial" w:cs="Arial" w:eastAsia="Arial" w:hAnsi="Arial"/>
@@ -24078,7 +24078,7 @@
             <w:pPr>
               <w:spacing w:after="20" w:before="0"/>
             </w:pPr>
-            <w:hyperlink w:history="1" r:id="rIdzkclmytdgak8keukbcquy">
+            <w:hyperlink w:history="1" r:id="rIdq-cf9szxaoahihvs4hnsl">
               <w:r>
                 <w:rPr>
                   <w:rFonts w:ascii="Arial" w:cs="Arial" w:eastAsia="Arial" w:hAnsi="Arial"/>
@@ -24127,7 +24127,7 @@
               <w:spacing w:after="10" w:before="0"/>
               <w:ind w:left="120"/>
             </w:pPr>
-            <w:hyperlink w:history="1" r:id="rIdkcnhxlkt9z4i3kvayhe8e">
+            <w:hyperlink w:history="1" r:id="rIdxtruhdh2sybxzrkp4jmok">
               <w:r>
                 <w:rPr>
                   <w:rFonts w:ascii="Arial" w:cs="Arial" w:eastAsia="Arial" w:hAnsi="Arial"/>
@@ -24172,7 +24172,7 @@
             <w:pPr>
               <w:spacing w:after="20" w:before="0"/>
             </w:pPr>
-            <w:hyperlink w:history="1" r:id="rIdcxoyc3k_uvmz8zjww0hap">
+            <w:hyperlink w:history="1" r:id="rId3dcyqtadh5g38r182f5iv">
               <w:r>
                 <w:rPr>
                   <w:rFonts w:ascii="Arial" w:cs="Arial" w:eastAsia="Arial" w:hAnsi="Arial"/>
@@ -24221,7 +24221,7 @@
               <w:spacing w:after="10" w:before="0"/>
               <w:ind w:left="120"/>
             </w:pPr>
-            <w:hyperlink w:history="1" r:id="rIdj-ihtiyei8jlzmykbu7vv">
+            <w:hyperlink w:history="1" r:id="rIdioeri1acnfxbjnsvbd3td">
               <w:r>
                 <w:rPr>
                   <w:rFonts w:ascii="Arial" w:cs="Arial" w:eastAsia="Arial" w:hAnsi="Arial"/>
@@ -24416,7 +24416,7 @@
             <w:pPr>
               <w:spacing w:after="20" w:before="0"/>
             </w:pPr>
-            <w:hyperlink w:history="1" r:id="rId3iqd1uwz4j3wyj7olg3eu">
+            <w:hyperlink w:history="1" r:id="rId1nmwvytoar33uoebkfwaj">
               <w:r>
                 <w:rPr>
                   <w:rFonts w:ascii="Arial" w:cs="Arial" w:eastAsia="Arial" w:hAnsi="Arial"/>
@@ -24465,7 +24465,7 @@
               <w:spacing w:after="10" w:before="0"/>
               <w:ind w:left="120"/>
             </w:pPr>
-            <w:hyperlink w:history="1" r:id="rId2o_emf3s9zuj618gz_m2x">
+            <w:hyperlink w:history="1" r:id="rIdzykgimnz50ouwqq5yvrb3">
               <w:r>
                 <w:rPr>
                   <w:rFonts w:ascii="Arial" w:cs="Arial" w:eastAsia="Arial" w:hAnsi="Arial"/>
@@ -24510,7 +24510,7 @@
             <w:pPr>
               <w:spacing w:after="20" w:before="0"/>
             </w:pPr>
-            <w:hyperlink w:history="1" r:id="rIdz4d41xuoo3jq4qk58c8g1">
+            <w:hyperlink w:history="1" r:id="rIdrbjbc8ycq_0ex60admvfg">
               <w:r>
                 <w:rPr>
                   <w:rFonts w:ascii="Arial" w:cs="Arial" w:eastAsia="Arial" w:hAnsi="Arial"/>
@@ -24559,7 +24559,7 @@
               <w:spacing w:after="10" w:before="0"/>
               <w:ind w:left="120"/>
             </w:pPr>
-            <w:hyperlink w:history="1" r:id="rIdj7yx0kuhxvmvplm-vehrc">
+            <w:hyperlink w:history="1" r:id="rIdrqssdylxfivaj6xqc3xq0">
               <w:r>
                 <w:rPr>
                   <w:rFonts w:ascii="Arial" w:cs="Arial" w:eastAsia="Arial" w:hAnsi="Arial"/>
@@ -24754,7 +24754,7 @@
             <w:pPr>
               <w:spacing w:after="20" w:before="0"/>
             </w:pPr>
-            <w:hyperlink w:history="1" r:id="rIdkeihcgqpctdbbsqwyypwn">
+            <w:hyperlink w:history="1" r:id="rIdps3xpjxosrk7rc2xup-6d">
               <w:r>
                 <w:rPr>
                   <w:rFonts w:ascii="Arial" w:cs="Arial" w:eastAsia="Arial" w:hAnsi="Arial"/>
@@ -24803,7 +24803,7 @@
               <w:spacing w:after="10" w:before="0"/>
               <w:ind w:left="120"/>
             </w:pPr>
-            <w:hyperlink w:history="1" r:id="rId1g91zxauojwn-qz9wlnqw">
+            <w:hyperlink w:history="1" r:id="rId07np8xlmjmx3dmg1uqwv4">
               <w:r>
                 <w:rPr>
                   <w:rFonts w:ascii="Arial" w:cs="Arial" w:eastAsia="Arial" w:hAnsi="Arial"/>
@@ -24848,7 +24848,7 @@
             <w:pPr>
               <w:spacing w:after="20" w:before="0"/>
             </w:pPr>
-            <w:hyperlink w:history="1" r:id="rId7nnp0jyjbhi_ntbhzlgo8">
+            <w:hyperlink w:history="1" r:id="rIdk_8netut_h_8b8i3aqggm">
               <w:r>
                 <w:rPr>
                   <w:rFonts w:ascii="Arial" w:cs="Arial" w:eastAsia="Arial" w:hAnsi="Arial"/>
@@ -24897,7 +24897,7 @@
               <w:spacing w:after="10" w:before="0"/>
               <w:ind w:left="120"/>
             </w:pPr>
-            <w:hyperlink w:history="1" r:id="rIdrxtqeps4dqvpi5jdpbzij">
+            <w:hyperlink w:history="1" r:id="rIdwxu9o3obmcrb1hh_wehq9">
               <w:r>
                 <w:rPr>
                   <w:rFonts w:ascii="Arial" w:cs="Arial" w:eastAsia="Arial" w:hAnsi="Arial"/>
@@ -25092,7 +25092,7 @@
             <w:pPr>
               <w:spacing w:after="20" w:before="0"/>
             </w:pPr>
-            <w:hyperlink w:history="1" r:id="rIdobz578o0rqmzzjv-djszp">
+            <w:hyperlink w:history="1" r:id="rIdo-i44vxgdflijpdgjz-t-">
               <w:r>
                 <w:rPr>
                   <w:rFonts w:ascii="Arial" w:cs="Arial" w:eastAsia="Arial" w:hAnsi="Arial"/>
@@ -25141,7 +25141,7 @@
               <w:spacing w:after="10" w:before="0"/>
               <w:ind w:left="120"/>
             </w:pPr>
-            <w:hyperlink w:history="1" r:id="rId2pug7klqzhecletdn2ewx">
+            <w:hyperlink w:history="1" r:id="rId0ud-s05qi9l4uksvdue6n">
               <w:r>
                 <w:rPr>
                   <w:rFonts w:ascii="Arial" w:cs="Arial" w:eastAsia="Arial" w:hAnsi="Arial"/>
@@ -25186,7 +25186,7 @@
             <w:pPr>
               <w:spacing w:after="20" w:before="0"/>
             </w:pPr>
-            <w:hyperlink w:history="1" r:id="rId8v6_h9ixxeuacga87qlyl">
+            <w:hyperlink w:history="1" r:id="rIdtrqyo35shur1fuypxaukn">
               <w:r>
                 <w:rPr>
                   <w:rFonts w:ascii="Arial" w:cs="Arial" w:eastAsia="Arial" w:hAnsi="Arial"/>
@@ -25235,7 +25235,7 @@
               <w:spacing w:after="10" w:before="0"/>
               <w:ind w:left="120"/>
             </w:pPr>
-            <w:hyperlink w:history="1" r:id="rIdziul4e6liztxb9ou_vrl3">
+            <w:hyperlink w:history="1" r:id="rId5zhaiypxelphg_vg73f6d">
               <w:r>
                 <w:rPr>
                   <w:rFonts w:ascii="Arial" w:cs="Arial" w:eastAsia="Arial" w:hAnsi="Arial"/>
@@ -25430,7 +25430,7 @@
             <w:pPr>
               <w:spacing w:after="20" w:before="0"/>
             </w:pPr>
-            <w:hyperlink w:history="1" r:id="rIdpp9vhhe4yhez8b-g_druq">
+            <w:hyperlink w:history="1" r:id="rIdl7ftd432d3qfreer-q6dd">
               <w:r>
                 <w:rPr>
                   <w:rFonts w:ascii="Arial" w:cs="Arial" w:eastAsia="Arial" w:hAnsi="Arial"/>
@@ -25479,7 +25479,7 @@
               <w:spacing w:after="10" w:before="0"/>
               <w:ind w:left="120"/>
             </w:pPr>
-            <w:hyperlink w:history="1" r:id="rIdji7sinfsljuehwmtyk3_p">
+            <w:hyperlink w:history="1" r:id="rId8w6i5saewtr4qteschutb">
               <w:r>
                 <w:rPr>
                   <w:rFonts w:ascii="Arial" w:cs="Arial" w:eastAsia="Arial" w:hAnsi="Arial"/>
@@ -25524,7 +25524,7 @@
             <w:pPr>
               <w:spacing w:after="20" w:before="0"/>
             </w:pPr>
-            <w:hyperlink w:history="1" r:id="rIdov7x7hum-0xdfzpsafelh">
+            <w:hyperlink w:history="1" r:id="rIdtv8bohxhi_owrl_ii-xkd">
               <w:r>
                 <w:rPr>
                   <w:rFonts w:ascii="Arial" w:cs="Arial" w:eastAsia="Arial" w:hAnsi="Arial"/>
@@ -25573,7 +25573,7 @@
               <w:spacing w:after="10" w:before="0"/>
               <w:ind w:left="120"/>
             </w:pPr>
-            <w:hyperlink w:history="1" r:id="rId_zk9gboor7bbsclg66zxr">
+            <w:hyperlink w:history="1" r:id="rIdc4aslsb27yv0d2c6cwoe3">
               <w:r>
                 <w:rPr>
                   <w:rFonts w:ascii="Arial" w:cs="Arial" w:eastAsia="Arial" w:hAnsi="Arial"/>
@@ -26085,7 +26085,7 @@
         </w:rPr>
         <w:t xml:space="preserve">© 2026 SeaVuria and ARES. Aligned with KICD objectives. Developed by SeaVuria; technical implementation by ARES (with AI assistance from Claude). Licensed under </w:t>
       </w:r>
-      <w:hyperlink w:history="1" r:id="rIdmcxvmnrestldcpffzhew9">
+      <w:hyperlink w:history="1" r:id="rIduh2yynusjsdeiaca3jwgq">
         <w:r>
           <w:rPr>
             <w:rFonts w:ascii="Arial" w:cs="Arial" w:eastAsia="Arial" w:hAnsi="Arial"/>
@@ -26106,7 +26106,7 @@
         </w:rPr>
         <w:t xml:space="preserve"> (</w:t>
       </w:r>
-      <w:hyperlink w:history="1" r:id="rIdaci5xohz07qawfh2ng9ig">
+      <w:hyperlink w:history="1" r:id="rIdwsl71hfzujpwl_qdalt4b">
         <w:r>
           <w:rPr>
             <w:rFonts w:ascii="Arial" w:cs="Arial" w:eastAsia="Arial" w:hAnsi="Arial"/>
@@ -27119,7 +27119,7 @@
             <w:pPr>
               <w:spacing w:after="20" w:before="0"/>
             </w:pPr>
-            <w:hyperlink w:history="1" r:id="rId3emckk9z2el-h2o0m_kap">
+            <w:hyperlink w:history="1" r:id="rIdrij5uhxv5pfsulr9k1qpw">
               <w:r>
                 <w:rPr>
                   <w:rFonts w:ascii="Arial" w:cs="Arial" w:eastAsia="Arial" w:hAnsi="Arial"/>
@@ -27168,7 +27168,7 @@
               <w:spacing w:after="10" w:before="0"/>
               <w:ind w:left="120"/>
             </w:pPr>
-            <w:hyperlink w:history="1" r:id="rIddkd12foxpc1ltfudtew1t">
+            <w:hyperlink w:history="1" r:id="rIdyxl4e1iib_uns-axjcnz5">
               <w:r>
                 <w:rPr>
                   <w:rFonts w:ascii="Arial" w:cs="Arial" w:eastAsia="Arial" w:hAnsi="Arial"/>
@@ -27213,7 +27213,7 @@
             <w:pPr>
               <w:spacing w:after="20" w:before="0"/>
             </w:pPr>
-            <w:hyperlink w:history="1" r:id="rIdyecf9k_wore2rp-ij5v2a">
+            <w:hyperlink w:history="1" r:id="rIdwxspjhkrosvkhli5xgr8j">
               <w:r>
                 <w:rPr>
                   <w:rFonts w:ascii="Arial" w:cs="Arial" w:eastAsia="Arial" w:hAnsi="Arial"/>
@@ -27246,7 +27246,7 @@
               <w:spacing w:after="10" w:before="0"/>
               <w:ind w:left="120"/>
             </w:pPr>
-            <w:hyperlink w:history="1" r:id="rIdlasebhx8k8tpqgh45ki1h">
+            <w:hyperlink w:history="1" r:id="rId5ypvogbk8bexb72fidv3d">
               <w:r>
                 <w:rPr>
                   <w:rFonts w:ascii="Arial" w:cs="Arial" w:eastAsia="Arial" w:hAnsi="Arial"/>
@@ -27441,7 +27441,7 @@
             <w:pPr>
               <w:spacing w:after="20" w:before="0"/>
             </w:pPr>
-            <w:hyperlink w:history="1" r:id="rIdv9wma3qexfc9-chjmi0xa">
+            <w:hyperlink w:history="1" r:id="rIdppxtlv-pdkcsc4s4zshlc">
               <w:r>
                 <w:rPr>
                   <w:rFonts w:ascii="Arial" w:cs="Arial" w:eastAsia="Arial" w:hAnsi="Arial"/>
@@ -27490,7 +27490,7 @@
               <w:spacing w:after="10" w:before="0"/>
               <w:ind w:left="120"/>
             </w:pPr>
-            <w:hyperlink w:history="1" r:id="rIdgqtuuljg7gzjfibjop3s8">
+            <w:hyperlink w:history="1" r:id="rIdzzttux2st3hsenu5wcl3m">
               <w:r>
                 <w:rPr>
                   <w:rFonts w:ascii="Arial" w:cs="Arial" w:eastAsia="Arial" w:hAnsi="Arial"/>
@@ -27535,7 +27535,7 @@
             <w:pPr>
               <w:spacing w:after="20" w:before="0"/>
             </w:pPr>
-            <w:hyperlink w:history="1" r:id="rIdgsozdoqgfsxgoy4amydxl">
+            <w:hyperlink w:history="1" r:id="rIdcnwokn0fdxsmr4xwkq0mu">
               <w:r>
                 <w:rPr>
                   <w:rFonts w:ascii="Arial" w:cs="Arial" w:eastAsia="Arial" w:hAnsi="Arial"/>
@@ -27568,7 +27568,7 @@
               <w:spacing w:after="10" w:before="0"/>
               <w:ind w:left="120"/>
             </w:pPr>
-            <w:hyperlink w:history="1" r:id="rId3tkcou60vmjev0w93guyd">
+            <w:hyperlink w:history="1" r:id="rIdk8uc8xsvy2dlikkbj9u_i">
               <w:r>
                 <w:rPr>
                   <w:rFonts w:ascii="Arial" w:cs="Arial" w:eastAsia="Arial" w:hAnsi="Arial"/>
@@ -27763,7 +27763,7 @@
             <w:pPr>
               <w:spacing w:after="20" w:before="0"/>
             </w:pPr>
-            <w:hyperlink w:history="1" r:id="rId_yjngjiv5ufsxtlvjtq5l">
+            <w:hyperlink w:history="1" r:id="rId0rietgyldirjndlxbb42a">
               <w:r>
                 <w:rPr>
                   <w:rFonts w:ascii="Arial" w:cs="Arial" w:eastAsia="Arial" w:hAnsi="Arial"/>
@@ -27812,7 +27812,7 @@
               <w:spacing w:after="10" w:before="0"/>
               <w:ind w:left="120"/>
             </w:pPr>
-            <w:hyperlink w:history="1" r:id="rIdbew67fnivgzyp9cjfiajw">
+            <w:hyperlink w:history="1" r:id="rIddanrhmsxgd_pdpscyofza">
               <w:r>
                 <w:rPr>
                   <w:rFonts w:ascii="Arial" w:cs="Arial" w:eastAsia="Arial" w:hAnsi="Arial"/>
@@ -27857,7 +27857,7 @@
             <w:pPr>
               <w:spacing w:after="20" w:before="0"/>
             </w:pPr>
-            <w:hyperlink w:history="1" r:id="rIdhkbr9pvsnstag6i3wyfjc">
+            <w:hyperlink w:history="1" r:id="rIdkkbx2k4-1bybasgwbah03">
               <w:r>
                 <w:rPr>
                   <w:rFonts w:ascii="Arial" w:cs="Arial" w:eastAsia="Arial" w:hAnsi="Arial"/>
@@ -27906,7 +27906,7 @@
               <w:spacing w:after="10" w:before="0"/>
               <w:ind w:left="120"/>
             </w:pPr>
-            <w:hyperlink w:history="1" r:id="rIdgwrsktvnrrgkxq7aqzh7s">
+            <w:hyperlink w:history="1" r:id="rIdxwhbmd3giwmym6ywvloda">
               <w:r>
                 <w:rPr>
                   <w:rFonts w:ascii="Arial" w:cs="Arial" w:eastAsia="Arial" w:hAnsi="Arial"/>
@@ -28101,7 +28101,7 @@
             <w:pPr>
               <w:spacing w:after="20" w:before="0"/>
             </w:pPr>
-            <w:hyperlink w:history="1" r:id="rIds_oydviiuwfki_h4fb0u6">
+            <w:hyperlink w:history="1" r:id="rIdofy8k2rgggeldfeot8ka6">
               <w:r>
                 <w:rPr>
                   <w:rFonts w:ascii="Arial" w:cs="Arial" w:eastAsia="Arial" w:hAnsi="Arial"/>
@@ -28150,7 +28150,7 @@
               <w:spacing w:after="10" w:before="0"/>
               <w:ind w:left="120"/>
             </w:pPr>
-            <w:hyperlink w:history="1" r:id="rIdruve-6zwsx11o-ka--3fx">
+            <w:hyperlink w:history="1" r:id="rIdjgov5snjnj-1ueopkhkkm">
               <w:r>
                 <w:rPr>
                   <w:rFonts w:ascii="Arial" w:cs="Arial" w:eastAsia="Arial" w:hAnsi="Arial"/>
@@ -28195,7 +28195,7 @@
             <w:pPr>
               <w:spacing w:after="20" w:before="0"/>
             </w:pPr>
-            <w:hyperlink w:history="1" r:id="rIduj3nkggd6bkm9-yobkw8i">
+            <w:hyperlink w:history="1" r:id="rIdsdbhiml9mryqlnarhiwbt">
               <w:r>
                 <w:rPr>
                   <w:rFonts w:ascii="Arial" w:cs="Arial" w:eastAsia="Arial" w:hAnsi="Arial"/>
@@ -28228,7 +28228,7 @@
               <w:spacing w:after="10" w:before="0"/>
               <w:ind w:left="120"/>
             </w:pPr>
-            <w:hyperlink w:history="1" r:id="rId3mo_2tnzyqpz1imgxs7pt">
+            <w:hyperlink w:history="1" r:id="rIdfqe83e5aqgfihxsrfwr_r">
               <w:r>
                 <w:rPr>
                   <w:rFonts w:ascii="Arial" w:cs="Arial" w:eastAsia="Arial" w:hAnsi="Arial"/>
@@ -28423,7 +28423,7 @@
             <w:pPr>
               <w:spacing w:after="20" w:before="0"/>
             </w:pPr>
-            <w:hyperlink w:history="1" r:id="rIdcuolomjuajiinizmmxko7">
+            <w:hyperlink w:history="1" r:id="rIdg8-oelahlluosop61zvfc">
               <w:r>
                 <w:rPr>
                   <w:rFonts w:ascii="Arial" w:cs="Arial" w:eastAsia="Arial" w:hAnsi="Arial"/>
@@ -28472,7 +28472,7 @@
               <w:spacing w:after="10" w:before="0"/>
               <w:ind w:left="120"/>
             </w:pPr>
-            <w:hyperlink w:history="1" r:id="rId5pgaggcfs2fvxvqe8qh7l">
+            <w:hyperlink w:history="1" r:id="rIdnxxs1vkm0ife0vxwymfw_">
               <w:r>
                 <w:rPr>
                   <w:rFonts w:ascii="Arial" w:cs="Arial" w:eastAsia="Arial" w:hAnsi="Arial"/>
@@ -28517,7 +28517,7 @@
             <w:pPr>
               <w:spacing w:after="20" w:before="0"/>
             </w:pPr>
-            <w:hyperlink w:history="1" r:id="rId6cvn0urj55gro0mgepoq6">
+            <w:hyperlink w:history="1" r:id="rId6mrdtcqhpngqr30oopmrp">
               <w:r>
                 <w:rPr>
                   <w:rFonts w:ascii="Arial" w:cs="Arial" w:eastAsia="Arial" w:hAnsi="Arial"/>
@@ -28550,7 +28550,7 @@
               <w:spacing w:after="10" w:before="0"/>
               <w:ind w:left="120"/>
             </w:pPr>
-            <w:hyperlink w:history="1" r:id="rId9lyrept0dinme1dhwnaoh">
+            <w:hyperlink w:history="1" r:id="rId65pu3suiynfflgi6ulc8b">
               <w:r>
                 <w:rPr>
                   <w:rFonts w:ascii="Arial" w:cs="Arial" w:eastAsia="Arial" w:hAnsi="Arial"/>
@@ -29062,7 +29062,7 @@
         </w:rPr>
         <w:t xml:space="preserve">© 2026 SeaVuria and ARES. Aligned with KICD objectives. Developed by SeaVuria; technical implementation by ARES (with AI assistance from Claude). Licensed under </w:t>
       </w:r>
-      <w:hyperlink w:history="1" r:id="rIdsawziqm64nqsthoc2kv07">
+      <w:hyperlink w:history="1" r:id="rIdkpoo4pqxdpvoch5oniid3">
         <w:r>
           <w:rPr>
             <w:rFonts w:ascii="Arial" w:cs="Arial" w:eastAsia="Arial" w:hAnsi="Arial"/>
@@ -29083,7 +29083,7 @@
         </w:rPr>
         <w:t xml:space="preserve"> (</w:t>
       </w:r>
-      <w:hyperlink w:history="1" r:id="rIdsmenokfzheuelnorlw9vw">
+      <w:hyperlink w:history="1" r:id="rId-kyswxebhnvj_cnc-a4ro">
         <w:r>
           <w:rPr>
             <w:rFonts w:ascii="Arial" w:cs="Arial" w:eastAsia="Arial" w:hAnsi="Arial"/>
@@ -30113,7 +30113,7 @@
               <w:spacing w:after="10" w:before="0"/>
               <w:ind w:left="120"/>
             </w:pPr>
-            <w:hyperlink w:history="1" r:id="rIder2mxi4xb4c-9r6iirtso">
+            <w:hyperlink w:history="1" r:id="rIdlehgtidxfnwmhj0btuoa8">
               <w:r>
                 <w:rPr>
                   <w:rFonts w:ascii="Arial" w:cs="Arial" w:eastAsia="Arial" w:hAnsi="Arial"/>
@@ -30173,7 +30173,7 @@
             <w:pPr>
               <w:spacing w:after="20" w:before="0"/>
             </w:pPr>
-            <w:hyperlink w:history="1" r:id="rIded7lk33jk8f693d2r4ayl">
+            <w:hyperlink w:history="1" r:id="rIdn8wxjzdou4h79d6lnotny">
               <w:r>
                 <w:rPr>
                   <w:rFonts w:ascii="Arial" w:cs="Arial" w:eastAsia="Arial" w:hAnsi="Arial"/>
@@ -30222,7 +30222,7 @@
               <w:spacing w:after="10" w:before="0"/>
               <w:ind w:left="120"/>
             </w:pPr>
-            <w:hyperlink w:history="1" r:id="rIdfxz_i7lol1etxf61impyc">
+            <w:hyperlink w:history="1" r:id="rIdyqt1tp0kycgvxgwv1jgtp">
               <w:r>
                 <w:rPr>
                   <w:rFonts w:ascii="Arial" w:cs="Arial" w:eastAsia="Arial" w:hAnsi="Arial"/>
@@ -30434,7 +30434,7 @@
               <w:spacing w:after="10" w:before="0"/>
               <w:ind w:left="120"/>
             </w:pPr>
-            <w:hyperlink w:history="1" r:id="rIdvqxdbrz_dbfntdrbfnvib">
+            <w:hyperlink w:history="1" r:id="rIdx4arvp8zoiawhs0hkrb2m">
               <w:r>
                 <w:rPr>
                   <w:rFonts w:ascii="Arial" w:cs="Arial" w:eastAsia="Arial" w:hAnsi="Arial"/>
@@ -30494,7 +30494,7 @@
             <w:pPr>
               <w:spacing w:after="20" w:before="0"/>
             </w:pPr>
-            <w:hyperlink w:history="1" r:id="rId2vb9yedrfw8npzkhmosvn">
+            <w:hyperlink w:history="1" r:id="rIdb70-5sulcsrrkp6wt-cs0">
               <w:r>
                 <w:rPr>
                   <w:rFonts w:ascii="Arial" w:cs="Arial" w:eastAsia="Arial" w:hAnsi="Arial"/>
@@ -30543,7 +30543,7 @@
               <w:spacing w:after="10" w:before="0"/>
               <w:ind w:left="120"/>
             </w:pPr>
-            <w:hyperlink w:history="1" r:id="rIdiaaxtlqrchtvr2gtlp5jn">
+            <w:hyperlink w:history="1" r:id="rId3t0rmdxur57p9oiaiptkm">
               <w:r>
                 <w:rPr>
                   <w:rFonts w:ascii="Arial" w:cs="Arial" w:eastAsia="Arial" w:hAnsi="Arial"/>
@@ -30755,7 +30755,7 @@
               <w:spacing w:after="10" w:before="0"/>
               <w:ind w:left="120"/>
             </w:pPr>
-            <w:hyperlink w:history="1" r:id="rIdsqvhxxodyh2odyqi_gpan">
+            <w:hyperlink w:history="1" r:id="rId3nvjihohk2k7ystkeliv7">
               <w:r>
                 <w:rPr>
                   <w:rFonts w:ascii="Arial" w:cs="Arial" w:eastAsia="Arial" w:hAnsi="Arial"/>
@@ -30815,7 +30815,7 @@
             <w:pPr>
               <w:spacing w:after="20" w:before="0"/>
             </w:pPr>
-            <w:hyperlink w:history="1" r:id="rIdy_-bwrds-1hlbihwmgl__">
+            <w:hyperlink w:history="1" r:id="rIdxln1ctbwsluytitevevwm">
               <w:r>
                 <w:rPr>
                   <w:rFonts w:ascii="Arial" w:cs="Arial" w:eastAsia="Arial" w:hAnsi="Arial"/>
@@ -30864,7 +30864,7 @@
               <w:spacing w:after="10" w:before="0"/>
               <w:ind w:left="120"/>
             </w:pPr>
-            <w:hyperlink w:history="1" r:id="rId_zavdtpk1rxfhowp5bvde">
+            <w:hyperlink w:history="1" r:id="rIdu4aq_eceqgchussghhnfy">
               <w:r>
                 <w:rPr>
                   <w:rFonts w:ascii="Arial" w:cs="Arial" w:eastAsia="Arial" w:hAnsi="Arial"/>
@@ -31076,7 +31076,7 @@
               <w:spacing w:after="10" w:before="0"/>
               <w:ind w:left="120"/>
             </w:pPr>
-            <w:hyperlink w:history="1" r:id="rIdhml-oi1d4fhxzmp6ukoau">
+            <w:hyperlink w:history="1" r:id="rIdjbfzhywuynnzfpvrjonna">
               <w:r>
                 <w:rPr>
                   <w:rFonts w:ascii="Arial" w:cs="Arial" w:eastAsia="Arial" w:hAnsi="Arial"/>
@@ -31136,7 +31136,7 @@
             <w:pPr>
               <w:spacing w:after="20" w:before="0"/>
             </w:pPr>
-            <w:hyperlink w:history="1" r:id="rIdjogscgjkjm7x12luohjm1">
+            <w:hyperlink w:history="1" r:id="rIdgq0d4yyjk75xezkxwe__c">
               <w:r>
                 <w:rPr>
                   <w:rFonts w:ascii="Arial" w:cs="Arial" w:eastAsia="Arial" w:hAnsi="Arial"/>
@@ -31185,7 +31185,7 @@
               <w:spacing w:after="10" w:before="0"/>
               <w:ind w:left="120"/>
             </w:pPr>
-            <w:hyperlink w:history="1" r:id="rIdj1swqdwxn4d6f5x7ppgz-">
+            <w:hyperlink w:history="1" r:id="rId9or3lmvqncge-zh0uy5rm">
               <w:r>
                 <w:rPr>
                   <w:rFonts w:ascii="Arial" w:cs="Arial" w:eastAsia="Arial" w:hAnsi="Arial"/>
@@ -31397,7 +31397,7 @@
               <w:spacing w:after="10" w:before="0"/>
               <w:ind w:left="120"/>
             </w:pPr>
-            <w:hyperlink w:history="1" r:id="rIdfaenerpeufofdeavkjp1n">
+            <w:hyperlink w:history="1" r:id="rIdktpfn3roe2tbmwiej_ozm">
               <w:r>
                 <w:rPr>
                   <w:rFonts w:ascii="Arial" w:cs="Arial" w:eastAsia="Arial" w:hAnsi="Arial"/>
@@ -31457,7 +31457,7 @@
             <w:pPr>
               <w:spacing w:after="20" w:before="0"/>
             </w:pPr>
-            <w:hyperlink w:history="1" r:id="rIdz8ngwmni7xyk77orfxag9">
+            <w:hyperlink w:history="1" r:id="rIdivrr7ioc3pvqeqjsbdhid">
               <w:r>
                 <w:rPr>
                   <w:rFonts w:ascii="Arial" w:cs="Arial" w:eastAsia="Arial" w:hAnsi="Arial"/>
@@ -31506,7 +31506,7 @@
               <w:spacing w:after="10" w:before="0"/>
               <w:ind w:left="120"/>
             </w:pPr>
-            <w:hyperlink w:history="1" r:id="rIdvokyqkn3o5mafnbbimiyr">
+            <w:hyperlink w:history="1" r:id="rIdf1cc9gulsm6dmfsbrfshd">
               <w:r>
                 <w:rPr>
                   <w:rFonts w:ascii="Arial" w:cs="Arial" w:eastAsia="Arial" w:hAnsi="Arial"/>
@@ -32018,7 +32018,7 @@
         </w:rPr>
         <w:t xml:space="preserve">© 2026 SeaVuria and ARES. Aligned with KICD objectives. Developed by SeaVuria; technical implementation by ARES (with AI assistance from Claude). Licensed under </w:t>
       </w:r>
-      <w:hyperlink w:history="1" r:id="rIdodv4wcs_9qxyfp-rlyo3q">
+      <w:hyperlink w:history="1" r:id="rIdcnvhqt7rm7divjbsq3aoo">
         <w:r>
           <w:rPr>
             <w:rFonts w:ascii="Arial" w:cs="Arial" w:eastAsia="Arial" w:hAnsi="Arial"/>
@@ -32039,7 +32039,7 @@
         </w:rPr>
         <w:t xml:space="preserve"> (</w:t>
       </w:r>
-      <w:hyperlink w:history="1" r:id="rIdy4hlxyz6cdk7nbhfqjxce">
+      <w:hyperlink w:history="1" r:id="rIdhzpoq_p5seczpmm666ral">
         <w:r>
           <w:rPr>
             <w:rFonts w:ascii="Arial" w:cs="Arial" w:eastAsia="Arial" w:hAnsi="Arial"/>

--- a/data/outputs/v2/Grade11/Biology/Lesson_Plans/SS2.2_Growth_and_Development_in_Plants/Biology_Growth_and_Development_in_Plants_CBE_LessonSequence.docx
+++ b/data/outputs/v2/Grade11/Biology/Lesson_Plans/SS2.2_Growth_and_Development_in_Plants/Biology_Growth_and_Development_in_Plants_CBE_LessonSequence.docx
@@ -2388,7 +2388,7 @@
         </w:rPr>
         <w:t xml:space="preserve">© 2026 SeaVuria and ARES. This work is licensed under a </w:t>
       </w:r>
-      <w:hyperlink w:history="1" r:id="rIdst_mquyixyqju9n_jyleu">
+      <w:hyperlink w:history="1" r:id="rIdl7_omcqsmogty8clumsaj">
         <w:r>
           <w:rPr>
             <w:rFonts w:ascii="Arial" w:cs="Arial" w:eastAsia="Arial" w:hAnsi="Arial"/>
@@ -2408,7 +2408,7 @@
         </w:rPr>
         <w:t xml:space="preserve"> (</w:t>
       </w:r>
-      <w:hyperlink w:history="1" r:id="rId8vxswhsxjm8yhqm4pemb8">
+      <w:hyperlink w:history="1" r:id="rIdqbxg9ev1irzo7zwyie1wk">
         <w:r>
           <w:rPr>
             <w:rFonts w:ascii="Arial" w:cs="Arial" w:eastAsia="Arial" w:hAnsi="Arial"/>
@@ -2428,7 +2428,7 @@
         </w:rPr>
         <w:t xml:space="preserve">). To view a copy of this license, visit </w:t>
       </w:r>
-      <w:hyperlink w:history="1" r:id="rIdoboocgawlv7v9fx1a5fow">
+      <w:hyperlink w:history="1" r:id="rIdwqfam9mzlqvj2il08wuvn">
         <w:r>
           <w:rPr>
             <w:rFonts w:ascii="Arial" w:cs="Arial" w:eastAsia="Arial" w:hAnsi="Arial"/>
@@ -3457,7 +3457,7 @@
               <w:spacing w:after="10" w:before="0"/>
               <w:ind w:left="120"/>
             </w:pPr>
-            <w:hyperlink w:history="1" r:id="rIdrtzgsixhrgfqehmt-jzrc">
+            <w:hyperlink w:history="1" r:id="rIdyjs2osgnfahrhhr8aalnj">
               <w:r>
                 <w:rPr>
                   <w:rFonts w:ascii="Arial" w:cs="Arial" w:eastAsia="Arial" w:hAnsi="Arial"/>
@@ -3517,7 +3517,7 @@
             <w:pPr>
               <w:spacing w:after="20" w:before="0"/>
             </w:pPr>
-            <w:hyperlink w:history="1" r:id="rIdeydfrp7qjkgtqwaovnxjs">
+            <w:hyperlink w:history="1" r:id="rIdi1zwopiqfbgyywq2fimf2">
               <w:r>
                 <w:rPr>
                   <w:rFonts w:ascii="Arial" w:cs="Arial" w:eastAsia="Arial" w:hAnsi="Arial"/>
@@ -3550,7 +3550,7 @@
               <w:spacing w:after="10" w:before="0"/>
               <w:ind w:left="120"/>
             </w:pPr>
-            <w:hyperlink w:history="1" r:id="rIdqrqg49zg2qfw9affv24lt">
+            <w:hyperlink w:history="1" r:id="rIdl4emjh8m3mlga1lec4-9i">
               <w:r>
                 <w:rPr>
                   <w:rFonts w:ascii="Arial" w:cs="Arial" w:eastAsia="Arial" w:hAnsi="Arial"/>
@@ -3762,7 +3762,7 @@
               <w:spacing w:after="10" w:before="0"/>
               <w:ind w:left="120"/>
             </w:pPr>
-            <w:hyperlink w:history="1" r:id="rIdffugkktptfbttmkiwzmnt">
+            <w:hyperlink w:history="1" r:id="rIdmykt3pcxglked3isnkxnk">
               <w:r>
                 <w:rPr>
                   <w:rFonts w:ascii="Arial" w:cs="Arial" w:eastAsia="Arial" w:hAnsi="Arial"/>
@@ -3822,7 +3822,7 @@
             <w:pPr>
               <w:spacing w:after="20" w:before="0"/>
             </w:pPr>
-            <w:hyperlink w:history="1" r:id="rIdkdglk5ikfaj3wfxdw2gyx">
+            <w:hyperlink w:history="1" r:id="rIdihvhr4ofgwpogqjhyoabm">
               <w:r>
                 <w:rPr>
                   <w:rFonts w:ascii="Arial" w:cs="Arial" w:eastAsia="Arial" w:hAnsi="Arial"/>
@@ -3855,7 +3855,7 @@
               <w:spacing w:after="10" w:before="0"/>
               <w:ind w:left="120"/>
             </w:pPr>
-            <w:hyperlink w:history="1" r:id="rIdcdaqdhagdwvpisoyyqmdt">
+            <w:hyperlink w:history="1" r:id="rIdttc_0kpj9cn9t_qf25jvx">
               <w:r>
                 <w:rPr>
                   <w:rFonts w:ascii="Arial" w:cs="Arial" w:eastAsia="Arial" w:hAnsi="Arial"/>
@@ -4067,7 +4067,7 @@
               <w:spacing w:after="10" w:before="0"/>
               <w:ind w:left="120"/>
             </w:pPr>
-            <w:hyperlink w:history="1" r:id="rIdl1oll2skm1zo4un8dx_jn">
+            <w:hyperlink w:history="1" r:id="rIdjgukvpziu9guidgy4bo4o">
               <w:r>
                 <w:rPr>
                   <w:rFonts w:ascii="Arial" w:cs="Arial" w:eastAsia="Arial" w:hAnsi="Arial"/>
@@ -4127,7 +4127,7 @@
             <w:pPr>
               <w:spacing w:after="20" w:before="0"/>
             </w:pPr>
-            <w:hyperlink w:history="1" r:id="rIddb9lkpnly-t-fh2mr3vfz">
+            <w:hyperlink w:history="1" r:id="rIdyd3ugwg4mqogessy6jwi2">
               <w:r>
                 <w:rPr>
                   <w:rFonts w:ascii="Arial" w:cs="Arial" w:eastAsia="Arial" w:hAnsi="Arial"/>
@@ -4176,7 +4176,7 @@
               <w:spacing w:after="10" w:before="0"/>
               <w:ind w:left="120"/>
             </w:pPr>
-            <w:hyperlink w:history="1" r:id="rId5-ocimpfr9el_znkwntdb">
+            <w:hyperlink w:history="1" r:id="rIdwdcbo-cikj2k0vx-ha5nn">
               <w:r>
                 <w:rPr>
                   <w:rFonts w:ascii="Arial" w:cs="Arial" w:eastAsia="Arial" w:hAnsi="Arial"/>
@@ -4388,7 +4388,7 @@
               <w:spacing w:after="10" w:before="0"/>
               <w:ind w:left="120"/>
             </w:pPr>
-            <w:hyperlink w:history="1" r:id="rIdrobvhml6-6qrtnxeyzitx">
+            <w:hyperlink w:history="1" r:id="rIdufroenarqkv9erauawoej">
               <w:r>
                 <w:rPr>
                   <w:rFonts w:ascii="Arial" w:cs="Arial" w:eastAsia="Arial" w:hAnsi="Arial"/>
@@ -4448,7 +4448,7 @@
             <w:pPr>
               <w:spacing w:after="20" w:before="0"/>
             </w:pPr>
-            <w:hyperlink w:history="1" r:id="rIdnxqctv-ot4iugqry__ebv">
+            <w:hyperlink w:history="1" r:id="rIdvhpidhpo5n_r8_aszrdoh">
               <w:r>
                 <w:rPr>
                   <w:rFonts w:ascii="Arial" w:cs="Arial" w:eastAsia="Arial" w:hAnsi="Arial"/>
@@ -4497,7 +4497,7 @@
               <w:spacing w:after="10" w:before="0"/>
               <w:ind w:left="120"/>
             </w:pPr>
-            <w:hyperlink w:history="1" r:id="rIdiegb0thl-kneezs4lxbld">
+            <w:hyperlink w:history="1" r:id="rIdzielsrfqpqpclgkytlqqd">
               <w:r>
                 <w:rPr>
                   <w:rFonts w:ascii="Arial" w:cs="Arial" w:eastAsia="Arial" w:hAnsi="Arial"/>
@@ -4709,7 +4709,7 @@
               <w:spacing w:after="10" w:before="0"/>
               <w:ind w:left="120"/>
             </w:pPr>
-            <w:hyperlink w:history="1" r:id="rIdqdvy5c0_hfgd-5qsljaao">
+            <w:hyperlink w:history="1" r:id="rIdcsntrty_ephtqslnlmnnf">
               <w:r>
                 <w:rPr>
                   <w:rFonts w:ascii="Arial" w:cs="Arial" w:eastAsia="Arial" w:hAnsi="Arial"/>
@@ -4769,7 +4769,7 @@
             <w:pPr>
               <w:spacing w:after="20" w:before="0"/>
             </w:pPr>
-            <w:hyperlink w:history="1" r:id="rIdar5kli4f6skd7r_v2lwkb">
+            <w:hyperlink w:history="1" r:id="rIdfwxmrb1hz_j9uo9qqp4ke">
               <w:r>
                 <w:rPr>
                   <w:rFonts w:ascii="Arial" w:cs="Arial" w:eastAsia="Arial" w:hAnsi="Arial"/>
@@ -4818,7 +4818,7 @@
               <w:spacing w:after="10" w:before="0"/>
               <w:ind w:left="120"/>
             </w:pPr>
-            <w:hyperlink w:history="1" r:id="rIdsasrcoj-_4dkwvla8ewwm">
+            <w:hyperlink w:history="1" r:id="rIdcjeepsvsduhvfgllrsl1n">
               <w:r>
                 <w:rPr>
                   <w:rFonts w:ascii="Arial" w:cs="Arial" w:eastAsia="Arial" w:hAnsi="Arial"/>
@@ -5330,7 +5330,7 @@
         </w:rPr>
         <w:t xml:space="preserve">© 2026 SeaVuria and ARES. Aligned with KICD objectives. Developed by SeaVuria; technical implementation by ARES (with AI assistance from Claude). Licensed under </w:t>
       </w:r>
-      <w:hyperlink w:history="1" r:id="rIdqiim9lt9khauhva39qbka">
+      <w:hyperlink w:history="1" r:id="rId7u-_0t1crgsbr3rhyt64f">
         <w:r>
           <w:rPr>
             <w:rFonts w:ascii="Arial" w:cs="Arial" w:eastAsia="Arial" w:hAnsi="Arial"/>
@@ -5351,7 +5351,7 @@
         </w:rPr>
         <w:t xml:space="preserve"> (</w:t>
       </w:r>
-      <w:hyperlink w:history="1" r:id="rIdvehanhurklhs440z6tmhi">
+      <w:hyperlink w:history="1" r:id="rIdgqelt-owsm2-kbr_mgx3n">
         <w:r>
           <w:rPr>
             <w:rFonts w:ascii="Arial" w:cs="Arial" w:eastAsia="Arial" w:hAnsi="Arial"/>
@@ -6381,7 +6381,7 @@
               <w:spacing w:after="10" w:before="0"/>
               <w:ind w:left="120"/>
             </w:pPr>
-            <w:hyperlink w:history="1" r:id="rIdmffvfztotq9jrrs0hau3l">
+            <w:hyperlink w:history="1" r:id="rIdyztlirlp0okfscqhqf-hb">
               <w:r>
                 <w:rPr>
                   <w:rFonts w:ascii="Arial" w:cs="Arial" w:eastAsia="Arial" w:hAnsi="Arial"/>
@@ -6441,7 +6441,7 @@
             <w:pPr>
               <w:spacing w:after="20" w:before="0"/>
             </w:pPr>
-            <w:hyperlink w:history="1" r:id="rIddpr6yhjipjca21hokll2o">
+            <w:hyperlink w:history="1" r:id="rIdo7bnikcysevkfxosq_e1b">
               <w:r>
                 <w:rPr>
                   <w:rFonts w:ascii="Arial" w:cs="Arial" w:eastAsia="Arial" w:hAnsi="Arial"/>
@@ -6490,7 +6490,7 @@
               <w:spacing w:after="10" w:before="0"/>
               <w:ind w:left="120"/>
             </w:pPr>
-            <w:hyperlink w:history="1" r:id="rIddebel8s8qcum6p519ljm3">
+            <w:hyperlink w:history="1" r:id="rIdzwchfdoeuhsm1thxngneo">
               <w:r>
                 <w:rPr>
                   <w:rFonts w:ascii="Arial" w:cs="Arial" w:eastAsia="Arial" w:hAnsi="Arial"/>
@@ -6702,7 +6702,7 @@
               <w:spacing w:after="10" w:before="0"/>
               <w:ind w:left="120"/>
             </w:pPr>
-            <w:hyperlink w:history="1" r:id="rIdmdvkoomas623-ks-lykzt">
+            <w:hyperlink w:history="1" r:id="rIdkkwlrjrqyujp34odwcs3q">
               <w:r>
                 <w:rPr>
                   <w:rFonts w:ascii="Arial" w:cs="Arial" w:eastAsia="Arial" w:hAnsi="Arial"/>
@@ -6762,7 +6762,7 @@
             <w:pPr>
               <w:spacing w:after="20" w:before="0"/>
             </w:pPr>
-            <w:hyperlink w:history="1" r:id="rIdnycizyc5xuzdhf7l7z2kg">
+            <w:hyperlink w:history="1" r:id="rIdqjomkroobhkjb2jr3pjcr">
               <w:r>
                 <w:rPr>
                   <w:rFonts w:ascii="Arial" w:cs="Arial" w:eastAsia="Arial" w:hAnsi="Arial"/>
@@ -6811,7 +6811,7 @@
               <w:spacing w:after="10" w:before="0"/>
               <w:ind w:left="120"/>
             </w:pPr>
-            <w:hyperlink w:history="1" r:id="rIdiqxfl0rfigpa2doh1tvez">
+            <w:hyperlink w:history="1" r:id="rIdaq_ygnx8o3rx26lrpfz0t">
               <w:r>
                 <w:rPr>
                   <w:rFonts w:ascii="Arial" w:cs="Arial" w:eastAsia="Arial" w:hAnsi="Arial"/>
@@ -7023,7 +7023,7 @@
               <w:spacing w:after="10" w:before="0"/>
               <w:ind w:left="120"/>
             </w:pPr>
-            <w:hyperlink w:history="1" r:id="rIdeve3pluzuwjq61fxez9xb">
+            <w:hyperlink w:history="1" r:id="rId-x3tc0ajedunm0pkxkp_n">
               <w:r>
                 <w:rPr>
                   <w:rFonts w:ascii="Arial" w:cs="Arial" w:eastAsia="Arial" w:hAnsi="Arial"/>
@@ -7083,7 +7083,7 @@
             <w:pPr>
               <w:spacing w:after="20" w:before="0"/>
             </w:pPr>
-            <w:hyperlink w:history="1" r:id="rIdksrfkkodtq19lv_wcookj">
+            <w:hyperlink w:history="1" r:id="rIdz7qxszbi3cjdoes9-rpv_">
               <w:r>
                 <w:rPr>
                   <w:rFonts w:ascii="Arial" w:cs="Arial" w:eastAsia="Arial" w:hAnsi="Arial"/>
@@ -7132,7 +7132,7 @@
               <w:spacing w:after="10" w:before="0"/>
               <w:ind w:left="120"/>
             </w:pPr>
-            <w:hyperlink w:history="1" r:id="rId7nsnbgkjs5sodx1belzgz">
+            <w:hyperlink w:history="1" r:id="rId7qknjp6y33qwu8l62kglv">
               <w:r>
                 <w:rPr>
                   <w:rFonts w:ascii="Arial" w:cs="Arial" w:eastAsia="Arial" w:hAnsi="Arial"/>
@@ -7344,7 +7344,7 @@
               <w:spacing w:after="10" w:before="0"/>
               <w:ind w:left="120"/>
             </w:pPr>
-            <w:hyperlink w:history="1" r:id="rIdfl0mjbzfgrlskeys_eyr9">
+            <w:hyperlink w:history="1" r:id="rIdgascyfxyiwygshvyx7m2f">
               <w:r>
                 <w:rPr>
                   <w:rFonts w:ascii="Arial" w:cs="Arial" w:eastAsia="Arial" w:hAnsi="Arial"/>
@@ -7404,7 +7404,7 @@
             <w:pPr>
               <w:spacing w:after="20" w:before="0"/>
             </w:pPr>
-            <w:hyperlink w:history="1" r:id="rIdx5wwxbvdtpkkds_oy4l2q">
+            <w:hyperlink w:history="1" r:id="rIdraahcq3yasr8g6j5vuewt">
               <w:r>
                 <w:rPr>
                   <w:rFonts w:ascii="Arial" w:cs="Arial" w:eastAsia="Arial" w:hAnsi="Arial"/>
@@ -7453,7 +7453,7 @@
               <w:spacing w:after="10" w:before="0"/>
               <w:ind w:left="120"/>
             </w:pPr>
-            <w:hyperlink w:history="1" r:id="rId_doa-mlfcaxk_9tgwieql">
+            <w:hyperlink w:history="1" r:id="rId0ws6vew2wgmhiuaijetq3">
               <w:r>
                 <w:rPr>
                   <w:rFonts w:ascii="Arial" w:cs="Arial" w:eastAsia="Arial" w:hAnsi="Arial"/>
@@ -7665,7 +7665,7 @@
               <w:spacing w:after="10" w:before="0"/>
               <w:ind w:left="120"/>
             </w:pPr>
-            <w:hyperlink w:history="1" r:id="rIdeh2zfwbzat2ktosxj22oj">
+            <w:hyperlink w:history="1" r:id="rIdkacocusewzgnow74s7xxq">
               <w:r>
                 <w:rPr>
                   <w:rFonts w:ascii="Arial" w:cs="Arial" w:eastAsia="Arial" w:hAnsi="Arial"/>
@@ -7725,7 +7725,7 @@
             <w:pPr>
               <w:spacing w:after="20" w:before="0"/>
             </w:pPr>
-            <w:hyperlink w:history="1" r:id="rId3pcnp6kalk3n01uiofwq5">
+            <w:hyperlink w:history="1" r:id="rIdqgmez6-sl_yre8gfimgqp">
               <w:r>
                 <w:rPr>
                   <w:rFonts w:ascii="Arial" w:cs="Arial" w:eastAsia="Arial" w:hAnsi="Arial"/>
@@ -7774,7 +7774,7 @@
               <w:spacing w:after="10" w:before="0"/>
               <w:ind w:left="120"/>
             </w:pPr>
-            <w:hyperlink w:history="1" r:id="rIdh90u2kusb69fumw-jxutv">
+            <w:hyperlink w:history="1" r:id="rId0rfvbutmlyzfwtvq-0wzt">
               <w:r>
                 <w:rPr>
                   <w:rFonts w:ascii="Arial" w:cs="Arial" w:eastAsia="Arial" w:hAnsi="Arial"/>
@@ -8286,7 +8286,7 @@
         </w:rPr>
         <w:t xml:space="preserve">© 2026 SeaVuria and ARES. Aligned with KICD objectives. Developed by SeaVuria; technical implementation by ARES (with AI assistance from Claude). Licensed under </w:t>
       </w:r>
-      <w:hyperlink w:history="1" r:id="rIdbbbvk4eo9yx3jnxxrsif2">
+      <w:hyperlink w:history="1" r:id="rIdppcb-lfb-n5u-wvxuvun-">
         <w:r>
           <w:rPr>
             <w:rFonts w:ascii="Arial" w:cs="Arial" w:eastAsia="Arial" w:hAnsi="Arial"/>
@@ -8307,7 +8307,7 @@
         </w:rPr>
         <w:t xml:space="preserve"> (</w:t>
       </w:r>
-      <w:hyperlink w:history="1" r:id="rIdcd87yoxxpcacmw2tahqoa">
+      <w:hyperlink w:history="1" r:id="rId2sqtciban-b7hqv7cwlvy">
         <w:r>
           <w:rPr>
             <w:rFonts w:ascii="Arial" w:cs="Arial" w:eastAsia="Arial" w:hAnsi="Arial"/>
@@ -9337,7 +9337,7 @@
               <w:spacing w:after="10" w:before="0"/>
               <w:ind w:left="120"/>
             </w:pPr>
-            <w:hyperlink w:history="1" r:id="rIdpjbmawtmclsw7g2-6nptv">
+            <w:hyperlink w:history="1" r:id="rIdpe4hrc83youoaombpmyim">
               <w:r>
                 <w:rPr>
                   <w:rFonts w:ascii="Arial" w:cs="Arial" w:eastAsia="Arial" w:hAnsi="Arial"/>
@@ -9397,7 +9397,7 @@
             <w:pPr>
               <w:spacing w:after="20" w:before="0"/>
             </w:pPr>
-            <w:hyperlink w:history="1" r:id="rIdialqa2pywgxigt3xl1rax">
+            <w:hyperlink w:history="1" r:id="rId1mic1keo21by750eae1vo">
               <w:r>
                 <w:rPr>
                   <w:rFonts w:ascii="Arial" w:cs="Arial" w:eastAsia="Arial" w:hAnsi="Arial"/>
@@ -9430,7 +9430,7 @@
               <w:spacing w:after="10" w:before="0"/>
               <w:ind w:left="120"/>
             </w:pPr>
-            <w:hyperlink w:history="1" r:id="rIdh7z-auxjtslwo1wail5ur">
+            <w:hyperlink w:history="1" r:id="rIdkcz0s1rxyngnklqmnhymy">
               <w:r>
                 <w:rPr>
                   <w:rFonts w:ascii="Arial" w:cs="Arial" w:eastAsia="Arial" w:hAnsi="Arial"/>
@@ -9642,7 +9642,7 @@
               <w:spacing w:after="10" w:before="0"/>
               <w:ind w:left="120"/>
             </w:pPr>
-            <w:hyperlink w:history="1" r:id="rIdx8xlau0cu2dosgju0kpyh">
+            <w:hyperlink w:history="1" r:id="rIdtsjpczhtxg572rfx44jng">
               <w:r>
                 <w:rPr>
                   <w:rFonts w:ascii="Arial" w:cs="Arial" w:eastAsia="Arial" w:hAnsi="Arial"/>
@@ -9702,7 +9702,7 @@
             <w:pPr>
               <w:spacing w:after="20" w:before="0"/>
             </w:pPr>
-            <w:hyperlink w:history="1" r:id="rIdxl1-pfm1li1gari7o2izk">
+            <w:hyperlink w:history="1" r:id="rIdmio0cyif4jg91yv6fv09u">
               <w:r>
                 <w:rPr>
                   <w:rFonts w:ascii="Arial" w:cs="Arial" w:eastAsia="Arial" w:hAnsi="Arial"/>
@@ -9735,7 +9735,7 @@
               <w:spacing w:after="10" w:before="0"/>
               <w:ind w:left="120"/>
             </w:pPr>
-            <w:hyperlink w:history="1" r:id="rId0ajrb1gxjzlqxf2qzo4dl">
+            <w:hyperlink w:history="1" r:id="rIde7kbks358w9rlmwedcm5d">
               <w:r>
                 <w:rPr>
                   <w:rFonts w:ascii="Arial" w:cs="Arial" w:eastAsia="Arial" w:hAnsi="Arial"/>
@@ -9947,7 +9947,7 @@
               <w:spacing w:after="10" w:before="0"/>
               <w:ind w:left="120"/>
             </w:pPr>
-            <w:hyperlink w:history="1" r:id="rIdv_yobgtjucswvfzovrchc">
+            <w:hyperlink w:history="1" r:id="rIdruw032dj0ydivqvymmnpu">
               <w:r>
                 <w:rPr>
                   <w:rFonts w:ascii="Arial" w:cs="Arial" w:eastAsia="Arial" w:hAnsi="Arial"/>
@@ -10007,7 +10007,7 @@
             <w:pPr>
               <w:spacing w:after="20" w:before="0"/>
             </w:pPr>
-            <w:hyperlink w:history="1" r:id="rIdyc1ekl_0ry5len2fuvzqj">
+            <w:hyperlink w:history="1" r:id="rIdrht0vbkfqbm1lwib2rwx4">
               <w:r>
                 <w:rPr>
                   <w:rFonts w:ascii="Arial" w:cs="Arial" w:eastAsia="Arial" w:hAnsi="Arial"/>
@@ -10040,7 +10040,7 @@
               <w:spacing w:after="10" w:before="0"/>
               <w:ind w:left="120"/>
             </w:pPr>
-            <w:hyperlink w:history="1" r:id="rIdfpj-2ovq5hapsegmn1gug">
+            <w:hyperlink w:history="1" r:id="rIduivpcqabsgz_y9hf2wg9t">
               <w:r>
                 <w:rPr>
                   <w:rFonts w:ascii="Arial" w:cs="Arial" w:eastAsia="Arial" w:hAnsi="Arial"/>
@@ -10252,7 +10252,7 @@
               <w:spacing w:after="10" w:before="0"/>
               <w:ind w:left="120"/>
             </w:pPr>
-            <w:hyperlink w:history="1" r:id="rIdzysp-vbfa16efkrl9bhow">
+            <w:hyperlink w:history="1" r:id="rIdfg0muhnvqfq9p_l89wddo">
               <w:r>
                 <w:rPr>
                   <w:rFonts w:ascii="Arial" w:cs="Arial" w:eastAsia="Arial" w:hAnsi="Arial"/>
@@ -10312,7 +10312,7 @@
             <w:pPr>
               <w:spacing w:after="20" w:before="0"/>
             </w:pPr>
-            <w:hyperlink w:history="1" r:id="rId_hvbwy5wosqmxqemlvz5g">
+            <w:hyperlink w:history="1" r:id="rIdmb-cv3tbx2d9fqwwnmzaq">
               <w:r>
                 <w:rPr>
                   <w:rFonts w:ascii="Arial" w:cs="Arial" w:eastAsia="Arial" w:hAnsi="Arial"/>
@@ -10345,7 +10345,7 @@
               <w:spacing w:after="10" w:before="0"/>
               <w:ind w:left="120"/>
             </w:pPr>
-            <w:hyperlink w:history="1" r:id="rIdwxrv4ioow1dogzxjil7fb">
+            <w:hyperlink w:history="1" r:id="rIdiwjwiihmavyh0uee8tppn">
               <w:r>
                 <w:rPr>
                   <w:rFonts w:ascii="Arial" w:cs="Arial" w:eastAsia="Arial" w:hAnsi="Arial"/>
@@ -10557,7 +10557,7 @@
               <w:spacing w:after="10" w:before="0"/>
               <w:ind w:left="120"/>
             </w:pPr>
-            <w:hyperlink w:history="1" r:id="rIdblbw5-ge99rpp02lnlrrh">
+            <w:hyperlink w:history="1" r:id="rId5dcwaxxmiwh9sfn8vc037">
               <w:r>
                 <w:rPr>
                   <w:rFonts w:ascii="Arial" w:cs="Arial" w:eastAsia="Arial" w:hAnsi="Arial"/>
@@ -10617,7 +10617,7 @@
             <w:pPr>
               <w:spacing w:after="20" w:before="0"/>
             </w:pPr>
-            <w:hyperlink w:history="1" r:id="rIdauzrahofhiahpysrw_wjp">
+            <w:hyperlink w:history="1" r:id="rId38rfuuwhsiechiaby_lmk">
               <w:r>
                 <w:rPr>
                   <w:rFonts w:ascii="Arial" w:cs="Arial" w:eastAsia="Arial" w:hAnsi="Arial"/>
@@ -10650,7 +10650,7 @@
               <w:spacing w:after="10" w:before="0"/>
               <w:ind w:left="120"/>
             </w:pPr>
-            <w:hyperlink w:history="1" r:id="rIdisqovaggkd43b2jk3q0sp">
+            <w:hyperlink w:history="1" r:id="rId0eimo-tv1zk_y5b1ov6ji">
               <w:r>
                 <w:rPr>
                   <w:rFonts w:ascii="Arial" w:cs="Arial" w:eastAsia="Arial" w:hAnsi="Arial"/>
@@ -11162,7 +11162,7 @@
         </w:rPr>
         <w:t xml:space="preserve">© 2026 SeaVuria and ARES. Aligned with KICD objectives. Developed by SeaVuria; technical implementation by ARES (with AI assistance from Claude). Licensed under </w:t>
       </w:r>
-      <w:hyperlink w:history="1" r:id="rIdzb_ofzcepgan7gcx14qtm">
+      <w:hyperlink w:history="1" r:id="rIdun-x6smfwqrxbhlrupert">
         <w:r>
           <w:rPr>
             <w:rFonts w:ascii="Arial" w:cs="Arial" w:eastAsia="Arial" w:hAnsi="Arial"/>
@@ -11183,7 +11183,7 @@
         </w:rPr>
         <w:t xml:space="preserve"> (</w:t>
       </w:r>
-      <w:hyperlink w:history="1" r:id="rIdiqjtwuazdfro7szaqt64l">
+      <w:hyperlink w:history="1" r:id="rIdf7erep1fewccdf7j9b9_h">
         <w:r>
           <w:rPr>
             <w:rFonts w:ascii="Arial" w:cs="Arial" w:eastAsia="Arial" w:hAnsi="Arial"/>
@@ -12196,7 +12196,7 @@
             <w:pPr>
               <w:spacing w:after="20" w:before="0"/>
             </w:pPr>
-            <w:hyperlink w:history="1" r:id="rIdacyz_cxuwmhvtnrobj-cr">
+            <w:hyperlink w:history="1" r:id="rIdctececo19kej6vy8d_8my">
               <w:r>
                 <w:rPr>
                   <w:rFonts w:ascii="Arial" w:cs="Arial" w:eastAsia="Arial" w:hAnsi="Arial"/>
@@ -12245,7 +12245,7 @@
               <w:spacing w:after="10" w:before="0"/>
               <w:ind w:left="120"/>
             </w:pPr>
-            <w:hyperlink w:history="1" r:id="rIdln9iewaf9lv3u1mwbcn5c">
+            <w:hyperlink w:history="1" r:id="rIdja2yx-oml4dfwt68mcjhc">
               <w:r>
                 <w:rPr>
                   <w:rFonts w:ascii="Arial" w:cs="Arial" w:eastAsia="Arial" w:hAnsi="Arial"/>
@@ -12290,7 +12290,7 @@
             <w:pPr>
               <w:spacing w:after="20" w:before="0"/>
             </w:pPr>
-            <w:hyperlink w:history="1" r:id="rId8801hwaviozdft8olqlht">
+            <w:hyperlink w:history="1" r:id="rIdntgfevpdw78s1rxwg-7lh">
               <w:r>
                 <w:rPr>
                   <w:rFonts w:ascii="Arial" w:cs="Arial" w:eastAsia="Arial" w:hAnsi="Arial"/>
@@ -12323,7 +12323,7 @@
               <w:spacing w:after="10" w:before="0"/>
               <w:ind w:left="120"/>
             </w:pPr>
-            <w:hyperlink w:history="1" r:id="rIdftv-ehklusyvfm7yrltgq">
+            <w:hyperlink w:history="1" r:id="rIdbl2vb-x8duzb5p92zi88e">
               <w:r>
                 <w:rPr>
                   <w:rFonts w:ascii="Arial" w:cs="Arial" w:eastAsia="Arial" w:hAnsi="Arial"/>
@@ -12518,7 +12518,7 @@
             <w:pPr>
               <w:spacing w:after="20" w:before="0"/>
             </w:pPr>
-            <w:hyperlink w:history="1" r:id="rId72ihurxcdvgsnmhvhs5yk">
+            <w:hyperlink w:history="1" r:id="rId5q6groe41a3lk249d4oll">
               <w:r>
                 <w:rPr>
                   <w:rFonts w:ascii="Arial" w:cs="Arial" w:eastAsia="Arial" w:hAnsi="Arial"/>
@@ -12567,7 +12567,7 @@
               <w:spacing w:after="10" w:before="0"/>
               <w:ind w:left="120"/>
             </w:pPr>
-            <w:hyperlink w:history="1" r:id="rIdbc6liktr9ww2rvgapdxsw">
+            <w:hyperlink w:history="1" r:id="rIdv3jajhy6ctahiq5ekgoaq">
               <w:r>
                 <w:rPr>
                   <w:rFonts w:ascii="Arial" w:cs="Arial" w:eastAsia="Arial" w:hAnsi="Arial"/>
@@ -12612,7 +12612,7 @@
             <w:pPr>
               <w:spacing w:after="20" w:before="0"/>
             </w:pPr>
-            <w:hyperlink w:history="1" r:id="rIdv0u8yipsxxccwmbdxoawi">
+            <w:hyperlink w:history="1" r:id="rIdkkpo9vqp_4mzlknblfuds">
               <w:r>
                 <w:rPr>
                   <w:rFonts w:ascii="Arial" w:cs="Arial" w:eastAsia="Arial" w:hAnsi="Arial"/>
@@ -12645,7 +12645,7 @@
               <w:spacing w:after="10" w:before="0"/>
               <w:ind w:left="120"/>
             </w:pPr>
-            <w:hyperlink w:history="1" r:id="rIdcnxivvrosngwl1lbby6kd">
+            <w:hyperlink w:history="1" r:id="rIdbjpz1j_xr563dye7fd9ow">
               <w:r>
                 <w:rPr>
                   <w:rFonts w:ascii="Arial" w:cs="Arial" w:eastAsia="Arial" w:hAnsi="Arial"/>
@@ -12840,7 +12840,7 @@
             <w:pPr>
               <w:spacing w:after="20" w:before="0"/>
             </w:pPr>
-            <w:hyperlink w:history="1" r:id="rIdpvxhtqc9hzdp8dbuxi0f_">
+            <w:hyperlink w:history="1" r:id="rIdbcilq1yrlmci2uqxjbkuy">
               <w:r>
                 <w:rPr>
                   <w:rFonts w:ascii="Arial" w:cs="Arial" w:eastAsia="Arial" w:hAnsi="Arial"/>
@@ -12889,7 +12889,7 @@
               <w:spacing w:after="10" w:before="0"/>
               <w:ind w:left="120"/>
             </w:pPr>
-            <w:hyperlink w:history="1" r:id="rId0r20xlyocjg9cof63tapm">
+            <w:hyperlink w:history="1" r:id="rIdtsjf2wo9gk0dir5mjnpha">
               <w:r>
                 <w:rPr>
                   <w:rFonts w:ascii="Arial" w:cs="Arial" w:eastAsia="Arial" w:hAnsi="Arial"/>
@@ -12934,7 +12934,7 @@
             <w:pPr>
               <w:spacing w:after="20" w:before="0"/>
             </w:pPr>
-            <w:hyperlink w:history="1" r:id="rIdp0eolefvb2j_s2yyrdqfg">
+            <w:hyperlink w:history="1" r:id="rIdiio5wsy7t-davvbbtdevd">
               <w:r>
                 <w:rPr>
                   <w:rFonts w:ascii="Arial" w:cs="Arial" w:eastAsia="Arial" w:hAnsi="Arial"/>
@@ -12983,7 +12983,7 @@
               <w:spacing w:after="10" w:before="0"/>
               <w:ind w:left="120"/>
             </w:pPr>
-            <w:hyperlink w:history="1" r:id="rIdoxv1ctfozh3qwf20sowls">
+            <w:hyperlink w:history="1" r:id="rId8oenadvofdp272vcvm0hd">
               <w:r>
                 <w:rPr>
                   <w:rFonts w:ascii="Arial" w:cs="Arial" w:eastAsia="Arial" w:hAnsi="Arial"/>
@@ -13178,7 +13178,7 @@
             <w:pPr>
               <w:spacing w:after="20" w:before="0"/>
             </w:pPr>
-            <w:hyperlink w:history="1" r:id="rIdkr1pez6kolzcy7-m5sxc9">
+            <w:hyperlink w:history="1" r:id="rIdsmabmpcnmsyq2xinbhcrq">
               <w:r>
                 <w:rPr>
                   <w:rFonts w:ascii="Arial" w:cs="Arial" w:eastAsia="Arial" w:hAnsi="Arial"/>
@@ -13227,7 +13227,7 @@
               <w:spacing w:after="10" w:before="0"/>
               <w:ind w:left="120"/>
             </w:pPr>
-            <w:hyperlink w:history="1" r:id="rIdp07jp8k-oan-iimgesv7r">
+            <w:hyperlink w:history="1" r:id="rId9yhwzd1m_sujslvldkvqg">
               <w:r>
                 <w:rPr>
                   <w:rFonts w:ascii="Arial" w:cs="Arial" w:eastAsia="Arial" w:hAnsi="Arial"/>
@@ -13272,7 +13272,7 @@
             <w:pPr>
               <w:spacing w:after="20" w:before="0"/>
             </w:pPr>
-            <w:hyperlink w:history="1" r:id="rIdx3gixpozhk-ibqzsgecij">
+            <w:hyperlink w:history="1" r:id="rId4tmaskyn-ut8rmqpwnfxc">
               <w:r>
                 <w:rPr>
                   <w:rFonts w:ascii="Arial" w:cs="Arial" w:eastAsia="Arial" w:hAnsi="Arial"/>
@@ -13305,7 +13305,7 @@
               <w:spacing w:after="10" w:before="0"/>
               <w:ind w:left="120"/>
             </w:pPr>
-            <w:hyperlink w:history="1" r:id="rIdvhkt7nmtluc2zkepqk_na">
+            <w:hyperlink w:history="1" r:id="rIdpr0m7n-q0_af_vtxbgcaa">
               <w:r>
                 <w:rPr>
                   <w:rFonts w:ascii="Arial" w:cs="Arial" w:eastAsia="Arial" w:hAnsi="Arial"/>
@@ -13500,7 +13500,7 @@
             <w:pPr>
               <w:spacing w:after="20" w:before="0"/>
             </w:pPr>
-            <w:hyperlink w:history="1" r:id="rIdnwy3og49_ds0cffmi3vdl">
+            <w:hyperlink w:history="1" r:id="rIdrz7bfsdhyfdis6-wg5v-i">
               <w:r>
                 <w:rPr>
                   <w:rFonts w:ascii="Arial" w:cs="Arial" w:eastAsia="Arial" w:hAnsi="Arial"/>
@@ -13549,7 +13549,7 @@
               <w:spacing w:after="10" w:before="0"/>
               <w:ind w:left="120"/>
             </w:pPr>
-            <w:hyperlink w:history="1" r:id="rIdsh98syqvvbzqo2fcpvxhs">
+            <w:hyperlink w:history="1" r:id="rIdmfbsf8b3awejntxjfbxu4">
               <w:r>
                 <w:rPr>
                   <w:rFonts w:ascii="Arial" w:cs="Arial" w:eastAsia="Arial" w:hAnsi="Arial"/>
@@ -13594,7 +13594,7 @@
             <w:pPr>
               <w:spacing w:after="20" w:before="0"/>
             </w:pPr>
-            <w:hyperlink w:history="1" r:id="rIdoykprlfxsszxrrige-fxr">
+            <w:hyperlink w:history="1" r:id="rIdbl5tbucblfxbhxlq_vlmu">
               <w:r>
                 <w:rPr>
                   <w:rFonts w:ascii="Arial" w:cs="Arial" w:eastAsia="Arial" w:hAnsi="Arial"/>
@@ -13627,7 +13627,7 @@
               <w:spacing w:after="10" w:before="0"/>
               <w:ind w:left="120"/>
             </w:pPr>
-            <w:hyperlink w:history="1" r:id="rIdgirkrcj_fxow6-bi4bwnr">
+            <w:hyperlink w:history="1" r:id="rIdqeyh96hbs-akbqaarpwz1">
               <w:r>
                 <w:rPr>
                   <w:rFonts w:ascii="Arial" w:cs="Arial" w:eastAsia="Arial" w:hAnsi="Arial"/>
@@ -14139,7 +14139,7 @@
         </w:rPr>
         <w:t xml:space="preserve">© 2026 SeaVuria and ARES. Aligned with KICD objectives. Developed by SeaVuria; technical implementation by ARES (with AI assistance from Claude). Licensed under </w:t>
       </w:r>
-      <w:hyperlink w:history="1" r:id="rId6veele37kstcxrngx_ob-">
+      <w:hyperlink w:history="1" r:id="rIdeqjgaxciulb0objv7uztw">
         <w:r>
           <w:rPr>
             <w:rFonts w:ascii="Arial" w:cs="Arial" w:eastAsia="Arial" w:hAnsi="Arial"/>
@@ -14160,7 +14160,7 @@
         </w:rPr>
         <w:t xml:space="preserve"> (</w:t>
       </w:r>
-      <w:hyperlink w:history="1" r:id="rId6kx0qgirb9tjhslz5szbx">
+      <w:hyperlink w:history="1" r:id="rIdly5pf9uqhzjulzmkjzica">
         <w:r>
           <w:rPr>
             <w:rFonts w:ascii="Arial" w:cs="Arial" w:eastAsia="Arial" w:hAnsi="Arial"/>
@@ -15173,7 +15173,7 @@
             <w:pPr>
               <w:spacing w:after="20" w:before="0"/>
             </w:pPr>
-            <w:hyperlink w:history="1" r:id="rIdqe_xo0hom9vuyzud85gyz">
+            <w:hyperlink w:history="1" r:id="rIdjilu6ef-5_qnrhsjj6par">
               <w:r>
                 <w:rPr>
                   <w:rFonts w:ascii="Arial" w:cs="Arial" w:eastAsia="Arial" w:hAnsi="Arial"/>
@@ -15222,7 +15222,7 @@
               <w:spacing w:after="10" w:before="0"/>
               <w:ind w:left="120"/>
             </w:pPr>
-            <w:hyperlink w:history="1" r:id="rIdodximtieug70ssfdshhic">
+            <w:hyperlink w:history="1" r:id="rIdniu9npkhrat4vykjbnudn">
               <w:r>
                 <w:rPr>
                   <w:rFonts w:ascii="Arial" w:cs="Arial" w:eastAsia="Arial" w:hAnsi="Arial"/>
@@ -15284,7 +15284,7 @@
               <w:spacing w:after="10" w:before="0"/>
               <w:ind w:left="120"/>
             </w:pPr>
-            <w:hyperlink w:history="1" r:id="rIdrfu0kzzhxpxrlqphidj9z">
+            <w:hyperlink w:history="1" r:id="rIduqodga5bzj9kcuu_k91ml">
               <w:r>
                 <w:rPr>
                   <w:rFonts w:ascii="Arial" w:cs="Arial" w:eastAsia="Arial" w:hAnsi="Arial"/>
@@ -15494,7 +15494,7 @@
             <w:pPr>
               <w:spacing w:after="20" w:before="0"/>
             </w:pPr>
-            <w:hyperlink w:history="1" r:id="rIdnr8ngld_8cdy-q1toon51">
+            <w:hyperlink w:history="1" r:id="rIdbogexm_avhf-0czt3xjgx">
               <w:r>
                 <w:rPr>
                   <w:rFonts w:ascii="Arial" w:cs="Arial" w:eastAsia="Arial" w:hAnsi="Arial"/>
@@ -15543,7 +15543,7 @@
               <w:spacing w:after="10" w:before="0"/>
               <w:ind w:left="120"/>
             </w:pPr>
-            <w:hyperlink w:history="1" r:id="rIdril8n1ycpz5ghlaft5llq">
+            <w:hyperlink w:history="1" r:id="rIdwt1azjg9q4xrehfaa0wxa">
               <w:r>
                 <w:rPr>
                   <w:rFonts w:ascii="Arial" w:cs="Arial" w:eastAsia="Arial" w:hAnsi="Arial"/>
@@ -15605,7 +15605,7 @@
               <w:spacing w:after="10" w:before="0"/>
               <w:ind w:left="120"/>
             </w:pPr>
-            <w:hyperlink w:history="1" r:id="rId9jgwm67-_b_hqzxbzqiq3">
+            <w:hyperlink w:history="1" r:id="rIdpvzfetfdp2pglqtauou5w">
               <w:r>
                 <w:rPr>
                   <w:rFonts w:ascii="Arial" w:cs="Arial" w:eastAsia="Arial" w:hAnsi="Arial"/>
@@ -15815,7 +15815,7 @@
             <w:pPr>
               <w:spacing w:after="20" w:before="0"/>
             </w:pPr>
-            <w:hyperlink w:history="1" r:id="rIdyldukotqt_s8ge__skoaz">
+            <w:hyperlink w:history="1" r:id="rIdxhl3nakvd1b7f43sg_5su">
               <w:r>
                 <w:rPr>
                   <w:rFonts w:ascii="Arial" w:cs="Arial" w:eastAsia="Arial" w:hAnsi="Arial"/>
@@ -15864,7 +15864,7 @@
               <w:spacing w:after="10" w:before="0"/>
               <w:ind w:left="120"/>
             </w:pPr>
-            <w:hyperlink w:history="1" r:id="rIdsxh08x6-8do155onjiozb">
+            <w:hyperlink w:history="1" r:id="rId7ymaxwzsehlyb3_qoqe4b">
               <w:r>
                 <w:rPr>
                   <w:rFonts w:ascii="Arial" w:cs="Arial" w:eastAsia="Arial" w:hAnsi="Arial"/>
@@ -15926,7 +15926,7 @@
               <w:spacing w:after="10" w:before="0"/>
               <w:ind w:left="120"/>
             </w:pPr>
-            <w:hyperlink w:history="1" r:id="rIdzcxqvad9_t3gufsrxh3-1">
+            <w:hyperlink w:history="1" r:id="rIdj_rgtlcl-0lwsjgitf6cp">
               <w:r>
                 <w:rPr>
                   <w:rFonts w:ascii="Arial" w:cs="Arial" w:eastAsia="Arial" w:hAnsi="Arial"/>
@@ -16136,7 +16136,7 @@
             <w:pPr>
               <w:spacing w:after="20" w:before="0"/>
             </w:pPr>
-            <w:hyperlink w:history="1" r:id="rId0f2m_fqq_cxj3e-vlbu3b">
+            <w:hyperlink w:history="1" r:id="rIdzcs2qnxdzoggmorny17ex">
               <w:r>
                 <w:rPr>
                   <w:rFonts w:ascii="Arial" w:cs="Arial" w:eastAsia="Arial" w:hAnsi="Arial"/>
@@ -16185,7 +16185,7 @@
               <w:spacing w:after="10" w:before="0"/>
               <w:ind w:left="120"/>
             </w:pPr>
-            <w:hyperlink w:history="1" r:id="rIdg8_4wna3gdhbn1r6hrnmc">
+            <w:hyperlink w:history="1" r:id="rIdvzocya4gmh_ptm0mmuuvl">
               <w:r>
                 <w:rPr>
                   <w:rFonts w:ascii="Arial" w:cs="Arial" w:eastAsia="Arial" w:hAnsi="Arial"/>
@@ -16247,7 +16247,7 @@
               <w:spacing w:after="10" w:before="0"/>
               <w:ind w:left="120"/>
             </w:pPr>
-            <w:hyperlink w:history="1" r:id="rIdson01xagt5f9tmunfk0qn">
+            <w:hyperlink w:history="1" r:id="rIdvikf2pwlk7i3or0mk9cne">
               <w:r>
                 <w:rPr>
                   <w:rFonts w:ascii="Arial" w:cs="Arial" w:eastAsia="Arial" w:hAnsi="Arial"/>
@@ -16457,7 +16457,7 @@
             <w:pPr>
               <w:spacing w:after="20" w:before="0"/>
             </w:pPr>
-            <w:hyperlink w:history="1" r:id="rId4y77a3vxk0jp4ppbn9fox">
+            <w:hyperlink w:history="1" r:id="rIdxznziggfogppwuh64bnqw">
               <w:r>
                 <w:rPr>
                   <w:rFonts w:ascii="Arial" w:cs="Arial" w:eastAsia="Arial" w:hAnsi="Arial"/>
@@ -16506,7 +16506,7 @@
               <w:spacing w:after="10" w:before="0"/>
               <w:ind w:left="120"/>
             </w:pPr>
-            <w:hyperlink w:history="1" r:id="rIdxthjiokg0z7l7kzb-07x2">
+            <w:hyperlink w:history="1" r:id="rIdvkr5mcaivfoxtubfrto-a">
               <w:r>
                 <w:rPr>
                   <w:rFonts w:ascii="Arial" w:cs="Arial" w:eastAsia="Arial" w:hAnsi="Arial"/>
@@ -16568,7 +16568,7 @@
               <w:spacing w:after="10" w:before="0"/>
               <w:ind w:left="120"/>
             </w:pPr>
-            <w:hyperlink w:history="1" r:id="rIdbzujkb_nbmltaagjfhgrk">
+            <w:hyperlink w:history="1" r:id="rIdekr3cjevpd1g1smlqyyl8">
               <w:r>
                 <w:rPr>
                   <w:rFonts w:ascii="Arial" w:cs="Arial" w:eastAsia="Arial" w:hAnsi="Arial"/>
@@ -17095,7 +17095,7 @@
         </w:rPr>
         <w:t xml:space="preserve">© 2026 SeaVuria and ARES. Aligned with KICD objectives. Developed by SeaVuria; technical implementation by ARES (with AI assistance from Claude). Licensed under </w:t>
       </w:r>
-      <w:hyperlink w:history="1" r:id="rIdjsczw9th_ewupbyz2xwg5">
+      <w:hyperlink w:history="1" r:id="rIdda98olmcmndpqcjdvnn0t">
         <w:r>
           <w:rPr>
             <w:rFonts w:ascii="Arial" w:cs="Arial" w:eastAsia="Arial" w:hAnsi="Arial"/>
@@ -17116,7 +17116,7 @@
         </w:rPr>
         <w:t xml:space="preserve"> (</w:t>
       </w:r>
-      <w:hyperlink w:history="1" r:id="rId4u3ohkavzsskxlmqoylyn">
+      <w:hyperlink w:history="1" r:id="rIdc6t2oazqd1vbumxypvmfi">
         <w:r>
           <w:rPr>
             <w:rFonts w:ascii="Arial" w:cs="Arial" w:eastAsia="Arial" w:hAnsi="Arial"/>
@@ -18146,7 +18146,7 @@
               <w:spacing w:after="10" w:before="0"/>
               <w:ind w:left="120"/>
             </w:pPr>
-            <w:hyperlink w:history="1" r:id="rId0ncasxn2h3rwyztgxlyyg">
+            <w:hyperlink w:history="1" r:id="rIdkx7oks1iyeowdyq9crztm">
               <w:r>
                 <w:rPr>
                   <w:rFonts w:ascii="Arial" w:cs="Arial" w:eastAsia="Arial" w:hAnsi="Arial"/>
@@ -18206,7 +18206,7 @@
             <w:pPr>
               <w:spacing w:after="20" w:before="0"/>
             </w:pPr>
-            <w:hyperlink w:history="1" r:id="rIdqwvtjw-wdmjsvhndnq9p_">
+            <w:hyperlink w:history="1" r:id="rIdsa7qykxdzf5yziv0uafoz">
               <w:r>
                 <w:rPr>
                   <w:rFonts w:ascii="Arial" w:cs="Arial" w:eastAsia="Arial" w:hAnsi="Arial"/>
@@ -18255,7 +18255,7 @@
               <w:spacing w:after="10" w:before="0"/>
               <w:ind w:left="120"/>
             </w:pPr>
-            <w:hyperlink w:history="1" r:id="rIdll37uirjd8prlz0h3d4po">
+            <w:hyperlink w:history="1" r:id="rIdhxq-4nwl4dpfxzwts1cy6">
               <w:r>
                 <w:rPr>
                   <w:rFonts w:ascii="Arial" w:cs="Arial" w:eastAsia="Arial" w:hAnsi="Arial"/>
@@ -18467,7 +18467,7 @@
               <w:spacing w:after="10" w:before="0"/>
               <w:ind w:left="120"/>
             </w:pPr>
-            <w:hyperlink w:history="1" r:id="rId5dpgpqcun6tgmlvh3xhnf">
+            <w:hyperlink w:history="1" r:id="rId1ivtveuujmip8psx2ppsi">
               <w:r>
                 <w:rPr>
                   <w:rFonts w:ascii="Arial" w:cs="Arial" w:eastAsia="Arial" w:hAnsi="Arial"/>
@@ -18527,7 +18527,7 @@
             <w:pPr>
               <w:spacing w:after="20" w:before="0"/>
             </w:pPr>
-            <w:hyperlink w:history="1" r:id="rId-l83lkswigwt5kwoymeuw">
+            <w:hyperlink w:history="1" r:id="rIdhjvgegeqmtb2v60f7y7xm">
               <w:r>
                 <w:rPr>
                   <w:rFonts w:ascii="Arial" w:cs="Arial" w:eastAsia="Arial" w:hAnsi="Arial"/>
@@ -18576,7 +18576,7 @@
               <w:spacing w:after="10" w:before="0"/>
               <w:ind w:left="120"/>
             </w:pPr>
-            <w:hyperlink w:history="1" r:id="rIdso_ovxwasknaujirzisjw">
+            <w:hyperlink w:history="1" r:id="rIdpbztuwhy1uut506scv2ky">
               <w:r>
                 <w:rPr>
                   <w:rFonts w:ascii="Arial" w:cs="Arial" w:eastAsia="Arial" w:hAnsi="Arial"/>
@@ -18788,7 +18788,7 @@
               <w:spacing w:after="10" w:before="0"/>
               <w:ind w:left="120"/>
             </w:pPr>
-            <w:hyperlink w:history="1" r:id="rIdbjuspzavyzlsl3u5bb0tx">
+            <w:hyperlink w:history="1" r:id="rIdemahacfsn1xs8zbzivjum">
               <w:r>
                 <w:rPr>
                   <w:rFonts w:ascii="Arial" w:cs="Arial" w:eastAsia="Arial" w:hAnsi="Arial"/>
@@ -18848,7 +18848,7 @@
             <w:pPr>
               <w:spacing w:after="20" w:before="0"/>
             </w:pPr>
-            <w:hyperlink w:history="1" r:id="rIdqwkhk5iozpk-e2iiefgfd">
+            <w:hyperlink w:history="1" r:id="rIdvhotzxlepr7sklefi7blz">
               <w:r>
                 <w:rPr>
                   <w:rFonts w:ascii="Arial" w:cs="Arial" w:eastAsia="Arial" w:hAnsi="Arial"/>
@@ -18897,7 +18897,7 @@
               <w:spacing w:after="10" w:before="0"/>
               <w:ind w:left="120"/>
             </w:pPr>
-            <w:hyperlink w:history="1" r:id="rIdeem8nmxvqzk3v-2u7sq-w">
+            <w:hyperlink w:history="1" r:id="rId916p-gobkwbtk-j6oq0ps">
               <w:r>
                 <w:rPr>
                   <w:rFonts w:ascii="Arial" w:cs="Arial" w:eastAsia="Arial" w:hAnsi="Arial"/>
@@ -19109,7 +19109,7 @@
               <w:spacing w:after="10" w:before="0"/>
               <w:ind w:left="120"/>
             </w:pPr>
-            <w:hyperlink w:history="1" r:id="rIdtaovi_aevwv9mam6pbvrr">
+            <w:hyperlink w:history="1" r:id="rIdg2czyoh1zlecswkzkb7z4">
               <w:r>
                 <w:rPr>
                   <w:rFonts w:ascii="Arial" w:cs="Arial" w:eastAsia="Arial" w:hAnsi="Arial"/>
@@ -19169,7 +19169,7 @@
             <w:pPr>
               <w:spacing w:after="20" w:before="0"/>
             </w:pPr>
-            <w:hyperlink w:history="1" r:id="rIdaordiayzaob2mbe3etfa8">
+            <w:hyperlink w:history="1" r:id="rIdy0ewdrikxvuwh8oh41op8">
               <w:r>
                 <w:rPr>
                   <w:rFonts w:ascii="Arial" w:cs="Arial" w:eastAsia="Arial" w:hAnsi="Arial"/>
@@ -19218,7 +19218,7 @@
               <w:spacing w:after="10" w:before="0"/>
               <w:ind w:left="120"/>
             </w:pPr>
-            <w:hyperlink w:history="1" r:id="rIdaugmx9uhdt0fixqf93qvf">
+            <w:hyperlink w:history="1" r:id="rIdzm5oqtacgtp3haqc4vtee">
               <w:r>
                 <w:rPr>
                   <w:rFonts w:ascii="Arial" w:cs="Arial" w:eastAsia="Arial" w:hAnsi="Arial"/>
@@ -19430,7 +19430,7 @@
               <w:spacing w:after="10" w:before="0"/>
               <w:ind w:left="120"/>
             </w:pPr>
-            <w:hyperlink w:history="1" r:id="rIdzvrv41igsbc866l6oxjxb">
+            <w:hyperlink w:history="1" r:id="rIdxba4nnihwuwf3zopoymm7">
               <w:r>
                 <w:rPr>
                   <w:rFonts w:ascii="Arial" w:cs="Arial" w:eastAsia="Arial" w:hAnsi="Arial"/>
@@ -19490,7 +19490,7 @@
             <w:pPr>
               <w:spacing w:after="20" w:before="0"/>
             </w:pPr>
-            <w:hyperlink w:history="1" r:id="rIdzvcs7ipg_j_nxhzfmahrt">
+            <w:hyperlink w:history="1" r:id="rIdybsdrpp9h21egphr8tlat">
               <w:r>
                 <w:rPr>
                   <w:rFonts w:ascii="Arial" w:cs="Arial" w:eastAsia="Arial" w:hAnsi="Arial"/>
@@ -19539,7 +19539,7 @@
               <w:spacing w:after="10" w:before="0"/>
               <w:ind w:left="120"/>
             </w:pPr>
-            <w:hyperlink w:history="1" r:id="rId1hijfxv5ecg78w12z5rbc">
+            <w:hyperlink w:history="1" r:id="rIdytj2x_akksv--sqfldkid">
               <w:r>
                 <w:rPr>
                   <w:rFonts w:ascii="Arial" w:cs="Arial" w:eastAsia="Arial" w:hAnsi="Arial"/>
@@ -20051,7 +20051,7 @@
         </w:rPr>
         <w:t xml:space="preserve">© 2026 SeaVuria and ARES. Aligned with KICD objectives. Developed by SeaVuria; technical implementation by ARES (with AI assistance from Claude). Licensed under </w:t>
       </w:r>
-      <w:hyperlink w:history="1" r:id="rIdchvap7ayp-oxyalewjlyh">
+      <w:hyperlink w:history="1" r:id="rIddoloxrcrhzeklpr7tizso">
         <w:r>
           <w:rPr>
             <w:rFonts w:ascii="Arial" w:cs="Arial" w:eastAsia="Arial" w:hAnsi="Arial"/>
@@ -20072,7 +20072,7 @@
         </w:rPr>
         <w:t xml:space="preserve"> (</w:t>
       </w:r>
-      <w:hyperlink w:history="1" r:id="rIdvtpr5geit0i2nkhhv3h6d">
+      <w:hyperlink w:history="1" r:id="rIdjnv1lyos9sy1rei0y96yb">
         <w:r>
           <w:rPr>
             <w:rFonts w:ascii="Arial" w:cs="Arial" w:eastAsia="Arial" w:hAnsi="Arial"/>
@@ -21085,7 +21085,7 @@
             <w:pPr>
               <w:spacing w:after="20" w:before="0"/>
             </w:pPr>
-            <w:hyperlink w:history="1" r:id="rIdn-s-yb_hjoqestxr0bekl">
+            <w:hyperlink w:history="1" r:id="rIdumdgohm81iyytu8smy-y6">
               <w:r>
                 <w:rPr>
                   <w:rFonts w:ascii="Arial" w:cs="Arial" w:eastAsia="Arial" w:hAnsi="Arial"/>
@@ -21134,7 +21134,7 @@
               <w:spacing w:after="10" w:before="0"/>
               <w:ind w:left="120"/>
             </w:pPr>
-            <w:hyperlink w:history="1" r:id="rIdrcy53sxygawdfw_fuljpi">
+            <w:hyperlink w:history="1" r:id="rIdxnzgwobiptodvnx1vuwqv">
               <w:r>
                 <w:rPr>
                   <w:rFonts w:ascii="Arial" w:cs="Arial" w:eastAsia="Arial" w:hAnsi="Arial"/>
@@ -21179,7 +21179,7 @@
             <w:pPr>
               <w:spacing w:after="20" w:before="0"/>
             </w:pPr>
-            <w:hyperlink w:history="1" r:id="rIdd5tufdaozdryhimzeylmt">
+            <w:hyperlink w:history="1" r:id="rIdgunjvx-jbr_wvfumuseks">
               <w:r>
                 <w:rPr>
                   <w:rFonts w:ascii="Arial" w:cs="Arial" w:eastAsia="Arial" w:hAnsi="Arial"/>
@@ -21212,7 +21212,7 @@
               <w:spacing w:after="10" w:before="0"/>
               <w:ind w:left="120"/>
             </w:pPr>
-            <w:hyperlink w:history="1" r:id="rIdksee8kuvg2_mg4jyibttr">
+            <w:hyperlink w:history="1" r:id="rId2aj5chnucnmgjhbn-tghw">
               <w:r>
                 <w:rPr>
                   <w:rFonts w:ascii="Arial" w:cs="Arial" w:eastAsia="Arial" w:hAnsi="Arial"/>
@@ -21407,7 +21407,7 @@
             <w:pPr>
               <w:spacing w:after="20" w:before="0"/>
             </w:pPr>
-            <w:hyperlink w:history="1" r:id="rIdczbuqnwz-2i65bwtevfyv">
+            <w:hyperlink w:history="1" r:id="rId3zxsvj9vfmgfn-vas33xf">
               <w:r>
                 <w:rPr>
                   <w:rFonts w:ascii="Arial" w:cs="Arial" w:eastAsia="Arial" w:hAnsi="Arial"/>
@@ -21456,7 +21456,7 @@
               <w:spacing w:after="10" w:before="0"/>
               <w:ind w:left="120"/>
             </w:pPr>
-            <w:hyperlink w:history="1" r:id="rId4uzlq7a4j0buk1sfohuz3">
+            <w:hyperlink w:history="1" r:id="rIdkioqctbrn1vmwhzxqiatx">
               <w:r>
                 <w:rPr>
                   <w:rFonts w:ascii="Arial" w:cs="Arial" w:eastAsia="Arial" w:hAnsi="Arial"/>
@@ -21501,7 +21501,7 @@
             <w:pPr>
               <w:spacing w:after="20" w:before="0"/>
             </w:pPr>
-            <w:hyperlink w:history="1" r:id="rIdyomtjwaqrpxmhqtba3qno">
+            <w:hyperlink w:history="1" r:id="rIdsosbrm7_3fuikw2xoxtmx">
               <w:r>
                 <w:rPr>
                   <w:rFonts w:ascii="Arial" w:cs="Arial" w:eastAsia="Arial" w:hAnsi="Arial"/>
@@ -21534,7 +21534,7 @@
               <w:spacing w:after="10" w:before="0"/>
               <w:ind w:left="120"/>
             </w:pPr>
-            <w:hyperlink w:history="1" r:id="rIdobmhnblsbhftegypelyny">
+            <w:hyperlink w:history="1" r:id="rIdxg6f0o_xgxdw0rn5bmftc">
               <w:r>
                 <w:rPr>
                   <w:rFonts w:ascii="Arial" w:cs="Arial" w:eastAsia="Arial" w:hAnsi="Arial"/>
@@ -21729,7 +21729,7 @@
             <w:pPr>
               <w:spacing w:after="20" w:before="0"/>
             </w:pPr>
-            <w:hyperlink w:history="1" r:id="rIdsudxs2c_engezfgbxqcaj">
+            <w:hyperlink w:history="1" r:id="rId-qq5qtbfryyneuynpkyk5">
               <w:r>
                 <w:rPr>
                   <w:rFonts w:ascii="Arial" w:cs="Arial" w:eastAsia="Arial" w:hAnsi="Arial"/>
@@ -21778,7 +21778,7 @@
               <w:spacing w:after="10" w:before="0"/>
               <w:ind w:left="120"/>
             </w:pPr>
-            <w:hyperlink w:history="1" r:id="rIdwbgpkk70v-ovs3qbiqi6c">
+            <w:hyperlink w:history="1" r:id="rIdlbvbqoepfvkgwfk-dlea7">
               <w:r>
                 <w:rPr>
                   <w:rFonts w:ascii="Arial" w:cs="Arial" w:eastAsia="Arial" w:hAnsi="Arial"/>
@@ -21823,7 +21823,7 @@
             <w:pPr>
               <w:spacing w:after="20" w:before="0"/>
             </w:pPr>
-            <w:hyperlink w:history="1" r:id="rIdel4heg-m3ljjjyqrm1csv">
+            <w:hyperlink w:history="1" r:id="rIduj2jc6wgc5lzrjdlnc79s">
               <w:r>
                 <w:rPr>
                   <w:rFonts w:ascii="Arial" w:cs="Arial" w:eastAsia="Arial" w:hAnsi="Arial"/>
@@ -21872,7 +21872,7 @@
               <w:spacing w:after="10" w:before="0"/>
               <w:ind w:left="120"/>
             </w:pPr>
-            <w:hyperlink w:history="1" r:id="rIdajqegdpr7kg0ddgv9mbee">
+            <w:hyperlink w:history="1" r:id="rIdpdnfeq0jd1l-k7jmulp4o">
               <w:r>
                 <w:rPr>
                   <w:rFonts w:ascii="Arial" w:cs="Arial" w:eastAsia="Arial" w:hAnsi="Arial"/>
@@ -22067,7 +22067,7 @@
             <w:pPr>
               <w:spacing w:after="20" w:before="0"/>
             </w:pPr>
-            <w:hyperlink w:history="1" r:id="rIdt58w-3hww2qbg-a6xme6e">
+            <w:hyperlink w:history="1" r:id="rIdas16zccv7u0-6wzrgniuv">
               <w:r>
                 <w:rPr>
                   <w:rFonts w:ascii="Arial" w:cs="Arial" w:eastAsia="Arial" w:hAnsi="Arial"/>
@@ -22116,7 +22116,7 @@
               <w:spacing w:after="10" w:before="0"/>
               <w:ind w:left="120"/>
             </w:pPr>
-            <w:hyperlink w:history="1" r:id="rIdourzlhkbsb2zeknqtkql-">
+            <w:hyperlink w:history="1" r:id="rIdxb3sugr_74taod7iauozr">
               <w:r>
                 <w:rPr>
                   <w:rFonts w:ascii="Arial" w:cs="Arial" w:eastAsia="Arial" w:hAnsi="Arial"/>
@@ -22161,7 +22161,7 @@
             <w:pPr>
               <w:spacing w:after="20" w:before="0"/>
             </w:pPr>
-            <w:hyperlink w:history="1" r:id="rIdd9aczlj0bl3-f--juzzu-">
+            <w:hyperlink w:history="1" r:id="rIduf6fjcwzjq3lany_t7shf">
               <w:r>
                 <w:rPr>
                   <w:rFonts w:ascii="Arial" w:cs="Arial" w:eastAsia="Arial" w:hAnsi="Arial"/>
@@ -22210,7 +22210,7 @@
               <w:spacing w:after="10" w:before="0"/>
               <w:ind w:left="120"/>
             </w:pPr>
-            <w:hyperlink w:history="1" r:id="rIduco1hgc6kjozbk1bmuxti">
+            <w:hyperlink w:history="1" r:id="rIde6yjmrk0okeaii5lfqetc">
               <w:r>
                 <w:rPr>
                   <w:rFonts w:ascii="Arial" w:cs="Arial" w:eastAsia="Arial" w:hAnsi="Arial"/>
@@ -22405,7 +22405,7 @@
             <w:pPr>
               <w:spacing w:after="20" w:before="0"/>
             </w:pPr>
-            <w:hyperlink w:history="1" r:id="rIdn_4darc6fac0u8oifibmt">
+            <w:hyperlink w:history="1" r:id="rIdykzgpak-im0t1w9tvswgw">
               <w:r>
                 <w:rPr>
                   <w:rFonts w:ascii="Arial" w:cs="Arial" w:eastAsia="Arial" w:hAnsi="Arial"/>
@@ -22454,7 +22454,7 @@
               <w:spacing w:after="10" w:before="0"/>
               <w:ind w:left="120"/>
             </w:pPr>
-            <w:hyperlink w:history="1" r:id="rIdwbl1fiotbu0vx4kwuw0fh">
+            <w:hyperlink w:history="1" r:id="rIdhgrqf-mtgukohl6oe78kf">
               <w:r>
                 <w:rPr>
                   <w:rFonts w:ascii="Arial" w:cs="Arial" w:eastAsia="Arial" w:hAnsi="Arial"/>
@@ -22499,7 +22499,7 @@
             <w:pPr>
               <w:spacing w:after="20" w:before="0"/>
             </w:pPr>
-            <w:hyperlink w:history="1" r:id="rIdxxyfjlsylrylombtzpplg">
+            <w:hyperlink w:history="1" r:id="rId2oxt0pisbbzkt5ygi-cke">
               <w:r>
                 <w:rPr>
                   <w:rFonts w:ascii="Arial" w:cs="Arial" w:eastAsia="Arial" w:hAnsi="Arial"/>
@@ -22532,7 +22532,7 @@
               <w:spacing w:after="10" w:before="0"/>
               <w:ind w:left="120"/>
             </w:pPr>
-            <w:hyperlink w:history="1" r:id="rIdz9umg4qnphyg4ub4irxtm">
+            <w:hyperlink w:history="1" r:id="rId9ccpejwrajy_pk5bx1f03">
               <w:r>
                 <w:rPr>
                   <w:rFonts w:ascii="Arial" w:cs="Arial" w:eastAsia="Arial" w:hAnsi="Arial"/>
@@ -23044,7 +23044,7 @@
         </w:rPr>
         <w:t xml:space="preserve">© 2026 SeaVuria and ARES. Aligned with KICD objectives. Developed by SeaVuria; technical implementation by ARES (with AI assistance from Claude). Licensed under </w:t>
       </w:r>
-      <w:hyperlink w:history="1" r:id="rIdjyja4nfj8t1qjerlxdzdj">
+      <w:hyperlink w:history="1" r:id="rId31cee3ib4zlgfsftbhs82">
         <w:r>
           <w:rPr>
             <w:rFonts w:ascii="Arial" w:cs="Arial" w:eastAsia="Arial" w:hAnsi="Arial"/>
@@ -23065,7 +23065,7 @@
         </w:rPr>
         <w:t xml:space="preserve"> (</w:t>
       </w:r>
-      <w:hyperlink w:history="1" r:id="rIdmeethvbkjqtiiesexy_vr">
+      <w:hyperlink w:history="1" r:id="rId9ivk7rmpz2vu9d_9jmkrs">
         <w:r>
           <w:rPr>
             <w:rFonts w:ascii="Arial" w:cs="Arial" w:eastAsia="Arial" w:hAnsi="Arial"/>
@@ -24078,7 +24078,7 @@
             <w:pPr>
               <w:spacing w:after="20" w:before="0"/>
             </w:pPr>
-            <w:hyperlink w:history="1" r:id="rIdq-cf9szxaoahihvs4hnsl">
+            <w:hyperlink w:history="1" r:id="rIdyiixm8ovnvzjvd_m3lgjv">
               <w:r>
                 <w:rPr>
                   <w:rFonts w:ascii="Arial" w:cs="Arial" w:eastAsia="Arial" w:hAnsi="Arial"/>
@@ -24127,7 +24127,7 @@
               <w:spacing w:after="10" w:before="0"/>
               <w:ind w:left="120"/>
             </w:pPr>
-            <w:hyperlink w:history="1" r:id="rIdxtruhdh2sybxzrkp4jmok">
+            <w:hyperlink w:history="1" r:id="rIdfoc6plggnuvp15ij7pget">
               <w:r>
                 <w:rPr>
                   <w:rFonts w:ascii="Arial" w:cs="Arial" w:eastAsia="Arial" w:hAnsi="Arial"/>
@@ -24172,7 +24172,7 @@
             <w:pPr>
               <w:spacing w:after="20" w:before="0"/>
             </w:pPr>
-            <w:hyperlink w:history="1" r:id="rId3dcyqtadh5g38r182f5iv">
+            <w:hyperlink w:history="1" r:id="rIdy6oldidtd8z5lwggnt5zs">
               <w:r>
                 <w:rPr>
                   <w:rFonts w:ascii="Arial" w:cs="Arial" w:eastAsia="Arial" w:hAnsi="Arial"/>
@@ -24221,7 +24221,7 @@
               <w:spacing w:after="10" w:before="0"/>
               <w:ind w:left="120"/>
             </w:pPr>
-            <w:hyperlink w:history="1" r:id="rIdioeri1acnfxbjnsvbd3td">
+            <w:hyperlink w:history="1" r:id="rIdxkzeokr1iwcz8amyk8ofx">
               <w:r>
                 <w:rPr>
                   <w:rFonts w:ascii="Arial" w:cs="Arial" w:eastAsia="Arial" w:hAnsi="Arial"/>
@@ -24416,7 +24416,7 @@
             <w:pPr>
               <w:spacing w:after="20" w:before="0"/>
             </w:pPr>
-            <w:hyperlink w:history="1" r:id="rId1nmwvytoar33uoebkfwaj">
+            <w:hyperlink w:history="1" r:id="rIdba_hlg_itfrmwtmd_zqng">
               <w:r>
                 <w:rPr>
                   <w:rFonts w:ascii="Arial" w:cs="Arial" w:eastAsia="Arial" w:hAnsi="Arial"/>
@@ -24465,7 +24465,7 @@
               <w:spacing w:after="10" w:before="0"/>
               <w:ind w:left="120"/>
             </w:pPr>
-            <w:hyperlink w:history="1" r:id="rIdzykgimnz50ouwqq5yvrb3">
+            <w:hyperlink w:history="1" r:id="rIduvnp17swdjewp45c7w7c0">
               <w:r>
                 <w:rPr>
                   <w:rFonts w:ascii="Arial" w:cs="Arial" w:eastAsia="Arial" w:hAnsi="Arial"/>
@@ -24510,7 +24510,7 @@
             <w:pPr>
               <w:spacing w:after="20" w:before="0"/>
             </w:pPr>
-            <w:hyperlink w:history="1" r:id="rIdrbjbc8ycq_0ex60admvfg">
+            <w:hyperlink w:history="1" r:id="rIdigcsv6xr_r9s2jtvasqbl">
               <w:r>
                 <w:rPr>
                   <w:rFonts w:ascii="Arial" w:cs="Arial" w:eastAsia="Arial" w:hAnsi="Arial"/>
@@ -24559,7 +24559,7 @@
               <w:spacing w:after="10" w:before="0"/>
               <w:ind w:left="120"/>
             </w:pPr>
-            <w:hyperlink w:history="1" r:id="rIdrqssdylxfivaj6xqc3xq0">
+            <w:hyperlink w:history="1" r:id="rIdhdqflncgbuwo4oatccupl">
               <w:r>
                 <w:rPr>
                   <w:rFonts w:ascii="Arial" w:cs="Arial" w:eastAsia="Arial" w:hAnsi="Arial"/>
@@ -24754,7 +24754,7 @@
             <w:pPr>
               <w:spacing w:after="20" w:before="0"/>
             </w:pPr>
-            <w:hyperlink w:history="1" r:id="rIdps3xpjxosrk7rc2xup-6d">
+            <w:hyperlink w:history="1" r:id="rIdeigktur6xovuw8qdfodqs">
               <w:r>
                 <w:rPr>
                   <w:rFonts w:ascii="Arial" w:cs="Arial" w:eastAsia="Arial" w:hAnsi="Arial"/>
@@ -24803,7 +24803,7 @@
               <w:spacing w:after="10" w:before="0"/>
               <w:ind w:left="120"/>
             </w:pPr>
-            <w:hyperlink w:history="1" r:id="rId07np8xlmjmx3dmg1uqwv4">
+            <w:hyperlink w:history="1" r:id="rIdvz7ujgridp4hcxwvu-a1q">
               <w:r>
                 <w:rPr>
                   <w:rFonts w:ascii="Arial" w:cs="Arial" w:eastAsia="Arial" w:hAnsi="Arial"/>
@@ -24848,7 +24848,7 @@
             <w:pPr>
               <w:spacing w:after="20" w:before="0"/>
             </w:pPr>
-            <w:hyperlink w:history="1" r:id="rIdk_8netut_h_8b8i3aqggm">
+            <w:hyperlink w:history="1" r:id="rIdeh00uttkd1egh3zlr8pxz">
               <w:r>
                 <w:rPr>
                   <w:rFonts w:ascii="Arial" w:cs="Arial" w:eastAsia="Arial" w:hAnsi="Arial"/>
@@ -24897,7 +24897,7 @@
               <w:spacing w:after="10" w:before="0"/>
               <w:ind w:left="120"/>
             </w:pPr>
-            <w:hyperlink w:history="1" r:id="rIdwxu9o3obmcrb1hh_wehq9">
+            <w:hyperlink w:history="1" r:id="rIdf7fx6qn329k3pjh1_qa8_">
               <w:r>
                 <w:rPr>
                   <w:rFonts w:ascii="Arial" w:cs="Arial" w:eastAsia="Arial" w:hAnsi="Arial"/>
@@ -25092,7 +25092,7 @@
             <w:pPr>
               <w:spacing w:after="20" w:before="0"/>
             </w:pPr>
-            <w:hyperlink w:history="1" r:id="rIdo-i44vxgdflijpdgjz-t-">
+            <w:hyperlink w:history="1" r:id="rIdukhqvurx04a_pwq5a3vnw">
               <w:r>
                 <w:rPr>
                   <w:rFonts w:ascii="Arial" w:cs="Arial" w:eastAsia="Arial" w:hAnsi="Arial"/>
@@ -25141,7 +25141,7 @@
               <w:spacing w:after="10" w:before="0"/>
               <w:ind w:left="120"/>
             </w:pPr>
-            <w:hyperlink w:history="1" r:id="rId0ud-s05qi9l4uksvdue6n">
+            <w:hyperlink w:history="1" r:id="rIdp-6esj4jek3bpue1dfj3a">
               <w:r>
                 <w:rPr>
                   <w:rFonts w:ascii="Arial" w:cs="Arial" w:eastAsia="Arial" w:hAnsi="Arial"/>
@@ -25186,7 +25186,7 @@
             <w:pPr>
               <w:spacing w:after="20" w:before="0"/>
             </w:pPr>
-            <w:hyperlink w:history="1" r:id="rIdtrqyo35shur1fuypxaukn">
+            <w:hyperlink w:history="1" r:id="rIdpyryqzwk-scfyfbpqxxvz">
               <w:r>
                 <w:rPr>
                   <w:rFonts w:ascii="Arial" w:cs="Arial" w:eastAsia="Arial" w:hAnsi="Arial"/>
@@ -25235,7 +25235,7 @@
               <w:spacing w:after="10" w:before="0"/>
               <w:ind w:left="120"/>
             </w:pPr>
-            <w:hyperlink w:history="1" r:id="rId5zhaiypxelphg_vg73f6d">
+            <w:hyperlink w:history="1" r:id="rIdxiavj7wfdrouc5d4uh15f">
               <w:r>
                 <w:rPr>
                   <w:rFonts w:ascii="Arial" w:cs="Arial" w:eastAsia="Arial" w:hAnsi="Arial"/>
@@ -25430,7 +25430,7 @@
             <w:pPr>
               <w:spacing w:after="20" w:before="0"/>
             </w:pPr>
-            <w:hyperlink w:history="1" r:id="rIdl7ftd432d3qfreer-q6dd">
+            <w:hyperlink w:history="1" r:id="rIdh0ys2lolt_ien7mt9thyv">
               <w:r>
                 <w:rPr>
                   <w:rFonts w:ascii="Arial" w:cs="Arial" w:eastAsia="Arial" w:hAnsi="Arial"/>
@@ -25479,7 +25479,7 @@
               <w:spacing w:after="10" w:before="0"/>
               <w:ind w:left="120"/>
             </w:pPr>
-            <w:hyperlink w:history="1" r:id="rId8w6i5saewtr4qteschutb">
+            <w:hyperlink w:history="1" r:id="rIdlqbopoyf8ybo-06u13ubb">
               <w:r>
                 <w:rPr>
                   <w:rFonts w:ascii="Arial" w:cs="Arial" w:eastAsia="Arial" w:hAnsi="Arial"/>
@@ -25524,7 +25524,7 @@
             <w:pPr>
               <w:spacing w:after="20" w:before="0"/>
             </w:pPr>
-            <w:hyperlink w:history="1" r:id="rIdtv8bohxhi_owrl_ii-xkd">
+            <w:hyperlink w:history="1" r:id="rIdc2dpeqvr7y2scxb7iv7-d">
               <w:r>
                 <w:rPr>
                   <w:rFonts w:ascii="Arial" w:cs="Arial" w:eastAsia="Arial" w:hAnsi="Arial"/>
@@ -25573,7 +25573,7 @@
               <w:spacing w:after="10" w:before="0"/>
               <w:ind w:left="120"/>
             </w:pPr>
-            <w:hyperlink w:history="1" r:id="rIdc4aslsb27yv0d2c6cwoe3">
+            <w:hyperlink w:history="1" r:id="rIdv8rxknvld2pvk_efhzsqy">
               <w:r>
                 <w:rPr>
                   <w:rFonts w:ascii="Arial" w:cs="Arial" w:eastAsia="Arial" w:hAnsi="Arial"/>
@@ -26085,7 +26085,7 @@
         </w:rPr>
         <w:t xml:space="preserve">© 2026 SeaVuria and ARES. Aligned with KICD objectives. Developed by SeaVuria; technical implementation by ARES (with AI assistance from Claude). Licensed under </w:t>
       </w:r>
-      <w:hyperlink w:history="1" r:id="rIduh2yynusjsdeiaca3jwgq">
+      <w:hyperlink w:history="1" r:id="rIdafajbkljztr5r9qrwevx7">
         <w:r>
           <w:rPr>
             <w:rFonts w:ascii="Arial" w:cs="Arial" w:eastAsia="Arial" w:hAnsi="Arial"/>
@@ -26106,7 +26106,7 @@
         </w:rPr>
         <w:t xml:space="preserve"> (</w:t>
       </w:r>
-      <w:hyperlink w:history="1" r:id="rIdwsl71hfzujpwl_qdalt4b">
+      <w:hyperlink w:history="1" r:id="rIdaxv9jyrxpz5wvoqgrgkft">
         <w:r>
           <w:rPr>
             <w:rFonts w:ascii="Arial" w:cs="Arial" w:eastAsia="Arial" w:hAnsi="Arial"/>
@@ -27119,7 +27119,7 @@
             <w:pPr>
               <w:spacing w:after="20" w:before="0"/>
             </w:pPr>
-            <w:hyperlink w:history="1" r:id="rIdrij5uhxv5pfsulr9k1qpw">
+            <w:hyperlink w:history="1" r:id="rIdhdmky3sh65rh2hdhytscr">
               <w:r>
                 <w:rPr>
                   <w:rFonts w:ascii="Arial" w:cs="Arial" w:eastAsia="Arial" w:hAnsi="Arial"/>
@@ -27168,7 +27168,7 @@
               <w:spacing w:after="10" w:before="0"/>
               <w:ind w:left="120"/>
             </w:pPr>
-            <w:hyperlink w:history="1" r:id="rIdyxl4e1iib_uns-axjcnz5">
+            <w:hyperlink w:history="1" r:id="rIdjjywvsv8oifxn5m4_ndfx">
               <w:r>
                 <w:rPr>
                   <w:rFonts w:ascii="Arial" w:cs="Arial" w:eastAsia="Arial" w:hAnsi="Arial"/>
@@ -27213,7 +27213,7 @@
             <w:pPr>
               <w:spacing w:after="20" w:before="0"/>
             </w:pPr>
-            <w:hyperlink w:history="1" r:id="rIdwxspjhkrosvkhli5xgr8j">
+            <w:hyperlink w:history="1" r:id="rIdgxnue4tbfhjtwjyxd8qo_">
               <w:r>
                 <w:rPr>
                   <w:rFonts w:ascii="Arial" w:cs="Arial" w:eastAsia="Arial" w:hAnsi="Arial"/>
@@ -27246,7 +27246,7 @@
               <w:spacing w:after="10" w:before="0"/>
               <w:ind w:left="120"/>
             </w:pPr>
-            <w:hyperlink w:history="1" r:id="rId5ypvogbk8bexb72fidv3d">
+            <w:hyperlink w:history="1" r:id="rId1npta9m3rcip76xk4zc4y">
               <w:r>
                 <w:rPr>
                   <w:rFonts w:ascii="Arial" w:cs="Arial" w:eastAsia="Arial" w:hAnsi="Arial"/>
@@ -27441,7 +27441,7 @@
             <w:pPr>
               <w:spacing w:after="20" w:before="0"/>
             </w:pPr>
-            <w:hyperlink w:history="1" r:id="rIdppxtlv-pdkcsc4s4zshlc">
+            <w:hyperlink w:history="1" r:id="rIdwd4fdigkcq_i4c2jlharo">
               <w:r>
                 <w:rPr>
                   <w:rFonts w:ascii="Arial" w:cs="Arial" w:eastAsia="Arial" w:hAnsi="Arial"/>
@@ -27490,7 +27490,7 @@
               <w:spacing w:after="10" w:before="0"/>
               <w:ind w:left="120"/>
             </w:pPr>
-            <w:hyperlink w:history="1" r:id="rIdzzttux2st3hsenu5wcl3m">
+            <w:hyperlink w:history="1" r:id="rIdw9mlp71tuvkjbjbxekqqp">
               <w:r>
                 <w:rPr>
                   <w:rFonts w:ascii="Arial" w:cs="Arial" w:eastAsia="Arial" w:hAnsi="Arial"/>
@@ -27535,7 +27535,7 @@
             <w:pPr>
               <w:spacing w:after="20" w:before="0"/>
             </w:pPr>
-            <w:hyperlink w:history="1" r:id="rIdcnwokn0fdxsmr4xwkq0mu">
+            <w:hyperlink w:history="1" r:id="rIdgcx2jjs5izke2fjmtyeyn">
               <w:r>
                 <w:rPr>
                   <w:rFonts w:ascii="Arial" w:cs="Arial" w:eastAsia="Arial" w:hAnsi="Arial"/>
@@ -27568,7 +27568,7 @@
               <w:spacing w:after="10" w:before="0"/>
               <w:ind w:left="120"/>
             </w:pPr>
-            <w:hyperlink w:history="1" r:id="rIdk8uc8xsvy2dlikkbj9u_i">
+            <w:hyperlink w:history="1" r:id="rIdre5earnncbcdgcl62vykk">
               <w:r>
                 <w:rPr>
                   <w:rFonts w:ascii="Arial" w:cs="Arial" w:eastAsia="Arial" w:hAnsi="Arial"/>
@@ -27763,7 +27763,7 @@
             <w:pPr>
               <w:spacing w:after="20" w:before="0"/>
             </w:pPr>
-            <w:hyperlink w:history="1" r:id="rId0rietgyldirjndlxbb42a">
+            <w:hyperlink w:history="1" r:id="rIdxhfxnivaznzeux2xicyur">
               <w:r>
                 <w:rPr>
                   <w:rFonts w:ascii="Arial" w:cs="Arial" w:eastAsia="Arial" w:hAnsi="Arial"/>
@@ -27812,7 +27812,7 @@
               <w:spacing w:after="10" w:before="0"/>
               <w:ind w:left="120"/>
             </w:pPr>
-            <w:hyperlink w:history="1" r:id="rIddanrhmsxgd_pdpscyofza">
+            <w:hyperlink w:history="1" r:id="rIdogl-8fwdrdtflr-cbh33a">
               <w:r>
                 <w:rPr>
                   <w:rFonts w:ascii="Arial" w:cs="Arial" w:eastAsia="Arial" w:hAnsi="Arial"/>
@@ -27857,7 +27857,7 @@
             <w:pPr>
               <w:spacing w:after="20" w:before="0"/>
             </w:pPr>
-            <w:hyperlink w:history="1" r:id="rIdkkbx2k4-1bybasgwbah03">
+            <w:hyperlink w:history="1" r:id="rIdgwrkemtzsnboyu6hs8gqf">
               <w:r>
                 <w:rPr>
                   <w:rFonts w:ascii="Arial" w:cs="Arial" w:eastAsia="Arial" w:hAnsi="Arial"/>
@@ -27906,7 +27906,7 @@
               <w:spacing w:after="10" w:before="0"/>
               <w:ind w:left="120"/>
             </w:pPr>
-            <w:hyperlink w:history="1" r:id="rIdxwhbmd3giwmym6ywvloda">
+            <w:hyperlink w:history="1" r:id="rIdfn_bk-uzvw_k2aae68umr">
               <w:r>
                 <w:rPr>
                   <w:rFonts w:ascii="Arial" w:cs="Arial" w:eastAsia="Arial" w:hAnsi="Arial"/>
@@ -28101,7 +28101,7 @@
             <w:pPr>
               <w:spacing w:after="20" w:before="0"/>
             </w:pPr>
-            <w:hyperlink w:history="1" r:id="rIdofy8k2rgggeldfeot8ka6">
+            <w:hyperlink w:history="1" r:id="rIdymoztmlgz0r7y045ngyrp">
               <w:r>
                 <w:rPr>
                   <w:rFonts w:ascii="Arial" w:cs="Arial" w:eastAsia="Arial" w:hAnsi="Arial"/>
@@ -28150,7 +28150,7 @@
               <w:spacing w:after="10" w:before="0"/>
               <w:ind w:left="120"/>
             </w:pPr>
-            <w:hyperlink w:history="1" r:id="rIdjgov5snjnj-1ueopkhkkm">
+            <w:hyperlink w:history="1" r:id="rIdyeofcqxgtgsypcburnv8d">
               <w:r>
                 <w:rPr>
                   <w:rFonts w:ascii="Arial" w:cs="Arial" w:eastAsia="Arial" w:hAnsi="Arial"/>
@@ -28195,7 +28195,7 @@
             <w:pPr>
               <w:spacing w:after="20" w:before="0"/>
             </w:pPr>
-            <w:hyperlink w:history="1" r:id="rIdsdbhiml9mryqlnarhiwbt">
+            <w:hyperlink w:history="1" r:id="rIdbttt9tqylkubtbdrhkfgv">
               <w:r>
                 <w:rPr>
                   <w:rFonts w:ascii="Arial" w:cs="Arial" w:eastAsia="Arial" w:hAnsi="Arial"/>
@@ -28228,7 +28228,7 @@
               <w:spacing w:after="10" w:before="0"/>
               <w:ind w:left="120"/>
             </w:pPr>
-            <w:hyperlink w:history="1" r:id="rIdfqe83e5aqgfihxsrfwr_r">
+            <w:hyperlink w:history="1" r:id="rIdbrlgud4f0mybuzi20c8bd">
               <w:r>
                 <w:rPr>
                   <w:rFonts w:ascii="Arial" w:cs="Arial" w:eastAsia="Arial" w:hAnsi="Arial"/>
@@ -28423,7 +28423,7 @@
             <w:pPr>
               <w:spacing w:after="20" w:before="0"/>
             </w:pPr>
-            <w:hyperlink w:history="1" r:id="rIdg8-oelahlluosop61zvfc">
+            <w:hyperlink w:history="1" r:id="rId9dfvintv9dla_nib6soys">
               <w:r>
                 <w:rPr>
                   <w:rFonts w:ascii="Arial" w:cs="Arial" w:eastAsia="Arial" w:hAnsi="Arial"/>
@@ -28472,7 +28472,7 @@
               <w:spacing w:after="10" w:before="0"/>
               <w:ind w:left="120"/>
             </w:pPr>
-            <w:hyperlink w:history="1" r:id="rIdnxxs1vkm0ife0vxwymfw_">
+            <w:hyperlink w:history="1" r:id="rIddoum0v_p6bf3ugcytuk4r">
               <w:r>
                 <w:rPr>
                   <w:rFonts w:ascii="Arial" w:cs="Arial" w:eastAsia="Arial" w:hAnsi="Arial"/>
@@ -28517,7 +28517,7 @@
             <w:pPr>
               <w:spacing w:after="20" w:before="0"/>
             </w:pPr>
-            <w:hyperlink w:history="1" r:id="rId6mrdtcqhpngqr30oopmrp">
+            <w:hyperlink w:history="1" r:id="rIdmxlj8uy8sgtrds9xsgnpb">
               <w:r>
                 <w:rPr>
                   <w:rFonts w:ascii="Arial" w:cs="Arial" w:eastAsia="Arial" w:hAnsi="Arial"/>
@@ -28550,7 +28550,7 @@
               <w:spacing w:after="10" w:before="0"/>
               <w:ind w:left="120"/>
             </w:pPr>
-            <w:hyperlink w:history="1" r:id="rId65pu3suiynfflgi6ulc8b">
+            <w:hyperlink w:history="1" r:id="rId1pal8gdrdyqapjwivbswy">
               <w:r>
                 <w:rPr>
                   <w:rFonts w:ascii="Arial" w:cs="Arial" w:eastAsia="Arial" w:hAnsi="Arial"/>
@@ -29062,7 +29062,7 @@
         </w:rPr>
         <w:t xml:space="preserve">© 2026 SeaVuria and ARES. Aligned with KICD objectives. Developed by SeaVuria; technical implementation by ARES (with AI assistance from Claude). Licensed under </w:t>
       </w:r>
-      <w:hyperlink w:history="1" r:id="rIdkpoo4pqxdpvoch5oniid3">
+      <w:hyperlink w:history="1" r:id="rIdv5oc6dtqfbmpyzmqj1kdj">
         <w:r>
           <w:rPr>
             <w:rFonts w:ascii="Arial" w:cs="Arial" w:eastAsia="Arial" w:hAnsi="Arial"/>
@@ -29083,7 +29083,7 @@
         </w:rPr>
         <w:t xml:space="preserve"> (</w:t>
       </w:r>
-      <w:hyperlink w:history="1" r:id="rId-kyswxebhnvj_cnc-a4ro">
+      <w:hyperlink w:history="1" r:id="rId3qdidudbfg_lgd37fjrri">
         <w:r>
           <w:rPr>
             <w:rFonts w:ascii="Arial" w:cs="Arial" w:eastAsia="Arial" w:hAnsi="Arial"/>
@@ -30113,7 +30113,7 @@
               <w:spacing w:after="10" w:before="0"/>
               <w:ind w:left="120"/>
             </w:pPr>
-            <w:hyperlink w:history="1" r:id="rIdlehgtidxfnwmhj0btuoa8">
+            <w:hyperlink w:history="1" r:id="rIdb4xgypjrmed8x-twtamta">
               <w:r>
                 <w:rPr>
                   <w:rFonts w:ascii="Arial" w:cs="Arial" w:eastAsia="Arial" w:hAnsi="Arial"/>
@@ -30173,7 +30173,7 @@
             <w:pPr>
               <w:spacing w:after="20" w:before="0"/>
             </w:pPr>
-            <w:hyperlink w:history="1" r:id="rIdn8wxjzdou4h79d6lnotny">
+            <w:hyperlink w:history="1" r:id="rIdzuglmnyozxtuqwizypvuw">
               <w:r>
                 <w:rPr>
                   <w:rFonts w:ascii="Arial" w:cs="Arial" w:eastAsia="Arial" w:hAnsi="Arial"/>
@@ -30222,7 +30222,7 @@
               <w:spacing w:after="10" w:before="0"/>
               <w:ind w:left="120"/>
             </w:pPr>
-            <w:hyperlink w:history="1" r:id="rIdyqt1tp0kycgvxgwv1jgtp">
+            <w:hyperlink w:history="1" r:id="rId7uayqxchplxmco-q3-kav">
               <w:r>
                 <w:rPr>
                   <w:rFonts w:ascii="Arial" w:cs="Arial" w:eastAsia="Arial" w:hAnsi="Arial"/>
@@ -30434,7 +30434,7 @@
               <w:spacing w:after="10" w:before="0"/>
               <w:ind w:left="120"/>
             </w:pPr>
-            <w:hyperlink w:history="1" r:id="rIdx4arvp8zoiawhs0hkrb2m">
+            <w:hyperlink w:history="1" r:id="rIdyyk1pfeftpxltl9bb0rye">
               <w:r>
                 <w:rPr>
                   <w:rFonts w:ascii="Arial" w:cs="Arial" w:eastAsia="Arial" w:hAnsi="Arial"/>
@@ -30494,7 +30494,7 @@
             <w:pPr>
               <w:spacing w:after="20" w:before="0"/>
             </w:pPr>
-            <w:hyperlink w:history="1" r:id="rIdb70-5sulcsrrkp6wt-cs0">
+            <w:hyperlink w:history="1" r:id="rId2cdfidl3unl7g5uza6msn">
               <w:r>
                 <w:rPr>
                   <w:rFonts w:ascii="Arial" w:cs="Arial" w:eastAsia="Arial" w:hAnsi="Arial"/>
@@ -30543,7 +30543,7 @@
               <w:spacing w:after="10" w:before="0"/>
               <w:ind w:left="120"/>
             </w:pPr>
-            <w:hyperlink w:history="1" r:id="rId3t0rmdxur57p9oiaiptkm">
+            <w:hyperlink w:history="1" r:id="rIdcekch-q6bid583w5majgb">
               <w:r>
                 <w:rPr>
                   <w:rFonts w:ascii="Arial" w:cs="Arial" w:eastAsia="Arial" w:hAnsi="Arial"/>
@@ -30755,7 +30755,7 @@
               <w:spacing w:after="10" w:before="0"/>
               <w:ind w:left="120"/>
             </w:pPr>
-            <w:hyperlink w:history="1" r:id="rId3nvjihohk2k7ystkeliv7">
+            <w:hyperlink w:history="1" r:id="rId8blhi_i4o_hypwmn_un98">
               <w:r>
                 <w:rPr>
                   <w:rFonts w:ascii="Arial" w:cs="Arial" w:eastAsia="Arial" w:hAnsi="Arial"/>
@@ -30815,7 +30815,7 @@
             <w:pPr>
               <w:spacing w:after="20" w:before="0"/>
             </w:pPr>
-            <w:hyperlink w:history="1" r:id="rIdxln1ctbwsluytitevevwm">
+            <w:hyperlink w:history="1" r:id="rIdlwfq4vqz4tfywdwjltesr">
               <w:r>
                 <w:rPr>
                   <w:rFonts w:ascii="Arial" w:cs="Arial" w:eastAsia="Arial" w:hAnsi="Arial"/>
@@ -30864,7 +30864,7 @@
               <w:spacing w:after="10" w:before="0"/>
               <w:ind w:left="120"/>
             </w:pPr>
-            <w:hyperlink w:history="1" r:id="rIdu4aq_eceqgchussghhnfy">
+            <w:hyperlink w:history="1" r:id="rIdpopq73zfi-4jbjtllabmm">
               <w:r>
                 <w:rPr>
                   <w:rFonts w:ascii="Arial" w:cs="Arial" w:eastAsia="Arial" w:hAnsi="Arial"/>
@@ -31076,7 +31076,7 @@
               <w:spacing w:after="10" w:before="0"/>
               <w:ind w:left="120"/>
             </w:pPr>
-            <w:hyperlink w:history="1" r:id="rIdjbfzhywuynnzfpvrjonna">
+            <w:hyperlink w:history="1" r:id="rIdch-vbe3mficyijfqofh0j">
               <w:r>
                 <w:rPr>
                   <w:rFonts w:ascii="Arial" w:cs="Arial" w:eastAsia="Arial" w:hAnsi="Arial"/>
@@ -31136,7 +31136,7 @@
             <w:pPr>
               <w:spacing w:after="20" w:before="0"/>
             </w:pPr>
-            <w:hyperlink w:history="1" r:id="rIdgq0d4yyjk75xezkxwe__c">
+            <w:hyperlink w:history="1" r:id="rIdzth_n4dwacpl1skpumbnk">
               <w:r>
                 <w:rPr>
                   <w:rFonts w:ascii="Arial" w:cs="Arial" w:eastAsia="Arial" w:hAnsi="Arial"/>
@@ -31185,7 +31185,7 @@
               <w:spacing w:after="10" w:before="0"/>
               <w:ind w:left="120"/>
             </w:pPr>
-            <w:hyperlink w:history="1" r:id="rId9or3lmvqncge-zh0uy5rm">
+            <w:hyperlink w:history="1" r:id="rId1ygl-rzuzldaox5deto_u">
               <w:r>
                 <w:rPr>
                   <w:rFonts w:ascii="Arial" w:cs="Arial" w:eastAsia="Arial" w:hAnsi="Arial"/>
@@ -31397,7 +31397,7 @@
               <w:spacing w:after="10" w:before="0"/>
               <w:ind w:left="120"/>
             </w:pPr>
-            <w:hyperlink w:history="1" r:id="rIdktpfn3roe2tbmwiej_ozm">
+            <w:hyperlink w:history="1" r:id="rIdyvi_q4vwitwlx8dvsu5ul">
               <w:r>
                 <w:rPr>
                   <w:rFonts w:ascii="Arial" w:cs="Arial" w:eastAsia="Arial" w:hAnsi="Arial"/>
@@ -31457,7 +31457,7 @@
             <w:pPr>
               <w:spacing w:after="20" w:before="0"/>
             </w:pPr>
-            <w:hyperlink w:history="1" r:id="rIdivrr7ioc3pvqeqjsbdhid">
+            <w:hyperlink w:history="1" r:id="rIdmblel-imbva4t4g59ng-g">
               <w:r>
                 <w:rPr>
                   <w:rFonts w:ascii="Arial" w:cs="Arial" w:eastAsia="Arial" w:hAnsi="Arial"/>
@@ -31506,7 +31506,7 @@
               <w:spacing w:after="10" w:before="0"/>
               <w:ind w:left="120"/>
             </w:pPr>
-            <w:hyperlink w:history="1" r:id="rIdf1cc9gulsm6dmfsbrfshd">
+            <w:hyperlink w:history="1" r:id="rIdpg6kvzsiqb0xhfomfxvhd">
               <w:r>
                 <w:rPr>
                   <w:rFonts w:ascii="Arial" w:cs="Arial" w:eastAsia="Arial" w:hAnsi="Arial"/>
@@ -32018,7 +32018,7 @@
         </w:rPr>
         <w:t xml:space="preserve">© 2026 SeaVuria and ARES. Aligned with KICD objectives. Developed by SeaVuria; technical implementation by ARES (with AI assistance from Claude). Licensed under </w:t>
       </w:r>
-      <w:hyperlink w:history="1" r:id="rIdcnvhqt7rm7divjbsq3aoo">
+      <w:hyperlink w:history="1" r:id="rIdhoscqmnzvxfndprxllt9f">
         <w:r>
           <w:rPr>
             <w:rFonts w:ascii="Arial" w:cs="Arial" w:eastAsia="Arial" w:hAnsi="Arial"/>
@@ -32039,7 +32039,7 @@
         </w:rPr>
         <w:t xml:space="preserve"> (</w:t>
       </w:r>
-      <w:hyperlink w:history="1" r:id="rIdhzpoq_p5seczpmm666ral">
+      <w:hyperlink w:history="1" r:id="rId3ud4mdosbydkdsphcvyy3">
         <w:r>
           <w:rPr>
             <w:rFonts w:ascii="Arial" w:cs="Arial" w:eastAsia="Arial" w:hAnsi="Arial"/>

--- a/data/outputs/v2/Grade11/Biology/Lesson_Plans/SS2.2_Growth_and_Development_in_Plants/Biology_Growth_and_Development_in_Plants_CBE_LessonSequence.docx
+++ b/data/outputs/v2/Grade11/Biology/Lesson_Plans/SS2.2_Growth_and_Development_in_Plants/Biology_Growth_and_Development_in_Plants_CBE_LessonSequence.docx
@@ -977,7 +977,7 @@
                 <w:sz w:val="18"/>
                 <w:szCs w:val="18"/>
               </w:rPr>
-              <w:t xml:space="preserve">–  Creativity and Imagination: Learners design experiments and build and revise models of germination and growth.</w:t>
+              <w:t xml:space="preserve">–  Creativity and Imagination: Learners design experiments and build and revise models.</w:t>
             </w:r>
           </w:p>
           <w:p>
@@ -997,7 +997,7 @@
                 <w:sz w:val="18"/>
                 <w:szCs w:val="18"/>
               </w:rPr>
-              <w:t xml:space="preserve">–  Digital Literacy: Learners use the maize and bean time-lapse videos and other digital resources, with teacher-prepared alternatives when offline.</w:t>
+              <w:t xml:space="preserve">–  Digital Literacy: Learners use the maize and bean time-lapse videos and other digital resources, with teacher-prepared alternatives where there is no connectivity.</w:t>
             </w:r>
           </w:p>
         </w:tc>
@@ -1084,7 +1084,7 @@
                 <w:sz w:val="18"/>
                 <w:szCs w:val="18"/>
               </w:rPr>
-              <w:t xml:space="preserve">–  Patriotism: The learner demonstrates devotion to the country/community while sharing seedlings with the school community for environmental conservation, and links healthy plant growth to Kenya's food security.</w:t>
+              <w:t xml:space="preserve">–  Patriotism: The learner demonstrates devotion to the country/community while sharing seedlings with the school community for environmental conservation, and links healthy plant growth to Kenya's food security and agricultural development.</w:t>
             </w:r>
           </w:p>
           <w:p>
@@ -1211,7 +1211,7 @@
                 <w:sz w:val="18"/>
                 <w:szCs w:val="18"/>
               </w:rPr>
-              <w:t xml:space="preserve">–  Asking Questions and Defining Problems: Learners post questions about the maize and bean phenomenon on the Driving Question Board.</w:t>
+              <w:t xml:space="preserve">–  Asking Questions: Learners write questions after the time-lapse videos and post them on the Driving Question Board.</w:t>
             </w:r>
           </w:p>
           <w:p>
@@ -1231,7 +1231,7 @@
                 <w:sz w:val="18"/>
                 <w:szCs w:val="18"/>
               </w:rPr>
-              <w:t xml:space="preserve">–  Developing and Using Models: Learners draw an initial model in Lesson 1 and revise it as they learn about seeds, dormancy, germination, growth and hormones.</w:t>
+              <w:t xml:space="preserve">–  Developing and Using Models: Learners draw initial models of maize and bean growth and revise them after each lesson, including models of secondary growth.</w:t>
             </w:r>
           </w:p>
           <w:p>
@@ -1251,7 +1251,7 @@
                 <w:sz w:val="18"/>
                 <w:szCs w:val="18"/>
               </w:rPr>
-              <w:t xml:space="preserve">–  Planning and Carrying Out Investigations: Learners test conditions for germination, compare hypogeal and epigeal germination, and break dormancy using maize and bean seeds.</w:t>
+              <w:t xml:space="preserve">–  Planning and Carrying Out Investigations: Learners test conditions for germination, types of germination and regions of growth using maize and bean seeds.</w:t>
             </w:r>
           </w:p>
           <w:p>
@@ -1271,7 +1271,7 @@
                 <w:sz w:val="18"/>
                 <w:szCs w:val="18"/>
               </w:rPr>
-              <w:t xml:space="preserve">–  Analyzing and Interpreting Data: Learners record seedling height and stem width and draw growth curves.</w:t>
+              <w:t xml:space="preserve">–  Analyzing and Interpreting Data: Learners record seedling height or stem width and draw growth curves.</w:t>
             </w:r>
           </w:p>
           <w:p>
@@ -1291,7 +1291,7 @@
                 <w:sz w:val="18"/>
                 <w:szCs w:val="18"/>
               </w:rPr>
-              <w:t xml:space="preserve">–  Constructing Explanations: Learners explain the differences in germination, emergence and growth using evidence.</w:t>
+              <w:t xml:space="preserve">–  Constructing Explanations: Learners explain differences in germination, emergence and growth using evidence on seed structure, dormancy, conditions and hormones.</w:t>
             </w:r>
           </w:p>
           <w:p>
@@ -1311,7 +1311,7 @@
                 <w:sz w:val="18"/>
                 <w:szCs w:val="18"/>
               </w:rPr>
-              <w:t xml:space="preserve">–  Engaging in Argument from Evidence: Learners defend explanations and respond to peers' ideas.</w:t>
+              <w:t xml:space="preserve">–  Engaging in Argument from Evidence: Learners discuss and defend explanations with peers.</w:t>
             </w:r>
           </w:p>
           <w:p>
@@ -1331,7 +1331,7 @@
                 <w:sz w:val="18"/>
                 <w:szCs w:val="18"/>
               </w:rPr>
-              <w:t xml:space="preserve">–  Obtaining, Evaluating and Communicating Information: Learners use readings, videos and microscope sections to share findings.</w:t>
+              <w:t xml:space="preserve">–  Obtaining, Evaluating and Communicating Information: Learners use readings, videos and animations on hormones and growth.</w:t>
             </w:r>
           </w:p>
         </w:tc>
@@ -1438,7 +1438,7 @@
                 <w:sz w:val="18"/>
                 <w:szCs w:val="18"/>
               </w:rPr>
-              <w:t xml:space="preserve">–  Food security and nutrition, sustainable agriculture and agricultural productivity: Understanding germination and growth helps improve crop establishment and yields of maize and beans.</w:t>
+              <w:t xml:space="preserve">–  Food security and nutrition: Understanding germination and growth supports better maize and bean production.</w:t>
             </w:r>
           </w:p>
           <w:p>
@@ -1458,7 +1458,7 @@
                 <w:sz w:val="18"/>
                 <w:szCs w:val="18"/>
               </w:rPr>
-              <w:t xml:space="preserve">–  Climate change and adaptation, environmental and water conservation: Learners relate rainfall and soil moisture to germination and growth.</w:t>
+              <w:t xml:space="preserve">–  Climate change and adaptation: Rainfall and temperature affect germination and crop establishment.</w:t>
             </w:r>
           </w:p>
           <w:p>
@@ -1478,7 +1478,27 @@
                 <w:sz w:val="18"/>
                 <w:szCs w:val="18"/>
               </w:rPr>
-              <w:t xml:space="preserve">–  Technology and innovation: Learners use time-lapse videos and plant hormone applications in agriculture.</w:t>
+              <w:t xml:space="preserve">–  Sustainable agriculture, environmental conservation and water conservation: Use of resources in crop and seedling production.</w:t>
+            </w:r>
+          </w:p>
+          <w:p>
+            <w:pPr>
+              <w:spacing w:after="30" w:before="0"/>
+              <w:ind w:left="360" w:hanging="180"/>
+              <w:jc w:val="left"/>
+            </w:pPr>
+            <w:r>
+              <w:rPr>
+                <w:rFonts w:ascii="Arial" w:cs="Arial" w:eastAsia="Arial" w:hAnsi="Arial"/>
+                <w:b w:val="false"/>
+                <w:bCs w:val="false"/>
+                <w:i w:val="false"/>
+                <w:iCs w:val="false"/>
+                <w:color w:val="000000"/>
+                <w:sz w:val="18"/>
+                <w:szCs w:val="18"/>
+              </w:rPr>
+              <w:t xml:space="preserve">–  Technology and innovation: Use of hormones and time-lapse technology in agriculture.</w:t>
             </w:r>
           </w:p>
         </w:tc>
@@ -1711,7 +1731,7 @@
                 <w:sz w:val="18"/>
                 <w:szCs w:val="18"/>
               </w:rPr>
-              <w:t xml:space="preserve">This unit uses a farmer's maize and bean field after rainfall as an anchoring phenomenon to explain why seeds germinate at different times, some fail to germinate, and plants grow differently. Learners investigate seed structure, dormancy, germination, primary and secondary growth, growth measurement and hormones using locally available seeds and low-cost materials. They revise a cumulative model and use the Driving Question Board throughout, and the unit ends with a tree nursery project using natural rooting hormones.</w:t>
+              <w:t xml:space="preserve">This unit uses the puzzle of uneven germination, emergence and growth in a farmer's maize and beans to drive learning about seed structure, dormancy, germination, primary and secondary growth, growth measurement and hormones. Learners start with time-lapse videos, predict, investigate with locally available seeds in small groups, and revise a cumulative model each lesson. The unit ends in a tree nursery project in which stem cuttings are rooted using natural hormone sources such as bulb onions, Aloe and cinnamon.</w:t>
             </w:r>
           </w:p>
         </w:tc>
@@ -1900,7 +1920,7 @@
                 <w:sz w:val="18"/>
                 <w:szCs w:val="18"/>
               </w:rPr>
-              <w:t xml:space="preserve">A farmer plants maize and beans on the same day after rainfall. Time-lapse videos show the seeds germinating and the seedlings growing. Some seeds germinate within a few days, while others take longer, and some fail to germinate even though they appear healthy. As the plants grow, stems become taller and thicker, roots extend deeper, and some plants develop branches. It is puzzling because the seeds were planted together under the same rain, yet they behave differently. Learners must explain what causes these differences in germination, emergence and growth.</w:t>
+              <w:t xml:space="preserve">A farmer plants maize and beans on the same day after rainfall. Some seeds germinate within a few days, while others take longer. Some seeds fail to germinate even though they appear healthy. As the plants grow, the stems become taller and thicker, roots extend deeper, and some plants develop branches. Learners first watch time-lapse videos of a bean seedling and a maize seedling germinating and growing, so they see the process before explaining it. It is puzzling because the seeds were planted on the same day, in the same field, with the same rain, yet they behave very differently. Healthy-looking seeds do not germinate, maize and beans emerge differently, and growth is not just getting taller since stems also thicken and branch. What explains these differences?</w:t>
             </w:r>
           </w:p>
         </w:tc>
@@ -1966,45 +1986,45 @@
                 <w:sz w:val="18"/>
                 <w:szCs w:val="18"/>
               </w:rPr>
-              <w:t xml:space="preserve">Lesson 1: The learner gets to know the phenomena. Watch the time-lapse videos of maize and beans (Bean Time-Lapse - 25 days | Soil cross section; Growing corn time lapse), draw initial models, write questions and post them on the Driving Question Board. Question raised: What is growth and development?</w:t>
-            </w:r>
-          </w:p>
-          <w:p>
-            <w:pPr>
-              <w:spacing w:after="40" w:before="0"/>
-              <w:jc w:val="left"/>
-            </w:pPr>
-            <w:r>
-              <w:rPr>
-                <w:rFonts w:ascii="Arial" w:cs="Arial" w:eastAsia="Arial" w:hAnsi="Arial"/>
-                <w:b w:val="false"/>
-                <w:bCs w:val="false"/>
-                <w:i w:val="false"/>
-                <w:iCs w:val="false"/>
-                <w:color w:val="000000"/>
-                <w:sz w:val="18"/>
-                <w:szCs w:val="18"/>
-              </w:rPr>
-              <w:t xml:space="preserve">Lesson 2: Meaning of growth and development. Structure of the seed (monocot and dicot). Discuss the meaning of growth and development, then observe, draw and label monocot and dicot seeds and discuss the functions of the structures with peers. Question raised: What is seed dormancy?</w:t>
-            </w:r>
-          </w:p>
-          <w:p>
-            <w:pPr>
-              <w:spacing w:after="40" w:before="0"/>
-              <w:jc w:val="left"/>
-            </w:pPr>
-            <w:r>
-              <w:rPr>
-                <w:rFonts w:ascii="Arial" w:cs="Arial" w:eastAsia="Arial" w:hAnsi="Arial"/>
-                <w:b w:val="false"/>
-                <w:bCs w:val="false"/>
-                <w:i w:val="false"/>
-                <w:iCs w:val="false"/>
-                <w:color w:val="000000"/>
-                <w:sz w:val="18"/>
-                <w:szCs w:val="18"/>
-              </w:rPr>
-              <w:t xml:space="preserve">Lesson 3: Seed dormancy. Examine seed specimens to identify causes of seed dormancy and discuss with peers; carry out activities to demonstrate ways of breaking seed dormancy (Khan Academy video on seed dormancy where available). Question raised: How does germination occur?</w:t>
+              <w:t xml:space="preserve">Lesson 1: The learner gets to know the phenomena. Watch the time-lapse videos of maize and beans (Bean Time-Lapse - 25 days | Soil cross section; Growing corn time lapse), draw initial models, and write questions to post on the Driving Question Board. Question raised: What is growth and development?</w:t>
+            </w:r>
+          </w:p>
+          <w:p>
+            <w:pPr>
+              <w:spacing w:after="40" w:before="0"/>
+              <w:jc w:val="left"/>
+            </w:pPr>
+            <w:r>
+              <w:rPr>
+                <w:rFonts w:ascii="Arial" w:cs="Arial" w:eastAsia="Arial" w:hAnsi="Arial"/>
+                <w:b w:val="false"/>
+                <w:bCs w:val="false"/>
+                <w:i w:val="false"/>
+                <w:iCs w:val="false"/>
+                <w:color w:val="000000"/>
+                <w:sz w:val="18"/>
+                <w:szCs w:val="18"/>
+              </w:rPr>
+              <w:t xml:space="preserve">Lesson 2: Meaning of growth and development. Structure of the seed (monocot and dicot). Discuss the meaning of growth and development, observe, draw and label monocot and dicot seeds, and discuss the functions of the structures with peers. Question raised: What is seed dormancy?</w:t>
+            </w:r>
+          </w:p>
+          <w:p>
+            <w:pPr>
+              <w:spacing w:after="40" w:before="0"/>
+              <w:jc w:val="left"/>
+            </w:pPr>
+            <w:r>
+              <w:rPr>
+                <w:rFonts w:ascii="Arial" w:cs="Arial" w:eastAsia="Arial" w:hAnsi="Arial"/>
+                <w:b w:val="false"/>
+                <w:bCs w:val="false"/>
+                <w:i w:val="false"/>
+                <w:iCs w:val="false"/>
+                <w:color w:val="000000"/>
+                <w:sz w:val="18"/>
+                <w:szCs w:val="18"/>
+              </w:rPr>
+              <w:t xml:space="preserve">Lesson 3: Seed dormancy. Examine seed specimens to identify causes of seed dormancy and discuss with peers; carry out activities to demonstrate ways of breaking seed dormancy. Question raised: How does germination occur?</w:t>
             </w:r>
           </w:p>
           <w:p>
@@ -2042,102 +2062,102 @@
                 <w:sz w:val="18"/>
                 <w:szCs w:val="18"/>
               </w:rPr>
-              <w:t xml:space="preserve">Lesson 5: Germination continued. Set up and analyze the germination investigations, compare hypogeal and epigeal germination, and revise models. Question raised: How do plants show growth?</w:t>
-            </w:r>
-          </w:p>
-          <w:p>
-            <w:pPr>
-              <w:spacing w:after="40" w:before="0"/>
-              <w:jc w:val="left"/>
-            </w:pPr>
-            <w:r>
-              <w:rPr>
-                <w:rFonts w:ascii="Arial" w:cs="Arial" w:eastAsia="Arial" w:hAnsi="Arial"/>
-                <w:b w:val="false"/>
-                <w:bCs w:val="false"/>
-                <w:i w:val="false"/>
-                <w:iCs w:val="false"/>
-                <w:color w:val="000000"/>
-                <w:sz w:val="18"/>
-                <w:szCs w:val="18"/>
-              </w:rPr>
-              <w:t xml:space="preserve">Lesson 6: Primary and secondary growth. Observe sections of stems under a microscope or photomicrographs, draw and label them, and use drawings and models to illustrate stages of secondary growth. Question raised: How can you measure growth in plants?</w:t>
-            </w:r>
-          </w:p>
-          <w:p>
-            <w:pPr>
-              <w:spacing w:after="40" w:before="0"/>
-              <w:jc w:val="left"/>
-            </w:pPr>
-            <w:r>
-              <w:rPr>
-                <w:rFonts w:ascii="Arial" w:cs="Arial" w:eastAsia="Arial" w:hAnsi="Arial"/>
-                <w:b w:val="false"/>
-                <w:bCs w:val="false"/>
-                <w:i w:val="false"/>
-                <w:iCs w:val="false"/>
-                <w:color w:val="000000"/>
-                <w:sz w:val="18"/>
-                <w:szCs w:val="18"/>
-              </w:rPr>
-              <w:t xml:space="preserve">Lesson 7: Primary and secondary growth continued. Model secondary growth in a woody dicot, and use seedlings to determine regions of growth in plants and discuss with peers. Question raised: How can you measure growth in plants?</w:t>
-            </w:r>
-          </w:p>
-          <w:p>
-            <w:pPr>
-              <w:spacing w:after="40" w:before="0"/>
-              <w:jc w:val="left"/>
-            </w:pPr>
-            <w:r>
-              <w:rPr>
-                <w:rFonts w:ascii="Arial" w:cs="Arial" w:eastAsia="Arial" w:hAnsi="Arial"/>
-                <w:b w:val="false"/>
-                <w:bCs w:val="false"/>
-                <w:i w:val="false"/>
-                <w:iCs w:val="false"/>
-                <w:color w:val="000000"/>
-                <w:sz w:val="18"/>
-                <w:szCs w:val="18"/>
-              </w:rPr>
-              <w:t xml:space="preserve">Lesson 8: Measurement of growth and growth curves. Record seedling height and stem width data, draw growth curves and discuss with peers. Question raised: Do we have hormones in plants?</w:t>
-            </w:r>
-          </w:p>
-          <w:p>
-            <w:pPr>
-              <w:spacing w:after="40" w:before="0"/>
-              <w:jc w:val="left"/>
-            </w:pPr>
-            <w:r>
-              <w:rPr>
-                <w:rFonts w:ascii="Arial" w:cs="Arial" w:eastAsia="Arial" w:hAnsi="Arial"/>
-                <w:b w:val="false"/>
-                <w:bCs w:val="false"/>
-                <w:i w:val="false"/>
-                <w:iCs w:val="false"/>
-                <w:color w:val="000000"/>
-                <w:sz w:val="18"/>
-                <w:szCs w:val="18"/>
-              </w:rPr>
-              <w:t xml:space="preserve">Lesson 9: Role of hormones in plant growth and development. Watch a video showing the effects of plant hormones, read on the functions of major plant hormones including apical dominance, and relate them to agriculture.</w:t>
-            </w:r>
-          </w:p>
-          <w:p>
-            <w:pPr>
-              <w:spacing w:after="40" w:before="0"/>
-              <w:jc w:val="left"/>
-            </w:pPr>
-            <w:r>
-              <w:rPr>
-                <w:rFonts w:ascii="Arial" w:cs="Arial" w:eastAsia="Arial" w:hAnsi="Arial"/>
-                <w:b w:val="false"/>
-                <w:bCs w:val="false"/>
-                <w:i w:val="false"/>
-                <w:iCs w:val="false"/>
-                <w:color w:val="000000"/>
-                <w:sz w:val="18"/>
-                <w:szCs w:val="18"/>
-              </w:rPr>
-              <w:t xml:space="preserve">Lesson 10: Synthesis and application. Complete the final cumulative model, revisit the Driving Question Board, explain the farmer's maize and bean differences, and plan the tree nursery project using stem cuttings and natural rooting hormones such as bulb onion, Aloe and cinnamon.</w:t>
+              <w:t xml:space="preserve">Lesson 5: Primary and secondary growth. Observe stem sections under a microscope, draw and label them, and use drawings and models to illustrate stages of secondary growth. Question raised: How can you measure growth in plants?</w:t>
+            </w:r>
+          </w:p>
+          <w:p>
+            <w:pPr>
+              <w:spacing w:after="40" w:before="0"/>
+              <w:jc w:val="left"/>
+            </w:pPr>
+            <w:r>
+              <w:rPr>
+                <w:rFonts w:ascii="Arial" w:cs="Arial" w:eastAsia="Arial" w:hAnsi="Arial"/>
+                <w:b w:val="false"/>
+                <w:bCs w:val="false"/>
+                <w:i w:val="false"/>
+                <w:iCs w:val="false"/>
+                <w:color w:val="000000"/>
+                <w:sz w:val="18"/>
+                <w:szCs w:val="18"/>
+              </w:rPr>
+              <w:t xml:space="preserve">Lesson 6: Measurement of growth and growth curves. Use seedlings to determine regions of growth, record data, draw growth curves and discuss regions of growth with peers. Question raised: Do we have hormones in plants?</w:t>
+            </w:r>
+          </w:p>
+          <w:p>
+            <w:pPr>
+              <w:spacing w:after="40" w:before="0"/>
+              <w:jc w:val="left"/>
+            </w:pPr>
+            <w:r>
+              <w:rPr>
+                <w:rFonts w:ascii="Arial" w:cs="Arial" w:eastAsia="Arial" w:hAnsi="Arial"/>
+                <w:b w:val="false"/>
+                <w:bCs w:val="false"/>
+                <w:i w:val="false"/>
+                <w:iCs w:val="false"/>
+                <w:color w:val="000000"/>
+                <w:sz w:val="18"/>
+                <w:szCs w:val="18"/>
+              </w:rPr>
+              <w:t xml:space="preserve">Lesson 7: Role of hormones in plant growth and development. Watch a video on the effect of plant hormones, read about the roles and functions of plant hormones (including apical dominance), and revise the model to explain the differences in germination, emergence and growth of maize and beans.</w:t>
+            </w:r>
+          </w:p>
+          <w:p>
+            <w:pPr>
+              <w:spacing w:after="40" w:before="0"/>
+              <w:jc w:val="left"/>
+            </w:pPr>
+            <w:r>
+              <w:rPr>
+                <w:rFonts w:ascii="Arial" w:cs="Arial" w:eastAsia="Arial" w:hAnsi="Arial"/>
+                <w:b w:val="false"/>
+                <w:bCs w:val="false"/>
+                <w:i w:val="false"/>
+                <w:iCs w:val="false"/>
+                <w:color w:val="000000"/>
+                <w:sz w:val="18"/>
+                <w:szCs w:val="18"/>
+              </w:rPr>
+              <w:t xml:space="preserve">Lesson 8: Apply the hormone ideas to the tree nursery project by rooting stem cuttings with natural hormone sources (bulb onions, Aloe, cinnamon).</w:t>
+            </w:r>
+          </w:p>
+          <w:p>
+            <w:pPr>
+              <w:spacing w:after="40" w:before="0"/>
+              <w:jc w:val="left"/>
+            </w:pPr>
+            <w:r>
+              <w:rPr>
+                <w:rFonts w:ascii="Arial" w:cs="Arial" w:eastAsia="Arial" w:hAnsi="Arial"/>
+                <w:b w:val="false"/>
+                <w:bCs w:val="false"/>
+                <w:i w:val="false"/>
+                <w:iCs w:val="false"/>
+                <w:color w:val="000000"/>
+                <w:sz w:val="18"/>
+                <w:szCs w:val="18"/>
+              </w:rPr>
+              <w:t xml:space="preserve">Lesson 9: Consolidate the evidence from all lessons, finalise the cumulative model and explanation for the farmer's maize and beans, and review the Driving Question Board.</w:t>
+            </w:r>
+          </w:p>
+          <w:p>
+            <w:pPr>
+              <w:spacing w:after="40" w:before="0"/>
+              <w:jc w:val="left"/>
+            </w:pPr>
+            <w:r>
+              <w:rPr>
+                <w:rFonts w:ascii="Arial" w:cs="Arial" w:eastAsia="Arial" w:hAnsi="Arial"/>
+                <w:b w:val="false"/>
+                <w:bCs w:val="false"/>
+                <w:i w:val="false"/>
+                <w:iCs w:val="false"/>
+                <w:color w:val="000000"/>
+                <w:sz w:val="18"/>
+                <w:szCs w:val="18"/>
+              </w:rPr>
+              <w:t xml:space="preserve">Lesson 10: Present the final models and explanations, reflect on learning, and plan sharing and selling of seedlings to the community for conservation and income.</w:t>
             </w:r>
           </w:p>
         </w:tc>
@@ -2204,7 +2224,7 @@
                 <w:sz w:val="18"/>
                 <w:szCs w:val="18"/>
               </w:rPr>
-              <w:t xml:space="preserve">–  Maize seedlings (monocot) emerge with the seed remaining underground, while bean seedlings (dicot) push up with seed leaves above the soil.</w:t>
+              <w:t xml:space="preserve">–  Time-lapse video: Bean Time-Lapse - 25 days | Soil cross section, showing bean germination and root and shoot growth below and above the soil.</w:t>
             </w:r>
           </w:p>
           <w:p>
@@ -2224,47 +2244,7 @@
                 <w:sz w:val="18"/>
                 <w:szCs w:val="18"/>
               </w:rPr>
-              <w:t xml:space="preserve">–  Healthy-looking seeds fail to germinate until the seed coat is scratched or soaked in water, as with some hard-coated seeds.</w:t>
-            </w:r>
-          </w:p>
-          <w:p>
-            <w:pPr>
-              <w:spacing w:after="30" w:before="0"/>
-              <w:ind w:left="360" w:hanging="180"/>
-              <w:jc w:val="left"/>
-            </w:pPr>
-            <w:r>
-              <w:rPr>
-                <w:rFonts w:ascii="Arial" w:cs="Arial" w:eastAsia="Arial" w:hAnsi="Arial"/>
-                <w:b w:val="false"/>
-                <w:bCs w:val="false"/>
-                <w:i w:val="false"/>
-                <w:iCs w:val="false"/>
-                <w:color w:val="000000"/>
-                <w:sz w:val="18"/>
-                <w:szCs w:val="18"/>
-              </w:rPr>
-              <w:t xml:space="preserve">–  A tree trunk becomes thicker each year while the seedling tip keeps growing taller, shown by annual rings and elongating shoots.</w:t>
-            </w:r>
-          </w:p>
-          <w:p>
-            <w:pPr>
-              <w:spacing w:after="30" w:before="0"/>
-              <w:ind w:left="360" w:hanging="180"/>
-              <w:jc w:val="left"/>
-            </w:pPr>
-            <w:r>
-              <w:rPr>
-                <w:rFonts w:ascii="Arial" w:cs="Arial" w:eastAsia="Arial" w:hAnsi="Arial"/>
-                <w:b w:val="false"/>
-                <w:bCs w:val="false"/>
-                <w:i w:val="false"/>
-                <w:iCs w:val="false"/>
-                <w:color w:val="000000"/>
-                <w:sz w:val="18"/>
-                <w:szCs w:val="18"/>
-              </w:rPr>
-              <w:t xml:space="preserve">–  Pinching off the tip of a plant such as a bean or tea shoot makes side branches grow, while a stem cutting treated with bulb onion or Aloe extract grows roots.</w:t>
+              <w:t xml:space="preserve">–  Time-lapse video: Growing corn time lapse (#greentimelapse #gtl #timelapse), showing maize seedling germination and growth.</w:t>
             </w:r>
           </w:p>
         </w:tc>
@@ -2388,7 +2368,7 @@
         </w:rPr>
         <w:t xml:space="preserve">© 2026 SeaVuria and ARES. This work is licensed under a </w:t>
       </w:r>
-      <w:hyperlink w:history="1" r:id="rIdl7_omcqsmogty8clumsaj">
+      <w:hyperlink w:history="1" r:id="rIdtn4vlqopfxhxe49sr1xjy">
         <w:r>
           <w:rPr>
             <w:rFonts w:ascii="Arial" w:cs="Arial" w:eastAsia="Arial" w:hAnsi="Arial"/>
@@ -2408,7 +2388,7 @@
         </w:rPr>
         <w:t xml:space="preserve"> (</w:t>
       </w:r>
-      <w:hyperlink w:history="1" r:id="rIdqbxg9ev1irzo7zwyie1wk">
+      <w:hyperlink w:history="1" r:id="rIde7tgj-6blvz-6ninpwpgx">
         <w:r>
           <w:rPr>
             <w:rFonts w:ascii="Arial" w:cs="Arial" w:eastAsia="Arial" w:hAnsi="Arial"/>
@@ -2428,7 +2408,7 @@
         </w:rPr>
         <w:t xml:space="preserve">). To view a copy of this license, visit </w:t>
       </w:r>
-      <w:hyperlink w:history="1" r:id="rIdwqfam9mzlqvj2il08wuvn">
+      <w:hyperlink w:history="1" r:id="rIdnu_1fk9wjgsmga7micd4q">
         <w:r>
           <w:rPr>
             <w:rFonts w:ascii="Arial" w:cs="Arial" w:eastAsia="Arial" w:hAnsi="Arial"/>
@@ -2501,7 +2481,7 @@
                 <w:sz w:val="22"/>
                 <w:szCs w:val="22"/>
               </w:rPr>
-              <w:t xml:space="preserve">LESSON 1 (80 minutes (double period) or 2 x 40 minutes): The Farmer's Puzzle: Why Do Maize and Beans Behave Differently After the Same Rain?</w:t>
+              <w:t xml:space="preserve">LESSON 1 (80 minutes (double lesson); can be split into 2 x 40 minutes): Meeting the Phenomenon: Mr. Wafula's Maize and Beans</w:t>
             </w:r>
           </w:p>
         </w:tc>
@@ -2668,7 +2648,7 @@
                 <w:sz w:val="18"/>
                 <w:szCs w:val="18"/>
               </w:rPr>
-              <w:t xml:space="preserve">To launch the anchoring phenomenon: maize and beans planted on the same day after rainfall germinate, emerge and grow differently. Learners watch the time-lapse videos, draw initial models, write baseline explanations and generate questions that open the Driving Question Board (DQB).</w:t>
+              <w:t xml:space="preserve">To launch the unit by letting learners meet the phenomenon: maize H614 and bean Rosecoco planted on the same day, in the same field, after the same rain on Mr. Wafula's farm near Kitale, yet they germinate, emerge and grow differently. Learners observe, describe, draw their first models and post their questions on the Driving Question Board.</w:t>
             </w:r>
           </w:p>
         </w:tc>
@@ -2734,7 +2714,7 @@
                 <w:sz w:val="18"/>
                 <w:szCs w:val="18"/>
               </w:rPr>
-              <w:t xml:space="preserve">Learners begin to recognise that seeds planted together under the same rain can differ in germination time, emergence and growth pattern (stem height and thickness, root depth, branching). They name what they notice and wonder about, and identify the question to pursue next: What is growth and development? This links to the sub-strand outcome: distinguish between growth and development in living organisms.</w:t>
+              <w:t xml:space="preserve">Learners describe differences in germination, emergence and growth between maize and beans using the time-lapse events and Day 14 counts: Maize radicle Day 4, emergence Day 7, first leaf Day 10; Bean radicle Day 3, emergence Day 8, first true leaves Day 12, branching by Day 25. Maize 88 of 100 and beans 80 of 100 germinated by Day 14. Maize is taller from Day 14 onward. Learners recognise that growth is more than getting taller (stems also thicken and branch) and that healthy-looking seeds can fail to germinate.</w:t>
             </w:r>
           </w:p>
         </w:tc>
@@ -2800,7 +2780,7 @@
                 <w:sz w:val="18"/>
                 <w:szCs w:val="18"/>
               </w:rPr>
-              <w:t xml:space="preserve">Developing and using models (drawing and labelling initial models of a maize seed and a bean seed); Asking questions; Observing and recording patterns from time-lapse video; Constructing explanations (initial, unmarked); Communicating ideas in simple, clear scientific English.</w:t>
+              <w:t xml:space="preserve">Observing and recording from a time-lapse video; comparing two sets of data; drawing and labelling an initial model; asking testable scientific questions; communicating ideas in simple, clear scientific English (SEP: Developing and Using Models; Asking Questions; Analyzing and Interpreting Data).</w:t>
             </w:r>
           </w:p>
         </w:tc>
@@ -2866,7 +2846,7 @@
                 <w:sz w:val="18"/>
                 <w:szCs w:val="18"/>
               </w:rPr>
-              <w:t xml:space="preserve">Curiosity and willingness to wonder; respect for others' ideas (Unity: the learner works harmoniously with others); honesty in sharing baseline thinking without fear of being wrong; appreciation of the importance of growth and development in plants. Learning to Learn: the learner reflects on their own ideas and expects to adjust them later.</w:t>
+              <w:t xml:space="preserve">Curiosity about how crops grown by Kenyan farmers develop; willingness to share tentative ideas without fear of being wrong (Unity); respect for peers' ideas. Core competency: Learning to Learn, where the learner reflects on their own work and adjusts accordingly. PCI link: Financial Literacy, since a farmer's seed losses affect income.</w:t>
             </w:r>
           </w:p>
         </w:tc>
@@ -2932,7 +2912,7 @@
                 <w:sz w:val="18"/>
                 <w:szCs w:val="18"/>
               </w:rPr>
-              <w:t xml:space="preserve">How does growth occur in plants?</w:t>
+              <w:t xml:space="preserve">How does growth occur in plants? (Driving question: What causes the differences in germination, emergence and growth of maize and bean plants?)</w:t>
             </w:r>
           </w:p>
         </w:tc>
@@ -2998,7 +2978,7 @@
                 <w:sz w:val="18"/>
                 <w:szCs w:val="18"/>
               </w:rPr>
-              <w:t xml:space="preserve">Lesson 1 introduces the phenomenon and creates the need to know. Learners' baseline models and questions go onto the DQB and drive every later lesson: seed structure, dormancy, conditions for germination, types of germination, primary and secondary growth, growth curves and hormones. Learners return to these Day 1 models at the end of the unit to revise them with evidence. The lesson ends with the new question: What is growth and development?</w:t>
+              <w:t xml:space="preserve">This is the opening lesson. It builds on no earlier lesson. It sets the puzzle, records learners' baseline ideas and opens the DQB. The question it raises for Lesson 2 is: What is growth and development? Lesson 2 will then teach definitions and seed structure, so they are not taught here.</w:t>
             </w:r>
           </w:p>
         </w:tc>
@@ -3064,7 +3044,7 @@
                 <w:sz w:val="18"/>
                 <w:szCs w:val="18"/>
               </w:rPr>
-              <w:t xml:space="preserve">If learners handle real seeds, they should wash hands afterwards and must not eat seeds that are treated (dressed) with pesticide, often pink or red. Keep seeds away from the mouth. Arrange seating so learners can see the screen or demonstration without crowding. Keep walkways clear during DQB posting.</w:t>
+              <w:t xml:space="preserve">Handle seeds with clean hands; some commercial maize seed is treated with fungicide and must not be put in the mouth, so wash hands after handling. Keep walkways clear when learners move to the DQB. If the class is large, use groups of 5 to 6 and share one screen or the teacher's printed stills. If no electricity or internet is available, use the teacher-prepared still-image strips and the events table described below.</w:t>
             </w:r>
           </w:p>
         </w:tc>
@@ -3157,7 +3137,7 @@
                 <w:sz w:val="18"/>
                 <w:szCs w:val="18"/>
               </w:rPr>
-              <w:t xml:space="preserve">Teacher opens with a short story about a farmer in Nakuru County (Rift Valley) who plants maize and beans on the same day after the long rains and is puzzled by the results. Learners predict what will happen, then watch two time-lapse videos (Bean Time-Lapse - 25 days | Soil cross section; Growing corn time lapse #greentimelapse #gtl #timelapse). If there is no electricity or internet, the teacher uses a prepared alternative: a sequence of 6 to 8 large chalk or chart drawings or photographs showing day 0, 3, 7, 14 and 25, plus a teacher-narrated script, and real soaked and sprouted maize and bean seeds on a tray. Learners record 'I notice' and 'I wonder' statements using Think-Pair-Share, then individually draw initial models of a maize seed and a bean seed, showing what happens after planting, the root and shoot emerging, and development over time, with arrows and labels. They complete the sentence starters, which are not marked right or wrong. In small groups they write questions on sticky notes or cards and post them on the DQB, sorting them into categories. The class agrees on the first new question, 'What is growth and development?', which leads into Lesson 2. Learners keep their drawings in a folder for revision at the end of the unit.</w:t>
+              <w:t xml:space="preserve">Madam Achieng opens with a story: Mr. Wafula, a farmer near Kitale in Trans-Nzoia, planted maize H614 and Rosecoco beans on the same day (Day 0), 3 cm deep, after 25 mm of rain. Yet some seeds came up quickly, some slowly and some never germinated even though they looked healthy. Learners first predict and sketch their initial ideas, then watch the two time-lapse videos (Bean Time-Lapse - 25 days | Soil cross section; Growing corn time lapse) and record what they see in an events table. They are shown the Day 14 germination counts (maize 88/100, beans 80/100) and the height trend (maize taller from Day 14 onward). Using Think-Pair-Share they draw an initial model and complete sentence starters. The teacher does not mark these as right or wrong. In groups, learners write questions on sticky notes or cards and post them on the Driving Question Board, grouping them into categories. The lesson ends with an exit ticket and the class question for Lesson 2: What is growth and development? If there is no power, the teacher uses a prepared strip of 6 labelled sketches per crop (Day 0, 3/4, 7/8, 10/12, 17/18, 25) and reads the events table aloud.</w:t>
             </w:r>
           </w:p>
         </w:tc>
@@ -3457,7 +3437,7 @@
               <w:spacing w:after="10" w:before="0"/>
               <w:ind w:left="120"/>
             </w:pPr>
-            <w:hyperlink w:history="1" r:id="rIdyjs2osgnfahrhhr8aalnj">
+            <w:hyperlink w:history="1" r:id="rIdmje-if3wmhjcdmw_38ikw">
               <w:r>
                 <w:rPr>
                   <w:rFonts w:ascii="Arial" w:cs="Arial" w:eastAsia="Arial" w:hAnsi="Arial"/>
@@ -3517,7 +3497,7 @@
             <w:pPr>
               <w:spacing w:after="20" w:before="0"/>
             </w:pPr>
-            <w:hyperlink w:history="1" r:id="rIdi1zwopiqfbgyywq2fimf2">
+            <w:hyperlink w:history="1" r:id="rIducvyaby9vnlwzlaqzxlcb">
               <w:r>
                 <w:rPr>
                   <w:rFonts w:ascii="Arial" w:cs="Arial" w:eastAsia="Arial" w:hAnsi="Arial"/>
@@ -3532,6 +3512,22 @@
           </w:p>
           <w:p>
             <w:pPr>
+              <w:spacing w:after="20" w:before="0"/>
+            </w:pPr>
+            <w:r>
+              <w:rPr>
+                <w:rFonts w:ascii="Arial" w:cs="Arial" w:eastAsia="Arial" w:hAnsi="Arial"/>
+                <w:i/>
+                <w:iCs/>
+                <w:color w:val="595959"/>
+                <w:sz w:val="16"/>
+                <w:szCs w:val="16"/>
+              </w:rPr>
+              <w:t xml:space="preserve">Related topic: not an exact match for this lesson.</w:t>
+            </w:r>
+          </w:p>
+          <w:p>
+            <w:pPr>
               <w:spacing w:after="10" w:before="0"/>
               <w:ind w:left="120"/>
             </w:pPr>
@@ -3550,7 +3546,7 @@
               <w:spacing w:after="10" w:before="0"/>
               <w:ind w:left="120"/>
             </w:pPr>
-            <w:hyperlink w:history="1" r:id="rIdl4emjh8m3mlga1lec4-9i">
+            <w:hyperlink w:history="1" r:id="rIdf0_7s9apncoycmvfeojbd">
               <w:r>
                 <w:rPr>
                   <w:rFonts w:ascii="Arial" w:cs="Arial" w:eastAsia="Arial" w:hAnsi="Arial"/>
@@ -3592,7 +3588,7 @@
                 <w:sz w:val="18"/>
                 <w:szCs w:val="18"/>
               </w:rPr>
-              <w:t xml:space="preserve">Learners listen to the farmer's story: 'Mama Wanjiru in Molo plants maize and beans on the same morning after the first heavy rains. The seeds look healthy. After one week, some seeds have sprouted, some are late, and a few have not come up at all.' Learners individually write a quick prediction in their notebooks: 'I think the maize and the beans will ______ because ______.' They also complete 'I think a seed needs ________ in order to germinate because…'. Then they Think-Pair-Share with a partner, comparing which seeds they think will come up first and why. They share predictions with the class.</w:t>
+              <w:t xml:space="preserve">Learners listen to the farmer's problem: Mr. Wafula near Kitale planted maize H614 and Rosecoco beans on the same day, 3 cm deep, after 25 mm of rain, in the same field. Individually (2 min) they draw what they think happens to one maize seed and one bean seed after planting, showing root and shoot, and complete: 'I think maize and bean plants grow differently because...' and 'I think a seed needs ________ in order to germinate because...'. They then share with a partner (3 min) and a few pairs share with the class (Think-Pair-Share). The drawings are kept in their books as Day 1 baseline models.</w:t>
             </w:r>
           </w:p>
         </w:tc>
@@ -3624,7 +3620,7 @@
                 <w:sz w:val="18"/>
                 <w:szCs w:val="18"/>
               </w:rPr>
-              <w:t xml:space="preserve">Read the story slowly with a local accent and actions, then say: 'Mama Wanjiru planted maize and beans on the same day, in the same rain. What do you think will happen to the seeds? Take 10 to 15 seconds of silent thinking time. Write one prediction.' WAIT TIME: 15 seconds, silently scanning the room. Then say: 'Turn to your partner and share. You have 2 minutes.' Walk around and listen without correcting. Cold-call 4 learners (2 who predict maize first, 2 who predict beans first) with: 'Tell us what you predicted and why.' Ask a follow-up to 2 of them: 'What makes you say that?' Record all predictions on the board under the headings 'Maize first', 'Beans first', 'Same time', 'Not sure'. Do not say which is correct. Say: 'Let us keep these predictions and test them against what we see.'</w:t>
+              <w:t xml:space="preserve">Read the story slowly and show a real maize grain and a dry bean seed (or pictures). Say: 'Same day, same field, same rain. What do you think will happen to these seeds?' Give 2 minutes of silent individual WAIT TIME, then say: 'Turn to your partner and compare your drawings.' Circulate and listen for ideas such as 'beans need more water' or 'maize is stronger'; note them without correcting. Cold-call 4 learners (not volunteers) to share a partner's idea, saying: 'Wanjiru, tell us what your partner drew.' After each answer give 10 to 15 seconds of WAIT TIME before the next. Say clearly: 'I will not mark these right or wrong. These are your first ideas and we will return to them at the end of the unit.' Clarify words such as germinate (seed starts to grow) in simple English.</w:t>
             </w:r>
           </w:p>
         </w:tc>
@@ -3656,7 +3652,7 @@
                 <w:sz w:val="18"/>
                 <w:szCs w:val="18"/>
               </w:rPr>
-              <w:t xml:space="preserve">Think-Pair-Share (Predict-Observe-Explain, predict step): individual thinking first ensures every learner commits to an idea before seeing evidence. Pair talk lets learners rehearse and refine their language, and whole-class sharing reveals the range of ideas (including misconceptions) that the class will test against the videos.</w:t>
+              <w:t xml:space="preserve">Think-Pair-Share with Predict-Observe-Explain (the 'Predict' step): committing to a prediction in writing before seeing evidence makes learners' prior ideas visible to themselves and to the teacher, so later evidence can confirm or challenge them. Cold-calling the partner's idea builds listening and safe sharing.</w:t>
             </w:r>
           </w:p>
         </w:tc>
@@ -3688,7 +3684,7 @@
                 <w:sz w:val="18"/>
                 <w:szCs w:val="18"/>
               </w:rPr>
-              <w:t xml:space="preserve">Observation checklist: tick which learners write a prediction (not blank) and give a reason using 'because'. Listen for preconceptions such as 'big seeds always grow first', 'seeds need only water', 'seeds that look healthy must germinate', or 'plants grow only from the top'. Note 3 to 4 learners whose ideas to revisit. Indicator: at least 80% of learners have a written prediction with a reason before the video starts.</w:t>
+              <w:t xml:space="preserve">Observation checklist: tick learners who (a) draw both seeds, (b) show root and shoot, (c) add at least 2 labels or arrows, (d) complete both sentence starters. Look for common baseline ideas or misconceptions (e.g. 'all healthy seeds will germinate', 'growth means only getting taller', 'beans and maize germinate in the same way') and record them on a class list. No marks are given; this is a baseline.</w:t>
             </w:r>
           </w:p>
         </w:tc>
@@ -3762,7 +3758,7 @@
               <w:spacing w:after="10" w:before="0"/>
               <w:ind w:left="120"/>
             </w:pPr>
-            <w:hyperlink w:history="1" r:id="rIdmykt3pcxglked3isnkxnk">
+            <w:hyperlink w:history="1" r:id="rId6im1gxzqm-gf1i9nqaopa">
               <w:r>
                 <w:rPr>
                   <w:rFonts w:ascii="Arial" w:cs="Arial" w:eastAsia="Arial" w:hAnsi="Arial"/>
@@ -3822,7 +3818,7 @@
             <w:pPr>
               <w:spacing w:after="20" w:before="0"/>
             </w:pPr>
-            <w:hyperlink w:history="1" r:id="rIdihvhr4ofgwpogqjhyoabm">
+            <w:hyperlink w:history="1" r:id="rIdespkfhoxjkmptvwul60c-">
               <w:r>
                 <w:rPr>
                   <w:rFonts w:ascii="Arial" w:cs="Arial" w:eastAsia="Arial" w:hAnsi="Arial"/>
@@ -3837,6 +3833,22 @@
           </w:p>
           <w:p>
             <w:pPr>
+              <w:spacing w:after="20" w:before="0"/>
+            </w:pPr>
+            <w:r>
+              <w:rPr>
+                <w:rFonts w:ascii="Arial" w:cs="Arial" w:eastAsia="Arial" w:hAnsi="Arial"/>
+                <w:i/>
+                <w:iCs/>
+                <w:color w:val="595959"/>
+                <w:sz w:val="16"/>
+                <w:szCs w:val="16"/>
+              </w:rPr>
+              <w:t xml:space="preserve">Related topic: not an exact match for this lesson.</w:t>
+            </w:r>
+          </w:p>
+          <w:p>
+            <w:pPr>
               <w:spacing w:after="10" w:before="0"/>
               <w:ind w:left="120"/>
             </w:pPr>
@@ -3855,7 +3867,7 @@
               <w:spacing w:after="10" w:before="0"/>
               <w:ind w:left="120"/>
             </w:pPr>
-            <w:hyperlink w:history="1" r:id="rIdttc_0kpj9cn9t_qf25jvx">
+            <w:hyperlink w:history="1" r:id="rId7msdifw9pe7rxwxm0pzge">
               <w:r>
                 <w:rPr>
                   <w:rFonts w:ascii="Arial" w:cs="Arial" w:eastAsia="Arial" w:hAnsi="Arial"/>
@@ -3897,7 +3909,7 @@
                 <w:sz w:val="18"/>
                 <w:szCs w:val="18"/>
               </w:rPr>
-              <w:t xml:space="preserve">Learners watch the two time-lapse videos: 'Bean Time-Lapse - 25 days | Soil cross section' and 'Growing corn time lapse #greentimelapse #gtl #timelapse'. They watch twice: first with no writing, just watching; second while jotting notes in a two-column table 'I notice' and 'I wonder'. They pay attention to: which seed splits or emerges first, the root growing down before or after the shoot grows up, how the stem becomes taller and thicker, how roots extend deeper (soil cross-section), branching or leaves appearing, and the seeds that do not sprout. If there is no connectivity, learners observe the teacher's alternative: day-by-day pictures and a tray of real soaked maize and bean seeds (day 0), partly sprouted seeds (day 3 to 5) and seedlings (day 10 or more), passed around by group or viewed at the front. They compare the maize and bean sequences, sharing observations with their group.</w:t>
+              <w:t xml:space="preserve">Learners watch the two time-lapse videos (Bean Time-Lapse - 25 days | Soil cross section; Growing corn time lapse), each played twice. In the first viewing they just watch. In the second viewing, in groups of 5 to 6, they fill a simple events table: radicle appears (germination), shoot appears above soil (emergence), first leaf, branching. Then they study the farm data: events table (Bean: radicle Day 3, emergence Day 8, first true leaves Day 12, trifoliate leaves Day 18, branching by Day 25; Maize: radicle Day 4, emergence Day 7, first leaf Day 10, 3 leaves Day 17, seed food store stays underground), Day 14 germination counts out of 100 seeds (maize 88 germinated, 12 did not; beans 80 germinated, 20 did not), and the height trend (maize taller than beans from Day 14 onward). Learners complete 'I notice that...' and 'I wonder why...' statements, noting that some seeds that looked healthy did not germinate, and that stems also thicken and branch.</w:t>
             </w:r>
           </w:p>
         </w:tc>
@@ -3929,7 +3941,7 @@
                 <w:sz w:val="18"/>
                 <w:szCs w:val="18"/>
               </w:rPr>
-              <w:t xml:space="preserve">Before playing: 'Watch carefully. The first time, just watch. The second time, write what you notice and what you wonder.' Play the bean video, pause at 3 points (for example when the root first appears, when the shoot emerges above the soil, when leaves open) and ask: 'What do you see happening right now?' WAIT TIME: 10 seconds, then cold-call 2 learners each time (6 learners total). Repeat for the maize video. Ask: 'What is the same in both plants? What is different?' WAIT TIME: 10 seconds, cold-call 3 learners. Prompt precision: 'Which part came out first, the root or the shoot? How do you know?' If there is no power: hold up each picture, give 10 to 15 seconds for learners to look, narrate neutral facts only ('This is day 5'), and let learners name what they see. Pass the real seeds around in groups of 5 to 6 with the instruction 'Look, do not open yet'. Use simple English and write new words on the board with meanings: germination, emergence, shoot, root, stem.</w:t>
+              <w:t xml:space="preserve">Before playing, say: 'Watch for three things: when the root appears, when the shoot comes above the soil, and what changes besides height.' Play each video twice; pause at key moments and ask: 'What do you see happening right now?' with 10 to 15 seconds WAIT TIME. Cold-call 3 groups to report one observation each. Write the class's observations on the board in two columns, Maize and Bean. Then display or hand out the events table and Day 14 counts. Ask: 'Which crop germinated more seeds by Day 14? How many seeds did not germinate in each?' (12 and 20.) Ask: 'Which emerged first, maize or beans?' (Maize, Day 7 versus Day 8, although the bean radicle came first, Day 3 versus Day 4.) Ask: 'If the rain and planting day were the same, what could be different?' and give 15 seconds WAIT TIME. Do not explain causes; say: 'Hold on to that thought; we will investigate it.' If there is no power, use the prepared sketch strips and read the events table aloud, asking learners to arrange the sketches in order.</w:t>
             </w:r>
           </w:p>
         </w:tc>
@@ -3961,7 +3973,7 @@
                 <w:sz w:val="18"/>
                 <w:szCs w:val="18"/>
               </w:rPr>
-              <w:t xml:space="preserve">Predict-Observe-Explain (observe step): watching the same phenomenon twice moves learners from general impressions to specific, recordable patterns. The 'I notice / I wonder' table separates evidence from questions, so that the later explanations and DQB questions are rooted in observations rather than guesses.</w:t>
+              <w:t xml:space="preserve">Predict-Observe-Explain (the 'Observe' step) with structured noticing: a table forces learners to compare the same events (germination, emergence, leaves) across both crops, moving them from vague impressions ('beans are slower') to specific, data-based observations. Separating 'what I notice' from 'what I wonder' keeps description apart from explanation.</w:t>
             </w:r>
           </w:p>
         </w:tc>
@@ -3993,7 +4005,7 @@
                 <w:sz w:val="18"/>
                 <w:szCs w:val="18"/>
               </w:rPr>
-              <w:t xml:space="preserve">Collect 'I notice' and 'I wonder' tables from 5 learners at random. Look for observable indicators: at least 3 specific observations (e.g. 'the root came out before the shoot', 'the maize leaf was rolled', 'the bean stem was bent like a hook') and at least 2 wonderings. Oral probing: 'What did you see that surprised you?' Note the learners who only write general statements such as 'the plant grew' and prompt them to add details like the order and the part.</w:t>
+              <w:t xml:space="preserve">Oral probing: ask 'How do you know the bean germinated before it emerged?' Listen for use of radicle versus shoot above soil. Check each group's events table: Are Day numbers correct (e.g. maize emergence Day 7, bean Day 8)? Do learners state the counts correctly (88 and 80)? Look for learners who note that growth includes thickening and branching, not only height. Record misconceptions such as confusing germination and emergence.</w:t>
             </w:r>
           </w:p>
         </w:tc>
@@ -4067,7 +4079,7 @@
               <w:spacing w:after="10" w:before="0"/>
               <w:ind w:left="120"/>
             </w:pPr>
-            <w:hyperlink w:history="1" r:id="rIdjgukvpziu9guidgy4bo4o">
+            <w:hyperlink w:history="1" r:id="rId1f21dq6a6tzfwo3f2zyrg">
               <w:r>
                 <w:rPr>
                   <w:rFonts w:ascii="Arial" w:cs="Arial" w:eastAsia="Arial" w:hAnsi="Arial"/>
@@ -4120,14 +4132,14 @@
                 <w:sz w:val="16"/>
                 <w:szCs w:val="16"/>
               </w:rPr>
-              <w:t xml:space="preserve">📖 H5P:</w:t>
+              <w:t xml:space="preserve">📖 HTML:</w:t>
             </w:r>
           </w:p>
           <w:p>
             <w:pPr>
               <w:spacing w:after="20" w:before="0"/>
             </w:pPr>
-            <w:hyperlink w:history="1" r:id="rIdyd3ugwg4mqogessy6jwi2">
+            <w:hyperlink w:history="1" r:id="rIdwapyicwly4v8o_6wyiv3m">
               <w:r>
                 <w:rPr>
                   <w:rFonts w:ascii="Arial" w:cs="Arial" w:eastAsia="Arial" w:hAnsi="Arial"/>
@@ -4136,7 +4148,7 @@
                   <w:szCs w:val="16"/>
                   <w:u w:val="single" w:color="2E75B6"/>
                 </w:rPr>
-                <w:t xml:space="preserve">Tra's Red Bean Plant</w:t>
+                <w:t xml:space="preserve">Seed Dormancy and Germination - Advanced (Flexbook)</w:t>
               </w:r>
             </w:hyperlink>
           </w:p>
@@ -4168,7 +4180,7 @@
                 <w:sz w:val="14"/>
                 <w:szCs w:val="14"/>
               </w:rPr>
-              <w:t xml:space="preserve">Source: Global Digital Library - Book Catalog</w:t>
+              <w:t xml:space="preserve">Source: CK-12</w:t>
             </w:r>
           </w:p>
           <w:p>
@@ -4176,7 +4188,7 @@
               <w:spacing w:after="10" w:before="0"/>
               <w:ind w:left="120"/>
             </w:pPr>
-            <w:hyperlink w:history="1" r:id="rIdwdcbo-cikj2k0vx-ha5nn">
+            <w:hyperlink w:history="1" r:id="rIdgmqymkqasb0bxx3arwv3p">
               <w:r>
                 <w:rPr>
                   <w:rFonts w:ascii="Arial" w:cs="Arial" w:eastAsia="Arial" w:hAnsi="Arial"/>
@@ -4218,7 +4230,7 @@
                 <w:sz w:val="18"/>
                 <w:szCs w:val="18"/>
               </w:rPr>
-              <w:t xml:space="preserve">Learners work individually first, drawing and labelling their initial model. On an A4 page or notebook spread, they (1) draw a maize seed and a bean seed, (2) show what they think happens after planting, (3) show the root and shoot emerging, (4) show how the plant develops over time (for example Day 0, Day 5, Day 14, Day 25), and (5) add arrows and labels to explain their ideas, including what the seed gets from the soil and rain. They then complete the sentence starters: 'I think maize and bean plants grow differently because…', 'I notice that…', 'I wonder why…', and 'I think a seed needs ________ in order to germinate because…'. In their groups they use Think-Pair-Share to explain their model to a partner, and then each pair shares one idea with their group of 4 to 6. Learners add a different colour pen to mark ideas they borrow or change after discussion, so that their original thinking stays visible.</w:t>
+              <w:t xml:space="preserve">Individually, learners revise their drawing into an initial model that explains the farmer's puzzle: they draw a maize seed and a bean seed in the soil, show what happens after planting, show the root and shoot emerging at different times, and show how the plant develops over time. They add arrows and labels and write a short initial explanation using sentence starters: 'I think the seeds differ because...' and 'I think some healthy-looking seeds do not germinate because...'. In pairs they then use Claim-Evidence-Reasoning in a light form: claim (e.g. 'Maize and beans grow differently'), evidence from the table or counts (e.g. 'Maize emerged Day 7, beans Day 8; maize 88, beans 80'), and a tentative reason. A few learners present their models.</w:t>
             </w:r>
           </w:p>
         </w:tc>
@@ -4250,7 +4262,7 @@
                 <w:sz w:val="18"/>
                 <w:szCs w:val="18"/>
               </w:rPr>
-              <w:t xml:space="preserve">Say: 'You are scientists like Prof. Wangari Maathai, who observed trees, asked why, and tried to explain. Today you will show your first thinking. There is no right or wrong answer. I am not marking this.' Show a quick example on the board of how to label (arrow to root, label 'root'), using a non-maize, non-bean example such as a sukuma wiki seed, so you do not give the answer. Give 10 minutes for individual drawing. WAIT TIME: 10 to 15 seconds after each question you ask during the task. Circulate and ask 5 to 6 learners: 'Tell me about this arrow. What is happening here?' and 'Why did you draw the root there?' Do not correct; write down interesting ideas and misconceptions. Then say: 'Turn to your partner and explain your model in 1 minute each.' Cold-call 3 learners to share one idea from their partner's model (not their own) to build listening: 'What did your partner show that you had not thought about?' Finish with: 'Keep your first model safe. At the end of this unit you will come back and see how your thinking has changed.' Collect or store the models in folders marked with learner names. If many learners are in class, rotate through the groups using the checklist rather than every individual.</w:t>
+              <w:t xml:space="preserve">Say: 'Draw what you think is happening that we cannot see inside the soil. Use arrows and labels.' Give 5 minutes of silent work and 10 to 15 seconds WAIT TIME before taking questions. Circulate and ask: 'What does this arrow show?' and 'What evidence from the video or table supports this part?' Select 3 contrasting models (not the 'best') for sharing, and cold-call 2 other learners to say one thing they like about each model and one thing they are unsure about. Emphasise: 'Models are drafts. They will change.' Display a few models on the wall. Do not supply the scientific explanation; accept ideas such as water, soil, seed type, seed age, pests and oxygen, and record them on the board as 'possible factors to test'.</w:t>
             </w:r>
           </w:p>
         </w:tc>
@@ -4282,7 +4294,7 @@
                 <w:sz w:val="18"/>
                 <w:szCs w:val="18"/>
               </w:rPr>
-              <w:t xml:space="preserve">Model-based reasoning and Think-Pair-Share: drawing forces learners to make their thinking visible (what is inside the seed, what is needed, what changes over time). Explaining to a partner exposes gaps in the models. The unmarked baseline becomes the starting point for later model revision, so learners see learning as changing their own ideas.</w:t>
+              <w:t xml:space="preserve">Model-based reasoning with Claim-Evidence-Reasoning: drawing an initial model forces learners to turn observations into a mechanism, exposing gaps (such as what is inside the seed). Linking claims to specific evidence from the events table and counts starts the habit of evidence-based explanation that is used in every later lesson. Peer comments are a first form of peer review.</w:t>
             </w:r>
           </w:p>
         </w:tc>
@@ -4314,7 +4326,7 @@
                 <w:sz w:val="18"/>
                 <w:szCs w:val="18"/>
               </w:rPr>
-              <w:t xml:space="preserve">Observation checklist for models: tick if the learner (a) draws both seeds, (b) shows the root and shoot emerging, (c) shows change over time, (d) uses at least 3 labels and arrows, and (e) gives a reason in the 'because' sentences. Record misconceptions such as 'the seed grows from the top only', 'the seed is dead until it is wet', 'the plant gets all its food from the soil', 'maize and beans grow the same way'. These are not marked. Indicator: at least 80% of the models have labelled arrows and a written reason, forming a baseline for the end-of-unit comparison.</w:t>
+              <w:t xml:space="preserve">Use a model check: look for evidence that the model (a) shows both seeds, (b) shows root and shoot, (c) shows change over time, (d) has labels and arrows, (e) offers at least one reason for the differences. Collect 5 to 6 models to photocopy or keep for revision at the end of the unit. Note the most common ideas for later lessons. Peer feedback quality: do learners point to evidence rather than opinion?</w:t>
             </w:r>
           </w:p>
         </w:tc>
@@ -4388,7 +4400,7 @@
               <w:spacing w:after="10" w:before="0"/>
               <w:ind w:left="120"/>
             </w:pPr>
-            <w:hyperlink w:history="1" r:id="rIdufroenarqkv9erauawoej">
+            <w:hyperlink w:history="1" r:id="rIdn4a5mj9zbqpwd8qy1pjkd">
               <w:r>
                 <w:rPr>
                   <w:rFonts w:ascii="Arial" w:cs="Arial" w:eastAsia="Arial" w:hAnsi="Arial"/>
@@ -4448,7 +4460,7 @@
             <w:pPr>
               <w:spacing w:after="20" w:before="0"/>
             </w:pPr>
-            <w:hyperlink w:history="1" r:id="rIdvhpidhpo5n_r8_aszrdoh">
+            <w:hyperlink w:history="1" r:id="rIdwof016zhwwnd4q7vh5uum">
               <w:r>
                 <w:rPr>
                   <w:rFonts w:ascii="Arial" w:cs="Arial" w:eastAsia="Arial" w:hAnsi="Arial"/>
@@ -4457,7 +4469,7 @@
                   <w:szCs w:val="16"/>
                   <w:u w:val="single" w:color="2E75B6"/>
                 </w:rPr>
-                <w:t xml:space="preserve">Root Growth - Advanced (Flexbook)</w:t>
+                <w:t xml:space="preserve">Seed Dormancy and Germination - Advanced (Flexbook)</w:t>
               </w:r>
             </w:hyperlink>
           </w:p>
@@ -4497,7 +4509,7 @@
               <w:spacing w:after="10" w:before="0"/>
               <w:ind w:left="120"/>
             </w:pPr>
-            <w:hyperlink w:history="1" r:id="rIdzielsrfqpqpclgkytlqqd">
+            <w:hyperlink w:history="1" r:id="rId2wbnclj3rnfslhulm66gb">
               <w:r>
                 <w:rPr>
                   <w:rFonts w:ascii="Arial" w:cs="Arial" w:eastAsia="Arial" w:hAnsi="Arial"/>
@@ -4539,7 +4551,7 @@
                 <w:sz w:val="18"/>
                 <w:szCs w:val="18"/>
               </w:rPr>
-              <w:t xml:space="preserve">Groups of 4 to 6 discuss: 'What questions do you have after watching the videos and considering the farmer's problem?' Each learner writes at least one question on a sticky note or a cut piece of paper (cards from old exercise books or manila paper work well), and the group chooses 2 to 3 of their best questions. Groups post their questions on the DQB (a chart or a wall section headed 'Why do maize and beans germinate, emerge and grow differently?'). Then, as a class, they sort the questions into clusters, for example: 'Inside the seed', 'Water, air, warmth', 'Seeds that did not germinate', 'How plants get taller and thicker', 'Roots and shoots', 'Why maize and beans differ'. They identify a question that appears many times, 'What is growth and development?', as the first to investigate in Lesson 2.</w:t>
+              <w:t xml:space="preserve">In small groups, learners discuss: 'What questions do you have after watching the videos and considering the farmer's problem?' Each group writes at least 3 questions on sticky notes or cards (e.g. Wanjiru-style questions: 'Why did some healthy-looking seeds not germinate?', 'Why did maize emerge before beans?', 'Why did the bean plant branch but not the maize?', 'What is growth and development?'). They post the questions on the DQB under the driving question: What causes the differences in germination, emergence and growth of maize and bean plants? As a class they cluster similar questions (seeds, conditions, growth, hormones) and choose the first question to follow up: What is growth and development?</w:t>
             </w:r>
           </w:p>
         </w:tc>
@@ -4571,7 +4583,7 @@
                 <w:sz w:val="18"/>
                 <w:szCs w:val="18"/>
               </w:rPr>
-              <w:t xml:space="preserve">Display the driving question: 'What causes the differences in germination, emergence and growth of maize and bean plants?' Say: 'Now it is your turn to be the questioners. In your group, what questions do you have? Write one question per note. Start with Why, How, What or When.' Model one good question: 'Why did some seeds that looked healthy not germinate?' and one weak question and improve it: 'Is maize good?' becomes 'How does maize grow differently from beans?' Give 5 minutes for writing. WAIT TIME: 10 to 15 seconds after asking each group to choose their strongest questions. Circulate, and ask 2 groups: 'Can you turn this into a question that we can investigate?' Invite 6 groups (or all groups, if fewer) to read out and post one question each, then ask the class: 'Which questions seem to belong together?' Cold-call 3 learners to suggest the groupings. Point out the repeated question: 'Many of you asked what growth is, and what development is. Are they the same?' WAIT TIME: 10 seconds, cold-call 2 learners. Then say: 'This is our question for the next lesson: What is growth and development?' Record it clearly on the DQB. Leave space for 'What we have learned' and 'Evidence' columns to be added later. If space is limited, the DQB can be drawn on a sheet of manila paper or the back of a calendar.</w:t>
+              <w:t xml:space="preserve">Post the driving question at the top of the board or a large manila paper. Say: 'Every question is welcome. Make it a question we could investigate.' Give groups 5 minutes and 10 to 15 seconds WAIT TIME after setting the task. Walk around and push on vague questions: 'Can you ask that so we could test it?' Invite 5 groups to come forward (cold-call, one at a time) to read and post one question and say where it should be clustered. Group the notes with the class under headings such as Seeds, Conditions, Growth and Branching, and Other. Point out the question appearing most often: 'Many of you asked what growth and development mean. That is where we begin in Lesson 2.' If there is no sticky note supply, use cut paper and flour paste or tape, or write on the chalkboard.</w:t>
             </w:r>
           </w:p>
         </w:tc>
@@ -4603,7 +4615,7 @@
                 <w:sz w:val="18"/>
                 <w:szCs w:val="18"/>
               </w:rPr>
-              <w:t xml:space="preserve">Discussion and questioning with the DQB: learners' own questions give them ownership of the unit and a clear purpose for each future lesson. Clustering shows the links between questions (seed structure, conditions, hormones) and helps learners see that one big phenomenon can be broken into smaller investigable parts.</w:t>
+              <w:t xml:space="preserve">Discussion and questioning with the Driving Question Board: turning curiosity into a visible, shared set of questions gives learners ownership of the inquiry and a way to connect every later lesson back to the main question. Clustering helps learners see patterns and decide what to investigate first.</w:t>
             </w:r>
           </w:p>
         </w:tc>
@@ -4635,7 +4647,7 @@
                 <w:sz w:val="18"/>
                 <w:szCs w:val="18"/>
               </w:rPr>
-              <w:t xml:space="preserve">Check the DQB for observable indicators: each group has posted at least 2 questions, with at least one that is investigable (starts with how, why or what causes). Tally how many questions focus on (a) seed structure, (b) conditions for germination, (c) growth and development, (d) differences between maize and beans, to plan upcoming lessons. Oral probing: 'What would we need to do to answer this question?' Note groups that only ask yes/no questions and coach them to rephrase.</w:t>
+              <w:t xml:space="preserve">Check the quality of questions: tally how many are about causes (why/how) versus simple facts. Observe participation: does each group member contribute a question? Note whether learners connect questions to evidence from the videos or data. Identify questions needing refinement and ask learners to reword them. Record which DQB clusters appear so later lessons can return to them.</w:t>
             </w:r>
           </w:p>
         </w:tc>
@@ -4709,7 +4721,7 @@
               <w:spacing w:after="10" w:before="0"/>
               <w:ind w:left="120"/>
             </w:pPr>
-            <w:hyperlink w:history="1" r:id="rIdcsntrty_ephtqslnlmnnf">
+            <w:hyperlink w:history="1" r:id="rId1d33ms2ssbar8pagqvrmr">
               <w:r>
                 <w:rPr>
                   <w:rFonts w:ascii="Arial" w:cs="Arial" w:eastAsia="Arial" w:hAnsi="Arial"/>
@@ -4762,14 +4774,14 @@
                 <w:sz w:val="16"/>
                 <w:szCs w:val="16"/>
               </w:rPr>
-              <w:t xml:space="preserve">📖 H5P:</w:t>
+              <w:t xml:space="preserve">📖 HTML:</w:t>
             </w:r>
           </w:p>
           <w:p>
             <w:pPr>
               <w:spacing w:after="20" w:before="0"/>
             </w:pPr>
-            <w:hyperlink w:history="1" r:id="rIdfwxmrb1hz_j9uo9qqp4ke">
+            <w:hyperlink w:history="1" r:id="rId2icqafskhqsj9j16rtity">
               <w:r>
                 <w:rPr>
                   <w:rFonts w:ascii="Arial" w:cs="Arial" w:eastAsia="Arial" w:hAnsi="Arial"/>
@@ -4778,7 +4790,7 @@
                   <w:szCs w:val="16"/>
                   <w:u w:val="single" w:color="2E75B6"/>
                 </w:rPr>
-                <w:t xml:space="preserve">An A-maize-ing Story</w:t>
+                <w:t xml:space="preserve">Seed Dormancy and Germination - Advanced (Flexbook)</w:t>
               </w:r>
             </w:hyperlink>
           </w:p>
@@ -4810,7 +4822,7 @@
                 <w:sz w:val="14"/>
                 <w:szCs w:val="14"/>
               </w:rPr>
-              <w:t xml:space="preserve">Source: Global Digital Library - Book Catalog</w:t>
+              <w:t xml:space="preserve">Source: CK-12</w:t>
             </w:r>
           </w:p>
           <w:p>
@@ -4818,7 +4830,7 @@
               <w:spacing w:after="10" w:before="0"/>
               <w:ind w:left="120"/>
             </w:pPr>
-            <w:hyperlink w:history="1" r:id="rIdcjeepsvsduhvfgllrsl1n">
+            <w:hyperlink w:history="1" r:id="rIdbrekmzxvrnxkpn57dzzmc">
               <w:r>
                 <w:rPr>
                   <w:rFonts w:ascii="Arial" w:cs="Arial" w:eastAsia="Arial" w:hAnsi="Arial"/>
@@ -4860,7 +4872,7 @@
                 <w:sz w:val="18"/>
                 <w:szCs w:val="18"/>
               </w:rPr>
-              <w:t xml:space="preserve">Learners revisit their initial model and make a first, small update using a different coloured pen: they add one thing they now notice from the videos that they did not draw before (for example the root emerging before the shoot, the way the maize shoot is covered by a sheath, or the curved bean stem), and one question mark next to a part of the model they are unsure about. They then do a Gallery Walk: groups place their models on desks or walls, and learners move around for about 6 minutes with sticky dots or ticks, leaving a comment such as 'I also thought…' or 'I wonder about…' on at least 2 other models. Finally they complete an exit ticket: 'What evidence did we gather today?' and 'How does this help answer our driving question?' They also record the new question: 'What is growth and development?' The finished models go into a folder as the 'Day 1 model' for revision at the end of the unit.</w:t>
+              <w:t xml:space="preserve">Learners return to their Day 1 drawing and add a 'Questions I still have' box and one improvement they would like to make but cannot yet (e.g. 'I do not know what is inside the seed'). They file the model in their books as the baseline for revision, and they complete an exit ticket: 'What did we observe today?' and 'How does this help answer our driving question?' They also write one thing they now want to find out. A few learners share in a gallery-style quick walk where they look at 3 posted models and leave one question.</w:t>
             </w:r>
           </w:p>
         </w:tc>
@@ -4892,7 +4904,7 @@
                 <w:sz w:val="18"/>
                 <w:szCs w:val="18"/>
               </w:rPr>
-              <w:t xml:space="preserve">Say: 'Models are never finished. Take your coloured pen and add one thing you noticed from the videos. Put a question mark where you are not sure.' Give 5 minutes, WAIT TIME 10 to 15 seconds before taking questions. Set Gallery Walk rules: 'Walk quietly, read kindly, comment on two other models using 'I also thought…' or 'I wonder about…'. We do not say 'wrong' today.' Rotate groups every 2 minutes. After the walk, cold-call 3 learners: 'What idea did you see in another model that was different from yours?' Then summarise: 'Our models show many ideas: some of you think the seed needs water, some warmth, some air or soil. We will test these in the coming lessons.' Distribute exit tickets (half-sheets) and say: 'Write two sentences: What evidence did we gather today? How does this help answer our driving question?' Collect them at the door. Link forward: 'Next time we will begin by asking, what do we mean by growth, and how is it different from development?' Store the models and the DQB safely for the next lesson.</w:t>
+              <w:t xml:space="preserve">Say: 'Keep this model safe. You will change it when you have evidence.' Remind learners that being unsure is part of science. Hand out or have learners write exit tickets on a half-page. Circulate during the quick gallery walk and say: 'Leave one question on a model that you want its owner to think about.' Give 10 to 15 seconds WAIT TIME before closing questions. Cold-call 3 learners to read an exit ticket answer aloud. Close with: 'Today we saw that maize and beans, planted on the same day at Mr. Wafula's farm near Kitale, behaved differently. Our new question is: What is growth and development? That is how we start Lesson 2.' Set optional home task: ask a parent or a farmer how they decide when a seed has failed.</w:t>
             </w:r>
           </w:p>
         </w:tc>
@@ -4924,7 +4936,7 @@
                 <w:sz w:val="18"/>
                 <w:szCs w:val="18"/>
               </w:rPr>
-              <w:t xml:space="preserve">Model revision and Gallery Walk: adding evidence from the videos in a different colour shows learners that models change when new evidence appears. Peer review exposes learners to alternative explanations, building the habit of comparing ideas, which will support Claim-Evidence-Reasoning explanations in later lessons.</w:t>
+              <w:t xml:space="preserve">Model revision (baseline step) and Gallery Walk: saving an initial model and naming what is missing creates the benchmark for revision later in the unit, and leaving questions on peers' models starts the culture of peer review. Exit tickets link the day's evidence to the driving question.</w:t>
             </w:r>
           </w:p>
         </w:tc>
@@ -4956,7 +4968,7 @@
                 <w:sz w:val="18"/>
                 <w:szCs w:val="18"/>
               </w:rPr>
-              <w:t xml:space="preserve">Exit ticket indicators: the learner names at least one specific piece of evidence from the videos (for example 'the root came out first in both seeds') and links it to the driving question in one sentence. Sort the tickets into three piles (clear link, partial link, no link) and note which learners need support with the term 'evidence'. Peer review: check that each learner left at least 2 comments on other models. Model check: look for an added feature in a second colour on at least 80% of the models.</w:t>
+              <w:t xml:space="preserve">Exit ticket checks: Can learners state at least one observation with a number or day (e.g. 'maize 88, beans 80', 'maize emerged Day 7')? Can they link it to the driving question? Quick oral probing during the gallery walk: 'What is one thing your model cannot yet explain?' Record learners who cannot yet distinguish observation from explanation for follow-up in Lesson 2. Keep the models and exit tickets for revision at the end of the unit.</w:t>
             </w:r>
           </w:p>
         </w:tc>
@@ -5049,7 +5061,7 @@
                 <w:sz w:val="18"/>
                 <w:szCs w:val="18"/>
               </w:rPr>
-              <w:t xml:space="preserve">After the lesson, ask yourself: (1) Did every learner commit to a prediction and a first model before hearing others' ideas? (2) What were the 3 most common ideas or misconceptions about seeds, germination and growth (for example 'the seed is dead until it gets wet', 'only water is needed', 'plants grow like animals')? (3) Which questions on the DQB can be answered with the investigations planned in this unit, and which need to be reshaped? (4) Was the language manageable for learners, and which words need to be taught more clearly (germination, emergence, development)? (5) If the video was not available, did the pictures and real seeds create enough curiosity? (6) In large classes, were the groups and materials (sticky notes, manila paper, seeds) manageable, and who needs more support next lesson? Keep the baseline models, the exit tickets and a photograph or copy of the DQB for the end-of-unit revision.</w:t>
+              <w:t xml:space="preserve">After the lesson ask yourself: Did every learner, including quiet ones, draw an initial model and post at least one idea? Which baseline ideas (e.g. 'all healthy seeds germinate', 'growth is just height') were most common, and how will I address them without giving answers too early? Were the questions on the DQB mostly about causes, and did they include the growth, branching and germination ideas we need? Did the video or sketch strips work with the available power and internet? How well did the learners use simple, clear scientific English for germination, emergence and growth, and which terms do I need to reinforce in Lesson 2? What will I change to make sure larger groups and shared materials still allow everyone to participate?</w:t>
             </w:r>
           </w:p>
         </w:tc>
@@ -5176,7 +5188,7 @@
                 <w:sz w:val="18"/>
                 <w:szCs w:val="18"/>
               </w:rPr>
-              <w:t xml:space="preserve">In the time-lapse videos and pictures of maize and beans planted together after rain, we observed that the seeds germinated at different times, the root and shoot emerged, stems became taller and thicker, roots went deeper, some plants developed branches, and some seeds did not germinate even though they looked healthy.</w:t>
+              <w:t xml:space="preserve">Maize H614 and bean Rosecoco were planted on the same day at Mr. Wafula's farm near Kitale. The bean radicle came out on Day 3 and emerged on Day 8; maize radicle on Day 4 and emerged on Day 7. By Day 14, 88 of 100 maize and 80 of 100 bean seeds had germinated, so 12 and 20 did not, even though some looked healthy. Maize was taller from Day 14 onward, stems thickened, and the bean branched by Day 25.</w:t>
             </w:r>
           </w:p>
         </w:tc>
@@ -5242,7 +5254,7 @@
                 <w:sz w:val="18"/>
                 <w:szCs w:val="18"/>
               </w:rPr>
-              <w:t xml:space="preserve">We learned that the same rain and same planting day do not give the same result for every seed, and that we do not yet know what causes these differences. We drew our first models and learned that ideas can change when we find evidence. We also learned that we need to understand what growth and development mean.</w:t>
+              <w:t xml:space="preserve">The two crops behave differently even with the same rain and planting day. Germination (radicle comes out) and emergence (shoot appears above soil) are not the same event. Growth is not only getting taller: stems also thicken and plants branch. We have many questions, such as what growth and development mean and why healthy-looking seeds do not germinate.</w:t>
             </w:r>
           </w:p>
         </w:tc>
@@ -5308,7 +5320,7 @@
                 <w:sz w:val="18"/>
                 <w:szCs w:val="18"/>
               </w:rPr>
-              <w:t xml:space="preserve">Our first explanation (not yet marked): maize and bean plants may grow differently because of differences in their seeds and in what each seed needs, such as water, air and warmth. We do not yet have evidence, so we have posted our questions on the Driving Question Board. Our next question is: What is growth and development?</w:t>
+              <w:t xml:space="preserve">Our first ideas are only tentative: we think the differences may be due to the seeds, the soil, water, age or pests, but we do not yet have evidence. Our initial models and DQB questions are our baseline, and we will revise them as we collect evidence. The next question is: What is growth and development?</w:t>
             </w:r>
           </w:p>
         </w:tc>
@@ -5330,7 +5342,7 @@
         </w:rPr>
         <w:t xml:space="preserve">© 2026 SeaVuria and ARES. Aligned with KICD objectives. Developed by SeaVuria; technical implementation by ARES (with AI assistance from Claude). Licensed under </w:t>
       </w:r>
-      <w:hyperlink w:history="1" r:id="rId7u-_0t1crgsbr3rhyt64f">
+      <w:hyperlink w:history="1" r:id="rIdkuomjparkednu2xcsvgy3">
         <w:r>
           <w:rPr>
             <w:rFonts w:ascii="Arial" w:cs="Arial" w:eastAsia="Arial" w:hAnsi="Arial"/>
@@ -5351,7 +5363,7 @@
         </w:rPr>
         <w:t xml:space="preserve"> (</w:t>
       </w:r>
-      <w:hyperlink w:history="1" r:id="rIdgqelt-owsm2-kbr_mgx3n">
+      <w:hyperlink w:history="1" r:id="rIdn81olrk3btt28-bpdog0q">
         <w:r>
           <w:rPr>
             <w:rFonts w:ascii="Arial" w:cs="Arial" w:eastAsia="Arial" w:hAnsi="Arial"/>
@@ -5425,7 +5437,7 @@
                 <w:sz w:val="22"/>
                 <w:szCs w:val="22"/>
               </w:rPr>
-              <w:t xml:space="preserve">LESSON 2 (80 minutes (double period) or 2 x 40 minutes): Meaning of Growth and Development; Structure of Monocot and Dicot Seeds</w:t>
+              <w:t xml:space="preserve">LESSON 2 (40 minutes (single lesson; if double period available, extend the Observe Phase)): Growth vs Development and Inside the Seed: Maize H614 and Rosecoco Beans</w:t>
             </w:r>
           </w:p>
         </w:tc>
@@ -5592,7 +5604,7 @@
                 <w:sz w:val="18"/>
                 <w:szCs w:val="18"/>
               </w:rPr>
-              <w:t xml:space="preserve">Learners distinguish growth from development and relate the structures of maize (monocot) and bean (dicot) seeds to their functions, so they can begin to explain why seeds planted on the same day by a Kenyan farmer germinate, emerge and grow differently.</w:t>
+              <w:t xml:space="preserve">Learners distinguish between growth and development and relate the structures of monocot (maize H614) and dicot (bean Rosecoco) seeds to their functions, so they can begin to explain why Mr. Wafula's two crops behaved differently.</w:t>
             </w:r>
           </w:p>
         </w:tc>
@@ -5658,7 +5670,7 @@
                 <w:sz w:val="18"/>
                 <w:szCs w:val="18"/>
               </w:rPr>
-              <w:t xml:space="preserve">a) Distinguish between growth and development in living organisms. b) Relate structures of monocot and dicot seeds to their functions.</w:t>
+              <w:t xml:space="preserve">a) Distinguish between growth and development in living organisms. b) Relate structures of monocot and dicot seeds to their functions. Growth = permanent, irreversible increase in size/dry mass (e.g. maize stem width 6 to 14 to 22 mm; bean height 4 cm at Day 7 to 44 cm at Day 42). Development = changes in complexity and form through differentiation (e.g. radicle to roots, unifoliate to trifoliate leaves, branching). Bean (dicot): testa, micropyle, hilum, two cotyledons storing food, plumule, radicle. Maize (monocot): fruit/seed coat fused, one cotyledon (scutellum), endosperm food store, coleoptile protecting plumule, coleorhiza protecting radicle.</w:t>
             </w:r>
           </w:p>
         </w:tc>
@@ -5724,7 +5736,7 @@
                 <w:sz w:val="18"/>
                 <w:szCs w:val="18"/>
               </w:rPr>
-              <w:t xml:space="preserve">Observing and dissecting seeds; drawing and labelling biological diagrams; comparing and contrasting; communicating in clear scientific English; collaborating in small groups.</w:t>
+              <w:t xml:space="preserve">Observing, drawing and labelling seed specimens (NGSS SEP: Developing and Using Models); asking questions; analysing data (heights and stem widths) to classify changes as growth or development; constructing explanations using Claim-Evidence-Reasoning; communicating in simple, clear scientific English.</w:t>
             </w:r>
           </w:p>
         </w:tc>
@@ -5790,7 +5802,7 @@
                 <w:sz w:val="18"/>
                 <w:szCs w:val="18"/>
               </w:rPr>
-              <w:t xml:space="preserve">Unity: works harmoniously with others while examining seeds. Learning to Learn: reflects on own drawings and adjusts them after peer feedback. Appreciation of the importance of growth and development in plants.</w:t>
+              <w:t xml:space="preserve">Curiosity and care when handling living material; Unity: works harmoniously with group members when sharing seed specimens and hand lenses; respect for peers' ideas during Think-Pair-Share and the Gallery Walk. Learning to Learn: reflects on own Day 1 drawing and adjusts it.</w:t>
             </w:r>
           </w:p>
         </w:tc>
@@ -5856,7 +5868,7 @@
                 <w:sz w:val="18"/>
                 <w:szCs w:val="18"/>
               </w:rPr>
-              <w:t xml:space="preserve">How does growth occur in plants?</w:t>
+              <w:t xml:space="preserve">How does growth occur in plants? (Lesson 2 focus: What do we mean by growth and development, and how are the maize and bean seeds built to support them?)</w:t>
             </w:r>
           </w:p>
         </w:tc>
@@ -5922,7 +5934,7 @@
                 <w:sz w:val="18"/>
                 <w:szCs w:val="18"/>
               </w:rPr>
-              <w:t xml:space="preserve">Lesson 1 presented the phenomenon: maize and beans planted together after rain behave differently. Lesson 2 establishes what growth and development mean and shows that maize and beans have different internal seed structures (food store in endosperm vs cotyledons). This gives a first possible reason for differences in emergence and early growth, and raises a new question: some seeds that look healthy do not germinate, so what is seed dormancy? That leads into Lesson 3.</w:t>
+              <w:t xml:space="preserve">Lesson 1 launched the phenomenon (Mr. Wafula's maize H614 and Rosecoco beans, planted on the same day, behaving differently) and posted the DQB question 'What is growth and development?'. This lesson answers that question and gives the seed-structure vocabulary and ideas needed to later explain dormancy and germination. It ends by raising the next question: What is seed dormancy? Why can a healthy-looking seed with a testa and an embryo fail to germinate?</w:t>
             </w:r>
           </w:p>
         </w:tc>
@@ -5988,7 +6000,7 @@
                 <w:sz w:val="18"/>
                 <w:szCs w:val="18"/>
               </w:rPr>
-              <w:t xml:space="preserve">Use blunt scalpels or razor blades only under teacher supervision, or use a thumbnail/knife handled by one group member; cut away from the body on a tile or flat board. Soak seeds for 12-24 hours beforehand to soften them. Do not taste seeds, especially any treated with fungicide/pesticide (often pink or purple coated seed from agrovets). Wash hands after handling. Hand lenses only; never look at the sun.</w:t>
+              <w:t xml:space="preserve">Soak seeds overnight so they can be cut safely. Use a blunt knife or razor blade only under teacher control (teacher or one trained learner per group cuts the seed, away from the body). Do not taste seeds; some may be treated with pesticide (e.g. the purple or pink dressing on commercial seed). Wash hands after handling seeds. Keep specimens on trays or paper; wipe up spilled water to prevent slipping.</w:t>
             </w:r>
           </w:p>
         </w:tc>
@@ -6081,7 +6093,7 @@
                 <w:sz w:val="18"/>
                 <w:szCs w:val="18"/>
               </w:rPr>
-              <w:t xml:space="preserve">Learners begin by recalling the time-lapse of the farmer's maize and beans after rainfall and predicting what is inside a maize grain and a bean seed. Using Think-Pair-Share they define growth (irreversible increase in size/dry mass) and development (changes in form and complexity, differentiation). In groups they then observe pre-soaked maize grains and bean seeds, draw and label them, and discuss the function of each structure with peers. A Gallery Walk lets groups compare drawings. Learners explain, using evidence, how the structure of each seed might affect early growth, add questions to the Driving Question Board (including 'What is seed dormancy?'), and revise their Day 1 model. Materials are local: maize grains, beans (rosecoco/Mwitemania/Wairimu), hand lenses or none, razor blades or knives, water, and printed or hand-drawn diagrams. No electricity or internet is needed; the time-lapse is recalled from Lesson 1 or replaced by the teacher's drawn sequence on the board.</w:t>
+              <w:t xml:space="preserve">Madam Achieng's Form 3 class returns to Mr. Wafula's farm near Kitale. From the Lesson 1 time-lapse, the class saw maize H614 and Rosecoco beans planted on the same day with the same 25 mm rain, yet they emerged on different days (maize Day 7, beans Day 8) and grew differently. The DQB question 'What is growth and development?' now needs an answer. Learners first predict which of several changes are growth and which are development, then observe and draw soaked maize and bean seeds (using readily available seeds, hand lenses and a blunt blade, in groups of 4 to 5), and use the Day 14 stem width and height numbers as examples of growth. They explain what each seed part does, apply it to how each seed becomes a seedling (without teaching dormancy or germination conditions, which come in Lessons 3 and 4), update the DQB and revise their Day 1 model. The lesson ends with a new question: What is seed dormancy?</w:t>
             </w:r>
           </w:p>
         </w:tc>
@@ -6381,7 +6393,7 @@
               <w:spacing w:after="10" w:before="0"/>
               <w:ind w:left="120"/>
             </w:pPr>
-            <w:hyperlink w:history="1" r:id="rIdyztlirlp0okfscqhqf-hb">
+            <w:hyperlink w:history="1" r:id="rId-iwlj5p9rzds6od-tvfql">
               <w:r>
                 <w:rPr>
                   <w:rFonts w:ascii="Arial" w:cs="Arial" w:eastAsia="Arial" w:hAnsi="Arial"/>
@@ -6434,14 +6446,14 @@
                 <w:sz w:val="16"/>
                 <w:szCs w:val="16"/>
               </w:rPr>
-              <w:t xml:space="preserve">📖 EXERCISE:</w:t>
+              <w:t xml:space="preserve">📖 HTML:</w:t>
             </w:r>
           </w:p>
           <w:p>
             <w:pPr>
               <w:spacing w:after="20" w:before="0"/>
             </w:pPr>
-            <w:hyperlink w:history="1" r:id="rIdo7bnikcysevkfxosq_e1b">
+            <w:hyperlink w:history="1" r:id="rIdyghs4eiipumal_s90hl6x">
               <w:r>
                 <w:rPr>
                   <w:rFonts w:ascii="Arial" w:cs="Arial" w:eastAsia="Arial" w:hAnsi="Arial"/>
@@ -6450,7 +6462,7 @@
                   <w:szCs w:val="16"/>
                   <w:u w:val="single" w:color="2E75B6"/>
                 </w:rPr>
-                <w:t xml:space="preserve">Embryo Growth and Development Practice</w:t>
+                <w:t xml:space="preserve">Monocots - Advanced (Flexbook)</w:t>
               </w:r>
             </w:hyperlink>
           </w:p>
@@ -6490,7 +6502,7 @@
               <w:spacing w:after="10" w:before="0"/>
               <w:ind w:left="120"/>
             </w:pPr>
-            <w:hyperlink w:history="1" r:id="rIdzwchfdoeuhsm1thxngneo">
+            <w:hyperlink w:history="1" r:id="rId1ycxv7utr7oklbekca-0a">
               <w:r>
                 <w:rPr>
                   <w:rFonts w:ascii="Arial" w:cs="Arial" w:eastAsia="Arial" w:hAnsi="Arial"/>
@@ -6532,7 +6544,7 @@
                 <w:sz w:val="18"/>
                 <w:szCs w:val="18"/>
               </w:rPr>
-              <w:t xml:space="preserve">Learners recall the farmer who planted maize and beans on the same day after rain. Individually they write in their books: (1) in their own words, what 'growth' and 'development' mean in the seedlings they saw, and (2) a quick sketch of what they think is inside a maize grain and a bean seed before germination. They pair up, compare, then share with the class. Learners also list one thing they predict is the same and one thing different between the two seeds.</w:t>
+              <w:t xml:space="preserve">Wanjiru's DQB question is read aloud: 'What is growth and development?'. Learners individually write a one-sentence prediction for each of 6 changes from Mr. Wafula's field: (1) bean shoot height rising from 4 cm at Day 7 to 44 cm at Day 42; (2) maize stem width rising from 6 mm (Day 14) to 22 mm (Day 42); (3) bean getting first unifoliate leaves on Day 12 and trifoliate leaves on Day 18; (4) bean branching by Day 25; (5) a maize seed swelling after the 25 mm rain; (6) the radicle emerging on Day 3 (bean) and Day 4 (maize). For each they write G (growth), D (development) or Both and a reason. They then predict, by quick sketch, what is inside a maize grain and a bean seed. Think-Pair-Share: think alone 2 minutes, pair for 2 minutes, share.</w:t>
             </w:r>
           </w:p>
         </w:tc>
@@ -6564,7 +6576,7 @@
                 <w:sz w:val="18"/>
                 <w:szCs w:val="18"/>
               </w:rPr>
-              <w:t xml:space="preserve">Display on the board (or recall orally) the time-lapse still images from Lesson 1; if no projector, draw the sequence of a bean and a maize seedling. Say: 'Think quietly for 2 minutes. Write what growth means and what development means. Then sketch the inside of a maize grain and a bean.' Give WAIT TIME of 10-15 seconds after asking: 'Is a seedling getting taller the same as a seedling forming leaves?' Circulate and note ideas. Cold-call 4 pairs: 'Pair 3, what did you decide growth means?' Record all ideas on the board without correcting. Say: 'We will test these ideas with real seeds today.'</w:t>
+              <w:t xml:space="preserve">Display the 6 changes on the board or on a prepared chart (no electricity needed). Say: 'Look at what Mr. Wafula saw in his field. Which of these is just getting bigger, and which is getting more complex or changing form? Write your own idea first.' WAIT TIME: 10-15 seconds of silence after the question; do not rescue. Circulate and note ideas. Cold-call 4 pairs (not volunteers): 'Tell us your G, D or Both for number 3, and why.' Record learners' words verbatim on a Predict column on the board, and do NOT confirm correct answers yet. Say: 'Hold on to your predictions; we will test them with evidence.' Ask: 'What do you think is inside this seed that lets it become a plant?'</w:t>
             </w:r>
           </w:p>
         </w:tc>
@@ -6596,7 +6608,7 @@
                 <w:sz w:val="18"/>
                 <w:szCs w:val="18"/>
               </w:rPr>
-              <w:t xml:space="preserve">Think-Pair-Share and Predict-Observe-Explain (the Predict step). Individual thinking surfaces each learner's prior ideas before they see evidence; pairing lets them rehearse scientific language; recording predictions gives a baseline to compare with observations later in the lesson.</w:t>
+              <w:t xml:space="preserve">Think-Pair-Share, with Predict-Observe-Explain (POE) as the frame: committing to a prediction first exposes learners' everyday meaning of 'growth' (just getting taller) so that evidence in the Observe and Explain phases can confront it. Pair talk builds understanding by forcing learners to justify their ideas in simple scientific English before hearing the class.</w:t>
             </w:r>
           </w:p>
         </w:tc>
@@ -6628,7 +6640,7 @@
                 <w:sz w:val="18"/>
                 <w:szCs w:val="18"/>
               </w:rPr>
-              <w:t xml:space="preserve">Observation checklist: Does the learner write a definition in their own words? Does the sketch show any internal parts (seed coat, embryo, food store)? Listen for misconceptions such as 'growth and development are the same thing', 'seeds are empty inside' or 'growth means only getting taller'. Tally how many of the 4 cold-called pairs mention increase in size versus change in form.</w:t>
+              <w:t xml:space="preserve">Observable indicators: learners write a reason (not just a letter) for at least 4 of 6 items; at least 4 cold-called pairs give a reason using words like 'bigger', 'thicker', 'changes shape' or 'new part'. Probing to detect misconceptions: 'Is growth only getting taller?' 'Does swelling of a seed in water count as growth?' Tally on the board how many pairs predict each item as G, D or Both. Teacher notes the misconception 'growth = height only' for follow-up.</w:t>
             </w:r>
           </w:p>
         </w:tc>
@@ -6702,7 +6714,7 @@
               <w:spacing w:after="10" w:before="0"/>
               <w:ind w:left="120"/>
             </w:pPr>
-            <w:hyperlink w:history="1" r:id="rIdkkwlrjrqyujp34odwcs3q">
+            <w:hyperlink w:history="1" r:id="rIdq8thldlgzsekolxjey271">
               <w:r>
                 <w:rPr>
                   <w:rFonts w:ascii="Arial" w:cs="Arial" w:eastAsia="Arial" w:hAnsi="Arial"/>
@@ -6755,14 +6767,14 @@
                 <w:sz w:val="16"/>
                 <w:szCs w:val="16"/>
               </w:rPr>
-              <w:t xml:space="preserve">📖 EXERCISE:</w:t>
+              <w:t xml:space="preserve">📖 HTML:</w:t>
             </w:r>
           </w:p>
           <w:p>
             <w:pPr>
               <w:spacing w:after="20" w:before="0"/>
             </w:pPr>
-            <w:hyperlink w:history="1" r:id="rIdqjomkroobhkjb2jr3pjcr">
+            <w:hyperlink w:history="1" r:id="rId2f1q3zr37y_vbjrjgiegd">
               <w:r>
                 <w:rPr>
                   <w:rFonts w:ascii="Arial" w:cs="Arial" w:eastAsia="Arial" w:hAnsi="Arial"/>
@@ -6771,7 +6783,7 @@
                   <w:szCs w:val="16"/>
                   <w:u w:val="single" w:color="2E75B6"/>
                 </w:rPr>
-                <w:t xml:space="preserve">Embryo Growth and Development Practice</w:t>
+                <w:t xml:space="preserve">Monocots - Advanced (Flexbook)</w:t>
               </w:r>
             </w:hyperlink>
           </w:p>
@@ -6811,7 +6823,7 @@
               <w:spacing w:after="10" w:before="0"/>
               <w:ind w:left="120"/>
             </w:pPr>
-            <w:hyperlink w:history="1" r:id="rIdaq_ygnx8o3rx26lrpfz0t">
+            <w:hyperlink w:history="1" r:id="rIdov2phwoe_b9nddgbbebeh">
               <w:r>
                 <w:rPr>
                   <w:rFonts w:ascii="Arial" w:cs="Arial" w:eastAsia="Arial" w:hAnsi="Arial"/>
@@ -6853,7 +6865,7 @@
                 <w:sz w:val="18"/>
                 <w:szCs w:val="18"/>
               </w:rPr>
-              <w:t xml:space="preserve">In groups of 4-5 (sharing materials), learners receive soaked maize grains and soaked bean seeds. Step 1: Observe the outside with a hand lens or the naked eye, noting colour, shape, scar (hilum), small pore (micropyle) in beans, and the fused fruit wall and seed coat in maize. Step 2: Carefully split the bean along its curved edge and cut the maize grain lengthwise through the flat side. Step 3: Identify the testa, two cotyledons, plumule and radicle in the bean; pericarp/testa fused, endosperm, scutellum (single cotyledon), embryo (plumule with coleoptile, radicle with coleorhiza) in maize. Step 4: Draw large, labelled diagrams of both seeds with a title, magnification note and label lines. Step 5: Test for food stores by placing a drop of iodine solution (or diluted tincture of iodine from a pharmacy) on cut surfaces; starch turns blue-black, showing where food is stored (endosperm in maize, cotyledons in bean). Where iodine is unavailable, note the whitish floury texture of the endosperm versus the thick fleshy cotyledons. The reading provided by the teacher is used to confirm the names of parts. Learners link observations to the farmer's field: which seed parts will push out first and where the food comes from during emergence.</w:t>
+              <w:t xml:space="preserve">Groups of 4 to 5 (one set of specimens per group; share hand lenses between groups) receive soaked maize H614 grains, soaked Rosecoco bean seeds (soaked overnight) and a reading handout/textbook page on seed structure. (1) Observe the outside of each seed with a hand lens: bean testa, hilum (scar), micropyle (tiny pore); maize grain surface with the scar and the darker area marking the embryo. (2) Under teacher guidance, one learner removes the bean testa and splits the bean into two cotyledons, finding the plumule and radicle. The maize grain is cut lengthwise along the flat side to show the scutellum (one cotyledon), endosperm, coleoptile covering the plumule and coleorhiza covering the radicle. (3) Draw and label both seeds in their notebooks (size at least half a page, pencil, ruled label lines, title and magnification note). (4) Complete a table: Part | Where found (bean/maize) | Function (e.g. testa protects the seed; micropyle lets water in; hilum is the scar where seed was attached; cotyledons store food in the bean; scutellum absorbs food from the endosperm for the maize embryo; endosperm stores food; coleoptile protects the plumule; coleorhiza protects the radicle; plumule becomes shoot; radicle becomes root). (5) Use the given measurements as growth examples: Day 14 to Day 42 stem width (maize 6, 14, 22 mm; bean 2, 4, 6 mm) and shoot height Day 7 to 42 (maize 3 to 125 cm; bean 4 to 44 cm). Learners calculate the increase in stem width (maize +16 mm, bean +4 mm).</w:t>
             </w:r>
           </w:p>
         </w:tc>
@@ -6885,7 +6897,7 @@
                 <w:sz w:val="18"/>
                 <w:szCs w:val="18"/>
               </w:rPr>
-              <w:t xml:space="preserve">Distribute pre-soaked seeds (prepared 12-24 hours earlier) and demonstrate the cut once, then say: 'Cut on the board, away from your fingers, one cutter per group.' Remind: 'Do not taste the seeds, and wash hands afterwards.' Ask while circulating: 'What do you see on the inside of the bean that you cannot see in the maize?' and 'Where do you think the baby plant is?' Give WAIT TIME of 10-15 seconds before taking responses. Cold-call 3 groups to point to the radicle and plumule on their specimen. Prompt struggling groups: 'Use the reading to match each part to its name.' Check drawings: 'Use a sharp pencil, single lines, no shading; label lines should not cross.' Use simple English and clarify terms: cotyledon = seed leaf, endosperm = food store tissue, plumule = shoot, radicle = root. For large classes, assign roles: cutter, reader, recorder, drawer, reporter, and rotate.</w:t>
+              <w:t xml:space="preserve">Before the lesson, soak the seeds overnight; if seeds are scarce, provide 1 set per group or use photographs/teacher-drawn charts. Model safe cutting: 'I cut away from my body, on the tray, and only the cutter handles the blade.' Circulate with the observation checklist. Ask: 'What do you see at the end of the bean where it was attached to the pod? What is the tiny hole next to it for?' WAIT TIME: 10-15 seconds after each probe. Ask: 'Where would the bean's food be stored? How is that different from maize?' Cold-call 3 groups to hold up their cut seeds and name one visible structure. If a group lacks specimens, hand over a teacher-prepared labelled drawing for them to annotate. Clarify difficult words (testa = seed coat, cotyledon = seed leaf, scutellum = shield-like cotyledon of maize) and write them on the board with simple meanings. If an internet-free class cannot play the time-lapse videos, recall the Day 7 maize and Day 8 bean emergence events from the Lesson 1 table.</w:t>
             </w:r>
           </w:p>
         </w:tc>
@@ -6917,7 +6929,7 @@
                 <w:sz w:val="18"/>
                 <w:szCs w:val="18"/>
               </w:rPr>
-              <w:t xml:space="preserve">Predict-Observe-Explain (Observe step). Learners compare real structures with their earlier sketches, which creates cognitive conflict where predictions were wrong. Drawing and labelling forces careful attention to detail; roles support Unity by making each member accountable.</w:t>
+              <w:t xml:space="preserve">Predict-Observe-Explain (the Observe step): direct observation of the real seeds and the growth data provides the evidence that learners compare with their earlier predictions. Drawing and labelling is a Developing and Using Models practice: it makes structures visible and links each part to a job (structure-function), which is the foundation for explaining why maize and beans emerge differently.</w:t>
             </w:r>
           </w:p>
         </w:tc>
@@ -6949,7 +6961,7 @@
                 <w:sz w:val="18"/>
                 <w:szCs w:val="18"/>
               </w:rPr>
-              <w:t xml:space="preserve">Observation checklist: Cuts the seed safely and correctly? Identifies at least 4 structures in each seed? Labels radicle and plumule correctly? Records one similarity and one difference between the seeds? Oral probing: 'Which part will become the root? Which will become the shoot?' Note misconceptions such as 'the cotyledon is the leaf of the plant above ground' or 'maize has no food store'.</w:t>
+              <w:t xml:space="preserve">Observation checklist (tick/cross): (a) correctly identifies testa, micropyle, hilum on the bean; (b) separates cotyledons and finds plumule and radicle; (c) identifies the scutellum, endosperm and coleoptile in maize; (d) drawing is large, has title, label lines that do not cross, and correct proportions; (e) all members take part in handling and discussing. Expect at least 80% of groups to label at least 6 parts correctly. Oral probe: 'Which part would protect the shoot tip as it pushes through soil in maize?' (coleoptile). Misconceptions to catch: 'maize has no cotyledon' or 'the endosperm is the embryo'.</w:t>
             </w:r>
           </w:p>
         </w:tc>
@@ -7023,7 +7035,7 @@
               <w:spacing w:after="10" w:before="0"/>
               <w:ind w:left="120"/>
             </w:pPr>
-            <w:hyperlink w:history="1" r:id="rId-x3tc0ajedunm0pkxkp_n">
+            <w:hyperlink w:history="1" r:id="rIdi7eqiat0hahy1jtmrwbx4">
               <w:r>
                 <w:rPr>
                   <w:rFonts w:ascii="Arial" w:cs="Arial" w:eastAsia="Arial" w:hAnsi="Arial"/>
@@ -7076,14 +7088,14 @@
                 <w:sz w:val="16"/>
                 <w:szCs w:val="16"/>
               </w:rPr>
-              <w:t xml:space="preserve">📖 EXERCISE:</w:t>
+              <w:t xml:space="preserve">📖 HTML:</w:t>
             </w:r>
           </w:p>
           <w:p>
             <w:pPr>
               <w:spacing w:after="20" w:before="0"/>
             </w:pPr>
-            <w:hyperlink w:history="1" r:id="rIdz7qxszbi3cjdoes9-rpv_">
+            <w:hyperlink w:history="1" r:id="rIdgabdybd3jpcoeysnzeix1">
               <w:r>
                 <w:rPr>
                   <w:rFonts w:ascii="Arial" w:cs="Arial" w:eastAsia="Arial" w:hAnsi="Arial"/>
@@ -7092,7 +7104,7 @@
                   <w:szCs w:val="16"/>
                   <w:u w:val="single" w:color="2E75B6"/>
                 </w:rPr>
-                <w:t xml:space="preserve">Embryo Growth and Development Practice</w:t>
+                <w:t xml:space="preserve">Monocots - Advanced (Flexbook)</w:t>
               </w:r>
             </w:hyperlink>
           </w:p>
@@ -7132,7 +7144,7 @@
               <w:spacing w:after="10" w:before="0"/>
               <w:ind w:left="120"/>
             </w:pPr>
-            <w:hyperlink w:history="1" r:id="rId7qknjp6y33qwu8l62kglv">
+            <w:hyperlink w:history="1" r:id="rIdanljlwgg40-bfksvi4kz5">
               <w:r>
                 <w:rPr>
                   <w:rFonts w:ascii="Arial" w:cs="Arial" w:eastAsia="Arial" w:hAnsi="Arial"/>
@@ -7174,7 +7186,7 @@
                 <w:sz w:val="18"/>
                 <w:szCs w:val="18"/>
               </w:rPr>
-              <w:t xml:space="preserve">Groups complete a comparison table of monocot (maize) and dicot (bean) seeds: number of cotyledons, location of food store, seed coat, protective sheaths, and function of each structure (e.g., testa protects the embryo, micropyle allows water entry, hilum shows the point of attachment, cotyledons store/absorb food, endosperm stores starch, scutellum absorbs digested food from the endosperm, coleoptile protects the plumule as it pushes through the soil, coleorhiza protects the radicle). Using Think-Pair-Share, learners discuss: 'How might the different food stores and protective structures affect how fast and how well maize and beans emerge from the soil?' Then they write a short Claim-Evidence-Reasoning statement, for example: Claim - maize and bean seeds are built differently; Evidence - our drawings show one cotyledon and a large endosperm in maize, two large cotyledons in bean; Reasoning - the position of the food store and protective sheaths affects how food reaches the embryo and how the shoot emerges. Learners also revisit their Predict definitions and rewrite them: growth = permanent increase in size, dry mass or cell number; development = changes in form and function, such as cell differentiation and formation of leaves, roots and flowers. They give Kenyan examples: a maize seedling becoming taller (growth) and later forming a tassel and cobs (development).</w:t>
+              <w:t xml:space="preserve">Learners return to the predictions from the Predict Phase and write a Claim-Evidence-Reasoning (CER) statement in their notebooks: Claim: which of the 6 changes are growth and which are development. Evidence: the numbers (e.g. maize stem width 6 mm at Day 14 to 22 mm at Day 42; bean height 4 cm at Day 7 to 44 cm at Day 42; bean's leaf types changing from unifoliate on Day 12 to trifoliate on Day 18; branching by Day 25) and what they saw in the seeds. Reasoning: growth is a permanent, irreversible increase in size or dry mass (so a seed only swelling with water is not true growth, because water can be lost again), while development is increasing complexity and form through cell differentiation (radicle becoming root, plumule becoming shoot with leaves, branching). They then use the seed structure to explain: 'Both seeds have an embryo with a radicle and plumule, but the bean stores food in two large cotyledons and the maize in an endosperm absorbed by one scutellum.' They tie this to what they saw in Lesson 1: maize pushes up a coleoptile (Day 7) while the bean pushes up an arched hypocotyl and lifts its cotyledons (Day 8). In pairs, they state one way the seed structure may help explain a difference in emergence.</w:t>
             </w:r>
           </w:p>
         </w:tc>
@@ -7206,7 +7218,7 @@
                 <w:sz w:val="18"/>
                 <w:szCs w:val="18"/>
               </w:rPr>
-              <w:t xml:space="preserve">Say: 'Turn to your partner and explain one function of a seed structure using evidence from your specimen.' Give WAIT TIME of 10-15 seconds, then cold-call 5 learners: 'Amina, what is the job of the coleoptile? What did you see that tells you this?' Press for evidence: 'How do you know?' Introduce the Gallery Walk: groups post drawings; each group visits 2 other displays with sticky notes for 'One thing that is clear' and 'One thing to improve'. Close the walk by asking: 'What did you see in another group's drawing that made you change your own?' Clarify: 'Growth and development often happen together but are not the same: a mandazi dough can increase in size but does not develop new organs.' Confirm the correct definitions only after learners have shared their reasoning.</w:t>
+              <w:t xml:space="preserve">Ask: 'Which of the 6 changes belongs in the growth box, which in the development box, and which in both? What is your evidence?' WAIT TIME: 10-15 seconds. Cold-call 5 learners in different groups, each for a different item. Press for reasoning: 'How do you know it is permanent? Could the swelling be reversed if the seed dried?' Introduce the conventions: 'germination is the radicle emerging; emergence is the shoot appearing above the soil.' Use sentence starters on the board: 'I claim ... because the data show ... which means ...'. Address the misconception 'growth = taller only' using the stem width data: 'Maize widened by 16 mm and the bean by 4 mm. Is that growth if the plant did not get taller? Yes: size increased.' Do NOT teach dormancy or germination conditions; if a learner asks why some healthy seeds did not germinate, say: 'Great question. Hold on to it; we will see what the seed structure tells us in the next lesson. Put it on the DQB.'</w:t>
             </w:r>
           </w:p>
         </w:tc>
@@ -7238,7 +7250,7 @@
                 <w:sz w:val="18"/>
                 <w:szCs w:val="18"/>
               </w:rPr>
-              <w:t xml:space="preserve">Claim-Evidence-Reasoning, Think-Pair-Share and Gallery Walk. CER links observations to explanations; Gallery Walk exposes learners to alternative drawings and corrects errors through peer review, supporting Learning to Learn.</w:t>
+              <w:t xml:space="preserve">Claim-Evidence-Reasoning (CER): learners must link a claim (growth or development) to specific data and to a scientific definition, which deepens understanding beyond memorising definitions. Discussion and questioning connects the seed structure to the DQB question about how maize and beans behave differently.</w:t>
             </w:r>
           </w:p>
         </w:tc>
@@ -7270,7 +7282,7 @@
                 <w:sz w:val="18"/>
                 <w:szCs w:val="18"/>
               </w:rPr>
-              <w:t xml:space="preserve">Peer review using a checklist: title present, label lines straight, all key parts labelled, correct function stated. Listen for CER quality: Does the claim match the evidence? Is the reasoning linked to function? Quick 3-question quiz (oral or written): (1) Name the part that becomes the root. (2) Where is food stored in maize? (3) Give one example of growth and one of development in beans. Record the number correct to identify who needs reteaching.</w:t>
+              <w:t xml:space="preserve">Check CER notebooks: strong response contains a clear claim, at least 2 numbers as evidence (such as 6 to 22 mm, or 4 to 44 cm) and reasoning using 'permanent, irreversible increase' or 'differentiation / change in form'. Look for: at least 70% of learners correctly classify the stem width as growth and branching or leaf type change as development. Peer review: swap notebooks with a partner and underline the evidence in green and the reasoning in blue. Oral probe: 'Why can't we say a dry seed swelling in water is growth?' Record misconceptions on the board.</w:t>
             </w:r>
           </w:p>
         </w:tc>
@@ -7344,7 +7356,7 @@
               <w:spacing w:after="10" w:before="0"/>
               <w:ind w:left="120"/>
             </w:pPr>
-            <w:hyperlink w:history="1" r:id="rIdgascyfxyiwygshvyx7m2f">
+            <w:hyperlink w:history="1" r:id="rIdjbjvfugfarha1uzuoyd2o">
               <w:r>
                 <w:rPr>
                   <w:rFonts w:ascii="Arial" w:cs="Arial" w:eastAsia="Arial" w:hAnsi="Arial"/>
@@ -7397,14 +7409,14 @@
                 <w:sz w:val="16"/>
                 <w:szCs w:val="16"/>
               </w:rPr>
-              <w:t xml:space="preserve">📖 EXERCISE:</w:t>
+              <w:t xml:space="preserve">📖 HTML:</w:t>
             </w:r>
           </w:p>
           <w:p>
             <w:pPr>
               <w:spacing w:after="20" w:before="0"/>
             </w:pPr>
-            <w:hyperlink w:history="1" r:id="rIdraahcq3yasr8g6j5vuewt">
+            <w:hyperlink w:history="1" r:id="rIdhe2qgqhp-khncajrvqut_">
               <w:r>
                 <w:rPr>
                   <w:rFonts w:ascii="Arial" w:cs="Arial" w:eastAsia="Arial" w:hAnsi="Arial"/>
@@ -7413,7 +7425,7 @@
                   <w:szCs w:val="16"/>
                   <w:u w:val="single" w:color="2E75B6"/>
                 </w:rPr>
-                <w:t xml:space="preserve">Embryo Growth and Development Practice</w:t>
+                <w:t xml:space="preserve">Monocots - Advanced (Flexbook)</w:t>
               </w:r>
             </w:hyperlink>
           </w:p>
@@ -7453,7 +7465,7 @@
               <w:spacing w:after="10" w:before="0"/>
               <w:ind w:left="120"/>
             </w:pPr>
-            <w:hyperlink w:history="1" r:id="rId0ws6vew2wgmhiuaijetq3">
+            <w:hyperlink w:history="1" r:id="rIdiom8ij8yhljdrwa7x7zso">
               <w:r>
                 <w:rPr>
                   <w:rFonts w:ascii="Arial" w:cs="Arial" w:eastAsia="Arial" w:hAnsi="Arial"/>
@@ -7495,7 +7507,7 @@
                 <w:sz w:val="18"/>
                 <w:szCs w:val="18"/>
               </w:rPr>
-              <w:t xml:space="preserve">Learners return to the class Driving Question Board with the driving question: 'What causes the differences in germination, emergence and growth of maize and bean plants?' Each group writes on sticky notes (a) what they learned today about the seed structure and meaning of growth and development, and (b) new questions, such as 'Why do some healthy-looking seeds not germinate?', 'Does the seed coat stop water entering?', 'What is seed dormancy?'. They place notes under categories such as 'Seed structure', 'Conditions for germination', 'Dormancy', 'Growth'. Each learner completes an exit ticket: 'What evidence did we gather today?' and 'How does this help answer our driving question?'</w:t>
+              <w:t xml:space="preserve">Learners go to the class DQB (a chart or wall space). They (1) find Wanjiru's question 'What is growth and development?' and, in groups, write an evidence-based answer on a sticky note/paper strip (e.g. 'Growth is a permanent increase in size such as maize stem width 6 to 22 mm; development is a change in form such as bean leaves changing from unifoliate to trifoliate') and place it beside the question. (2) Write new questions raised by the seed observation (e.g. 'Why do some healthy-looking bean seeds with a complete embryo not germinate?', 'Does the testa stop water entering?', 'Why does the maize leave its scutellum underground?'). (3) Link the DQB to the driving question: 'How does this lesson help explain the differences in germination, emergence and growth of maize and beans?' The key new question that the class agrees to investigate next: What is seed dormancy?</w:t>
             </w:r>
           </w:p>
         </w:tc>
@@ -7527,7 +7539,7 @@
                 <w:sz w:val="18"/>
                 <w:szCs w:val="18"/>
               </w:rPr>
-              <w:t xml:space="preserve">Say: 'Look at the board. What do we now know that we did not know yesterday? What new question do you have?' Give WAIT TIME of 10-15 seconds. Cold-call 4 learners to read their questions aloud. Highlight the question 'What is seed dormancy?': 'Some of the farmer's seeds did not germinate even though they looked healthy. Could the seed itself be the reason? We will investigate this in our next lesson.' If no board space, use a manila paper chart or a chalkboard section. Collect exit tickets for review.</w:t>
+              <w:t xml:space="preserve">Say: 'Choose one thing you now understand and one thing that still puzzles you. Write each on its own strip.' WAIT TIME: 10-15 seconds before groups begin writing. Cold-call 3 groups to read their strip aloud and say where it should go on the board (answered, partly answered, new). Model sorting by pinning Wanjiru's question as 'answered in part: definitions and seed parts known'. Highlight the strips that ask about healthy seeds failing: 'These strips connect to the testa and embryo we just saw. We will investigate them in the next lesson: What is seed dormancy?' Keep a copy of the DQB in the teacher's notebook in case the chart is removed.</w:t>
             </w:r>
           </w:p>
         </w:tc>
@@ -7559,7 +7571,7 @@
                 <w:sz w:val="18"/>
                 <w:szCs w:val="18"/>
               </w:rPr>
-              <w:t xml:space="preserve">Discussion and questioning using the Driving Question Board. Linking each day's evidence to the central phenomenon helps learners see the unit as a coherent storyline and gives ownership of next steps through learner-generated questions.</w:t>
+              <w:t xml:space="preserve">Discussion and questioning using the Driving Question Board: the DQB makes the class's growing understanding visible, shows learners how this lesson's evidence (definitions, seed structure) fits into the larger puzzle, and lets their own questions drive the next investigation, which builds ownership.</w:t>
             </w:r>
           </w:p>
         </w:tc>
@@ -7591,7 +7603,7 @@
                 <w:sz w:val="18"/>
                 <w:szCs w:val="18"/>
               </w:rPr>
-              <w:t xml:space="preserve">Exit ticket success criteria: names at least one piece of evidence (e.g., 'maize has one cotyledon and endosperm; bean has two cotyledons') and links it to the driving question (e.g., 'different food stores may cause different emergence'). Check that at least two groups generate a question about why healthy seeds fail to germinate. Oral probing: 'Which of our questions can the seed structure alone answer, and which need more investigation?'</w:t>
+              <w:t xml:space="preserve">Indicators: every group posts at least one answer strip and one new question; at least 2 questions refer to the testa, embryo or healthy seeds failing to germinate; answers use the terms growth/development correctly with an example from Mr. Wafula's field. Oral probe: 'Which of our questions was answered today and what was the evidence?' Note learners who post only vocabulary questions (what is a hilum?) and prompt them toward 'why' or 'how' questions.</w:t>
             </w:r>
           </w:p>
         </w:tc>
@@ -7665,7 +7677,7 @@
               <w:spacing w:after="10" w:before="0"/>
               <w:ind w:left="120"/>
             </w:pPr>
-            <w:hyperlink w:history="1" r:id="rIdkacocusewzgnow74s7xxq">
+            <w:hyperlink w:history="1" r:id="rIdijypcuxgawncdosugx6ee">
               <w:r>
                 <w:rPr>
                   <w:rFonts w:ascii="Arial" w:cs="Arial" w:eastAsia="Arial" w:hAnsi="Arial"/>
@@ -7718,14 +7730,14 @@
                 <w:sz w:val="16"/>
                 <w:szCs w:val="16"/>
               </w:rPr>
-              <w:t xml:space="preserve">📖 EXERCISE:</w:t>
+              <w:t xml:space="preserve">📖 HTML:</w:t>
             </w:r>
           </w:p>
           <w:p>
             <w:pPr>
               <w:spacing w:after="20" w:before="0"/>
             </w:pPr>
-            <w:hyperlink w:history="1" r:id="rIdqgmez6-sl_yre8gfimgqp">
+            <w:hyperlink w:history="1" r:id="rIdrkoljyxk5b4z9o6nudham">
               <w:r>
                 <w:rPr>
                   <w:rFonts w:ascii="Arial" w:cs="Arial" w:eastAsia="Arial" w:hAnsi="Arial"/>
@@ -7734,7 +7746,7 @@
                   <w:szCs w:val="16"/>
                   <w:u w:val="single" w:color="2E75B6"/>
                 </w:rPr>
-                <w:t xml:space="preserve">Embryo Growth and Development Practice</w:t>
+                <w:t xml:space="preserve">Monocots - Advanced (Flexbook)</w:t>
               </w:r>
             </w:hyperlink>
           </w:p>
@@ -7774,7 +7786,7 @@
               <w:spacing w:after="10" w:before="0"/>
               <w:ind w:left="120"/>
             </w:pPr>
-            <w:hyperlink w:history="1" r:id="rId0rfvbutmlyzfwtvq-0wzt">
+            <w:hyperlink w:history="1" r:id="rIdqzqyumplt8lwtzm8upchm">
               <w:r>
                 <w:rPr>
                   <w:rFonts w:ascii="Arial" w:cs="Arial" w:eastAsia="Arial" w:hAnsi="Arial"/>
@@ -7816,7 +7828,7 @@
                 <w:sz w:val="18"/>
                 <w:szCs w:val="18"/>
               </w:rPr>
-              <w:t xml:space="preserve">Learners take out their Day 1 drawing or explanation of why maize and beans behave differently. Individually they revise it, adding labelled diagrams of the seed structures and a short explanation of how growth and development begin from the embryo using the stored food. They add arrows showing food moving from endosperm (maize) or cotyledons (bean) to the embryo, and a question mark for 'unknown factors' (dormancy, water, oxygen, temperature) to be tested later. They write one sentence beginning 'Before I thought..., now I think... because...'. Volunteers share revised models with a partner for a quick peer check.</w:t>
+              <w:t xml:space="preserve">Learners take out their Day 1 (Lesson 1) drawing/model of how Mr. Wafula's maize and beans grow. Working individually for 5 minutes, they revise it using a different colour pen: (1) add labelled cross-section drawings of the maize H614 grain and Rosecoco bean seed inside the soil, showing the embryo parts (radicle, plumule), food stores (cotyledons in bean; endosperm and scutellum in maize) and protective parts (testa; coleoptile and coleorhiza); (2) add arrows showing that radicle becomes root and plumule becomes shoot; (3) add a small box with the definitions of growth and development and one example of each from the field data; (4) add a question mark where the model still cannot explain why some healthy-looking seeds did not germinate. In a short Gallery Walk (3 minutes), groups display their revised models, and visitors leave one 'star' (what is good) and one 'wish' (what to improve). The lesson closes with an exit ticket.</w:t>
             </w:r>
           </w:p>
         </w:tc>
@@ -7848,7 +7860,7 @@
                 <w:sz w:val="18"/>
                 <w:szCs w:val="18"/>
               </w:rPr>
-              <w:t xml:space="preserve">Say: 'Take out your Day 1 model. Using a different colour pen, add what you learned today. Show the seed parts and where the food comes from.' Give WAIT TIME of 10-15 seconds before asking: 'What did you change and why?' Cold-call 3 learners to share their changes. Point out gaps: 'Does your model explain why some healthy seeds did not germinate? What is missing?' Collect models for review. Assign optional homework: bring a labelled sketch of a seed from home (e.g., sukuma wiki, tomato, or kidney bean) and read about seed dormancy.</w:t>
+              <w:t xml:space="preserve">Say: 'Use a new colour so we can see how your thinking has changed since Day 1.' WAIT TIME: 10-15 seconds, then circulate. Ask individuals: 'Which part of your model is new today? What evidence led you to add it?' Cold-call 3 learners to explain one revision. During the Gallery Walk, instruct: 'Walk clockwise, spend 30 seconds at each model, leave one star and one wish.' Collect exit tickets: (1) 'What evidence did we gather today?' (2) 'How does this help answer our driving question about maize and beans?' (3) 'One question I still have.' Close with: 'Next time we ask: What is seed dormancy? Why would a seed that looks healthy not germinate?' Homework: bring one dry bean and one maize grain from home or the market and note differences in the outside appearance of the testa.</w:t>
             </w:r>
           </w:p>
         </w:tc>
@@ -7880,7 +7892,7 @@
                 <w:sz w:val="18"/>
                 <w:szCs w:val="18"/>
               </w:rPr>
-              <w:t xml:space="preserve">Model revision. Using a different colour pen makes learning visible and lets learners and the teacher see how understanding changes with evidence. The remaining gaps motivate the next lesson.</w:t>
+              <w:t xml:space="preserve">Model revision with a Gallery Walk: revising the Day 1 model with evidence from this lesson shows how understanding changes, and peer review sharpens scientific communication. The question mark in the model keeps the gap (healthy seeds not germinating) visible, setting up Lesson 3.</w:t>
             </w:r>
           </w:p>
         </w:tc>
@@ -7912,7 +7924,7 @@
                 <w:sz w:val="18"/>
                 <w:szCs w:val="18"/>
               </w:rPr>
-              <w:t xml:space="preserve">Model check: Does the revised model include correctly labelled seed structures? Does it show the stored food supplying the embryo? Does it identify at least one unanswered factor? Look for the 'Before I thought... now I think... because...' statement with an evidence-based reason. Provide feedback to those still confusing growth with development.</w:t>
+              <w:t xml:space="preserve">Model check: look for at least 3 new labelled structures, correct direction of arrows (radicle to root, plumule to shoot), definitions with an example, and a question mark gap. Exit ticket success criteria: names at least 2 pieces of evidence (seed observations and a growth number such as 6 to 22 mm) and links them to the driving question. Peer review: stars and wishes refer to specific parts of the model. Quick quiz option (2 questions): 'Name the part of maize that protects the shoot tip.' 'Give one example of growth and one of development from the bean.'</w:t>
             </w:r>
           </w:p>
         </w:tc>
@@ -8005,7 +8017,7 @@
                 <w:sz w:val="18"/>
                 <w:szCs w:val="18"/>
               </w:rPr>
-              <w:t xml:space="preserve">Which learners still treat growth and development as the same thing, and which seed structures were most often mislabelled (e.g., coleoptile vs plumule)? Did groups share cutting tools and materials fairly, and was the soaking time sufficient for easy dissection? How well did learners use evidence from their own specimens rather than textbook memory in their CER statements? Which DQB questions show readiness for dormancy, and who needs extra support with scientific English terms before Lesson 3?</w:t>
+              <w:t xml:space="preserve">1) Did learners move beyond 'growth = getting taller' by using the stem width data? Which examples convinced them? 2) How many groups correctly identified the scutellum, endosperm and coleoptile in maize; did sharing specimens or hand lenses slow groups down? 3) Which seed-structure terms needed the most clarification in simple English? 4) Did the CER writing show evidence plus reasoning, or just definitions? 5) Which questions on the DQB reveal curiosity about dormancy, so that Lesson 3 can start from the learners' own words? 6) If electricity or the time-lapse videos were unavailable, did the teacher-prepared alternatives (charts and the Lesson 1 events table) work? What would you change next time?</w:t>
             </w:r>
           </w:p>
         </w:tc>
@@ -8132,7 +8144,7 @@
                 <w:sz w:val="18"/>
                 <w:szCs w:val="18"/>
               </w:rPr>
-              <w:t xml:space="preserve">We observed and dissected soaked maize grains and bean seeds, and saw that maize has one cotyledon (scutellum) with a large endosperm and protective coleoptile and coleorhiza, while beans have two large cotyledons, a testa, hilum, micropyle, plumule and radicle.</w:t>
+              <w:t xml:space="preserve">We observed soaked Rosecoco bean seeds (testa, hilum, micropyle, two cotyledons, plumule, radicle) and maize H614 grains (one cotyledon called the scutellum, endosperm, coleoptile, coleorhiza, plumule, radicle). We also used Mr. Wafula's data: maize stem width 6, 14, 22 mm and shoot height 3 to 125 cm; bean stem width 2, 4, 6 mm and shoot height 4 to 44 cm.</w:t>
             </w:r>
           </w:p>
         </w:tc>
@@ -8198,7 +8210,7 @@
                 <w:sz w:val="18"/>
                 <w:szCs w:val="18"/>
               </w:rPr>
-              <w:t xml:space="preserve">Growth is a permanent increase in size, dry mass or cell number, while development is the change in form and function as cells differentiate. Seed structures have specific functions such as protection, food storage, absorbing water and forming the new root and shoot.</w:t>
+              <w:t xml:space="preserve">Growth is a permanent, irreversible increase in size or dry mass; development is a change in complexity and form through differentiation. Monocot (maize) and dicot (bean) seeds have different structures: the bean stores food in two cotyledons, while the maize stores food in the endosperm and one cotyledon (scutellum) absorbs it. Each part has a function, such as protection, food storage, and forming the root and shoot.</w:t>
             </w:r>
           </w:p>
         </w:tc>
@@ -8264,7 +8276,7 @@
                 <w:sz w:val="18"/>
                 <w:szCs w:val="18"/>
               </w:rPr>
-              <w:t xml:space="preserve">Maize and beans are built differently, so they store and supply food to the embryo in different ways, which may partly explain differences in emergence and early growth. Since some healthy-looking seeds still failed to germinate, other factors, such as seed dormancy, must also be investigated.</w:t>
+              <w:t xml:space="preserve">Maize and beans differ in seed structure, which is part of why they emerge differently (maize by a coleoptile on Day 7; bean by an arched hypocotyl lifting two cotyledons on Day 8). Both seeds contain an embryo and a testa or coat, but the structure alone does not yet explain why some healthy-looking seeds did not germinate. This raises the next question: What is seed dormancy?</w:t>
             </w:r>
           </w:p>
         </w:tc>
@@ -8286,7 +8298,7 @@
         </w:rPr>
         <w:t xml:space="preserve">© 2026 SeaVuria and ARES. Aligned with KICD objectives. Developed by SeaVuria; technical implementation by ARES (with AI assistance from Claude). Licensed under </w:t>
       </w:r>
-      <w:hyperlink w:history="1" r:id="rIdppcb-lfb-n5u-wvxuvun-">
+      <w:hyperlink w:history="1" r:id="rIdorpzeljbyjx0fvmizmz5t">
         <w:r>
           <w:rPr>
             <w:rFonts w:ascii="Arial" w:cs="Arial" w:eastAsia="Arial" w:hAnsi="Arial"/>
@@ -8307,7 +8319,7 @@
         </w:rPr>
         <w:t xml:space="preserve"> (</w:t>
       </w:r>
-      <w:hyperlink w:history="1" r:id="rId2sqtciban-b7hqv7cwlvy">
+      <w:hyperlink w:history="1" r:id="rIdoa2p7l0yxlca00gi742l3">
         <w:r>
           <w:rPr>
             <w:rFonts w:ascii="Arial" w:cs="Arial" w:eastAsia="Arial" w:hAnsi="Arial"/>
@@ -8381,7 +8393,7 @@
                 <w:sz w:val="22"/>
                 <w:szCs w:val="22"/>
               </w:rPr>
-              <w:t xml:space="preserve">LESSON 3 (40 minutes (single period; the dormancy-breaking set-up is started in the lesson and observed over the following days)): Seed Dormancy: Why Do Some Healthy-Looking Seeds Refuse to Germinate?</w:t>
+              <w:t xml:space="preserve">LESSON 3 (40 minutes (one single period; Part B scarification and soaking set-up runs in the same period, with germination checked in Lesson 4 or as a take-home observation)): Seed Dormancy: Why Do Healthy-Looking Seeds Not Germinate?</w:t>
             </w:r>
           </w:p>
         </w:tc>
@@ -8548,7 +8560,7 @@
                 <w:sz w:val="18"/>
                 <w:szCs w:val="18"/>
               </w:rPr>
-              <w:t xml:space="preserve">Learners examine seed specimens to identify causes of seed dormancy and carry out simple activities to break dormancy, so that they can explain why some seeds planted on the same day after the same rain germinate quickly, slowly or not at all.</w:t>
+              <w:t xml:space="preserve">Learners use seed specimens and a simple scarification investigation to explain why 8 healthy-looking Rosecoco bean seeds on Mr. Wafula's farm did not germinate, and how dormancy can be broken. This moves the class from the puzzle of healthy-looking seeds toward the next question: how does germination occur?</w:t>
             </w:r>
           </w:p>
         </w:tc>
@@ -8614,7 +8626,7 @@
                 <w:sz w:val="18"/>
                 <w:szCs w:val="18"/>
               </w:rPr>
-              <w:t xml:space="preserve">c) Outline causes and ways of breaking dormancy in seeds. Learners define seed dormancy and state its significance (survival through dry seasons, spreading germination over time). Learners outline causes: hard or impermeable seed coat, immature embryo, presence of chemical inhibitors, and absence of the right light or temperature cues. Learners outline ways of breaking dormancy: scarification (nicking, rubbing, soaking in warm water), leaching of inhibitors, stratification or chilling, and after-ripening.</w:t>
+              <w:t xml:space="preserve">By the end of the lesson, learners should be able to: (1) define dormancy as a viable seed failing to germinate even in favourable conditions; (2) distinguish dormant-but-viable seeds from non-viable seeds and from seeds lost to pests or waterlogging, using the 12 non-germinating maize and 20 non-germinating bean seeds; (3) outline causes of dormancy (hard impermeable seed coat, immature embryo, chemical inhibitors such as abscisic acid); (4) outline ways of breaking dormancy (scarification, soaking, and others) and relate them to the cause; (5) explain the significance of dormancy to the plant and to the farmer.</w:t>
             </w:r>
           </w:p>
         </w:tc>
@@ -8680,7 +8692,7 @@
                 <w:sz w:val="18"/>
                 <w:szCs w:val="18"/>
               </w:rPr>
-              <w:t xml:space="preserve">Observing and examining seed specimens (hand lens); asking questions; planning and carrying out a simple investigation (NGSS SEP: Planning and Carrying Out Investigations); constructing explanations using Claim-Evidence-Reasoning (NGSS SEP: Constructing Explanations); communicating observations in simple, clear scientific English; collaborating in small groups.</w:t>
+              <w:t xml:space="preserve">Observing and examining seed specimens (hand lens, fingernail and water-uptake test); Planning and carrying out an investigation (NGSS SEP 3); Analysing and interpreting data (NGSS SEP 4): sorting the 12 and 20 non-germinating seeds into categories and computing the 7 of 8 result; Constructing explanations using Claim-Evidence-Reasoning (NGSS SEP 6); Engaging in argument from evidence (NGSS SEP 7); Communicating in simple, clear scientific English.</w:t>
             </w:r>
           </w:p>
         </w:tc>
@@ -8746,7 +8758,7 @@
                 <w:sz w:val="18"/>
                 <w:szCs w:val="18"/>
               </w:rPr>
-              <w:t xml:space="preserve">Unity: works harmoniously with others while carrying out activities. Learning to Learn: reflects on own work and adjusts accordingly while carrying out activities to demonstrate ways of breaking seed dormancy. Appreciates that farmers in Kenya depend on understanding seed behaviour to plan planting and increase yields.</w:t>
+              <w:t xml:space="preserve">Learning to Learn: the learner reflects on their own work and adjusts accordingly while carrying out activities to demonstrate ways of breaking seed dormancy. Unity: the learner works harmoniously with others in the group while examining specimens and setting up treatments. Curiosity and respect for evidence when a prediction turns out to be wrong.</w:t>
             </w:r>
           </w:p>
         </w:tc>
@@ -8812,7 +8824,7 @@
                 <w:sz w:val="18"/>
                 <w:szCs w:val="18"/>
               </w:rPr>
-              <w:t xml:space="preserve">How does growth occur in plants? (Lesson 3 focus: What causes some seeds to remain dormant, and how can dormancy be broken so germination occurs?)</w:t>
+              <w:t xml:space="preserve">How does growth occur in plants? Lesson focus: Why did some healthy-looking bean seeds not germinate, and how can the farmer make them germinate? Pose to the class: 'If the rain, soil and planting day were the same, what is different about the seed itself?'</w:t>
             </w:r>
           </w:p>
         </w:tc>
@@ -8878,7 +8890,7 @@
                 <w:sz w:val="18"/>
                 <w:szCs w:val="18"/>
               </w:rPr>
-              <w:t xml:space="preserve">Lessons 1-2 established that seeds differ in structure (monocot maize versus dicot bean) and that growth begins from the embryo inside the seed. This lesson explains one reason why seeds planted together do not behave alike: some are dormant even though they look healthy. It answers part of the driving question (why some seeds fail or delay germination) and raises the next question: How does germination occur once dormancy is broken?</w:t>
+              <w:t xml:space="preserve">Lesson 1 raised the puzzle of healthy-looking seeds that did not germinate at Mr. Wafula's farm. Lesson 2 gave learners the structure of the maize H614 and Rosecoco seeds, including the seed coat (testa) and embryo. Lesson 3 uses that structure to explain one cause: a hard, impermeable testa makes 8 viable bean seeds dormant (7 of 8 germinated after scarification). It also sorts the other failures (12 maize, 20 beans) into viable versus not viable. Remaining failures (waterlogging, lack of oxygen) lead to Lesson 4 and the new question: 'How does germination occur?'</w:t>
             </w:r>
           </w:p>
         </w:tc>
@@ -8944,7 +8956,7 @@
                 <w:sz w:val="18"/>
                 <w:szCs w:val="18"/>
               </w:rPr>
-              <w:t xml:space="preserve">Use only seeds not treated with pesticide (many commercial seed packets are dyed and chemically treated, so wash hands after handling, and never taste seeds). Use warm, not boiling, water, handled only by the teacher or a designated group member. Use sandpaper or a file on seeds held firmly on the bench, and keep blades and razors away from learners; nicking is done with a nail file or sandpaper. Wash hands after the practical and do not eat any seeds used in the experiment.</w:t>
+              <w:t xml:space="preserve">Scarify seeds with sandpaper or a nail file, never with a razor blade or knife; rub away from fingers and hold seeds on a flat tray. Use only warm (not boiling) water for soaking; the teacher alone handles hot water for demonstration. Wash hands after handling seeds, as some stored seed may be treated with pesticide: label and keep any treated seed away from learners, use only untreated seed. Do not taste any seed. Keep seeds and water away from eyes. Clear spills to prevent slipping.</w:t>
             </w:r>
           </w:p>
         </w:tc>
@@ -9037,7 +9049,7 @@
                 <w:sz w:val="18"/>
                 <w:szCs w:val="18"/>
               </w:rPr>
-              <w:t xml:space="preserve">Return to the anchoring phenomenon: a farmer in Molo plants maize and beans on the same day after the first rains. Most germinate in a few days, some take longer, and some healthy-looking seeds never sprout. Learners predict why, then examine seed specimens (maize, beans, and other locally available seeds such as cowpeas, pigeon peas, Acacia or Croton seeds, and avocado or pawpaw seeds if available) to look for features that might block germination. They watch the Khan Academy video 'Seed dormancy | Plant growth and development | Biology' where connectivity allows, or use the teacher-prepared alternative (a teacher-read passage with a labelled chalkboard diagram). In small groups they set up simple dormancy-breaking treatments (control, rubbing with sandpaper, warm-water soak, and cold or leaching treatment) using locally available materials. They use Claim-Evidence-Reasoning to explain what causes dormancy and add evidence to the Driving Question Board, ending with the new question: How does germination occur?</w:t>
+              <w:t xml:space="preserve">Madam Achieng's Form 3 class at a Kitale secondary school returns to Mr. Wafula's field: 100 maize H614 and 100 Rosecoco bean seeds were planted on the same day, 3 cm deep, after 25 mm of rain. At Day 14, 88 maize and 80 beans had germinated. Learners predict why 8 healthy-looking bean seeds sat in the soil, then examine bean and maize seeds, sort the 12 and 20 non-germinating seeds into causes, and compare untreated and scarified (nicked) seeds. They use the field result that 7 of the 8 hard-coated beans germinated by Day 7 after scarification. Learners write a CER explanation, add questions to the Driving Question Board, and revise their Day 1 model by adding dormancy as one reason seeds differ. Offline-friendly: no electricity or internet is needed; teacher-prepared printed photos and a written summary of the Khan Academy 'Seed dormancy' reading replace the online resource where there is no connectivity.</w:t>
             </w:r>
           </w:p>
         </w:tc>
@@ -9337,7 +9349,7 @@
               <w:spacing w:after="10" w:before="0"/>
               <w:ind w:left="120"/>
             </w:pPr>
-            <w:hyperlink w:history="1" r:id="rIdpe4hrc83youoaombpmyim">
+            <w:hyperlink w:history="1" r:id="rIdl1ymsgyo06dchw9liwez_">
               <w:r>
                 <w:rPr>
                   <w:rFonts w:ascii="Arial" w:cs="Arial" w:eastAsia="Arial" w:hAnsi="Arial"/>
@@ -9397,7 +9409,7 @@
             <w:pPr>
               <w:spacing w:after="20" w:before="0"/>
             </w:pPr>
-            <w:hyperlink w:history="1" r:id="rId1mic1keo21by750eae1vo">
+            <w:hyperlink w:history="1" r:id="rId9r8x6luw5ry63ezbd_mzr">
               <w:r>
                 <w:rPr>
                   <w:rFonts w:ascii="Arial" w:cs="Arial" w:eastAsia="Arial" w:hAnsi="Arial"/>
@@ -9430,7 +9442,7 @@
               <w:spacing w:after="10" w:before="0"/>
               <w:ind w:left="120"/>
             </w:pPr>
-            <w:hyperlink w:history="1" r:id="rIdkcz0s1rxyngnklqmnhymy">
+            <w:hyperlink w:history="1" r:id="rId-14iqxupzqbrxwxicflfg">
               <w:r>
                 <w:rPr>
                   <w:rFonts w:ascii="Arial" w:cs="Arial" w:eastAsia="Arial" w:hAnsi="Arial"/>
@@ -9472,7 +9484,7 @@
                 <w:sz w:val="18"/>
                 <w:szCs w:val="18"/>
               </w:rPr>
-              <w:t xml:space="preserve">Learners recall the phenomenon: maize and beans planted together after rain in Molo, yet some seeds germinate within days, some take longer, and some healthy-looking ones never germinate. Using Think-Pair-Share, each learner writes a prediction in their notebook: 'Why might a healthy-looking seed fail to germinate even when it has rain? What could we do to make it germinate?' Learners sketch one seed and mark where they think the problem might be (seed coat, embryo, inside the seed). They pair up and then share with the class.</w:t>
+              <w:t xml:space="preserve">(8 minutes) Learners look at the data card: Day 14 results out of 100: maize 88 germinated, 12 did not; beans 80 germinated, 20 did not. Mr. Wafula dug up the failed seeds and found that 8 bean seeds looked healthy, firm and unspoiled. THINK (individually, 1 minute): 'Why might a healthy-looking Rosecoco bean seed refuse to germinate when the rain, soil, depth and planting day were the same?' Learners write a prediction and a reason in their notebooks. PAIR (2 minutes): compare predictions. SHARE (3 minutes): groups give predictions, e.g. 'the seed is old', 'no water got in', 'the seed is sleeping'. Teacher records predictions on the board under headings: seed problem / environment problem / not sure. They then predict: 'If we scratch the hard outside of the seed, will it germinate?' Each learner records Yes/No and why. This is a POE prediction to be tested later.</w:t>
             </w:r>
           </w:p>
         </w:tc>
@@ -9504,7 +9516,7 @@
                 <w:sz w:val="18"/>
                 <w:szCs w:val="18"/>
               </w:rPr>
-              <w:t xml:space="preserve">Display on the board: 'Same day. Same rain. Different results. Why?' Say: 'Think quietly for one minute. Write your prediction and draw the seed with an arrow to the part you think is responsible.' WAIT TIME: 10-15 seconds of silence after posing the question before accepting any answers. Move around and look at the drawings. Say: 'Turn to your partner and explain your idea in simple English. Partner, ask: What makes you think so?' Cold-call 4 pairs, including at least 2 who have not spoken in the previous lessons. Record all predictions on the board under the heading 'Our predictions' without judging them (for example: 'seed is dead', 'no water', 'seed coat is too hard', 'seed is still sleeping'). Say: 'Today we will test these ideas with real seeds.' Introduce the word 'dormancy' as 'a resting state where a living seed does not germinate even when conditions look right'.</w:t>
+              <w:t xml:space="preserve">Display the data card on the board or as a printed handout (no electricity needed). Say: 'Mr. Wafula planted on the same day, in the same field, with the same rain. Eight healthy-looking bean seeds still did not germinate. What could be different about the seed itself?' Give the Think step 1 minute of silent writing. WAIT TIME of 10-15 seconds after asking for ideas before accepting any answer; count silently. Cold-call 4 learners from different groups (not only volunteers) with: 'Wanjiru, what did you and your partner predict?' Ask a follow-up probe: 'What makes you think so?' Do NOT correct predictions; write them all. Ask: 'Which of these ideas could we test today?' Point to the Day 1 model and the DQB question 'Why do healthy-looking seeds not germinate?'. Clarify the words 'viable' (alive embryo) and 'dormant' (viable seed that fails to germinate in favourable conditions) only after predictions are shared.</w:t>
             </w:r>
           </w:p>
         </w:tc>
@@ -9536,7 +9548,7 @@
                 <w:sz w:val="18"/>
                 <w:szCs w:val="18"/>
               </w:rPr>
-              <w:t xml:space="preserve">Think-Pair-Share and Predict-Observe-Explain (the Predict step): Individual thinking commits each learner to an idea before evidence is seen, pair talk lets learners rehearse scientific English, and recording predictions publicly creates ideas the class can later confirm or revise. This ties directly to the anchoring phenomenon.</w:t>
+              <w:t xml:space="preserve">Think-Pair-Share inside Predict-Observe-Explain (POE). Individual thinking makes every learner commit to an idea before seeing evidence; pairing lets learners rehearse and refine wording in simple scientific English; the whole-class share surfaces a range of ideas (old seed, no water, pests) that later evidence will sort. Written predictions let learners see for themselves later if they changed their ideas.</w:t>
             </w:r>
           </w:p>
         </w:tc>
@@ -9568,7 +9580,7 @@
                 <w:sz w:val="18"/>
                 <w:szCs w:val="18"/>
               </w:rPr>
-              <w:t xml:space="preserve">Observable indicators: (1) Each learner's notebook has a written prediction and an annotated seed drawing. (2) Count learners who locate the cause at the seed coat, the embryo, or only 'lack of water'. (3) Listen for misconceptions such as 'a seed that does not germinate is dead' or 'all seeds germinate immediately if watered'. Tally these on a quick checklist for use in the Explain phase.</w:t>
+              <w:t xml:space="preserve">Oral probing and misconception check. Observable indicators: (a) learner writes a prediction with a reason, not only 'yes/no'; (b) at least 3 different ideas are recorded on the board; (c) listen for the misconception 'a seed that does not germinate is dead'; note names of learners who hold it and revisit in the Explain phase. Teacher tallies on a checklist how many learners predicted that scratching the seed would help (Yes/No).</w:t>
             </w:r>
           </w:p>
         </w:tc>
@@ -9642,7 +9654,7 @@
               <w:spacing w:after="10" w:before="0"/>
               <w:ind w:left="120"/>
             </w:pPr>
-            <w:hyperlink w:history="1" r:id="rIdtsjpczhtxg572rfx44jng">
+            <w:hyperlink w:history="1" r:id="rId8utgs_fcrujefis2zhckz">
               <w:r>
                 <w:rPr>
                   <w:rFonts w:ascii="Arial" w:cs="Arial" w:eastAsia="Arial" w:hAnsi="Arial"/>
@@ -9702,7 +9714,7 @@
             <w:pPr>
               <w:spacing w:after="20" w:before="0"/>
             </w:pPr>
-            <w:hyperlink w:history="1" r:id="rIdmio0cyif4jg91yv6fv09u">
+            <w:hyperlink w:history="1" r:id="rIdbyvustndv3fy2k3zydeo2">
               <w:r>
                 <w:rPr>
                   <w:rFonts w:ascii="Arial" w:cs="Arial" w:eastAsia="Arial" w:hAnsi="Arial"/>
@@ -9735,7 +9747,7 @@
               <w:spacing w:after="10" w:before="0"/>
               <w:ind w:left="120"/>
             </w:pPr>
-            <w:hyperlink w:history="1" r:id="rIde7kbks358w9rlmwedcm5d">
+            <w:hyperlink w:history="1" r:id="rIdgsv1s6608yoi0ocrh9es3">
               <w:r>
                 <w:rPr>
                   <w:rFonts w:ascii="Arial" w:cs="Arial" w:eastAsia="Arial" w:hAnsi="Arial"/>
@@ -9777,7 +9789,7 @@
                 <w:sz w:val="18"/>
                 <w:szCs w:val="18"/>
               </w:rPr>
-              <w:t xml:space="preserve">Part A (10 min): In groups of 4-5 (sharing hand lenses and specimens), learners examine seed specimens: maize grains, bean seeds, cowpeas, and any hard-coated local seeds available (for example Acacia, Senna/Cassia, Croton, Grevillea or avocado seeds). They feel the hardness, observe the seed coat with a hand lens, and compare the coat thickness of a dry seed with a seed that has been soaked. They record observations in a table: seed type, coat description (thin/thick, smooth/hard), water uptake after soaking (swells or not). They then watch the Khan Academy video on seed dormancy (or hear the teacher-read alternative) and note causes of dormancy. Part B (10 min): Groups carry out activities to demonstrate ways of breaking seed dormancy. Each group sets up 4 labelled containers (cut plastic bottles or clay saucers lined with wet cotton wool, cloth or paper towel) with 5-6 hard-coated seeds each (for example Senna, Acacia, or old bean seeds): (1) control - untreated seeds, (2) scarification - seed coat rubbed lightly on sandpaper or a rough stone, (3) warm-water soak - seeds soaked in warm (not boiling) water for a few hours, (4) leaching/chilling - seeds washed in several changes of water or kept in a cool place. All containers are kept moist and placed in the same location, and groups record observations daily.</w:t>
+              <w:t xml:space="preserve">(14 minutes) Part A: Examine seed specimens (6 minutes). Groups of 4-5 receive a tray with about 10 untreated Rosecoco bean seeds, 10 maize H614 seeds (or equivalents), a hand lens, sandpaper, and a cup of water. Groups: (1) observe the testa, hilum and micropyle with the hand lens; test the hardness by pressing with a fingernail; (2) soak 3 seeds untreated and 3 seeds scarified (rubbed on sandpaper until a small dull patch shows, taking care not to damage the embryo) in separate labelled cups of water; (3) record in a table: seed type, treatment, appearance, hardness. Part B: Sort the non-germinating seeds (5 minutes). Using the data card with the reasons for non-germination: Maize (12): 5 eaten or rotted by fungi/pests, 4 old stored seed with dead embryos (not viable), 3 planted in a waterlogged low patch (no oxygen). Beans (20): 8 hard impermeable seed coat (dormant, healthy-looking), 6 waterlogged low patch, 4 old seed with dead embryos, 2 eaten by pests. Learners complete a table with columns: cause, maize, beans, viable (alive embryo)? dormant? and check totals 12 and 20. Part C: Field result (3 minutes): After the 8 hard-coated bean seeds were scarified (nicked) and replanted, 7 germinated by Day 7. Learners write the fraction and the percentage (7 of 8 = 87.5%, about 88%) and note what the 1 remaining seed might mean. Learners who finish early read the printed Khan Academy 'Seed dormancy' summary card (teacher-prepared, offline) and list two causes of dormancy.</w:t>
             </w:r>
           </w:p>
         </w:tc>
@@ -9809,7 +9821,7 @@
                 <w:sz w:val="18"/>
                 <w:szCs w:val="18"/>
               </w:rPr>
-              <w:t xml:space="preserve">Before the lesson, prepare per group: seed samples in small cups, one hand lens (or share between two groups), sandpaper strips, warm water in a flask, cotton wool or cloth, 4 containers (cut plastic bottles), labels, and pencils. If connectivity is available, play the Khan Academy video 'Seed dormancy | Plant growth and development | Biology' once on a projector or the teacher's phone with the class gathered around it; pause twice to ask 'What is stopping this seed from germinating?' with WAIT TIME of 10-15 seconds before taking responses. If there is no connectivity, use the teacher-prepared alternative: read aloud a 150-word passage and draw a labelled diagram on the board showing a hard seed coat, inhibitors, and an immature embryo. Say: 'Hold the seed. Is the coat hard? Does water enter? Write what you SEE, not what you think.' Circulate and ask each group: 'Which seed took up water fastest? Why do you think so?' and 'What is your control and why do we need it?' Cold-call 3 groups to report one observation each. Remind groups: 'Warm water only, not boiling, and wash hands after handling seeds.' Assign roles (materials manager, recorder, timekeeper, reporter) to support unity and fair participation. Where the class is large, groups can share sandpaper and flasks.</w:t>
+              <w:t xml:space="preserve">Before the period, prepare trays and sandpaper, with beans from the local market (e.g. Kitale or Nairobi) soaked or dry as needed. Circulate and say: 'Show me where water could enter this seed. What does the testa feel like?' and 'Fatuma, what is your group seeing under the hand lens?' Remind: 'Rub gently, away from your fingers, only until the shiny surface turns dull.' Check group roles (reader, recorder, handler, reporter) to maintain Unity. Use WAIT TIME of 10-15 seconds after each question, e.g. 'Which of these seeds could still grow if the conditions were right?' Cold-call 3 groups to report their sorting of the beans and 2 groups for maize. Probe: 'Is a non-viable seed the same as a dormant seed? How do you know?' Use the printed copy of the table to direct learners to compare maize (0 dormant) with beans (8 dormant). Without electricity, use drawings on the board in place of video. If digital resources work, show the Khan Academy seed dormancy page or the bean time-lapse. Clarify difficult terms (impermeable, viable, scarification) on the board in simple English.</w:t>
             </w:r>
           </w:p>
         </w:tc>
@@ -9841,7 +9853,7 @@
                 <w:sz w:val="18"/>
                 <w:szCs w:val="18"/>
               </w:rPr>
-              <w:t xml:space="preserve">Predict-Observe-Explain (the Observe step): Learners collect firsthand evidence about seed coats, water uptake and treatment effects, which they will later compare with their predictions. The control group enables fair comparison, and group roles and shared materials build Unity while keeping the practical feasible for large classes.</w:t>
+              <w:t xml:space="preserve">Predict-Observe-Explain: the Observe step provides evidence that directly tests the predictions (does scratching the testa change water uptake and germination?). Sorting data into categories (dormant, non-viable, pests, waterlogged) helps learners see that 'not germinating' has several different causes, only one of which is dormancy. Comparing maize (0 dormant) and beans (8 dormant) links back to the seed structure learned in Lesson 2 (testa and embryo).</w:t>
             </w:r>
           </w:p>
         </w:tc>
@@ -9873,7 +9885,7 @@
                 <w:sz w:val="18"/>
                 <w:szCs w:val="18"/>
               </w:rPr>
-              <w:t xml:space="preserve">Use an observation checklist per group with these indicators: (1) handles seeds safely and correctly uses the hand lens; (2) records at least two observable seed-coat features; (3) sets up all four containers correctly with labels and a control; (4) every member has a role and takes part; (5) uses precise words such as 'hard', 'swollen', 'absorbed' in simple scientific English. Use oral probes: 'How do you know the water entered the seed?' and 'Why must the amount of water be the same in all containers?' to identify misconceptions.</w:t>
+              <w:t xml:space="preserve">Observation checklist during the practical (tick when seen): handles seeds safely and scarifies gently; labels cups correctly; records observations in a table; notices that the scarified seeds take up water or show a swollen look sooner than untreated ones; sums 5+4+3 = 12 and 8+6+4+2 = 20 correctly; correctly identifies 8 as the dormant group. Peer check: partners swap tables and check totals. Oral probe: 'Which of the 20 non-germinating beans still had a living embryo?' (Expected: the 8 dormant and the 6 waterlogged seeds could be viable; the 4 old seeds were dead.) Flag learners who place the dormant seeds under 'dead'.</w:t>
             </w:r>
           </w:p>
         </w:tc>
@@ -9947,7 +9959,7 @@
               <w:spacing w:after="10" w:before="0"/>
               <w:ind w:left="120"/>
             </w:pPr>
-            <w:hyperlink w:history="1" r:id="rIdruw032dj0ydivqvymmnpu">
+            <w:hyperlink w:history="1" r:id="rIdur7jjraardod96woyf1pw">
               <w:r>
                 <w:rPr>
                   <w:rFonts w:ascii="Arial" w:cs="Arial" w:eastAsia="Arial" w:hAnsi="Arial"/>
@@ -10000,6 +10012,327 @@
                 <w:sz w:val="16"/>
                 <w:szCs w:val="16"/>
               </w:rPr>
+              <w:t xml:space="preserve">📖 EXERCISE:</w:t>
+            </w:r>
+          </w:p>
+          <w:p>
+            <w:pPr>
+              <w:spacing w:after="20" w:before="0"/>
+            </w:pPr>
+            <w:hyperlink w:history="1" r:id="rId-i1zgmqr0kg_ftmipxi_-">
+              <w:r>
+                <w:rPr>
+                  <w:rFonts w:ascii="Arial" w:cs="Arial" w:eastAsia="Arial" w:hAnsi="Arial"/>
+                  <w:color w:val="2E75B6"/>
+                  <w:sz w:val="16"/>
+                  <w:szCs w:val="16"/>
+                  <w:u w:val="single" w:color="2E75B6"/>
+                </w:rPr>
+                <w:t xml:space="preserve">Embryo Growth and Development Practice</w:t>
+              </w:r>
+            </w:hyperlink>
+          </w:p>
+          <w:p>
+            <w:pPr>
+              <w:spacing w:after="20" w:before="0"/>
+            </w:pPr>
+            <w:r>
+              <w:rPr>
+                <w:rFonts w:ascii="Arial" w:cs="Arial" w:eastAsia="Arial" w:hAnsi="Arial"/>
+                <w:i/>
+                <w:iCs/>
+                <w:color w:val="595959"/>
+                <w:sz w:val="16"/>
+                <w:szCs w:val="16"/>
+              </w:rPr>
+              <w:t xml:space="preserve">Related topic: not an exact match for this lesson.</w:t>
+            </w:r>
+          </w:p>
+          <w:p>
+            <w:pPr>
+              <w:spacing w:after="10" w:before="0"/>
+              <w:ind w:left="120"/>
+            </w:pPr>
+            <w:r>
+              <w:rPr>
+                <w:rFonts w:ascii="Arial" w:cs="Arial" w:eastAsia="Arial" w:hAnsi="Arial"/>
+                <w:color w:val="595959"/>
+                <w:sz w:val="14"/>
+                <w:szCs w:val="14"/>
+              </w:rPr>
+              <w:t xml:space="preserve">Source: CK-12</w:t>
+            </w:r>
+          </w:p>
+          <w:p>
+            <w:pPr>
+              <w:spacing w:after="10" w:before="0"/>
+              <w:ind w:left="120"/>
+            </w:pPr>
+            <w:hyperlink w:history="1" r:id="rIdvot1daybprsqqy_hocyoh">
+              <w:r>
+                <w:rPr>
+                  <w:rFonts w:ascii="Arial" w:cs="Arial" w:eastAsia="Arial" w:hAnsi="Arial"/>
+                  <w:color w:val="595959"/>
+                  <w:sz w:val="14"/>
+                  <w:szCs w:val="14"/>
+                  <w:u w:val="single" w:color="595959"/>
+                </w:rPr>
+                <w:t xml:space="preserve">🔍 Search ARES for similar readings</w:t>
+              </w:r>
+            </w:hyperlink>
+          </w:p>
+        </w:tc>
+        <w:tc>
+          <w:tcPr>
+            <w:tcW w:type="dxa" w:w="3040"/>
+            <w:shd w:fill="FFFFFF" w:color="auto" w:val="clear"/>
+            <w:tcMar>
+              <w:top w:type="dxa" w:w="60"/>
+              <w:left w:type="dxa" w:w="120"/>
+              <w:bottom w:type="dxa" w:w="60"/>
+              <w:right w:type="dxa" w:w="120"/>
+            </w:tcMar>
+            <w:vAlign w:val="top"/>
+          </w:tcPr>
+          <w:p>
+            <w:pPr>
+              <w:spacing w:after="40" w:before="0"/>
+              <w:jc w:val="left"/>
+            </w:pPr>
+            <w:r>
+              <w:rPr>
+                <w:rFonts w:ascii="Arial" w:cs="Arial" w:eastAsia="Arial" w:hAnsi="Arial"/>
+                <w:b w:val="false"/>
+                <w:bCs w:val="false"/>
+                <w:i w:val="false"/>
+                <w:iCs w:val="false"/>
+                <w:color w:val="000000"/>
+                <w:sz w:val="18"/>
+                <w:szCs w:val="18"/>
+              </w:rPr>
+              <w:t xml:space="preserve">(10 minutes) Learners build a Claim-Evidence-Reasoning (CER) explanation in their groups for the question: 'Why did 8 healthy-looking Rosecoco bean seeds not germinate at Mr. Wafula's farm, and why did 7 of them germinate after scarification?' Sentence frames on the board: Claim: 'The 8 seeds did not germinate because ___.' Evidence: 'The data show ___ (for example 8 beans had a hard impermeable seed coat; 7 of 8 germinated by Day 7 after scarification; maize had 0 dormant seeds).' Reasoning: 'This means ___ because the testa ___ so water and oxygen ___ and the embryo ___.' Then learners connect to ways of breaking dormancy: scarification (nicking or rubbing the testa), soaking in water for some hours, plus others (exposure to cold or light, passing through animals' digestive tracts, fire or smoke, hormone treatment such as gibberellin). They match each cause to a way of breaking it (hard testa to scarification or soaking; chemical inhibitor such as abscisic acid to leaching with water, cold or gibberellin; immature embryo to after-ripening/storage). Significance of dormancy: seeds survive dry or cold seasons and germinate when the rains come, spreading germination over time; the farmer uses scarification to get a uniform stand. Learners revise their Part 1 prediction: 'Was I right? What did the evidence change?' Then Think-Pair-Share: 'Does dormancy explain ALL the failures in the field? Which failures still need explaining?' (Expected: waterlogging, pests and dead seed; waterlogging and oxygen lead to Lesson 4.)</w:t>
+            </w:r>
+          </w:p>
+        </w:tc>
+        <w:tc>
+          <w:tcPr>
+            <w:tcW w:type="dxa" w:w="3040"/>
+            <w:shd w:fill="F2F2F2" w:color="auto" w:val="clear"/>
+            <w:tcMar>
+              <w:top w:type="dxa" w:w="60"/>
+              <w:left w:type="dxa" w:w="120"/>
+              <w:bottom w:type="dxa" w:w="60"/>
+              <w:right w:type="dxa" w:w="120"/>
+            </w:tcMar>
+            <w:vAlign w:val="top"/>
+          </w:tcPr>
+          <w:p>
+            <w:pPr>
+              <w:spacing w:after="40" w:before="0"/>
+              <w:jc w:val="left"/>
+            </w:pPr>
+            <w:r>
+              <w:rPr>
+                <w:rFonts w:ascii="Arial" w:cs="Arial" w:eastAsia="Arial" w:hAnsi="Arial"/>
+                <w:b w:val="false"/>
+                <w:bCs w:val="false"/>
+                <w:i w:val="false"/>
+                <w:iCs w:val="false"/>
+                <w:color w:val="000000"/>
+                <w:sz w:val="18"/>
+                <w:szCs w:val="18"/>
+              </w:rPr>
+              <w:t xml:space="preserve">Model one CER sentence set, then let groups write. Say: 'Your claim must answer the question. Your evidence must be a number or an observation. Your reasoning must say why.' Circulate and check that each group cites the numbers 8, 7 of 8 and 0 dormant maize. WAIT TIME of 10-15 seconds before calling on anyone, and cold-call 4 groups to read claims, then 3 learners to challenge: 'Kiprop, do you agree with their reasoning? What evidence supports or weakens it?' Probe: 'If the testa is hard, how could the seed ever germinate in a natural field?' (Expected: weathering, microbes, animals, soil abrasion, fire.) Ask: 'Why might dormancy be useful for a wild plant but a problem for Mr. Wafula?' Correct the misconception that dormant seeds are dead or diseased. Confirm vocabulary: dormancy, viable, scarification. Do not teach germination conditions (water, oxygen, temperature) or the types of germination; say: 'That belongs to our next lesson.' Clarify the hormone idea only briefly: 'Abscisic acid helps keep seeds dormant; we meet hormones fully in Lesson 7.'</w:t>
+            </w:r>
+          </w:p>
+        </w:tc>
+        <w:tc>
+          <w:tcPr>
+            <w:tcW w:type="dxa" w:w="3040"/>
+            <w:shd w:fill="FFFFFF" w:color="auto" w:val="clear"/>
+            <w:tcMar>
+              <w:top w:type="dxa" w:w="60"/>
+              <w:left w:type="dxa" w:w="120"/>
+              <w:bottom w:type="dxa" w:w="60"/>
+              <w:right w:type="dxa" w:w="120"/>
+            </w:tcMar>
+            <w:vAlign w:val="top"/>
+          </w:tcPr>
+          <w:p>
+            <w:pPr>
+              <w:spacing w:after="40" w:before="0"/>
+              <w:jc w:val="left"/>
+            </w:pPr>
+            <w:r>
+              <w:rPr>
+                <w:rFonts w:ascii="Arial" w:cs="Arial" w:eastAsia="Arial" w:hAnsi="Arial"/>
+                <w:b w:val="false"/>
+                <w:bCs w:val="false"/>
+                <w:i w:val="false"/>
+                <w:iCs w:val="false"/>
+                <w:color w:val="000000"/>
+                <w:sz w:val="18"/>
+                <w:szCs w:val="18"/>
+              </w:rPr>
+              <w:t xml:space="preserve">Claim-Evidence-Reasoning (CER) turns the observations and field numbers into a causal explanation, forcing learners to link data (8 dormant, 7 of 8 germinating after scarification, 0 dormant maize) to the mechanism (impermeable testa blocking water and oxygen entry). Peer challenge and Think-Pair-Share strengthen argument from evidence. Matching cause to remedy shows that the way of breaking dormancy depends on why the seed is dormant.</w:t>
+            </w:r>
+          </w:p>
+        </w:tc>
+        <w:tc>
+          <w:tcPr>
+            <w:tcW w:type="dxa" w:w="3040"/>
+            <w:shd w:fill="F2F2F2" w:color="auto" w:val="clear"/>
+            <w:tcMar>
+              <w:top w:type="dxa" w:w="60"/>
+              <w:left w:type="dxa" w:w="120"/>
+              <w:bottom w:type="dxa" w:w="60"/>
+              <w:right w:type="dxa" w:w="120"/>
+            </w:tcMar>
+            <w:vAlign w:val="top"/>
+          </w:tcPr>
+          <w:p>
+            <w:pPr>
+              <w:spacing w:after="40" w:before="0"/>
+              <w:jc w:val="left"/>
+            </w:pPr>
+            <w:r>
+              <w:rPr>
+                <w:rFonts w:ascii="Arial" w:cs="Arial" w:eastAsia="Arial" w:hAnsi="Arial"/>
+                <w:b w:val="false"/>
+                <w:bCs w:val="false"/>
+                <w:i w:val="false"/>
+                <w:iCs w:val="false"/>
+                <w:color w:val="000000"/>
+                <w:sz w:val="18"/>
+                <w:szCs w:val="18"/>
+              </w:rPr>
+              <w:t xml:space="preserve">Score each group CER on a 3-point rubric: Claim (answers the question), Evidence (cites at least 2 numbers from the data), Reasoning (links the hard testa to blocked water or oxygen uptake and to the effect of scarification). Observable indicators: uses the word 'viable' correctly; separates dormancy from death, pests and waterlogging; matches at least 3 of 4 causes to ways of breaking dormancy. Quick quiz (2 minutes, oral or on slips): 'Name two ways to break dormancy.' 'Is a dormant seed alive?' Peer review: one group exchanges its CER with another and gives one star and one wish.</w:t>
+            </w:r>
+          </w:p>
+        </w:tc>
+      </w:tr>
+      <w:tr>
+        <w:tc>
+          <w:tcPr>
+            <w:tcW w:type="dxa" w:w="1520"/>
+            <w:shd w:fill="FCE4D6" w:color="auto" w:val="clear"/>
+            <w:tcMar>
+              <w:top w:type="dxa" w:w="60"/>
+              <w:left w:type="dxa" w:w="120"/>
+              <w:bottom w:type="dxa" w:w="60"/>
+              <w:right w:type="dxa" w:w="120"/>
+            </w:tcMar>
+            <w:vAlign w:val="top"/>
+          </w:tcPr>
+          <w:p>
+            <w:pPr>
+              <w:spacing w:after="40" w:before="0"/>
+              <w:jc w:val="left"/>
+            </w:pPr>
+            <w:r>
+              <w:rPr>
+                <w:rFonts w:ascii="Arial" w:cs="Arial" w:eastAsia="Arial" w:hAnsi="Arial"/>
+                <w:b/>
+                <w:bCs/>
+                <w:i w:val="false"/>
+                <w:iCs w:val="false"/>
+                <w:color w:val="000000"/>
+                <w:sz w:val="18"/>
+                <w:szCs w:val="18"/>
+              </w:rPr>
+              <w:t xml:space="preserve">Driving Question Board (DQB) Creation</w:t>
+            </w:r>
+          </w:p>
+          <w:p>
+            <w:pPr>
+              <w:spacing w:after="20" w:before="0"/>
+            </w:pPr>
+            <w:r>
+              <w:rPr>
+                <w:rFonts w:ascii="Arial" w:cs="Arial" w:eastAsia="Arial" w:hAnsi="Arial"/>
+                <w:b/>
+                <w:bCs/>
+                <w:color w:val="1F3864"/>
+                <w:sz w:val="16"/>
+                <w:szCs w:val="16"/>
+              </w:rPr>
+              <w:t xml:space="preserve">📹 VIDEO:</w:t>
+            </w:r>
+          </w:p>
+          <w:p>
+            <w:pPr>
+              <w:spacing w:after="20" w:before="0"/>
+            </w:pPr>
+            <w:r>
+              <w:rPr>
+                <w:rFonts w:ascii="Arial" w:cs="Arial" w:eastAsia="Arial" w:hAnsi="Arial"/>
+                <w:i/>
+                <w:iCs/>
+                <w:color w:val="595959"/>
+                <w:sz w:val="16"/>
+                <w:szCs w:val="16"/>
+              </w:rPr>
+              <w:t xml:space="preserve">No closely matching video in the ARES library for this activity.</w:t>
+            </w:r>
+          </w:p>
+          <w:p>
+            <w:pPr>
+              <w:spacing w:after="10" w:before="0"/>
+              <w:ind w:left="120"/>
+            </w:pPr>
+            <w:hyperlink w:history="1" r:id="rId16kld8khklmrhoffdbpmx">
+              <w:r>
+                <w:rPr>
+                  <w:rFonts w:ascii="Arial" w:cs="Arial" w:eastAsia="Arial" w:hAnsi="Arial"/>
+                  <w:color w:val="595959"/>
+                  <w:sz w:val="14"/>
+                  <w:szCs w:val="14"/>
+                  <w:u w:val="single" w:color="595959"/>
+                </w:rPr>
+                <w:t xml:space="preserve">🔍 Search ARES for videos</w:t>
+              </w:r>
+            </w:hyperlink>
+          </w:p>
+          <w:p>
+            <w:pPr>
+              <w:spacing w:after="10" w:before="0"/>
+              <w:ind w:left="120"/>
+            </w:pPr>
+            <w:r>
+              <w:rPr>
+                <w:rFonts w:ascii="Arial" w:cs="Arial" w:eastAsia="Arial" w:hAnsi="Arial"/>
+                <w:color w:val="595959"/>
+                <w:sz w:val="14"/>
+                <w:szCs w:val="14"/>
+              </w:rPr>
+              <w:t xml:space="preserve">Search terms: growth development plants seed</w:t>
+            </w:r>
+          </w:p>
+          <w:p>
+            <w:pPr>
+              <w:spacing w:after="40" w:before="0"/>
+            </w:pPr>
+            <w:r>
+              <w:rPr>
+                <w:sz w:val="14"/>
+                <w:szCs w:val="14"/>
+              </w:rPr>
+              <w:t xml:space="preserve"/>
+            </w:r>
+          </w:p>
+          <w:p>
+            <w:pPr>
+              <w:spacing w:after="20" w:before="0"/>
+            </w:pPr>
+            <w:r>
+              <w:rPr>
+                <w:rFonts w:ascii="Arial" w:cs="Arial" w:eastAsia="Arial" w:hAnsi="Arial"/>
+                <w:b/>
+                <w:bCs/>
+                <w:color w:val="1F3864"/>
+                <w:sz w:val="16"/>
+                <w:szCs w:val="16"/>
+              </w:rPr>
               <w:t xml:space="preserve">📖 HTML:</w:t>
             </w:r>
           </w:p>
@@ -10007,7 +10340,7 @@
             <w:pPr>
               <w:spacing w:after="20" w:before="0"/>
             </w:pPr>
-            <w:hyperlink w:history="1" r:id="rIdrht0vbkfqbm1lwib2rwx4">
+            <w:hyperlink w:history="1" r:id="rIdvvxxav89qn0tloihfbiyh">
               <w:r>
                 <w:rPr>
                   <w:rFonts w:ascii="Arial" w:cs="Arial" w:eastAsia="Arial" w:hAnsi="Arial"/>
@@ -10040,7 +10373,7 @@
               <w:spacing w:after="10" w:before="0"/>
               <w:ind w:left="120"/>
             </w:pPr>
-            <w:hyperlink w:history="1" r:id="rIduivpcqabsgz_y9hf2wg9t">
+            <w:hyperlink w:history="1" r:id="rIdaq6bqefvdvwkppygc79gz">
               <w:r>
                 <w:rPr>
                   <w:rFonts w:ascii="Arial" w:cs="Arial" w:eastAsia="Arial" w:hAnsi="Arial"/>
@@ -10082,7 +10415,7 @@
                 <w:sz w:val="18"/>
                 <w:szCs w:val="18"/>
               </w:rPr>
-              <w:t xml:space="preserve">Learners use Claim-Evidence-Reasoning (CER) to answer: 'What causes seed dormancy, and how can it be broken?' On a sheet or in their notebooks, each group writes a Claim (for example 'A hard seed coat prevents water from entering, so the seed remains dormant'), supports it with Evidence from the seed examinations and the video (for example 'The Senna seeds did not swell after soaking, but the rubbed seeds did'), and gives Reasoning linking it to biology (water uptake, called imbibition, activates enzymes in the embryo; the coat blocks water and gas entry; inhibitors must be removed or broken down). Learners then link causes of dormancy to the farmer's field: why might some bean seeds delay in the soil? They also discuss the significance of dormancy for plants in Kenyan ecosystems, such as seeds of Acacia in the Tsavo drylands waiting for adequate rain.</w:t>
+              <w:t xml:space="preserve">(4 minutes) Learners return to the Driving Question Board started in Lesson 1 (chart paper or a wall space with sticky notes). Wanjiru's earlier question 'Why do healthy-looking seeds not germinate?' is moved into the 'Partly answered' column with a note: 'Dormancy (hard testa) explained 8 of 20 bean failures. 7 of 8 germinated after scarification.' Learners add new questions on sticky notes, e.g. 'How does germination occur?', 'Why did the 6 beans in the waterlogged patch fail?', 'What does a seed need to germinate?', 'Does maize ever have dormancy?', 'Why did the last 1 of 8 seeds not germinate?' Each group posts at least one question and says which lesson might answer it. Individually, learners complete an exit ticket: (1) 'What evidence did we gather today?' (2) 'How does this help answer our driving question: What causes the differences in germination, emergence and growth of maize and bean plants?'</w:t>
             </w:r>
           </w:p>
         </w:tc>
@@ -10114,7 +10447,7 @@
                 <w:sz w:val="18"/>
                 <w:szCs w:val="18"/>
               </w:rPr>
-              <w:t xml:space="preserve">Say: 'Use the CER frame: My claim is... My evidence is... This is because...' Display the frame on the board. Pose: 'Why did the control seeds behave differently from the rubbed seeds?' WAIT TIME: 10-15 seconds before calling on anyone. Cold-call 4 groups to share their CER aloud, and ask a different learner in the group to defend it, not the recorder. Probe: 'What other cause of dormancy could explain a seed that is healthy but still does not germinate?' (guide towards inhibitors, immature embryo, and temperature/light cues). Clarify tricky terms on the board: dormancy, scarification, imbibition, inhibitor, embryo. Connect to the phenomenon: 'How could this explain why some of the farmer's seeds did not germinate after the same rain?' Address misconceptions flagged in the Predict phase, for example 'Not germinating does not always mean dead; the seed may be dormant.' Summarise the causes (hard seed coat, chemical inhibitors, immature embryo, environmental cues) and the ways of breaking dormancy (scarification, soaking, leaching, chilling/stratification, after-ripening), and mention farmers' practices such as soaking bean or pigeon pea seeds overnight, or cracking hard seeds slightly before planting.</w:t>
+              <w:t xml:space="preserve">Say: 'Which question from our board did we answer today, and which new question did the evidence raise?' WAIT TIME of 10-15 seconds before taking suggestions. Cold-call 3 learners to read a new question and where to place it. Highlight the question that leads to the next lesson: 'How does germination occur?' Sort questions: answered, partly answered, new. Say: 'Wanjiru started this question in Lesson 1, so what can we now tell her?' Collect exit tickets at the door. Read a sample at the end of the day to see who still thinks dormant seeds are dead.</w:t>
             </w:r>
           </w:p>
         </w:tc>
@@ -10146,7 +10479,7 @@
                 <w:sz w:val="18"/>
                 <w:szCs w:val="18"/>
               </w:rPr>
-              <w:t xml:space="preserve">Claim-Evidence-Reasoning (CER): Learners are required to connect each claim to evidence from their own observations and to scientific reasoning, moving from describing seeds to explaining why they behave differently. Discussion and questioning reveal gaps and confirm correct ideas, and linking back to the farmer's field makes the explanation relevant to the phenomenon.</w:t>
+              <w:t xml:space="preserve">Discussion and questioning with the Driving Question Board: placing evidence next to questions helps learners track how each lesson contributes to the driving question, and turns gaps in understanding (e.g. waterlogging, oxygen, germination process) into the purpose for the next lesson.</w:t>
             </w:r>
           </w:p>
         </w:tc>
@@ -10178,7 +10511,7 @@
                 <w:sz w:val="18"/>
                 <w:szCs w:val="18"/>
               </w:rPr>
-              <w:t xml:space="preserve">Use a CER check with these indicators: (1) the claim is a clear statement about the cause of dormancy; (2) at least one piece of evidence comes from the class observations, not only the video; (3) the reasoning mentions water or gas entry, inhibitors, or embryo development; (4) learners correct the misconception that non-germinating seeds are always dead. Peer-review CER statements by swapping with another group and giving one star (good point) and one wish (improvement). The teacher notes groups needing reteaching.</w:t>
+              <w:t xml:space="preserve">Exit ticket check: each learner states at least one piece of evidence with a number (e.g. 8 dormant beans or 7 of 8 germinated) and links it to differences between seeds, not to rain or planting date. Observable indicators: at least one new, testable question per group; questions posted in the right column; learners can say whether a question is answered, partly answered or new. Teacher notes the number of exit tickets that correctly separate dormant from non-viable seeds.</w:t>
             </w:r>
           </w:p>
         </w:tc>
@@ -10187,32 +10520,32 @@
         <w:tc>
           <w:tcPr>
             <w:tcW w:type="dxa" w:w="1520"/>
-            <w:shd w:fill="FCE4D6" w:color="auto" w:val="clear"/>
-            <w:tcMar>
-              <w:top w:type="dxa" w:w="60"/>
-              <w:left w:type="dxa" w:w="120"/>
-              <w:bottom w:type="dxa" w:w="60"/>
-              <w:right w:type="dxa" w:w="120"/>
-            </w:tcMar>
-            <w:vAlign w:val="top"/>
-          </w:tcPr>
-          <w:p>
-            <w:pPr>
-              <w:spacing w:after="40" w:before="0"/>
-              <w:jc w:val="left"/>
-            </w:pPr>
-            <w:r>
-              <w:rPr>
-                <w:rFonts w:ascii="Arial" w:cs="Arial" w:eastAsia="Arial" w:hAnsi="Arial"/>
-                <w:b/>
-                <w:bCs/>
-                <w:i w:val="false"/>
-                <w:iCs w:val="false"/>
-                <w:color w:val="000000"/>
-                <w:sz w:val="18"/>
-                <w:szCs w:val="18"/>
-              </w:rPr>
-              <w:t xml:space="preserve">Driving Question Board (DQB) Creation</w:t>
+            <w:shd w:fill="D5E8F0" w:color="auto" w:val="clear"/>
+            <w:tcMar>
+              <w:top w:type="dxa" w:w="60"/>
+              <w:left w:type="dxa" w:w="120"/>
+              <w:bottom w:type="dxa" w:w="60"/>
+              <w:right w:type="dxa" w:w="120"/>
+            </w:tcMar>
+            <w:vAlign w:val="top"/>
+          </w:tcPr>
+          <w:p>
+            <w:pPr>
+              <w:spacing w:after="40" w:before="0"/>
+              <w:jc w:val="left"/>
+            </w:pPr>
+            <w:r>
+              <w:rPr>
+                <w:rFonts w:ascii="Arial" w:cs="Arial" w:eastAsia="Arial" w:hAnsi="Arial"/>
+                <w:b/>
+                <w:bCs/>
+                <w:i w:val="false"/>
+                <w:iCs w:val="false"/>
+                <w:color w:val="000000"/>
+                <w:sz w:val="18"/>
+                <w:szCs w:val="18"/>
+              </w:rPr>
+              <w:t xml:space="preserve">Model Building Phase</w:t>
             </w:r>
           </w:p>
           <w:p>
@@ -10252,7 +10585,7 @@
               <w:spacing w:after="10" w:before="0"/>
               <w:ind w:left="120"/>
             </w:pPr>
-            <w:hyperlink w:history="1" r:id="rIdfg0muhnvqfq9p_l89wddo">
+            <w:hyperlink w:history="1" r:id="rIdevw9m6mtprkd2x_itbrcq">
               <w:r>
                 <w:rPr>
                   <w:rFonts w:ascii="Arial" w:cs="Arial" w:eastAsia="Arial" w:hAnsi="Arial"/>
@@ -10312,7 +10645,7 @@
             <w:pPr>
               <w:spacing w:after="20" w:before="0"/>
             </w:pPr>
-            <w:hyperlink w:history="1" r:id="rIdmb-cv3tbx2d9fqwwnmzaq">
+            <w:hyperlink w:history="1" r:id="rId_gry8gy0_fwu-doppdmwg">
               <w:r>
                 <w:rPr>
                   <w:rFonts w:ascii="Arial" w:cs="Arial" w:eastAsia="Arial" w:hAnsi="Arial"/>
@@ -10345,7 +10678,7 @@
               <w:spacing w:after="10" w:before="0"/>
               <w:ind w:left="120"/>
             </w:pPr>
-            <w:hyperlink w:history="1" r:id="rIdiwjwiihmavyh0uee8tppn">
+            <w:hyperlink w:history="1" r:id="rIdehad5a7iyonflphiyvzul">
               <w:r>
                 <w:rPr>
                   <w:rFonts w:ascii="Arial" w:cs="Arial" w:eastAsia="Arial" w:hAnsi="Arial"/>
@@ -10387,7 +10720,7 @@
                 <w:sz w:val="18"/>
                 <w:szCs w:val="18"/>
               </w:rPr>
-              <w:t xml:space="preserve">Learners revisit the class Driving Question Board: 'What causes the differences in germination, emergence and growth of maize and bean plants?' In their groups they write new sticky notes or strips of paper with (a) one thing they now know (for example 'Hard seed coats can block water and cause dormancy') and (b) one new question (for example 'What happens inside the seed once water enters?' or 'How does the seed know when to start growing?'). They post these on the board and group them under headings such as 'Causes of delay or failure' and 'What happens during germination'. Learners also move any earlier question that has now been answered into an 'Answered' section.</w:t>
+              <w:t xml:space="preserve">(4 minutes) Learners take out their Day 1 drawing and explanation of why Mr. Wafula's maize and beans behaved differently. Using a different coloured pen, each learner revises the model by: (1) adding a labelled seed drawing of a bean with an intact, hard testa that blocks water entry (label testa, embryo, hilum, micropyle); (2) adding a box 'Dormant but viable: 8 beans, 0 maize' with an arrow 'scarification, 7 of 8 germinated by Day 7'; (3) adding a box 'Not germinated for other reasons: dead embryo, pests, waterlogging'; (4) writing one sentence: 'Seeds differ because of seed condition (dormancy, viability) as well as the environment.' They mark with a question mark what the model still cannot explain (how the seed actually starts to germinate, and why waterlogging stops germination). A few learners pin their revised drawings for a short Gallery Walk next lesson. Home task: soak 5 untreated and 5 scarified bean seeds (or use leftover seeds) in cups at home and record the water uptake after 24 hours in the notebook.</w:t>
             </w:r>
           </w:p>
         </w:tc>
@@ -10419,7 +10752,7 @@
                 <w:sz w:val="18"/>
                 <w:szCs w:val="18"/>
               </w:rPr>
-              <w:t xml:space="preserve">Say: 'Walk to the board with one note that shows what we have learned today and one that shows what we still wonder.' Allow WAIT TIME of 10-15 seconds for learners to think before writing. Cold-call 3 learners to read their notes aloud and justify where they placed them. Highlight the question 'How does germination occur?' and say: 'This is our next step. Once dormancy is broken, what exactly happens in the seed?' Ask: 'Which of our earlier questions about maize and beans can we now partly answer?' Move 2-3 questions to the 'Answered' section with learners' agreement, citing the evidence. Keep the DQB visible in the classroom, and remind learners to watch the dormancy set-ups daily.</w:t>
+              <w:t xml:space="preserve">Say: 'Open your Day 1 model. Use a new colour so we can see how your thinking has changed.' Circulate and prompt: 'Where in your model does the testa appear? What happens to the 8 seeds in your drawing?' Insist on correct labels (testa, embryo, cotyledon) from Lesson 2. WAIT TIME of 10-15 seconds before asking, 'What is still missing from your model?' Cold-call 3 learners to share one revision and one remaining question. Remind learners not to add the conditions of germination yet, as we will do that after the next lesson. Set the home task and safety reminder (use only untreated seeds; wash hands). Ask learners to bring a clean plastic cup or jar for Lesson 4.</w:t>
             </w:r>
           </w:p>
         </w:tc>
@@ -10451,7 +10784,7 @@
                 <w:sz w:val="18"/>
                 <w:szCs w:val="18"/>
               </w:rPr>
-              <w:t xml:space="preserve">Discussion and questioning using the Driving Question Board: Learners see how each lesson's evidence contributes to the main question, track what is answered or unanswered, and generate the next investigation question themselves, so learning is purposeful and connected.</w:t>
+              <w:t xml:space="preserve">Model revision: learners update the Day 1 drawing with new evidence, which makes visible the change in their thinking and ties dormancy to the anchoring phenomenon. Marking the unanswered parts with question marks keeps the model as a tool for the next lesson's inquiry. A short Gallery Walk (in the next lesson or at the end of this one if time permits) provides peer review.</w:t>
             </w:r>
           </w:p>
         </w:tc>
@@ -10483,312 +10816,7 @@
                 <w:sz w:val="18"/>
                 <w:szCs w:val="18"/>
               </w:rPr>
-              <w:t xml:space="preserve">Observable indicators: (1) each group posts at least one 'know' note and one 'wonder' note; (2) notes use evidence from today's work, not just recall; (3) at least one question leads naturally to germination (for example the process, the role of water, oxygen or temperature); (4) learners can explain why they placed a note in a certain category. Record the quality of questions on the observation checklist.</w:t>
-            </w:r>
-          </w:p>
-        </w:tc>
-      </w:tr>
-      <w:tr>
-        <w:tc>
-          <w:tcPr>
-            <w:tcW w:type="dxa" w:w="1520"/>
-            <w:shd w:fill="D5E8F0" w:color="auto" w:val="clear"/>
-            <w:tcMar>
-              <w:top w:type="dxa" w:w="60"/>
-              <w:left w:type="dxa" w:w="120"/>
-              <w:bottom w:type="dxa" w:w="60"/>
-              <w:right w:type="dxa" w:w="120"/>
-            </w:tcMar>
-            <w:vAlign w:val="top"/>
-          </w:tcPr>
-          <w:p>
-            <w:pPr>
-              <w:spacing w:after="40" w:before="0"/>
-              <w:jc w:val="left"/>
-            </w:pPr>
-            <w:r>
-              <w:rPr>
-                <w:rFonts w:ascii="Arial" w:cs="Arial" w:eastAsia="Arial" w:hAnsi="Arial"/>
-                <w:b/>
-                <w:bCs/>
-                <w:i w:val="false"/>
-                <w:iCs w:val="false"/>
-                <w:color w:val="000000"/>
-                <w:sz w:val="18"/>
-                <w:szCs w:val="18"/>
-              </w:rPr>
-              <w:t xml:space="preserve">Model Building Phase</w:t>
-            </w:r>
-          </w:p>
-          <w:p>
-            <w:pPr>
-              <w:spacing w:after="20" w:before="0"/>
-            </w:pPr>
-            <w:r>
-              <w:rPr>
-                <w:rFonts w:ascii="Arial" w:cs="Arial" w:eastAsia="Arial" w:hAnsi="Arial"/>
-                <w:b/>
-                <w:bCs/>
-                <w:color w:val="1F3864"/>
-                <w:sz w:val="16"/>
-                <w:szCs w:val="16"/>
-              </w:rPr>
-              <w:t xml:space="preserve">📹 VIDEO:</w:t>
-            </w:r>
-          </w:p>
-          <w:p>
-            <w:pPr>
-              <w:spacing w:after="20" w:before="0"/>
-            </w:pPr>
-            <w:r>
-              <w:rPr>
-                <w:rFonts w:ascii="Arial" w:cs="Arial" w:eastAsia="Arial" w:hAnsi="Arial"/>
-                <w:i/>
-                <w:iCs/>
-                <w:color w:val="595959"/>
-                <w:sz w:val="16"/>
-                <w:szCs w:val="16"/>
-              </w:rPr>
-              <w:t xml:space="preserve">No closely matching video in the ARES library for this activity.</w:t>
-            </w:r>
-          </w:p>
-          <w:p>
-            <w:pPr>
-              <w:spacing w:after="10" w:before="0"/>
-              <w:ind w:left="120"/>
-            </w:pPr>
-            <w:hyperlink w:history="1" r:id="rId5dcwaxxmiwh9sfn8vc037">
-              <w:r>
-                <w:rPr>
-                  <w:rFonts w:ascii="Arial" w:cs="Arial" w:eastAsia="Arial" w:hAnsi="Arial"/>
-                  <w:color w:val="595959"/>
-                  <w:sz w:val="14"/>
-                  <w:szCs w:val="14"/>
-                  <w:u w:val="single" w:color="595959"/>
-                </w:rPr>
-                <w:t xml:space="preserve">🔍 Search ARES for videos</w:t>
-              </w:r>
-            </w:hyperlink>
-          </w:p>
-          <w:p>
-            <w:pPr>
-              <w:spacing w:after="10" w:before="0"/>
-              <w:ind w:left="120"/>
-            </w:pPr>
-            <w:r>
-              <w:rPr>
-                <w:rFonts w:ascii="Arial" w:cs="Arial" w:eastAsia="Arial" w:hAnsi="Arial"/>
-                <w:color w:val="595959"/>
-                <w:sz w:val="14"/>
-                <w:szCs w:val="14"/>
-              </w:rPr>
-              <w:t xml:space="preserve">Search terms: growth development plants seed</w:t>
-            </w:r>
-          </w:p>
-          <w:p>
-            <w:pPr>
-              <w:spacing w:after="40" w:before="0"/>
-            </w:pPr>
-            <w:r>
-              <w:rPr>
-                <w:sz w:val="14"/>
-                <w:szCs w:val="14"/>
-              </w:rPr>
-              <w:t xml:space="preserve"/>
-            </w:r>
-          </w:p>
-          <w:p>
-            <w:pPr>
-              <w:spacing w:after="20" w:before="0"/>
-            </w:pPr>
-            <w:r>
-              <w:rPr>
-                <w:rFonts w:ascii="Arial" w:cs="Arial" w:eastAsia="Arial" w:hAnsi="Arial"/>
-                <w:b/>
-                <w:bCs/>
-                <w:color w:val="1F3864"/>
-                <w:sz w:val="16"/>
-                <w:szCs w:val="16"/>
-              </w:rPr>
-              <w:t xml:space="preserve">📖 HTML:</w:t>
-            </w:r>
-          </w:p>
-          <w:p>
-            <w:pPr>
-              <w:spacing w:after="20" w:before="0"/>
-            </w:pPr>
-            <w:hyperlink w:history="1" r:id="rId38rfuuwhsiechiaby_lmk">
-              <w:r>
-                <w:rPr>
-                  <w:rFonts w:ascii="Arial" w:cs="Arial" w:eastAsia="Arial" w:hAnsi="Arial"/>
-                  <w:color w:val="2E75B6"/>
-                  <w:sz w:val="16"/>
-                  <w:szCs w:val="16"/>
-                  <w:u w:val="single" w:color="2E75B6"/>
-                </w:rPr>
-                <w:t xml:space="preserve">Seed Dormancy and Germination - Advanced (Flexbook)</w:t>
-              </w:r>
-            </w:hyperlink>
-          </w:p>
-          <w:p>
-            <w:pPr>
-              <w:spacing w:after="10" w:before="0"/>
-              <w:ind w:left="120"/>
-            </w:pPr>
-            <w:r>
-              <w:rPr>
-                <w:rFonts w:ascii="Arial" w:cs="Arial" w:eastAsia="Arial" w:hAnsi="Arial"/>
-                <w:color w:val="595959"/>
-                <w:sz w:val="14"/>
-                <w:szCs w:val="14"/>
-              </w:rPr>
-              <w:t xml:space="preserve">Source: CK-12</w:t>
-            </w:r>
-          </w:p>
-          <w:p>
-            <w:pPr>
-              <w:spacing w:after="10" w:before="0"/>
-              <w:ind w:left="120"/>
-            </w:pPr>
-            <w:hyperlink w:history="1" r:id="rId0eimo-tv1zk_y5b1ov6ji">
-              <w:r>
-                <w:rPr>
-                  <w:rFonts w:ascii="Arial" w:cs="Arial" w:eastAsia="Arial" w:hAnsi="Arial"/>
-                  <w:color w:val="595959"/>
-                  <w:sz w:val="14"/>
-                  <w:szCs w:val="14"/>
-                  <w:u w:val="single" w:color="595959"/>
-                </w:rPr>
-                <w:t xml:space="preserve">🔍 Search ARES for similar readings</w:t>
-              </w:r>
-            </w:hyperlink>
-          </w:p>
-        </w:tc>
-        <w:tc>
-          <w:tcPr>
-            <w:tcW w:type="dxa" w:w="3040"/>
-            <w:shd w:fill="FFFFFF" w:color="auto" w:val="clear"/>
-            <w:tcMar>
-              <w:top w:type="dxa" w:w="60"/>
-              <w:left w:type="dxa" w:w="120"/>
-              <w:bottom w:type="dxa" w:w="60"/>
-              <w:right w:type="dxa" w:w="120"/>
-            </w:tcMar>
-            <w:vAlign w:val="top"/>
-          </w:tcPr>
-          <w:p>
-            <w:pPr>
-              <w:spacing w:after="40" w:before="0"/>
-              <w:jc w:val="left"/>
-            </w:pPr>
-            <w:r>
-              <w:rPr>
-                <w:rFonts w:ascii="Arial" w:cs="Arial" w:eastAsia="Arial" w:hAnsi="Arial"/>
-                <w:b w:val="false"/>
-                <w:bCs w:val="false"/>
-                <w:i w:val="false"/>
-                <w:iCs w:val="false"/>
-                <w:color w:val="000000"/>
-                <w:sz w:val="18"/>
-                <w:szCs w:val="18"/>
-              </w:rPr>
-              <w:t xml:space="preserve">Learners return to their Day 1 drawing and explanation of why the farmer's seeds behave differently. Individually, they revise it by adding a labelled sketch of a dormant seed showing the hard seed coat, inhibitors, and embryo, and arrows showing how scarification or soaking allows water to enter. They add a short note: 'New idea: Some seeds fail to germinate because ______, and farmers can help by ______.' In pairs, they swap drawings and give one piece of peer feedback. Before leaving, each learner completes an exit ticket answering: 'What evidence did we gather today?' and 'How does this help answer our driving question?'</w:t>
-            </w:r>
-          </w:p>
-        </w:tc>
-        <w:tc>
-          <w:tcPr>
-            <w:tcW w:type="dxa" w:w="3040"/>
-            <w:shd w:fill="F2F2F2" w:color="auto" w:val="clear"/>
-            <w:tcMar>
-              <w:top w:type="dxa" w:w="60"/>
-              <w:left w:type="dxa" w:w="120"/>
-              <w:bottom w:type="dxa" w:w="60"/>
-              <w:right w:type="dxa" w:w="120"/>
-            </w:tcMar>
-            <w:vAlign w:val="top"/>
-          </w:tcPr>
-          <w:p>
-            <w:pPr>
-              <w:spacing w:after="40" w:before="0"/>
-              <w:jc w:val="left"/>
-            </w:pPr>
-            <w:r>
-              <w:rPr>
-                <w:rFonts w:ascii="Arial" w:cs="Arial" w:eastAsia="Arial" w:hAnsi="Arial"/>
-                <w:b w:val="false"/>
-                <w:bCs w:val="false"/>
-                <w:i w:val="false"/>
-                <w:iCs w:val="false"/>
-                <w:color w:val="000000"/>
-                <w:sz w:val="18"/>
-                <w:szCs w:val="18"/>
-              </w:rPr>
-              <w:t xml:space="preserve">Say: 'Take out your Day 1 model. Using a different colour pen, add what you have learned about dormancy. Show cause and solution.' WAIT TIME: 10-15 seconds after giving the instruction before circulating, so learners start thinking independently. Walk around and ask 3-4 learners: 'What did you add and what evidence made you change it?' Cold-call 2 pairs to share a revision and the evidence behind it. Say: 'Place your revised model in your portfolio. Over the next few days we will check our containers and add more evidence.' Hand out or write the exit ticket questions on the board and collect them at the door. Remind groups to keep their dormancy set-ups in a safe, shaded spot, to keep the cotton or cloth moist, and to record daily observations (this supports the later Gallery Walk of germination results). Announce the next lesson: 'How does germination occur?'</w:t>
-            </w:r>
-          </w:p>
-        </w:tc>
-        <w:tc>
-          <w:tcPr>
-            <w:tcW w:type="dxa" w:w="3040"/>
-            <w:shd w:fill="FFFFFF" w:color="auto" w:val="clear"/>
-            <w:tcMar>
-              <w:top w:type="dxa" w:w="60"/>
-              <w:left w:type="dxa" w:w="120"/>
-              <w:bottom w:type="dxa" w:w="60"/>
-              <w:right w:type="dxa" w:w="120"/>
-            </w:tcMar>
-            <w:vAlign w:val="top"/>
-          </w:tcPr>
-          <w:p>
-            <w:pPr>
-              <w:spacing w:after="40" w:before="0"/>
-              <w:jc w:val="left"/>
-            </w:pPr>
-            <w:r>
-              <w:rPr>
-                <w:rFonts w:ascii="Arial" w:cs="Arial" w:eastAsia="Arial" w:hAnsi="Arial"/>
-                <w:b w:val="false"/>
-                <w:bCs w:val="false"/>
-                <w:i w:val="false"/>
-                <w:iCs w:val="false"/>
-                <w:color w:val="000000"/>
-                <w:sz w:val="18"/>
-                <w:szCs w:val="18"/>
-              </w:rPr>
-              <w:t xml:space="preserve">Model revision: Learners compare their earlier thinking with new evidence and make visible changes to their model, showing conceptual growth. Peer review and exit tickets strengthen reflection (Learning to Learn) and show how today's evidence connects to the driving question.</w:t>
-            </w:r>
-          </w:p>
-        </w:tc>
-        <w:tc>
-          <w:tcPr>
-            <w:tcW w:type="dxa" w:w="3040"/>
-            <w:shd w:fill="F2F2F2" w:color="auto" w:val="clear"/>
-            <w:tcMar>
-              <w:top w:type="dxa" w:w="60"/>
-              <w:left w:type="dxa" w:w="120"/>
-              <w:bottom w:type="dxa" w:w="60"/>
-              <w:right w:type="dxa" w:w="120"/>
-            </w:tcMar>
-            <w:vAlign w:val="top"/>
-          </w:tcPr>
-          <w:p>
-            <w:pPr>
-              <w:spacing w:after="40" w:before="0"/>
-              <w:jc w:val="left"/>
-            </w:pPr>
-            <w:r>
-              <w:rPr>
-                <w:rFonts w:ascii="Arial" w:cs="Arial" w:eastAsia="Arial" w:hAnsi="Arial"/>
-                <w:b w:val="false"/>
-                <w:bCs w:val="false"/>
-                <w:i w:val="false"/>
-                <w:iCs w:val="false"/>
-                <w:color w:val="000000"/>
-                <w:sz w:val="18"/>
-                <w:szCs w:val="18"/>
-              </w:rPr>
-              <w:t xml:space="preserve">Model check indicators: (1) the revised drawing includes a labelled seed coat, embryo and inhibitors; (2) at least one cause of dormancy and one method of breaking it are shown with arrows or notes; (3) a change from the Day 1 model is clearly visible; (4) the exit ticket cites specific evidence (for example 'rubbed seeds swelled but untreated seeds did not') and links it to why some seeds in the farmer's field did not germinate. Use a quick quiz of 3 questions at the start of the next lesson on causes and ways of breaking dormancy.</w:t>
+              <w:t xml:space="preserve">Model check using three criteria: (1) includes dormancy with a correct cause (hard impermeable testa) and the numbers 8 and 7 of 8; (2) separates dormant from non-viable seeds and from pests or waterlogging; (3) identifies at least one unanswered question. Peer review: partners tick the criteria and give one suggestion. Observable indicator: revisions in the second colour show a real change, not just a copy of the old drawing.</w:t>
             </w:r>
           </w:p>
         </w:tc>
@@ -10881,7 +10909,7 @@
                 <w:sz w:val="18"/>
                 <w:szCs w:val="18"/>
               </w:rPr>
-              <w:t xml:space="preserve">After the lesson, consider: Which misconceptions about non-germinating seeds persisted (for example 'dormant means dead')? Were group roles effective in ensuring that every learner handled seeds and contributed ideas? Did the large class size limit hand-lens use or sandpaper sharing, and how can materials be organised better? Did learners use the CER structure with real evidence from their containers, or mostly the video? Was the teacher-prepared alternative needed, and was it as clear as the video? What indicators on the checklist show that learners are ready for the germination lesson? Plan to check the set-ups over the next days and use the results in the Gallery Walk.</w:t>
+              <w:t xml:space="preserve">After the lesson, reflect: (1) Did learners separate dormant seeds from dead seeds, or did many still say 'a seed that does not germinate is dead'? Which evidence changed their minds (the 7 of 8 result, the water-uptake test)? (2) Were the groups able to scarify safely and with limited sandpaper and trays, and how could sharing materials in a large class improve? (3) Did the CER explanations include numbers (8, 7 of 8, 0 maize) and the link to a blocked testa, or only general statements? (4) Did the offline printed cards work well for learners without access to the Khan Academy page or videos? (5) Which new DQB questions came up (germination, oxygen, waterlogging), and do they match Lesson 4? (6) Which learners need support with terms such as viable, impermeable and scarification? Plan to revisit these with a short word wall, and check the home soaking results at the start of the next lesson.</w:t>
             </w:r>
           </w:p>
         </w:tc>
@@ -11008,7 +11036,7 @@
                 <w:sz w:val="18"/>
                 <w:szCs w:val="18"/>
               </w:rPr>
-              <w:t xml:space="preserve">We examined maize, bean and other local seeds with hand lenses, noting hard and thin seed coats and how much water the seeds absorbed. We set up control, scarified, warm-water-soaked and leached/chilled seeds and recorded changes over time.</w:t>
+              <w:t xml:space="preserve">What we observed: Bean seed testa is hard; scarified seeds took up water faster than untreated ones. In Mr. Wafula's field at Day 14, 12 maize (5 pests/rot, 4 dead embryos, 3 waterlogged) and 20 beans (8 hard seed coat, 6 waterlogged, 4 dead embryos, 2 pests) did not germinate. 8 dormant beans looked healthy; 7 of the 8 germinated by Day 7 after scarification.</w:t>
             </w:r>
           </w:p>
         </w:tc>
@@ -11074,7 +11102,7 @@
                 <w:sz w:val="18"/>
                 <w:szCs w:val="18"/>
               </w:rPr>
-              <w:t xml:space="preserve">Seed dormancy is a resting state in which a living seed fails to germinate even when conditions seem suitable. Causes include a hard impermeable seed coat, chemical inhibitors, an immature embryo, and unsuitable environmental cues. Dormancy can be broken by scarification, soaking in warm water, leaching, chilling (stratification) and after-ripening. Dormancy helps seeds survive unfavourable seasons and spreads germination over time.</w:t>
+              <w:t xml:space="preserve">What we learned: Dormancy is when a viable (living) seed fails to germinate even in favourable conditions. Causes include a hard impermeable testa, chemical inhibitors such as abscisic acid, and an immature embryo. Dormancy can be broken by scarification, soaking and other methods that match the cause. Dormancy helps wild seeds survive bad seasons but can delay germination on a farm. Not every failed seed is dormant: some are non-viable, eaten by pests or waterlogged.</w:t>
             </w:r>
           </w:p>
         </w:tc>
@@ -11140,7 +11168,7 @@
                 <w:sz w:val="18"/>
                 <w:szCs w:val="18"/>
               </w:rPr>
-              <w:t xml:space="preserve">Some seeds in the farmer's field do not germinate or are delayed even after the same rain because they are dormant: their hard seed coats may block water entry, inhibitors may need to be washed away or broken down, or their embryos may not be ready. Evidence: in our containers, treated seeds took up water and responded sooner than untreated controls. This explains part of the difference in germination between maize and beans, but we still need to find out how germination occurs once dormancy is broken.</w:t>
+              <w:t xml:space="preserve">How this helps explain the driving question: Some healthy-looking bean seeds did not germinate because of a hard, impermeable testa (dormancy), while no maize seeds were dormant. So differences in germination depend on the seed's structure and condition as well as the environment, not on the rain or planting date. Other failures (waterlogging, lack of oxygen) still need to be explained, which raises our next question: How does germination occur?</w:t>
             </w:r>
           </w:p>
         </w:tc>
@@ -11162,7 +11190,7 @@
         </w:rPr>
         <w:t xml:space="preserve">© 2026 SeaVuria and ARES. Aligned with KICD objectives. Developed by SeaVuria; technical implementation by ARES (with AI assistance from Claude). Licensed under </w:t>
       </w:r>
-      <w:hyperlink w:history="1" r:id="rIdun-x6smfwqrxbhlrupert">
+      <w:hyperlink w:history="1" r:id="rIdlqw45sq_2sxgabiwjiymq">
         <w:r>
           <w:rPr>
             <w:rFonts w:ascii="Arial" w:cs="Arial" w:eastAsia="Arial" w:hAnsi="Arial"/>
@@ -11183,7 +11211,7 @@
         </w:rPr>
         <w:t xml:space="preserve"> (</w:t>
       </w:r>
-      <w:hyperlink w:history="1" r:id="rIdf7erep1fewccdf7j9b9_h">
+      <w:hyperlink w:history="1" r:id="rIdhqu4s0odmqidpxer8jmgn">
         <w:r>
           <w:rPr>
             <w:rFonts w:ascii="Arial" w:cs="Arial" w:eastAsia="Arial" w:hAnsi="Arial"/>
@@ -11257,7 +11285,7 @@
                 <w:sz w:val="22"/>
                 <w:szCs w:val="22"/>
               </w:rPr>
-              <w:t xml:space="preserve">LESSON 4 (80 minutes (double period); set-up in lesson, observations continue over 5-7 days in 5-minute slots): Germination: Process, Types and Conditions Necessary for Germination in Maize and Bean Seeds</w:t>
+              <w:t xml:space="preserve">LESSON 4 (80 minutes (double period); jars set up earlier in the week so Day 5 results are ready): Germination: Conditions Necessary and Types (Hypogeal vs Epigeal) in Maize H614 and Rosecoco Beans</w:t>
             </w:r>
           </w:p>
         </w:tc>
@@ -11424,7 +11452,7 @@
                 <w:sz w:val="18"/>
                 <w:szCs w:val="18"/>
               </w:rPr>
-              <w:t xml:space="preserve">Learners investigate the conditions necessary for germination and the types of germination (hypogeal and epigeal) using maize and bean seeds, so they can explain why seeds planted on the same day after the same rain germinate and emerge differently.</w:t>
+              <w:t xml:space="preserve">Learners use germination jars and time-lapse evidence to explain which conditions are necessary for germination (water, oxygen, suitable temperature) and how hypogeal (maize H614) and epigeal (bean Rosecoco) germination differ, so they can explain why some of Mr. Wafula's seeds failed and why the two crops emerged on different days.</w:t>
             </w:r>
           </w:p>
         </w:tc>
@@ -11490,7 +11518,7 @@
                 <w:sz w:val="18"/>
                 <w:szCs w:val="18"/>
               </w:rPr>
-              <w:t xml:space="preserve">Learners will be able to: (d) investigate conditions necessary for seed germination, and (e) investigate types of germination in plants. They outline the process of germination (water uptake, activation of enzymes, radicle emergence, then plumule), and distinguish hypogeal germination (maize, which keeps cotyledons below the soil) from epigeal germination (common bean, where cotyledons are lifted above the soil).</w:t>
+              <w:t xml:space="preserve">Learners should be able to: (d) investigate conditions necessary for seed germination, and (e) investigate types of germination in plants. They will state that a viable, non-dormant seed needs water, oxygen and a suitable temperature to germinate. They will distinguish germination (radicle emerges and the embryo resumes growth) from emergence (shoot appears above the soil). They will describe hypogeal germination (maize: scutellum stays underground, coleoptile pierces the soil, emergence Day 7) and epigeal germination (bean: hypocotyl arch lifts the cotyledons above ground, emergence Day 8).</w:t>
             </w:r>
           </w:p>
         </w:tc>
@@ -11556,7 +11584,7 @@
                 <w:sz w:val="18"/>
                 <w:szCs w:val="18"/>
               </w:rPr>
-              <w:t xml:space="preserve">Predicting, planning a fair test and identifying variables (SEP: Planning and Carrying Out Investigations); recording and comparing observations; constructing explanations using Claim-Evidence-Reasoning (SEP: Constructing Explanations); communicating in clear scientific English. Core competency: Learning to Learn, where the learner reflects on their own work and adjusts accordingly.</w:t>
+              <w:t xml:space="preserve">Predicting from prior knowledge (POE); planning and carrying out a fair-test investigation with controlled variables; observing and recording data in a table; analysing and interpreting data (Day 5 jar counts); constructing evidence-based explanations (CER); using models and drawings to illustrate germination types; communicating in clear scientific English; collaborating in small groups with shared materials.</w:t>
             </w:r>
           </w:p>
         </w:tc>
@@ -11622,7 +11650,7 @@
                 <w:sz w:val="18"/>
                 <w:szCs w:val="18"/>
               </w:rPr>
-              <w:t xml:space="preserve">Unity: the learner works harmoniously with others while carrying out experiments to investigate conditions necessary for seed germination. Curiosity and respect for evidence when results differ from predictions. Appreciation of the importance of growth and development in plants (outcome h).</w:t>
+              <w:t xml:space="preserve">Core competency, Learning to Learn: the learner reflects on their own work and adjusts accordingly. Value, Unity: the learner works harmoniously with others while carrying out experiments to investigate conditions necessary for seed germination. Curiosity and respect for evidence, even when it contradicts a prediction.</w:t>
             </w:r>
           </w:p>
         </w:tc>
@@ -11688,7 +11716,7 @@
                 <w:sz w:val="18"/>
                 <w:szCs w:val="18"/>
               </w:rPr>
-              <w:t xml:space="preserve">How does growth occur in plants? (Lesson focus: What conditions and processes must be in place before a seed can begin to grow, and how do maize and beans differ as they emerge?)</w:t>
+              <w:t xml:space="preserve">How does growth occur in plants? (Lesson 4 focus: What must be present for a seed to start growing, and how do maize and beans emerge differently?)</w:t>
             </w:r>
           </w:p>
         </w:tc>
@@ -11754,7 +11782,7 @@
                 <w:sz w:val="18"/>
                 <w:szCs w:val="18"/>
               </w:rPr>
-              <w:t xml:space="preserve">Lessons 1-3 established seed structure and dormancy. Lesson 4 gathers evidence for the first part of the phenomenon: why seeds planted together after the same rain germinate at different times, or fail even when they look healthy. Learners find that water alone is not enough, since oxygen, suitable temperature and a viable, non-dormant seed are also needed, and that maize and beans emerge differently. This raises the next question: once the seedling has emerged, How do plants show growth?</w:t>
+              <w:t xml:space="preserve">Lesson 2 gave us the seed parts and Lesson 3 showed that a hard seed coat explains the healthy-looking bean seeds that did not germinate (dormancy). Now we test the remaining causes of failure for viable, non-dormant seeds: water, oxygen and temperature. We also explain why maize (emergence Day 7) and beans (emergence Day 8) appear differently even though both were planted on Day 0. This closes the germination part of the puzzle and raises the next question: How do plants show growth once they have emerged?</w:t>
             </w:r>
           </w:p>
         </w:tc>
@@ -11820,7 +11848,7 @@
                 <w:sz w:val="18"/>
                 <w:szCs w:val="18"/>
               </w:rPr>
-              <w:t xml:space="preserve">Use only clean, untreated seeds. Do NOT use seed maize or bean seed treated with pesticide (often pink or red dyed from agrovets). If treated seed is the only supply, the teacher handles it and learners wear gloves, and it is not used for eating. Wash hands after handling seeds, soil and wet cotton or tissue. Do not taste any seeds. Boil water only under teacher control, then cool it fully before use. Keep a heat source away from learner benches. Clear spilt water immediately to prevent slips. Dispose of mouldy seeds in a sealed bag, and learners must not sniff them closely.</w:t>
+              <w:t xml:space="preserve">Use only clean seeds from the school store. Do not use treated (pesticide-coated) seed; wash hands after handling seeds and soil. Seeds dressed with chemicals are not to be put near the mouth. Wipe up spilled water to avoid slipping. Use cooled boiled water (not hot water) for the no-air jar. If a fridge is not available, use a cool clay pot with wet sand as an alternative. Sharing equipment: one jar set per group of 5-6 learners.</w:t>
             </w:r>
           </w:p>
         </w:tc>
@@ -11913,7 +11941,7 @@
                 <w:sz w:val="18"/>
                 <w:szCs w:val="18"/>
               </w:rPr>
-              <w:t xml:space="preserve">Learners return to the anchoring phenomenon of the farmer who plants maize and beans on the same day after rain, yet sees uneven germination, delayed emergence and some failed seeds. In small groups of 5-6 (suited to large classes) they predict, then set up a fair test using locally available materials (plastic cups, old jam jars, cotton wool or tissue, sawdust or soil, polythene bags, a sufuria, a cold place such as a wet cloth in a shaded clay pot or fridge if available): Set A with water, air and warmth (control); Set B dry seeds; Set C seeds submerged in boiled, cooled water with oil on top (little oxygen); Set D cold or cool conditions; and Set E boiled (non-viable) seeds. Maize and bean seeds are used in each set. Set-up takes about 30 minutes and groups observe for 5-7 days. To gather evidence on the same day, learners also examine pre-germinated seeds (teacher-prepared 4-6 days before) of maize and beans, drawing and comparing hypogeal and epigeal germination. If a time-lapse video is available it is shown on a phone or projector; otherwise the teacher uses a prepared picture sequence or flip chart. Learners use Predict-Observe-Explain, Think-Pair-Share and Claim-Evidence-Reasoning, then add questions to the Driving Question Board and revise their Day 1 model.</w:t>
+              <w:t xml:space="preserve">Madam Achieng's class (Form 3, Kitale) returns to Mr. Wafula's puzzle: 88 of 100 maize and 80 of 100 bean seeds germinated by Day 14. Lesson 3 explained 8 bean seeds as dormant, but other seeds failed for different reasons, including 6 beans and 3 maize in the waterlogged low patch. Learners predict what a seed needs, then examine the Day 5 results from Fatuma's germination jars (20 Rosecoco bean seeds per jar): water + air + 25 C = 18 germinated; dry = 0; no air = 1; cold (4 C) = 0. They use CER to claim which conditions are necessary and link the no-air jar to the waterlogged patch. In the second half, learners watch the time-lapse videos (or use teacher-prepared drawings/flip-cards if there is no electricity), compare maize (hypogeal, emergence Day 7) and bean (epigeal, emergence Day 8), and build labelled drawings. A Gallery Walk, DQB update and Day 1 model revision close the lesson. Everything is done in small groups with local materials: maize, beans, jars, cotton wool or cloth, sand, cooking oil.</w:t>
             </w:r>
           </w:p>
         </w:tc>
@@ -12196,7 +12224,7 @@
             <w:pPr>
               <w:spacing w:after="20" w:before="0"/>
             </w:pPr>
-            <w:hyperlink w:history="1" r:id="rIdctececo19kej6vy8d_8my">
+            <w:hyperlink w:history="1" r:id="rIdzxqtohcaudagop7dlfwpr">
               <w:r>
                 <w:rPr>
                   <w:rFonts w:ascii="Arial" w:cs="Arial" w:eastAsia="Arial" w:hAnsi="Arial"/>
@@ -12245,7 +12273,7 @@
               <w:spacing w:after="10" w:before="0"/>
               <w:ind w:left="120"/>
             </w:pPr>
-            <w:hyperlink w:history="1" r:id="rIdja2yx-oml4dfwt68mcjhc">
+            <w:hyperlink w:history="1" r:id="rIdikqd18gl4qdxowf0og5x3">
               <w:r>
                 <w:rPr>
                   <w:rFonts w:ascii="Arial" w:cs="Arial" w:eastAsia="Arial" w:hAnsi="Arial"/>
@@ -12290,7 +12318,7 @@
             <w:pPr>
               <w:spacing w:after="20" w:before="0"/>
             </w:pPr>
-            <w:hyperlink w:history="1" r:id="rIdntgfevpdw78s1rxwg-7lh">
+            <w:hyperlink w:history="1" r:id="rIdm6vswrpgxxtwywp1deela">
               <w:r>
                 <w:rPr>
                   <w:rFonts w:ascii="Arial" w:cs="Arial" w:eastAsia="Arial" w:hAnsi="Arial"/>
@@ -12323,7 +12351,7 @@
               <w:spacing w:after="10" w:before="0"/>
               <w:ind w:left="120"/>
             </w:pPr>
-            <w:hyperlink w:history="1" r:id="rIdbl2vb-x8duzb5p92zi88e">
+            <w:hyperlink w:history="1" r:id="rIdb6dquq_dqbztj4xmjrhy4">
               <w:r>
                 <w:rPr>
                   <w:rFonts w:ascii="Arial" w:cs="Arial" w:eastAsia="Arial" w:hAnsi="Arial"/>
@@ -12365,7 +12393,7 @@
                 <w:sz w:val="18"/>
                 <w:szCs w:val="18"/>
               </w:rPr>
-              <w:t xml:space="preserve">Learners recall the phenomenon: a farmer in Molo plants maize and beans on the same day after the first rains; some seeds sprout in 4 days, some in 10, and some healthy-looking seeds never sprout. Individually, they write a prediction in their notebooks: 'Which conditions does a seed need to germinate? What will happen to maize and bean seeds in: (a) dry air, (b) water with no air, (c) cold, (d) warm, moist, open air?' They sketch what they expect to see after 5 days and give one reason. They then pair up (Think-Pair-Share) and compare. Finally, groups agree on a group prediction chart for the 5 set-ups, listing the variable they will change and the ones they must keep the same.</w:t>
+              <w:t xml:space="preserve">(12 min) Learners recall Mr. Wafula's field: 25 mm of rain, same day, same field, yet 12 maize and 20 bean seeds did not germinate. Individually they write in their notebooks: (1) What does a healthy, non-dormant seed need to germinate? (2) Four jars, each with 20 Rosecoco beans, were set up: A) water + air + 25 C, B) dry, C) submerged in boiled cooled water with an oil layer (no air), D) wet but kept at 4 C. Predict how many seeds in each jar will germinate by Day 5 and give a reason. They then think-pair-share and record their predictions on the group chart. Next they predict how the maize and bean shoots will reach the surface: 'Will they emerge the same way?' and sketch their prediction.</w:t>
             </w:r>
           </w:p>
         </w:tc>
@@ -12397,7 +12425,7 @@
                 <w:sz w:val="18"/>
                 <w:szCs w:val="18"/>
               </w:rPr>
-              <w:t xml:space="preserve">Display or read the phenomenon: 'A farmer in Molo plants maize and beans on the same day, under the same rain. Why might some seeds sprout quickly, some slowly and some not at all?' Say: 'Think quietly and write your own prediction. You have 2 minutes. No talking yet.' Then WAIT TIME 10-15 seconds after asking 'What does a seed need before it can start growing?' before taking any answer. Say: 'Turn to your partner. Share your prediction and tell them WHY you think so.' Circulate and listen for misconceptions such as 'seeds need soil to germinate' or 'seeds need light to germinate'. Cold-call 4 pairs: 'Amina and Otieno, what did your partner predict, and what was the reason?' Record all predictions on the board without judging. Ask: 'Which prediction could we test? How would we make the test fair?'</w:t>
+              <w:t xml:space="preserve">Display the 4 jar set-up on the board or hold up the actual jars. Say: 'Mr. Wafula's seeds all got the same rain. Lesson 3 told us 8 beans were dormant. What else could stop a healthy seed from germinating?' WAIT TIME 10-15 seconds in silence before anyone speaks. Say: 'Write your own prediction first, no talking.' Give 2 minutes for individual writing, then 3 minutes for pairs. Cold-call 4 pairs (not volunteers): 'Pair 3, what number did you predict for the dry jar, and why?' Record all predictions on the board without evaluating them. Ask: 'Who predicted something different from their partner? What was the disagreement?' Circulate and note misconceptions such as 'seeds need light to germinate' or 'soil is needed'. Do NOT correct them yet; say: 'We will let the jars tell us.'</w:t>
             </w:r>
           </w:p>
         </w:tc>
@@ -12429,7 +12457,7 @@
                 <w:sz w:val="18"/>
                 <w:szCs w:val="18"/>
               </w:rPr>
-              <w:t xml:space="preserve">Predict-Observe-Explain (Predict step) and Think-Pair-Share. Committing to a written prediction before any evidence makes learners' existing ideas visible and gives them something to confront with data later. Think-Pair-Share lets every learner, including quiet ones in a large class, rehearse an explanation before speaking publicly, which builds confidence and surfaces competing ideas for investigation.</w:t>
+              <w:t xml:space="preserve">Predict-Observe-Explain (POE) and Think-Pair-Share: Writing predictions before seeing evidence commits learners to a position, so surprises in the data (for example, that light and soil are not necessary) create cognitive conflict and drive deeper explanation. Think-Pair-Share gives every learner a voice in large classes and lets the teacher hear the range of ideas without calling on only the confident few.</w:t>
             </w:r>
           </w:p>
         </w:tc>
@@ -12461,7 +12489,7 @@
                 <w:sz w:val="18"/>
                 <w:szCs w:val="18"/>
               </w:rPr>
-              <w:t xml:space="preserve">Observation checklist: (1) learner writes a prediction with a reason, not just a guess; (2) learner mentions at least one condition (water, air or oxygen, warmth); (3) learner can state what would be kept the same. Oral probing: 'Why do you think soil is needed?' to identify the misconception that soil, light or fertiliser is essential for germination. Teacher tallies on the board how many pairs predicted that each condition is necessary. Learners who give only 'water' are noted for follow-up questions.</w:t>
+              <w:t xml:space="preserve">Observation checklist: Does the learner write a numeric prediction for each jar? Does the reason mention water, air or warmth? Oral probing: 'Why do you think the dry jar will have no germination?' Note misconceptions (light needed, soil needed, all seeds will germinate regardless) on a class tally. Indicator of readiness: at least 3 of 4 predictions have a stated reason.</w:t>
             </w:r>
           </w:p>
         </w:tc>
@@ -12518,7 +12546,7 @@
             <w:pPr>
               <w:spacing w:after="20" w:before="0"/>
             </w:pPr>
-            <w:hyperlink w:history="1" r:id="rId5q6groe41a3lk249d4oll">
+            <w:hyperlink w:history="1" r:id="rId79a4mte0igo6tfhizb4xv">
               <w:r>
                 <w:rPr>
                   <w:rFonts w:ascii="Arial" w:cs="Arial" w:eastAsia="Arial" w:hAnsi="Arial"/>
@@ -12567,7 +12595,7 @@
               <w:spacing w:after="10" w:before="0"/>
               <w:ind w:left="120"/>
             </w:pPr>
-            <w:hyperlink w:history="1" r:id="rIdv3jajhy6ctahiq5ekgoaq">
+            <w:hyperlink w:history="1" r:id="rIdatwcofppjm4flv554op8x">
               <w:r>
                 <w:rPr>
                   <w:rFonts w:ascii="Arial" w:cs="Arial" w:eastAsia="Arial" w:hAnsi="Arial"/>
@@ -12605,6 +12633,328 @@
                 <w:sz w:val="16"/>
                 <w:szCs w:val="16"/>
               </w:rPr>
+              <w:t xml:space="preserve">📖 H5P:</w:t>
+            </w:r>
+          </w:p>
+          <w:p>
+            <w:pPr>
+              <w:spacing w:after="20" w:before="0"/>
+            </w:pPr>
+            <w:hyperlink w:history="1" r:id="rIdgorscvmckrtabcbqzrpkr">
+              <w:r>
+                <w:rPr>
+                  <w:rFonts w:ascii="Arial" w:cs="Arial" w:eastAsia="Arial" w:hAnsi="Arial"/>
+                  <w:color w:val="2E75B6"/>
+                  <w:sz w:val="16"/>
+                  <w:szCs w:val="16"/>
+                  <w:u w:val="single" w:color="2E75B6"/>
+                </w:rPr>
+                <w:t xml:space="preserve">Tra's Red Bean Plant</w:t>
+              </w:r>
+            </w:hyperlink>
+          </w:p>
+          <w:p>
+            <w:pPr>
+              <w:spacing w:after="10" w:before="0"/>
+              <w:ind w:left="120"/>
+            </w:pPr>
+            <w:r>
+              <w:rPr>
+                <w:rFonts w:ascii="Arial" w:cs="Arial" w:eastAsia="Arial" w:hAnsi="Arial"/>
+                <w:color w:val="595959"/>
+                <w:sz w:val="14"/>
+                <w:szCs w:val="14"/>
+              </w:rPr>
+              <w:t xml:space="preserve">Source: Global Digital Library - Book Catalog</w:t>
+            </w:r>
+          </w:p>
+          <w:p>
+            <w:pPr>
+              <w:spacing w:after="10" w:before="0"/>
+              <w:ind w:left="120"/>
+            </w:pPr>
+            <w:hyperlink w:history="1" r:id="rIdcdecgspid4uam8xrkccdx">
+              <w:r>
+                <w:rPr>
+                  <w:rFonts w:ascii="Arial" w:cs="Arial" w:eastAsia="Arial" w:hAnsi="Arial"/>
+                  <w:color w:val="595959"/>
+                  <w:sz w:val="14"/>
+                  <w:szCs w:val="14"/>
+                  <w:u w:val="single" w:color="595959"/>
+                </w:rPr>
+                <w:t xml:space="preserve">🔍 Search ARES for similar readings</w:t>
+              </w:r>
+            </w:hyperlink>
+          </w:p>
+        </w:tc>
+        <w:tc>
+          <w:tcPr>
+            <w:tcW w:type="dxa" w:w="3040"/>
+            <w:shd w:fill="FFFFFF" w:color="auto" w:val="clear"/>
+            <w:tcMar>
+              <w:top w:type="dxa" w:w="60"/>
+              <w:left w:type="dxa" w:w="120"/>
+              <w:bottom w:type="dxa" w:w="60"/>
+              <w:right w:type="dxa" w:w="120"/>
+            </w:tcMar>
+            <w:vAlign w:val="top"/>
+          </w:tcPr>
+          <w:p>
+            <w:pPr>
+              <w:spacing w:after="40" w:before="0"/>
+              <w:jc w:val="left"/>
+            </w:pPr>
+            <w:r>
+              <w:rPr>
+                <w:rFonts w:ascii="Arial" w:cs="Arial" w:eastAsia="Arial" w:hAnsi="Arial"/>
+                <w:b w:val="false"/>
+                <w:bCs w:val="false"/>
+                <w:i w:val="false"/>
+                <w:iCs w:val="false"/>
+                <w:color w:val="000000"/>
+                <w:sz w:val="18"/>
+                <w:szCs w:val="18"/>
+              </w:rPr>
+              <w:t xml:space="preserve">(25 min) Part A (15 min): Groups (5-6) examine the prepared jars from Fatuma's set-up (20 Rosecoco seeds each, Day 5): Jar 1 water + air + 25 C; Jar 2 dry; Jar 3 no air (boiled cooled water with oil layer); Jar 4 cold (4 C). They count germinated seeds (radicle visible), record in a table: Jar 1 = 18, Jar 2 = 0, Jar 3 = 1, Jar 4 = 0. They identify the variable changed in each jar and the variables kept the same (seed variety, number of seeds, time). They also compare the 18 germinated with the 2 that did not and suggest why (e.g., one dormant or non-viable seed). They discuss the waterlogged low patch where 6 beans and 3 maize failed. Part B (10 min): Learners watch the two time-lapse clips (Bean Time-Lapse 25 days soil cross section; Growing corn time lapse) or study teacher-prepared labelled drawing cards for Day 3, 7, 8, 10, 12 events. They record in a table: bean radicle Day 3, hypocotyl arch and cotyledons above ground Day 8, first unifoliate leaves Day 12; maize radicle Day 4, coleoptile pierces soil Day 7, first leaf Day 10, scutellum stays underground. If time permits, they uncover a few soaked seeds in sand trays to see where the cotyledons are.</w:t>
+            </w:r>
+          </w:p>
+        </w:tc>
+        <w:tc>
+          <w:tcPr>
+            <w:tcW w:type="dxa" w:w="3040"/>
+            <w:shd w:fill="F2F2F2" w:color="auto" w:val="clear"/>
+            <w:tcMar>
+              <w:top w:type="dxa" w:w="60"/>
+              <w:left w:type="dxa" w:w="120"/>
+              <w:bottom w:type="dxa" w:w="60"/>
+              <w:right w:type="dxa" w:w="120"/>
+            </w:tcMar>
+            <w:vAlign w:val="top"/>
+          </w:tcPr>
+          <w:p>
+            <w:pPr>
+              <w:spacing w:after="40" w:before="0"/>
+              <w:jc w:val="left"/>
+            </w:pPr>
+            <w:r>
+              <w:rPr>
+                <w:rFonts w:ascii="Arial" w:cs="Arial" w:eastAsia="Arial" w:hAnsi="Arial"/>
+                <w:b w:val="false"/>
+                <w:bCs w:val="false"/>
+                <w:i w:val="false"/>
+                <w:iCs w:val="false"/>
+                <w:color w:val="000000"/>
+                <w:sz w:val="18"/>
+                <w:szCs w:val="18"/>
+              </w:rPr>
+              <w:t xml:space="preserve">Before the lesson, set up the jars 5 days earlier (prepare a back-up set of photographs or a class chart of the results in case of failure). Say: 'Count carefully. A seed has germinated only when the radicle has come out. Two people count, one records.' Circulate with the observation checklist; ask: 'Which variable did your group change? How do you know the other jars are a fair test?' and 'Why must the number of seeds be 20 in each jar?' WAIT TIME 10 seconds after each question. Cold-call 3 groups to report their counts and compare with the key (18, 0, 1, 0). If counts differ, ask: 'What might explain the difference?' For the time-lapse: pause at Day 7-8 and ask: 'Where are the seed leaves of the bean? Where is the maize seed leaf?' If there is no electricity, show the drawing cards and say: 'This card replaces the video; read the days carefully.' Clarify terms: germination, emergence, radicle, hypocotyl, coleoptile, scutellum. Insist that learners use correct vocabulary: 'Say germination when the radicle comes out, emergence when the shoot appears above the soil.'</w:t>
+            </w:r>
+          </w:p>
+        </w:tc>
+        <w:tc>
+          <w:tcPr>
+            <w:tcW w:type="dxa" w:w="3040"/>
+            <w:shd w:fill="FFFFFF" w:color="auto" w:val="clear"/>
+            <w:tcMar>
+              <w:top w:type="dxa" w:w="60"/>
+              <w:left w:type="dxa" w:w="120"/>
+              <w:bottom w:type="dxa" w:w="60"/>
+              <w:right w:type="dxa" w:w="120"/>
+            </w:tcMar>
+            <w:vAlign w:val="top"/>
+          </w:tcPr>
+          <w:p>
+            <w:pPr>
+              <w:spacing w:after="40" w:before="0"/>
+              <w:jc w:val="left"/>
+            </w:pPr>
+            <w:r>
+              <w:rPr>
+                <w:rFonts w:ascii="Arial" w:cs="Arial" w:eastAsia="Arial" w:hAnsi="Arial"/>
+                <w:b w:val="false"/>
+                <w:bCs w:val="false"/>
+                <w:i w:val="false"/>
+                <w:iCs w:val="false"/>
+                <w:color w:val="000000"/>
+                <w:sz w:val="18"/>
+                <w:szCs w:val="18"/>
+              </w:rPr>
+              <w:t xml:space="preserve">Predict-Observe-Explain (the Observe step) with controlled variables: Comparing jars that differ in only one condition lets learners isolate cause and effect, which is the core of a fair test. Linking the no-air jar to the waterlogged patch connects the lab model to the field phenomenon. The time-lapse gives dynamic evidence of the process that a static diagram cannot show.</w:t>
+            </w:r>
+          </w:p>
+        </w:tc>
+        <w:tc>
+          <w:tcPr>
+            <w:tcW w:type="dxa" w:w="3040"/>
+            <w:shd w:fill="F2F2F2" w:color="auto" w:val="clear"/>
+            <w:tcMar>
+              <w:top w:type="dxa" w:w="60"/>
+              <w:left w:type="dxa" w:w="120"/>
+              <w:bottom w:type="dxa" w:w="60"/>
+              <w:right w:type="dxa" w:w="120"/>
+            </w:tcMar>
+            <w:vAlign w:val="top"/>
+          </w:tcPr>
+          <w:p>
+            <w:pPr>
+              <w:spacing w:after="40" w:before="0"/>
+              <w:jc w:val="left"/>
+            </w:pPr>
+            <w:r>
+              <w:rPr>
+                <w:rFonts w:ascii="Arial" w:cs="Arial" w:eastAsia="Arial" w:hAnsi="Arial"/>
+                <w:b w:val="false"/>
+                <w:bCs w:val="false"/>
+                <w:i w:val="false"/>
+                <w:iCs w:val="false"/>
+                <w:color w:val="000000"/>
+                <w:sz w:val="18"/>
+                <w:szCs w:val="18"/>
+              </w:rPr>
+              <w:t xml:space="preserve">Observation checklist indicators: counts germinated seeds correctly using the radicle criterion; records data in a table with units (seeds out of 20); names the changed variable in each jar; names at least two controlled variables; records the Day 7 and Day 8 emergence events correctly. Oral probe: 'Why did one seed germinate in the no-air jar?' (accept: a small amount of dissolved oxygen or residual air). Peer check: partners confirm each other's counts.</w:t>
+            </w:r>
+          </w:p>
+        </w:tc>
+      </w:tr>
+      <w:tr>
+        <w:tc>
+          <w:tcPr>
+            <w:tcW w:type="dxa" w:w="1520"/>
+            <w:shd w:fill="E2EFDA" w:color="auto" w:val="clear"/>
+            <w:tcMar>
+              <w:top w:type="dxa" w:w="60"/>
+              <w:left w:type="dxa" w:w="120"/>
+              <w:bottom w:type="dxa" w:w="60"/>
+              <w:right w:type="dxa" w:w="120"/>
+            </w:tcMar>
+            <w:vAlign w:val="top"/>
+          </w:tcPr>
+          <w:p>
+            <w:pPr>
+              <w:spacing w:after="40" w:before="0"/>
+              <w:jc w:val="left"/>
+            </w:pPr>
+            <w:r>
+              <w:rPr>
+                <w:rFonts w:ascii="Arial" w:cs="Arial" w:eastAsia="Arial" w:hAnsi="Arial"/>
+                <w:b/>
+                <w:bCs/>
+                <w:i w:val="false"/>
+                <w:iCs w:val="false"/>
+                <w:color w:val="000000"/>
+                <w:sz w:val="18"/>
+                <w:szCs w:val="18"/>
+              </w:rPr>
+              <w:t xml:space="preserve">Explain Phase</w:t>
+            </w:r>
+          </w:p>
+          <w:p>
+            <w:pPr>
+              <w:spacing w:after="20" w:before="0"/>
+            </w:pPr>
+            <w:r>
+              <w:rPr>
+                <w:rFonts w:ascii="Arial" w:cs="Arial" w:eastAsia="Arial" w:hAnsi="Arial"/>
+                <w:b/>
+                <w:bCs/>
+                <w:color w:val="1F3864"/>
+                <w:sz w:val="16"/>
+                <w:szCs w:val="16"/>
+              </w:rPr>
+              <w:t xml:space="preserve">📹 VIDEO:</w:t>
+            </w:r>
+          </w:p>
+          <w:p>
+            <w:pPr>
+              <w:spacing w:after="20" w:before="0"/>
+            </w:pPr>
+            <w:hyperlink w:history="1" r:id="rIdipyifrkbn6lastdxjxi4i">
+              <w:r>
+                <w:rPr>
+                  <w:rFonts w:ascii="Arial" w:cs="Arial" w:eastAsia="Arial" w:hAnsi="Arial"/>
+                  <w:color w:val="2E75B6"/>
+                  <w:sz w:val="16"/>
+                  <w:szCs w:val="16"/>
+                  <w:u w:val="single" w:color="2E75B6"/>
+                </w:rPr>
+                <w:t xml:space="preserve">Organism growth and the environment</w:t>
+              </w:r>
+            </w:hyperlink>
+          </w:p>
+          <w:p>
+            <w:pPr>
+              <w:spacing w:after="20" w:before="0"/>
+            </w:pPr>
+            <w:r>
+              <w:rPr>
+                <w:rFonts w:ascii="Arial" w:cs="Arial" w:eastAsia="Arial" w:hAnsi="Arial"/>
+                <w:i/>
+                <w:iCs/>
+                <w:color w:val="595959"/>
+                <w:sz w:val="16"/>
+                <w:szCs w:val="16"/>
+              </w:rPr>
+              <w:t xml:space="preserve">Related topic: not an exact match for this lesson.</w:t>
+            </w:r>
+          </w:p>
+          <w:p>
+            <w:pPr>
+              <w:spacing w:after="10" w:before="0"/>
+              <w:ind w:left="120"/>
+            </w:pPr>
+            <w:r>
+              <w:rPr>
+                <w:rFonts w:ascii="Arial" w:cs="Arial" w:eastAsia="Arial" w:hAnsi="Arial"/>
+                <w:color w:val="595959"/>
+                <w:sz w:val="14"/>
+                <w:szCs w:val="14"/>
+              </w:rPr>
+              <w:t xml:space="preserve">Source: Khan Academy (English - US curriculum)</w:t>
+            </w:r>
+          </w:p>
+          <w:p>
+            <w:pPr>
+              <w:spacing w:after="10" w:before="0"/>
+              <w:ind w:left="120"/>
+            </w:pPr>
+            <w:hyperlink w:history="1" r:id="rIdrdj8_ld873tbut5oicvud">
+              <w:r>
+                <w:rPr>
+                  <w:rFonts w:ascii="Arial" w:cs="Arial" w:eastAsia="Arial" w:hAnsi="Arial"/>
+                  <w:color w:val="595959"/>
+                  <w:sz w:val="14"/>
+                  <w:szCs w:val="14"/>
+                  <w:u w:val="single" w:color="595959"/>
+                </w:rPr>
+                <w:t xml:space="preserve">🔍 Search ARES for similar videos</w:t>
+              </w:r>
+            </w:hyperlink>
+          </w:p>
+          <w:p>
+            <w:pPr>
+              <w:spacing w:after="40" w:before="0"/>
+            </w:pPr>
+            <w:r>
+              <w:rPr>
+                <w:sz w:val="14"/>
+                <w:szCs w:val="14"/>
+              </w:rPr>
+              <w:t xml:space="preserve"/>
+            </w:r>
+          </w:p>
+          <w:p>
+            <w:pPr>
+              <w:spacing w:after="20" w:before="0"/>
+            </w:pPr>
+            <w:r>
+              <w:rPr>
+                <w:rFonts w:ascii="Arial" w:cs="Arial" w:eastAsia="Arial" w:hAnsi="Arial"/>
+                <w:b/>
+                <w:bCs/>
+                <w:color w:val="1F3864"/>
+                <w:sz w:val="16"/>
+                <w:szCs w:val="16"/>
+              </w:rPr>
               <w:t xml:space="preserve">📖 HTML:</w:t>
             </w:r>
           </w:p>
@@ -12612,7 +12962,7 @@
             <w:pPr>
               <w:spacing w:after="20" w:before="0"/>
             </w:pPr>
-            <w:hyperlink w:history="1" r:id="rIdkkpo9vqp_4mzlknblfuds">
+            <w:hyperlink w:history="1" r:id="rIdzh1iq7qdnfjy3yonyznfq">
               <w:r>
                 <w:rPr>
                   <w:rFonts w:ascii="Arial" w:cs="Arial" w:eastAsia="Arial" w:hAnsi="Arial"/>
@@ -12645,7 +12995,7 @@
               <w:spacing w:after="10" w:before="0"/>
               <w:ind w:left="120"/>
             </w:pPr>
-            <w:hyperlink w:history="1" r:id="rIdbjpz1j_xr563dye7fd9ow">
+            <w:hyperlink w:history="1" r:id="rIdqiu2zinzqymg3q8aozj0e">
               <w:r>
                 <w:rPr>
                   <w:rFonts w:ascii="Arial" w:cs="Arial" w:eastAsia="Arial" w:hAnsi="Arial"/>
@@ -12687,7 +13037,7 @@
                 <w:sz w:val="18"/>
                 <w:szCs w:val="18"/>
               </w:rPr>
-              <w:t xml:space="preserve">Part A (about 30 min): Groups set up the fair test. Each of 5 labelled containers receives 5 maize and 5 bean seeds on moist cotton wool or tissue: A = moist, open to air, room temperature (control); B = dry cotton, no water; C = seeds fully submerged in boiled and cooled water with a thin layer of cooking oil on top (little oxygen); D = moist, in a cool place (wet cloth in a shaded clay pot, or a fridge if the school has one); E = boiled-then-cooled seeds on moist cotton (non-viable seeds). Groups label, draw the set-up and make a results table (day, number germinated, radicle length in mm, notes). Part B (about 25 min): Groups examine teacher-prepared germinating maize and bean seedlings (started 4-6 days earlier) and, if available, watch a 2-minute time-lapse. They draw and label both: maize with the coleoptile and plumule emerging while the cotyledon stays below ground (hypogeal), and bean with the hypocotyl arching and lifting the cotyledons above the soil (epigeal). Part C (5-7 days): Groups record observations in 5-minute daily slots.</w:t>
+              <w:t xml:space="preserve">(25 min) Part A (12 min): CER on conditions. Groups write: Claim: 'Germination needs water, oxygen and a suitable temperature.' Evidence: Jar 1 = 18 of 20, Jar 2 (dry) = 0, Jar 3 (no air) = 1, Jar 4 (cold) = 0. Reasoning: water activates enzymes and softens the seed, oxygen is needed for aerobic respiration to release energy for embryo growth, and a suitable temperature (about 20-25 C) lets enzymes work. They then explain why the waterlogged low patch on Mr. Wafula's farm caused 3 maize and 6 bean seeds to fail: soil pores filled with water, no oxygen. They also state which of the failures in the farm data are NOT explained by these conditions (pests, non-viable embryos, dormancy). Part B (13 min): Learners draw and label hypogeal germination of maize H614 (scutellum stays underground, coleoptile pierces soil, emergence Day 7) and epigeal germination of Rosecoco (hypocotyl elongates as an arch, cotyledons lifted above soil, emergence Day 8). They write a comparison statement explaining why germination (Day 3 and Day 4 radicle) and emergence (Day 7 and Day 8) are different events.</w:t>
             </w:r>
           </w:p>
         </w:tc>
@@ -12719,7 +13069,7 @@
                 <w:sz w:val="18"/>
                 <w:szCs w:val="18"/>
               </w:rPr>
-              <w:t xml:space="preserve">Give out materials in advance in trays for each group (one tray per 5-6 learners). Say: 'Roles today: materials manager, recorder, timekeeper, reporter, and safety officer. Everyone handles the seeds at least once.' Demonstrate one set-up for 2 minutes, then WAIT TIME 10-15 seconds after asking: 'Which condition are we changing in Container C, and which ones must stay the same?' Cold-call 3 groups to state their variable. Circulate with prompts: 'What are you measuring? How will you count a seed as germinated?' 'Why are we using 5 seeds of each type instead of 1?' For Part B, ask: 'Where is the cotyledon in the maize seedling? Where is it in the bean?' WAIT 10-15 seconds before accepting answers. If no electricity or data, hold up a prepared chart or sketch sequence of the time-lapse. Teacher prepares a spare container of already-germinated seeds in case some groups' set-ups fail. Remind: 'Unity: share equipment fairly and listen to every group member's ideas.'</w:t>
+              <w:t xml:space="preserve">Say: 'Use the sentence frame: My claim is ___. The evidence is ___. This shows ___ because ___.' Display the CER frame. WAIT TIME 15 seconds before taking responses. Cold-call 5 learners (one per group) to read their reasoning. Probe: 'Jar 3 had water and a good temperature but only 1 germinated. What does that tell us about oxygen?' and 'How is Jar 3 like the waterlogged patch on Mr. Wafula's farm?' Push for causal language: 'Why does the embryo need oxygen? What process needs it?' (aerobic respiration to release energy). Ask: 'Jar 1 gave 18, not 20. Does that disprove our claim?' (No; 2 seeds could be dormant or non-viable, as in Lessons 3 and the farm data). Address misconceptions such as 'light is needed' by asking: 'Were any jars exposed to light? What did the seeds in the dark soil do?' For Part B, circulate and correct drawings: 'Where is the scutellum? Does it come above the ground?' Ask: 'Which part makes the bean emerge on Day 8 even though the radicle came out on Day 3?' Note that Lesson 2 already taught seed structure, so only refer to parts rather than re-teaching them.</w:t>
             </w:r>
           </w:p>
         </w:tc>
@@ -12751,7 +13101,7 @@
                 <w:sz w:val="18"/>
                 <w:szCs w:val="18"/>
               </w:rPr>
-              <w:t xml:space="preserve">Predict-Observe-Explain (Observe step). Learners test their predictions with controlled variables, so they see that any difference in germination can be linked to one condition. Comparing maize and bean seedlings side by side helps them describe types of germination from evidence rather than memory, and connects directly to the phenomenon of why the two crops emerge differently.</w:t>
+              <w:t xml:space="preserve">Claim-Evidence-Reasoning (CER): Learners must tie a general claim to specific numbers (18, 0, 1, 0) and a scientific reason, so the explanation is evidence-based, not opinion. Applying the claim to the waterlogged patch transfers the idea to the anchoring phenomenon. Comparing hypogeal and epigeal drawings supports modelling of structure-function differences between monocots and dicots.</w:t>
             </w:r>
           </w:p>
         </w:tc>
@@ -12783,7 +13133,7 @@
                 <w:sz w:val="18"/>
                 <w:szCs w:val="18"/>
               </w:rPr>
-              <w:t xml:space="preserve">Observation checklist with indicators: (1) group labels every container and identifies the changed variable; (2) all members handle materials and take turns; (3) measurements are recorded with units (mm) and dates; (4) drawings show correct labelled parts (radicle, plumule, cotyledon, coleoptile, hypocotyl); (5) learner correctly tells which seed is hypogeal and which is epigeal. Oral probe: 'Why do we include dry seeds and boiled seeds?' Note groups that confuse 'germination' with 'growth' for follow-up.</w:t>
+              <w:t xml:space="preserve">Rubric for CER (0-3): claim stated correctly (water, oxygen, temperature); evidence uses at least 3 jar counts with correct numbers; reasoning links each condition to its role (enzymes, respiration). Indicator of misconception: learner says light or soil is a necessary condition. Peer review of drawings: partner checks labelling of scutellum, coleoptile, hypocotyl arch and cotyledons against the success criteria. Quick check question: 'Why is the maize seed leaf left underground?' (storage structure remains in the seed; the coleoptile carries the shoot up).</w:t>
             </w:r>
           </w:p>
         </w:tc>
@@ -12792,32 +13142,32 @@
         <w:tc>
           <w:tcPr>
             <w:tcW w:type="dxa" w:w="1520"/>
-            <w:shd w:fill="E2EFDA" w:color="auto" w:val="clear"/>
-            <w:tcMar>
-              <w:top w:type="dxa" w:w="60"/>
-              <w:left w:type="dxa" w:w="120"/>
-              <w:bottom w:type="dxa" w:w="60"/>
-              <w:right w:type="dxa" w:w="120"/>
-            </w:tcMar>
-            <w:vAlign w:val="top"/>
-          </w:tcPr>
-          <w:p>
-            <w:pPr>
-              <w:spacing w:after="40" w:before="0"/>
-              <w:jc w:val="left"/>
-            </w:pPr>
-            <w:r>
-              <w:rPr>
-                <w:rFonts w:ascii="Arial" w:cs="Arial" w:eastAsia="Arial" w:hAnsi="Arial"/>
-                <w:b/>
-                <w:bCs/>
-                <w:i w:val="false"/>
-                <w:iCs w:val="false"/>
-                <w:color w:val="000000"/>
-                <w:sz w:val="18"/>
-                <w:szCs w:val="18"/>
-              </w:rPr>
-              <w:t xml:space="preserve">Explain Phase</w:t>
+            <w:shd w:fill="FCE4D6" w:color="auto" w:val="clear"/>
+            <w:tcMar>
+              <w:top w:type="dxa" w:w="60"/>
+              <w:left w:type="dxa" w:w="120"/>
+              <w:bottom w:type="dxa" w:w="60"/>
+              <w:right w:type="dxa" w:w="120"/>
+            </w:tcMar>
+            <w:vAlign w:val="top"/>
+          </w:tcPr>
+          <w:p>
+            <w:pPr>
+              <w:spacing w:after="40" w:before="0"/>
+              <w:jc w:val="left"/>
+            </w:pPr>
+            <w:r>
+              <w:rPr>
+                <w:rFonts w:ascii="Arial" w:cs="Arial" w:eastAsia="Arial" w:hAnsi="Arial"/>
+                <w:b/>
+                <w:bCs/>
+                <w:i w:val="false"/>
+                <w:iCs w:val="false"/>
+                <w:color w:val="000000"/>
+                <w:sz w:val="18"/>
+                <w:szCs w:val="18"/>
+              </w:rPr>
+              <w:t xml:space="preserve">Driving Question Board (DQB) Creation</w:t>
             </w:r>
           </w:p>
           <w:p>
@@ -12840,7 +13190,7 @@
             <w:pPr>
               <w:spacing w:after="20" w:before="0"/>
             </w:pPr>
-            <w:hyperlink w:history="1" r:id="rIdbcilq1yrlmci2uqxjbkuy">
+            <w:hyperlink w:history="1" r:id="rIduwoogzvzdtntdemchelql">
               <w:r>
                 <w:rPr>
                   <w:rFonts w:ascii="Arial" w:cs="Arial" w:eastAsia="Arial" w:hAnsi="Arial"/>
@@ -12889,7 +13239,7 @@
               <w:spacing w:after="10" w:before="0"/>
               <w:ind w:left="120"/>
             </w:pPr>
-            <w:hyperlink w:history="1" r:id="rIdtsjf2wo9gk0dir5mjnpha">
+            <w:hyperlink w:history="1" r:id="rIdnreh-9qkwydpsjh6evcns">
               <w:r>
                 <w:rPr>
                   <w:rFonts w:ascii="Arial" w:cs="Arial" w:eastAsia="Arial" w:hAnsi="Arial"/>
@@ -12934,7 +13284,7 @@
             <w:pPr>
               <w:spacing w:after="20" w:before="0"/>
             </w:pPr>
-            <w:hyperlink w:history="1" r:id="rIdiio5wsy7t-davvbbtdevd">
+            <w:hyperlink w:history="1" r:id="rId1dpqjujlfffhzeuvlo9hx">
               <w:r>
                 <w:rPr>
                   <w:rFonts w:ascii="Arial" w:cs="Arial" w:eastAsia="Arial" w:hAnsi="Arial"/>
@@ -12949,22 +13299,6 @@
           </w:p>
           <w:p>
             <w:pPr>
-              <w:spacing w:after="20" w:before="0"/>
-            </w:pPr>
-            <w:r>
-              <w:rPr>
-                <w:rFonts w:ascii="Arial" w:cs="Arial" w:eastAsia="Arial" w:hAnsi="Arial"/>
-                <w:i/>
-                <w:iCs/>
-                <w:color w:val="595959"/>
-                <w:sz w:val="16"/>
-                <w:szCs w:val="16"/>
-              </w:rPr>
-              <w:t xml:space="preserve">Related topic: not an exact match for this lesson.</w:t>
-            </w:r>
-          </w:p>
-          <w:p>
-            <w:pPr>
               <w:spacing w:after="10" w:before="0"/>
               <w:ind w:left="120"/>
             </w:pPr>
@@ -12983,7 +13317,7 @@
               <w:spacing w:after="10" w:before="0"/>
               <w:ind w:left="120"/>
             </w:pPr>
-            <w:hyperlink w:history="1" r:id="rId8oenadvofdp272vcvm0hd">
+            <w:hyperlink w:history="1" r:id="rIdfurn95gqqw2vpzdou9hde">
               <w:r>
                 <w:rPr>
                   <w:rFonts w:ascii="Arial" w:cs="Arial" w:eastAsia="Arial" w:hAnsi="Arial"/>
@@ -13025,7 +13359,7 @@
                 <w:sz w:val="18"/>
                 <w:szCs w:val="18"/>
               </w:rPr>
-              <w:t xml:space="preserve">Learners meet after the first results (day 3-5) and use Claim-Evidence-Reasoning to answer: 'What conditions are necessary for maize and bean seeds to germinate, and how do the two seed types differ in emergence?' Each group writes a claim, cites evidence from its table (e.g., 'In A, 9 of 10 seeds germinated by day 4; in B, 0 of 10'), and gives reasoning in terms of biology: water activates enzymes and softens the seed coat, oxygen is needed for aerobic respiration to release energy, and suitable temperature allows enzymes to work. They explain why boiled seeds failed (embryo dead, so not viable) and link back to the phenomenon: healthy-looking seeds that failed could be dead, dormant, waterlogged (low oxygen) or too cold or dry. They then hold a Gallery Walk: groups post their CER and labelled drawings, and visit other groups' work to give one 'star' (strength) and one 'wish' (suggestion).</w:t>
+              <w:t xml:space="preserve">(8 min) Learners revisit the DQB and match sticky notes to today's evidence. Wanjiru's question 'Why did healthy-looking seeds not germinate?' is updated: some were dormant (Lesson 3), others lacked oxygen in the waterlogged patch (6 beans, 3 maize), were non-viable, or were eaten by pests. A question about 'Why do maize and beans emerge differently?' is marked as partly answered (hypogeal vs epigeal). Groups write at least one new question, e.g., 'Once the seedling has emerged, how do stems get taller and thicker?' and 'How do plants show growth?', and add it to the board.</w:t>
             </w:r>
           </w:p>
         </w:tc>
@@ -13057,7 +13391,7 @@
                 <w:sz w:val="18"/>
                 <w:szCs w:val="18"/>
               </w:rPr>
-              <w:t xml:space="preserve">Say: 'Open your results tables. Write your claim first, then your evidence, then your reasoning. Use the sentence starter: I claim that ... because the data show ... which happens because ...'. Ask: 'In Container C there was water but few seeds germinated. What does that tell you?' WAIT TIME 10-15 seconds, then cold-call 3 learners. Press for reasoning: 'Which biological process needs oxygen? Why would waterlogged shamba soils in Kisumu affect maize seed?' Connect: 'Why might the farmer's seeds in the dry patch of the field fail, and the ones in a flooded patch near Lake Victoria also fail?' Prompt on dormancy: 'Some seeds were in good conditions but didn't germinate. What from Lesson 3 could explain this?' For the Gallery Walk, give 8 minutes and a timer: 'Move clockwise every 2 minutes. Leave one star and one wish on a sticky note or a piece of paper.' Clarify terms in simple English: 'hypogeal means below ground; epigeal means above ground.' Correct misconceptions with evidence, not telling.</w:t>
+              <w:t xml:space="preserve">Say: 'Walk to the board. Find a question that today's jars or time-lapse helped answer. Move it to the answered/partly answered column and write the evidence on a new note.' Give WAIT TIME 10 seconds, then cold-call 3 learners: 'Wanjiru, which question did you move and what evidence did you use?' Ask: 'Which questions are still unanswered?' Point out that the Day 14 data show maize and beans differ in height later; draw attention to the unanswered question about growth after emergence to launch the next lesson: 'We now know how seeds start. How do plants show growth?' Record unanswered questions on a chart paper that can be carried over if board space is limited.</w:t>
             </w:r>
           </w:p>
         </w:tc>
@@ -13089,7 +13423,7 @@
                 <w:sz w:val="18"/>
                 <w:szCs w:val="18"/>
               </w:rPr>
-              <w:t xml:space="preserve">Claim-Evidence-Reasoning with a Gallery Walk. CER forces learners to separate what they observed from the scientific explanation, reducing guessing. Gallery Walk exposes them to other groups' data, including results that may differ, which teaches that evidence from many trials strengthens a claim and encourages peer review.</w:t>
+              <w:t xml:space="preserve">Discussion and questioning with the Driving Question Board: Matching evidence to questions shows learners how each lesson contributes to the driving question, and unanswered questions generate the purpose for the next lesson.</w:t>
             </w:r>
           </w:p>
         </w:tc>
@@ -13121,7 +13455,7 @@
                 <w:sz w:val="18"/>
                 <w:szCs w:val="18"/>
               </w:rPr>
-              <w:t xml:space="preserve">Use a CER rubric: Claim (clear, testable, matches question); Evidence (specific numbers or observations from the table); Reasoning (links evidence to a biological principle such as respiration, enzymes or water uptake). Exit-level indicators: learner states at least 3 conditions (water, oxygen, suitable temperature) and one internal factor (viable, non-dormant seed); learner correctly classifies maize as hypogeal and bean as epigeal with a structural reason. Peer review: stars and wishes are collected and checked by the teacher. Oral probing identifies the misconception that 'seeds need light or soil to germinate.'</w:t>
+              <w:t xml:space="preserve">Exit-ticket style question on the board: 'What evidence did we gather today?' and 'How does this help answer our driving question?' Observable indicators: learner cites a specific count (e.g., 0 of 20 in the dry jar) when moving a question; at least one new question is about growth after emergence (height, thickness, branching).</w:t>
             </w:r>
           </w:p>
         </w:tc>
@@ -13130,32 +13464,32 @@
         <w:tc>
           <w:tcPr>
             <w:tcW w:type="dxa" w:w="1520"/>
-            <w:shd w:fill="FCE4D6" w:color="auto" w:val="clear"/>
-            <w:tcMar>
-              <w:top w:type="dxa" w:w="60"/>
-              <w:left w:type="dxa" w:w="120"/>
-              <w:bottom w:type="dxa" w:w="60"/>
-              <w:right w:type="dxa" w:w="120"/>
-            </w:tcMar>
-            <w:vAlign w:val="top"/>
-          </w:tcPr>
-          <w:p>
-            <w:pPr>
-              <w:spacing w:after="40" w:before="0"/>
-              <w:jc w:val="left"/>
-            </w:pPr>
-            <w:r>
-              <w:rPr>
-                <w:rFonts w:ascii="Arial" w:cs="Arial" w:eastAsia="Arial" w:hAnsi="Arial"/>
-                <w:b/>
-                <w:bCs/>
-                <w:i w:val="false"/>
-                <w:iCs w:val="false"/>
-                <w:color w:val="000000"/>
-                <w:sz w:val="18"/>
-                <w:szCs w:val="18"/>
-              </w:rPr>
-              <w:t xml:space="preserve">Driving Question Board (DQB) Creation</w:t>
+            <w:shd w:fill="D5E8F0" w:color="auto" w:val="clear"/>
+            <w:tcMar>
+              <w:top w:type="dxa" w:w="60"/>
+              <w:left w:type="dxa" w:w="120"/>
+              <w:bottom w:type="dxa" w:w="60"/>
+              <w:right w:type="dxa" w:w="120"/>
+            </w:tcMar>
+            <w:vAlign w:val="top"/>
+          </w:tcPr>
+          <w:p>
+            <w:pPr>
+              <w:spacing w:after="40" w:before="0"/>
+              <w:jc w:val="left"/>
+            </w:pPr>
+            <w:r>
+              <w:rPr>
+                <w:rFonts w:ascii="Arial" w:cs="Arial" w:eastAsia="Arial" w:hAnsi="Arial"/>
+                <w:b/>
+                <w:bCs/>
+                <w:i w:val="false"/>
+                <w:iCs w:val="false"/>
+                <w:color w:val="000000"/>
+                <w:sz w:val="18"/>
+                <w:szCs w:val="18"/>
+              </w:rPr>
+              <w:t xml:space="preserve">Model Building Phase</w:t>
             </w:r>
           </w:p>
           <w:p>
@@ -13178,7 +13512,7 @@
             <w:pPr>
               <w:spacing w:after="20" w:before="0"/>
             </w:pPr>
-            <w:hyperlink w:history="1" r:id="rIdsmabmpcnmsyq2xinbhcrq">
+            <w:hyperlink w:history="1" r:id="rId8euclkqql0fiqyihpjtoq">
               <w:r>
                 <w:rPr>
                   <w:rFonts w:ascii="Arial" w:cs="Arial" w:eastAsia="Arial" w:hAnsi="Arial"/>
@@ -13227,7 +13561,7 @@
               <w:spacing w:after="10" w:before="0"/>
               <w:ind w:left="120"/>
             </w:pPr>
-            <w:hyperlink w:history="1" r:id="rId9yhwzd1m_sujslvldkvqg">
+            <w:hyperlink w:history="1" r:id="rIdbnopa9tefxpz22wo_gjlv">
               <w:r>
                 <w:rPr>
                   <w:rFonts w:ascii="Arial" w:cs="Arial" w:eastAsia="Arial" w:hAnsi="Arial"/>
@@ -13272,7 +13606,7 @@
             <w:pPr>
               <w:spacing w:after="20" w:before="0"/>
             </w:pPr>
-            <w:hyperlink w:history="1" r:id="rId4tmaskyn-ut8rmqpwnfxc">
+            <w:hyperlink w:history="1" r:id="rIdcximqmjvtbrvlisonccrb">
               <w:r>
                 <w:rPr>
                   <w:rFonts w:ascii="Arial" w:cs="Arial" w:eastAsia="Arial" w:hAnsi="Arial"/>
@@ -13305,7 +13639,7 @@
               <w:spacing w:after="10" w:before="0"/>
               <w:ind w:left="120"/>
             </w:pPr>
-            <w:hyperlink w:history="1" r:id="rIdpr0m7n-q0_af_vtxbgcaa">
+            <w:hyperlink w:history="1" r:id="rId65p6_8xi6u7ny3enlca8-">
               <w:r>
                 <w:rPr>
                   <w:rFonts w:ascii="Arial" w:cs="Arial" w:eastAsia="Arial" w:hAnsi="Arial"/>
@@ -13347,7 +13681,7 @@
                 <w:sz w:val="18"/>
                 <w:szCs w:val="18"/>
               </w:rPr>
-              <w:t xml:space="preserve">Learners return to the Driving Question Board with the main question: 'What causes the differences in germination, emergence and growth of maize and bean plants?' In groups, they write on sticky notes or paper strips: (1) one thing we now know about germination (with evidence), and (2) one new question. Examples: 'Why do bean cotyledons rise but maize ones stay?', 'Why did some seeds in A germinate later than others?', 'How do plants show growth after the seedling emerges?' They place notes under headings: Germination conditions, Types of germination, Growth after emergence, Unanswered. They complete an exit ticket: 'What evidence did we gather today?' and 'How does this help answer our driving question?'</w:t>
+              <w:t xml:space="preserve">(10 min) Learners return to their Day 1 drawings and explanations of Mr. Wafula's field. In pairs they revise the germination part of the model by adding: (1) water, oxygen and suitable temperature as necessary conditions, with the jar evidence; (2) the waterlogged patch as a cause of failure through lack of oxygen; (3) hypogeal (maize, emergence Day 7) and epigeal (bean, emergence Day 8) pathways; (4) a note that dormancy, pests and non-viable seeds are other causes. They use a different coloured pen so revisions are visible. Groups then do a short Gallery Walk, leaving one star and one question on two other models. Finally each learner completes an exit ticket.</w:t>
             </w:r>
           </w:p>
         </w:tc>
@@ -13379,7 +13713,7 @@
                 <w:sz w:val="18"/>
                 <w:szCs w:val="18"/>
               </w:rPr>
-              <w:t xml:space="preserve">Say: 'Look at the board. Which of today's findings help answer the driving question? Which parts are still a mystery?' After asking 'Which question on the board can we answer next?' give WAIT TIME 10-15 seconds. Cold-call 4 groups to read one new question and say where to place it. Group questions with learners, highlighting the question: 'Our seedlings have emerged, but how do plants show growth? How would we measure it?' Tell learners: 'That is our focus in the next lesson.' Collect exit tickets as learners leave. If no stickies are available, use torn exercise-book paper and masking tape or chalk-drawn columns on the blackboard.</w:t>
+              <w:t xml:space="preserve">Say: 'Use a different colour to show what you have changed since Day 1. Show me one thing you added and the evidence for it.' Give 5 minutes to revise, then WAIT TIME 10 seconds before the gallery. Gallery Walk instructions: 'Move clockwise every 2 minutes; leave one star (a strength) and one question.' Cold-call 3 groups afterwards: 'What feedback did you get? What will you change?' Prompt: 'Does your model explain why some seeds on the same farm did not germinate even though the rain was the same?' Collect exit tickets: (1) 'What evidence did we gather today?' (2) 'How does this help answer our driving question?' (3) 'What do you still wonder about growth?' Tell learners to bring a ruler and notebook next lesson to observe seedlings and look at how growth occurs. Where the class is large, groups can display models on desks and walk around in rotation to save space.</w:t>
             </w:r>
           </w:p>
         </w:tc>
@@ -13411,7 +13745,7 @@
                 <w:sz w:val="18"/>
                 <w:szCs w:val="18"/>
               </w:rPr>
-              <w:t xml:space="preserve">Discussion and questioning using the Driving Question Board. Linking each new finding to the central question keeps learning coherent, shows how evidence builds toward an explanation, and turns learners' unanswered questions into the direction of the unit. Learners see that science advances through questions generated by evidence.</w:t>
+              <w:t xml:space="preserve">Model revision with Gallery Walk: Revising the Day 1 model with evidence makes learning visible, shows how explanations change when evidence accumulates, and peer feedback helps learners spot gaps and errors. Using different coloured pens helps learners reflect on their progress (Learning to Learn).</w:t>
             </w:r>
           </w:p>
         </w:tc>
@@ -13443,329 +13777,7 @@
                 <w:sz w:val="18"/>
                 <w:szCs w:val="18"/>
               </w:rPr>
-              <w:t xml:space="preserve">Exit ticket indicators: (1) names specific evidence such as 'Seeds in dry cotton did not germinate'; (2) links the evidence to the driving question; (3) writes at least one productive new question. Teacher sorts tickets into three piles: secure, partial, and misconception (e.g., 'seeds need sunlight to germinate') and plans a quick re-teach at the start of Lesson 5. Observe DQB placements for accuracy.</w:t>
-            </w:r>
-          </w:p>
-        </w:tc>
-      </w:tr>
-      <w:tr>
-        <w:tc>
-          <w:tcPr>
-            <w:tcW w:type="dxa" w:w="1520"/>
-            <w:shd w:fill="D5E8F0" w:color="auto" w:val="clear"/>
-            <w:tcMar>
-              <w:top w:type="dxa" w:w="60"/>
-              <w:left w:type="dxa" w:w="120"/>
-              <w:bottom w:type="dxa" w:w="60"/>
-              <w:right w:type="dxa" w:w="120"/>
-            </w:tcMar>
-            <w:vAlign w:val="top"/>
-          </w:tcPr>
-          <w:p>
-            <w:pPr>
-              <w:spacing w:after="40" w:before="0"/>
-              <w:jc w:val="left"/>
-            </w:pPr>
-            <w:r>
-              <w:rPr>
-                <w:rFonts w:ascii="Arial" w:cs="Arial" w:eastAsia="Arial" w:hAnsi="Arial"/>
-                <w:b/>
-                <w:bCs/>
-                <w:i w:val="false"/>
-                <w:iCs w:val="false"/>
-                <w:color w:val="000000"/>
-                <w:sz w:val="18"/>
-                <w:szCs w:val="18"/>
-              </w:rPr>
-              <w:t xml:space="preserve">Model Building Phase</w:t>
-            </w:r>
-          </w:p>
-          <w:p>
-            <w:pPr>
-              <w:spacing w:after="20" w:before="0"/>
-            </w:pPr>
-            <w:r>
-              <w:rPr>
-                <w:rFonts w:ascii="Arial" w:cs="Arial" w:eastAsia="Arial" w:hAnsi="Arial"/>
-                <w:b/>
-                <w:bCs/>
-                <w:color w:val="1F3864"/>
-                <w:sz w:val="16"/>
-                <w:szCs w:val="16"/>
-              </w:rPr>
-              <w:t xml:space="preserve">📹 VIDEO:</w:t>
-            </w:r>
-          </w:p>
-          <w:p>
-            <w:pPr>
-              <w:spacing w:after="20" w:before="0"/>
-            </w:pPr>
-            <w:hyperlink w:history="1" r:id="rIdrz7bfsdhyfdis6-wg5v-i">
-              <w:r>
-                <w:rPr>
-                  <w:rFonts w:ascii="Arial" w:cs="Arial" w:eastAsia="Arial" w:hAnsi="Arial"/>
-                  <w:color w:val="2E75B6"/>
-                  <w:sz w:val="16"/>
-                  <w:szCs w:val="16"/>
-                  <w:u w:val="single" w:color="2E75B6"/>
-                </w:rPr>
-                <w:t xml:space="preserve">Organism growth and the environment</w:t>
-              </w:r>
-            </w:hyperlink>
-          </w:p>
-          <w:p>
-            <w:pPr>
-              <w:spacing w:after="20" w:before="0"/>
-            </w:pPr>
-            <w:r>
-              <w:rPr>
-                <w:rFonts w:ascii="Arial" w:cs="Arial" w:eastAsia="Arial" w:hAnsi="Arial"/>
-                <w:i/>
-                <w:iCs/>
-                <w:color w:val="595959"/>
-                <w:sz w:val="16"/>
-                <w:szCs w:val="16"/>
-              </w:rPr>
-              <w:t xml:space="preserve">Related topic: not an exact match for this lesson.</w:t>
-            </w:r>
-          </w:p>
-          <w:p>
-            <w:pPr>
-              <w:spacing w:after="10" w:before="0"/>
-              <w:ind w:left="120"/>
-            </w:pPr>
-            <w:r>
-              <w:rPr>
-                <w:rFonts w:ascii="Arial" w:cs="Arial" w:eastAsia="Arial" w:hAnsi="Arial"/>
-                <w:color w:val="595959"/>
-                <w:sz w:val="14"/>
-                <w:szCs w:val="14"/>
-              </w:rPr>
-              <w:t xml:space="preserve">Source: Khan Academy (English - US curriculum)</w:t>
-            </w:r>
-          </w:p>
-          <w:p>
-            <w:pPr>
-              <w:spacing w:after="10" w:before="0"/>
-              <w:ind w:left="120"/>
-            </w:pPr>
-            <w:hyperlink w:history="1" r:id="rIdmfbsf8b3awejntxjfbxu4">
-              <w:r>
-                <w:rPr>
-                  <w:rFonts w:ascii="Arial" w:cs="Arial" w:eastAsia="Arial" w:hAnsi="Arial"/>
-                  <w:color w:val="595959"/>
-                  <w:sz w:val="14"/>
-                  <w:szCs w:val="14"/>
-                  <w:u w:val="single" w:color="595959"/>
-                </w:rPr>
-                <w:t xml:space="preserve">🔍 Search ARES for similar videos</w:t>
-              </w:r>
-            </w:hyperlink>
-          </w:p>
-          <w:p>
-            <w:pPr>
-              <w:spacing w:after="40" w:before="0"/>
-            </w:pPr>
-            <w:r>
-              <w:rPr>
-                <w:sz w:val="14"/>
-                <w:szCs w:val="14"/>
-              </w:rPr>
-              <w:t xml:space="preserve"/>
-            </w:r>
-          </w:p>
-          <w:p>
-            <w:pPr>
-              <w:spacing w:after="20" w:before="0"/>
-            </w:pPr>
-            <w:r>
-              <w:rPr>
-                <w:rFonts w:ascii="Arial" w:cs="Arial" w:eastAsia="Arial" w:hAnsi="Arial"/>
-                <w:b/>
-                <w:bCs/>
-                <w:color w:val="1F3864"/>
-                <w:sz w:val="16"/>
-                <w:szCs w:val="16"/>
-              </w:rPr>
-              <w:t xml:space="preserve">📖 HTML:</w:t>
-            </w:r>
-          </w:p>
-          <w:p>
-            <w:pPr>
-              <w:spacing w:after="20" w:before="0"/>
-            </w:pPr>
-            <w:hyperlink w:history="1" r:id="rIdbl5tbucblfxbhxlq_vlmu">
-              <w:r>
-                <w:rPr>
-                  <w:rFonts w:ascii="Arial" w:cs="Arial" w:eastAsia="Arial" w:hAnsi="Arial"/>
-                  <w:color w:val="2E75B6"/>
-                  <w:sz w:val="16"/>
-                  <w:szCs w:val="16"/>
-                  <w:u w:val="single" w:color="2E75B6"/>
-                </w:rPr>
-                <w:t xml:space="preserve">Seed Dormancy and Germination - Advanced (Flexbook)</w:t>
-              </w:r>
-            </w:hyperlink>
-          </w:p>
-          <w:p>
-            <w:pPr>
-              <w:spacing w:after="10" w:before="0"/>
-              <w:ind w:left="120"/>
-            </w:pPr>
-            <w:r>
-              <w:rPr>
-                <w:rFonts w:ascii="Arial" w:cs="Arial" w:eastAsia="Arial" w:hAnsi="Arial"/>
-                <w:color w:val="595959"/>
-                <w:sz w:val="14"/>
-                <w:szCs w:val="14"/>
-              </w:rPr>
-              <w:t xml:space="preserve">Source: CK-12</w:t>
-            </w:r>
-          </w:p>
-          <w:p>
-            <w:pPr>
-              <w:spacing w:after="10" w:before="0"/>
-              <w:ind w:left="120"/>
-            </w:pPr>
-            <w:hyperlink w:history="1" r:id="rIdqeyh96hbs-akbqaarpwz1">
-              <w:r>
-                <w:rPr>
-                  <w:rFonts w:ascii="Arial" w:cs="Arial" w:eastAsia="Arial" w:hAnsi="Arial"/>
-                  <w:color w:val="595959"/>
-                  <w:sz w:val="14"/>
-                  <w:szCs w:val="14"/>
-                  <w:u w:val="single" w:color="595959"/>
-                </w:rPr>
-                <w:t xml:space="preserve">🔍 Search ARES for similar readings</w:t>
-              </w:r>
-            </w:hyperlink>
-          </w:p>
-        </w:tc>
-        <w:tc>
-          <w:tcPr>
-            <w:tcW w:type="dxa" w:w="3040"/>
-            <w:shd w:fill="FFFFFF" w:color="auto" w:val="clear"/>
-            <w:tcMar>
-              <w:top w:type="dxa" w:w="60"/>
-              <w:left w:type="dxa" w:w="120"/>
-              <w:bottom w:type="dxa" w:w="60"/>
-              <w:right w:type="dxa" w:w="120"/>
-            </w:tcMar>
-            <w:vAlign w:val="top"/>
-          </w:tcPr>
-          <w:p>
-            <w:pPr>
-              <w:spacing w:after="40" w:before="0"/>
-              <w:jc w:val="left"/>
-            </w:pPr>
-            <w:r>
-              <w:rPr>
-                <w:rFonts w:ascii="Arial" w:cs="Arial" w:eastAsia="Arial" w:hAnsi="Arial"/>
-                <w:b w:val="false"/>
-                <w:bCs w:val="false"/>
-                <w:i w:val="false"/>
-                <w:iCs w:val="false"/>
-                <w:color w:val="000000"/>
-                <w:sz w:val="18"/>
-                <w:szCs w:val="18"/>
-              </w:rPr>
-              <w:t xml:space="preserve">Learners take out their Day 1 drawings and explanations of the phenomenon. Individually, they revise the model by adding: (a) the conditions needed to germinate (water, oxygen, suitable temperature, viable and non-dormant seed) shown with arrows; (b) a labelled diagram of maize (hypogeal) and bean (epigeal) germination; and (c) a short note answering: 'Why might the farmer's seeds, planted together after the same rain, germinate at different times or fail?' They use a different colour pen for revisions so that changes are visible. They swap with a partner for peer review using the prompt: 'What evidence supports each new part of the model? What is still missing?' They leave a space labelled 'What happens after emergence?' to complete in Lesson 5.</w:t>
-            </w:r>
-          </w:p>
-        </w:tc>
-        <w:tc>
-          <w:tcPr>
-            <w:tcW w:type="dxa" w:w="3040"/>
-            <w:shd w:fill="F2F2F2" w:color="auto" w:val="clear"/>
-            <w:tcMar>
-              <w:top w:type="dxa" w:w="60"/>
-              <w:left w:type="dxa" w:w="120"/>
-              <w:bottom w:type="dxa" w:w="60"/>
-              <w:right w:type="dxa" w:w="120"/>
-            </w:tcMar>
-            <w:vAlign w:val="top"/>
-          </w:tcPr>
-          <w:p>
-            <w:pPr>
-              <w:spacing w:after="40" w:before="0"/>
-              <w:jc w:val="left"/>
-            </w:pPr>
-            <w:r>
-              <w:rPr>
-                <w:rFonts w:ascii="Arial" w:cs="Arial" w:eastAsia="Arial" w:hAnsi="Arial"/>
-                <w:b w:val="false"/>
-                <w:bCs w:val="false"/>
-                <w:i w:val="false"/>
-                <w:iCs w:val="false"/>
-                <w:color w:val="000000"/>
-                <w:sz w:val="18"/>
-                <w:szCs w:val="18"/>
-              </w:rPr>
-              <w:t xml:space="preserve">Say: 'Take your Day 1 model. Use a different colour to add what you now know. Every addition should be backed by evidence from our containers.' Circulate and ask: 'Where did you get this idea? Which container shows it?' WAIT TIME 10-15 seconds before following up. Cold-call 3 learners to describe one change they made and why. Pair review for 5 minutes: 'Give your partner one suggestion and one strength.' Say: 'Keep your model safe; we will add growth next.' Collect a sample of 5-6 models for checking. Remind groups to observe containers for the remaining days and record data.</w:t>
-            </w:r>
-          </w:p>
-        </w:tc>
-        <w:tc>
-          <w:tcPr>
-            <w:tcW w:type="dxa" w:w="3040"/>
-            <w:shd w:fill="FFFFFF" w:color="auto" w:val="clear"/>
-            <w:tcMar>
-              <w:top w:type="dxa" w:w="60"/>
-              <w:left w:type="dxa" w:w="120"/>
-              <w:bottom w:type="dxa" w:w="60"/>
-              <w:right w:type="dxa" w:w="120"/>
-            </w:tcMar>
-            <w:vAlign w:val="top"/>
-          </w:tcPr>
-          <w:p>
-            <w:pPr>
-              <w:spacing w:after="40" w:before="0"/>
-              <w:jc w:val="left"/>
-            </w:pPr>
-            <w:r>
-              <w:rPr>
-                <w:rFonts w:ascii="Arial" w:cs="Arial" w:eastAsia="Arial" w:hAnsi="Arial"/>
-                <w:b w:val="false"/>
-                <w:bCs w:val="false"/>
-                <w:i w:val="false"/>
-                <w:iCs w:val="false"/>
-                <w:color w:val="000000"/>
-                <w:sz w:val="18"/>
-                <w:szCs w:val="18"/>
-              </w:rPr>
-              <w:t xml:space="preserve">Model revision. Revisiting the Day 1 model with a new colour makes learning visible to the learner and the teacher. Linking each change to evidence shows how scientific models are improved, and it prompts learners to identify gaps (growth after emergence) that the next investigations will fill.</w:t>
-            </w:r>
-          </w:p>
-        </w:tc>
-        <w:tc>
-          <w:tcPr>
-            <w:tcW w:type="dxa" w:w="3040"/>
-            <w:shd w:fill="F2F2F2" w:color="auto" w:val="clear"/>
-            <w:tcMar>
-              <w:top w:type="dxa" w:w="60"/>
-              <w:left w:type="dxa" w:w="120"/>
-              <w:bottom w:type="dxa" w:w="60"/>
-              <w:right w:type="dxa" w:w="120"/>
-            </w:tcMar>
-            <w:vAlign w:val="top"/>
-          </w:tcPr>
-          <w:p>
-            <w:pPr>
-              <w:spacing w:after="40" w:before="0"/>
-              <w:jc w:val="left"/>
-            </w:pPr>
-            <w:r>
-              <w:rPr>
-                <w:rFonts w:ascii="Arial" w:cs="Arial" w:eastAsia="Arial" w:hAnsi="Arial"/>
-                <w:b w:val="false"/>
-                <w:bCs w:val="false"/>
-                <w:i w:val="false"/>
-                <w:iCs w:val="false"/>
-                <w:color w:val="000000"/>
-                <w:sz w:val="18"/>
-                <w:szCs w:val="18"/>
-              </w:rPr>
-              <w:t xml:space="preserve">Model check indicators: (1) at least three conditions for germination are added with arrows or labels; (2) hypogeal and epigeal types are drawn and labelled correctly (cotyledons below or above soil); (3) revisions are linked to evidence; (4) the explanation addresses why seeds planted together behave differently (viability, dormancy, uneven moisture, oxygen or temperature); (5) peer feedback is specific. Note learners who still hold misconceptions for individual conferencing.</w:t>
+              <w:t xml:space="preserve">Model check: the revised model includes water, oxygen and temperature with at least two jar counts as evidence; links the waterlogged patch to oxygen; shows hypogeal vs epigeal with correct labels. Peer review: star and question are specific and based on evidence. Exit ticket: learner can state one piece of evidence and one link to the driving question; common misconception flagged for follow-up: confusing germination with emergence.</w:t>
             </w:r>
           </w:p>
         </w:tc>
@@ -13858,7 +13870,7 @@
                 <w:sz w:val="18"/>
                 <w:szCs w:val="18"/>
               </w:rPr>
-              <w:t xml:space="preserve">After the lesson, consider: Did learners distinguish between germination and growth? Which groups could name the variable they changed and the ones kept constant? Did any learners still believe that seeds need soil or light to germinate, and what evidence changed their minds? Were the materials sufficient for the class size, and did group roles ensure everyone participated? Were the seed set-ups reliable (check for mould, drying out, or treated seed)? Did the pre-germinated seedlings arrive on time? How well did learners use CER with specific numbers? What adjustments are needed before Lesson 5 to measure growth, such as preparing extra seedlings, rulers and string, and a recording table? Also record which learners need extra support with English scientific vocabulary.</w:t>
+              <w:t xml:space="preserve">After the lesson, consider: (1) Did learners use jar data (18, 0, 1, 0) to support their claims, or did they rely on memory? (2) How many learners still thought light or soil was necessary for germination, and did the evidence change their view? (3) Did learners clearly separate germination (radicle, Day 3 and Day 4) from emergence (Day 7 and Day 8), and can they link the waterlogged patch to lack of oxygen? (4) Did the time-lapse or drawing cards work given power and connectivity? (5) Were all learners participating in the shared jar groups, and did the observation checklist show the quieter learners contributing? (6) Which DQB questions were moved, and is the question 'How do plants show growth?' strong enough to launch Lesson 5? Adjust the pacing and groupings for next time.</w:t>
             </w:r>
           </w:p>
         </w:tc>
@@ -13985,7 +13997,7 @@
                 <w:sz w:val="18"/>
                 <w:szCs w:val="18"/>
               </w:rPr>
-              <w:t xml:space="preserve">We set up maize and bean seeds in containers with different conditions (moist and open to air, dry, submerged with little oxygen, cool, and boiled seeds) and compared them over several days. We also examined and drew germinating maize and bean seedlings. Record the number of seeds germinated in each container and the differences between how the maize and bean seedlings emerged.</w:t>
+              <w:t xml:space="preserve">Jar results on Day 5 (20 Rosecoco bean seeds per jar): water + air + 25 C = 18 germinated; dry = 0; no air = 1; cold (4 C) = 0. Time-lapse: bean radicle Day 3, emergence (cotyledons above ground) Day 8; maize radicle Day 4, emergence (coleoptile pierces soil) Day 7, scutellum stays underground. Waterlogged patch: 3 maize and 6 bean seeds failed.</w:t>
             </w:r>
           </w:p>
         </w:tc>
@@ -14051,7 +14063,7 @@
                 <w:sz w:val="18"/>
                 <w:szCs w:val="18"/>
               </w:rPr>
-              <w:t xml:space="preserve">Seeds need water, oxygen and a suitable temperature to germinate, and they must be alive (viable) and not dormant. Germination starts with water uptake, then the radicle emerges, then the plumule. Maize shows hypogeal germination (cotyledon stays below ground), while bean shows epigeal germination (cotyledons are lifted above ground).</w:t>
+              <w:t xml:space="preserve">A viable, non-dormant seed needs water, oxygen and a suitable temperature to germinate. Germination is the radicle emerging; emergence is the shoot appearing above the soil. Maize shows hypogeal germination (cotyledon/scutellum stays underground) and beans show epigeal germination (cotyledons lifted above ground by the hypocotyl arch).</w:t>
             </w:r>
           </w:p>
         </w:tc>
@@ -14117,7 +14129,7 @@
                 <w:sz w:val="18"/>
                 <w:szCs w:val="18"/>
               </w:rPr>
-              <w:t xml:space="preserve">Seeds planted on the same day after the same rain can germinate at different times, or fail, because of differences in moisture, oxygen (for example in waterlogged soil), temperature, seed viability and dormancy. Maize and beans also emerge differently because of their type of germination. After emergence, how do plants show growth? This will be investigated in the next lesson.</w:t>
+              <w:t xml:space="preserve">Seeds on Mr. Wafula's farm differed because planting on the same day with the same rain does not give every seed the same conditions: the waterlogged patch had no oxygen, so 3 maize and 6 bean seeds failed, while seed structure explains the different emergence days (maize Day 7, bean Day 8). Together with dormancy (Lesson 3), these show that seed condition and environment, not the rain or date, explain differences. This leaves the question: How do plants show growth after emergence?</w:t>
             </w:r>
           </w:p>
         </w:tc>
@@ -14139,7 +14151,7 @@
         </w:rPr>
         <w:t xml:space="preserve">© 2026 SeaVuria and ARES. Aligned with KICD objectives. Developed by SeaVuria; technical implementation by ARES (with AI assistance from Claude). Licensed under </w:t>
       </w:r>
-      <w:hyperlink w:history="1" r:id="rIdeqjgaxciulb0objv7uztw">
+      <w:hyperlink w:history="1" r:id="rIdd2ubqes69_-ksuum15gwd">
         <w:r>
           <w:rPr>
             <w:rFonts w:ascii="Arial" w:cs="Arial" w:eastAsia="Arial" w:hAnsi="Arial"/>
@@ -14160,7 +14172,7 @@
         </w:rPr>
         <w:t xml:space="preserve"> (</w:t>
       </w:r>
-      <w:hyperlink w:history="1" r:id="rIdly5pf9uqhzjulzmkjzica">
+      <w:hyperlink w:history="1" r:id="rId7i1te7cdm0esyzv8korae">
         <w:r>
           <w:rPr>
             <w:rFonts w:ascii="Arial" w:cs="Arial" w:eastAsia="Arial" w:hAnsi="Arial"/>
@@ -14234,7 +14246,7 @@
                 <w:sz w:val="22"/>
                 <w:szCs w:val="22"/>
               </w:rPr>
-              <w:t xml:space="preserve">LESSON 5 (80 minutes (double period) – can be split into 40 + 40 minutes): Primary and Secondary Growth: How Do Plants Show Growth?</w:t>
+              <w:t xml:space="preserve">LESSON 5 (40 minutes (single period; the stem-section drawing can be finished as homework)): Primary and Secondary Growth: Why Does Maize Thicken but Not Make Wood?</w:t>
             </w:r>
           </w:p>
         </w:tc>
@@ -14401,7 +14413,7 @@
                 <w:sz w:val="18"/>
                 <w:szCs w:val="18"/>
               </w:rPr>
-              <w:t xml:space="preserve">Learners gather evidence from stem sections and models to distinguish primary growth (increase in length) from secondary growth (increase in girth). They link this to the maize and bean seedlings that grew taller and thicker after germination, and to the observation that bean plants branch and thicken while maize does not.</w:t>
+              <w:t xml:space="preserve">Learners distinguish primary growth (lengthening at apical meristems) from secondary growth (thickening by the vascular cambium in woody dicots) and use stem sections, drawings and models to explain why Rosecoco bean and Grevillea thicken differently from maize H614 on Mr. Wafula's farm.</w:t>
             </w:r>
           </w:p>
         </w:tc>
@@ -14467,7 +14479,7 @@
                 <w:sz w:val="18"/>
                 <w:szCs w:val="18"/>
               </w:rPr>
-              <w:t xml:space="preserve">By the end of the lesson the learner should be able to: (1) illustrate primary and secondary growth in flowering plants (SLO f); (2) relate the structures seen in stem sections to their functions (xylem, phloem, cambium, cortex, epidermis); (3) explain why a dicot stem such as bean or a Grevillea/Cypress tree thickens while a monocot stem such as maize mostly does not; (4) connect this to the germination types compared in earlier lessons (hypogeal in maize, epigeal in bean).</w:t>
+              <w:t xml:space="preserve">Primary growth occurs at apical meristems of shoots and roots and lengthens the plant. Secondary growth occurs when the lateral (vascular) cambium divides, adding secondary xylem inward and secondary phloem outward, which increases stem girth and produces annual rings in woody dicots such as Grevillea robusta or Cypress. Maize is a monocot with no vascular cambium and no true secondary growth. Its stem width increased from 6 mm to 14 mm to 22 mm (Days 14, 28, 42) through primary growth. Bean stems stayed thin (2, 4, 6 mm) with the cambium only slightly active at the base.</w:t>
             </w:r>
           </w:p>
         </w:tc>
@@ -14533,7 +14545,7 @@
                 <w:sz w:val="18"/>
                 <w:szCs w:val="18"/>
               </w:rPr>
-              <w:t xml:space="preserve">Observing prepared slides or photomicrographs under a light microscope; drawing and labelling stem sections with a title, scale and annotations; using models to represent stages of secondary growth; Claim-Evidence-Reasoning writing; peer review; working safely in groups. NGSS SEP: Developing and Using Models; Analyzing and Interpreting Data; Constructing Explanations.</w:t>
+              <w:t xml:space="preserve">Observing stem sections under a light microscope or photomicrographs; drawing and labelling biological diagrams; using models to illustrate stages of secondary growth; interpreting data tables (NGSS SEP: Developing and Using Models; Analyzing and Interpreting Data); communicating in simple, clear scientific English.</w:t>
             </w:r>
           </w:p>
         </w:tc>
@@ -14599,7 +14611,7 @@
                 <w:sz w:val="18"/>
                 <w:szCs w:val="18"/>
               </w:rPr>
-              <w:t xml:space="preserve">Unity: works harmoniously with others while sharing microscopes and materials. Learning to Learn: reflects on own drawings and models and adjusts them using peer feedback and evidence. Appreciation of the importance of growth and development in plants, including trees in school nurseries and for preventing global warming.</w:t>
+              <w:t xml:space="preserve">Unity: learners work harmoniously in small groups sharing microscopes, photomicrographs and textbooks. Learning to Learn: learners reflect on their own drawings and adjust them after peer review. Curiosity and respect for evidence when their first ideas about thickening are challenged.</w:t>
             </w:r>
           </w:p>
         </w:tc>
@@ -14665,7 +14677,7 @@
                 <w:sz w:val="18"/>
                 <w:szCs w:val="18"/>
               </w:rPr>
-              <w:t xml:space="preserve">How does growth occur in plants? (Question raised for this lesson: How do plants show growth?)</w:t>
+              <w:t xml:space="preserve">How does growth occur in plants?</w:t>
             </w:r>
           </w:p>
         </w:tc>
@@ -14731,7 +14743,7 @@
                 <w:sz w:val="18"/>
                 <w:szCs w:val="18"/>
               </w:rPr>
-              <w:t xml:space="preserve">Lessons 1–4 established seed structure, dormancy, and the conditions for germination, and compared hypogeal and epigeal germination. Learners now look beyond germination to the growth that follows: why seedlings get taller and thicker, why roots go deeper, and why beans branch. This lesson adds the explanation of growth in length and girth through meristems. It ends with the new question 'How can we measure growth in plants?', leading to Lesson 6.</w:t>
+              <w:t xml:space="preserve">Lessons 1 to 4 explained why the seeds differ in germination and emergence (seed structure, dormancy, and conditions for germination). Once seedlings are growing, learners must explain why growth is not just getting taller: stems also thicken, and maize and beans do this differently. This lesson sets up Lesson 6 by raising the question: How can you measure growth in plants?</w:t>
             </w:r>
           </w:p>
         </w:tc>
@@ -14797,7 +14809,7 @@
                 <w:sz w:val="18"/>
                 <w:szCs w:val="18"/>
               </w:rPr>
-              <w:t xml:space="preserve">Handle microscope slides and cover slips carefully; report broken glass to the teacher and do not pick it up with bare hands. Carry microscopes with two hands. Use a sharp razor blade or knife only under teacher supervision, cutting away from the body on a firm board. Wash hands after handling plant material and soil. If microscopes are few, rotate groups of 6 at stations and use photomicrographs or teacher-drawn charts at other stations. Cutting stems are used in place of electricity-dependent resources.</w:t>
+              <w:t xml:space="preserve">Handle microscope slides and cover slips carefully and report broken glass to the teacher. Use blades or razors only under teacher supervision, cutting away from the body on a tile. Carry microscopes with two hands. If microscopes are few, use photomicrographs, teacher-prepared slides or hand-drawn stem sections. Wash hands after handling plant material. No electricity or internet is needed.</w:t>
             </w:r>
           </w:p>
         </w:tc>
@@ -14890,7 +14902,7 @@
                 <w:sz w:val="18"/>
                 <w:szCs w:val="18"/>
               </w:rPr>
-              <w:t xml:space="preserve">The anchoring phenomenon showed maize and bean seeds planted on the same day after rain, yet growing differently: stems getting taller and thicker, roots going deeper, and some plants branching. Today learners focus on how this growth happens. They predict which parts of a young maize and bean seedling and which parts of an old tree such as a Grevillea or Eucalyptus grow in length or girth, then observe stem sections (prepared slides, photomicrographs or hand-cut sections of young bean and maize stems) and use the reading on primary and secondary growth. They draw and label sections, build a simple plasticine or paper model of secondary growth in a woody dicot stem, and explain using Claim-Evidence-Reasoning. They add questions to the Driving Question Board and revise their class model of why maize and bean plants differ. Offline alternative: use a teacher-prepared printed chart of the stem sections and sketches drawn on the board if no microscopes are available.</w:t>
+              <w:t xml:space="preserve">Madam Achieng's Form 3 class in Kitale revisits the phenomenon: Mr. Wafula planted maize H614 and Rosecoco beans on the same day, yet by Day 42 the maize stem was 22 mm wide and the bean stem only 6 mm. Learners predict why the stems differ in thickness, then gather evidence by observing stem sections under a microscope (or photomicrographs and the teacher's printed reading on primary and secondary growth). They compare a maize stem section, a young bean stem section and a Grevillea robusta (silky oak) or Cypress section with annual rings. They draw and label what they see and use drawings and simple models (layered paper or plasticine rings) to show stages of secondary growth. They use Claim-Evidence-Reasoning to explain why maize thickens without making wood. Learners add the new question 'How can you measure growth in plants?' to the Driving Question Board (DQB) and revise their model of how the two crops grow.</w:t>
             </w:r>
           </w:p>
         </w:tc>
@@ -15173,23 +15185,6 @@
             <w:pPr>
               <w:spacing w:after="20" w:before="0"/>
             </w:pPr>
-            <w:hyperlink w:history="1" r:id="rIdjilu6ef-5_qnrhsjj6par">
-              <w:r>
-                <w:rPr>
-                  <w:rFonts w:ascii="Arial" w:cs="Arial" w:eastAsia="Arial" w:hAnsi="Arial"/>
-                  <w:color w:val="2E75B6"/>
-                  <w:sz w:val="16"/>
-                  <w:szCs w:val="16"/>
-                  <w:u w:val="single" w:color="2E75B6"/>
-                </w:rPr>
-                <w:t xml:space="preserve">12 Plant Transport Xylem And Phloem, Transpiration [3D Animation]</w:t>
-              </w:r>
-            </w:hyperlink>
-          </w:p>
-          <w:p>
-            <w:pPr>
-              <w:spacing w:after="20" w:before="0"/>
-            </w:pPr>
             <w:r>
               <w:rPr>
                 <w:rFonts w:ascii="Arial" w:cs="Arial" w:eastAsia="Arial" w:hAnsi="Arial"/>
@@ -15199,7 +15194,7 @@
                 <w:sz w:val="16"/>
                 <w:szCs w:val="16"/>
               </w:rPr>
-              <w:t xml:space="preserve">Related topic: not an exact match for this lesson.</w:t>
+              <w:t xml:space="preserve">No closely matching video in the ARES library for this activity.</w:t>
             </w:r>
           </w:p>
           <w:p>
@@ -15207,22 +15202,7 @@
               <w:spacing w:after="10" w:before="0"/>
               <w:ind w:left="120"/>
             </w:pPr>
-            <w:r>
-              <w:rPr>
-                <w:rFonts w:ascii="Arial" w:cs="Arial" w:eastAsia="Arial" w:hAnsi="Arial"/>
-                <w:color w:val="595959"/>
-                <w:sz w:val="14"/>
-                <w:szCs w:val="14"/>
-              </w:rPr>
-              <w:t xml:space="preserve">Source: Seavuria</w:t>
-            </w:r>
-          </w:p>
-          <w:p>
-            <w:pPr>
-              <w:spacing w:after="10" w:before="0"/>
-              <w:ind w:left="120"/>
-            </w:pPr>
-            <w:hyperlink w:history="1" r:id="rIdniu9npkhrat4vykjbnudn">
+            <w:hyperlink w:history="1" r:id="rIdwjzt-heuc68irvpfrjx7t">
               <w:r>
                 <w:rPr>
                   <w:rFonts w:ascii="Arial" w:cs="Arial" w:eastAsia="Arial" w:hAnsi="Arial"/>
@@ -15231,9 +15211,24 @@
                   <w:szCs w:val="14"/>
                   <w:u w:val="single" w:color="595959"/>
                 </w:rPr>
-                <w:t xml:space="preserve">🔍 Search ARES for similar videos</w:t>
+                <w:t xml:space="preserve">🔍 Search ARES for videos</w:t>
               </w:r>
             </w:hyperlink>
+          </w:p>
+          <w:p>
+            <w:pPr>
+              <w:spacing w:after="10" w:before="0"/>
+              <w:ind w:left="120"/>
+            </w:pPr>
+            <w:r>
+              <w:rPr>
+                <w:rFonts w:ascii="Arial" w:cs="Arial" w:eastAsia="Arial" w:hAnsi="Arial"/>
+                <w:color w:val="595959"/>
+                <w:sz w:val="14"/>
+                <w:szCs w:val="14"/>
+              </w:rPr>
+              <w:t xml:space="preserve">Search terms: growth development plants primary</w:t>
+            </w:r>
           </w:p>
           <w:p>
             <w:pPr>
@@ -15284,7 +15279,7 @@
               <w:spacing w:after="10" w:before="0"/>
               <w:ind w:left="120"/>
             </w:pPr>
-            <w:hyperlink w:history="1" r:id="rIduqodga5bzj9kcuu_k91ml">
+            <w:hyperlink w:history="1" r:id="rIdmgqi7tifjzzgj9gsvucbu">
               <w:r>
                 <w:rPr>
                   <w:rFonts w:ascii="Arial" w:cs="Arial" w:eastAsia="Arial" w:hAnsi="Arial"/>
@@ -15341,7 +15336,7 @@
                 <w:sz w:val="18"/>
                 <w:szCs w:val="18"/>
               </w:rPr>
-              <w:t xml:space="preserve">Learners recall the time-lapse of maize and bean seedlings. The teacher holds up a young bean seedling, a maize seedling, and a cut piece of firewood (from Eucalyptus or Cypress) showing rings. Individually learners write for 2 minutes: (a) Which parts of the seedlings are getting longer? (b) Why is the firewood stem so thick while a maize stem stays slim? (c) Where in the stem do you think new cells are made? They sketch a prediction of a cross-section of a bean stem and a maize stem, showing where growth happens. They share with a partner (Think-Pair-Share), then with the class.</w:t>
+              <w:t xml:space="preserve">Learners recall that Lesson 4 showed seedlings emerging and growing, and Lesson 2 showed the monocot/dicot difference. The teacher shows the stem width data: maize H614 6, 14, 22 mm and bean Rosecoco 2, 4, 6 mm (Days 14, 28, 42). Individually, learners write a prediction in their notebooks: 'Maize stems get much wider than bean stems. What happens inside a stem that makes it get thicker? Will a Grevillea tree trunk grow wider in the same way as the maize stem?' They sketch what they expect the inside of a maize stem, a bean stem and a Grevillea trunk to look like. Think-Pair-Share: they discuss with a partner and share.</w:t>
             </w:r>
           </w:p>
         </w:tc>
@@ -15373,7 +15368,7 @@
                 <w:sz w:val="18"/>
                 <w:szCs w:val="18"/>
               </w:rPr>
-              <w:t xml:space="preserve">Display the specimens and say: "Remember our farmer's field in Molo. Same day, same rain, but look at these plants. Think quietly: where does a plant get longer and where does it get thicker?" Give 2 minutes of silent think time, then say: "Turn to your partner and compare your sketches." WAIT TIME 10-15 seconds after each question before calling on anyone. Cold-call 4 pairs (not volunteers) to share, including at least 2 who predicted something different. Say: "Tell me what made you predict that." Record predictions on the board without judging. Ask: "What would we need to see to know who is right?" Clarify terms such as 'growth' and 'girth' in simple English.</w:t>
+              <w:t xml:space="preserve">Write the width table on the board. Say: "Same field, same rain, same planting day. Maize is 22 mm wide on Day 42 and bean only 6 mm. Think quietly and write for two minutes." Ask: "Does growth in height and growth in width happen in the same part of the plant?" WAIT TIME: 10-15 seconds before taking any answer. Pair learners for 2 minutes. Cold-call 4 pairs, including at least 2 who have not spoken yet. Record predictions on the board without judging them. Probe: "What do you picture inside a tree trunk? Why does a Grevillea trunk have rings?" Note common ideas such as 'the stem just stretches' or 'cells just get bigger'.</w:t>
             </w:r>
           </w:p>
         </w:tc>
@@ -15405,7 +15400,7 @@
                 <w:sz w:val="18"/>
                 <w:szCs w:val="18"/>
               </w:rPr>
-              <w:t xml:space="preserve">Predict-Observe-Explain (POE) with Think-Pair-Share: individual prediction exposes preconceptions (for example, that plants grow all over like animals, or that all plants thicken the same way). Pairing lets learners test ideas on a peer in low-risk talk, and the class list of predictions gives a reason for the observation phase.</w:t>
+              <w:t xml:space="preserve">Think-Pair-Share combined with the prediction step of Predict-Observe-Explain (POE). Writing individually first commits each learner to an idea, so the later microscope evidence can challenge or confirm it. Pair talk lets weaker speakers rehearse in simple English before sharing.</w:t>
             </w:r>
           </w:p>
         </w:tc>
@@ -15437,7 +15432,7 @@
                 <w:sz w:val="18"/>
                 <w:szCs w:val="18"/>
               </w:rPr>
-              <w:t xml:space="preserve">Observation checklist: Does the learner write a prediction with a reason? Is the sketch showing at least one location of growth (e.g. shoot tip, root tip, between bark and wood)? Listen for misconceptions: 'plants grow from the bottom', 'thickness is just the stem stretching', 'maize and beans grow the same way'. Note names of at least 6 learners with misconceptions to revisit in the Explain phase.</w:t>
+              <w:t xml:space="preserve">Check notebook predictions: look for learners who sketch layers or rings versus those who write only 'it gets bigger'. Tally on the board how many predict that maize and Grevillea thicken the same way. Observation checklist: Did the learner write a prediction? Did the learner use the width data? Oral probe: "What makes you think so?" Misconceptions to note: thickening is only stretching; all plants make wood.</w:t>
             </w:r>
           </w:p>
         </w:tc>
@@ -15489,23 +15484,6 @@
               </w:rPr>
               <w:t xml:space="preserve">📹 VIDEO:</w:t>
             </w:r>
-          </w:p>
-          <w:p>
-            <w:pPr>
-              <w:spacing w:after="20" w:before="0"/>
-            </w:pPr>
-            <w:hyperlink w:history="1" r:id="rIdbogexm_avhf-0czt3xjgx">
-              <w:r>
-                <w:rPr>
-                  <w:rFonts w:ascii="Arial" w:cs="Arial" w:eastAsia="Arial" w:hAnsi="Arial"/>
-                  <w:color w:val="2E75B6"/>
-                  <w:sz w:val="16"/>
-                  <w:szCs w:val="16"/>
-                  <w:u w:val="single" w:color="2E75B6"/>
-                </w:rPr>
-                <w:t xml:space="preserve">12 Plant Transport Xylem And Phloem, Transpiration [3D Animation]</w:t>
-              </w:r>
-            </w:hyperlink>
           </w:p>
           <w:p>
             <w:pPr>
@@ -15520,7 +15498,7 @@
                 <w:sz w:val="16"/>
                 <w:szCs w:val="16"/>
               </w:rPr>
-              <w:t xml:space="preserve">Related topic: not an exact match for this lesson.</w:t>
+              <w:t xml:space="preserve">No closely matching video in the ARES library for this activity.</w:t>
             </w:r>
           </w:p>
           <w:p>
@@ -15528,22 +15506,7 @@
               <w:spacing w:after="10" w:before="0"/>
               <w:ind w:left="120"/>
             </w:pPr>
-            <w:r>
-              <w:rPr>
-                <w:rFonts w:ascii="Arial" w:cs="Arial" w:eastAsia="Arial" w:hAnsi="Arial"/>
-                <w:color w:val="595959"/>
-                <w:sz w:val="14"/>
-                <w:szCs w:val="14"/>
-              </w:rPr>
-              <w:t xml:space="preserve">Source: Seavuria</w:t>
-            </w:r>
-          </w:p>
-          <w:p>
-            <w:pPr>
-              <w:spacing w:after="10" w:before="0"/>
-              <w:ind w:left="120"/>
-            </w:pPr>
-            <w:hyperlink w:history="1" r:id="rIdwt1azjg9q4xrehfaa0wxa">
+            <w:hyperlink w:history="1" r:id="rIdgurplq3fijj52lwqszyjq">
               <w:r>
                 <w:rPr>
                   <w:rFonts w:ascii="Arial" w:cs="Arial" w:eastAsia="Arial" w:hAnsi="Arial"/>
@@ -15552,9 +15515,24 @@
                   <w:szCs w:val="14"/>
                   <w:u w:val="single" w:color="595959"/>
                 </w:rPr>
-                <w:t xml:space="preserve">🔍 Search ARES for similar videos</w:t>
+                <w:t xml:space="preserve">🔍 Search ARES for videos</w:t>
               </w:r>
             </w:hyperlink>
+          </w:p>
+          <w:p>
+            <w:pPr>
+              <w:spacing w:after="10" w:before="0"/>
+              <w:ind w:left="120"/>
+            </w:pPr>
+            <w:r>
+              <w:rPr>
+                <w:rFonts w:ascii="Arial" w:cs="Arial" w:eastAsia="Arial" w:hAnsi="Arial"/>
+                <w:color w:val="595959"/>
+                <w:sz w:val="14"/>
+                <w:szCs w:val="14"/>
+              </w:rPr>
+              <w:t xml:space="preserve">Search terms: growth development plants primary</w:t>
+            </w:r>
           </w:p>
           <w:p>
             <w:pPr>
@@ -15605,7 +15583,7 @@
               <w:spacing w:after="10" w:before="0"/>
               <w:ind w:left="120"/>
             </w:pPr>
-            <w:hyperlink w:history="1" r:id="rIdpvzfetfdp2pglqtauou5w">
+            <w:hyperlink w:history="1" r:id="rIdkgjuxewqqlvzyt9jsvtlw">
               <w:r>
                 <w:rPr>
                   <w:rFonts w:ascii="Arial" w:cs="Arial" w:eastAsia="Arial" w:hAnsi="Arial"/>
@@ -15662,7 +15640,7 @@
                 <w:sz w:val="18"/>
                 <w:szCs w:val="18"/>
               </w:rPr>
-              <w:t xml:space="preserve">In groups of 5-6, learners rotate through 3 stations (about 8 minutes each): Station 1 – Observe a prepared slide or photomicrograph (or a hand-cut thin section stained with diluted ink or iodine) of a young dicot (bean) stem and a monocot (maize) stem under a light microscope; draw one low-power plan diagram and label epidermis, cortex, vascular bundles, xylem, phloem, and cambium (dicot only); note arrangement (ring versus scattered). Station 2 – Study a photomicrograph or chart of an older woody dicot stem showing secondary xylem, secondary phloem, vascular cambium, cork cambium, and cork, and a cut Eucalyptus/Cypress/Grevillea log showing annual rings; count rings and record. Station 3 – Read the 'primary and secondary growth' passage and fill in a table: Where? Which meristem? What increases? Examples in maize, bean, and tree. Learners record at least three observations per station in their notebooks.</w:t>
+              <w:t xml:space="preserve">In groups of 4-5 (sharing equipment), learners examine prepared or hand-cut sections: (1) a maize H614 stem, (2) a young Rosecoco bean stem near the base, and (3) a Grevillea robusta or Cypress stem with annual rings. Where microscopes are few, groups rotate through stations or use photomicrographs and printed pictures. They also read the teacher's short 'primary and secondary growth' reading (printed or from the textbook). They draw and label each section (epidermis, cortex, vascular bundles, xylem, phloem, vascular cambium, pith, annual rings/bark where visible). They note: maize vascular bundles are scattered with no cambium ring; bean bundles are arranged in a ring with a thin layer of cambium between xylem and phloem; Grevillea shows a thick ring of secondary xylem with visible annual rings. They record the pattern from the data: maize stem 6, 14, 22 mm but no cambium (primary growth); bean 2, 4, 6 mm with the cambium only slightly active at the base.</w:t>
             </w:r>
           </w:p>
         </w:tc>
@@ -15694,7 +15672,7 @@
                 <w:sz w:val="18"/>
                 <w:szCs w:val="18"/>
               </w:rPr>
-              <w:t xml:space="preserve">Introduce stations: "You are plant detectives. Your evidence will help us explain how maize and bean plants grow differently." Assign roles (microscopist, recorder, drawer, timekeeper) and rotate roles. Circulate and ask: "What do you see between the xylem and phloem?" "How is the maize stem different from the bean stem?" WAIT TIME 10-15 seconds after each question. Cold-call 3 groups at each station to describe one observation. Remind: "Draw what you see, not what you think should be there. Use a sharp pencil, a title, and label lines that do not cross." Safety reminder for razor blades and microscopes. Where there are not enough microscopes, point to photomicrographs or teacher-prepared charts. If no electricity, use natural light near a window for mirror-based microscopes. Prompt for simple English: "A ring of vascular bundles means..." Provide sentence starters.</w:t>
+              <w:t xml:space="preserve">Before the activity, review safety and demonstrate focusing: "Start on low power, use two hands, and tell me if you see broken glass." Circulate with a checklist and ask each group: "Where are the vascular bundles? Which layer is the cambium?" and "Point to where new xylem would be added." Cold-call 3 groups to describe one difference between the maize and the Grevillea section, with WAIT TIME of 10 seconds. Use the primary growth link: "Which meristem lengthens the shoot tip? Which meristem thickens the trunk?" Clarify terms such as 'meristem', 'cambium' and 'girth' in simple English. For crowded classes, assign roles: focuser, drawer, labeller, reporter.</w:t>
             </w:r>
           </w:p>
         </w:tc>
@@ -15726,7 +15704,7 @@
                 <w:sz w:val="18"/>
                 <w:szCs w:val="18"/>
               </w:rPr>
-              <w:t xml:space="preserve">Evidence gathering through multiple representations (microscope view, photomicrograph, real log, reading) lets learners triangulate. Using a 'draw-and-label' approach slows observation, which builds understanding of structure–function links: cambium located between xylem and phloem is the source of new cells for girth.</w:t>
+              <w:t xml:space="preserve">Predict-Observe-Explain (POE): the observation stage lets learners test their predictions directly against structural evidence. Comparing three sections side by side helps them notice patterns (scattered bundles versus ring of bundles versus thick wood) rather than memorising labels.</w:t>
             </w:r>
           </w:p>
         </w:tc>
@@ -15758,7 +15736,7 @@
                 <w:sz w:val="18"/>
                 <w:szCs w:val="18"/>
               </w:rPr>
-              <w:t xml:space="preserve">Observation checklist: Uses microscope correctly (focuses from low to high power) – yes/no; Drawing has title, clear lines, labels with straight pointer lines; identifies ring versus scattered bundles; notes cambium in the bean stem but not in maize; counts rings correctly. Oral probing: "Where do you think new cells are being made?" Look for evidence-based answers, e.g. 'the cambium is a thin layer between the xylem and phloem'.</w:t>
+              <w:t xml:space="preserve">Observation checklist: Can the learner focus or use the photomicrograph correctly? Do drawings use a sharp pencil, a title and ruled label lines? Is the cambium correctly located between xylem and phloem in the bean/Grevillea drawings? Is it correctly shown as absent in maize? Oral probes: "What is different about how the bundles are arranged?" Peer review: groups swap drawings and give one improvement.</w:t>
             </w:r>
           </w:p>
         </w:tc>
@@ -15810,23 +15788,6 @@
               </w:rPr>
               <w:t xml:space="preserve">📹 VIDEO:</w:t>
             </w:r>
-          </w:p>
-          <w:p>
-            <w:pPr>
-              <w:spacing w:after="20" w:before="0"/>
-            </w:pPr>
-            <w:hyperlink w:history="1" r:id="rIdxhl3nakvd1b7f43sg_5su">
-              <w:r>
-                <w:rPr>
-                  <w:rFonts w:ascii="Arial" w:cs="Arial" w:eastAsia="Arial" w:hAnsi="Arial"/>
-                  <w:color w:val="2E75B6"/>
-                  <w:sz w:val="16"/>
-                  <w:szCs w:val="16"/>
-                  <w:u w:val="single" w:color="2E75B6"/>
-                </w:rPr>
-                <w:t xml:space="preserve">12 Plant Transport Xylem And Phloem, Transpiration [3D Animation]</w:t>
-              </w:r>
-            </w:hyperlink>
           </w:p>
           <w:p>
             <w:pPr>
@@ -15841,7 +15802,7 @@
                 <w:sz w:val="16"/>
                 <w:szCs w:val="16"/>
               </w:rPr>
-              <w:t xml:space="preserve">Related topic: not an exact match for this lesson.</w:t>
+              <w:t xml:space="preserve">No closely matching video in the ARES library for this activity.</w:t>
             </w:r>
           </w:p>
           <w:p>
@@ -15849,22 +15810,7 @@
               <w:spacing w:after="10" w:before="0"/>
               <w:ind w:left="120"/>
             </w:pPr>
-            <w:r>
-              <w:rPr>
-                <w:rFonts w:ascii="Arial" w:cs="Arial" w:eastAsia="Arial" w:hAnsi="Arial"/>
-                <w:color w:val="595959"/>
-                <w:sz w:val="14"/>
-                <w:szCs w:val="14"/>
-              </w:rPr>
-              <w:t xml:space="preserve">Source: Seavuria</w:t>
-            </w:r>
-          </w:p>
-          <w:p>
-            <w:pPr>
-              <w:spacing w:after="10" w:before="0"/>
-              <w:ind w:left="120"/>
-            </w:pPr>
-            <w:hyperlink w:history="1" r:id="rId7ymaxwzsehlyb3_qoqe4b">
+            <w:hyperlink w:history="1" r:id="rIdfqxewxnv-a9votmnrlslg">
               <w:r>
                 <w:rPr>
                   <w:rFonts w:ascii="Arial" w:cs="Arial" w:eastAsia="Arial" w:hAnsi="Arial"/>
@@ -15873,9 +15819,24 @@
                   <w:szCs w:val="14"/>
                   <w:u w:val="single" w:color="595959"/>
                 </w:rPr>
-                <w:t xml:space="preserve">🔍 Search ARES for similar videos</w:t>
+                <w:t xml:space="preserve">🔍 Search ARES for videos</w:t>
               </w:r>
             </w:hyperlink>
+          </w:p>
+          <w:p>
+            <w:pPr>
+              <w:spacing w:after="10" w:before="0"/>
+              <w:ind w:left="120"/>
+            </w:pPr>
+            <w:r>
+              <w:rPr>
+                <w:rFonts w:ascii="Arial" w:cs="Arial" w:eastAsia="Arial" w:hAnsi="Arial"/>
+                <w:color w:val="595959"/>
+                <w:sz w:val="14"/>
+                <w:szCs w:val="14"/>
+              </w:rPr>
+              <w:t xml:space="preserve">Search terms: growth development plants primary</w:t>
+            </w:r>
           </w:p>
           <w:p>
             <w:pPr>
@@ -15926,7 +15887,7 @@
               <w:spacing w:after="10" w:before="0"/>
               <w:ind w:left="120"/>
             </w:pPr>
-            <w:hyperlink w:history="1" r:id="rIdj_rgtlcl-0lwsjgitf6cp">
+            <w:hyperlink w:history="1" r:id="rIdlkvabx9s2_kl5ynrotfsk">
               <w:r>
                 <w:rPr>
                   <w:rFonts w:ascii="Arial" w:cs="Arial" w:eastAsia="Arial" w:hAnsi="Arial"/>
@@ -15983,7 +15944,7 @@
                 <w:sz w:val="18"/>
                 <w:szCs w:val="18"/>
               </w:rPr>
-              <w:t xml:space="preserve">Learners use their drawings and notes to build a simple 3-step model of secondary growth in a woody dicot (such as Grevillea in a Kericho farm): Step 1 – young stem with vascular bundles and cambium; Step 2 – cambium forms a complete ring and produces secondary xylem inward and secondary phloem outward; Step 3 – stem thickens, cork cambium forms cork, bark develops, annual rings appear. Learners use coloured plasticine or paper strips (or draw stages on card) to make the model. Then each group writes a CER: Claim – why do bean plants thicken and branch while maize stems stay mostly the same width? Evidence – at least two observations from stations; Reasoning – linking the presence of cambium to secondary growth, apical meristems to primary growth, and monocot vascular bundles being scattered with no cambium. They also connect to the germination types: maize (hypogeal) and beans (epigeal) both start with primary growth from the shoot and root apical meristems.</w:t>
+              <w:t xml:space="preserve">Learners build a simple model of secondary growth using layered paper circles or plasticine rings (cambium as a thin ring that adds new layers inward as xylem and outward as phloem each year). They draw 3 stages of secondary growth in Grevillea (young stem with primary tissues, cambium becoming active, stem with several annual rings and bark) and count rings on the cypress/Grevillea section or photograph to estimate age. Using Claim-Evidence-Reasoning (CER), each group writes: Claim: why maize H614 has a wider stem than Rosecoco bean though it has no wood; Evidence: widths 6, 14, 22 mm vs 2, 4, 6 mm, scattered bundles and no cambium in maize, a cambium ring in bean/Grevillea; Reasoning: maize thickens by primary growth (cell division and enlargement behind the apical meristem), while only woody dicots have a vascular cambium that produces secondary xylem and phloem and annual rings. Groups then relate the findings back to Mr. Wafula's field.</w:t>
             </w:r>
           </w:p>
         </w:tc>
@@ -16015,7 +15976,7 @@
                 <w:sz w:val="18"/>
                 <w:szCs w:val="18"/>
               </w:rPr>
-              <w:t xml:space="preserve">Say: "Use your evidence, not just your memory. Show me where in your model the stem gets thicker." Give 5 minutes for groups to make the model, then 5 minutes for the CER. Move around and ask: "What is your evidence for that claim?" "What would happen to a Eucalyptus tree if the cambium were removed all around the stem?" WAIT TIME 10-15 seconds. Cold-call 4 groups (different from the Observe phase) to read their CER. Use the 'yes, and' technique to build on answers. Address misconceptions noticed earlier, e.g. 'plants thicken by stretching'. Give a clear teacher mini-explanation if needed: primary growth = apical meristems = length; secondary growth = lateral meristems (vascular cambium and cork cambium) = girth. Ask learners to connect: "How does this help explain our farmer's maize and beans?" Hold a Gallery Walk for 8 minutes: groups leave models and CERs on desks, visit two other groups, and leave one sticky note with 'a star' (strength) and 'a wish' (suggestion).</w:t>
+              <w:t xml:space="preserve">Say: "Use your model to show me what the cambium adds each year, and which side becomes wood." Give a CER frame on the board: 'I claim... The evidence is... This shows that...'. WAIT TIME: 15 seconds after asking: "If maize has no cambium, how can the stem still reach 22 mm?" Cold-call 3 groups to share, and ask a different learner to restate each group's reasoning. Correct misconceptions: maize does not make true wood or annual rings; bean thickens only slightly because it is herbaceous with limited cambial activity. Do not teach hormones here; say: "We will find out what coordinates growth in Lesson 7."</w:t>
             </w:r>
           </w:p>
         </w:tc>
@@ -16047,7 +16008,7 @@
                 <w:sz w:val="18"/>
                 <w:szCs w:val="18"/>
               </w:rPr>
-              <w:t xml:space="preserve">Claim-Evidence-Reasoning (CER) pushes learners to justify explanations with observations. Modelling secondary growth in stages makes an invisible process visible. The Gallery Walk with peer review exposes learners to alternative models and strengthens argumentation and Learning to Learn.</w:t>
+              <w:t xml:space="preserve">Claim-Evidence-Reasoning (CER) plus modelling. CER forces learners to link observed structures and Mr. Wafula's width data to a mechanism. The physical model makes the invisible activity of the cambium visible and lets learners test whether it explains the annual rings.</w:t>
             </w:r>
           </w:p>
         </w:tc>
@@ -16079,7 +16040,7 @@
                 <w:sz w:val="18"/>
                 <w:szCs w:val="18"/>
               </w:rPr>
-              <w:t xml:space="preserve">Peer review of models and CER using a 3-point rubric: (1) Claim is clear and answers the question; (2) at least two pieces of specific evidence cited; (3) reasoning links cambium or apical meristem to growth. Teacher listens for correct use of 'primary growth', 'secondary growth', 'cambium', 'apical meristem'. Quick check: ask 5 learners to state in one sentence the difference between primary and secondary growth. Misconceptions to flag: 'all plants have secondary growth' or 'primary growth only occurs in seedlings'.</w:t>
+              <w:t xml:space="preserve">Use a CER rubric: claim correct (maize thickens by primary growth, no cambium); evidence uses at least two data points or observations; reasoning names apical meristem or vascular cambium correctly. Quick check question: "Which growth adds rings?" (secondary growth). Peer review: groups exchange CER statements and models and give one 'star' and one 'step'. Note learners who say maize makes wood and re-teach using the maize section.</w:t>
             </w:r>
           </w:p>
         </w:tc>
@@ -16131,23 +16092,6 @@
               </w:rPr>
               <w:t xml:space="preserve">📹 VIDEO:</w:t>
             </w:r>
-          </w:p>
-          <w:p>
-            <w:pPr>
-              <w:spacing w:after="20" w:before="0"/>
-            </w:pPr>
-            <w:hyperlink w:history="1" r:id="rIdzcs2qnxdzoggmorny17ex">
-              <w:r>
-                <w:rPr>
-                  <w:rFonts w:ascii="Arial" w:cs="Arial" w:eastAsia="Arial" w:hAnsi="Arial"/>
-                  <w:color w:val="2E75B6"/>
-                  <w:sz w:val="16"/>
-                  <w:szCs w:val="16"/>
-                  <w:u w:val="single" w:color="2E75B6"/>
-                </w:rPr>
-                <w:t xml:space="preserve">12 Plant Transport Xylem And Phloem, Transpiration [3D Animation]</w:t>
-              </w:r>
-            </w:hyperlink>
           </w:p>
           <w:p>
             <w:pPr>
@@ -16162,7 +16106,7 @@
                 <w:sz w:val="16"/>
                 <w:szCs w:val="16"/>
               </w:rPr>
-              <w:t xml:space="preserve">Related topic: not an exact match for this lesson.</w:t>
+              <w:t xml:space="preserve">No closely matching video in the ARES library for this activity.</w:t>
             </w:r>
           </w:p>
           <w:p>
@@ -16170,22 +16114,7 @@
               <w:spacing w:after="10" w:before="0"/>
               <w:ind w:left="120"/>
             </w:pPr>
-            <w:r>
-              <w:rPr>
-                <w:rFonts w:ascii="Arial" w:cs="Arial" w:eastAsia="Arial" w:hAnsi="Arial"/>
-                <w:color w:val="595959"/>
-                <w:sz w:val="14"/>
-                <w:szCs w:val="14"/>
-              </w:rPr>
-              <w:t xml:space="preserve">Source: Seavuria</w:t>
-            </w:r>
-          </w:p>
-          <w:p>
-            <w:pPr>
-              <w:spacing w:after="10" w:before="0"/>
-              <w:ind w:left="120"/>
-            </w:pPr>
-            <w:hyperlink w:history="1" r:id="rIdvzocya4gmh_ptm0mmuuvl">
+            <w:hyperlink w:history="1" r:id="rIddc4fv0athsnghcw5fy1_a">
               <w:r>
                 <w:rPr>
                   <w:rFonts w:ascii="Arial" w:cs="Arial" w:eastAsia="Arial" w:hAnsi="Arial"/>
@@ -16194,9 +16123,24 @@
                   <w:szCs w:val="14"/>
                   <w:u w:val="single" w:color="595959"/>
                 </w:rPr>
-                <w:t xml:space="preserve">🔍 Search ARES for similar videos</w:t>
+                <w:t xml:space="preserve">🔍 Search ARES for videos</w:t>
               </w:r>
             </w:hyperlink>
+          </w:p>
+          <w:p>
+            <w:pPr>
+              <w:spacing w:after="10" w:before="0"/>
+              <w:ind w:left="120"/>
+            </w:pPr>
+            <w:r>
+              <w:rPr>
+                <w:rFonts w:ascii="Arial" w:cs="Arial" w:eastAsia="Arial" w:hAnsi="Arial"/>
+                <w:color w:val="595959"/>
+                <w:sz w:val="14"/>
+                <w:szCs w:val="14"/>
+              </w:rPr>
+              <w:t xml:space="preserve">Search terms: growth development plants primary</w:t>
+            </w:r>
           </w:p>
           <w:p>
             <w:pPr>
@@ -16247,7 +16191,7 @@
               <w:spacing w:after="10" w:before="0"/>
               <w:ind w:left="120"/>
             </w:pPr>
-            <w:hyperlink w:history="1" r:id="rIdvikf2pwlk7i3or0mk9cne">
+            <w:hyperlink w:history="1" r:id="rIdjtspz_714ro0awx1a_xhl">
               <w:r>
                 <w:rPr>
                   <w:rFonts w:ascii="Arial" w:cs="Arial" w:eastAsia="Arial" w:hAnsi="Arial"/>
@@ -16304,7 +16248,7 @@
                 <w:sz w:val="18"/>
                 <w:szCs w:val="18"/>
               </w:rPr>
-              <w:t xml:space="preserve">Learners return to the Driving Question Board with the main question: 'What causes the differences in germination, emergence and growth of maize and bean plants?' In groups they write on sticky notes: (a) one thing they now know about growth, linked to evidence, and (b) one new question, e.g. 'How can we measure how fast a bean seedling grows?', 'What makes a plant stop growing?', 'Do hormones affect how stems and branches grow?'. They place the notes under categories on the DQB (Seed structure, Germination, Growth, Hormones, Measurement). The class identifies the question for the next lesson: How can you measure growth in plants?</w:t>
+              <w:t xml:space="preserve">Learners return to the DQB with the driving question: 'What causes the differences in germination, emergence and growth of maize and bean plants?' Individually, they write on sticky notes or paper one thing this lesson explains (for example, 'Why maize stem is thicker without wood') and one new question. Wanjiru's question can be used as a model: 'How can you measure growth in plants?' Learners place notes next to earlier questions about growth in height and width and mark which questions are now partly answered. They record their evidence on the board.</w:t>
             </w:r>
           </w:p>
         </w:tc>
@@ -16336,7 +16280,7 @@
                 <w:sz w:val="18"/>
                 <w:szCs w:val="18"/>
               </w:rPr>
-              <w:t xml:space="preserve">Say: "Look at the DQB. Which of our questions did today's evidence help to answer?" WAIT TIME 10-15 seconds. Invite 3 learners (cold-call) to move a sticky note to 'partly answered' or 'answered' and justify using evidence. Say: "What new questions has today raised?" Cold-call 4 groups to read new questions. Highlight the one on measuring growth: "If we want to compare maize and bean growth fairly, what would we need to measure?" If the DQB is not available, use chart paper or a chalkboard section that is preserved for the unit. Encourage learners to ask questions in simple English and help rephrase where needed.</w:t>
+              <w:t xml:space="preserve">Say: "Today we found out how stems get longer and wider. What does this help us answer on the DQB? What is still puzzling?" WAIT TIME: 10 seconds before calling. Cold-call 3 learners to read their notes and place them. Point to the question 'How can you measure growth in plants?' and say: "We said maize is taller and thicker, but how do we measure that accurately? That is our next lesson." Group similar notes together and mark answered questions with a tick.</w:t>
             </w:r>
           </w:p>
         </w:tc>
@@ -16368,7 +16312,7 @@
                 <w:sz w:val="18"/>
                 <w:szCs w:val="18"/>
               </w:rPr>
-              <w:t xml:space="preserve">Discussion and questioning with the Driving Question Board links each day's evidence to the unit question and builds learner ownership. Sorting questions into categories shows how pieces of learning fit together and drives the next investigation.</w:t>
+              <w:t xml:space="preserve">Discussion and questioning using the DQB. Linking each lesson to the main question shows learners how today's evidence on stem growth contributes to explaining the phenomenon, and learner-generated questions give direction to Lesson 6.</w:t>
             </w:r>
           </w:p>
         </w:tc>
@@ -16400,7 +16344,7 @@
                 <w:sz w:val="18"/>
                 <w:szCs w:val="18"/>
               </w:rPr>
-              <w:t xml:space="preserve">Exit ticket (written on a half page): (1) 'What evidence did we gather today?' (2) 'How does this help answer our driving question?' (3) One question you still have. Success indicators: names at least one specific observation (e.g. cambium between xylem and phloem, rings in a log) and links it to growth in length or thickness of maize or beans. Sort tickets into 'ready', 'nearly', and 'needs support' piles to plan Lesson 6.</w:t>
+              <w:t xml:space="preserve">Check that notes are specific (name primary or secondary growth, cambium or meristem) and that questions are testable. Exit ticket: "What evidence did we gather today?" and "How does this help answer our driving question?" Look for mention of stem sections or width data.</w:t>
             </w:r>
           </w:p>
         </w:tc>
@@ -16452,23 +16396,6 @@
               </w:rPr>
               <w:t xml:space="preserve">📹 VIDEO:</w:t>
             </w:r>
-          </w:p>
-          <w:p>
-            <w:pPr>
-              <w:spacing w:after="20" w:before="0"/>
-            </w:pPr>
-            <w:hyperlink w:history="1" r:id="rIdxznziggfogppwuh64bnqw">
-              <w:r>
-                <w:rPr>
-                  <w:rFonts w:ascii="Arial" w:cs="Arial" w:eastAsia="Arial" w:hAnsi="Arial"/>
-                  <w:color w:val="2E75B6"/>
-                  <w:sz w:val="16"/>
-                  <w:szCs w:val="16"/>
-                  <w:u w:val="single" w:color="2E75B6"/>
-                </w:rPr>
-                <w:t xml:space="preserve">12 Plant Transport Xylem And Phloem, Transpiration [3D Animation]</w:t>
-              </w:r>
-            </w:hyperlink>
           </w:p>
           <w:p>
             <w:pPr>
@@ -16483,7 +16410,7 @@
                 <w:sz w:val="16"/>
                 <w:szCs w:val="16"/>
               </w:rPr>
-              <w:t xml:space="preserve">Related topic: not an exact match for this lesson.</w:t>
+              <w:t xml:space="preserve">No closely matching video in the ARES library for this activity.</w:t>
             </w:r>
           </w:p>
           <w:p>
@@ -16491,22 +16418,7 @@
               <w:spacing w:after="10" w:before="0"/>
               <w:ind w:left="120"/>
             </w:pPr>
-            <w:r>
-              <w:rPr>
-                <w:rFonts w:ascii="Arial" w:cs="Arial" w:eastAsia="Arial" w:hAnsi="Arial"/>
-                <w:color w:val="595959"/>
-                <w:sz w:val="14"/>
-                <w:szCs w:val="14"/>
-              </w:rPr>
-              <w:t xml:space="preserve">Source: Seavuria</w:t>
-            </w:r>
-          </w:p>
-          <w:p>
-            <w:pPr>
-              <w:spacing w:after="10" w:before="0"/>
-              <w:ind w:left="120"/>
-            </w:pPr>
-            <w:hyperlink w:history="1" r:id="rIdvkr5mcaivfoxtubfrto-a">
+            <w:hyperlink w:history="1" r:id="rIdz5ghk1ukooe7f9wk5_zw6">
               <w:r>
                 <w:rPr>
                   <w:rFonts w:ascii="Arial" w:cs="Arial" w:eastAsia="Arial" w:hAnsi="Arial"/>
@@ -16515,9 +16427,24 @@
                   <w:szCs w:val="14"/>
                   <w:u w:val="single" w:color="595959"/>
                 </w:rPr>
-                <w:t xml:space="preserve">🔍 Search ARES for similar videos</w:t>
+                <w:t xml:space="preserve">🔍 Search ARES for videos</w:t>
               </w:r>
             </w:hyperlink>
+          </w:p>
+          <w:p>
+            <w:pPr>
+              <w:spacing w:after="10" w:before="0"/>
+              <w:ind w:left="120"/>
+            </w:pPr>
+            <w:r>
+              <w:rPr>
+                <w:rFonts w:ascii="Arial" w:cs="Arial" w:eastAsia="Arial" w:hAnsi="Arial"/>
+                <w:color w:val="595959"/>
+                <w:sz w:val="14"/>
+                <w:szCs w:val="14"/>
+              </w:rPr>
+              <w:t xml:space="preserve">Search terms: growth development plants primary</w:t>
+            </w:r>
           </w:p>
           <w:p>
             <w:pPr>
@@ -16568,7 +16495,7 @@
               <w:spacing w:after="10" w:before="0"/>
               <w:ind w:left="120"/>
             </w:pPr>
-            <w:hyperlink w:history="1" r:id="rIdekr3cjevpd1g1smlqyyl8">
+            <w:hyperlink w:history="1" r:id="rIdr3qzyanrnufkorw6odrbp">
               <w:r>
                 <w:rPr>
                   <w:rFonts w:ascii="Arial" w:cs="Arial" w:eastAsia="Arial" w:hAnsi="Arial"/>
@@ -16625,7 +16552,7 @@
                 <w:sz w:val="18"/>
                 <w:szCs w:val="18"/>
               </w:rPr>
-              <w:t xml:space="preserve">Learners take out their Day 1 drawings and explanations about why maize and beans differ and revise them. They add a section titled 'After germination: how the plants grow', including labelled arrows showing the shoot and root apical meristems (primary growth) and lateral meristems (secondary growth in the bean and woody plants but not in maize). They use a different coloured pen to mark changes and add a short note: 'I changed ... because the evidence showed ...'. Pairs swap books and give peer feedback with one improvement suggestion. A few volunteers present revised models to the class.</w:t>
+              <w:t xml:space="preserve">Learners revisit their Day 1 drawings and explanations of how maize H614 and Rosecoco bean grow, and revise them. They add: (1) primary growth at shoot and root apical meristems lengthening both plants; (2) maize stem thickening from primary growth with scattered bundles and no cambium (6, 14, 22 mm); (3) bean/Grevillea with a vascular cambium ring giving secondary growth in woody dicots (bean 2, 4, 6 mm with slight cambial activity at the base); and (4) annual rings in Grevillea. They label revisions in a different colour and write one sentence on what changed and why. In a short Gallery Walk, groups display drawings and models and leave one comment on a sticky note.</w:t>
             </w:r>
           </w:p>
         </w:tc>
@@ -16657,7 +16584,7 @@
                 <w:sz w:val="18"/>
                 <w:szCs w:val="18"/>
               </w:rPr>
-              <w:t xml:space="preserve">Say: "Use a different colour pen so we can see how your thinking has grown. What did you add today and what evidence made you change your model?" Give 7 minutes for revision, then 3 minutes for peer review. WAIT TIME 10-15 seconds before asking pairs to share. Cold-call 3 learners to explain one change they made. Ask: "Is there anything in your model that you are not sure about yet?" Collect model checks for review and note which learners still confuse primary and secondary growth. Remind groups of the practical project: a tree nursery using stem cuttings and natural hormone sources such as onion, Aloe, and cinnamon, which will connect to growth and hormones in later lessons. Close by setting the hook: "We know plants grow in length and girth. How could we measure that? Think about how you would measure a maize seedling at home in Eldoret or Kisumu."</w:t>
+              <w:t xml:space="preserve">Say: "Open your Day 1 model. Using a different colour, show what you now know about how the stems thicken." Circulate and ask: "Which of your changes came from the microscope evidence, and which from the width data?" WAIT TIME: 10-15 seconds. Cold-call 3 learners to explain one revision. During the Gallery Walk, set a 5-minute timer and require each learner to give one positive comment and one question. Collect exit tickets. If time is short, finish the model revision as homework.</w:t>
             </w:r>
           </w:p>
         </w:tc>
@@ -16689,7 +16616,7 @@
                 <w:sz w:val="18"/>
                 <w:szCs w:val="18"/>
               </w:rPr>
-              <w:t xml:space="preserve">Model revision: learners reconstruct their explanation with new evidence, which makes learning visible and builds the habit of improving ideas with data. Using a different colour pen documents the change in thinking. Peer feedback builds scientific communication.</w:t>
+              <w:t xml:space="preserve">Model revision with Gallery Walk peer review. Changing the Day 1 model with a different colour makes learning visible. Peer feedback exposes gaps (for example, forgetting that maize has no cambium) and prepares learners to add the missing measurement idea in Lesson 6.</w:t>
             </w:r>
           </w:p>
         </w:tc>
@@ -16721,7 +16648,7 @@
                 <w:sz w:val="18"/>
                 <w:szCs w:val="18"/>
               </w:rPr>
-              <w:t xml:space="preserve">Model check using criteria: (1) The model includes primary growth at shoot and root tips; (2) includes secondary growth by cambium for dicots; (3) explains why maize stems differ from bean stems; (4) at least one change is justified with evidence. Quick quiz (3 questions): name the meristem that increases girth; state where primary growth occurs; give one example of a plant showing secondary growth. Learners scoring below 2 out of 3 get a short reteach in Lesson 6.</w:t>
+              <w:t xml:space="preserve">Model check: does the revised model show the apical meristem, the cambium (in bean/Grevillea only), and annual rings? Does it explain why maize is thick but not woody? Peer review checklist: labels correct, evidence cited, explanation consistent with the width data. Exit ticket to collect: "What evidence did we gather today and how does it help answer our driving question?" Use responses to identify learners needing reteaching at the start of Lesson 6.</w:t>
             </w:r>
           </w:p>
         </w:tc>
@@ -16814,7 +16741,7 @@
                 <w:sz w:val="18"/>
                 <w:szCs w:val="18"/>
               </w:rPr>
-              <w:t xml:space="preserve">After the lesson, consider: Which learners could correctly distinguish primary from secondary growth using evidence, and which still hold the misconception that plants thicken by stretching? Did the microscope stations work with limited equipment, or should more photomicrographs and log sections be used next time? Were learners able to link stem anatomy to the maize and bean phenomenon? How effective was the CER writing in simple scientific English? What adjustments are needed for the next lesson on measuring growth (for example, preparing seedlings, rulers, string, and a data table for growth curves)? Did every group member participate and share equipment fairly (Unity)? Note which exit tickets show readiness to move on.</w:t>
+              <w:t xml:space="preserve">After the lesson, consider: Did learners distinguish primary growth (lengthening) from secondary growth (thickening) and correctly say that maize has no vascular cambium? Which misconceptions remained (for example, 'maize makes wood', 'all thickening is secondary growth')? Were microscopes, photomicrographs or models enough for every group, and did roles keep everyone involved? Did the CER statements use the width data (6, 14, 22 mm vs 2, 4, 6 mm) correctly? Did learners tie today's evidence back to Mr. Wafula's field? What will you adjust in Lesson 6 so that learners can measure growth in plants?</w:t>
             </w:r>
           </w:p>
         </w:tc>
@@ -16941,7 +16868,7 @@
                 <w:sz w:val="18"/>
                 <w:szCs w:val="18"/>
               </w:rPr>
-              <w:t xml:space="preserve">We observed prepared slides, photomicrographs or hand-cut sections of young bean (dicot) and maize (monocot) stems and a cut log from a woody tree with annual rings. We saw vascular bundles in a ring in the bean stem with cambium between xylem and phloem, scattered bundles in maize with no cambium, and secondary xylem, bark and rings in the older woody stem.</w:t>
+              <w:t xml:space="preserve">We observed sections of maize, bean and Grevillea stems: maize had scattered vascular bundles and no cambium, bean had a ring of bundles with a thin cambium, and Grevillea had a thick ring of wood with annual rings. Maize stem width rose from 6 to 14 to 22 mm; bean rose from 2 to 4 to 6 mm.</w:t>
             </w:r>
           </w:p>
         </w:tc>
@@ -17007,7 +16934,7 @@
                 <w:sz w:val="18"/>
                 <w:szCs w:val="18"/>
               </w:rPr>
-              <w:t xml:space="preserve">We learned that primary growth is an increase in length produced by apical meristems at shoot and root tips, while secondary growth is an increase in girth produced by the vascular cambium and cork cambium in dicots and woody plants. Maize (a monocot) mainly shows primary growth, whereas bean and trees such as Grevillea and Eucalyptus show both. This raises the question: How can you measure growth in plants?</w:t>
+              <w:t xml:space="preserve">Primary growth at apical meristems lengthens shoots and roots. Secondary growth by the vascular cambium thickens woody dicots by adding secondary xylem and phloem and forming annual rings. Maize, a monocot, has no vascular cambium and no true secondary growth.</w:t>
             </w:r>
           </w:p>
         </w:tc>
@@ -17073,7 +17000,7 @@
                 <w:sz w:val="18"/>
                 <w:szCs w:val="18"/>
               </w:rPr>
-              <w:t xml:space="preserve">Using Claim-Evidence-Reasoning, we explained that part of the difference in how maize and bean plants grow after germination is due to stem structure: the bean stem has cambium that allows thickening and branching, while the maize stem lacks cambium and grows mainly in length. This adds to our model that differences in germination and growth depend on seed structure, germination conditions, and the meristems that drive growth.</w:t>
+              <w:t xml:space="preserve">Maize H614 is wider than Rosecoco bean because its stem thickens through primary growth, not because it makes wood. Only woody dicots like Grevillea thicken by secondary growth. This adds to the explanation of differences in growth between the two crops on Mr. Wafula's farm. New question: How can you measure growth in plants?</w:t>
             </w:r>
           </w:p>
         </w:tc>
@@ -17095,7 +17022,7 @@
         </w:rPr>
         <w:t xml:space="preserve">© 2026 SeaVuria and ARES. Aligned with KICD objectives. Developed by SeaVuria; technical implementation by ARES (with AI assistance from Claude). Licensed under </w:t>
       </w:r>
-      <w:hyperlink w:history="1" r:id="rIdda98olmcmndpqcjdvnn0t">
+      <w:hyperlink w:history="1" r:id="rId5nm98_emag39l8hsj18hg">
         <w:r>
           <w:rPr>
             <w:rFonts w:ascii="Arial" w:cs="Arial" w:eastAsia="Arial" w:hAnsi="Arial"/>
@@ -17116,7 +17043,7 @@
         </w:rPr>
         <w:t xml:space="preserve"> (</w:t>
       </w:r>
-      <w:hyperlink w:history="1" r:id="rIdc6t2oazqd1vbumxypvmfi">
+      <w:hyperlink w:history="1" r:id="rIdttserlnw0yuijms-8hwyq">
         <w:r>
           <w:rPr>
             <w:rFonts w:ascii="Arial" w:cs="Arial" w:eastAsia="Arial" w:hAnsi="Arial"/>
@@ -17190,7 +17117,7 @@
                 <w:sz w:val="22"/>
                 <w:szCs w:val="22"/>
               </w:rPr>
-              <w:t xml:space="preserve">LESSON 6 (80 minutes (double lesson) or 2 x 40 minutes): Where Does a Maize or Bean Plant Grow? Measuring Growth and Regions of Growth in Seedlings</w:t>
+              <w:t xml:space="preserve">LESSON 6 (80 minutes (double period) or 2 x 40 minutes): Measuring Growth: Regions of Growth and Growth Curves of Maize H614 and Bean Rosecoco</w:t>
             </w:r>
           </w:p>
         </w:tc>
@@ -17357,7 +17284,7 @@
                 <w:sz w:val="18"/>
                 <w:szCs w:val="18"/>
               </w:rPr>
-              <w:t xml:space="preserve">Learners use maize and bean seedlings to find where growth occurs in a plant, measure growth over time, and plot growth curves. This helps explain why maize and bean plants planted on the same day grow differently in height, stem thickness and root depth.</w:t>
+              <w:t xml:space="preserve">Learners measure growth in maize and bean seedlings, locate regions of growth using ink marks, and plot and interpret sigmoid growth curves, so as to explain why maize and beans grow at different rates even when planted on the same day.</w:t>
             </w:r>
           </w:p>
         </w:tc>
@@ -17423,7 +17350,7 @@
                 <w:sz w:val="18"/>
                 <w:szCs w:val="18"/>
               </w:rPr>
-              <w:t xml:space="preserve">Growth is a permanent increase in size and dry mass. In seedlings, growth in length is concentrated in specific regions: root tips, shoot tips and, in maize, the base of the leaves. Growth can be measured as height, length, width or dry mass. A growth curve (sigmoid or S-shaped) plots growth against time and shows slow, rapid and slowing phases. This links to primary growth (apical meristems) and secondary growth (lateral meristems), which students sketched in earlier lessons.</w:t>
+              <w:t xml:space="preserve">Growth is a permanent, irreversible increase in size or dry mass and can be measured as height, stem width or root length. Primary growth occurs at the apical meristems, in a region of cell division followed by a region of elongation and then a region of differentiation. A growth curve is sigmoid, with lag, log (exponential) and stationary phases. For maize H614 the mean shoot height was 3, 12, 30, 62, 98 and 125 cm at Days 7, 14, 21, 28, 35 and 42, and for bean Rosecoco 4, 9, 18, 30, 40 and 44 cm. Maize grows steepest between Day 21 and 35, while bean grows steepest between Day 14 and 28 and then flattens.</w:t>
             </w:r>
           </w:p>
         </w:tc>
@@ -17489,7 +17416,7 @@
                 <w:sz w:val="18"/>
                 <w:szCs w:val="18"/>
               </w:rPr>
-              <w:t xml:space="preserve">Plan and carry out an investigation (marking seedlings with ink at equal intervals and measuring using a ruler or string); collect and record data in a table; analyse and interpret data by drawing a growth curve; construct explanations using Claim-Evidence-Reasoning; develop and revise models.</w:t>
+              <w:t xml:space="preserve">Measuring with a ruler and thread, marking seedling roots and shoots at equal intervals, recording data in a table, calculating increases, plotting line graphs, interpreting curves, and arguing from evidence (Claim-Evidence-Reasoning). NGSS practices: analysing and interpreting data, using mathematics and computational thinking, and constructing explanations.</w:t>
             </w:r>
           </w:p>
         </w:tc>
@@ -17555,7 +17482,7 @@
                 <w:sz w:val="18"/>
                 <w:szCs w:val="18"/>
               </w:rPr>
-              <w:t xml:space="preserve">Unity: learners work harmoniously with peers when marking, measuring and recording data. Learning to Learn: learners reflect on their own work and adjust their measurements and explanations accordingly. Appreciation of accuracy, patience and honesty in recording data.</w:t>
+              <w:t xml:space="preserve">Unity: learners work harmoniously in small groups to mark, measure and record. Learning to Learn: learners reflect on their own graphs and correct them after peer review. Accuracy and honesty in recording data. Appreciation of farmers like Mr. Wafula who monitor crop growth.</w:t>
             </w:r>
           </w:p>
         </w:tc>
@@ -17621,7 +17548,7 @@
                 <w:sz w:val="18"/>
                 <w:szCs w:val="18"/>
               </w:rPr>
-              <w:t xml:space="preserve">How does growth occur in plants? (Raised for next lesson: How can we measure growth, and do plants have hormones that control it?)</w:t>
+              <w:t xml:space="preserve">How does growth occur in plants?</w:t>
             </w:r>
           </w:p>
         </w:tc>
@@ -17687,7 +17614,7 @@
                 <w:sz w:val="18"/>
                 <w:szCs w:val="18"/>
               </w:rPr>
-              <w:t xml:space="preserve">Lesson 5 showed that stems thicken and lengthen through primary and secondary growth, but it did not show WHERE growth happens on a living seedling or HOW it can be measured. Lesson 6 gives students quantitative evidence (measurements and growth curves) that growth is localised in particular regions and proceeds at different rates over time. This helps explain why the maize and bean seedlings in the farmer's field differ in height, root depth and branching. The question raised for Lesson 7 is: Do we have hormones in plants?</w:t>
+              <w:t xml:space="preserve">Lesson 5 showed that growth can be primary or secondary, and gave the stem width data. This lesson gives learners the tools to measure growth, find where it happens, and describe how it changes over time. The curves show that maize and beans differ in the speed and timing of growth. The curves also raise a new question: what coordinates and controls these growth patterns? That leads to Lesson 7: Do we have hormones in plants?</w:t>
             </w:r>
           </w:p>
         </w:tc>
@@ -17753,7 +17680,7 @@
                 <w:sz w:val="18"/>
                 <w:szCs w:val="18"/>
               </w:rPr>
-              <w:t xml:space="preserve">Use washable or non-toxic ink or a pencil/thread for marking; do not use permanent markers on soft root tips. Handle seedlings gently. Wash hands after handling soil and seedlings. Dispose of seedlings and soil in the school compost or garden. Keep razor blades away from learners; the teacher alone cuts any material. Sit and move calmly around crowded benches. Use readings from the textbook (or printed page) if no seedlings are available.</w:t>
+              <w:t xml:space="preserve">Handle seedlings gently. Use water-based ink or a soft pencil to mark seedlings, not sharp pins or razor blades. Wash hands after handling soil. Keep walkways clear around trays and jars. If glass jars are used, handle them with care and report breakages to the teacher. Wash hands before leaving.</w:t>
             </w:r>
           </w:p>
         </w:tc>
@@ -17846,7 +17773,7 @@
                 <w:sz w:val="18"/>
                 <w:szCs w:val="18"/>
               </w:rPr>
-              <w:t xml:space="preserve">Students return to the farmer's field: the maize and bean seeds were planted on the same day, yet the seedlings grow at different rates and in different parts. Learners predict where on a seedling growth happens, then mark young maize and bean seedling roots and shoots with equally spaced ink lines (every 5 mm or 1 cm) and observe or use prepared class data on how the marks spread apart. In groups of 4-5 they measure, tabulate and plot seedling height against time to produce a growth curve, then use the Claim-Evidence-Reasoning strategy to explain where and how growth occurs. The Driving Question Board (DQB) is updated with the new question 'Do we have hormones in plants?' and learners revise their models of maize and bean growth. The lesson relies on local materials (germinated maize and beans, ink, thread, rulers, graph paper) and needs no electricity or internet.</w:t>
+              <w:t xml:space="preserve">Madam Achieng's Form 3 class returns to Mr. Wafula's farm near Kitale. Learners already know the maize and bean seeds differ in structure, and that primary and secondary growth are different (Lesson 5). Now they ask: how do we measure growth, where in a seedling does growth happen, and how do maize H614 and bean Rosecoco grow over time? Learners first predict where on a root and shoot growth takes place and what a graph of height against time will look like. They then work in groups of 4 to 5 with maize and bean seedlings grown in tins or polythene tubes. They mark equal intervals with ink to find the regions of growth, and handle the height table for Days 7 to 42 with root length data. They plot growth curves, calculate increases, and identify lag, log and stationary phases. In the Explain Phase they use Claim-Evidence-Reasoning to describe how maize and bean growth differ. They add the new learning and the new question to the Driving Question Board and add growth curves to their model. No electricity or internet is needed; the time-lapse video is used only if available, otherwise the teacher's drawn time-lapse frames are used.</w:t>
             </w:r>
           </w:p>
         </w:tc>
@@ -18146,7 +18073,7 @@
               <w:spacing w:after="10" w:before="0"/>
               <w:ind w:left="120"/>
             </w:pPr>
-            <w:hyperlink w:history="1" r:id="rIdkx7oks1iyeowdyq9crztm">
+            <w:hyperlink w:history="1" r:id="rIdz5bdwwdjskbfxqueil7zp">
               <w:r>
                 <w:rPr>
                   <w:rFonts w:ascii="Arial" w:cs="Arial" w:eastAsia="Arial" w:hAnsi="Arial"/>
@@ -18171,7 +18098,7 @@
                 <w:sz w:val="14"/>
                 <w:szCs w:val="14"/>
               </w:rPr>
-              <w:t xml:space="preserve">Search terms: growth development plants regions</w:t>
+              <w:t xml:space="preserve">Search terms: growth development plants curve</w:t>
             </w:r>
           </w:p>
           <w:p>
@@ -18199,25 +18126,8 @@
                 <w:sz w:val="16"/>
                 <w:szCs w:val="16"/>
               </w:rPr>
-              <w:t xml:space="preserve">📖 EXERCISE:</w:t>
-            </w:r>
-          </w:p>
-          <w:p>
-            <w:pPr>
-              <w:spacing w:after="20" w:before="0"/>
-            </w:pPr>
-            <w:hyperlink w:history="1" r:id="rIdsa7qykxdzf5yziv0uafoz">
-              <w:r>
-                <w:rPr>
-                  <w:rFonts w:ascii="Arial" w:cs="Arial" w:eastAsia="Arial" w:hAnsi="Arial"/>
-                  <w:color w:val="2E75B6"/>
-                  <w:sz w:val="16"/>
-                  <w:szCs w:val="16"/>
-                  <w:u w:val="single" w:color="2E75B6"/>
-                </w:rPr>
-                <w:t xml:space="preserve">Linear vs. exponential growth: from data</w:t>
-              </w:r>
-            </w:hyperlink>
+              <w:t xml:space="preserve">📖 READING:</w:t>
+            </w:r>
           </w:p>
           <w:p>
             <w:pPr>
@@ -18232,7 +18142,7 @@
                 <w:sz w:val="16"/>
                 <w:szCs w:val="16"/>
               </w:rPr>
-              <w:t xml:space="preserve">Related topic: not an exact match for this lesson.</w:t>
+              <w:t xml:space="preserve">No closely matching reading in the ARES library for this activity.</w:t>
             </w:r>
           </w:p>
           <w:p>
@@ -18240,22 +18150,7 @@
               <w:spacing w:after="10" w:before="0"/>
               <w:ind w:left="120"/>
             </w:pPr>
-            <w:r>
-              <w:rPr>
-                <w:rFonts w:ascii="Arial" w:cs="Arial" w:eastAsia="Arial" w:hAnsi="Arial"/>
-                <w:color w:val="595959"/>
-                <w:sz w:val="14"/>
-                <w:szCs w:val="14"/>
-              </w:rPr>
-              <w:t xml:space="preserve">Source: Khan Academy (English - US curriculum)</w:t>
-            </w:r>
-          </w:p>
-          <w:p>
-            <w:pPr>
-              <w:spacing w:after="10" w:before="0"/>
-              <w:ind w:left="120"/>
-            </w:pPr>
-            <w:hyperlink w:history="1" r:id="rIdhxq-4nwl4dpfxzwts1cy6">
+            <w:hyperlink w:history="1" r:id="rIdftxxvoao6yjjq7d5kmult">
               <w:r>
                 <w:rPr>
                   <w:rFonts w:ascii="Arial" w:cs="Arial" w:eastAsia="Arial" w:hAnsi="Arial"/>
@@ -18264,10 +18159,25 @@
                   <w:szCs w:val="14"/>
                   <w:u w:val="single" w:color="595959"/>
                 </w:rPr>
-                <w:t xml:space="preserve">🔍 Search ARES for similar readings</w:t>
+                <w:t xml:space="preserve">🔍 Search ARES for readings</w:t>
               </w:r>
             </w:hyperlink>
           </w:p>
+          <w:p>
+            <w:pPr>
+              <w:spacing w:after="10" w:before="0"/>
+              <w:ind w:left="120"/>
+            </w:pPr>
+            <w:r>
+              <w:rPr>
+                <w:rFonts w:ascii="Arial" w:cs="Arial" w:eastAsia="Arial" w:hAnsi="Arial"/>
+                <w:color w:val="595959"/>
+                <w:sz w:val="14"/>
+                <w:szCs w:val="14"/>
+              </w:rPr>
+              <w:t xml:space="preserve">Search terms: growth development plants curve</w:t>
+            </w:r>
+          </w:p>
         </w:tc>
         <w:tc>
           <w:tcPr>
@@ -18297,7 +18207,7 @@
                 <w:sz w:val="18"/>
                 <w:szCs w:val="18"/>
               </w:rPr>
-              <w:t xml:space="preserve">Learners recall the farmer's field where maize and beans were planted together after the rains and show different growth. Individually they draw a seedling of maize and of bean in their notebooks and predict: (a) Where on the seedling does growth in length take place: all along the root and shoot, or only in certain regions? (b) Will a bean seedling and a maize seedling grow at the same speed each day? They sketch a quick prediction graph of 'height against time' for 30 days. They then discuss with a partner and share with the class using Think-Pair-Share.</w:t>
+              <w:t xml:space="preserve">Learners recall the Day 7 to 42 height trend from Mr. Wafula's field. Individually they sketch on a half page: (1) where on a bean root they think growth takes place (tip, middle or base), and (2) what graph of maize height against time will look like. Using Think-Pair-Share they compare with a partner and then with the class. Wanjiru asks: 'If the maize and beans were planted on the same day, why does maize become taller?' Learners write their prediction in their notebooks to compare later.</w:t>
             </w:r>
           </w:p>
         </w:tc>
@@ -18329,7 +18239,7 @@
                 <w:sz w:val="18"/>
                 <w:szCs w:val="18"/>
               </w:rPr>
-              <w:t xml:space="preserve">Display on the board a sketch of the farmer's field with maize and bean seedlings. Say: 'The farmer in Nakuru planted maize and beans on the same day. Look at your drawings from Lesson 5. Where do you think the plant gets longer?' Give 1 minute of silent individual THINK time. WAIT TIME: 10-15 seconds after asking the question before taking any answer. Then pair learners (2 minutes). Cold-call 4 pairs (not volunteers) to share, and ask: 'What makes you think that?' Record 2-3 competing predictions on the board without judging them (e.g. 'whole root grows' vs 'only the tip grows'). Clarify the words 'region' and 'growth curve' in simple English. Ask learners to hold up fingers (1-5) showing how confident they are.</w:t>
+              <w:t xml:space="preserve">Draw a bean seedling and a maize seedling on the board. Say: 'Mr. Wafula planted maize H614 and Rosecoco beans on the same day. By Day 42 one is much taller. Where on this root do you think the new length is added? Draw your prediction.' Give 2 minutes of silent individual thinking, then say: 'Turn to your partner and explain your prediction in 1 minute.' WAIT TIME 10-15 seconds before taking answers. Cold-call 4 pairs, including at least 2 who have not spoken today, and record predictions as tallies on the board (tip / middle / base). Ask: 'What makes you think so?' Do not tell the correct answer. Say: 'Today we will test our predictions with evidence.'</w:t>
             </w:r>
           </w:p>
         </w:tc>
@@ -18361,7 +18271,7 @@
                 <w:sz w:val="18"/>
                 <w:szCs w:val="18"/>
               </w:rPr>
-              <w:t xml:space="preserve">Predict-Observe-Explain (POE) combined with Think-Pair-Share. Making an explicit prediction exposes prior ideas (e.g. that the whole root elongates evenly) so that the evidence in the Observe phase can confirm or challenge them. Think-Pair-Share gives every learner time to formulate and rehearse an idea before speaking, including quieter learners in large classes.</w:t>
+              <w:t xml:space="preserve">Predict-Observe-Explain (POE) combined with Think-Pair-Share. Predicting before the investigation makes learners' ideas visible, so later evidence can confirm or correct them. Think-Pair-Share gives every learner a chance to rehearse ideas before speaking, including those with limited English.</w:t>
             </w:r>
           </w:p>
         </w:tc>
@@ -18393,7 +18303,7 @@
                 <w:sz w:val="18"/>
                 <w:szCs w:val="18"/>
               </w:rPr>
-              <w:t xml:space="preserve">Observe and note on a checklist: Do learners draw a prediction showing a specific region of growth? Do they give a reason using Lesson 5 ideas such as 'dividing cells at the tip'? Listen for misconceptions such as 'plants grow from the base like hair' or 'growth is the same speed every day'. Count how many pairs can give a reason, not just an answer. Record the prediction on the board to return to in the Explain phase.</w:t>
+              <w:t xml:space="preserve">Observe whether learners commit to a specific prediction (tip, middle, base) with a reason rather than leaving it blank. Count tally marks to identify the common misconception that roots grow along their whole length or from the base. Note learners who sketch a straight line rather than a curve for height against time. Use an observation checklist: 'Gives prediction with reason: Y/N'.</w:t>
             </w:r>
           </w:p>
         </w:tc>
@@ -18467,7 +18377,7 @@
               <w:spacing w:after="10" w:before="0"/>
               <w:ind w:left="120"/>
             </w:pPr>
-            <w:hyperlink w:history="1" r:id="rId1ivtveuujmip8psx2ppsi">
+            <w:hyperlink w:history="1" r:id="rIdxo_1lwzgdhe46hukkpltm">
               <w:r>
                 <w:rPr>
                   <w:rFonts w:ascii="Arial" w:cs="Arial" w:eastAsia="Arial" w:hAnsi="Arial"/>
@@ -18492,7 +18402,7 @@
                 <w:sz w:val="14"/>
                 <w:szCs w:val="14"/>
               </w:rPr>
-              <w:t xml:space="preserve">Search terms: growth development plants regions</w:t>
+              <w:t xml:space="preserve">Search terms: growth development plants curve</w:t>
             </w:r>
           </w:p>
           <w:p>
@@ -18520,25 +18430,8 @@
                 <w:sz w:val="16"/>
                 <w:szCs w:val="16"/>
               </w:rPr>
-              <w:t xml:space="preserve">📖 EXERCISE:</w:t>
-            </w:r>
-          </w:p>
-          <w:p>
-            <w:pPr>
-              <w:spacing w:after="20" w:before="0"/>
-            </w:pPr>
-            <w:hyperlink w:history="1" r:id="rIdhjvgegeqmtb2v60f7y7xm">
-              <w:r>
-                <w:rPr>
-                  <w:rFonts w:ascii="Arial" w:cs="Arial" w:eastAsia="Arial" w:hAnsi="Arial"/>
-                  <w:color w:val="2E75B6"/>
-                  <w:sz w:val="16"/>
-                  <w:szCs w:val="16"/>
-                  <w:u w:val="single" w:color="2E75B6"/>
-                </w:rPr>
-                <w:t xml:space="preserve">Linear vs. exponential growth: from data</w:t>
-              </w:r>
-            </w:hyperlink>
+              <w:t xml:space="preserve">📖 READING:</w:t>
+            </w:r>
           </w:p>
           <w:p>
             <w:pPr>
@@ -18553,7 +18446,7 @@
                 <w:sz w:val="16"/>
                 <w:szCs w:val="16"/>
               </w:rPr>
-              <w:t xml:space="preserve">Related topic: not an exact match for this lesson.</w:t>
+              <w:t xml:space="preserve">No closely matching reading in the ARES library for this activity.</w:t>
             </w:r>
           </w:p>
           <w:p>
@@ -18561,22 +18454,7 @@
               <w:spacing w:after="10" w:before="0"/>
               <w:ind w:left="120"/>
             </w:pPr>
-            <w:r>
-              <w:rPr>
-                <w:rFonts w:ascii="Arial" w:cs="Arial" w:eastAsia="Arial" w:hAnsi="Arial"/>
-                <w:color w:val="595959"/>
-                <w:sz w:val="14"/>
-                <w:szCs w:val="14"/>
-              </w:rPr>
-              <w:t xml:space="preserve">Source: Khan Academy (English - US curriculum)</w:t>
-            </w:r>
-          </w:p>
-          <w:p>
-            <w:pPr>
-              <w:spacing w:after="10" w:before="0"/>
-              <w:ind w:left="120"/>
-            </w:pPr>
-            <w:hyperlink w:history="1" r:id="rIdpbztuwhy1uut506scv2ky">
+            <w:hyperlink w:history="1" r:id="rIdpvhvx0kyzcgvnue_1izjw">
               <w:r>
                 <w:rPr>
                   <w:rFonts w:ascii="Arial" w:cs="Arial" w:eastAsia="Arial" w:hAnsi="Arial"/>
@@ -18585,10 +18463,25 @@
                   <w:szCs w:val="14"/>
                   <w:u w:val="single" w:color="595959"/>
                 </w:rPr>
-                <w:t xml:space="preserve">🔍 Search ARES for similar readings</w:t>
+                <w:t xml:space="preserve">🔍 Search ARES for readings</w:t>
               </w:r>
             </w:hyperlink>
           </w:p>
+          <w:p>
+            <w:pPr>
+              <w:spacing w:after="10" w:before="0"/>
+              <w:ind w:left="120"/>
+            </w:pPr>
+            <w:r>
+              <w:rPr>
+                <w:rFonts w:ascii="Arial" w:cs="Arial" w:eastAsia="Arial" w:hAnsi="Arial"/>
+                <w:color w:val="595959"/>
+                <w:sz w:val="14"/>
+                <w:szCs w:val="14"/>
+              </w:rPr>
+              <w:t xml:space="preserve">Search terms: growth development plants curve</w:t>
+            </w:r>
+          </w:p>
         </w:tc>
         <w:tc>
           <w:tcPr>
@@ -18618,7 +18511,7 @@
                 <w:sz w:val="18"/>
                 <w:szCs w:val="18"/>
               </w:rPr>
-              <w:t xml:space="preserve">In groups of 4-5, learners work with germinated maize and bean seedlings (roots 2-3 cm long, prepared by the teacher or learners from earlier lessons and grown in wet cloth, newspaper or sawdust). Step 1: Gently mark the root of each seedling with thin ink (or tie fine thread) at equal intervals of 5 mm from the tip (about 5-6 marks). Step 2: Mark the shoot (plumule/epicotyl or the stem of the bean seedling) at 1 cm intervals from the top. Step 3: Return seedlings to the moist growing medium (a plastic bag, tin or cut jerrycan with soil) and re-measure after 24 and 48 hours. Step 4: Measure the distance between the marks and record in a table. Step 5: Using a second set of seedlings grown for 4 weeks (or class data supplied by the teacher), measure plant height every 3-4 days (day 0, 3, 7, 10, 14, 21, 28) for maize and bean and record in a table. Step 6: Plot a growth curve (height against time) on graph paper. Where seedlings are not available, learners use the data table below from a teacher-prepared handout (maize height in cm: day 0 = 1, day 7 = 4, day 14 = 14, day 21 = 32, day 28 = 48, day 35 = 55; bean: day 0 = 1, day 7 = 3, day 14 = 9, day 21 = 18, day 28 = 24, day 35 = 26) and plot both curves on the same axes. Learners note which marks moved furthest apart (root tip region) and which stayed together (older region).</w:t>
+              <w:t xml:space="preserve">Part A (about 25 min): Regions of growth. In groups of 4 to 5, learners use 5-day-old maize and bean seedlings grown in tins or polythene tubes. Fatuma and her group mark the root with water-based ink or a soft pencil at 2 mm intervals from the tip for 10 mm (or with thread-marked dots), and mark the shoot at equal intervals from the tip. They return the seedlings to damp soil or cotton wool and, where time allows, re-measure after 24 to 48 hours (the teacher has a prepared set marked two days earlier for comparison). They record which intervals have spread apart. Learners find that marks near the tip spread furthest, showing the region of elongation just behind the root tip, while marks further back stay close together. Part B (about 25 min): Measuring and recording. Otieno's group is given the class height table for Days 7, 14, 21, 28, 35 and 42, and the root length table for Days 14, 28 and 42. Maize height: 3, 12, 30, 62, 98, 125 cm. Bean height: 4, 9, 18, 30, 40, 44 cm. Root length: maize 10, 25, 40 cm and bean 8, 18, 26 cm on Days 14, 28 and 42. Learners calculate the increase in height between each pair of measurements. Maize increases: 9, 18, 32, 36 and 27 cm. Bean increases: 5, 9, 12, 10 and 4 cm. They plot both sets of heights on one graph (time in days on the x-axis, height in cm on the y-axis), using different colours for maize and bean. They then draw smooth curves and shade the lag, log and stationary phases. If the teacher has the two time-lapse videos (Bean Time-Lapse 25 days soil cross section; Growing corn time lapse), learners watch the shoot and root tips growing. Otherwise they use the teacher's drawn frames.</w:t>
             </w:r>
           </w:p>
         </w:tc>
@@ -18650,7 +18543,7 @@
                 <w:sz w:val="18"/>
                 <w:szCs w:val="18"/>
               </w:rPr>
-              <w:t xml:space="preserve">Before class: prepare seedlings in advance by soaking maize and bean seeds (Kenya hybrid maize such as H614 and common beans such as Rosecoco or Mwitemania) and germinating them in damp cloth for 3-4 days. Prepare one set of seedlings per group (3 maize, 3 bean), a ruler, thread, washable ink or pencil, and graph paper. Demonstrate the marking on one seedling (touch gently and mark lightly, do not press). Circulate and ask: 'Which marks have moved apart the most? What does that tell you about where cells are dividing and growing?' and 'Why do we mark at equal distances?' WAIT TIME 10-15 seconds after each question. Cold-call at least 5 different groups to report their measurements from different regions. Prompt: 'How did the root tip differ from the older part of the root?' Ask groups to check each other's readings for accuracy (parallax, starting at zero). If connectivity is available, show the germination time-lapse video; if not, use the teacher-prepared photo set or board drawings. Remind groups of roles: marker, measurer, recorder, reporter (Unity).</w:t>
+              <w:t xml:space="preserve">Demonstrate marking with one seedling: 'Mark gently, equal spaces, starting at the very tip. Why do we need equal spaces?' Circulate and prompt: 'Which marks have moved furthest apart? What does that tell you about where cells are getting longer?' Cold-call 3 groups to report which interval stretched most. Remind learners: 'Handle seedlings by the seed, not the stem.' For graphing, say: 'Choose a scale you can all agree on. Y-axis: 0 to 130 cm, with each big square 10 cm.' Check that every group has axes labelled with units (days, cm). Ask: 'Between which days did maize increase most? Between which days did bean increase most?' WAIT TIME 10-15 seconds before taking answers. Clarify terms: 'Lag phase means slow start. Log phase means fastest growth. Stationary phase means growth slows or stops.' For large classes, one marked-seedling set per group and one shared graph sheet per two learners. If a group's seedlings fail, give them the teacher's pre-marked seedlings.</w:t>
             </w:r>
           </w:p>
         </w:tc>
@@ -18682,7 +18575,7 @@
                 <w:sz w:val="18"/>
                 <w:szCs w:val="18"/>
               </w:rPr>
-              <w:t xml:space="preserve">Predict-Observe-Explain (Observe step) with data tables and growth curves. Marking equal intervals makes growth visible and measurable, so learners see that growth is localised (apical regions) rather than uniform. Plotting the curve moves them from raw numbers to a pattern (slow start, rapid middle phase, levelling off), which is the pattern behind the farmer's different-sized plants.</w:t>
+              <w:t xml:space="preserve">Predict-Observe-Explain (Observe step) with structured data recording. Marking the seedling gives direct physical evidence of where growth occurs, and the graph turns a table of numbers into a pattern, so learners can see the shape of growth over time rather than only individual numbers.</w:t>
             </w:r>
           </w:p>
         </w:tc>
@@ -18714,7 +18607,7 @@
                 <w:sz w:val="18"/>
                 <w:szCs w:val="18"/>
               </w:rPr>
-              <w:t xml:space="preserve">Observation checklist during the practical: Marks made at equal intervals (Y/N); measurements recorded to the nearest mm; table complete with units; roles shared among members; seedlings handled gently. Check graphs for correct axes (time on x-axis, height on y-axis), labelled units, a smooth curve of best fit, and the three phases identified. Oral probes: 'Which interval had the fastest growth? How do you know from your graph?' Note misconceptions such as joining points with a ruler as straight lines, or claiming bean and maize curves are identical.</w:t>
+              <w:t xml:space="preserve">Observation checklist: marks are equally spaced and begin at the tip; data are recorded in a table with units; increases are calculated correctly (maize 9, 18, 32, 36, 27 cm; bean 5, 9, 12, 10, 4 cm); axes are labelled with days and cm; two curves are plotted in different colours and are smooth rather than joined point to point. Oral probe: 'Which interval stretched most, and what does that say about where growth takes place?' Look out for learners who say growth occurs along the whole root.</w:t>
             </w:r>
           </w:p>
         </w:tc>
@@ -18788,7 +18681,7 @@
               <w:spacing w:after="10" w:before="0"/>
               <w:ind w:left="120"/>
             </w:pPr>
-            <w:hyperlink w:history="1" r:id="rIdemahacfsn1xs8zbzivjum">
+            <w:hyperlink w:history="1" r:id="rIdmmttsaelwjasf3zlsdcew">
               <w:r>
                 <w:rPr>
                   <w:rFonts w:ascii="Arial" w:cs="Arial" w:eastAsia="Arial" w:hAnsi="Arial"/>
@@ -18813,7 +18706,7 @@
                 <w:sz w:val="14"/>
                 <w:szCs w:val="14"/>
               </w:rPr>
-              <w:t xml:space="preserve">Search terms: growth development plants regions</w:t>
+              <w:t xml:space="preserve">Search terms: growth development plants curve</w:t>
             </w:r>
           </w:p>
           <w:p>
@@ -18841,25 +18734,8 @@
                 <w:sz w:val="16"/>
                 <w:szCs w:val="16"/>
               </w:rPr>
-              <w:t xml:space="preserve">📖 EXERCISE:</w:t>
-            </w:r>
-          </w:p>
-          <w:p>
-            <w:pPr>
-              <w:spacing w:after="20" w:before="0"/>
-            </w:pPr>
-            <w:hyperlink w:history="1" r:id="rIdvhotzxlepr7sklefi7blz">
-              <w:r>
-                <w:rPr>
-                  <w:rFonts w:ascii="Arial" w:cs="Arial" w:eastAsia="Arial" w:hAnsi="Arial"/>
-                  <w:color w:val="2E75B6"/>
-                  <w:sz w:val="16"/>
-                  <w:szCs w:val="16"/>
-                  <w:u w:val="single" w:color="2E75B6"/>
-                </w:rPr>
-                <w:t xml:space="preserve">Linear vs. exponential growth: from data</w:t>
-              </w:r>
-            </w:hyperlink>
+              <w:t xml:space="preserve">📖 READING:</w:t>
+            </w:r>
           </w:p>
           <w:p>
             <w:pPr>
@@ -18874,7 +18750,7 @@
                 <w:sz w:val="16"/>
                 <w:szCs w:val="16"/>
               </w:rPr>
-              <w:t xml:space="preserve">Related topic: not an exact match for this lesson.</w:t>
+              <w:t xml:space="preserve">No closely matching reading in the ARES library for this activity.</w:t>
             </w:r>
           </w:p>
           <w:p>
@@ -18882,22 +18758,7 @@
               <w:spacing w:after="10" w:before="0"/>
               <w:ind w:left="120"/>
             </w:pPr>
-            <w:r>
-              <w:rPr>
-                <w:rFonts w:ascii="Arial" w:cs="Arial" w:eastAsia="Arial" w:hAnsi="Arial"/>
-                <w:color w:val="595959"/>
-                <w:sz w:val="14"/>
-                <w:szCs w:val="14"/>
-              </w:rPr>
-              <w:t xml:space="preserve">Source: Khan Academy (English - US curriculum)</w:t>
-            </w:r>
-          </w:p>
-          <w:p>
-            <w:pPr>
-              <w:spacing w:after="10" w:before="0"/>
-              <w:ind w:left="120"/>
-            </w:pPr>
-            <w:hyperlink w:history="1" r:id="rId916p-gobkwbtk-j6oq0ps">
+            <w:hyperlink w:history="1" r:id="rIddntgperlavlibpkf0gu5e">
               <w:r>
                 <w:rPr>
                   <w:rFonts w:ascii="Arial" w:cs="Arial" w:eastAsia="Arial" w:hAnsi="Arial"/>
@@ -18906,10 +18767,25 @@
                   <w:szCs w:val="14"/>
                   <w:u w:val="single" w:color="595959"/>
                 </w:rPr>
-                <w:t xml:space="preserve">🔍 Search ARES for similar readings</w:t>
+                <w:t xml:space="preserve">🔍 Search ARES for readings</w:t>
               </w:r>
             </w:hyperlink>
           </w:p>
+          <w:p>
+            <w:pPr>
+              <w:spacing w:after="10" w:before="0"/>
+              <w:ind w:left="120"/>
+            </w:pPr>
+            <w:r>
+              <w:rPr>
+                <w:rFonts w:ascii="Arial" w:cs="Arial" w:eastAsia="Arial" w:hAnsi="Arial"/>
+                <w:color w:val="595959"/>
+                <w:sz w:val="14"/>
+                <w:szCs w:val="14"/>
+              </w:rPr>
+              <w:t xml:space="preserve">Search terms: growth development plants curve</w:t>
+            </w:r>
+          </w:p>
         </w:tc>
         <w:tc>
           <w:tcPr>
@@ -18939,7 +18815,7 @@
                 <w:sz w:val="18"/>
                 <w:szCs w:val="18"/>
               </w:rPr>
-              <w:t xml:space="preserve">Groups return to their predictions and use the Claim-Evidence-Reasoning (CER) strategy to explain where growth occurs and how it changes over time. Claim: 'Growth in length is concentrated at the root tip and shoot tip (apical meristems), and the rate of growth changes over time.' Evidence: they cite their own data (e.g. marks nearest the root tip moved furthest apart; maize height rose from 4 cm to 32 cm between days 7 and 21 while beans rose from 3 to 18 cm). Reasoning: they link this to cell division in meristems and cell elongation behind the tip (primary growth), to the later thickening of stems by the vascular cambium (secondary growth from Lesson 5), and to the S-shaped growth curve: slow phase (lag, seed uses stored food), rapid phase (log, active division and photosynthesis), and slowing phase (stationary, limited resources and maturity). They compare maize (monocot, fibrous roots, no secondary growth) and bean (dicot, taproot, can thicken) and suggest why the two curves differ. They then use Think-Pair-Share to compare their CER statement with another group's.</w:t>
+              <w:t xml:space="preserve">Learners use Claim-Evidence-Reasoning (CER) to answer: 'How do the growth of maize H614 and bean Rosecoco differ, and what does this tell us about the differences in the field?' In their groups they write a claim, cite at least 2 pieces of numerical evidence (for example: maize was 125 cm and bean 44 cm at Day 42; maize increased 36 cm between Day 28 and 35 while bean increased 10 cm; maize stem width 22 mm vs bean 6 mm at Day 42; maize root 40 cm vs bean 26 cm), and give reasoning that links the evidence to the idea of regions of growth and the sigmoid phases (maize steepest log phase from Day 21 to 35; bean steepest from Day 14 to 28 then flattening). They also explain how marks spreading near the tip supports the idea that new cells are made at the apical meristem and then elongate. Learners compare their predictions from the start of the lesson with the evidence. Then they do a Gallery Walk: each group posts its graph and CER on the wall, and learners visit 2 other groups with sticky notes giving one 'star' and one 'question'. They revise their graphs after feedback (Learning to Learn). They also address the puzzle: 'Why does the bean slow down by Day 42 while maize is still taller?'</w:t>
             </w:r>
           </w:p>
         </w:tc>
@@ -18971,7 +18847,7 @@
                 <w:sz w:val="18"/>
                 <w:szCs w:val="18"/>
               </w:rPr>
-              <w:t xml:space="preserve">Display the CER frame: 'I claim that ___. My evidence is ___. This is because ___.' Model one sentence with a different example, e.g. 'Kenyan bamboo and sugarcane in Kisumu grow very fast at the nodes.' Ask: 'Using your data, where does growth in length happen?' WAIT TIME 10-15 seconds, then cold-call 4 groups. Press for reasoning: 'Why do the marks near the tip move apart but those higher up do not?' Introduce key terms with simple definitions on the board: meristem (region of dividing cells), elongation, primary growth (growth in length), secondary growth (growth in girth), growth curve. Ask: 'What would happen to the maize seedling if a goat nibbled the tip?' to test understanding. Link back to the phenomenon: 'How does this help explain why some farmer's plants were taller than others after two weeks?' Address misconceptions: growth is not the same as development; growth is not only height. Leave the question open: 'But what controls the cells at the tip to divide and elongate?'</w:t>
+              <w:t xml:space="preserve">Give a CER frame on the board: 'Claim: ... Evidence: (numbers with units) ... Reasoning: This shows ... because ...'. Say: 'A claim without a number is only an opinion. Use data from your table.' Circulate and ask: 'Where is the lag phase on your curve? How do you know it is a lag?' Cold-call 4 groups to read their claims, then ask: 'Who has a different piece of evidence?' WAIT TIME 10-15 seconds. Probe misconceptions: 'Does a taller plant at Day 42 mean it grew faster all the time? Check the first 14 days.' (Learners should note that bean was taller at Day 7, 4 cm vs 3 cm, but maize was taller from Day 14 onward.) Clarify that the curve flattening for bean is the stationary phase and is not death. Manage the Gallery Walk: 6 minutes, with groups rotating every 2 minutes on your signal. Afterwards ask 3 learners to share one change they made after feedback. Explicitly link back: 'This explains part of the puzzle: the plants differ not only in how they germinate and emerge but also in how fast and for how long they grow.' Do not explain what controls growth yet. Say: 'What do you think coordinates this growth? Hold that thought.'</w:t>
             </w:r>
           </w:p>
         </w:tc>
@@ -19003,7 +18879,7 @@
                 <w:sz w:val="18"/>
                 <w:szCs w:val="18"/>
               </w:rPr>
-              <w:t xml:space="preserve">Claim-Evidence-Reasoning (CER) with Think-Pair-Share. CER requires learners to support a claim with their own measured data and connect it to biological ideas (meristems, primary and secondary growth), which moves them from describing to explaining. Comparing statements with another group exposes gaps in reasoning and builds scientific argumentation.</w:t>
+              <w:t xml:space="preserve">Claim-Evidence-Reasoning (CER) plus Gallery Walk. CER forces learners to use data and reasoning rather than opinion. The Gallery Walk allows peer review so that learners compare different ways of interpreting the same curves and correct errors in their graphs.</w:t>
             </w:r>
           </w:p>
         </w:tc>
@@ -19035,7 +18911,7 @@
                 <w:sz w:val="18"/>
                 <w:szCs w:val="18"/>
               </w:rPr>
-              <w:t xml:space="preserve">Use a CER rubric: Claim is clear and specific (region named); Evidence includes at least two numerical values from the data; Reasoning links to meristems or cell division/elongation and to the three phases of the growth curve. Look for learners who use the terms 'apical meristem' and 'growth curve' correctly. Oral probing: 'What does the steep part of the curve show?' Peer review: each group exchanges CER statements and gives one 'star' (strength) and one 'step' (improvement). Note groups needing support with reasoning for re-teaching.</w:t>
+              <w:t xml:space="preserve">Use a CER rubric (0-3): claim is clear; at least 2 pieces of correct numerical evidence with units; reasoning links evidence to regions of growth or phases of the sigmoid curve. Look for correct use of the terms lag, log and stationary, and for correct identification that maize is steepest between Day 21 and 35 and bean between Day 14 and 28. Peer review: sticky notes contain a specific star and question. Oral probe: 'What would the curve look like if we kept measuring after Day 42?' Note learners who say the bean has stopped living instead of slowing growth.</w:t>
             </w:r>
           </w:p>
         </w:tc>
@@ -19109,7 +18985,7 @@
               <w:spacing w:after="10" w:before="0"/>
               <w:ind w:left="120"/>
             </w:pPr>
-            <w:hyperlink w:history="1" r:id="rIdg2czyoh1zlecswkzkb7z4">
+            <w:hyperlink w:history="1" r:id="rIdeudcnnlh3hdovx4nbsvxk">
               <w:r>
                 <w:rPr>
                   <w:rFonts w:ascii="Arial" w:cs="Arial" w:eastAsia="Arial" w:hAnsi="Arial"/>
@@ -19134,7 +19010,7 @@
                 <w:sz w:val="14"/>
                 <w:szCs w:val="14"/>
               </w:rPr>
-              <w:t xml:space="preserve">Search terms: growth development plants regions</w:t>
+              <w:t xml:space="preserve">Search terms: growth development plants curve</w:t>
             </w:r>
           </w:p>
           <w:p>
@@ -19162,25 +19038,8 @@
                 <w:sz w:val="16"/>
                 <w:szCs w:val="16"/>
               </w:rPr>
-              <w:t xml:space="preserve">📖 EXERCISE:</w:t>
-            </w:r>
-          </w:p>
-          <w:p>
-            <w:pPr>
-              <w:spacing w:after="20" w:before="0"/>
-            </w:pPr>
-            <w:hyperlink w:history="1" r:id="rIdy0ewdrikxvuwh8oh41op8">
-              <w:r>
-                <w:rPr>
-                  <w:rFonts w:ascii="Arial" w:cs="Arial" w:eastAsia="Arial" w:hAnsi="Arial"/>
-                  <w:color w:val="2E75B6"/>
-                  <w:sz w:val="16"/>
-                  <w:szCs w:val="16"/>
-                  <w:u w:val="single" w:color="2E75B6"/>
-                </w:rPr>
-                <w:t xml:space="preserve">Linear vs. exponential growth: from data</w:t>
-              </w:r>
-            </w:hyperlink>
+              <w:t xml:space="preserve">📖 READING:</w:t>
+            </w:r>
           </w:p>
           <w:p>
             <w:pPr>
@@ -19195,7 +19054,7 @@
                 <w:sz w:val="16"/>
                 <w:szCs w:val="16"/>
               </w:rPr>
-              <w:t xml:space="preserve">Related topic: not an exact match for this lesson.</w:t>
+              <w:t xml:space="preserve">No closely matching reading in the ARES library for this activity.</w:t>
             </w:r>
           </w:p>
           <w:p>
@@ -19203,22 +19062,7 @@
               <w:spacing w:after="10" w:before="0"/>
               <w:ind w:left="120"/>
             </w:pPr>
-            <w:r>
-              <w:rPr>
-                <w:rFonts w:ascii="Arial" w:cs="Arial" w:eastAsia="Arial" w:hAnsi="Arial"/>
-                <w:color w:val="595959"/>
-                <w:sz w:val="14"/>
-                <w:szCs w:val="14"/>
-              </w:rPr>
-              <w:t xml:space="preserve">Source: Khan Academy (English - US curriculum)</w:t>
-            </w:r>
-          </w:p>
-          <w:p>
-            <w:pPr>
-              <w:spacing w:after="10" w:before="0"/>
-              <w:ind w:left="120"/>
-            </w:pPr>
-            <w:hyperlink w:history="1" r:id="rIdzm5oqtacgtp3haqc4vtee">
+            <w:hyperlink w:history="1" r:id="rIdhno98v8ky3thm-ymntpoz">
               <w:r>
                 <w:rPr>
                   <w:rFonts w:ascii="Arial" w:cs="Arial" w:eastAsia="Arial" w:hAnsi="Arial"/>
@@ -19227,10 +19071,25 @@
                   <w:szCs w:val="14"/>
                   <w:u w:val="single" w:color="595959"/>
                 </w:rPr>
-                <w:t xml:space="preserve">🔍 Search ARES for similar readings</w:t>
+                <w:t xml:space="preserve">🔍 Search ARES for readings</w:t>
               </w:r>
             </w:hyperlink>
           </w:p>
+          <w:p>
+            <w:pPr>
+              <w:spacing w:after="10" w:before="0"/>
+              <w:ind w:left="120"/>
+            </w:pPr>
+            <w:r>
+              <w:rPr>
+                <w:rFonts w:ascii="Arial" w:cs="Arial" w:eastAsia="Arial" w:hAnsi="Arial"/>
+                <w:color w:val="595959"/>
+                <w:sz w:val="14"/>
+                <w:szCs w:val="14"/>
+              </w:rPr>
+              <w:t xml:space="preserve">Search terms: growth development plants curve</w:t>
+            </w:r>
+          </w:p>
         </w:tc>
         <w:tc>
           <w:tcPr>
@@ -19260,7 +19119,7 @@
                 <w:sz w:val="18"/>
                 <w:szCs w:val="18"/>
               </w:rPr>
-              <w:t xml:space="preserve">Learners go to the class Driving Question Board (a chart or a wall section) and revisit the main question: 'What causes the differences in germination, emergence and growth of maize and bean plants?' Each group writes on sticky notes (or paper strips): (1) what they learned today that helps answer a DQB question (e.g. 'Growth is concentrated at the tips, and a growth curve shows different rates over time'), and (2) one new question (e.g. 'Do we have hormones in plants?', 'What makes the cells at the tip divide?', 'Why does a maize stalk grow taller than a bean vine?'). They place answered questions in the 'We are beginning to answer' area and new questions in the 'New questions' area. They also complete an exit ticket individually.</w:t>
+              <w:t xml:space="preserve">Learners return to the Driving Question Board with the driving question: 'What causes the differences in germination, emergence and growth of maize and bean plants?' Individually they write on sticky notes: (1) one thing they now know about growth in maize and beans from today, and (2) one new question. They post them in the columns 'Germination', 'Emergence' and 'Growth'. Wanjiru reads out the question she wrote: 'What controls how fast the maize grows?' Learners sort questions and answered questions. Some earlier questions about growth, such as 'Why is maize taller?' and 'Where does a plant grow from?', are moved to 'Partly answered'. The class agrees on a new question for tomorrow: 'Do we have hormones in plants?'</w:t>
             </w:r>
           </w:p>
         </w:tc>
@@ -19292,7 +19151,7 @@
                 <w:sz w:val="18"/>
                 <w:szCs w:val="18"/>
               </w:rPr>
-              <w:t xml:space="preserve">Say: 'Look at the board. Which questions did we answer a little more today?' WAIT TIME 10-15 seconds. Cold-call 3 learners to place a note and justify it with evidence from their data. Guide them to the question that links to the next lesson: 'We saw that the tip grows. What do you think tells the tip to grow? Is something inside the plant sending a signal?' Highlight the question 'Do we have hormones in plants?' and circle it as the focus of Lesson 7. Hand out exit tickets: 'What evidence did we gather today? How does this help answer our driving question?' Collect for review. If the class is large, have group representatives post notes while others write exit tickets.</w:t>
+              <w:t xml:space="preserve">Say: 'Look at the board. Which of our questions did today's evidence help answer? Move one note and tell us why.' Cold-call 3 learners to move notes and justify, with WAIT TIME of 10-15 seconds before each. Ask: 'What questions are we left with? We have measured when and where plants grow. What have we not yet explained?' Guide, without telling, toward the idea of a controlling mechanism: 'Something makes the cells at the tip divide and elongate, and something makes the bean flatten out. What might that be?' Write the new question in a different colour: 'Do we have hormones in plants?' Remind learners that this question will be investigated in Lesson 7. Keep sticky notes in groups so that large classes can post quickly: one representative per group.</w:t>
             </w:r>
           </w:p>
         </w:tc>
@@ -19324,7 +19183,7 @@
                 <w:sz w:val="18"/>
                 <w:szCs w:val="18"/>
               </w:rPr>
-              <w:t xml:space="preserve">Discussion and questioning using the Driving Question Board. The DQB links each lesson to the anchoring phenomenon, helps learners see their progress, and turns gaps in understanding into the next question, creating a coherent storyline from measurement to hormones.</w:t>
+              <w:t xml:space="preserve">Discussion and questioning with the Driving Question Board. Sorting questions by whether evidence has answered them helps learners see how each lesson contributes to the main question and builds ownership of the next step in the inquiry.</w:t>
             </w:r>
           </w:p>
         </w:tc>
@@ -19356,7 +19215,7 @@
                 <w:sz w:val="18"/>
                 <w:szCs w:val="18"/>
               </w:rPr>
-              <w:t xml:space="preserve">Exit ticket (collect and review): indicators of success are (a) names at least one piece of evidence (e.g. 'marks near the root tip moved apart 8 mm') and (b) links it to the driving question (e.g. 'different parts and stages of growth help explain why the plants differ'). Check that the new question posted is productive (e.g. about what controls growth). Sort tickets into three piles (secure, partly secure, needs help) to plan Lesson 7 groupings.</w:t>
+              <w:t xml:space="preserve">Check that each learner's sticky notes include one accurate statement of learning (for example, 'Growth in roots happens just behind the tip') and one relevant new question. Observe whether notes are placed in the right column and whether learners justify moving notes with evidence. Exit ticket: 'What evidence did we gather today?' and 'How does this help answer our driving question?'</w:t>
             </w:r>
           </w:p>
         </w:tc>
@@ -19430,7 +19289,7 @@
               <w:spacing w:after="10" w:before="0"/>
               <w:ind w:left="120"/>
             </w:pPr>
-            <w:hyperlink w:history="1" r:id="rIdxba4nnihwuwf3zopoymm7">
+            <w:hyperlink w:history="1" r:id="rIdltud5ifexgsfic0rhjx13">
               <w:r>
                 <w:rPr>
                   <w:rFonts w:ascii="Arial" w:cs="Arial" w:eastAsia="Arial" w:hAnsi="Arial"/>
@@ -19455,7 +19314,7 @@
                 <w:sz w:val="14"/>
                 <w:szCs w:val="14"/>
               </w:rPr>
-              <w:t xml:space="preserve">Search terms: growth development plants regions</w:t>
+              <w:t xml:space="preserve">Search terms: growth development plants curve</w:t>
             </w:r>
           </w:p>
           <w:p>
@@ -19483,25 +19342,8 @@
                 <w:sz w:val="16"/>
                 <w:szCs w:val="16"/>
               </w:rPr>
-              <w:t xml:space="preserve">📖 EXERCISE:</w:t>
-            </w:r>
-          </w:p>
-          <w:p>
-            <w:pPr>
-              <w:spacing w:after="20" w:before="0"/>
-            </w:pPr>
-            <w:hyperlink w:history="1" r:id="rIdybsdrpp9h21egphr8tlat">
-              <w:r>
-                <w:rPr>
-                  <w:rFonts w:ascii="Arial" w:cs="Arial" w:eastAsia="Arial" w:hAnsi="Arial"/>
-                  <w:color w:val="2E75B6"/>
-                  <w:sz w:val="16"/>
-                  <w:szCs w:val="16"/>
-                  <w:u w:val="single" w:color="2E75B6"/>
-                </w:rPr>
-                <w:t xml:space="preserve">Linear vs. exponential growth: from data</w:t>
-              </w:r>
-            </w:hyperlink>
+              <w:t xml:space="preserve">📖 READING:</w:t>
+            </w:r>
           </w:p>
           <w:p>
             <w:pPr>
@@ -19516,7 +19358,7 @@
                 <w:sz w:val="16"/>
                 <w:szCs w:val="16"/>
               </w:rPr>
-              <w:t xml:space="preserve">Related topic: not an exact match for this lesson.</w:t>
+              <w:t xml:space="preserve">No closely matching reading in the ARES library for this activity.</w:t>
             </w:r>
           </w:p>
           <w:p>
@@ -19524,22 +19366,7 @@
               <w:spacing w:after="10" w:before="0"/>
               <w:ind w:left="120"/>
             </w:pPr>
-            <w:r>
-              <w:rPr>
-                <w:rFonts w:ascii="Arial" w:cs="Arial" w:eastAsia="Arial" w:hAnsi="Arial"/>
-                <w:color w:val="595959"/>
-                <w:sz w:val="14"/>
-                <w:szCs w:val="14"/>
-              </w:rPr>
-              <w:t xml:space="preserve">Source: Khan Academy (English - US curriculum)</w:t>
-            </w:r>
-          </w:p>
-          <w:p>
-            <w:pPr>
-              <w:spacing w:after="10" w:before="0"/>
-              <w:ind w:left="120"/>
-            </w:pPr>
-            <w:hyperlink w:history="1" r:id="rIdytj2x_akksv--sqfldkid">
+            <w:hyperlink w:history="1" r:id="rIdq9y7ckj3g_uosy46ktora">
               <w:r>
                 <w:rPr>
                   <w:rFonts w:ascii="Arial" w:cs="Arial" w:eastAsia="Arial" w:hAnsi="Arial"/>
@@ -19548,10 +19375,25 @@
                   <w:szCs w:val="14"/>
                   <w:u w:val="single" w:color="595959"/>
                 </w:rPr>
-                <w:t xml:space="preserve">🔍 Search ARES for similar readings</w:t>
+                <w:t xml:space="preserve">🔍 Search ARES for readings</w:t>
               </w:r>
             </w:hyperlink>
           </w:p>
+          <w:p>
+            <w:pPr>
+              <w:spacing w:after="10" w:before="0"/>
+              <w:ind w:left="120"/>
+            </w:pPr>
+            <w:r>
+              <w:rPr>
+                <w:rFonts w:ascii="Arial" w:cs="Arial" w:eastAsia="Arial" w:hAnsi="Arial"/>
+                <w:color w:val="595959"/>
+                <w:sz w:val="14"/>
+                <w:szCs w:val="14"/>
+              </w:rPr>
+              <w:t xml:space="preserve">Search terms: growth development plants curve</w:t>
+            </w:r>
+          </w:p>
         </w:tc>
         <w:tc>
           <w:tcPr>
@@ -19581,7 +19423,7 @@
                 <w:sz w:val="18"/>
                 <w:szCs w:val="18"/>
               </w:rPr>
-              <w:t xml:space="preserve">Learners revisit their Day 1 drawing and explanation of how maize and bean plants grow and revise their models. Each group updates a poster-size model (on manila paper) showing: a maize and a bean seedling with labelled regions of primary growth (apical meristems at root tip and shoot tip, region of elongation) and secondary growth (vascular cambium thickening in the bean stem); a small growth curve with the three phases labelled; and arrows showing factors (water, oxygen, temperature, stored food, light) that influence growth. They add a 'What is still missing?' box with a question mark for what controls the tip (to be explored in Lesson 7). Groups then do a short Gallery Walk: they display models, move to another group's poster, and leave one comment using 'I like... I wonder... A suggestion...'.</w:t>
+              <w:t xml:space="preserve">Learners revisit their Day 1 drawn model of Mr. Wafula's maize and beans. Using a different colour pen, they add: (1) a labelled seedling showing the region of cell division at the apical meristem, the region of elongation behind it and the region of differentiation; (2) a small sketch of the sigmoid growth curve with lag, log and stationary phases labelled; and (3) a note that maize grows faster and for longer than beans (125 cm vs 44 cm at Day 42), with maize steepest between Day 21 and 35 and bean steepest between Day 14 and 28. They add an arrow with a question mark and the question: 'What controls this growth?' Learners write 2 to 3 sentences explaining what they changed and why, linking it to evidence. They exchange models with a partner for a quick peer review.</w:t>
             </w:r>
           </w:p>
         </w:tc>
@@ -19613,7 +19455,7 @@
                 <w:sz w:val="18"/>
                 <w:szCs w:val="18"/>
               </w:rPr>
-              <w:t xml:space="preserve">Hand out Day 1 drawings from the learner folders. Say: 'Compare your first idea with what you know now. What would you change and why?' WAIT TIME 10-15 seconds. Provide model criteria on the board: labelled regions of growth; growth curve with phases; link to the farmer's maize and beans; evidence used. During the Gallery Walk (6-8 minutes), rotate groups every 2 minutes and cold-call 3 groups to share the best suggestion received and how they will use it. Ask: 'What can your model explain now that it could not explain on Day 1? What can it not yet explain?' Reinforce the need for an explanation of control (hormones). Display models in the class for use in later lessons. Remind learners that the tree nursery project later in the unit will need them to understand where roots and shoots grow on cuttings.</w:t>
+              <w:t xml:space="preserve">Say: 'Take out your Day 1 model. Using your new colour, show what you now know about how the seedlings grow. Add evidence, not guesses.' Circulate and ask: 'Where on your model does the growth happen? What evidence from today shows that?' Cold-call 3 learners to explain one revision and say: 'What did you change, and what was your reason?' WAIT TIME 10-15 seconds. Encourage learners to leave a gap or a question mark for what they cannot yet explain: 'It is good to show what we do not yet know. Mark it with a question.' Give the exit ticket at the end: 'What evidence did we gather today? How does this help answer our driving question?' Collect the tickets. Set the bridge for Lesson 7: 'Growth is controlled. Do we have hormones in plants?'</w:t>
             </w:r>
           </w:p>
         </w:tc>
@@ -19645,7 +19487,7 @@
                 <w:sz w:val="18"/>
                 <w:szCs w:val="18"/>
               </w:rPr>
-              <w:t xml:space="preserve">Model revision plus Gallery Walk with peer review. Revising the Day 1 model with new evidence shows learners how their thinking has changed, and peer comments strengthen explanations. Leaving a 'missing piece' in the model (what controls growth) builds motivation for Lesson 7 on plant hormones.</w:t>
+              <w:t xml:space="preserve">Model revision. Updating the Day 1 model with a different colour makes the growth of understanding visible. Marking unanswered parts with a question creates the need for the next lesson on hormones.</w:t>
             </w:r>
           </w:p>
         </w:tc>
@@ -19677,7 +19519,7 @@
                 <w:sz w:val="18"/>
                 <w:szCs w:val="18"/>
               </w:rPr>
-              <w:t xml:space="preserve">Model check using a rubric: regions of growth correctly labelled (apical meristems, elongation zone); distinguishes primary from secondary growth; growth curve included with three phases; link to maize and bean differences; evidence cited; at least one peer comment received and acted upon. Observe whether learners add accurate improvements, not just decoration. Quick quiz (3 questions) if time allows: (1) Name the region where root growth is greatest. (2) What is shown by the steep part of an S-shaped curve? (3) Which plant, maize or bean, undergoes secondary growth? Record those who need further support.</w:t>
+              <w:t xml:space="preserve">Model check: the revised model includes labelled regions of growth, a labelled sigmoid curve and the maize vs bean comparison with at least one correct number. Peer review: the partner identifies one strength and one suggestion. Exit ticket responses are checked for evidence such as 'marks near the root tip moved apart' and for a link to the driving question. Quick quiz question: 'Name the three phases of a growth curve.' Identify learners who still believe growth occurs along the whole root.</w:t>
             </w:r>
           </w:p>
         </w:tc>
@@ -19770,7 +19612,7 @@
                 <w:sz w:val="18"/>
                 <w:szCs w:val="18"/>
               </w:rPr>
-              <w:t xml:space="preserve">After the lesson, reflect: Did all groups mark and measure accurately, and did the data show clear localised growth? Which learners could write a full CER statement with numerical evidence, and who relied only on description? Were there misconceptions (e.g. whole root grows evenly, growth equals height only, growth curve is a straight line)? Did sharing of rulers and seedlings work in a large class, and would pre-marked seedlings or the teacher-prepared data table have helped? Was WAIT TIME used consistently and did cold-calling include quieter learners? Did the DQB question 'Do we have hormones in plants?' arise from learners themselves? Plan adjustments for Lesson 7 using the exit tickets, for example by grouping learners who need support with growth curves.</w:t>
+              <w:t xml:space="preserve">Which learners could explain where growth happens using the ink-mark evidence, and which still believed the whole root grows? Were learners able to plot a smooth curve and name the lag, log and stationary phases without help, or did they simply join points with straight lines? Did the CER statements contain correct numbers with units (for example maize 125 cm vs bean 44 cm at Day 42), and did the reasoning connect to the idea of regions of growth? How well did groups share equipment and seedlings, and did large groups manage to include every learner? If there was no electricity or internet, did the teacher-drawn frames work as a substitute for the time-lapse videos? What new question did learners raise on the DQB, and how many of them linked it to a controlling mechanism before the teacher suggested hormones? What would I change to make the practical activity manageable in a 40-minute period?</w:t>
             </w:r>
           </w:p>
         </w:tc>
@@ -19897,7 +19739,7 @@
                 <w:sz w:val="18"/>
                 <w:szCs w:val="18"/>
               </w:rPr>
-              <w:t xml:space="preserve">We marked maize and bean seedlings at equal intervals and measured how the marks moved apart over time. We also measured seedling height at intervals and plotted a growth curve. The marks near the root tip and shoot tip moved apart the most, and the curve showed a slow start, a rapid middle phase, and a levelling-off phase.</w:t>
+              <w:t xml:space="preserve">Marks placed on maize and bean root tips spread apart most just behind the tip, showing growth occurs in a limited region. The height data for Days 7 to 42 showed maize H614 rising from 3 to 125 cm while bean Rosecoco rose from 4 to 44 cm. Maize increased most between Day 28 and 35 (36 cm) and bean between Day 21 and 28 (12 cm) in the table. Root length at Day 42 was 40 cm for maize and 26 cm for bean.</w:t>
             </w:r>
           </w:p>
         </w:tc>
@@ -19963,7 +19805,7 @@
                 <w:sz w:val="18"/>
                 <w:szCs w:val="18"/>
               </w:rPr>
-              <w:t xml:space="preserve">Growth in length is concentrated in specific regions (apical meristems at the root and shoot tips, followed by elongation), while stems thicken through secondary growth in some plants such as beans. Growth can be measured and shown on a growth curve that is S-shaped. Maize and bean seedlings grow at different rates and in different ways.</w:t>
+              <w:t xml:space="preserve">Growth can be measured as height, stem width or root length. Growth in roots and shoots occurs at the apical meristem (cell division), followed by a region of elongation and a region of differentiation. A growth curve is sigmoid, with lag, log and stationary phases. Maize grows faster and for longer than beans, with its steepest growth between Day 21 and 35, while bean is steepest between Day 14 and 28 and then flattens.</w:t>
             </w:r>
           </w:p>
         </w:tc>
@@ -20029,7 +19871,7 @@
                 <w:sz w:val="18"/>
                 <w:szCs w:val="18"/>
               </w:rPr>
-              <w:t xml:space="preserve">The maize and bean plants planted on the same day differ in height, root depth and branching because growth occurs in particular regions and at different rates in each plant type and over time. The sigmoid growth curve and the types of growth (primary and secondary) help explain these differences. What controls the cells at the tips to divide and elongate is still unknown, which raises the next question: Do we have hormones in plants?</w:t>
+              <w:t xml:space="preserve">Maize and bean plants differ in growth, not only in germination and emergence, because they grow at different rates and for different lengths of time, even though they were planted on the same day in the same field. The curves show when growth is fastest and when it slows, but they do not explain what controls it. This raises the question for Lesson 7: Do we have hormones in plants?</w:t>
             </w:r>
           </w:p>
         </w:tc>
@@ -20051,7 +19893,7 @@
         </w:rPr>
         <w:t xml:space="preserve">© 2026 SeaVuria and ARES. Aligned with KICD objectives. Developed by SeaVuria; technical implementation by ARES (with AI assistance from Claude). Licensed under </w:t>
       </w:r>
-      <w:hyperlink w:history="1" r:id="rIddoloxrcrhzeklpr7tizso">
+      <w:hyperlink w:history="1" r:id="rIdhjn3zyoj9j-gqldvpre0x">
         <w:r>
           <w:rPr>
             <w:rFonts w:ascii="Arial" w:cs="Arial" w:eastAsia="Arial" w:hAnsi="Arial"/>
@@ -20072,7 +19914,7 @@
         </w:rPr>
         <w:t xml:space="preserve"> (</w:t>
       </w:r>
-      <w:hyperlink w:history="1" r:id="rIdjnv1lyos9sy1rei0y96yb">
+      <w:hyperlink w:history="1" r:id="rIdlgw39t3mi9amxhbprdxmi">
         <w:r>
           <w:rPr>
             <w:rFonts w:ascii="Arial" w:cs="Arial" w:eastAsia="Arial" w:hAnsi="Arial"/>
@@ -20146,7 +19988,7 @@
                 <w:sz w:val="22"/>
                 <w:szCs w:val="22"/>
               </w:rPr>
-              <w:t xml:space="preserve">LESSON 7 (80 minutes (double period)): Plant Hormones: What Controls Growth in Maize and Bean Seedlings?</w:t>
+              <w:t xml:space="preserve">LESSON 7 (80 minutes (double period)): Plant Hormones and Apical Dominance: What Coordinates Growth in Maize and Beans?</w:t>
             </w:r>
           </w:p>
         </w:tc>
@@ -20313,7 +20155,7 @@
                 <w:sz w:val="18"/>
                 <w:szCs w:val="18"/>
               </w:rPr>
-              <w:t xml:space="preserve">Learners use a video and a reading on plant hormones to work out how chemical messengers coordinate germination, shoot and root growth, branching and dormancy. They then apply this to explain why maize and bean seedlings planted on the same day with the same rain grow differently. The lesson also links back to the primary and secondary growth modelled earlier and leads to the question: how can we measure growth?</w:t>
+              <w:t xml:space="preserve">Learners use a video, a reading and the apical dominance data from Mr. Wafula's beans to explain how plant hormones coordinate germination, dormancy, elongation and branching, and revise their model to explain the differences in germination, emergence and growth of maize H614 and bean Rosecoco.</w:t>
             </w:r>
           </w:p>
         </w:tc>
@@ -20379,7 +20221,7 @@
                 <w:sz w:val="18"/>
                 <w:szCs w:val="18"/>
               </w:rPr>
-              <w:t xml:space="preserve">Learners will be able to demonstrate the role of hormones in plant growth and development: auxins (cell elongation, apical dominance, rooting of cuttings), gibberellins (breaking dormancy, stem elongation, germination), cytokinins (cell division, lateral bud growth), abscisic acid (dormancy, closing stomata) and ethylene (fruit ripening).</w:t>
+              <w:t xml:space="preserve">By the end of the lesson, the learner should be able to demonstrate the role of hormones in plant growth and development: (1) auxin (IAA) is made in the shoot tip and promotes elongation and inhibits lateral buds (apical dominance); (2) gibberellins promote seed germination and stem elongation; (3) cytokinins promote cell division and lateral bud growth; (4) abscisic acid maintains dormancy; (5) ethylene promotes fruit ripening. Learners also link the apical dominance data (bean with tip intact: 1 main stem, 0 branches at Day 25; tip removed at Day 20: 3 lateral branches by Day 32) to hormone action.</w:t>
             </w:r>
           </w:p>
         </w:tc>
@@ -20445,7 +20287,7 @@
                 <w:sz w:val="18"/>
                 <w:szCs w:val="18"/>
               </w:rPr>
-              <w:t xml:space="preserve">Developing and using models; analysing and interpreting data; constructing explanations using Claim-Evidence-Reasoning; obtaining, evaluating and communicating information from a video and a reading; asking questions.</w:t>
+              <w:t xml:space="preserve">Developing and using models (revising the Day 1 model); analysing and interpreting data (apical dominance results); constructing explanations using Claim-Evidence-Reasoning; obtaining and communicating information from a video and reading; asking questions for the DQB.</w:t>
             </w:r>
           </w:p>
         </w:tc>
@@ -20511,7 +20353,7 @@
                 <w:sz w:val="18"/>
                 <w:szCs w:val="18"/>
               </w:rPr>
-              <w:t xml:space="preserve">Unity: works harmoniously with others while discussing evidence in groups. Learning to Learn: reflects on own work and adjusts it as new evidence appears. Appreciation of the importance of growth and development in plants (SLO h). Financial Literacy and Prevention of Global Warming: links hormones to tree nursery cuttings and seedling sales.</w:t>
+              <w:t xml:space="preserve">Unity: the learner works harmoniously with others in pairs and groups. Learning to Learn: the learner reflects on their own model and adjusts it accordingly. Appreciation of the importance of growth and development in plants, and curiosity about how farmers in Kitale can use hormone knowledge.</w:t>
             </w:r>
           </w:p>
         </w:tc>
@@ -20577,7 +20419,7 @@
                 <w:sz w:val="18"/>
                 <w:szCs w:val="18"/>
               </w:rPr>
-              <w:t xml:space="preserve">How does growth occur in plants?</w:t>
+              <w:t xml:space="preserve">How does growth occur in plants? Lesson focus: What coordinates growth and development, and how can hormones explain why seeds that look healthy stay dormant and why beans branch only when the tip is removed?</w:t>
             </w:r>
           </w:p>
         </w:tc>
@@ -20643,7 +20485,7 @@
                 <w:sz w:val="18"/>
                 <w:szCs w:val="18"/>
               </w:rPr>
-              <w:t xml:space="preserve">Lessons 1-6 covered seed structure, dormancy, germination conditions and types, and primary and secondary growth. This lesson adds the chemical control behind those processes: why seeds that look healthy differ in germination time, and why stems elongate, roots deepen and branches form. It creates a need to measure growth (the question raised for Lesson 8) and connects to the tree nursery project, where natural hormone sources such as bulb onions, Aloe and cinnamon help roots form on cuttings.</w:t>
+              <w:t xml:space="preserve">Lessons 3, 5 and 6 showed dormancy (8 healthy-looking bean seeds with a hard coat), primary versus secondary growth, and sigmoid growth curves. Each left a question: what signals or coordinates these changes? Lesson 7 introduces plant hormones as the coordinating mechanism and gives the first major revision of the model. Lesson 8 will apply auxin ideas to rooting cuttings.</w:t>
             </w:r>
           </w:p>
         </w:tc>
@@ -20709,7 +20551,7 @@
                 <w:sz w:val="18"/>
                 <w:szCs w:val="18"/>
               </w:rPr>
-              <w:t xml:space="preserve">No hazardous chemicals are used. If learners handle seedlings or soil, they should wash hands afterwards. Do not taste any plant material or seeds, as some bean seeds are treated with pesticide. Keep walkways clear during the Gallery Walk. Natural rooting materials (onion, Aloe, cinnamon) are for external use only, and anyone with skin allergies should avoid them.</w:t>
+              <w:t xml:space="preserve">Use a clean blade or scissors only under teacher supervision when demonstrating tip removal on a bean seedling. Wash hands after handling soil and plants. Do not taste any plant extracts. If the video cannot be shown (no electricity or internet), use the teacher-prepared printed storyboard and the reading summary instead. Keep walkways clear during the Gallery Walk.</w:t>
             </w:r>
           </w:p>
         </w:tc>
@@ -20802,7 +20644,7 @@
                 <w:sz w:val="18"/>
                 <w:szCs w:val="18"/>
               </w:rPr>
-              <w:t xml:space="preserve">The lesson opens with the anchoring phenomenon: maize and beans planted together after rain behave differently. Learners predict what invisible internal factor could explain this. They watch the Khan Academy video on major plant hormones (or hear the teacher-prepared narration if there is no connectivity) and read the accompanying notes on hormone roles. They record evidence in a hormone table and use Think-Pair-Share and CER to explain parts of the phenomenon. The Driving Question Board (DQB) is updated, and learners revise their Day 1 model by adding hormones as the control system. The lesson ends with an exit ticket and the new question: how can we measure growth?</w:t>
+              <w:t xml:space="preserve">Madam Achieng opens by asking learners to predict why Mr. Wafula's Rosecoco beans, with the shoot tip intact, had 0 branches at Day 25, while those with the tip removed at Day 20 had 3 lateral branches by Day 32. Learners watch the Khan Academy video on major plant hormones (or the teacher-prepared storyboard if offline) and read about hormone roles and functions. They complete a hormone table and use Claim-Evidence-Reasoning to explain the apical dominance data, then link gibberellins and abscisic acid to the 8 dormant bean seeds, 7 of which germinated after scarification by Day 7. They add new questions to the Driving Question Board, then revise their Day 1 model by adding hormones as a coordinating system. Maize H614 and bean Rosecoco stay at the centre throughout.</w:t>
             </w:r>
           </w:p>
         </w:tc>
@@ -21085,7 +20927,84 @@
             <w:pPr>
               <w:spacing w:after="20" w:before="0"/>
             </w:pPr>
-            <w:hyperlink w:history="1" r:id="rIdumdgohm81iyytu8smy-y6">
+            <w:r>
+              <w:rPr>
+                <w:rFonts w:ascii="Arial" w:cs="Arial" w:eastAsia="Arial" w:hAnsi="Arial"/>
+                <w:i/>
+                <w:iCs/>
+                <w:color w:val="595959"/>
+                <w:sz w:val="16"/>
+                <w:szCs w:val="16"/>
+              </w:rPr>
+              <w:t xml:space="preserve">No closely matching video in the ARES library for this activity.</w:t>
+            </w:r>
+          </w:p>
+          <w:p>
+            <w:pPr>
+              <w:spacing w:after="10" w:before="0"/>
+              <w:ind w:left="120"/>
+            </w:pPr>
+            <w:hyperlink w:history="1" r:id="rIdgwriwgxt0yyp0hqnmapy7">
+              <w:r>
+                <w:rPr>
+                  <w:rFonts w:ascii="Arial" w:cs="Arial" w:eastAsia="Arial" w:hAnsi="Arial"/>
+                  <w:color w:val="595959"/>
+                  <w:sz w:val="14"/>
+                  <w:szCs w:val="14"/>
+                  <w:u w:val="single" w:color="595959"/>
+                </w:rPr>
+                <w:t xml:space="preserve">🔍 Search ARES for videos</w:t>
+              </w:r>
+            </w:hyperlink>
+          </w:p>
+          <w:p>
+            <w:pPr>
+              <w:spacing w:after="10" w:before="0"/>
+              <w:ind w:left="120"/>
+            </w:pPr>
+            <w:r>
+              <w:rPr>
+                <w:rFonts w:ascii="Arial" w:cs="Arial" w:eastAsia="Arial" w:hAnsi="Arial"/>
+                <w:color w:val="595959"/>
+                <w:sz w:val="14"/>
+                <w:szCs w:val="14"/>
+              </w:rPr>
+              <w:t xml:space="preserve">Search terms: growth development plants auxin</w:t>
+            </w:r>
+          </w:p>
+          <w:p>
+            <w:pPr>
+              <w:spacing w:after="40" w:before="0"/>
+            </w:pPr>
+            <w:r>
+              <w:rPr>
+                <w:sz w:val="14"/>
+                <w:szCs w:val="14"/>
+              </w:rPr>
+              <w:t xml:space="preserve"/>
+            </w:r>
+          </w:p>
+          <w:p>
+            <w:pPr>
+              <w:spacing w:after="20" w:before="0"/>
+            </w:pPr>
+            <w:r>
+              <w:rPr>
+                <w:rFonts w:ascii="Arial" w:cs="Arial" w:eastAsia="Arial" w:hAnsi="Arial"/>
+                <w:b/>
+                <w:bCs/>
+                <w:color w:val="1F3864"/>
+                <w:sz w:val="16"/>
+                <w:szCs w:val="16"/>
+              </w:rPr>
+              <w:t xml:space="preserve">📖 HTML:</w:t>
+            </w:r>
+          </w:p>
+          <w:p>
+            <w:pPr>
+              <w:spacing w:after="20" w:before="0"/>
+            </w:pPr>
+            <w:hyperlink w:history="1" r:id="rIdsdk6zvvghwci7etzprfz9">
               <w:r>
                 <w:rPr>
                   <w:rFonts w:ascii="Arial" w:cs="Arial" w:eastAsia="Arial" w:hAnsi="Arial"/>
@@ -21094,25 +21013,9 @@
                   <w:szCs w:val="16"/>
                   <w:u w:val="single" w:color="2E75B6"/>
                 </w:rPr>
-                <w:t xml:space="preserve">Phototropism</w:t>
+                <w:t xml:space="preserve">Hormones and Plant Growth - Advanced (Flexbook)</w:t>
               </w:r>
             </w:hyperlink>
-          </w:p>
-          <w:p>
-            <w:pPr>
-              <w:spacing w:after="20" w:before="0"/>
-            </w:pPr>
-            <w:r>
-              <w:rPr>
-                <w:rFonts w:ascii="Arial" w:cs="Arial" w:eastAsia="Arial" w:hAnsi="Arial"/>
-                <w:i/>
-                <w:iCs/>
-                <w:color w:val="595959"/>
-                <w:sz w:val="16"/>
-                <w:szCs w:val="16"/>
-              </w:rPr>
-              <w:t xml:space="preserve">Related topic: not an exact match for this lesson.</w:t>
-            </w:r>
           </w:p>
           <w:p>
             <w:pPr>
@@ -21126,7 +21029,7 @@
                 <w:sz w:val="14"/>
                 <w:szCs w:val="14"/>
               </w:rPr>
-              <w:t xml:space="preserve">Source: Khan Academy (English - US curriculum)</w:t>
+              <w:t xml:space="preserve">Source: CK-12</w:t>
             </w:r>
           </w:p>
           <w:p>
@@ -21134,85 +21037,7 @@
               <w:spacing w:after="10" w:before="0"/>
               <w:ind w:left="120"/>
             </w:pPr>
-            <w:hyperlink w:history="1" r:id="rIdxnzgwobiptodvnx1vuwqv">
-              <w:r>
-                <w:rPr>
-                  <w:rFonts w:ascii="Arial" w:cs="Arial" w:eastAsia="Arial" w:hAnsi="Arial"/>
-                  <w:color w:val="595959"/>
-                  <w:sz w:val="14"/>
-                  <w:szCs w:val="14"/>
-                  <w:u w:val="single" w:color="595959"/>
-                </w:rPr>
-                <w:t xml:space="preserve">🔍 Search ARES for similar videos</w:t>
-              </w:r>
-            </w:hyperlink>
-          </w:p>
-          <w:p>
-            <w:pPr>
-              <w:spacing w:after="40" w:before="0"/>
-            </w:pPr>
-            <w:r>
-              <w:rPr>
-                <w:sz w:val="14"/>
-                <w:szCs w:val="14"/>
-              </w:rPr>
-              <w:t xml:space="preserve"/>
-            </w:r>
-          </w:p>
-          <w:p>
-            <w:pPr>
-              <w:spacing w:after="20" w:before="0"/>
-            </w:pPr>
-            <w:r>
-              <w:rPr>
-                <w:rFonts w:ascii="Arial" w:cs="Arial" w:eastAsia="Arial" w:hAnsi="Arial"/>
-                <w:b/>
-                <w:bCs/>
-                <w:color w:val="1F3864"/>
-                <w:sz w:val="16"/>
-                <w:szCs w:val="16"/>
-              </w:rPr>
-              <w:t xml:space="preserve">📖 EXERCISE:</w:t>
-            </w:r>
-          </w:p>
-          <w:p>
-            <w:pPr>
-              <w:spacing w:after="20" w:before="0"/>
-            </w:pPr>
-            <w:hyperlink w:history="1" r:id="rIdgunjvx-jbr_wvfumuseks">
-              <w:r>
-                <w:rPr>
-                  <w:rFonts w:ascii="Arial" w:cs="Arial" w:eastAsia="Arial" w:hAnsi="Arial"/>
-                  <w:color w:val="2E75B6"/>
-                  <w:sz w:val="16"/>
-                  <w:szCs w:val="16"/>
-                  <w:u w:val="single" w:color="2E75B6"/>
-                </w:rPr>
-                <w:t xml:space="preserve">Plant Hormones Practice</w:t>
-              </w:r>
-            </w:hyperlink>
-          </w:p>
-          <w:p>
-            <w:pPr>
-              <w:spacing w:after="10" w:before="0"/>
-              <w:ind w:left="120"/>
-            </w:pPr>
-            <w:r>
-              <w:rPr>
-                <w:rFonts w:ascii="Arial" w:cs="Arial" w:eastAsia="Arial" w:hAnsi="Arial"/>
-                <w:color w:val="595959"/>
-                <w:sz w:val="14"/>
-                <w:szCs w:val="14"/>
-              </w:rPr>
-              <w:t xml:space="preserve">Source: CK-12</w:t>
-            </w:r>
-          </w:p>
-          <w:p>
-            <w:pPr>
-              <w:spacing w:after="10" w:before="0"/>
-              <w:ind w:left="120"/>
-            </w:pPr>
-            <w:hyperlink w:history="1" r:id="rId2aj5chnucnmgjhbn-tghw">
+            <w:hyperlink w:history="1" r:id="rId5f8o1mumpxbjx9exprku1">
               <w:r>
                 <w:rPr>
                   <w:rFonts w:ascii="Arial" w:cs="Arial" w:eastAsia="Arial" w:hAnsi="Arial"/>
@@ -21254,7 +21079,7 @@
                 <w:sz w:val="18"/>
                 <w:szCs w:val="18"/>
               </w:rPr>
-              <w:t xml:space="preserve">Learners look at the phenomenon sketch on the board (time-lapse stills or a teacher drawing): maize and bean seeds planted the same day in a shamba in Molo after rain. Some seedlings are tall, some are short, one bean has side branches and one seed has not germinated. On a half-page they individually write a prediction for 'What inside the plant could be controlling when a seed germinates, how tall the shoot grows and whether branches form?' and draw a quick arrow diagram. They then share with a partner (Think-Pair-Share) and add one idea from the partner in a different colour.</w:t>
+              <w:t xml:space="preserve">Learners recall the maize and bean puzzle from Mr. Wafula's farm near Kitale. The teacher shows the apical dominance data on the board: bean with shoot tip intact = 1 main stem, 0 branches at Day 25; shoot tip removed at Day 20 = 3 lateral branches by Day 32. Using Think-Pair-Share, learners individually write a prediction in their notebooks: 'Why do you think removing only the tip made the bean branch?' They also predict: 'What might keep 8 healthy-looking bean seeds dormant, and what might wake them up?' Learners share with a partner and then with the class. A few draw an arrow on a bean seedling sketch showing where they think a 'signal' comes from.</w:t>
             </w:r>
           </w:p>
         </w:tc>
@@ -21286,7 +21111,7 @@
                 <w:sz w:val="18"/>
                 <w:szCs w:val="18"/>
               </w:rPr>
-              <w:t xml:space="preserve">Display the sketch and say: 'Same day, same rain, same shamba. Why do these plants behave differently?' Give 10-15 seconds of silent WAIT TIME before anyone speaks. Say: 'Write one idea. Think about what messages a plant might use, since it has no brain or nerves.' Allow 3 minutes for writing, then 3 minutes for pairs. Cold-call 4 pairs (not volunteers) with: 'Tell us your partner's idea, not your own.' Record words such as 'chemical', 'food store' and 'water' on the board without judging. Circle any learner idea about 'chemical messengers' and say: 'Keep that word in mind; we will test it today.'</w:t>
+              <w:t xml:space="preserve">Draw the data on the board before learners arrive. Say: 'Mr. Wafula's beans were the same variety, in the same field, with the same rain. Only one thing differed: the tip. Take 2 minutes to write what you think is happening.' WAIT TIME: 10-15 seconds of silence after posing the question and again after each pair finishes. Circulate and listen. Cold-call 4 pairs (not volunteers): 'Pair 3, what did you predict about the missing tip?' Record predictions on a 'Our Predictions' chart without judging. Ask: 'Is anyone's prediction different from this one?' Say: 'Today we will test our predictions with evidence from a video and a reading.'</w:t>
             </w:r>
           </w:p>
         </w:tc>
@@ -21318,7 +21143,7 @@
                 <w:sz w:val="18"/>
                 <w:szCs w:val="18"/>
               </w:rPr>
-              <w:t xml:space="preserve">Think-Pair-Share, within Predict-Observe-Explain (POE). Individual thinking lets every learner commit to an idea before the video. Pair talk makes learners voice and refine reasoning. Saying a partner's idea builds listening and unity. Recorded predictions give a baseline to compare with video evidence later.</w:t>
+              <w:t xml:space="preserve">Think-Pair-Share inside the Predict-Observe-Explain (POE) cycle. Individual thinking makes each learner commit to an idea before evidence arrives, pair talk lets learners rehearse and refine language in simple scientific English, and sharing with the class surfaces the range of ideas to revisit after the evidence. Predictions are kept so learners can compare them with their conclusions.</w:t>
             </w:r>
           </w:p>
         </w:tc>
@@ -21350,7 +21175,7 @@
                 <w:sz w:val="18"/>
                 <w:szCs w:val="18"/>
               </w:rPr>
-              <w:t xml:space="preserve">Observation checklist: (1) each learner writes a prediction and a diagram within 3 minutes; (2) at least 3 of 4 cold-called learners accurately restate their partner's idea; (3) count learners who mention a chemical or internal signal rather than only external factors such as water or soil. Oral probe: 'What makes you think that?' Note misconceptions such as 'plants grow only because of rain' or 'plants cannot send signals'.</w:t>
+              <w:t xml:space="preserve">Observation checklist: (1) each learner writes a prediction in the notebook before talking (check 100% of the class); (2) predictions mention a cause (e.g. 'something from the tip', 'the tip blocks the side buds'); (3) learners use terms such as 'tip', 'lateral bud', 'signal'. Oral probing: 'What makes you think that?' Note misconceptions on a clipboard, such as 'the plant branches because it gets more sunlight when the tip is cut' or 'hormones are only found in animals'.</w:t>
             </w:r>
           </w:p>
         </w:tc>
@@ -21407,7 +21232,84 @@
             <w:pPr>
               <w:spacing w:after="20" w:before="0"/>
             </w:pPr>
-            <w:hyperlink w:history="1" r:id="rId3zxsvj9vfmgfn-vas33xf">
+            <w:r>
+              <w:rPr>
+                <w:rFonts w:ascii="Arial" w:cs="Arial" w:eastAsia="Arial" w:hAnsi="Arial"/>
+                <w:i/>
+                <w:iCs/>
+                <w:color w:val="595959"/>
+                <w:sz w:val="16"/>
+                <w:szCs w:val="16"/>
+              </w:rPr>
+              <w:t xml:space="preserve">No closely matching video in the ARES library for this activity.</w:t>
+            </w:r>
+          </w:p>
+          <w:p>
+            <w:pPr>
+              <w:spacing w:after="10" w:before="0"/>
+              <w:ind w:left="120"/>
+            </w:pPr>
+            <w:hyperlink w:history="1" r:id="rIdt0urrbfjca7nfamqlx8bd">
+              <w:r>
+                <w:rPr>
+                  <w:rFonts w:ascii="Arial" w:cs="Arial" w:eastAsia="Arial" w:hAnsi="Arial"/>
+                  <w:color w:val="595959"/>
+                  <w:sz w:val="14"/>
+                  <w:szCs w:val="14"/>
+                  <w:u w:val="single" w:color="595959"/>
+                </w:rPr>
+                <w:t xml:space="preserve">🔍 Search ARES for videos</w:t>
+              </w:r>
+            </w:hyperlink>
+          </w:p>
+          <w:p>
+            <w:pPr>
+              <w:spacing w:after="10" w:before="0"/>
+              <w:ind w:left="120"/>
+            </w:pPr>
+            <w:r>
+              <w:rPr>
+                <w:rFonts w:ascii="Arial" w:cs="Arial" w:eastAsia="Arial" w:hAnsi="Arial"/>
+                <w:color w:val="595959"/>
+                <w:sz w:val="14"/>
+                <w:szCs w:val="14"/>
+              </w:rPr>
+              <w:t xml:space="preserve">Search terms: growth development plants auxin</w:t>
+            </w:r>
+          </w:p>
+          <w:p>
+            <w:pPr>
+              <w:spacing w:after="40" w:before="0"/>
+            </w:pPr>
+            <w:r>
+              <w:rPr>
+                <w:sz w:val="14"/>
+                <w:szCs w:val="14"/>
+              </w:rPr>
+              <w:t xml:space="preserve"/>
+            </w:r>
+          </w:p>
+          <w:p>
+            <w:pPr>
+              <w:spacing w:after="20" w:before="0"/>
+            </w:pPr>
+            <w:r>
+              <w:rPr>
+                <w:rFonts w:ascii="Arial" w:cs="Arial" w:eastAsia="Arial" w:hAnsi="Arial"/>
+                <w:b/>
+                <w:bCs/>
+                <w:color w:val="1F3864"/>
+                <w:sz w:val="16"/>
+                <w:szCs w:val="16"/>
+              </w:rPr>
+              <w:t xml:space="preserve">📖 HTML:</w:t>
+            </w:r>
+          </w:p>
+          <w:p>
+            <w:pPr>
+              <w:spacing w:after="20" w:before="0"/>
+            </w:pPr>
+            <w:hyperlink w:history="1" r:id="rIdx6l36d8ydzgah5cac4u8q">
               <w:r>
                 <w:rPr>
                   <w:rFonts w:ascii="Arial" w:cs="Arial" w:eastAsia="Arial" w:hAnsi="Arial"/>
@@ -21416,25 +21318,9 @@
                   <w:szCs w:val="16"/>
                   <w:u w:val="single" w:color="2E75B6"/>
                 </w:rPr>
-                <w:t xml:space="preserve">Phototropism</w:t>
+                <w:t xml:space="preserve">Hormones and Plant Growth - Advanced (Flexbook)</w:t>
               </w:r>
             </w:hyperlink>
-          </w:p>
-          <w:p>
-            <w:pPr>
-              <w:spacing w:after="20" w:before="0"/>
-            </w:pPr>
-            <w:r>
-              <w:rPr>
-                <w:rFonts w:ascii="Arial" w:cs="Arial" w:eastAsia="Arial" w:hAnsi="Arial"/>
-                <w:i/>
-                <w:iCs/>
-                <w:color w:val="595959"/>
-                <w:sz w:val="16"/>
-                <w:szCs w:val="16"/>
-              </w:rPr>
-              <w:t xml:space="preserve">Related topic: not an exact match for this lesson.</w:t>
-            </w:r>
           </w:p>
           <w:p>
             <w:pPr>
@@ -21448,7 +21334,7 @@
                 <w:sz w:val="14"/>
                 <w:szCs w:val="14"/>
               </w:rPr>
-              <w:t xml:space="preserve">Source: Khan Academy (English - US curriculum)</w:t>
+              <w:t xml:space="preserve">Source: CK-12</w:t>
             </w:r>
           </w:p>
           <w:p>
@@ -21456,85 +21342,7 @@
               <w:spacing w:after="10" w:before="0"/>
               <w:ind w:left="120"/>
             </w:pPr>
-            <w:hyperlink w:history="1" r:id="rIdkioqctbrn1vmwhzxqiatx">
-              <w:r>
-                <w:rPr>
-                  <w:rFonts w:ascii="Arial" w:cs="Arial" w:eastAsia="Arial" w:hAnsi="Arial"/>
-                  <w:color w:val="595959"/>
-                  <w:sz w:val="14"/>
-                  <w:szCs w:val="14"/>
-                  <w:u w:val="single" w:color="595959"/>
-                </w:rPr>
-                <w:t xml:space="preserve">🔍 Search ARES for similar videos</w:t>
-              </w:r>
-            </w:hyperlink>
-          </w:p>
-          <w:p>
-            <w:pPr>
-              <w:spacing w:after="40" w:before="0"/>
-            </w:pPr>
-            <w:r>
-              <w:rPr>
-                <w:sz w:val="14"/>
-                <w:szCs w:val="14"/>
-              </w:rPr>
-              <w:t xml:space="preserve"/>
-            </w:r>
-          </w:p>
-          <w:p>
-            <w:pPr>
-              <w:spacing w:after="20" w:before="0"/>
-            </w:pPr>
-            <w:r>
-              <w:rPr>
-                <w:rFonts w:ascii="Arial" w:cs="Arial" w:eastAsia="Arial" w:hAnsi="Arial"/>
-                <w:b/>
-                <w:bCs/>
-                <w:color w:val="1F3864"/>
-                <w:sz w:val="16"/>
-                <w:szCs w:val="16"/>
-              </w:rPr>
-              <w:t xml:space="preserve">📖 EXERCISE:</w:t>
-            </w:r>
-          </w:p>
-          <w:p>
-            <w:pPr>
-              <w:spacing w:after="20" w:before="0"/>
-            </w:pPr>
-            <w:hyperlink w:history="1" r:id="rIdsosbrm7_3fuikw2xoxtmx">
-              <w:r>
-                <w:rPr>
-                  <w:rFonts w:ascii="Arial" w:cs="Arial" w:eastAsia="Arial" w:hAnsi="Arial"/>
-                  <w:color w:val="2E75B6"/>
-                  <w:sz w:val="16"/>
-                  <w:szCs w:val="16"/>
-                  <w:u w:val="single" w:color="2E75B6"/>
-                </w:rPr>
-                <w:t xml:space="preserve">Plant Hormones Practice</w:t>
-              </w:r>
-            </w:hyperlink>
-          </w:p>
-          <w:p>
-            <w:pPr>
-              <w:spacing w:after="10" w:before="0"/>
-              <w:ind w:left="120"/>
-            </w:pPr>
-            <w:r>
-              <w:rPr>
-                <w:rFonts w:ascii="Arial" w:cs="Arial" w:eastAsia="Arial" w:hAnsi="Arial"/>
-                <w:color w:val="595959"/>
-                <w:sz w:val="14"/>
-                <w:szCs w:val="14"/>
-              </w:rPr>
-              <w:t xml:space="preserve">Source: CK-12</w:t>
-            </w:r>
-          </w:p>
-          <w:p>
-            <w:pPr>
-              <w:spacing w:after="10" w:before="0"/>
-              <w:ind w:left="120"/>
-            </w:pPr>
-            <w:hyperlink w:history="1" r:id="rIdxg6f0o_xgxdw0rn5bmftc">
+            <w:hyperlink w:history="1" r:id="rId9zveobcbssytajkj4nq0p">
               <w:r>
                 <w:rPr>
                   <w:rFonts w:ascii="Arial" w:cs="Arial" w:eastAsia="Arial" w:hAnsi="Arial"/>
@@ -21576,7 +21384,7 @@
                 <w:sz w:val="18"/>
                 <w:szCs w:val="18"/>
               </w:rPr>
-              <w:t xml:space="preserve">In groups of 4-5 (sharing one textbook or reading per group), learners watch the Khan Academy video 'Major plant hormones (&amp; how to remember) | Control &amp; Coordination | class 10 | Biology' (or hear the teacher's narrated version with chalkboard drawings if there is no electricity or internet). Each group fills in a hormone evidence table with columns: Hormone | Where made | What it does | Link to maize/bean phenomenon. Roles within the group: Reader, Recorder, Reporter, Materials/Time keeper. After the video, groups read the notes on the role of plant hormones and their functions and add details to the table. They highlight at least one example for each of: auxin (shoot elongation, apical dominance, rooting of cuttings), gibberellins (breaking dormancy, germination, stem elongation), cytokinins (cell division, lateral bud growth), abscisic acid (dormancy, stomatal closure) and ethylene (fruit ripening, e.g. bananas or mangoes sold in Mombasa).</w:t>
+              <w:t xml:space="preserve">Learners work in groups of 4-5, sharing textbooks. They (1) watch the video 'Major plant hormones (&amp; how to remember) | Control &amp; Coordination | class 10 | Biology | Khan Academy', or if there is no electricity or internet, listen to the teacher present the printed storyboard of the same content; and (2) read the passage on the roles and functions of plant hormones, including apical dominance. While watching and reading, each learner completes a table with the columns: Hormone | Where made / acts | Effect on the plant | Link to maize or beans. Rows: auxin (IAA), gibberellins, cytokinins, abscisic acid, ethylene. Wanjiru writes the group's new questions on sticky notes or scrap paper for the DQB. Groups then look at the apical dominance data and the dormancy data: 8 dormant beans, 7 germinated after scarification by Day 7.</w:t>
             </w:r>
           </w:p>
         </w:tc>
@@ -21608,7 +21416,7 @@
                 <w:sz w:val="18"/>
                 <w:szCs w:val="18"/>
               </w:rPr>
-              <w:t xml:space="preserve">Before the video say: 'Watch for one hormone that could explain a seed that is healthy but has not germinated, and one that could explain side branches.' Pause the video at each hormone and ask: 'What did you see or hear?' Give 10-15 seconds WAIT TIME, then cold-call 2 groups per pause. Offline fallback: read the narration aloud in short chunks and draw the hormone effects on the board (a tall maize shoot, a bean with side branches, a ripening banana). Clarify terms: 'elongation means getting longer', 'dormancy means a resting seed', 'lateral bud means a side bud'. Circulate and ask: 'Which part of the table helps explain the seed that did not germinate?' Remind groups to share books and to write in simple, clear scientific English. Link to the tree nursery project: 'Why might bulb onion or Aloe extract help cuttings form roots?' (natural rooting hormones such as auxins).</w:t>
+              <w:t xml:space="preserve">Before the video, say: 'As you watch, listen for ONE hormone that makes stems longer, ONE that keeps seeds dormant, and ONE that helps side buds grow.' Play the video in two or three short segments of about 3 minutes each, pausing after each: 'Turn to your neighbour. What did you just learn?' If offline, use the storyboard: five large pictures, one per hormone, drawn on manila paper or chalkboard. WAIT TIME: 10-15 seconds after each pause before taking answers. Give the reading with the instruction: 'Underline the sentence that explains why a bean plant does not branch when its tip is on.' Circulate and ask: 'Where is auxin made? What does it do to the side buds?' Cold-call 3 groups to share one row of their table. Clarify difficult terms: 'inhibit' = stop or slow down; 'lateral' = on the side; 'coordinate' = make parts work together. Ask learners to link back: 'Which hormone could be involved in the 8 hard-coated beans that stayed dormant?'</w:t>
             </w:r>
           </w:p>
         </w:tc>
@@ -21640,7 +21448,7 @@
                 <w:sz w:val="18"/>
                 <w:szCs w:val="18"/>
               </w:rPr>
-              <w:t xml:space="preserve">Predict-Observe-Explain (Observe step) with structured evidence recording. The table makes learners pull evidence from two sources (video and reading) and tie each hormone to a part of the phenomenon. Pausing the video for prediction and discussion keeps learners actively connecting new information to their earlier predictions.</w:t>
+              <w:t xml:space="preserve">Predict-Observe-Explain (Observe step) with guided note-making. A focused listening task directs attention to the evidence that bears on the driving question instead of passively viewing. The table connects each hormone to a function and to maize or beans, so facts about hormones are tied to the anchoring phenomenon rather than memorised in isolation.</w:t>
             </w:r>
           </w:p>
         </w:tc>
@@ -21672,7 +21480,7 @@
                 <w:sz w:val="18"/>
                 <w:szCs w:val="18"/>
               </w:rPr>
-              <w:t xml:space="preserve">Observation checklist during group work: (1) every group has at least 4 hormones recorded with correct location and function; (2) each learner fulfils a role; (3) the 'Link to phenomenon' column is filled with a specific link (e.g. 'gibberellins could break dormancy in the bean that has not germinated'). Oral probes: 'Which hormone makes stems longer?' and 'What does apical dominance mean?' Watch for the misconception that hormones are only found in animals or that one hormone does only one job.</w:t>
+              <w:t xml:space="preserve">Observation checklist: each learner's table has at least 4 of 5 hormones filled in correctly; learners can state that auxin is made in the shoot tip; learners can state that abscisic acid maintains dormancy and gibberellins promote germination; every group records at least one question for the DQB. Peer check: partners swap tables and tick correct rows. Oral probe: 'Which hormone is the odd one out because it works as a gas?' (ethylene). Look for the misconception that one hormone does one job only.</w:t>
             </w:r>
           </w:p>
         </w:tc>
@@ -21724,23 +21532,6 @@
               </w:rPr>
               <w:t xml:space="preserve">📹 VIDEO:</w:t>
             </w:r>
-          </w:p>
-          <w:p>
-            <w:pPr>
-              <w:spacing w:after="20" w:before="0"/>
-            </w:pPr>
-            <w:hyperlink w:history="1" r:id="rId-qq5qtbfryyneuynpkyk5">
-              <w:r>
-                <w:rPr>
-                  <w:rFonts w:ascii="Arial" w:cs="Arial" w:eastAsia="Arial" w:hAnsi="Arial"/>
-                  <w:color w:val="2E75B6"/>
-                  <w:sz w:val="16"/>
-                  <w:szCs w:val="16"/>
-                  <w:u w:val="single" w:color="2E75B6"/>
-                </w:rPr>
-                <w:t xml:space="preserve">Phototropism</w:t>
-              </w:r>
-            </w:hyperlink>
           </w:p>
           <w:p>
             <w:pPr>
@@ -21755,7 +21546,7 @@
                 <w:sz w:val="16"/>
                 <w:szCs w:val="16"/>
               </w:rPr>
-              <w:t xml:space="preserve">Related topic: not an exact match for this lesson.</w:t>
+              <w:t xml:space="preserve">No closely matching video in the ARES library for this activity.</w:t>
             </w:r>
           </w:p>
           <w:p>
@@ -21763,22 +21554,7 @@
               <w:spacing w:after="10" w:before="0"/>
               <w:ind w:left="120"/>
             </w:pPr>
-            <w:r>
-              <w:rPr>
-                <w:rFonts w:ascii="Arial" w:cs="Arial" w:eastAsia="Arial" w:hAnsi="Arial"/>
-                <w:color w:val="595959"/>
-                <w:sz w:val="14"/>
-                <w:szCs w:val="14"/>
-              </w:rPr>
-              <w:t xml:space="preserve">Source: Khan Academy (English - US curriculum)</w:t>
-            </w:r>
-          </w:p>
-          <w:p>
-            <w:pPr>
-              <w:spacing w:after="10" w:before="0"/>
-              <w:ind w:left="120"/>
-            </w:pPr>
-            <w:hyperlink w:history="1" r:id="rIdlbvbqoepfvkgwfk-dlea7">
+            <w:hyperlink w:history="1" r:id="rIdxc_jcm0aiszn0qv4joyy3">
               <w:r>
                 <w:rPr>
                   <w:rFonts w:ascii="Arial" w:cs="Arial" w:eastAsia="Arial" w:hAnsi="Arial"/>
@@ -21787,9 +21563,24 @@
                   <w:szCs w:val="14"/>
                   <w:u w:val="single" w:color="595959"/>
                 </w:rPr>
-                <w:t xml:space="preserve">🔍 Search ARES for similar videos</w:t>
+                <w:t xml:space="preserve">🔍 Search ARES for videos</w:t>
               </w:r>
             </w:hyperlink>
+          </w:p>
+          <w:p>
+            <w:pPr>
+              <w:spacing w:after="10" w:before="0"/>
+              <w:ind w:left="120"/>
+            </w:pPr>
+            <w:r>
+              <w:rPr>
+                <w:rFonts w:ascii="Arial" w:cs="Arial" w:eastAsia="Arial" w:hAnsi="Arial"/>
+                <w:color w:val="595959"/>
+                <w:sz w:val="14"/>
+                <w:szCs w:val="14"/>
+              </w:rPr>
+              <w:t xml:space="preserve">Search terms: growth development plants auxin</w:t>
+            </w:r>
           </w:p>
           <w:p>
             <w:pPr>
@@ -21823,7 +21614,7 @@
             <w:pPr>
               <w:spacing w:after="20" w:before="0"/>
             </w:pPr>
-            <w:hyperlink w:history="1" r:id="rIduj2jc6wgc5lzrjdlnc79s">
+            <w:hyperlink w:history="1" r:id="rId-mwoem6lzoqcxx9gqlj0d">
               <w:r>
                 <w:rPr>
                   <w:rFonts w:ascii="Arial" w:cs="Arial" w:eastAsia="Arial" w:hAnsi="Arial"/>
@@ -21838,22 +21629,6 @@
           </w:p>
           <w:p>
             <w:pPr>
-              <w:spacing w:after="20" w:before="0"/>
-            </w:pPr>
-            <w:r>
-              <w:rPr>
-                <w:rFonts w:ascii="Arial" w:cs="Arial" w:eastAsia="Arial" w:hAnsi="Arial"/>
-                <w:i/>
-                <w:iCs/>
-                <w:color w:val="595959"/>
-                <w:sz w:val="16"/>
-                <w:szCs w:val="16"/>
-              </w:rPr>
-              <w:t xml:space="preserve">Related topic: not an exact match for this lesson.</w:t>
-            </w:r>
-          </w:p>
-          <w:p>
-            <w:pPr>
               <w:spacing w:after="10" w:before="0"/>
               <w:ind w:left="120"/>
             </w:pPr>
@@ -21872,7 +21647,7 @@
               <w:spacing w:after="10" w:before="0"/>
               <w:ind w:left="120"/>
             </w:pPr>
-            <w:hyperlink w:history="1" r:id="rIdpdnfeq0jd1l-k7jmulp4o">
+            <w:hyperlink w:history="1" r:id="rId8bfwgfhvvx7vm5k6hn0lh">
               <w:r>
                 <w:rPr>
                   <w:rFonts w:ascii="Arial" w:cs="Arial" w:eastAsia="Arial" w:hAnsi="Arial"/>
@@ -21914,7 +21689,7 @@
                 <w:sz w:val="18"/>
                 <w:szCs w:val="18"/>
               </w:rPr>
-              <w:t xml:space="preserve">Using the evidence table, groups write a Claim-Evidence-Reasoning (CER) explanation for one part of the phenomenon assigned by the teacher: (A) a healthy bean seed that germinates late or not at all; (B) maize shoots that elongate quickly; (C) bean plants that develop side branches while maize stays unbranched; (D) farmers in Kericho or Nyeri rooting tea or tree cuttings with natural hormone sources. Each group writes: Claim (what hormone/process explains it), Evidence (from video, reading or earlier lessons such as seed dormancy and germination conditions), Reasoning (how the hormone causes the effect, linking to cell division, elongation or secondary growth). Groups then do a short Gallery Walk, reading other CERs and leaving one sticky note or pencil comment ('I agree because...' or 'What about...?').</w:t>
+              <w:t xml:space="preserve">Individually, then in groups, learners write a Claim-Evidence-Reasoning (CER) explanation to answer: 'Why did the Rosecoco bean with its tip intact have 0 branches at Day 25, but have 3 lateral branches by Day 32 when the tip was removed at Day 20?' They then write a second, shorter CER about dormancy: 'Why did 8 healthy-looking bean seeds not germinate, yet 7 of the 8 germinated by Day 7 after scarification?' using the ideas of abscisic acid, gibberellins, and the hard seed coat. Groups also answer: 'Why can the same hormones act in both maize H614 and beans, yet the plants grow differently?' Learners share with a Think-Pair-Share and compare to the claims from the Predict Phase.</w:t>
             </w:r>
           </w:p>
         </w:tc>
@@ -21946,7 +21721,7 @@
                 <w:sz w:val="18"/>
                 <w:szCs w:val="18"/>
               </w:rPr>
-              <w:t xml:space="preserve">Model one CER on the board, e.g. 'Claim: Auxin from the tip of the bean stem keeps side buds from growing. Evidence: the video showed that removing the tip allowed side shoots to grow. Reasoning: auxin moves down and suppresses lateral buds, so removing the tip lowers auxin and lets cytokinins promote branching.' Say: 'Your reasoning must say how, not just what.' Allow 8 minutes writing. Say: 'Stop and look at your evidence. Does it support your claim?' Give 10-15 seconds WAIT TIME. For the Gallery Walk, set 6 minutes and rotate groups every 2 minutes. Cold-call 3 groups to share one comment they received and how they will revise their explanation. Probe: 'Which factor besides hormones also affects germination, such as water, oxygen or temperature? How do they interact?' Clarify that hormones respond to environmental conditions and do not replace them.</w:t>
+              <w:t xml:space="preserve">Give a CER frame on the board: 'Claim: ... Evidence: (use the numbers) ... Reasoning: (use hormone words such as auxin, inhibits, lateral buds, cytokinin) ...' Model the sentence starter: 'The data show that ... because auxin from the tip ...' Say: 'Your reasoning must name a hormone and say what it does.' WAIT TIME: 10-15 seconds after each question before calling on anyone. Cold-call 5 learners in total across the CER discussion, for example: 'Otieno, what evidence supports your claim?' 'Fatuma, which number tells us the tip was the cause?' Press on weak reasoning: 'You said the tip stops branching. How does it do that?' Make clear that the 8 dormant seeds' problem was the hard seed coat, but that hormone balance is involved: abscisic acid maintains dormancy, while gibberellins promote germination. Do not re-teach causes and methods of breaking dormancy, which were covered in Lesson 3, and do not re-teach growth curves, which were covered in Lesson 6. Refer back to them only as the evidence. Explain: 'Seeds in the field are not the only thing influenced; growth and branching are coordinated by hormones.' Close by asking for a class consensus claim and write it up.</w:t>
             </w:r>
           </w:p>
         </w:tc>
@@ -21978,7 +21753,7 @@
                 <w:sz w:val="18"/>
                 <w:szCs w:val="18"/>
               </w:rPr>
-              <w:t xml:space="preserve">Claim-Evidence-Reasoning (CER) plus Gallery Walk. CER forces learners to justify explanations with evidence and causal reasoning, and the Gallery Walk exposes them to different parts of the phenomenon and to peer critique, helping them build a connected explanation of why maize and beans differ.</w:t>
+              <w:t xml:space="preserve">Claim-Evidence-Reasoning (CER). Learners must anchor each claim in the actual numbers from Mr. Wafula's farm (0 branches vs 3 branches; 7 of 8 seeds) and then supply a mechanism (auxin inhibits lateral buds, cytokinin promotes them, abscisic acid maintains dormancy). This separates what we observed from why it happens, and joins Lessons 3, 5 and 6 under one coordinating idea.</w:t>
             </w:r>
           </w:p>
         </w:tc>
@@ -22010,7 +21785,7 @@
                 <w:sz w:val="18"/>
                 <w:szCs w:val="18"/>
               </w:rPr>
-              <w:t xml:space="preserve">Use a CER rubric (0-2 per part): the claim names a correct hormone or process; the evidence is drawn from the video, reading or earlier lessons; the reasoning explains the mechanism. Success indicator: at least 80% of groups reach a score of 4 or more out of 6. Peer review: each group gives one specific comment. Oral probes identify misconceptions such as 'hormones are food for the plant' or 'gibberellins cause dormancy'.</w:t>
+              <w:t xml:space="preserve">Observable indicators: the claim states clearly that the tip causes the lack of branching; the evidence quotes 0 branches at Day 25 and 3 branches by Day 32; the reasoning names auxin and its inhibiting effect on lateral buds, and cytokinin as promoting lateral buds. For the dormancy CER: the learner mentions viable but dormant seeds and abscisic acid or gibberellins. Peer review: partners use a 3-tick checklist (claim, evidence with numbers, reasoning with hormone). Exit ticket question: 'What evidence did we gather today, and how does it help answer our driving question?' Quick quiz (3 questions): name the hormone made in the shoot tip; name the hormone that maintains dormancy; state what happens to branching when the tip is removed.</w:t>
             </w:r>
           </w:p>
         </w:tc>
@@ -22067,7 +21842,84 @@
             <w:pPr>
               <w:spacing w:after="20" w:before="0"/>
             </w:pPr>
-            <w:hyperlink w:history="1" r:id="rIdas16zccv7u0-6wzrgniuv">
+            <w:r>
+              <w:rPr>
+                <w:rFonts w:ascii="Arial" w:cs="Arial" w:eastAsia="Arial" w:hAnsi="Arial"/>
+                <w:i/>
+                <w:iCs/>
+                <w:color w:val="595959"/>
+                <w:sz w:val="16"/>
+                <w:szCs w:val="16"/>
+              </w:rPr>
+              <w:t xml:space="preserve">No closely matching video in the ARES library for this activity.</w:t>
+            </w:r>
+          </w:p>
+          <w:p>
+            <w:pPr>
+              <w:spacing w:after="10" w:before="0"/>
+              <w:ind w:left="120"/>
+            </w:pPr>
+            <w:hyperlink w:history="1" r:id="rIde8dzrrn__h1n6u-k4ui_e">
+              <w:r>
+                <w:rPr>
+                  <w:rFonts w:ascii="Arial" w:cs="Arial" w:eastAsia="Arial" w:hAnsi="Arial"/>
+                  <w:color w:val="595959"/>
+                  <w:sz w:val="14"/>
+                  <w:szCs w:val="14"/>
+                  <w:u w:val="single" w:color="595959"/>
+                </w:rPr>
+                <w:t xml:space="preserve">🔍 Search ARES for videos</w:t>
+              </w:r>
+            </w:hyperlink>
+          </w:p>
+          <w:p>
+            <w:pPr>
+              <w:spacing w:after="10" w:before="0"/>
+              <w:ind w:left="120"/>
+            </w:pPr>
+            <w:r>
+              <w:rPr>
+                <w:rFonts w:ascii="Arial" w:cs="Arial" w:eastAsia="Arial" w:hAnsi="Arial"/>
+                <w:color w:val="595959"/>
+                <w:sz w:val="14"/>
+                <w:szCs w:val="14"/>
+              </w:rPr>
+              <w:t xml:space="preserve">Search terms: growth development plants auxin</w:t>
+            </w:r>
+          </w:p>
+          <w:p>
+            <w:pPr>
+              <w:spacing w:after="40" w:before="0"/>
+            </w:pPr>
+            <w:r>
+              <w:rPr>
+                <w:sz w:val="14"/>
+                <w:szCs w:val="14"/>
+              </w:rPr>
+              <w:t xml:space="preserve"/>
+            </w:r>
+          </w:p>
+          <w:p>
+            <w:pPr>
+              <w:spacing w:after="20" w:before="0"/>
+            </w:pPr>
+            <w:r>
+              <w:rPr>
+                <w:rFonts w:ascii="Arial" w:cs="Arial" w:eastAsia="Arial" w:hAnsi="Arial"/>
+                <w:b/>
+                <w:bCs/>
+                <w:color w:val="1F3864"/>
+                <w:sz w:val="16"/>
+                <w:szCs w:val="16"/>
+              </w:rPr>
+              <w:t xml:space="preserve">📖 HTML:</w:t>
+            </w:r>
+          </w:p>
+          <w:p>
+            <w:pPr>
+              <w:spacing w:after="20" w:before="0"/>
+            </w:pPr>
+            <w:hyperlink w:history="1" r:id="rIdpi3buhvxqsojvikedwtka">
               <w:r>
                 <w:rPr>
                   <w:rFonts w:ascii="Arial" w:cs="Arial" w:eastAsia="Arial" w:hAnsi="Arial"/>
@@ -22076,25 +21928,9 @@
                   <w:szCs w:val="16"/>
                   <w:u w:val="single" w:color="2E75B6"/>
                 </w:rPr>
-                <w:t xml:space="preserve">Phototropism</w:t>
+                <w:t xml:space="preserve">Hormones and Plant Growth - Advanced (Flexbook)</w:t>
               </w:r>
             </w:hyperlink>
-          </w:p>
-          <w:p>
-            <w:pPr>
-              <w:spacing w:after="20" w:before="0"/>
-            </w:pPr>
-            <w:r>
-              <w:rPr>
-                <w:rFonts w:ascii="Arial" w:cs="Arial" w:eastAsia="Arial" w:hAnsi="Arial"/>
-                <w:i/>
-                <w:iCs/>
-                <w:color w:val="595959"/>
-                <w:sz w:val="16"/>
-                <w:szCs w:val="16"/>
-              </w:rPr>
-              <w:t xml:space="preserve">Related topic: not an exact match for this lesson.</w:t>
-            </w:r>
           </w:p>
           <w:p>
             <w:pPr>
@@ -22108,7 +21944,7 @@
                 <w:sz w:val="14"/>
                 <w:szCs w:val="14"/>
               </w:rPr>
-              <w:t xml:space="preserve">Source: Khan Academy (English - US curriculum)</w:t>
+              <w:t xml:space="preserve">Source: CK-12</w:t>
             </w:r>
           </w:p>
           <w:p>
@@ -22116,101 +21952,7 @@
               <w:spacing w:after="10" w:before="0"/>
               <w:ind w:left="120"/>
             </w:pPr>
-            <w:hyperlink w:history="1" r:id="rIdxb3sugr_74taod7iauozr">
-              <w:r>
-                <w:rPr>
-                  <w:rFonts w:ascii="Arial" w:cs="Arial" w:eastAsia="Arial" w:hAnsi="Arial"/>
-                  <w:color w:val="595959"/>
-                  <w:sz w:val="14"/>
-                  <w:szCs w:val="14"/>
-                  <w:u w:val="single" w:color="595959"/>
-                </w:rPr>
-                <w:t xml:space="preserve">🔍 Search ARES for similar videos</w:t>
-              </w:r>
-            </w:hyperlink>
-          </w:p>
-          <w:p>
-            <w:pPr>
-              <w:spacing w:after="40" w:before="0"/>
-            </w:pPr>
-            <w:r>
-              <w:rPr>
-                <w:sz w:val="14"/>
-                <w:szCs w:val="14"/>
-              </w:rPr>
-              <w:t xml:space="preserve"/>
-            </w:r>
-          </w:p>
-          <w:p>
-            <w:pPr>
-              <w:spacing w:after="20" w:before="0"/>
-            </w:pPr>
-            <w:r>
-              <w:rPr>
-                <w:rFonts w:ascii="Arial" w:cs="Arial" w:eastAsia="Arial" w:hAnsi="Arial"/>
-                <w:b/>
-                <w:bCs/>
-                <w:color w:val="1F3864"/>
-                <w:sz w:val="16"/>
-                <w:szCs w:val="16"/>
-              </w:rPr>
-              <w:t xml:space="preserve">📖 HTML:</w:t>
-            </w:r>
-          </w:p>
-          <w:p>
-            <w:pPr>
-              <w:spacing w:after="20" w:before="0"/>
-            </w:pPr>
-            <w:hyperlink w:history="1" r:id="rIduf6fjcwzjq3lany_t7shf">
-              <w:r>
-                <w:rPr>
-                  <w:rFonts w:ascii="Arial" w:cs="Arial" w:eastAsia="Arial" w:hAnsi="Arial"/>
-                  <w:color w:val="2E75B6"/>
-                  <w:sz w:val="16"/>
-                  <w:szCs w:val="16"/>
-                  <w:u w:val="single" w:color="2E75B6"/>
-                </w:rPr>
-                <w:t xml:space="preserve">Plant Hormones - Advanced (Flexbook)</w:t>
-              </w:r>
-            </w:hyperlink>
-          </w:p>
-          <w:p>
-            <w:pPr>
-              <w:spacing w:after="20" w:before="0"/>
-            </w:pPr>
-            <w:r>
-              <w:rPr>
-                <w:rFonts w:ascii="Arial" w:cs="Arial" w:eastAsia="Arial" w:hAnsi="Arial"/>
-                <w:i/>
-                <w:iCs/>
-                <w:color w:val="595959"/>
-                <w:sz w:val="16"/>
-                <w:szCs w:val="16"/>
-              </w:rPr>
-              <w:t xml:space="preserve">Related topic: not an exact match for this lesson.</w:t>
-            </w:r>
-          </w:p>
-          <w:p>
-            <w:pPr>
-              <w:spacing w:after="10" w:before="0"/>
-              <w:ind w:left="120"/>
-            </w:pPr>
-            <w:r>
-              <w:rPr>
-                <w:rFonts w:ascii="Arial" w:cs="Arial" w:eastAsia="Arial" w:hAnsi="Arial"/>
-                <w:color w:val="595959"/>
-                <w:sz w:val="14"/>
-                <w:szCs w:val="14"/>
-              </w:rPr>
-              <w:t xml:space="preserve">Source: CK-12</w:t>
-            </w:r>
-          </w:p>
-          <w:p>
-            <w:pPr>
-              <w:spacing w:after="10" w:before="0"/>
-              <w:ind w:left="120"/>
-            </w:pPr>
-            <w:hyperlink w:history="1" r:id="rIde6yjmrk0okeaii5lfqetc">
+            <w:hyperlink w:history="1" r:id="rId3cqhydog71th6ah8e86qj">
               <w:r>
                 <w:rPr>
                   <w:rFonts w:ascii="Arial" w:cs="Arial" w:eastAsia="Arial" w:hAnsi="Arial"/>
@@ -22252,7 +21994,7 @@
                 <w:sz w:val="18"/>
                 <w:szCs w:val="18"/>
               </w:rPr>
-              <w:t xml:space="preserve">Learners revisit the class DQB (on manila paper or the chalkboard) holding the driving question, 'What causes the differences in germination, emergence and growth of maize and bean plants?' In pairs they write on sticky notes or paper strips: (1) one thing they now understand about hormones and growth, and (2) one new question. They place them on the DQB under the headings 'Answered', 'Partly answered' and 'New questions'. They add the new question 'How can you measure growth in plants?' and others such as 'Do maize and beans have the same amounts of hormones?', 'Can farmers use hormones to improve yields?' and 'How can we show growth on a graph?'</w:t>
+              <w:t xml:space="preserve">Learners return to the Driving Question Board. Each group places new questions on sticky notes or paper strips, such as 'How can a farmer use hormones?', 'Do roots also make hormones?', 'Can we make cuttings root faster?' They sort their questions into three groups: Answered today, Partly answered, and New. Wanjiru reads aloud a question from Lesson 2 or Lesson 3 that can now be answered, such as the question about what wakes up dormant seeds, and the class moves it to the 'Answered' column with a short evidence statement. A new question is added about using natural hormone sources on cuttings, leading to Lesson 8.</w:t>
             </w:r>
           </w:p>
         </w:tc>
@@ -22284,7 +22026,7 @@
                 <w:sz w:val="18"/>
                 <w:szCs w:val="18"/>
               </w:rPr>
-              <w:t xml:space="preserve">Say: 'Look at our board. What can we now move from questions to answers?' Allow 10-15 seconds WAIT TIME. Invite 3 pairs (cold-called) to move a question and justify with evidence from today's video or reading. Say: 'Which new question do we need data to answer?' Guide learners to the point that to compare maize and bean growth, we need measurements, introducing Lesson 8. Tag questions by type (can investigate with seedlings, need reading, need video). If paper is scarce, use the chalkboard and one scribe per group.</w:t>
+              <w:t xml:space="preserve">Say: 'Look at our Driving Question: What causes the differences in germination, emergence and growth of maize and bean plants? Which questions on the board did the hormones help us answer today?' WAIT TIME: 10-15 seconds before taking responses. Cold-call 3 learners to move a question and justify it: 'Kiprop, which question are you moving and what evidence supports it?' Praise specific connections: 'That link to apical dominance uses today's data well.' Point to the gaps: 'We know auxin matters for roots too. Hold that question for our cuttings project next lesson.' Do not answer new questions yourself; encourage learners to state how they might find answers.</w:t>
             </w:r>
           </w:p>
         </w:tc>
@@ -22316,7 +22058,7 @@
                 <w:sz w:val="18"/>
                 <w:szCs w:val="18"/>
               </w:rPr>
-              <w:t xml:space="preserve">Discussion and questioning with the Driving Question Board. Moving questions across categories shows learners how evidence advances understanding. Generating new questions keeps them engaged in inquiry and links each lesson to the driving question.</w:t>
+              <w:t xml:space="preserve">Discussion and questioning using the Driving Question Board. Sorting questions into answered, partly answered and new shows learners that they are building understanding over time, keeps each lesson linked to the main question, and gives purpose to the next investigation (rooting cuttings).</w:t>
             </w:r>
           </w:p>
         </w:tc>
@@ -22348,7 +22090,7 @@
                 <w:sz w:val="18"/>
                 <w:szCs w:val="18"/>
               </w:rPr>
-              <w:t xml:space="preserve">Check that at least 80% of pairs write one accurate statement using the term 'hormone' and one testable question. Observe whether learners justify the placement of a note with evidence. Look for questions that move from 'what' to 'how' or 'why'. Note any unresolved confusions to address in Lesson 8.</w:t>
+              <w:t xml:space="preserve">Observable indicators: each group contributes at least one new question; at least one question is correctly moved to 'Answered' with a supporting fact from today's evidence; questions use the words hormone, auxin, branch or dormancy accurately. Teacher notes quality of questions (a factual question vs a testable 'what if' question). Oral probe: 'What would we need to do to find out?'</w:t>
             </w:r>
           </w:p>
         </w:tc>
@@ -22405,7 +22147,84 @@
             <w:pPr>
               <w:spacing w:after="20" w:before="0"/>
             </w:pPr>
-            <w:hyperlink w:history="1" r:id="rIdykzgpak-im0t1w9tvswgw">
+            <w:r>
+              <w:rPr>
+                <w:rFonts w:ascii="Arial" w:cs="Arial" w:eastAsia="Arial" w:hAnsi="Arial"/>
+                <w:i/>
+                <w:iCs/>
+                <w:color w:val="595959"/>
+                <w:sz w:val="16"/>
+                <w:szCs w:val="16"/>
+              </w:rPr>
+              <w:t xml:space="preserve">No closely matching video in the ARES library for this activity.</w:t>
+            </w:r>
+          </w:p>
+          <w:p>
+            <w:pPr>
+              <w:spacing w:after="10" w:before="0"/>
+              <w:ind w:left="120"/>
+            </w:pPr>
+            <w:hyperlink w:history="1" r:id="rId9jcw9v9lonxbbkew34tg-">
+              <w:r>
+                <w:rPr>
+                  <w:rFonts w:ascii="Arial" w:cs="Arial" w:eastAsia="Arial" w:hAnsi="Arial"/>
+                  <w:color w:val="595959"/>
+                  <w:sz w:val="14"/>
+                  <w:szCs w:val="14"/>
+                  <w:u w:val="single" w:color="595959"/>
+                </w:rPr>
+                <w:t xml:space="preserve">🔍 Search ARES for videos</w:t>
+              </w:r>
+            </w:hyperlink>
+          </w:p>
+          <w:p>
+            <w:pPr>
+              <w:spacing w:after="10" w:before="0"/>
+              <w:ind w:left="120"/>
+            </w:pPr>
+            <w:r>
+              <w:rPr>
+                <w:rFonts w:ascii="Arial" w:cs="Arial" w:eastAsia="Arial" w:hAnsi="Arial"/>
+                <w:color w:val="595959"/>
+                <w:sz w:val="14"/>
+                <w:szCs w:val="14"/>
+              </w:rPr>
+              <w:t xml:space="preserve">Search terms: growth development plants auxin</w:t>
+            </w:r>
+          </w:p>
+          <w:p>
+            <w:pPr>
+              <w:spacing w:after="40" w:before="0"/>
+            </w:pPr>
+            <w:r>
+              <w:rPr>
+                <w:sz w:val="14"/>
+                <w:szCs w:val="14"/>
+              </w:rPr>
+              <w:t xml:space="preserve"/>
+            </w:r>
+          </w:p>
+          <w:p>
+            <w:pPr>
+              <w:spacing w:after="20" w:before="0"/>
+            </w:pPr>
+            <w:r>
+              <w:rPr>
+                <w:rFonts w:ascii="Arial" w:cs="Arial" w:eastAsia="Arial" w:hAnsi="Arial"/>
+                <w:b/>
+                <w:bCs/>
+                <w:color w:val="1F3864"/>
+                <w:sz w:val="16"/>
+                <w:szCs w:val="16"/>
+              </w:rPr>
+              <w:t xml:space="preserve">📖 HTML:</w:t>
+            </w:r>
+          </w:p>
+          <w:p>
+            <w:pPr>
+              <w:spacing w:after="20" w:before="0"/>
+            </w:pPr>
+            <w:hyperlink w:history="1" r:id="rIdvwl-ebdznnbf0l68fkc_m">
               <w:r>
                 <w:rPr>
                   <w:rFonts w:ascii="Arial" w:cs="Arial" w:eastAsia="Arial" w:hAnsi="Arial"/>
@@ -22414,25 +22233,9 @@
                   <w:szCs w:val="16"/>
                   <w:u w:val="single" w:color="2E75B6"/>
                 </w:rPr>
-                <w:t xml:space="preserve">Phototropism</w:t>
+                <w:t xml:space="preserve">Hormones and Plant Growth - Advanced (Flexbook)</w:t>
               </w:r>
             </w:hyperlink>
-          </w:p>
-          <w:p>
-            <w:pPr>
-              <w:spacing w:after="20" w:before="0"/>
-            </w:pPr>
-            <w:r>
-              <w:rPr>
-                <w:rFonts w:ascii="Arial" w:cs="Arial" w:eastAsia="Arial" w:hAnsi="Arial"/>
-                <w:i/>
-                <w:iCs/>
-                <w:color w:val="595959"/>
-                <w:sz w:val="16"/>
-                <w:szCs w:val="16"/>
-              </w:rPr>
-              <w:t xml:space="preserve">Related topic: not an exact match for this lesson.</w:t>
-            </w:r>
           </w:p>
           <w:p>
             <w:pPr>
@@ -22446,7 +22249,7 @@
                 <w:sz w:val="14"/>
                 <w:szCs w:val="14"/>
               </w:rPr>
-              <w:t xml:space="preserve">Source: Khan Academy (English - US curriculum)</w:t>
+              <w:t xml:space="preserve">Source: CK-12</w:t>
             </w:r>
           </w:p>
           <w:p>
@@ -22454,85 +22257,7 @@
               <w:spacing w:after="10" w:before="0"/>
               <w:ind w:left="120"/>
             </w:pPr>
-            <w:hyperlink w:history="1" r:id="rIdhgrqf-mtgukohl6oe78kf">
-              <w:r>
-                <w:rPr>
-                  <w:rFonts w:ascii="Arial" w:cs="Arial" w:eastAsia="Arial" w:hAnsi="Arial"/>
-                  <w:color w:val="595959"/>
-                  <w:sz w:val="14"/>
-                  <w:szCs w:val="14"/>
-                  <w:u w:val="single" w:color="595959"/>
-                </w:rPr>
-                <w:t xml:space="preserve">🔍 Search ARES for similar videos</w:t>
-              </w:r>
-            </w:hyperlink>
-          </w:p>
-          <w:p>
-            <w:pPr>
-              <w:spacing w:after="40" w:before="0"/>
-            </w:pPr>
-            <w:r>
-              <w:rPr>
-                <w:sz w:val="14"/>
-                <w:szCs w:val="14"/>
-              </w:rPr>
-              <w:t xml:space="preserve"/>
-            </w:r>
-          </w:p>
-          <w:p>
-            <w:pPr>
-              <w:spacing w:after="20" w:before="0"/>
-            </w:pPr>
-            <w:r>
-              <w:rPr>
-                <w:rFonts w:ascii="Arial" w:cs="Arial" w:eastAsia="Arial" w:hAnsi="Arial"/>
-                <w:b/>
-                <w:bCs/>
-                <w:color w:val="1F3864"/>
-                <w:sz w:val="16"/>
-                <w:szCs w:val="16"/>
-              </w:rPr>
-              <w:t xml:space="preserve">📖 EXERCISE:</w:t>
-            </w:r>
-          </w:p>
-          <w:p>
-            <w:pPr>
-              <w:spacing w:after="20" w:before="0"/>
-            </w:pPr>
-            <w:hyperlink w:history="1" r:id="rId2oxt0pisbbzkt5ygi-cke">
-              <w:r>
-                <w:rPr>
-                  <w:rFonts w:ascii="Arial" w:cs="Arial" w:eastAsia="Arial" w:hAnsi="Arial"/>
-                  <w:color w:val="2E75B6"/>
-                  <w:sz w:val="16"/>
-                  <w:szCs w:val="16"/>
-                  <w:u w:val="single" w:color="2E75B6"/>
-                </w:rPr>
-                <w:t xml:space="preserve">Plant Hormones Practice</w:t>
-              </w:r>
-            </w:hyperlink>
-          </w:p>
-          <w:p>
-            <w:pPr>
-              <w:spacing w:after="10" w:before="0"/>
-              <w:ind w:left="120"/>
-            </w:pPr>
-            <w:r>
-              <w:rPr>
-                <w:rFonts w:ascii="Arial" w:cs="Arial" w:eastAsia="Arial" w:hAnsi="Arial"/>
-                <w:color w:val="595959"/>
-                <w:sz w:val="14"/>
-                <w:szCs w:val="14"/>
-              </w:rPr>
-              <w:t xml:space="preserve">Source: CK-12</w:t>
-            </w:r>
-          </w:p>
-          <w:p>
-            <w:pPr>
-              <w:spacing w:after="10" w:before="0"/>
-              <w:ind w:left="120"/>
-            </w:pPr>
-            <w:hyperlink w:history="1" r:id="rId9ccpejwrajy_pk5bx1f03">
+            <w:hyperlink w:history="1" r:id="rIdxqxcz28cf5ust5urp6nq0">
               <w:r>
                 <w:rPr>
                   <w:rFonts w:ascii="Arial" w:cs="Arial" w:eastAsia="Arial" w:hAnsi="Arial"/>
@@ -22574,7 +22299,7 @@
                 <w:sz w:val="18"/>
                 <w:szCs w:val="18"/>
               </w:rPr>
-              <w:t xml:space="preserve">Learners retrieve their Day 1 model/drawing of what causes differences in maize and bean germination and growth. Individually, in a different colour, they revise it to include: (a) hormones (gibberellins, auxins, cytokinins, abscisic acid) with arrows showing where they act on the seed, shoot, root and lateral buds; (b) links to earlier lessons (dormancy, germination conditions, primary growth at root and shoot tips, secondary growth in woody dicots, e.g. a mukau or jacaranda tree); and (c) a short caption explaining one cause of the differences in maize and beans. They swap with a partner for peer review using two stars and a wish.</w:t>
+              <w:t xml:space="preserve">Learners take out their Day 1 drawings and explanations of what causes the differences between maize and beans. Working individually first, then comparing with a partner, they revise their model using a different coloured pencil or pen. The revised model must add: (1) a hormone 'control system' with labelled arrows: auxin from the shoot tip inhibiting lateral buds (apical dominance); cytokinin promoting lateral buds; gibberellins promoting germination and stem elongation; abscisic acid maintaining dormancy; (2) the apical dominance result (0 vs 3 branches) as evidence beside the bean drawing; (3) a note on why maize H614 does not branch like beans in the data. They write a short caption: 'What I changed in my model and why.' Groups post their models for a short Gallery Walk where peers leave a comment using the frame: 'I like ... I wonder ... Evidence from today that could be added ...'</w:t>
             </w:r>
           </w:p>
         </w:tc>
@@ -22606,7 +22331,7 @@
                 <w:sz w:val="18"/>
                 <w:szCs w:val="18"/>
               </w:rPr>
-              <w:t xml:space="preserve">Say: 'Your Day 1 model was your first guess. What would you add or change now, and what evidence made you change it?' Give 10-15 seconds WAIT TIME before they start. Circulate, and ask 5 learners: 'Where is the hormone made, and what does it do here?' Prompt: 'Show what happens when the shoot tip is cut.' Remind learners to label clearly. After peer review, cold-call 3 learners to share one revision and its evidence. Collect the models for a model check. Hand out exit tickets: 'What evidence did we gather today?' and 'How does this help answer our driving question?'</w:t>
+              <w:t xml:space="preserve">Say: 'Your Day 1 model is a record of what you knew then. Today we add a layer: something that coordinates what the plant does. Use a different colour so we can see your thinking grow.' Distribute coloured pencils or pens where available; otherwise use pencil with a different style such as dotted lines. WAIT TIME: 10-15 seconds before releasing learners to revise, after asking: 'Where in your model could a hormone arrow go?' Circulate and ask: 'Why did you put the arrow here?' 'What evidence supports it?' Cold-call 3 learners to explain one revision. Organise a 6-minute Gallery Walk: groups rotate clockwise and leave one comment each. Collect the exit ticket before learners leave: 'Write one thing that changed in your model and one question you still have.' Remind learners that the model will be revised again in later lessons and that Lesson 8 will test auxin ideas on cuttings.</w:t>
             </w:r>
           </w:p>
         </w:tc>
@@ -22638,7 +22363,7 @@
                 <w:sz w:val="18"/>
                 <w:szCs w:val="18"/>
               </w:rPr>
-              <w:t xml:space="preserve">Model revision. Learners compare earlier ideas with new evidence, which strengthens conceptual change and shows learning growth (Learning to Learn). Peer review gives feedback on clarity and accuracy.</w:t>
+              <w:t xml:space="preserve">Model revision with Gallery Walk peer review. Revising the Day 1 model in a new colour makes learning visible. It requires learners to add the coordinating role of hormones while keeping earlier evidence (seed structure, dormancy, conditions, growth), so that the model explains the differences in germination, emergence and growth of maize H614 and bean Rosecoco more fully. Peer comments push learners to justify each arrow with evidence.</w:t>
             </w:r>
           </w:p>
         </w:tc>
@@ -22670,7 +22395,7 @@
                 <w:sz w:val="18"/>
                 <w:szCs w:val="18"/>
               </w:rPr>
-              <w:t xml:space="preserve">Model check: look for at least three hormones with correct locations and functions, at least one link to dormancy or germination, and one link to branching or elongation. Peer review: two stars and a wish with specific wording. Exit ticket: success if the learner names one piece of evidence (e.g. 'the video showed that removing the shoot tip allowed side shoots to grow') and links it to the driving question. A quick quiz of 3 questions (name the hormone for dormancy-breaking, elongation, ripening) can be used for the last 3 minutes.</w:t>
+              <w:t xml:space="preserve">Model check indicators: revised model includes at least 3 labelled hormones with correct functions; includes the apical dominance evidence (0 and 3 branches); arrows link hormone to effect (for example auxin to lateral buds, inhibits); caption explains at least one change. Peer review: each model receives at least 2 comments. Observation checklist: participation in the Gallery Walk, use of evidence in comments. Exit ticket: 'What evidence did we gather today?' and 'How does this help answer our driving question?' Look for answers that use numbers (0 vs 3 branches; 7 of 8 seeds).</w:t>
             </w:r>
           </w:p>
         </w:tc>
@@ -22763,7 +22488,7 @@
                 <w:sz w:val="18"/>
                 <w:szCs w:val="18"/>
               </w:rPr>
-              <w:t xml:space="preserve">After the lesson, consider: (1) Did learners connect hormone roles to the maize and bean phenomenon, or only list functions? (2) Which hormone ideas caused confusion (e.g. gibberellins vs auxins, or apical dominance)? (3) Did group roles work with shared textbooks and large classes? (4) Was the offline narration as effective as the video? (5) How did predictions at the start compare with final models? Use exit tickets to sort learners into those who need re-teaching on hormone functions, those ready for measuring growth in Lesson 8, and those who could extend to agricultural uses such as rooting powders in tree nurseries. Plan to bring maize and bean seedlings (or marked seedlings grown in tins) next lesson.</w:t>
+              <w:t xml:space="preserve">After the lesson, ask yourself: Did learners use the apical dominance numbers (0 vs 3 branches) as evidence, or did they only recall definitions? Which hormones were confused most often (for example auxin and cytokinin, or gibberellins and abscisic acid)? Did learners see hormones as a coordinating system rather than isolated facts? Were pairs and groups able to participate despite sharing textbooks and, where needed, the printed storyboard replacing the video? Which learners need support with scientific English terms such as inhibit, lateral and coordinate? Plan to revisit misconceptions at the start of Lesson 8, and note which learners might lead the cuttings investigation (for example Kiprop).</w:t>
             </w:r>
           </w:p>
         </w:tc>
@@ -22890,7 +22615,7 @@
                 <w:sz w:val="18"/>
                 <w:szCs w:val="18"/>
               </w:rPr>
-              <w:t xml:space="preserve">We watched a video and read about the major plant hormones (auxins, gibberellins, cytokinins, abscisic acid and ethylene) and recorded where each is made and what it does in the plant.</w:t>
+              <w:t xml:space="preserve">We watched the video on major plant hormones and read about their roles. We looked at Mr. Wafula's bean data: with the shoot tip intact, 1 main stem and 0 branches at Day 25; with the tip removed at Day 20, 3 lateral branches by Day 32. We also recalled that 7 of the 8 dormant bean seeds germinated by Day 7 after scarification.</w:t>
             </w:r>
           </w:p>
         </w:tc>
@@ -22956,7 +22681,7 @@
                 <w:sz w:val="18"/>
                 <w:szCs w:val="18"/>
               </w:rPr>
-              <w:t xml:space="preserve">Hormones are chemical messengers that coordinate germination, dormancy, shoot and root growth, branching and fruit ripening. They work together with environmental factors such as water, oxygen and temperature.</w:t>
+              <w:t xml:space="preserve">Plant hormones coordinate growth and development. Auxin (IAA) is made in the shoot tip and promotes elongation while inhibiting lateral buds (apical dominance). Cytokinins promote cell division and lateral bud growth. Gibberellins promote germination and stem elongation. Abscisic acid maintains dormancy. Ethylene promotes fruit ripening.</w:t>
             </w:r>
           </w:p>
         </w:tc>
@@ -23022,7 +22747,7 @@
                 <w:sz w:val="18"/>
                 <w:szCs w:val="18"/>
               </w:rPr>
-              <w:t xml:space="preserve">Differences in germination, emergence and growth between maize and bean plants can partly be explained by hormone balance: for example, gibberellins and abscisic acid affect dormancy and germination time, auxin affects shoot elongation and apical dominance, and cytokinins affect branching. To compare growth we now need to measure it.</w:t>
+              <w:t xml:space="preserve">The bean with its tip intact did not branch because auxin from the apical meristem inhibited the lateral buds. Removing the tip lowered auxin, so cytokinin could promote lateral buds and 3 branches grew by Day 32. Hormones such as abscisic acid and gibberellins help explain dormancy and germination, so the differences between maize H614 and bean Rosecoco depend on seed structure, seed condition, environment and hormone coordination of growth.</w:t>
             </w:r>
           </w:p>
         </w:tc>
@@ -23044,7 +22769,7 @@
         </w:rPr>
         <w:t xml:space="preserve">© 2026 SeaVuria and ARES. Aligned with KICD objectives. Developed by SeaVuria; technical implementation by ARES (with AI assistance from Claude). Licensed under </w:t>
       </w:r>
-      <w:hyperlink w:history="1" r:id="rId31cee3ib4zlgfsftbhs82">
+      <w:hyperlink w:history="1" r:id="rId5nhya7xcftgxno7icewpr">
         <w:r>
           <w:rPr>
             <w:rFonts w:ascii="Arial" w:cs="Arial" w:eastAsia="Arial" w:hAnsi="Arial"/>
@@ -23065,7 +22790,7 @@
         </w:rPr>
         <w:t xml:space="preserve"> (</w:t>
       </w:r>
-      <w:hyperlink w:history="1" r:id="rId9ivk7rmpz2vu9d_9jmkrs">
+      <w:hyperlink w:history="1" r:id="rIdfhpekeilu1f5wfbv87cd3">
         <w:r>
           <w:rPr>
             <w:rFonts w:ascii="Arial" w:cs="Arial" w:eastAsia="Arial" w:hAnsi="Arial"/>
@@ -23139,7 +22864,7 @@
                 <w:sz w:val="22"/>
                 <w:szCs w:val="22"/>
               </w:rPr>
-              <w:t xml:space="preserve">LESSON 8 (80 minutes (double period), with daily 5-minute measurement checks beforehand): Measuring Growth: Seedling Height, Stem Width and Growth Curves of Maize and Beans</w:t>
+              <w:t xml:space="preserve">LESSON 8 (80 minutes (double period) plus 5 minutes of daily observation over 21 days): Applying Hormones: Rooting Cuttings for the School Tree Nursery</w:t>
             </w:r>
           </w:p>
         </w:tc>
@@ -23306,7 +23031,7 @@
                 <w:sz w:val="18"/>
                 <w:szCs w:val="18"/>
               </w:rPr>
-              <w:t xml:space="preserve">Learners record seedling height and stem width data from maize and bean seedlings, plot growth curves, and use the curves to explain why the two crops, planted on the same day after the same rain, grow at different rates. The lesson ends with the new question: Do we have hormones in plants?</w:t>
+              <w:t xml:space="preserve">Learners apply what Lesson 7 taught about auxin and rooting to the nursery project. They run a fair test comparing natural rooting hormone sources (bulb onion, Aloe vera, cinnamon) against plain water on hibiscus or Duranta cuttings, then use the results to decide the best treatment for the school tree nursery. This extends the driving question from seeds to growing plants: hormones help explain why plants grow and develop differently, not only the rain or planting date.</w:t>
             </w:r>
           </w:p>
         </w:tc>
@@ -23372,7 +23097,7 @@
                 <w:sz w:val="18"/>
                 <w:szCs w:val="18"/>
               </w:rPr>
-              <w:t xml:space="preserve">Growth is a permanent increase in size, dry mass or cell number. It can be measured as height, stem width, leaf area, fresh mass or dry mass. A typical growth curve is S-shaped (sigmoid), with a lag phase, a rapid (exponential) phase and a stationary phase. Maize (monocot, epigeal/hypogeal context from earlier lessons) and beans (dicot) have different growth patterns and rates.</w:t>
+              <w:t xml:space="preserve">By the end of the lesson, the learner should be able to: (1) explain that a stem cutting forms roots when auxin (IAA) accumulates at the cut base; (2) identify the independent, dependent and controlled variables in a cuttings fair test; (3) calculate and compare percentage rooting from the results (plain water 9 of 30 = 30%; bulb onion 21 of 30 = 70%; Aloe vera 24 of 30 = 80%; cinnamon 18 of 30 = 60%); (4) use CER to decide which natural source is best; (5) outline the steps for setting up a tree nursery.</w:t>
             </w:r>
           </w:p>
         </w:tc>
@@ -23438,7 +23163,7 @@
                 <w:sz w:val="18"/>
                 <w:szCs w:val="18"/>
               </w:rPr>
-              <w:t xml:space="preserve">Measuring with a ruler, string and thread. Recording data in a table. Plotting line graphs. Interpreting graph shapes. Making Claims with Evidence and Reasoning (CER). Working in groups and giving peer feedback. (NGSS SEP: Analyzing and Interpreting Data; Using Mathematics and Computational Thinking; Engaging in Argument from Evidence.)</w:t>
+              <w:t xml:space="preserve">Planning and carrying out an investigation (NGSS SEP 3); controlling variables; analysing and interpreting data (SEP 4); calculating percentages (SEP 5, using mathematics); constructing explanations using Claim-Evidence-Reasoning (SEP 6); developing and revising models (SEP 2); communicating scientific ideas in simple, clear English (SEP 8).</w:t>
             </w:r>
           </w:p>
         </w:tc>
@@ -23504,7 +23229,7 @@
                 <w:sz w:val="18"/>
                 <w:szCs w:val="18"/>
               </w:rPr>
-              <w:t xml:space="preserve">Unity: works harmoniously with group members while measuring and recording. Learning to Learn: reflects on own data and graphs and corrects errors. Appreciation of the importance of growth and development in plants. Curiosity about what controls growth.</w:t>
+              <w:t xml:space="preserve">Core competencies: Citizenship (solving community problems by sharing seedlings from the nursery) and Learning to Learn (reflecting on own work and adjusting). Values: Unity (working harmoniously in groups). Patriotism (devotion to the community through conservation, inspired by Dr. Wangari Maathai). PCIs: Financial Literacy (planning to earn income from seedlings) and Prevention of Global Warming (trees as carbon sinks).</w:t>
             </w:r>
           </w:p>
         </w:tc>
@@ -23570,7 +23295,7 @@
                 <w:sz w:val="18"/>
                 <w:szCs w:val="18"/>
               </w:rPr>
-              <w:t xml:space="preserve">How does growth occur in plants? Sub-question for today: How can we measure growth, and what do growth curves tell us about why maize and beans grow differently?</w:t>
+              <w:t xml:space="preserve">How does growth occur in plants? In this lesson: How can we use what we know about plant hormones to grow new plants, and which natural hormone source works best?</w:t>
             </w:r>
           </w:p>
         </w:tc>
@@ -23636,7 +23361,7 @@
                 <w:sz w:val="18"/>
                 <w:szCs w:val="18"/>
               </w:rPr>
-              <w:t xml:space="preserve">Lessons 1-7 gave evidence on seed structure, dormancy, germination conditions and regions of growth. Lesson 8 turns observations into quantitative data. The curves show that growth is not constant: it speeds up and slows down, and maize and beans differ. This raises the question of what controls the timing and speed of growth, leading to Lesson 9 on plant hormones (Do we have hormones in plants?).</w:t>
+              <w:t xml:space="preserve">Lesson 7 showed that hormones coordinate growth, including auxin in apical dominance. Lesson 8 asks learners to use that idea in practice: if auxin controls growth, can we use natural sources to make cuttings root? The data (30%, 70%, 80%, 60%) are evidence that hormones influence growth. This prepares Lesson 9 (consolidating evidence for the final model) and Lesson 10 (sharing and selling the nursery seedlings).</w:t>
             </w:r>
           </w:p>
         </w:tc>
@@ -23702,7 +23427,7 @@
                 <w:sz w:val="18"/>
                 <w:szCs w:val="18"/>
               </w:rPr>
-              <w:t xml:space="preserve">Handle seedlings gently and wash hands after touching soil. Use rulers and thread, not sharp blades. Keep walkways clear of tins and trays. Wash hands before leaving the class. No electricity or internet is needed; the time-lapse video is optional, and the teacher's chart is the alternative.</w:t>
+              <w:t xml:space="preserve">Wash hands after handling Aloe gel, onion extract and cinnamon powder. Do not taste any materials. Learners with allergies or skin sensitivity to onion, Aloe or cinnamon should wear gloves or serve as recorders. Use a clean, sharp blade or secateurs; only the teacher or a trained group member cuts stems, cutting away from the body. Keep cinnamon powder away from eyes and do not inhale it. Wipe up spilled water so the floor is not slippery. Dispose of used plant material in a compost pit.</w:t>
             </w:r>
           </w:p>
         </w:tc>
@@ -23795,7 +23520,7 @@
                 <w:sz w:val="18"/>
                 <w:szCs w:val="18"/>
               </w:rPr>
-              <w:t xml:space="preserve">Learners return to the farmer's puzzle: maize and beans planted on the same day after the same rain look different as they grow. Using seedlings grown in tins, cartons or sacks over earlier lessons (or teacher-prepared data sets for days missed), groups measure shoot height with a ruler and stem width with thread wrapped around the stem and measured against the ruler. They compile data for Days 0-21, plot growth curves on graph paper, compare the S-shaped curve of one crop against the other, and write CER explanations. A Gallery Walk lets groups review each other's graphs. The DQB gains the question 'Do we have hormones in plants?' and the class revises its model of growth.</w:t>
+              <w:t xml:space="preserve">Madam Achieng's Form 3 class in Kitale has followed Mr. Wafula's maize H614 and Rosecoco beans from seed to seedling. Now she asks: if hormones such as auxin coordinate growth, can we use them to grow NEW plants for our school nursery? Learners first predict, using Lesson 7 ideas, which of three natural sources (bulb onion, Aloe vera gel, cinnamon powder) will make hibiscus or Duranta cuttings root best (POE). They then plan a fair test with Kiprop's group leading the setup: 30 cuttings per treatment, with plain water as the control. They examine the 21-day results (9, 21, 24, 18 of 30 rooted), calculate percentages and write a CER claim. In the Explain phase they connect rooting to auxin and link back to the driving question. They add questions to the DQB and revise their cumulative model by adding hormones as a coordinating factor for how plants grow. Dr. Wangari Maathai's Green Belt Movement inspires the nursery. Practical work uses cheap local materials, small groups, and no electricity or internet.</w:t>
             </w:r>
           </w:p>
         </w:tc>
@@ -24078,7 +23803,7 @@
             <w:pPr>
               <w:spacing w:after="20" w:before="0"/>
             </w:pPr>
-            <w:hyperlink w:history="1" r:id="rIdyiixm8ovnvzjvd_m3lgjv">
+            <w:hyperlink w:history="1" r:id="rIdqw0sf_ubgzb5mzk8omian">
               <w:r>
                 <w:rPr>
                   <w:rFonts w:ascii="Arial" w:cs="Arial" w:eastAsia="Arial" w:hAnsi="Arial"/>
@@ -24087,25 +23812,9 @@
                   <w:szCs w:val="16"/>
                   <w:u w:val="single" w:color="2E75B6"/>
                 </w:rPr>
-                <w:t xml:space="preserve">Logistic growth versus exponential growth</w:t>
+                <w:t xml:space="preserve">Phototropism</w:t>
               </w:r>
             </w:hyperlink>
-          </w:p>
-          <w:p>
-            <w:pPr>
-              <w:spacing w:after="20" w:before="0"/>
-            </w:pPr>
-            <w:r>
-              <w:rPr>
-                <w:rFonts w:ascii="Arial" w:cs="Arial" w:eastAsia="Arial" w:hAnsi="Arial"/>
-                <w:i/>
-                <w:iCs/>
-                <w:color w:val="595959"/>
-                <w:sz w:val="16"/>
-                <w:szCs w:val="16"/>
-              </w:rPr>
-              <w:t xml:space="preserve">Related topic: not an exact match for this lesson.</w:t>
-            </w:r>
           </w:p>
           <w:p>
             <w:pPr>
@@ -24127,7 +23836,7 @@
               <w:spacing w:after="10" w:before="0"/>
               <w:ind w:left="120"/>
             </w:pPr>
-            <w:hyperlink w:history="1" r:id="rIdfoc6plggnuvp15ij7pget">
+            <w:hyperlink w:history="1" r:id="rIdl9yreirsy2ssskpuw9b1z">
               <w:r>
                 <w:rPr>
                   <w:rFonts w:ascii="Arial" w:cs="Arial" w:eastAsia="Arial" w:hAnsi="Arial"/>
@@ -24172,7 +23881,7 @@
             <w:pPr>
               <w:spacing w:after="20" w:before="0"/>
             </w:pPr>
-            <w:hyperlink w:history="1" r:id="rIdy6oldidtd8z5lwggnt5zs">
+            <w:hyperlink w:history="1" r:id="rIdib94up9lp2yh_ahpmeuic">
               <w:r>
                 <w:rPr>
                   <w:rFonts w:ascii="Arial" w:cs="Arial" w:eastAsia="Arial" w:hAnsi="Arial"/>
@@ -24187,22 +23896,6 @@
           </w:p>
           <w:p>
             <w:pPr>
-              <w:spacing w:after="20" w:before="0"/>
-            </w:pPr>
-            <w:r>
-              <w:rPr>
-                <w:rFonts w:ascii="Arial" w:cs="Arial" w:eastAsia="Arial" w:hAnsi="Arial"/>
-                <w:i/>
-                <w:iCs/>
-                <w:color w:val="595959"/>
-                <w:sz w:val="16"/>
-                <w:szCs w:val="16"/>
-              </w:rPr>
-              <w:t xml:space="preserve">Related topic: not an exact match for this lesson.</w:t>
-            </w:r>
-          </w:p>
-          <w:p>
-            <w:pPr>
               <w:spacing w:after="10" w:before="0"/>
               <w:ind w:left="120"/>
             </w:pPr>
@@ -24221,7 +23914,7 @@
               <w:spacing w:after="10" w:before="0"/>
               <w:ind w:left="120"/>
             </w:pPr>
-            <w:hyperlink w:history="1" r:id="rIdxkzeokr1iwcz8amyk8ofx">
+            <w:hyperlink w:history="1" r:id="rId43oikd69buznbrmrhbk9i">
               <w:r>
                 <w:rPr>
                   <w:rFonts w:ascii="Arial" w:cs="Arial" w:eastAsia="Arial" w:hAnsi="Arial"/>
@@ -24263,7 +23956,7 @@
                 <w:sz w:val="18"/>
                 <w:szCs w:val="18"/>
               </w:rPr>
-              <w:t xml:space="preserve">Learners recall the farmer's field with maize and beans. Teacher draws empty axes on the board (height in cm vs time in days). Individually, learners sketch on a half-page what they predict the height of a maize seedling and a bean seedling will look like over 21 days: a straight line, a curve that keeps rising, or something else. They also predict which will be taller at Day 7 and Day 21, and write one reason. They then pair up and compare, then share with the class (Think-Pair-Share).</w:t>
+              <w:t xml:space="preserve">Learners recall the maize and bean puzzle: same field, same rain, same planting day, but different growth. Madam Achieng shows a hibiscus cutting (a stem piece with no roots) and four labelled jars: plain water, bulb onion extract, Aloe vera gel and cinnamon powder. Individually, learners write a prediction in their notebooks: 'Which treatment will give the most rooted cuttings after 21 days out of 30? Why?' using what they know about auxin from Lesson 7. They then Think-Pair-Share, rank the four treatments from best to worst and note the reasoning behind their ranking. Kiprop's group, who lead the project, display a prediction chart on the board.</w:t>
             </w:r>
           </w:p>
         </w:tc>
@@ -24295,7 +23988,7 @@
                 <w:sz w:val="18"/>
                 <w:szCs w:val="18"/>
               </w:rPr>
-              <w:t xml:space="preserve">Say: 'Imagine you walk past the farmer's shamba every day for three weeks with a ruler. Sketch what the height of the maize and beans would look like on a graph. Do not talk yet.' Give WAIT TIME of 10-15 seconds, then 2 minutes of silent sketching. Say: 'Turn to your partner. Show your sketch and explain why you drew it that way.' Circulate and listen for 'it grows the same amount every day'. Cold-call 4 pairs to describe their sketches; draw 2-3 different sketches on the board without judging them. Ask: 'Does anyone think the growth rate changes? Why?' WAIT TIME 10 seconds.</w:t>
+              <w:t xml:space="preserve">Hold up the cutting: 'This stem piece has no roots. Can it become a whole new plant? Think quietly for 1 minute.' Give WAIT TIME of 10-15 seconds after each question before taking answers. Say: 'In Lesson 7 we learned that auxin is involved in rooting. Where in a cutting do you think auxin collects?' Cold-call 3 pairs to share rankings and record them on the chart: 'Fatuma and Otieno, what did you rank first and why?' Accept all predictions without judging. Ask: 'How is this like Mr. Wafula's seeds, where something other than rain and planting date made the difference?' Circulate and listen for misconceptions such as 'the cutting needs seeds to grow roots' or 'the substance is food for the cutting'.</w:t>
             </w:r>
           </w:p>
         </w:tc>
@@ -24327,7 +24020,7 @@
                 <w:sz w:val="18"/>
                 <w:szCs w:val="18"/>
               </w:rPr>
-              <w:t xml:space="preserve">Predict-Observe-Explain (POE) with Think-Pair-Share. Predictions make learners commit to an idea about the shape of growth, such as a straight line, so the real data can challenge it. Pair talk lets every learner voice reasoning before the whole class hears it.</w:t>
+              <w:t xml:space="preserve">Think-Pair-Share inside Predict-Observe-Explain (POE). Individual prediction makes each learner commit to an idea before seeing evidence, so later data can confirm or challenge their thinking. Pairing exposes alternative reasoning, and the class prediction chart gives a baseline for the Explain phase.</w:t>
             </w:r>
           </w:p>
         </w:tc>
@@ -24359,7 +24052,7 @@
                 <w:sz w:val="18"/>
                 <w:szCs w:val="18"/>
               </w:rPr>
-              <w:t xml:space="preserve">Observation indicators: learners draw a labelled axis with units; give a reason linked to the phenomenon (for example 'maize is a grass so it grows tall quickly'); at least 4 pairs share. Note the number of learners who predict a straight line, which is a misconception to revisit. Record the count on the checklist.</w:t>
+              <w:t xml:space="preserve">Observation checklist: Does the learner write a prediction with a reason (not just a guess)? Does the reason mention auxin, hormones or the cut base? Does the learner rank all four treatments? Oral probing: 'Why did you place plain water last?' Note misconceptions (for example, that the cutting uses the onion as food) and revisit them in the Explain phase.</w:t>
             </w:r>
           </w:p>
         </w:tc>
@@ -24416,7 +24109,7 @@
             <w:pPr>
               <w:spacing w:after="20" w:before="0"/>
             </w:pPr>
-            <w:hyperlink w:history="1" r:id="rIdba_hlg_itfrmwtmd_zqng">
+            <w:hyperlink w:history="1" r:id="rIdmcfrhsecbuv6vx0fcpdjv">
               <w:r>
                 <w:rPr>
                   <w:rFonts w:ascii="Arial" w:cs="Arial" w:eastAsia="Arial" w:hAnsi="Arial"/>
@@ -24425,25 +24118,9 @@
                   <w:szCs w:val="16"/>
                   <w:u w:val="single" w:color="2E75B6"/>
                 </w:rPr>
-                <w:t xml:space="preserve">Exponential and logistic growth in populations</w:t>
+                <w:t xml:space="preserve">Phototropism</w:t>
               </w:r>
             </w:hyperlink>
-          </w:p>
-          <w:p>
-            <w:pPr>
-              <w:spacing w:after="20" w:before="0"/>
-            </w:pPr>
-            <w:r>
-              <w:rPr>
-                <w:rFonts w:ascii="Arial" w:cs="Arial" w:eastAsia="Arial" w:hAnsi="Arial"/>
-                <w:i/>
-                <w:iCs/>
-                <w:color w:val="595959"/>
-                <w:sz w:val="16"/>
-                <w:szCs w:val="16"/>
-              </w:rPr>
-              <w:t xml:space="preserve">Related topic: not an exact match for this lesson.</w:t>
-            </w:r>
           </w:p>
           <w:p>
             <w:pPr>
@@ -24465,7 +24142,7 @@
               <w:spacing w:after="10" w:before="0"/>
               <w:ind w:left="120"/>
             </w:pPr>
-            <w:hyperlink w:history="1" r:id="rIduvnp17swdjewp45c7w7c0">
+            <w:hyperlink w:history="1" r:id="rIdo-1nut7wcssimkwf8uio9">
               <w:r>
                 <w:rPr>
                   <w:rFonts w:ascii="Arial" w:cs="Arial" w:eastAsia="Arial" w:hAnsi="Arial"/>
@@ -24510,7 +24187,7 @@
             <w:pPr>
               <w:spacing w:after="20" w:before="0"/>
             </w:pPr>
-            <w:hyperlink w:history="1" r:id="rIdigcsv6xr_r9s2jtvasqbl">
+            <w:hyperlink w:history="1" r:id="rIdfjroritz1yb0xcyn-w3tc">
               <w:r>
                 <w:rPr>
                   <w:rFonts w:ascii="Arial" w:cs="Arial" w:eastAsia="Arial" w:hAnsi="Arial"/>
@@ -24519,25 +24196,9 @@
                   <w:szCs w:val="16"/>
                   <w:u w:val="single" w:color="2E75B6"/>
                 </w:rPr>
-                <w:t xml:space="preserve">Stem Growth - Advanced (Flexbook)</w:t>
+                <w:t xml:space="preserve">Hormones and Plant Growth - Advanced (Flexbook)</w:t>
               </w:r>
             </w:hyperlink>
-          </w:p>
-          <w:p>
-            <w:pPr>
-              <w:spacing w:after="20" w:before="0"/>
-            </w:pPr>
-            <w:r>
-              <w:rPr>
-                <w:rFonts w:ascii="Arial" w:cs="Arial" w:eastAsia="Arial" w:hAnsi="Arial"/>
-                <w:i/>
-                <w:iCs/>
-                <w:color w:val="595959"/>
-                <w:sz w:val="16"/>
-                <w:szCs w:val="16"/>
-              </w:rPr>
-              <w:t xml:space="preserve">Related topic: not an exact match for this lesson.</w:t>
-            </w:r>
           </w:p>
           <w:p>
             <w:pPr>
@@ -24559,7 +24220,7 @@
               <w:spacing w:after="10" w:before="0"/>
               <w:ind w:left="120"/>
             </w:pPr>
-            <w:hyperlink w:history="1" r:id="rIdhdqflncgbuwo4oatccupl">
+            <w:hyperlink w:history="1" r:id="rId2a1jpud3da7z1vp8ezmkh">
               <w:r>
                 <w:rPr>
                   <w:rFonts w:ascii="Arial" w:cs="Arial" w:eastAsia="Arial" w:hAnsi="Arial"/>
@@ -24601,7 +24262,7 @@
                 <w:sz w:val="18"/>
                 <w:szCs w:val="18"/>
               </w:rPr>
-              <w:t xml:space="preserve">In groups of 4-5 with roles (measurer, reader, recorder, checker), learners measure the height of 3 maize and 3 bean seedlings from the class nursery, from soil level to the shoot tip, in cm. They measure stem width by wrapping thread around the stem once, then measuring the thread length against a ruler and dividing by 3 (circumference / 3 ≈ diameter). They add today's readings to the group table from earlier days (Days 0, 3, 6, 9, 12, 15, 18, 21). Where seedlings were missed, the teacher gives a back-up data table (for example maize mean height: Day 3 = 2 cm, 6 = 8, 9 = 18, 12 = 32, 15 = 48, 18 = 58, 21 = 62; bean mean height: Day 3 = 1, 6 = 3, 9 = 7, 12 = 12, 15 = 17, 18 = 20, 21 = 21). Learners calculate mean values for each day, plot both height curves on graph paper using different colours, and plot stem width as a second graph if time permits. They note where the curve is flat, steep or levelling off.</w:t>
+              <w:t xml:space="preserve">Part A (about 30 min, hands-on): In groups of 5-6, learners set up a mini fair test. Each group prepares 4 labelled containers (plain water, bulb onion extract, Aloe vera gel, cinnamon powder) with cuttings of hibiscus or Duranta cut about 15 cm long, with a slanting cut below a node and the lower leaves removed. Because of class size, each group sets up a smaller number of cuttings per container and the class pools its results. Learners identify variables: independent (type of treatment), dependent (number of cuttings that root), controlled (same plant species, cutting length, soil and shade, watering, 21 days) and the control (plain water). Part B (about 20 min, data): Learners receive the full 21-day results of the class nursery (30 cuttings per treatment): plain water 9 rooted; bulb onion extract 21; Aloe vera gel 24; cinnamon powder 18. They record in a table, calculate percentage rooting (30%, 70%, 80%, 60%) and draw a bar graph on plain paper. Kiprop reads out the group's data and Otieno checks calculations. Teacher-prepared photographs or drawings of rooted and unrooted cuttings are used if fresh cuttings are not available.</w:t>
             </w:r>
           </w:p>
         </w:tc>
@@ -24633,7 +24294,7 @@
                 <w:sz w:val="18"/>
                 <w:szCs w:val="18"/>
               </w:rPr>
-              <w:t xml:space="preserve">Demonstrate once: 'Place the zero of the ruler at the soil surface, not at the pot edge. Read at eye level.' Say: 'Measure three seedlings per crop, then find the mean. Why do we use more than one seedling?' WAIT TIME 10 seconds, then cold-call 2 learners. Circulate with the observation checklist. Prompt: 'Which part of your curve is steepest? Which days are slow?' If groups plot a straight line through points, ask: 'Do all your points lie on your line? What does the curve actually do?' Pre-print or draw a graph template on the board for groups with limited graph paper. Label the phases: lag, rapid, stationary. Without electricity, use a teacher-prepared chart in place of the time-lapse video; if power is available, show 2 minutes of the time-lapse after plotting.</w:t>
+              <w:t xml:space="preserve">Before the practical, say: 'Scientists need a fair test. What must stay the SAME in all four containers?' WAIT TIME 10-15 seconds, then cold-call 2 groups. Demonstrate the slanting cut at a node and handling safety. Walk around with the checklist and ask: 'Why is plain water in the investigation if it has no hormone?' and 'Why must every cutting be the same length?' Introduce data: 'Mr. Wafula could not blame the rain because rain was the same for all seeds. In our test, what is the same for all cuttings?' Check calculations: 'Fatuma, show us how you got 80% for Aloe.' Clarify difficult terms (node, control, variable) in simple English. Do not tell learners the best treatment before they see the data.</w:t>
             </w:r>
           </w:p>
         </w:tc>
@@ -24665,7 +24326,7 @@
                 <w:sz w:val="18"/>
                 <w:szCs w:val="18"/>
               </w:rPr>
-              <w:t xml:space="preserve">Data collection with Analyzing and Interpreting Data, and visual inference. Turning numbers into graphs lets learners see patterns of changing growth rates that are hidden in the table, building a quantitative picture of the farmer's puzzle.</w:t>
+              <w:t xml:space="preserve">Predict-Observe-Explain (Observe step) and fair-test reasoning. Handling the cuttings and the evidence table lets learners compare their prediction with real data. Converting counts to percentages gives a common scale, so differences between treatments become clear and are not just impressions.</w:t>
             </w:r>
           </w:p>
         </w:tc>
@@ -24697,7 +24358,7 @@
                 <w:sz w:val="18"/>
                 <w:szCs w:val="18"/>
               </w:rPr>
-              <w:t xml:space="preserve">Observation checklist: ruler zero at soil level; reading at eye level; thread method used correctly; mean calculated correctly; axes labelled with units; points plotted accurately (within half a small square); roles shared fairly. Oral probe: 'Why is the bean curve lower than the maize curve at Day 15?' Note learners who confuse growth rate (slope) with total height.</w:t>
+              <w:t xml:space="preserve">Observation checklist indicators: group lists at least 3 controlled variables correctly; cuts are slanting and below a node; results are recorded in a table with correct labels; percentages are correct (30%, 70%, 80%, 60%); bar graph has labelled axes and an even scale. Oral probing: 'What is the control and what does it tell us?' Quick check: 'If 18 of 30 rooted, what is the percentage?' (60%).</w:t>
             </w:r>
           </w:p>
         </w:tc>
@@ -24754,7 +24415,7 @@
             <w:pPr>
               <w:spacing w:after="20" w:before="0"/>
             </w:pPr>
-            <w:hyperlink w:history="1" r:id="rIdeigktur6xovuw8qdfodqs">
+            <w:hyperlink w:history="1" r:id="rIdnnxstlmm15jvrlu_7qxr0">
               <w:r>
                 <w:rPr>
                   <w:rFonts w:ascii="Arial" w:cs="Arial" w:eastAsia="Arial" w:hAnsi="Arial"/>
@@ -24763,25 +24424,9 @@
                   <w:szCs w:val="16"/>
                   <w:u w:val="single" w:color="2E75B6"/>
                 </w:rPr>
-                <w:t xml:space="preserve">Graphs of exponential growth</w:t>
+                <w:t xml:space="preserve">Phototropism</w:t>
               </w:r>
             </w:hyperlink>
-          </w:p>
-          <w:p>
-            <w:pPr>
-              <w:spacing w:after="20" w:before="0"/>
-            </w:pPr>
-            <w:r>
-              <w:rPr>
-                <w:rFonts w:ascii="Arial" w:cs="Arial" w:eastAsia="Arial" w:hAnsi="Arial"/>
-                <w:i/>
-                <w:iCs/>
-                <w:color w:val="595959"/>
-                <w:sz w:val="16"/>
-                <w:szCs w:val="16"/>
-              </w:rPr>
-              <w:t xml:space="preserve">Related topic: not an exact match for this lesson.</w:t>
-            </w:r>
           </w:p>
           <w:p>
             <w:pPr>
@@ -24803,7 +24448,7 @@
               <w:spacing w:after="10" w:before="0"/>
               <w:ind w:left="120"/>
             </w:pPr>
-            <w:hyperlink w:history="1" r:id="rIdvz7ujgridp4hcxwvu-a1q">
+            <w:hyperlink w:history="1" r:id="rIdwzoqi1bw2zf7qw5ydcaj0">
               <w:r>
                 <w:rPr>
                   <w:rFonts w:ascii="Arial" w:cs="Arial" w:eastAsia="Arial" w:hAnsi="Arial"/>
@@ -24848,7 +24493,7 @@
             <w:pPr>
               <w:spacing w:after="20" w:before="0"/>
             </w:pPr>
-            <w:hyperlink w:history="1" r:id="rIdeh00uttkd1egh3zlr8pxz">
+            <w:hyperlink w:history="1" r:id="rIdgin6u5tpkt69u_ll8siyy">
               <w:r>
                 <w:rPr>
                   <w:rFonts w:ascii="Arial" w:cs="Arial" w:eastAsia="Arial" w:hAnsi="Arial"/>
@@ -24863,22 +24508,6 @@
           </w:p>
           <w:p>
             <w:pPr>
-              <w:spacing w:after="20" w:before="0"/>
-            </w:pPr>
-            <w:r>
-              <w:rPr>
-                <w:rFonts w:ascii="Arial" w:cs="Arial" w:eastAsia="Arial" w:hAnsi="Arial"/>
-                <w:i/>
-                <w:iCs/>
-                <w:color w:val="595959"/>
-                <w:sz w:val="16"/>
-                <w:szCs w:val="16"/>
-              </w:rPr>
-              <w:t xml:space="preserve">Related topic: not an exact match for this lesson.</w:t>
-            </w:r>
-          </w:p>
-          <w:p>
-            <w:pPr>
               <w:spacing w:after="10" w:before="0"/>
               <w:ind w:left="120"/>
             </w:pPr>
@@ -24897,7 +24526,7 @@
               <w:spacing w:after="10" w:before="0"/>
               <w:ind w:left="120"/>
             </w:pPr>
-            <w:hyperlink w:history="1" r:id="rIdf7fx6qn329k3pjh1_qa8_">
+            <w:hyperlink w:history="1" r:id="rId8c0bjhw_jzwkvfaxcl5nk">
               <w:r>
                 <w:rPr>
                   <w:rFonts w:ascii="Arial" w:cs="Arial" w:eastAsia="Arial" w:hAnsi="Arial"/>
@@ -24939,7 +24568,7 @@
                 <w:sz w:val="18"/>
                 <w:szCs w:val="18"/>
               </w:rPr>
-              <w:t xml:space="preserve">Groups interpret their curves: they identify the lag phase (slow start while the seed absorbs water and mobilises food stores), the exponential phase (rapid cell division and elongation), and the stationary phase (growth slows as the plant reaches maturity or resources limit it). They write a CER statement: Claim (for example 'Maize grows faster than beans between Days 6 and 15'), Evidence (specific numbers from their table and graph), Reasoning (links to cotyledon food stores, shoot structure, leaf area for photosynthesis, and the monocot/dicot differences from Lessons 1-7). They also compare height with stem width: maize gains height quickly, while bean stems thicken differently. Pairs swap CER statements and give one star (strength) and one wish (improvement). A short whole-class discussion links to the farmer's puzzle and to the seeds that failed to germinate (no data, so no curve).</w:t>
+              <w:t xml:space="preserve">Learners use Claim-Evidence-Reasoning (CER) to answer: 'Which natural source is best for rooting cuttings in our nursery, and why?' Individually they write a claim (Aloe vera gel is best), evidence (24 of 30 = 80% rooted, compared with 70% onion, 60% cinnamon and 30% plain water) and reasoning (the treated cuttings rooted better than the control, and the cuttings were treated the same way except for the substance, so the substance made the difference; the natural sources probably supply or stimulate rooting hormones such as auxin at the cut base). They compare the results with their Predict-phase ranking and correct their ideas. They then discuss the limits of the evidence: one trial, one species and no direct measure of auxin. Finally they connect to the driving question: hormones help explain differences in growth, not just the rain or planting date. They also plan the nursery steps: prepare polythene tubes with soil, plant treated cuttings, water, shade, label, and later sell seedlings to the community.</w:t>
             </w:r>
           </w:p>
         </w:tc>
@@ -24971,7 +24600,7 @@
                 <w:sz w:val="18"/>
                 <w:szCs w:val="18"/>
               </w:rPr>
-              <w:t xml:space="preserve">Say: 'Point to the steepest part of the maize curve. What was happening in the seedling then?' WAIT TIME 10-15 seconds. Cold-call 3 groups. Provide the CER frame on the board: 'I claim... The evidence is... This is because...'. Press for numbers: 'Which two values show that? Subtract them for me.' Clarify difficult terms: sigmoid means S-shaped; exponential means increasing faster and faster. Ask: 'Planted on the same day with the same rain, why do the curves still differ?' Accept ideas such as seed size, food reserves, genes, temperature, soil nutrients. Then ask: 'Something inside the plant seems to speed up and slow down growth at different times. What could be controlling that?' WAIT TIME 15 seconds. Do not give the answer; let it lead to the DQB.</w:t>
+              <w:t xml:space="preserve">Model one CER sentence on the board, then let learners write their own: 'A good claim answers the question. Evidence uses numbers. Reasoning links the evidence to the science idea.' After writing, say: 'Turn to your partner and compare. Does your evidence include numbers?' Cold-call 4 learners to read claims and ask 'Who agrees or disagrees? Show with thumbs.' WAIT TIME 10-15 seconds before each response. Probe: 'Plain water still rooted 9 of 30. What does that tell us?' (cuttings make some auxin themselves.) Ask: 'How sure are we that Aloe is better than onion? 24 versus 21 is a small difference.' Link to Lesson 7: 'Which hormone did we say is involved in rooting, and how did we see hormones working in the apical dominance experiment?' Bring in Dr. Wangari Maathai: 'The Green Belt Movement planted millions of trees. How could rooting cuttings help a nursery like ours?' Connect to financial literacy: 'If we sell seedlings, why does choosing the best treatment matter?'</w:t>
             </w:r>
           </w:p>
         </w:tc>
@@ -25003,7 +24632,7 @@
                 <w:sz w:val="18"/>
                 <w:szCs w:val="18"/>
               </w:rPr>
-              <w:t xml:space="preserve">Claim-Evidence-Reasoning (CER) with peer review. CER forces learners to tie each statement about growth to specific numbers and biological reasons instead of opinion, and star/wish feedback develops scientific argumentation.</w:t>
+              <w:t xml:space="preserve">Claim-Evidence-Reasoning (CER). Learners must justify a claim with numbers and a scientific idea (auxin), which moves them from 'what happened' to 'why'. Comparing the claim with the earlier prediction supports Learning to Learn and helps correct misconceptions.</w:t>
             </w:r>
           </w:p>
         </w:tc>
@@ -25035,7 +24664,7 @@
                 <w:sz w:val="18"/>
                 <w:szCs w:val="18"/>
               </w:rPr>
-              <w:t xml:space="preserve">Rubric for CER (0-3): claim is testable; evidence cites at least two numbers from the graph; reasoning links to biology (food stores, cell division, leaf area). Indicator of mastery: learner correctly names the three phases on the curve. Quick oral quiz of 3 questions: 'What does the steep part of the curve show?' 'Why does the curve level off?' 'Which measurement tells us about thickening?' Note misconceptions such as 'a flat line means the plant has died'.</w:t>
+              <w:t xml:space="preserve">Use a CER rubric: claim answers the question (yes/no); evidence cites at least two correct numbers (for example 24 of 30 and 9 of 30); reasoning mentions hormones/auxin and the fair test. Peer review: partners tick or circle one strength and one improvement. Oral probing for misconceptions: 'Is Aloe a seed?' 'Does a cutting need seeds to make roots?' Record learners who cannot link the evidence to auxin for follow-up.</w:t>
             </w:r>
           </w:p>
         </w:tc>
@@ -25092,7 +24721,7 @@
             <w:pPr>
               <w:spacing w:after="20" w:before="0"/>
             </w:pPr>
-            <w:hyperlink w:history="1" r:id="rIdukhqvurx04a_pwq5a3vnw">
+            <w:hyperlink w:history="1" r:id="rIda2yv1zikdcvd2_bwklcim">
               <w:r>
                 <w:rPr>
                   <w:rFonts w:ascii="Arial" w:cs="Arial" w:eastAsia="Arial" w:hAnsi="Arial"/>
@@ -25101,25 +24730,9 @@
                   <w:szCs w:val="16"/>
                   <w:u w:val="single" w:color="2E75B6"/>
                 </w:rPr>
-                <w:t xml:space="preserve">Logistic growth versus exponential growth</w:t>
+                <w:t xml:space="preserve">Phototropism</w:t>
               </w:r>
             </w:hyperlink>
-          </w:p>
-          <w:p>
-            <w:pPr>
-              <w:spacing w:after="20" w:before="0"/>
-            </w:pPr>
-            <w:r>
-              <w:rPr>
-                <w:rFonts w:ascii="Arial" w:cs="Arial" w:eastAsia="Arial" w:hAnsi="Arial"/>
-                <w:i/>
-                <w:iCs/>
-                <w:color w:val="595959"/>
-                <w:sz w:val="16"/>
-                <w:szCs w:val="16"/>
-              </w:rPr>
-              <w:t xml:space="preserve">Related topic: not an exact match for this lesson.</w:t>
-            </w:r>
           </w:p>
           <w:p>
             <w:pPr>
@@ -25141,7 +24754,7 @@
               <w:spacing w:after="10" w:before="0"/>
               <w:ind w:left="120"/>
             </w:pPr>
-            <w:hyperlink w:history="1" r:id="rIdp-6esj4jek3bpue1dfj3a">
+            <w:hyperlink w:history="1" r:id="rIdtixvlya3wf8nn1-dvhcn1">
               <w:r>
                 <w:rPr>
                   <w:rFonts w:ascii="Arial" w:cs="Arial" w:eastAsia="Arial" w:hAnsi="Arial"/>
@@ -25186,7 +24799,7 @@
             <w:pPr>
               <w:spacing w:after="20" w:before="0"/>
             </w:pPr>
-            <w:hyperlink w:history="1" r:id="rIdpyryqzwk-scfyfbpqxxvz">
+            <w:hyperlink w:history="1" r:id="rIdgg_bqmv-pi-xlfwwiqdrk">
               <w:r>
                 <w:rPr>
                   <w:rFonts w:ascii="Arial" w:cs="Arial" w:eastAsia="Arial" w:hAnsi="Arial"/>
@@ -25195,25 +24808,9 @@
                   <w:szCs w:val="16"/>
                   <w:u w:val="single" w:color="2E75B6"/>
                 </w:rPr>
-                <w:t xml:space="preserve">Stem Growth - Advanced (Flexbook)</w:t>
+                <w:t xml:space="preserve">Hormones and Plant Growth - Advanced (Flexbook)</w:t>
               </w:r>
             </w:hyperlink>
-          </w:p>
-          <w:p>
-            <w:pPr>
-              <w:spacing w:after="20" w:before="0"/>
-            </w:pPr>
-            <w:r>
-              <w:rPr>
-                <w:rFonts w:ascii="Arial" w:cs="Arial" w:eastAsia="Arial" w:hAnsi="Arial"/>
-                <w:i/>
-                <w:iCs/>
-                <w:color w:val="595959"/>
-                <w:sz w:val="16"/>
-                <w:szCs w:val="16"/>
-              </w:rPr>
-              <w:t xml:space="preserve">Related topic: not an exact match for this lesson.</w:t>
-            </w:r>
           </w:p>
           <w:p>
             <w:pPr>
@@ -25235,7 +24832,7 @@
               <w:spacing w:after="10" w:before="0"/>
               <w:ind w:left="120"/>
             </w:pPr>
-            <w:hyperlink w:history="1" r:id="rIdxiavj7wfdrouc5d4uh15f">
+            <w:hyperlink w:history="1" r:id="rIdwclxl6eo7v7zf90xvehet">
               <w:r>
                 <w:rPr>
                   <w:rFonts w:ascii="Arial" w:cs="Arial" w:eastAsia="Arial" w:hAnsi="Arial"/>
@@ -25277,7 +24874,7 @@
                 <w:sz w:val="18"/>
                 <w:szCs w:val="18"/>
               </w:rPr>
-              <w:t xml:space="preserve">Learners return to the class DQB. In groups they write on sticky notes or paper: (1) one new piece of evidence from today (for example 'Maize shows a rapid growth phase between Days 6 and 15') and (2) one new question. They place these under the matching DQB categories (seed structure, dormancy, germination conditions, growth measurement). The class notices that many questions ask what controls the speed and timing of growth and agrees on the lesson's new question: 'Do we have hormones in plants?' Learners also move at least one earlier question to 'partly answered'.</w:t>
+              <w:t xml:space="preserve">Learners return to the Driving Question Board (DQB) with the main question: 'What causes the differences in germination, emergence and growth of maize and bean plants?' Each group writes on sticky notes or paper strips: (a) one question answered in this lesson, for example 'Can hormones be used to make cuttings root?' (answered: yes, Aloe gave 80% rooting), and (b) one new question, such as 'Would Aloe work on maize or bean stems?' or 'Could the same treatment work on tree species like Grevillea?' Wanjiru places questions on the board and the class sorts them into 'answered', 'partly answered' and 'still to investigate'. Learners complete a short exit ticket.</w:t>
             </w:r>
           </w:p>
         </w:tc>
@@ -25309,7 +24906,7 @@
                 <w:sz w:val="18"/>
                 <w:szCs w:val="18"/>
               </w:rPr>
-              <w:t xml:space="preserve">Say: 'Look at our Driving Question: What causes the differences in germination, emergence and growth of maize and bean plants? What does today's graph add?' WAIT TIME 10 seconds. Cold-call 3 groups to post notes and read them aloud. Read the question aloud and say: 'Animals have hormones such as insulin and adrenaline. Do we have hormones in plants? What evidence would we need?' WAIT TIME 15 seconds. Write the question in a coloured marker at the top of the DQB for Lesson 9. Ask: 'Which earlier questions can we now partly answer?' and have learners tick them. If no wall space is available, use manila paper or a chalkboard section.</w:t>
+              <w:t xml:space="preserve">Say: 'Look at the DQB. Which of our questions did today's evidence help answer?' WAIT TIME 10-15 seconds. Cold-call 3 learners to place a note and explain the link: 'Wanjiru, where does this question go and why?' Ask: 'How does using hormones on cuttings help answer why maize and beans grew differently?' (it shows hormones affect growth and development.) Distribute exit ticket: 'What evidence did we gather today?' and 'How does this help answer our driving question?' Collect to sort in the next lesson.</w:t>
             </w:r>
           </w:p>
         </w:tc>
@@ -25341,7 +24938,7 @@
                 <w:sz w:val="18"/>
                 <w:szCs w:val="18"/>
               </w:rPr>
-              <w:t xml:space="preserve">Discussion and questioning using the Driving Question Board. Learners link today's data to the driving question and see their own questions shaping the next lesson, which builds ownership and coherence.</w:t>
+              <w:t xml:space="preserve">Discussion and questioning with the Driving Question Board. Sorting questions by status makes progress visible, links the nursery work to the main phenomenon and shows learners the remaining gaps that Lesson 9 will address.</w:t>
             </w:r>
           </w:p>
         </w:tc>
@@ -25373,7 +24970,7 @@
                 <w:sz w:val="18"/>
                 <w:szCs w:val="18"/>
               </w:rPr>
-              <w:t xml:space="preserve">Indicators: sticky notes include evidence rather than only opinions; new questions are testable; at least 5 groups contribute; learners move or tick at least one earlier question. Note whether learners can explain why the hormone question follows from the curves. Exit ticket: 'What evidence did we gather today?' and 'How does this help answer our driving question?'</w:t>
+              <w:t xml:space="preserve">Exit ticket success indicators: names at least one piece of evidence with a number (for example, 80% rooting with Aloe vs 30% with water); links to hormones or auxin; relates to the driving question. Observation: each learner contributes at least one note; notes are placed in the correct category. Group check: new questions are testable (for example, 'Which concentration works best?').</w:t>
             </w:r>
           </w:p>
         </w:tc>
@@ -25430,7 +25027,7 @@
             <w:pPr>
               <w:spacing w:after="20" w:before="0"/>
             </w:pPr>
-            <w:hyperlink w:history="1" r:id="rIdh0ys2lolt_ien7mt9thyv">
+            <w:hyperlink w:history="1" r:id="rIdnbcioy9jpwjeny6qkhqnf">
               <w:r>
                 <w:rPr>
                   <w:rFonts w:ascii="Arial" w:cs="Arial" w:eastAsia="Arial" w:hAnsi="Arial"/>
@@ -25439,25 +25036,9 @@
                   <w:szCs w:val="16"/>
                   <w:u w:val="single" w:color="2E75B6"/>
                 </w:rPr>
-                <w:t xml:space="preserve">Exponential and logistic growth in populations</w:t>
+                <w:t xml:space="preserve">Phototropism</w:t>
               </w:r>
             </w:hyperlink>
-          </w:p>
-          <w:p>
-            <w:pPr>
-              <w:spacing w:after="20" w:before="0"/>
-            </w:pPr>
-            <w:r>
-              <w:rPr>
-                <w:rFonts w:ascii="Arial" w:cs="Arial" w:eastAsia="Arial" w:hAnsi="Arial"/>
-                <w:i/>
-                <w:iCs/>
-                <w:color w:val="595959"/>
-                <w:sz w:val="16"/>
-                <w:szCs w:val="16"/>
-              </w:rPr>
-              <w:t xml:space="preserve">Related topic: not an exact match for this lesson.</w:t>
-            </w:r>
           </w:p>
           <w:p>
             <w:pPr>
@@ -25479,7 +25060,7 @@
               <w:spacing w:after="10" w:before="0"/>
               <w:ind w:left="120"/>
             </w:pPr>
-            <w:hyperlink w:history="1" r:id="rIdlqbopoyf8ybo-06u13ubb">
+            <w:hyperlink w:history="1" r:id="rIdwcutr9iulzazynyfppkvz">
               <w:r>
                 <w:rPr>
                   <w:rFonts w:ascii="Arial" w:cs="Arial" w:eastAsia="Arial" w:hAnsi="Arial"/>
@@ -25524,7 +25105,7 @@
             <w:pPr>
               <w:spacing w:after="20" w:before="0"/>
             </w:pPr>
-            <w:hyperlink w:history="1" r:id="rIdc2dpeqvr7y2scxb7iv7-d">
+            <w:hyperlink w:history="1" r:id="rIdwh3zplhms6vnhblpemyk1">
               <w:r>
                 <w:rPr>
                   <w:rFonts w:ascii="Arial" w:cs="Arial" w:eastAsia="Arial" w:hAnsi="Arial"/>
@@ -25539,22 +25120,6 @@
           </w:p>
           <w:p>
             <w:pPr>
-              <w:spacing w:after="20" w:before="0"/>
-            </w:pPr>
-            <w:r>
-              <w:rPr>
-                <w:rFonts w:ascii="Arial" w:cs="Arial" w:eastAsia="Arial" w:hAnsi="Arial"/>
-                <w:i/>
-                <w:iCs/>
-                <w:color w:val="595959"/>
-                <w:sz w:val="16"/>
-                <w:szCs w:val="16"/>
-              </w:rPr>
-              <w:t xml:space="preserve">Related topic: not an exact match for this lesson.</w:t>
-            </w:r>
-          </w:p>
-          <w:p>
-            <w:pPr>
               <w:spacing w:after="10" w:before="0"/>
               <w:ind w:left="120"/>
             </w:pPr>
@@ -25573,7 +25138,7 @@
               <w:spacing w:after="10" w:before="0"/>
               <w:ind w:left="120"/>
             </w:pPr>
-            <w:hyperlink w:history="1" r:id="rIdv8rxknvld2pvk_efhzsqy">
+            <w:hyperlink w:history="1" r:id="rIdmxv6zmigkawapamc4ps8w">
               <w:r>
                 <w:rPr>
                   <w:rFonts w:ascii="Arial" w:cs="Arial" w:eastAsia="Arial" w:hAnsi="Arial"/>
@@ -25615,7 +25180,7 @@
                 <w:sz w:val="18"/>
                 <w:szCs w:val="18"/>
               </w:rPr>
-              <w:t xml:space="preserve">Learners revisit their Day 1 drawings and explanations of why maize and beans grow differently. Individually, they add or revise parts of the model: growth curve sketches for maize and beans with the three phases labelled; arrows showing food stores (endosperm in maize, cotyledons in beans) feeding early growth; and a question mark labelled 'something controls the speed? (hormones?)'. Groups then take part in a Gallery Walk, posting their graphs and revised models; each learner visits two other groups, leaves one comment on a sticky note ('I agree because...' or 'Have you considered...'), and returns to improve their own model using the feedback. Early finishers add a note on how a farmer in Kericho or Kitale could use growth curves to decide when to top-dress maize or weed beans.</w:t>
+              <w:t xml:space="preserve">Learners take out their Day 1 model (drawing and explanation of why Mr. Wafula's maize and beans differed) and the model revised in Lesson 7. In groups they add a new section: 'Hormones in growth and development' showing auxin at the cutting base promoting root formation, and the nursery application. They label evidence from today (Aloe 80%, onion 70%, cinnamon 60%, plain water 30%) beside the hormone arrow. They also add a one-sentence revision: 'Differences in growth can be caused by internal factors such as hormones, as well as seed structure, seed condition and environment.' Groups finish with a Gallery Walk: they post models, rotate in 5-minute stations with sticky notes giving 'one star and one wish' and then use peer comments to revise. Kiprop's group presents a draft nursery plan, including labelled tubes, shade and watering, so that learners can see how the project connects to Lessons 9 and 10.</w:t>
             </w:r>
           </w:p>
         </w:tc>
@@ -25647,7 +25212,7 @@
                 <w:sz w:val="18"/>
                 <w:szCs w:val="18"/>
               </w:rPr>
-              <w:t xml:space="preserve">Say: 'Take out your Day 1 drawing. Use a different colour pen to show what you now know.' WAIT TIME 10 seconds, then 5 minutes of silent revision. Set the Gallery Walk: 'You have 8 minutes. Visit two groups. Leave one comment that refers to evidence.' Circulate and ask: 'Where on your model is the evidence from today's graph?' Cold-call 3 learners to describe one change they made and why. Close with the exit ticket on paper or as an oral round of 5 learners. Assign homework: observe and record a plant at home (for example sukuma wiki or a tree seedling) and bring one question about what makes it bend toward light.</w:t>
+              <w:t xml:space="preserve">Say: 'Open your Day 1 model. What does it NOT explain yet?' WAIT TIME 10-15 seconds. Prompt: 'Where would auxin go on your model? What evidence supports it?' During the Gallery Walk, set a timer and ask visitors: 'Does the model use today's data? Does it explain why cuttings root?' Cold-call 3 learners after the walk: 'What did you change after peer review?' Remind them to use scientific terms correctly (auxin, control, percentage rooting). If no wall space is available, groups swap papers at their desks. Close with: 'Next lesson we pull together all the evidence from Lessons 1 to 8 into the final model.'</w:t>
             </w:r>
           </w:p>
         </w:tc>
@@ -25679,7 +25244,7 @@
                 <w:sz w:val="18"/>
                 <w:szCs w:val="18"/>
               </w:rPr>
-              <w:t xml:space="preserve">Model revision with Gallery Walk and peer review. Updating the Day 1 model with measured evidence shows learners how their understanding has changed. Peer comments push them to justify the model with data, which prepares them to add hormones in Lesson 9.</w:t>
+              <w:t xml:space="preserve">Model revision with a Gallery Walk. Learners revisit their Day 1 model and improve it using new evidence, which shows how their understanding has changed. Peer review makes ideas public and encourages them to justify using evidence, supporting Learning to Learn.</w:t>
             </w:r>
           </w:p>
         </w:tc>
@@ -25711,7 +25276,7 @@
                 <w:sz w:val="18"/>
                 <w:szCs w:val="18"/>
               </w:rPr>
-              <w:t xml:space="preserve">Model check indicators: revised model includes the three growth phases; food store arrows; differences between maize and beans; and an unanswered question about control. Peer review comments cite evidence. Exit ticket sorting: 'Fully', 'Partly' or 'Not yet' for the target 'I can draw and interpret a growth curve'. Follow up with learners who place the stationary phase incorrectly.</w:t>
+              <w:t xml:space="preserve">Model check: revised models include (1) auxin or hormones, (2) at least one number from the cuttings data, (3) a clear link to how plants grow, and (4) a labelled change from the Day 1 model. Peer review: each model receives one star and one wish. Quick quiz (3 questions): 'Name the control in the cuttings test'; 'Which treatment gave the highest percentage rooting?'; 'Which hormone is involved in root formation?' Follow up with learners who omit evidence or misuse terms.</w:t>
             </w:r>
           </w:p>
         </w:tc>
@@ -25804,7 +25369,7 @@
                 <w:sz w:val="18"/>
                 <w:szCs w:val="18"/>
               </w:rPr>
-              <w:t xml:space="preserve">Which groups showed accurate measuring and plotting, and which struggled with scale or the thread method? Did learners move beyond 'maize is taller' to explain the change in growth rate using phases of the curve? How many learners still predicted straight-line growth after the data? Which Kenyan contexts (the farmer's shamba, tins of maize and beans, top-dressing in Kitale or Kericho) helped learners connect to the phenomenon? Was there enough time for the Gallery Walk without electricity or full graph paper? What adjustments are needed for large classes (for example, one measurement station per group and shared rulers)? Which learners need support with terminology (sigmoid, exponential, stationary) before Lesson 9 on plant hormones?</w:t>
+              <w:t xml:space="preserve">After the lesson, reflect: (1) Did learners' predictions change after seeing the 30%, 70%, 80% and 60% results, and did they explain the change using auxin? (2) Could every group name at least three controlled variables, and which fair-test ideas need reteaching? (3) Did learners confuse the cuttings project with seed germination, and did they stay on the driving question about maize and beans? (4) Were allergies and materials managed safely and were enough local materials available for all groups? (5) Did group roles (Kiprop leading, Otieno measuring, Fatuma recording) include everyone? (6) What should be done to prepare for Lesson 9, including checking models and the DQB sort? Also plan for any learners who need support with percentage calculations or simple scientific English.</w:t>
             </w:r>
           </w:p>
         </w:tc>
@@ -25931,7 +25496,7 @@
                 <w:sz w:val="18"/>
                 <w:szCs w:val="18"/>
               </w:rPr>
-              <w:t xml:space="preserve">We measured the height and stem width of maize and bean seedlings over time and plotted growth curves. Both curves were S-shaped, with a slow start, a rapid growth phase and a levelling-off phase, but maize grew faster and taller than beans in the same period.</w:t>
+              <w:t xml:space="preserve">We observed that hibiscus or Duranta cuttings treated with natural sources rooted better than cuttings in plain water: out of 30 cuttings, plain water 9 (30%), bulb onion 21 (70%), Aloe vera gel 24 (80%) and cinnamon powder 18 (60%).</w:t>
             </w:r>
           </w:p>
         </w:tc>
@@ -25997,7 +25562,7 @@
                 <w:sz w:val="18"/>
                 <w:szCs w:val="18"/>
               </w:rPr>
-              <w:t xml:space="preserve">Growth can be measured as height, stem width, mass or leaf area. A growth curve shows that growth rate changes over time (lag, exponential and stationary phases). Maize and beans differ in growth rate and pattern even when planted on the same day.</w:t>
+              <w:t xml:space="preserve">We learned that a fair test changes only one variable and keeps others the same, that percentages let us compare treatments, and that hormones such as auxin at the cut base help cuttings form roots, so hormones can be applied in a school tree nursery.</w:t>
             </w:r>
           </w:p>
         </w:tc>
@@ -26063,7 +25628,7 @@
                 <w:sz w:val="18"/>
                 <w:szCs w:val="18"/>
               </w:rPr>
-              <w:t xml:space="preserve">The growth rate changes because of food stores, cell division and elongation, leaf area for photosynthesis and the type of plant. Something inside the plant may be controlling the timing and speed of growth, so we ask: Do we have hormones in plants?</w:t>
+              <w:t xml:space="preserve">Aloe vera gel is the best treatment because 80% of its cuttings rooted compared with 30% in the control, and the only difference was the treatment. This shows hormones affect plant growth and development, which helps answer our driving question about why plants grow differently: seed structure, seed condition, environment and hormones all play a part.</w:t>
             </w:r>
           </w:p>
         </w:tc>
@@ -26085,7 +25650,7 @@
         </w:rPr>
         <w:t xml:space="preserve">© 2026 SeaVuria and ARES. Aligned with KICD objectives. Developed by SeaVuria; technical implementation by ARES (with AI assistance from Claude). Licensed under </w:t>
       </w:r>
-      <w:hyperlink w:history="1" r:id="rIdafajbkljztr5r9qrwevx7">
+      <w:hyperlink w:history="1" r:id="rIdp2cviwbt59fjiethvu9kc">
         <w:r>
           <w:rPr>
             <w:rFonts w:ascii="Arial" w:cs="Arial" w:eastAsia="Arial" w:hAnsi="Arial"/>
@@ -26106,7 +25671,7 @@
         </w:rPr>
         <w:t xml:space="preserve"> (</w:t>
       </w:r>
-      <w:hyperlink w:history="1" r:id="rIdaxv9jyrxpz5wvoqgrgkft">
+      <w:hyperlink w:history="1" r:id="rIdjbhfbnhqjusrdwo665_bk">
         <w:r>
           <w:rPr>
             <w:rFonts w:ascii="Arial" w:cs="Arial" w:eastAsia="Arial" w:hAnsi="Arial"/>
@@ -26180,7 +25745,7 @@
                 <w:sz w:val="22"/>
                 <w:szCs w:val="22"/>
               </w:rPr>
-              <w:t xml:space="preserve">LESSON 9 (80 minutes (double lesson)): Role of Hormones in Plant Growth and Development: Why Do Maize and Bean Plants Grow Differently?</w:t>
+              <w:t xml:space="preserve">LESSON 9 (80 minutes (double period)): Consolidating the Evidence and Building the Final Model: Why Did Mr. Wafula's Maize and Beans Behave So Differently?</w:t>
             </w:r>
           </w:p>
         </w:tc>
@@ -26347,7 +25912,7 @@
                 <w:sz w:val="18"/>
                 <w:szCs w:val="18"/>
               </w:rPr>
-              <w:t xml:space="preserve">Learners investigate how plant hormones coordinate germination, shoot and root growth, and branching, and use this evidence to explain why maize and bean plants planted on the same day after the same rain differ in germination, emergence and growth.</w:t>
+              <w:t xml:space="preserve">Learners synthesise evidence from Lessons 1-8 into one final, evidence-based explanation of why maize H614 and Rosecoco beans, planted on the same day in the same field on Mr. Wafula's farm near Kitale, differed in germination, emergence and growth. They finalise their cumulative model and review the Driving Question Board (DQB).</w:t>
             </w:r>
           </w:p>
         </w:tc>
@@ -26413,7 +25978,7 @@
                 <w:sz w:val="18"/>
                 <w:szCs w:val="18"/>
               </w:rPr>
-              <w:t xml:space="preserve">By the end of the lesson, the learner should be able to: demonstrate the role of hormones in plant growth and development (Specific Learning Outcome g); name the major plant hormones (auxins, gibberellins, cytokinins, abscisic acid, ethylene) and state one function of each; explain apical dominance and how removing the shoot tip affects branching; relate hormone action to agriculture, e.g. pruning of tea in Kericho, rooting of cuttings, ripening of mangoes and bananas.</w:t>
+              <w:t xml:space="preserve">By the end of the lesson, learners should be able to: (1) distinguish between growth and development using the maize and bean data; (2) relate the structures of the monocot (maize) and dicot (bean) seeds to their functions and to hypogeal and epigeal emergence; (3) outline causes of seed failure, including dormancy (a hard seed coat in 8 of 100 beans), non-viability, pests and waterlogging; (4) state the conditions necessary for germination (water, oxygen, suitable temperature); (5) explain primary growth, the lack of true secondary growth in maize, the sigmoid growth curves and the roles of hormones including apical dominance.</w:t>
             </w:r>
           </w:p>
         </w:tc>
@@ -26479,7 +26044,7 @@
                 <w:sz w:val="18"/>
                 <w:szCs w:val="18"/>
               </w:rPr>
-              <w:t xml:space="preserve">Developing and using models (hormone flow diagram); analysing and interpreting data from a video and a reading; constructing explanations using Claim-Evidence-Reasoning; obtaining, evaluating and communicating information; recording data and drawing conclusions from a simple pruning demonstration.</w:t>
+              <w:t xml:space="preserve">Constructing explanations using Claim-Evidence-Reasoning (CER); developing and revising models; analysing and interpreting data (counts out of 100, heights in cm, stem width in mm); engaging in argument from evidence during a Gallery Walk; communicating in simple, clear scientific English.</w:t>
             </w:r>
           </w:p>
         </w:tc>
@@ -26545,7 +26110,7 @@
                 <w:sz w:val="18"/>
                 <w:szCs w:val="18"/>
               </w:rPr>
-              <w:t xml:space="preserve">Unity: works harmoniously with peers when analysing evidence and building a shared model. Learning to Learn: reflects on and revises own Day 1 ideas. Citizenship and Patriotism: values sharing seedlings and farming knowledge with the community. Financial Literacy: appreciates how hormone knowledge (pruning, rooting cuttings) can raise farm and nursery income. Prevention of Global Warming: appreciates tree nurseries as a way to mitigate climate change.</w:t>
+              <w:t xml:space="preserve">Unity: work harmoniously with group members while consolidating evidence. Learning to Learn: reflect on their own Day 1 model and adjust it based on evidence. Appreciate that the differences come from seed structure, seed condition and environment, not from the rain or the planting date.</w:t>
             </w:r>
           </w:p>
         </w:tc>
@@ -26611,7 +26176,7 @@
                 <w:sz w:val="18"/>
                 <w:szCs w:val="18"/>
               </w:rPr>
-              <w:t xml:space="preserve">How does growth occur in plants? (Lesson focus: What chemical messages inside the plant control when seeds germinate and how seedlings grow and branch?)</w:t>
+              <w:t xml:space="preserve">How does growth occur in plants? What causes the differences in germination, emergence and growth of maize and bean plants?</w:t>
             </w:r>
           </w:p>
         </w:tc>
@@ -26677,7 +26242,7 @@
                 <w:sz w:val="18"/>
                 <w:szCs w:val="18"/>
               </w:rPr>
-              <w:t xml:space="preserve">Lessons 1-8 gathered evidence on seed structure, dormancy, germination conditions and types, primary and secondary growth, and growth curves. Learners now have a gap: the structures and conditions alone do not explain why seeds under identical rain behave differently or why some plants branch while others stay single-stemmed. Lesson 9 supplies the internal control mechanism, hormones, and sets up Lesson 10, the final revision of the class model and the claim on the driving question.</w:t>
+              <w:t xml:space="preserve">Lessons 1-8 each supplied one piece of evidence. Lesson 9 joins the pieces into a single explanation. Learners finalise the cumulative model, sort the DQB questions into answered and still open, and prepare for Lesson 10, where they present the explanation and plan seedling sharing and selling.</w:t>
             </w:r>
           </w:p>
         </w:tc>
@@ -26743,7 +26308,7 @@
                 <w:sz w:val="18"/>
                 <w:szCs w:val="18"/>
               </w:rPr>
-              <w:t xml:space="preserve">Pruning demonstration: use clean, sharp scissors or a razor blade handled only by the teacher or one trained learner per group; cut away from the body. Do not taste any plant materials (onion, Aloe, cinnamon, bean seedlings) used in the demonstration. Wash hands after handling soil and plants. Keep seedling trays away from walkways. If any learner is allergic to Aloe sap or onion, they act as recorder only. Do not consume treated seeds or any seedlings from the experiment.</w:t>
+              <w:t xml:space="preserve">No new practical work is required. Keep the jars, cuttings and seedlings from earlier lessons on a bench away from walkways. Learners wash their hands after handling soil, seeds or aloe gel. Treated seeds are not to be handled. Keep movement orderly during the Gallery Walk.</w:t>
             </w:r>
           </w:p>
         </w:tc>
@@ -26836,7 +26401,7 @@
                 <w:sz w:val="18"/>
                 <w:szCs w:val="18"/>
               </w:rPr>
-              <w:t xml:space="preserve">Learners begin by predicting what would happen if the tip of a young bean seedling were cut off, using a Think-Pair-Share. They then gather evidence from a time-lapse or teacher-prepared picture sequence (offline alternative: large chart drawings) showing hormone effects, and read a short passage on auxins, gibberellins, cytokinins, abscisic acid and ethylene, including apical dominance. A pruned versus unpruned bean seedling demonstration (set up earlier or shown live) supports the evidence. In the Explain phase learners write a Claim-Evidence-Reasoning statement on how hormones help explain differences in germination, emergence and growth of maize and beans, and connect it to Kenyan agriculture (tea plucking in Kericho, rooting cuttings with onion or Aloe in a school tree nursery, ripening bananas in Mombasa markets). They add questions and answers to the Driving Question Board and revise their Day 1 model by adding hormone arrows and labels. The lesson uses small groups, shared textbooks and locally available materials, and does not depend on electricity or the internet.</w:t>
+              <w:t xml:space="preserve">Madam Achieng opens with the original puzzle: Mr. Wafula planted maize H614 and Rosecoco beans on the same day (Day 0), 3 cm deep, after 25 mm of rain, yet 88 of 100 maize but only 80 of 100 beans germinated by Day 14, the bean emerged on Day 8 and the maize on Day 7, and some healthy-looking seeds never germinated. Learners predict how many of the puzzles they can now explain. They then observe by sorting evidence cards and data tables from Lessons 1-8 (germination breakdowns, jar results, heights, stem width, root length, hormone data). In the Explain phase they build a CER explanation for each puzzle and test it in a Gallery Walk. The class reviews the DQB, moving each question to Answered, Partly answered or Still open. Finally learners finalise their model by revising their Day 1 drawing, using a different colour for each change. Think-Pair-Share, POE, CER, Gallery Walk, model revision and DQB questioning are all used. No electricity or internet is needed; the time-lapse events are provided on a printed table or a teacher-prepared flip chart.</w:t>
             </w:r>
           </w:p>
         </w:tc>
@@ -27119,7 +26684,84 @@
             <w:pPr>
               <w:spacing w:after="20" w:before="0"/>
             </w:pPr>
-            <w:hyperlink w:history="1" r:id="rIdhdmky3sh65rh2hdhytscr">
+            <w:r>
+              <w:rPr>
+                <w:rFonts w:ascii="Arial" w:cs="Arial" w:eastAsia="Arial" w:hAnsi="Arial"/>
+                <w:i/>
+                <w:iCs/>
+                <w:color w:val="595959"/>
+                <w:sz w:val="16"/>
+                <w:szCs w:val="16"/>
+              </w:rPr>
+              <w:t xml:space="preserve">No closely matching video in the ARES library for this activity.</w:t>
+            </w:r>
+          </w:p>
+          <w:p>
+            <w:pPr>
+              <w:spacing w:after="10" w:before="0"/>
+              <w:ind w:left="120"/>
+            </w:pPr>
+            <w:hyperlink w:history="1" r:id="rIdoijuco3hlrnp3pc9mb-ih">
+              <w:r>
+                <w:rPr>
+                  <w:rFonts w:ascii="Arial" w:cs="Arial" w:eastAsia="Arial" w:hAnsi="Arial"/>
+                  <w:color w:val="595959"/>
+                  <w:sz w:val="14"/>
+                  <w:szCs w:val="14"/>
+                  <w:u w:val="single" w:color="595959"/>
+                </w:rPr>
+                <w:t xml:space="preserve">🔍 Search ARES for videos</w:t>
+              </w:r>
+            </w:hyperlink>
+          </w:p>
+          <w:p>
+            <w:pPr>
+              <w:spacing w:after="10" w:before="0"/>
+              <w:ind w:left="120"/>
+            </w:pPr>
+            <w:r>
+              <w:rPr>
+                <w:rFonts w:ascii="Arial" w:cs="Arial" w:eastAsia="Arial" w:hAnsi="Arial"/>
+                <w:color w:val="595959"/>
+                <w:sz w:val="14"/>
+                <w:szCs w:val="14"/>
+              </w:rPr>
+              <w:t xml:space="preserve">Search terms: growth development plants consolidation</w:t>
+            </w:r>
+          </w:p>
+          <w:p>
+            <w:pPr>
+              <w:spacing w:after="40" w:before="0"/>
+            </w:pPr>
+            <w:r>
+              <w:rPr>
+                <w:sz w:val="14"/>
+                <w:szCs w:val="14"/>
+              </w:rPr>
+              <w:t xml:space="preserve"/>
+            </w:r>
+          </w:p>
+          <w:p>
+            <w:pPr>
+              <w:spacing w:after="20" w:before="0"/>
+            </w:pPr>
+            <w:r>
+              <w:rPr>
+                <w:rFonts w:ascii="Arial" w:cs="Arial" w:eastAsia="Arial" w:hAnsi="Arial"/>
+                <w:b/>
+                <w:bCs/>
+                <w:color w:val="1F3864"/>
+                <w:sz w:val="16"/>
+                <w:szCs w:val="16"/>
+              </w:rPr>
+              <w:t xml:space="preserve">📖 HTML:</w:t>
+            </w:r>
+          </w:p>
+          <w:p>
+            <w:pPr>
+              <w:spacing w:after="20" w:before="0"/>
+            </w:pPr>
+            <w:hyperlink w:history="1" r:id="rIdydgjn0jhxuiuxkl2m2k7y">
               <w:r>
                 <w:rPr>
                   <w:rFonts w:ascii="Arial" w:cs="Arial" w:eastAsia="Arial" w:hAnsi="Arial"/>
@@ -27128,7 +26770,7 @@
                   <w:szCs w:val="16"/>
                   <w:u w:val="single" w:color="2E75B6"/>
                 </w:rPr>
-                <w:t xml:space="preserve">Phototropism</w:t>
+                <w:t xml:space="preserve">Seed Dormancy and Germination - Advanced (Flexbook)</w:t>
               </w:r>
             </w:hyperlink>
           </w:p>
@@ -27160,7 +26802,7 @@
                 <w:sz w:val="14"/>
                 <w:szCs w:val="14"/>
               </w:rPr>
-              <w:t xml:space="preserve">Source: Khan Academy (English - US curriculum)</w:t>
+              <w:t xml:space="preserve">Source: CK-12</w:t>
             </w:r>
           </w:p>
           <w:p>
@@ -27168,85 +26810,7 @@
               <w:spacing w:after="10" w:before="0"/>
               <w:ind w:left="120"/>
             </w:pPr>
-            <w:hyperlink w:history="1" r:id="rIdjjywvsv8oifxn5m4_ndfx">
-              <w:r>
-                <w:rPr>
-                  <w:rFonts w:ascii="Arial" w:cs="Arial" w:eastAsia="Arial" w:hAnsi="Arial"/>
-                  <w:color w:val="595959"/>
-                  <w:sz w:val="14"/>
-                  <w:szCs w:val="14"/>
-                  <w:u w:val="single" w:color="595959"/>
-                </w:rPr>
-                <w:t xml:space="preserve">🔍 Search ARES for similar videos</w:t>
-              </w:r>
-            </w:hyperlink>
-          </w:p>
-          <w:p>
-            <w:pPr>
-              <w:spacing w:after="40" w:before="0"/>
-            </w:pPr>
-            <w:r>
-              <w:rPr>
-                <w:sz w:val="14"/>
-                <w:szCs w:val="14"/>
-              </w:rPr>
-              <w:t xml:space="preserve"/>
-            </w:r>
-          </w:p>
-          <w:p>
-            <w:pPr>
-              <w:spacing w:after="20" w:before="0"/>
-            </w:pPr>
-            <w:r>
-              <w:rPr>
-                <w:rFonts w:ascii="Arial" w:cs="Arial" w:eastAsia="Arial" w:hAnsi="Arial"/>
-                <w:b/>
-                <w:bCs/>
-                <w:color w:val="1F3864"/>
-                <w:sz w:val="16"/>
-                <w:szCs w:val="16"/>
-              </w:rPr>
-              <w:t xml:space="preserve">📖 HTML:</w:t>
-            </w:r>
-          </w:p>
-          <w:p>
-            <w:pPr>
-              <w:spacing w:after="20" w:before="0"/>
-            </w:pPr>
-            <w:hyperlink w:history="1" r:id="rIdgxnue4tbfhjtwjyxd8qo_">
-              <w:r>
-                <w:rPr>
-                  <w:rFonts w:ascii="Arial" w:cs="Arial" w:eastAsia="Arial" w:hAnsi="Arial"/>
-                  <w:color w:val="2E75B6"/>
-                  <w:sz w:val="16"/>
-                  <w:szCs w:val="16"/>
-                  <w:u w:val="single" w:color="2E75B6"/>
-                </w:rPr>
-                <w:t xml:space="preserve">Auxins - Advanced (Flexbook)</w:t>
-              </w:r>
-            </w:hyperlink>
-          </w:p>
-          <w:p>
-            <w:pPr>
-              <w:spacing w:after="10" w:before="0"/>
-              <w:ind w:left="120"/>
-            </w:pPr>
-            <w:r>
-              <w:rPr>
-                <w:rFonts w:ascii="Arial" w:cs="Arial" w:eastAsia="Arial" w:hAnsi="Arial"/>
-                <w:color w:val="595959"/>
-                <w:sz w:val="14"/>
-                <w:szCs w:val="14"/>
-              </w:rPr>
-              <w:t xml:space="preserve">Source: CK-12</w:t>
-            </w:r>
-          </w:p>
-          <w:p>
-            <w:pPr>
-              <w:spacing w:after="10" w:before="0"/>
-              <w:ind w:left="120"/>
-            </w:pPr>
-            <w:hyperlink w:history="1" r:id="rId1npta9m3rcip76xk4zc4y">
+            <w:hyperlink w:history="1" r:id="rIdqyxblg9neqetyhizahatu">
               <w:r>
                 <w:rPr>
                   <w:rFonts w:ascii="Arial" w:cs="Arial" w:eastAsia="Arial" w:hAnsi="Arial"/>
@@ -27288,7 +26852,7 @@
                 <w:sz w:val="18"/>
                 <w:szCs w:val="18"/>
               </w:rPr>
-              <w:t xml:space="preserve">Learners recall the farmer's maize and bean field after rainfall. The teacher shows a bean seedling in a cup (or a labelled drawing on the board) and asks: 'If a farmer pinches off the very top of this young bean plant, what will happen to the stems over the next two weeks?' Learners think silently for 1 minute and write a prediction and a reason in their notebooks. They pair up, compare predictions, then share. They also predict: 'What might be moving inside the plant that tells the seed when to germinate and the shoot when to grow?' Predictions are recorded on a class chart titled 'What we think controls plant growth'.</w:t>
+              <w:t xml:space="preserve">Learners take out their Day 1 drawing and explanation. They read the three puzzles on the board: (1) Why did 12 of 100 maize and 20 of 100 beans not germinate by Day 14, including healthy-looking seeds? (2) Why did the maize emerge on Day 7 and the bean on Day 8, with the bean lifting its seed leaves and the maize leaving its scutellum underground? (3) Why was the maize 125 cm and the bean only 44 cm by Day 42, and why did a bean branch only after its tip was removed? Learners think alone, then write a prediction on a sticky note or in their exercise book: 'Which of these can I now explain, and what is my best one-line reason for each?' They also predict: 'If I changed only the rain, would the differences disappear?' Then they pair with a neighbour and share (Think-Pair-Share).</w:t>
             </w:r>
           </w:p>
         </w:tc>
@@ -27320,7 +26884,7 @@
                 <w:sz w:val="18"/>
                 <w:szCs w:val="18"/>
               </w:rPr>
-              <w:t xml:space="preserve">Say: 'Remember our farmer's field. Same rain, same day, but different results. Today we ask what is happening inside the plant.' Hold up the seedling and say: 'Write your prediction in one sentence and give a reason beginning with "because".' Give 60 seconds of silent think time. Then say: 'Turn to your partner and compare.' Circulate for 2 minutes and listen for ideas such as 'the plant will grow sideways' or 'the plant will die'. Ask: 'What do you think is sending signals in the plant?' WAIT TIME 10-15 seconds before taking answers. Cold-call 4 learners from different groups, including at least 2 who have not spoken yet, and record each prediction without judging it. Ask one follow-up: 'Who can tell us why they chose that?'</w:t>
+              <w:t xml:space="preserve">Madam Achieng says: 'Mr. Wafula planted on the same day, in the same field, with the same 25 mm of rain. If the rain and the date were the same, what else could explain the difference? Think silently for 1 minute and write down your idea.' WAIT TIME: 10-15 seconds after each question before taking any answer. Circulate and note two or three Day 1 ideas that were misconceptions, such as 'the beans did not get enough rain'. Cold-call 4 pairs, one at a time, using 'Wanjiru, what did your partner say?' to encourage listening. Do not confirm or correct yet. Record the main predictions on the board under the heading 'Our predictions before we consolidate'.</w:t>
             </w:r>
           </w:p>
         </w:tc>
@@ -27352,7 +26916,7 @@
                 <w:sz w:val="18"/>
                 <w:szCs w:val="18"/>
               </w:rPr>
-              <w:t xml:space="preserve">Think-Pair-Share and Predict-Observe-Explain (POE): Individual thinking surfaces each learner's own ideas before any instruction, pairing lets learners rehearse and refine their reasoning in a low-risk setting, and public sharing creates a class record of predictions to test against evidence later. The prediction is directly linked to the phenomenon of different growth patterns in the same field.</w:t>
+              <w:t xml:space="preserve">Think-Pair-Share and Predict (the first step of Predict-Observe-Explain). Writing predictions before reviewing the evidence makes learners' current ideas visible, so the later comparison shows how much their thinking has changed. The pairing step lets learners practise explaining in simple scientific English before speaking to the class.</w:t>
             </w:r>
           </w:p>
         </w:tc>
@@ -27384,7 +26948,7 @@
                 <w:sz w:val="18"/>
                 <w:szCs w:val="18"/>
               </w:rPr>
-              <w:t xml:space="preserve">Observation: Tick on a checklist how many learners write a prediction with a reason (target: at least 80%). Look for the misconception that plants grow only because of water and soil, with no internal control. Note learners who use words such as 'signal', 'chemical' or 'tip'. Oral probe: 'What makes you think the tip matters?' Learners who cannot give a reason are flagged for support during the Observe phase.</w:t>
+              <w:t xml:space="preserve">Oral probing: listen for learners who attribute the differences to rain or planting date, or who think growth means only getting taller. Observation checklist: tick whether each learner writes a prediction for all three puzzles. Indicator of readiness: at least 4 of the 6 groups can name one factor that is not rain or planting date (for example seed structure, dormancy or waterlogging).</w:t>
             </w:r>
           </w:p>
         </w:tc>
@@ -27441,7 +27005,84 @@
             <w:pPr>
               <w:spacing w:after="20" w:before="0"/>
             </w:pPr>
-            <w:hyperlink w:history="1" r:id="rIdwd4fdigkcq_i4c2jlharo">
+            <w:r>
+              <w:rPr>
+                <w:rFonts w:ascii="Arial" w:cs="Arial" w:eastAsia="Arial" w:hAnsi="Arial"/>
+                <w:i/>
+                <w:iCs/>
+                <w:color w:val="595959"/>
+                <w:sz w:val="16"/>
+                <w:szCs w:val="16"/>
+              </w:rPr>
+              <w:t xml:space="preserve">No closely matching video in the ARES library for this activity.</w:t>
+            </w:r>
+          </w:p>
+          <w:p>
+            <w:pPr>
+              <w:spacing w:after="10" w:before="0"/>
+              <w:ind w:left="120"/>
+            </w:pPr>
+            <w:hyperlink w:history="1" r:id="rIdciumpzygmyoerffwciwdf">
+              <w:r>
+                <w:rPr>
+                  <w:rFonts w:ascii="Arial" w:cs="Arial" w:eastAsia="Arial" w:hAnsi="Arial"/>
+                  <w:color w:val="595959"/>
+                  <w:sz w:val="14"/>
+                  <w:szCs w:val="14"/>
+                  <w:u w:val="single" w:color="595959"/>
+                </w:rPr>
+                <w:t xml:space="preserve">🔍 Search ARES for videos</w:t>
+              </w:r>
+            </w:hyperlink>
+          </w:p>
+          <w:p>
+            <w:pPr>
+              <w:spacing w:after="10" w:before="0"/>
+              <w:ind w:left="120"/>
+            </w:pPr>
+            <w:r>
+              <w:rPr>
+                <w:rFonts w:ascii="Arial" w:cs="Arial" w:eastAsia="Arial" w:hAnsi="Arial"/>
+                <w:color w:val="595959"/>
+                <w:sz w:val="14"/>
+                <w:szCs w:val="14"/>
+              </w:rPr>
+              <w:t xml:space="preserve">Search terms: growth development plants consolidation</w:t>
+            </w:r>
+          </w:p>
+          <w:p>
+            <w:pPr>
+              <w:spacing w:after="40" w:before="0"/>
+            </w:pPr>
+            <w:r>
+              <w:rPr>
+                <w:sz w:val="14"/>
+                <w:szCs w:val="14"/>
+              </w:rPr>
+              <w:t xml:space="preserve"/>
+            </w:r>
+          </w:p>
+          <w:p>
+            <w:pPr>
+              <w:spacing w:after="20" w:before="0"/>
+            </w:pPr>
+            <w:r>
+              <w:rPr>
+                <w:rFonts w:ascii="Arial" w:cs="Arial" w:eastAsia="Arial" w:hAnsi="Arial"/>
+                <w:b/>
+                <w:bCs/>
+                <w:color w:val="1F3864"/>
+                <w:sz w:val="16"/>
+                <w:szCs w:val="16"/>
+              </w:rPr>
+              <w:t xml:space="preserve">📖 HTML:</w:t>
+            </w:r>
+          </w:p>
+          <w:p>
+            <w:pPr>
+              <w:spacing w:after="20" w:before="0"/>
+            </w:pPr>
+            <w:hyperlink w:history="1" r:id="rIdwzv5z7yhroemysjbmvg-q">
               <w:r>
                 <w:rPr>
                   <w:rFonts w:ascii="Arial" w:cs="Arial" w:eastAsia="Arial" w:hAnsi="Arial"/>
@@ -27450,7 +27091,7 @@
                   <w:szCs w:val="16"/>
                   <w:u w:val="single" w:color="2E75B6"/>
                 </w:rPr>
-                <w:t xml:space="preserve">Phototropism</w:t>
+                <w:t xml:space="preserve">Seed Dormancy and Germination - Advanced (Flexbook)</w:t>
               </w:r>
             </w:hyperlink>
           </w:p>
@@ -27482,7 +27123,7 @@
                 <w:sz w:val="14"/>
                 <w:szCs w:val="14"/>
               </w:rPr>
-              <w:t xml:space="preserve">Source: Khan Academy (English - US curriculum)</w:t>
+              <w:t xml:space="preserve">Source: CK-12</w:t>
             </w:r>
           </w:p>
           <w:p>
@@ -27490,85 +27131,7 @@
               <w:spacing w:after="10" w:before="0"/>
               <w:ind w:left="120"/>
             </w:pPr>
-            <w:hyperlink w:history="1" r:id="rIdw9mlp71tuvkjbjbxekqqp">
-              <w:r>
-                <w:rPr>
-                  <w:rFonts w:ascii="Arial" w:cs="Arial" w:eastAsia="Arial" w:hAnsi="Arial"/>
-                  <w:color w:val="595959"/>
-                  <w:sz w:val="14"/>
-                  <w:szCs w:val="14"/>
-                  <w:u w:val="single" w:color="595959"/>
-                </w:rPr>
-                <w:t xml:space="preserve">🔍 Search ARES for similar videos</w:t>
-              </w:r>
-            </w:hyperlink>
-          </w:p>
-          <w:p>
-            <w:pPr>
-              <w:spacing w:after="40" w:before="0"/>
-            </w:pPr>
-            <w:r>
-              <w:rPr>
-                <w:sz w:val="14"/>
-                <w:szCs w:val="14"/>
-              </w:rPr>
-              <w:t xml:space="preserve"/>
-            </w:r>
-          </w:p>
-          <w:p>
-            <w:pPr>
-              <w:spacing w:after="20" w:before="0"/>
-            </w:pPr>
-            <w:r>
-              <w:rPr>
-                <w:rFonts w:ascii="Arial" w:cs="Arial" w:eastAsia="Arial" w:hAnsi="Arial"/>
-                <w:b/>
-                <w:bCs/>
-                <w:color w:val="1F3864"/>
-                <w:sz w:val="16"/>
-                <w:szCs w:val="16"/>
-              </w:rPr>
-              <w:t xml:space="preserve">📖 HTML:</w:t>
-            </w:r>
-          </w:p>
-          <w:p>
-            <w:pPr>
-              <w:spacing w:after="20" w:before="0"/>
-            </w:pPr>
-            <w:hyperlink w:history="1" r:id="rIdgcx2jjs5izke2fjmtyeyn">
-              <w:r>
-                <w:rPr>
-                  <w:rFonts w:ascii="Arial" w:cs="Arial" w:eastAsia="Arial" w:hAnsi="Arial"/>
-                  <w:color w:val="2E75B6"/>
-                  <w:sz w:val="16"/>
-                  <w:szCs w:val="16"/>
-                  <w:u w:val="single" w:color="2E75B6"/>
-                </w:rPr>
-                <w:t xml:space="preserve">Auxins - Advanced (Flexbook)</w:t>
-              </w:r>
-            </w:hyperlink>
-          </w:p>
-          <w:p>
-            <w:pPr>
-              <w:spacing w:after="10" w:before="0"/>
-              <w:ind w:left="120"/>
-            </w:pPr>
-            <w:r>
-              <w:rPr>
-                <w:rFonts w:ascii="Arial" w:cs="Arial" w:eastAsia="Arial" w:hAnsi="Arial"/>
-                <w:color w:val="595959"/>
-                <w:sz w:val="14"/>
-                <w:szCs w:val="14"/>
-              </w:rPr>
-              <w:t xml:space="preserve">Source: CK-12</w:t>
-            </w:r>
-          </w:p>
-          <w:p>
-            <w:pPr>
-              <w:spacing w:after="10" w:before="0"/>
-              <w:ind w:left="120"/>
-            </w:pPr>
-            <w:hyperlink w:history="1" r:id="rIdre5earnncbcdgcl62vykk">
+            <w:hyperlink w:history="1" r:id="rIdlcopgialb3pjowsfdhedj">
               <w:r>
                 <w:rPr>
                   <w:rFonts w:ascii="Arial" w:cs="Arial" w:eastAsia="Arial" w:hAnsi="Arial"/>
@@ -27610,7 +27173,7 @@
                 <w:sz w:val="18"/>
                 <w:szCs w:val="18"/>
               </w:rPr>
-              <w:t xml:space="preserve">In groups of 5-6, learners gather evidence from three sources. (1) Video or picture sequence: they watch a short time-lapse of seedlings responding to hormones (if available; offline alternative: the teacher shows a prepared chart of four drawings: a seedling with intact tip, a seedling with the tip removed, a tip with an agar or soil block placed back on it, and a seedling bent toward light), and complete an observation table of what changed and where. (2) Reading: each group receives one section of the 'Plant Hormones' reading card (auxins, gibberellins, cytokinins, abscisic acid and ethylene, plus apical dominance), and records the function and a Kenyan example in a table. Examples on the cards: tea pruning and plucking in Kericho to make bushes branch, bean and maize seed germination boosted by gibberellins, rooting of cuttings with natural sources of hormones such as bulb onion, Aloe and cinnamon in a school tree nursery, and ethylene ripening bananas and mangoes bought at Mombasa markets, and abscisic acid keeping dormant seeds from germinating in the dry season. (3) Pruning demonstration: the teacher shows two bean seedlings set up two weeks earlier, one with its tip pinched off and one intact, and learners measure height and count side branches, recording in a table.</w:t>
+              <w:t xml:space="preserve">In groups of 5-6, each group gets a set of evidence cards covering lessons 1-8: Card A, germination counts at Day 14 (maize 88 of 100, beans 80 of 100) and the reasons for non-germination (maize 12: 5 eaten or rotted by fungi/pests, 4 old non-viable seed, 3 waterlogged; beans 20: 8 hard seed coat, 6 waterlogged, 4 non-viable, 2 pests); Card B, scarification of the 8 hard-coated beans (7 of 8 germinated by Day 7); Card C, jar results for 20 bean seeds at Day 5 (water + air + 25 C = 18; dry = 0; no air = 1; cold at 4 C = 0); Card D, time-lapse events (maize: radicle Day 4, emergence Day 7, first leaf Day 10, 3 leaves Day 17; bean: radicle Day 3, emergence Day 8, first true leaves Day 12, trifoliate leaves Day 18, branching by Day 25); Card E, heights at Days 7-42 (maize 3, 12, 30, 62, 98, 125 cm; bean 4, 9, 18, 30, 40, 44 cm), stem width at Days 14, 28 and 42 (maize 6, 14, 22 mm; bean 2, 4, 6 mm) and root length (maize 10, 25, 40 cm; bean 8, 18, 26 cm); Card F, hormone evidence (apical dominance: intact tip = 0 branches at Day 25, tip removed at Day 20 = 3 branches by Day 32; gibberellin-soaked seeds germinate sooner; abscisic acid maintains dormancy) and Card G, the cuttings results (water 9, onion extract 21, aloe 24, cinnamon 18 rooted out of 30). Each group sorts the cards under the three puzzles, and checks the sums (5+4+3=12 and 8+6+4+2=20). Fatuma's jars, Otieno's height table and Kiprop's cuttings data can be shown at the bench for learners to check against the cards. Each learner records in a table: 'What did we observe?' and 'Which puzzle does it help with?'</w:t>
             </w:r>
           </w:p>
         </w:tc>
@@ -27642,7 +27205,7 @@
                 <w:sz w:val="18"/>
                 <w:szCs w:val="18"/>
               </w:rPr>
-              <w:t xml:space="preserve">Say: 'You are now scientists collecting evidence. Write only what you can see, not what you think.' Before the video or chart, say: 'Watch for three things: where the change happens, what part of the plant responds, and how long it takes.' Play the video twice if available; if there is no electricity or internet, say: 'Our video is on paper today. Look closely at each drawing.' and walk the chart through step by step. WAIT TIME 10-15 seconds after asking: 'What is different between the seedling with the tip and the one without?' Cold-call 3 groups to report one observation each. Distribute reading cards (one per group, shared between 5-6 learners) and say: 'Read together. Underline the function of your hormone and one Kenyan example.' Clarify difficult terms on the board: 'hormone = chemical messenger', 'apical = at the top', 'dominance = control'. For the demonstration say: 'Compare the two plants. Count the side branches and measure the height with a ruler.' Safety: only the teacher handles the blade. Ask: 'Which plant is taller? Which is bushier? What might explain it?' Cold-call 4 learners for measurements, and record on the board.</w:t>
+              <w:t xml:space="preserve">Madam Achieng says: 'Your job is detective work. Place every card under the puzzle it helps to solve. Some cards help with more than one puzzle.' Distribute the card sets and printed time-lapse event tables (use the flip chart if the video cannot be shown, and play the Bean Time-Lapse 25 days soil cross section and Growing corn time lapse only where available). Circulate with probing questions: 'Which cards show that dormancy is not the same as death?' 'If the seed coat is the problem, why did 7 of 8 germinate after nicking?' 'Look at the stem width. Does the maize get thicker the same way as the bean?' WAIT TIME of 10-15 seconds after each question. Cold-call 3 groups to report one connection that they found between two cards. Correct any mistakes in the arithmetic. Make sure learners note that waterlogging affected both crops (3 maize and 6 bean seeds) because it limits oxygen.</w:t>
             </w:r>
           </w:p>
         </w:tc>
@@ -27674,7 +27237,7 @@
                 <w:sz w:val="18"/>
                 <w:szCs w:val="18"/>
               </w:rPr>
-              <w:t xml:space="preserve">Predict-Observe-Explain (POE), Observe step: learners test their earlier predictions against three independent sources of evidence (video or chart, text and a live demonstration). Triangulating sources helps them see that the same pattern appears repeatedly, which strengthens their later claims. Jigsaw-style sharing of reading cards also spreads the reading load, which suits large classes with limited textbooks.</w:t>
+              <w:t xml:space="preserve">Predict-Observe-Explain (the Observe step) with data sorting. Sorting cards under a puzzle requires learners to judge what each piece of evidence says, so they move from isolated lesson facts to a connected network of evidence. The checks on totals build habits of data accuracy.</w:t>
             </w:r>
           </w:p>
         </w:tc>
@@ -27706,7 +27269,7 @@
                 <w:sz w:val="18"/>
                 <w:szCs w:val="18"/>
               </w:rPr>
-              <w:t xml:space="preserve">Observation checklist: tick learners who (a) record observations without interpreting, (b) measure height correctly in cm, (c) count side branches accurately, and (d) take a role in the group. Success indicators: the observation table shows that the pruned seedling has more side branches and the intact seedling is taller; each group's reading table has the correct function for its hormone (e.g. auxin: cell elongation and apical dominance; gibberellins: seed germination and stem elongation; cytokinins: cell division and side-bud growth; abscisic acid: dormancy and closing stomata; ethylene: fruit ripening). Oral probes: 'Which hormone did you read about and what does it do?' Misconception to catch: 'Hormones are only found in animals.'</w:t>
+              <w:t xml:space="preserve">Observation checklist: Did the group place Card B and Card C correctly (for example, scarification evidence under dormancy)? Did learners read the data using units (cm, mm, days)? Quick oral check: ask any learner 'Out of 100 beans, how many failed because of the hard seed coat?' (Answer: 8.) Look for the misconception that all 20 non-germinating beans were dead; the correct answer is that 8 were viable but dormant.</w:t>
             </w:r>
           </w:p>
         </w:tc>
@@ -27763,7 +27326,84 @@
             <w:pPr>
               <w:spacing w:after="20" w:before="0"/>
             </w:pPr>
-            <w:hyperlink w:history="1" r:id="rIdxhfxnivaznzeux2xicyur">
+            <w:r>
+              <w:rPr>
+                <w:rFonts w:ascii="Arial" w:cs="Arial" w:eastAsia="Arial" w:hAnsi="Arial"/>
+                <w:i/>
+                <w:iCs/>
+                <w:color w:val="595959"/>
+                <w:sz w:val="16"/>
+                <w:szCs w:val="16"/>
+              </w:rPr>
+              <w:t xml:space="preserve">No closely matching video in the ARES library for this activity.</w:t>
+            </w:r>
+          </w:p>
+          <w:p>
+            <w:pPr>
+              <w:spacing w:after="10" w:before="0"/>
+              <w:ind w:left="120"/>
+            </w:pPr>
+            <w:hyperlink w:history="1" r:id="rIdglxkntk41hirowaqsa9bs">
+              <w:r>
+                <w:rPr>
+                  <w:rFonts w:ascii="Arial" w:cs="Arial" w:eastAsia="Arial" w:hAnsi="Arial"/>
+                  <w:color w:val="595959"/>
+                  <w:sz w:val="14"/>
+                  <w:szCs w:val="14"/>
+                  <w:u w:val="single" w:color="595959"/>
+                </w:rPr>
+                <w:t xml:space="preserve">🔍 Search ARES for videos</w:t>
+              </w:r>
+            </w:hyperlink>
+          </w:p>
+          <w:p>
+            <w:pPr>
+              <w:spacing w:after="10" w:before="0"/>
+              <w:ind w:left="120"/>
+            </w:pPr>
+            <w:r>
+              <w:rPr>
+                <w:rFonts w:ascii="Arial" w:cs="Arial" w:eastAsia="Arial" w:hAnsi="Arial"/>
+                <w:color w:val="595959"/>
+                <w:sz w:val="14"/>
+                <w:szCs w:val="14"/>
+              </w:rPr>
+              <w:t xml:space="preserve">Search terms: growth development plants consolidation</w:t>
+            </w:r>
+          </w:p>
+          <w:p>
+            <w:pPr>
+              <w:spacing w:after="40" w:before="0"/>
+            </w:pPr>
+            <w:r>
+              <w:rPr>
+                <w:sz w:val="14"/>
+                <w:szCs w:val="14"/>
+              </w:rPr>
+              <w:t xml:space="preserve"/>
+            </w:r>
+          </w:p>
+          <w:p>
+            <w:pPr>
+              <w:spacing w:after="20" w:before="0"/>
+            </w:pPr>
+            <w:r>
+              <w:rPr>
+                <w:rFonts w:ascii="Arial" w:cs="Arial" w:eastAsia="Arial" w:hAnsi="Arial"/>
+                <w:b/>
+                <w:bCs/>
+                <w:color w:val="1F3864"/>
+                <w:sz w:val="16"/>
+                <w:szCs w:val="16"/>
+              </w:rPr>
+              <w:t xml:space="preserve">📖 HTML:</w:t>
+            </w:r>
+          </w:p>
+          <w:p>
+            <w:pPr>
+              <w:spacing w:after="20" w:before="0"/>
+            </w:pPr>
+            <w:hyperlink w:history="1" r:id="rIdqcnsh3npa82srhyggfzjs">
               <w:r>
                 <w:rPr>
                   <w:rFonts w:ascii="Arial" w:cs="Arial" w:eastAsia="Arial" w:hAnsi="Arial"/>
@@ -27772,7 +27412,7 @@
                   <w:szCs w:val="16"/>
                   <w:u w:val="single" w:color="2E75B6"/>
                 </w:rPr>
-                <w:t xml:space="preserve">Phototropism</w:t>
+                <w:t xml:space="preserve">Seed Dormancy and Germination - Advanced (Flexbook)</w:t>
               </w:r>
             </w:hyperlink>
           </w:p>
@@ -27804,7 +27444,7 @@
                 <w:sz w:val="14"/>
                 <w:szCs w:val="14"/>
               </w:rPr>
-              <w:t xml:space="preserve">Source: Khan Academy (English - US curriculum)</w:t>
+              <w:t xml:space="preserve">Source: CK-12</w:t>
             </w:r>
           </w:p>
           <w:p>
@@ -27812,101 +27452,7 @@
               <w:spacing w:after="10" w:before="0"/>
               <w:ind w:left="120"/>
             </w:pPr>
-            <w:hyperlink w:history="1" r:id="rIdogl-8fwdrdtflr-cbh33a">
-              <w:r>
-                <w:rPr>
-                  <w:rFonts w:ascii="Arial" w:cs="Arial" w:eastAsia="Arial" w:hAnsi="Arial"/>
-                  <w:color w:val="595959"/>
-                  <w:sz w:val="14"/>
-                  <w:szCs w:val="14"/>
-                  <w:u w:val="single" w:color="595959"/>
-                </w:rPr>
-                <w:t xml:space="preserve">🔍 Search ARES for similar videos</w:t>
-              </w:r>
-            </w:hyperlink>
-          </w:p>
-          <w:p>
-            <w:pPr>
-              <w:spacing w:after="40" w:before="0"/>
-            </w:pPr>
-            <w:r>
-              <w:rPr>
-                <w:sz w:val="14"/>
-                <w:szCs w:val="14"/>
-              </w:rPr>
-              <w:t xml:space="preserve"/>
-            </w:r>
-          </w:p>
-          <w:p>
-            <w:pPr>
-              <w:spacing w:after="20" w:before="0"/>
-            </w:pPr>
-            <w:r>
-              <w:rPr>
-                <w:rFonts w:ascii="Arial" w:cs="Arial" w:eastAsia="Arial" w:hAnsi="Arial"/>
-                <w:b/>
-                <w:bCs/>
-                <w:color w:val="1F3864"/>
-                <w:sz w:val="16"/>
-                <w:szCs w:val="16"/>
-              </w:rPr>
-              <w:t xml:space="preserve">📖 HTML:</w:t>
-            </w:r>
-          </w:p>
-          <w:p>
-            <w:pPr>
-              <w:spacing w:after="20" w:before="0"/>
-            </w:pPr>
-            <w:hyperlink w:history="1" r:id="rIdgwrkemtzsnboyu6hs8gqf">
-              <w:r>
-                <w:rPr>
-                  <w:rFonts w:ascii="Arial" w:cs="Arial" w:eastAsia="Arial" w:hAnsi="Arial"/>
-                  <w:color w:val="2E75B6"/>
-                  <w:sz w:val="16"/>
-                  <w:szCs w:val="16"/>
-                  <w:u w:val="single" w:color="2E75B6"/>
-                </w:rPr>
-                <w:t xml:space="preserve">Hormones and Plant Growth - Advanced (Flexbook)</w:t>
-              </w:r>
-            </w:hyperlink>
-          </w:p>
-          <w:p>
-            <w:pPr>
-              <w:spacing w:after="20" w:before="0"/>
-            </w:pPr>
-            <w:r>
-              <w:rPr>
-                <w:rFonts w:ascii="Arial" w:cs="Arial" w:eastAsia="Arial" w:hAnsi="Arial"/>
-                <w:i/>
-                <w:iCs/>
-                <w:color w:val="595959"/>
-                <w:sz w:val="16"/>
-                <w:szCs w:val="16"/>
-              </w:rPr>
-              <w:t xml:space="preserve">Related topic: not an exact match for this lesson.</w:t>
-            </w:r>
-          </w:p>
-          <w:p>
-            <w:pPr>
-              <w:spacing w:after="10" w:before="0"/>
-              <w:ind w:left="120"/>
-            </w:pPr>
-            <w:r>
-              <w:rPr>
-                <w:rFonts w:ascii="Arial" w:cs="Arial" w:eastAsia="Arial" w:hAnsi="Arial"/>
-                <w:color w:val="595959"/>
-                <w:sz w:val="14"/>
-                <w:szCs w:val="14"/>
-              </w:rPr>
-              <w:t xml:space="preserve">Source: CK-12</w:t>
-            </w:r>
-          </w:p>
-          <w:p>
-            <w:pPr>
-              <w:spacing w:after="10" w:before="0"/>
-              <w:ind w:left="120"/>
-            </w:pPr>
-            <w:hyperlink w:history="1" r:id="rIdfn_bk-uzvw_k2aae68umr">
+            <w:hyperlink w:history="1" r:id="rId_xxnevpjml2pmdcte1z2g">
               <w:r>
                 <w:rPr>
                   <w:rFonts w:ascii="Arial" w:cs="Arial" w:eastAsia="Arial" w:hAnsi="Arial"/>
@@ -27948,7 +27494,7 @@
                 <w:sz w:val="18"/>
                 <w:szCs w:val="18"/>
               </w:rPr>
-              <w:t xml:space="preserve">Learners build a Claim-Evidence-Reasoning (CER) statement in their groups to answer: 'How do hormones help explain why maize and bean plants grown together differ in germination, emergence and growth?' They write the claim (e.g. 'Hormones such as gibberellins, abscisic acid and auxins control when seeds germinate and how the shoot and branches grow, so differences in hormone balance and response can cause different germination and growth'), then list at least two pieces of evidence (the pruned versus intact bean seedling data, the video or chart observations, the reading on abscisic acid and gibberellins in dormancy, and earlier lessons on dormancy and germination) and finally write the reasoning linking evidence to claim (e.g. 'When the tip, the source of auxin, was removed, side buds were released, showing that auxin from the tip suppresses side branches; this is apical dominance. Because maize is a monocot with one main stem and beans are dicots that can branch, their hormone responses and growth forms differ.'). Groups also explain farm applications: why tea farmers in Kericho prune bushes, why a nursery manager may dip cuttings in onion or Aloe extract, and why Mombasa traders put bananas in a closed sack to ripen them faster. Each group swaps its CER with another group for peer review using a three-point checklist: Is the claim clear? Is the evidence from our data? Does the reasoning link both?</w:t>
+              <w:t xml:space="preserve">Each group writes three CER explanations, one for each puzzle. Claim: a one-sentence answer. Evidence: at least two data points from the cards. Reasoning: the biological idea that links the data to the claim, using correct terms. Example for puzzle 1: Claim: 'The seeds failed for different reasons, and the healthy-looking ones were dormant, not dead.' Evidence: '8 of 20 non-germinating beans had a hard seed coat, and 7 of those 8 germinated after scarification.' Reasoning: 'A hard impermeable testa stops water entering, so the viable embryo stays dormant even in favourable conditions; the other failures were pests, non-viable embryos and waterlogging, which removes oxygen.' Learners then hold a Gallery Walk: groups post CER sheets, seed structure drawings and growth curve sketches on the walls, and rotate every 3 minutes with sticky notes marked 'Strong evidence', 'Needs a reason' or 'Question'. They then return to their own sheet and improve it. The class also discusses: 'Why do we say the differences came from seed structure, seed condition and environment, and not the rain?'</w:t>
             </w:r>
           </w:p>
         </w:tc>
@@ -27980,7 +27526,7 @@
                 <w:sz w:val="18"/>
                 <w:szCs w:val="18"/>
               </w:rPr>
-              <w:t xml:space="preserve">Say: 'A good scientific explanation has three parts: a claim, evidence and reasoning. Let us build one together.' Model one example on the board with a different question (e.g. 'Why do tea bushes in Kericho become bushy after pruning?'). Then say: 'Now do it for the maize and bean question.' Circulate and ask: 'What is your evidence for that?' and 'How does that evidence support your claim?' WAIT TIME 10-15 seconds after each question before offering any help. Cold-call 3 groups to read their claims and 3 different learners to give a piece of evidence. Ask the class: 'Do hormones act alone, or do they work together? Think about abscisic acid and gibberellins in seeds.' Take 2 more responses. Probe misconceptions: 'Does cutting the tip kill the plant? What did our data show?' Provide an extension challenge to faster groups: 'How could a farmer use this knowledge to get more branches on bean plants or more roots on a cutting?' Close by saying: 'Hormones are one part of the answer; the other parts are the seed structure, dormancy, water, oxygen and temperature from our earlier lessons.'</w:t>
+              <w:t xml:space="preserve">Madam Achieng models one CER using puzzle 2 on the board, thinking aloud: 'My claim is that maize emerges earlier because... what evidence do I have?' Then she says: 'Now write your own. Evidence must have a number and a unit.' Provide sentence starters: 'The data show that...', 'This happens because...'. During the Gallery Walk, instruct 'Read, do not talk, for the first minute; then leave a sticky note with a question or praise.' WAIT TIME 10-15 seconds before calling on anyone. Cold-call 5 learners in total across groups with questions such as: 'Kiprop, which evidence is the strongest for your claim and why?' 'Fatuma, what is the role of oxygen in germination?' Press for reasoning: 'How do we know it was not the rain?' Clarify terms: germination (radicle emerges), emergence (shoot appears above the soil), growth (permanent irreversible increase in size) and development (changes in form or complexity). Make sure learners link the hypogeal (maize, scutellum stays underground) and epigeal (bean, cotyledons lifted) patterns to the structure of the seeds. For puzzle 3, make sure they discuss the maize growth: steepest between Day 21 and 35 (increases of 32 and 36 cm per week), slowing after Day 35 (27 cm); the bean steepest between Day 14 and 28 (9 and 12 cm per week) and flattening (10, then 4 cm); maize has no vascular cambium, so its thickening (6 to 22 mm) is from primary growth, while the bean base thickens slightly as the vascular cambium becomes active. Connect to hormones: auxin from the apical bud inhibits lateral buds, and cytokinins promote them (0 branches with the tip intact, 3 after removal); gibberellins promote germination and abscisic acid maintains dormancy.</w:t>
             </w:r>
           </w:p>
         </w:tc>
@@ -28012,7 +27558,7 @@
                 <w:sz w:val="18"/>
                 <w:szCs w:val="18"/>
               </w:rPr>
-              <w:t xml:space="preserve">Claim-Evidence-Reasoning (CER) with peer review: learners must justify claims with data they collected and explicitly connect the data to a scientific idea (apical dominance and hormonal control). Modelling the structure first reduces cognitive load and supports learners writing in a second language, while peer review teaches them to critique evidence, not opinions. Connecting to agriculture shows that the explanation has real-world value in Kenyan farming and tree nurseries.</w:t>
+              <w:t xml:space="preserve">Claim-Evidence-Reasoning (CER) with a Gallery Walk. CER requires learners to connect specific data to a biological mechanism rather than just state facts. The Gallery Walk gives each explanation a real audience, and peer questions reveal gaps in reasoning before the final model is drawn.</w:t>
             </w:r>
           </w:p>
         </w:tc>
@@ -28044,7 +27590,7 @@
                 <w:sz w:val="18"/>
                 <w:szCs w:val="18"/>
               </w:rPr>
-              <w:t xml:space="preserve">Peer review checklist and teacher scoring rubric (0-3) for each CER: claim present and answers the question; at least two pieces of evidence taken from data or reading; reasoning links evidence to hormone action. Success indicators: learners use terms such as 'auxin', 'apical dominance', 'gibberellin' and 'abscisic acid' correctly; evidence cites actual numbers (e.g. '4 side branches versus 0'). Oral probing identifies misconceptions: (a) 'hormones are the only factor in germination', (b) 'removing the tip kills the plant', (c) 'one hormone does one job only'. Quick quiz (3 questions, 3 minutes): name the hormone that breaks dormancy; state what apical dominance means; give one agricultural use of ethylene or pruning. Aim for 70% correct.</w:t>
+              <w:t xml:space="preserve">Peer review of the CER sheets with a short rubric: (1) a clear claim, (2) at least two data points with units, (3) correct scientific reasoning. Success indicator: at least 80% of groups include '8 of 20' or 'scarified, 7 germinated' for puzzle 1, and 'apical dominance, 0 vs 3 branches' for the branching question. Oral probing: listen for 'rain' as the explanation, which signals a lingering misconception. Teacher notes which groups confuse germination and emergence.</w:t>
             </w:r>
           </w:p>
         </w:tc>
@@ -28101,7 +27647,84 @@
             <w:pPr>
               <w:spacing w:after="20" w:before="0"/>
             </w:pPr>
-            <w:hyperlink w:history="1" r:id="rIdymoztmlgz0r7y045ngyrp">
+            <w:r>
+              <w:rPr>
+                <w:rFonts w:ascii="Arial" w:cs="Arial" w:eastAsia="Arial" w:hAnsi="Arial"/>
+                <w:i/>
+                <w:iCs/>
+                <w:color w:val="595959"/>
+                <w:sz w:val="16"/>
+                <w:szCs w:val="16"/>
+              </w:rPr>
+              <w:t xml:space="preserve">No closely matching video in the ARES library for this activity.</w:t>
+            </w:r>
+          </w:p>
+          <w:p>
+            <w:pPr>
+              <w:spacing w:after="10" w:before="0"/>
+              <w:ind w:left="120"/>
+            </w:pPr>
+            <w:hyperlink w:history="1" r:id="rIdxdethzeln2cbjboujlcbz">
+              <w:r>
+                <w:rPr>
+                  <w:rFonts w:ascii="Arial" w:cs="Arial" w:eastAsia="Arial" w:hAnsi="Arial"/>
+                  <w:color w:val="595959"/>
+                  <w:sz w:val="14"/>
+                  <w:szCs w:val="14"/>
+                  <w:u w:val="single" w:color="595959"/>
+                </w:rPr>
+                <w:t xml:space="preserve">🔍 Search ARES for videos</w:t>
+              </w:r>
+            </w:hyperlink>
+          </w:p>
+          <w:p>
+            <w:pPr>
+              <w:spacing w:after="10" w:before="0"/>
+              <w:ind w:left="120"/>
+            </w:pPr>
+            <w:r>
+              <w:rPr>
+                <w:rFonts w:ascii="Arial" w:cs="Arial" w:eastAsia="Arial" w:hAnsi="Arial"/>
+                <w:color w:val="595959"/>
+                <w:sz w:val="14"/>
+                <w:szCs w:val="14"/>
+              </w:rPr>
+              <w:t xml:space="preserve">Search terms: growth development plants consolidation</w:t>
+            </w:r>
+          </w:p>
+          <w:p>
+            <w:pPr>
+              <w:spacing w:after="40" w:before="0"/>
+            </w:pPr>
+            <w:r>
+              <w:rPr>
+                <w:sz w:val="14"/>
+                <w:szCs w:val="14"/>
+              </w:rPr>
+              <w:t xml:space="preserve"/>
+            </w:r>
+          </w:p>
+          <w:p>
+            <w:pPr>
+              <w:spacing w:after="20" w:before="0"/>
+            </w:pPr>
+            <w:r>
+              <w:rPr>
+                <w:rFonts w:ascii="Arial" w:cs="Arial" w:eastAsia="Arial" w:hAnsi="Arial"/>
+                <w:b/>
+                <w:bCs/>
+                <w:color w:val="1F3864"/>
+                <w:sz w:val="16"/>
+                <w:szCs w:val="16"/>
+              </w:rPr>
+              <w:t xml:space="preserve">📖 HTML:</w:t>
+            </w:r>
+          </w:p>
+          <w:p>
+            <w:pPr>
+              <w:spacing w:after="20" w:before="0"/>
+            </w:pPr>
+            <w:hyperlink w:history="1" r:id="rIdnkctql3dr3zi18wnim4sw">
               <w:r>
                 <w:rPr>
                   <w:rFonts w:ascii="Arial" w:cs="Arial" w:eastAsia="Arial" w:hAnsi="Arial"/>
@@ -28110,7 +27733,7 @@
                   <w:szCs w:val="16"/>
                   <w:u w:val="single" w:color="2E75B6"/>
                 </w:rPr>
-                <w:t xml:space="preserve">Phototropism</w:t>
+                <w:t xml:space="preserve">Seed Dormancy and Germination - Advanced (Flexbook)</w:t>
               </w:r>
             </w:hyperlink>
           </w:p>
@@ -28142,7 +27765,7 @@
                 <w:sz w:val="14"/>
                 <w:szCs w:val="14"/>
               </w:rPr>
-              <w:t xml:space="preserve">Source: Khan Academy (English - US curriculum)</w:t>
+              <w:t xml:space="preserve">Source: CK-12</w:t>
             </w:r>
           </w:p>
           <w:p>
@@ -28150,85 +27773,7 @@
               <w:spacing w:after="10" w:before="0"/>
               <w:ind w:left="120"/>
             </w:pPr>
-            <w:hyperlink w:history="1" r:id="rIdyeofcqxgtgsypcburnv8d">
-              <w:r>
-                <w:rPr>
-                  <w:rFonts w:ascii="Arial" w:cs="Arial" w:eastAsia="Arial" w:hAnsi="Arial"/>
-                  <w:color w:val="595959"/>
-                  <w:sz w:val="14"/>
-                  <w:szCs w:val="14"/>
-                  <w:u w:val="single" w:color="595959"/>
-                </w:rPr>
-                <w:t xml:space="preserve">🔍 Search ARES for similar videos</w:t>
-              </w:r>
-            </w:hyperlink>
-          </w:p>
-          <w:p>
-            <w:pPr>
-              <w:spacing w:after="40" w:before="0"/>
-            </w:pPr>
-            <w:r>
-              <w:rPr>
-                <w:sz w:val="14"/>
-                <w:szCs w:val="14"/>
-              </w:rPr>
-              <w:t xml:space="preserve"/>
-            </w:r>
-          </w:p>
-          <w:p>
-            <w:pPr>
-              <w:spacing w:after="20" w:before="0"/>
-            </w:pPr>
-            <w:r>
-              <w:rPr>
-                <w:rFonts w:ascii="Arial" w:cs="Arial" w:eastAsia="Arial" w:hAnsi="Arial"/>
-                <w:b/>
-                <w:bCs/>
-                <w:color w:val="1F3864"/>
-                <w:sz w:val="16"/>
-                <w:szCs w:val="16"/>
-              </w:rPr>
-              <w:t xml:space="preserve">📖 HTML:</w:t>
-            </w:r>
-          </w:p>
-          <w:p>
-            <w:pPr>
-              <w:spacing w:after="20" w:before="0"/>
-            </w:pPr>
-            <w:hyperlink w:history="1" r:id="rIdbttt9tqylkubtbdrhkfgv">
-              <w:r>
-                <w:rPr>
-                  <w:rFonts w:ascii="Arial" w:cs="Arial" w:eastAsia="Arial" w:hAnsi="Arial"/>
-                  <w:color w:val="2E75B6"/>
-                  <w:sz w:val="16"/>
-                  <w:szCs w:val="16"/>
-                  <w:u w:val="single" w:color="2E75B6"/>
-                </w:rPr>
-                <w:t xml:space="preserve">Auxins - Advanced (Flexbook)</w:t>
-              </w:r>
-            </w:hyperlink>
-          </w:p>
-          <w:p>
-            <w:pPr>
-              <w:spacing w:after="10" w:before="0"/>
-              <w:ind w:left="120"/>
-            </w:pPr>
-            <w:r>
-              <w:rPr>
-                <w:rFonts w:ascii="Arial" w:cs="Arial" w:eastAsia="Arial" w:hAnsi="Arial"/>
-                <w:color w:val="595959"/>
-                <w:sz w:val="14"/>
-                <w:szCs w:val="14"/>
-              </w:rPr>
-              <w:t xml:space="preserve">Source: CK-12</w:t>
-            </w:r>
-          </w:p>
-          <w:p>
-            <w:pPr>
-              <w:spacing w:after="10" w:before="0"/>
-              <w:ind w:left="120"/>
-            </w:pPr>
-            <w:hyperlink w:history="1" r:id="rIdbrlgud4f0mybuzi20c8bd">
+            <w:hyperlink w:history="1" r:id="rId8c-2m2vmw_z0kre_hwpbm">
               <w:r>
                 <w:rPr>
                   <w:rFonts w:ascii="Arial" w:cs="Arial" w:eastAsia="Arial" w:hAnsi="Arial"/>
@@ -28270,7 +27815,7 @@
                 <w:sz w:val="18"/>
                 <w:szCs w:val="18"/>
               </w:rPr>
-              <w:t xml:space="preserve">Learners return to the Driving Question Board with the main question: 'What causes the differences in germination, emergence and growth of maize and bean plants?' Each group writes (a) one new answer or piece of evidence from today on a green sticky note or paper strip, e.g. 'Gibberellins and abscisic acid control dormancy and germination' or 'Auxin from the tip causes apical dominance', and (b) one new question on a different colour, e.g. 'How do hormones interact with water and temperature?' or 'Can we use onion or Aloe to root cuttings for our school nursery?'. Learners match their notes to earlier questions on the board and move any questions that have now been answered into the 'Answered' column. Learners also complete an exit ticket: 'What evidence did we gather today?' and 'How does this help answer our driving question?'</w:t>
+              <w:t xml:space="preserve">The class reviews the Driving Question Board built in Lesson 1 and updated in later lessons. Wanjiru reads each question aloud, and the class decides with a show of hands and a justification whether it is Answered, Partly answered or Still open, then moves the card to the matching column with a short evidence note (for example, 'What is growth and development?' is answered with the maize and bean stem width and the Lesson 2 definitions). Learners write a new question for the open column if their thinking has moved on (for example, 'How do farmers in Kitale reduce losses from waterlogged patches?' or 'Can gibberellin be used to speed up germination of old bean seed?'). Each learner completes an exit ticket: 'What evidence did we gather today?' and 'How does this help answer our driving question?'</w:t>
             </w:r>
           </w:p>
         </w:tc>
@@ -28302,7 +27847,7 @@
                 <w:sz w:val="18"/>
                 <w:szCs w:val="18"/>
               </w:rPr>
-              <w:t xml:space="preserve">Say: 'Let us see how today's evidence helps our big question. Each group, one answer and one new question.' Allow 3 minutes for writing. WAIT TIME 10-15 seconds after asking: 'Which of our earlier questions can we now move to Answered?' Cold-call 3 groups to place a note and explain the link in one sentence. Ask: 'Which questions are still not answered?' and highlight 2 for Lesson 10 (e.g. 'How do all the factors work together?'). Link to the project: 'Our nursery project will use natural hormone sources such as onion, Aloe and cinnamon on stem cuttings. What would you test?' Collect exit tickets at the door.</w:t>
+              <w:t xml:space="preserve">Madam Achieng says: 'Let us return to Wanjiru's first questions. Can we answer them now, and which card is our proof?' Read each question and WAIT 10-15 seconds before asking for a verdict. Cold-call 4 different learners to justify moving a card, and ask 'Who has a different view?' for at least 2 cards. Ask: 'Which question is only partly answered, and what would we need to find out?' Record unresolved questions for Lesson 10, such as the cost and income of the nursery. Collect the exit tickets and note learners whose answers list activities rather than evidence (for example, 'we did jars' instead of '18 of 20 germinated with water, air and warmth').</w:t>
             </w:r>
           </w:p>
         </w:tc>
@@ -28334,7 +27879,7 @@
                 <w:sz w:val="18"/>
                 <w:szCs w:val="18"/>
               </w:rPr>
-              <w:t xml:space="preserve">Discussion and questioning with the Driving Question Board: sorting and connecting questions shows learners the unit as a coherent story. Writing new questions encourages curiosity and gives the teacher information to shape Lesson 10. The exit ticket provides individual accountability for explaining how evidence connects to the driving question.</w:t>
+              <w:t xml:space="preserve">Discussion and questioning using the DQB. Sorting questions by status makes progress visible and shows learners that science is cumulative, and that new questions come from answered ones. It ties every earlier lesson back to the main question: What causes the differences in germination, emergence and growth of maize and bean plants?</w:t>
             </w:r>
           </w:p>
         </w:tc>
@@ -28366,7 +27911,7 @@
                 <w:sz w:val="18"/>
                 <w:szCs w:val="18"/>
               </w:rPr>
-              <w:t xml:space="preserve">Exit ticket scoring: 2 points if the learner names specific evidence (e.g. 'the bean with its tip removed had more branches') and links it to the driving question; 1 point if only one part; 0 if blank or vague. Look for new questions that show deeper thinking (interaction of factors, applications). Observation: note groups where every member contributes to the notes. Oral probe: 'Which earlier lesson connects to today's hormone idea?' Use results to identify learners needing a short re-teach at the start of Lesson 10.</w:t>
+              <w:t xml:space="preserve">Exit ticket with two prompts. Success criteria: the first answer names a specific data point and the second links it to the driving question. Oral probing during the DQB review: can learners give the evidence for moving a card? Quick quiz check (3 minutes, optional): 'Name two conditions necessary for germination; what is dormancy; which hormone maintains dormancy?'</w:t>
             </w:r>
           </w:p>
         </w:tc>
@@ -28423,7 +27968,84 @@
             <w:pPr>
               <w:spacing w:after="20" w:before="0"/>
             </w:pPr>
-            <w:hyperlink w:history="1" r:id="rId9dfvintv9dla_nib6soys">
+            <w:r>
+              <w:rPr>
+                <w:rFonts w:ascii="Arial" w:cs="Arial" w:eastAsia="Arial" w:hAnsi="Arial"/>
+                <w:i/>
+                <w:iCs/>
+                <w:color w:val="595959"/>
+                <w:sz w:val="16"/>
+                <w:szCs w:val="16"/>
+              </w:rPr>
+              <w:t xml:space="preserve">No closely matching video in the ARES library for this activity.</w:t>
+            </w:r>
+          </w:p>
+          <w:p>
+            <w:pPr>
+              <w:spacing w:after="10" w:before="0"/>
+              <w:ind w:left="120"/>
+            </w:pPr>
+            <w:hyperlink w:history="1" r:id="rId-qpcv9jtbvctqpcfocvok">
+              <w:r>
+                <w:rPr>
+                  <w:rFonts w:ascii="Arial" w:cs="Arial" w:eastAsia="Arial" w:hAnsi="Arial"/>
+                  <w:color w:val="595959"/>
+                  <w:sz w:val="14"/>
+                  <w:szCs w:val="14"/>
+                  <w:u w:val="single" w:color="595959"/>
+                </w:rPr>
+                <w:t xml:space="preserve">🔍 Search ARES for videos</w:t>
+              </w:r>
+            </w:hyperlink>
+          </w:p>
+          <w:p>
+            <w:pPr>
+              <w:spacing w:after="10" w:before="0"/>
+              <w:ind w:left="120"/>
+            </w:pPr>
+            <w:r>
+              <w:rPr>
+                <w:rFonts w:ascii="Arial" w:cs="Arial" w:eastAsia="Arial" w:hAnsi="Arial"/>
+                <w:color w:val="595959"/>
+                <w:sz w:val="14"/>
+                <w:szCs w:val="14"/>
+              </w:rPr>
+              <w:t xml:space="preserve">Search terms: growth development plants consolidation</w:t>
+            </w:r>
+          </w:p>
+          <w:p>
+            <w:pPr>
+              <w:spacing w:after="40" w:before="0"/>
+            </w:pPr>
+            <w:r>
+              <w:rPr>
+                <w:sz w:val="14"/>
+                <w:szCs w:val="14"/>
+              </w:rPr>
+              <w:t xml:space="preserve"/>
+            </w:r>
+          </w:p>
+          <w:p>
+            <w:pPr>
+              <w:spacing w:after="20" w:before="0"/>
+            </w:pPr>
+            <w:r>
+              <w:rPr>
+                <w:rFonts w:ascii="Arial" w:cs="Arial" w:eastAsia="Arial" w:hAnsi="Arial"/>
+                <w:b/>
+                <w:bCs/>
+                <w:color w:val="1F3864"/>
+                <w:sz w:val="16"/>
+                <w:szCs w:val="16"/>
+              </w:rPr>
+              <w:t xml:space="preserve">📖 HTML:</w:t>
+            </w:r>
+          </w:p>
+          <w:p>
+            <w:pPr>
+              <w:spacing w:after="20" w:before="0"/>
+            </w:pPr>
+            <w:hyperlink w:history="1" r:id="rIdin27gj3yzo5j36kjwuqa_">
               <w:r>
                 <w:rPr>
                   <w:rFonts w:ascii="Arial" w:cs="Arial" w:eastAsia="Arial" w:hAnsi="Arial"/>
@@ -28432,7 +28054,7 @@
                   <w:szCs w:val="16"/>
                   <w:u w:val="single" w:color="2E75B6"/>
                 </w:rPr>
-                <w:t xml:space="preserve">Phototropism</w:t>
+                <w:t xml:space="preserve">Seed Dormancy and Germination - Advanced (Flexbook)</w:t>
               </w:r>
             </w:hyperlink>
           </w:p>
@@ -28464,7 +28086,7 @@
                 <w:sz w:val="14"/>
                 <w:szCs w:val="14"/>
               </w:rPr>
-              <w:t xml:space="preserve">Source: Khan Academy (English - US curriculum)</w:t>
+              <w:t xml:space="preserve">Source: CK-12</w:t>
             </w:r>
           </w:p>
           <w:p>
@@ -28472,85 +28094,7 @@
               <w:spacing w:after="10" w:before="0"/>
               <w:ind w:left="120"/>
             </w:pPr>
-            <w:hyperlink w:history="1" r:id="rIddoum0v_p6bf3ugcytuk4r">
-              <w:r>
-                <w:rPr>
-                  <w:rFonts w:ascii="Arial" w:cs="Arial" w:eastAsia="Arial" w:hAnsi="Arial"/>
-                  <w:color w:val="595959"/>
-                  <w:sz w:val="14"/>
-                  <w:szCs w:val="14"/>
-                  <w:u w:val="single" w:color="595959"/>
-                </w:rPr>
-                <w:t xml:space="preserve">🔍 Search ARES for similar videos</w:t>
-              </w:r>
-            </w:hyperlink>
-          </w:p>
-          <w:p>
-            <w:pPr>
-              <w:spacing w:after="40" w:before="0"/>
-            </w:pPr>
-            <w:r>
-              <w:rPr>
-                <w:sz w:val="14"/>
-                <w:szCs w:val="14"/>
-              </w:rPr>
-              <w:t xml:space="preserve"/>
-            </w:r>
-          </w:p>
-          <w:p>
-            <w:pPr>
-              <w:spacing w:after="20" w:before="0"/>
-            </w:pPr>
-            <w:r>
-              <w:rPr>
-                <w:rFonts w:ascii="Arial" w:cs="Arial" w:eastAsia="Arial" w:hAnsi="Arial"/>
-                <w:b/>
-                <w:bCs/>
-                <w:color w:val="1F3864"/>
-                <w:sz w:val="16"/>
-                <w:szCs w:val="16"/>
-              </w:rPr>
-              <w:t xml:space="preserve">📖 HTML:</w:t>
-            </w:r>
-          </w:p>
-          <w:p>
-            <w:pPr>
-              <w:spacing w:after="20" w:before="0"/>
-            </w:pPr>
-            <w:hyperlink w:history="1" r:id="rIdmxlj8uy8sgtrds9xsgnpb">
-              <w:r>
-                <w:rPr>
-                  <w:rFonts w:ascii="Arial" w:cs="Arial" w:eastAsia="Arial" w:hAnsi="Arial"/>
-                  <w:color w:val="2E75B6"/>
-                  <w:sz w:val="16"/>
-                  <w:szCs w:val="16"/>
-                  <w:u w:val="single" w:color="2E75B6"/>
-                </w:rPr>
-                <w:t xml:space="preserve">Auxins - Advanced (Flexbook)</w:t>
-              </w:r>
-            </w:hyperlink>
-          </w:p>
-          <w:p>
-            <w:pPr>
-              <w:spacing w:after="10" w:before="0"/>
-              <w:ind w:left="120"/>
-            </w:pPr>
-            <w:r>
-              <w:rPr>
-                <w:rFonts w:ascii="Arial" w:cs="Arial" w:eastAsia="Arial" w:hAnsi="Arial"/>
-                <w:color w:val="595959"/>
-                <w:sz w:val="14"/>
-                <w:szCs w:val="14"/>
-              </w:rPr>
-              <w:t xml:space="preserve">Source: CK-12</w:t>
-            </w:r>
-          </w:p>
-          <w:p>
-            <w:pPr>
-              <w:spacing w:after="10" w:before="0"/>
-              <w:ind w:left="120"/>
-            </w:pPr>
-            <w:hyperlink w:history="1" r:id="rId1pal8gdrdyqapjwivbswy">
+            <w:hyperlink w:history="1" r:id="rId49tu256nkscqpubs9wejx">
               <w:r>
                 <w:rPr>
                   <w:rFonts w:ascii="Arial" w:cs="Arial" w:eastAsia="Arial" w:hAnsi="Arial"/>
@@ -28592,7 +28136,7 @@
                 <w:sz w:val="18"/>
                 <w:szCs w:val="18"/>
               </w:rPr>
-              <w:t xml:space="preserve">Learners take out their Day 1 drawings and explanations of why the maize and bean seeds behave differently. Individually, they revise the model by adding: (a) hormone labels and arrows (gibberellins promoting germination and stem elongation, abscisic acid maintaining dormancy, auxin from the shoot tip suppressing side buds, cytokinins promoting side bud growth and cell division); (b) a note on how hormones interact with water, oxygen, temperature, seed structure and dormancy from previous lessons; and (c) a short sentence beginning 'I changed my model because...'. They then take part in a Gallery Walk: groups display their revised models with seed structure drawings, germination results, growth curves and CER explanations. Learners walk around in rotation with sticky notes, leaving one 'star' (a strength) and one 'wish' (a suggestion) at each display. Finally, learners return to their own work and make one further improvement based on peer feedback.</w:t>
+              <w:t xml:space="preserve">Learners take their Day 1 drawing and explanation. Using a different coloured pen, they revise it into a final model for Mr. Wafula's field. The model must include: (1) the maize and bean seed structures (scutellum and endosperm, coleoptile, coleorhiza versus two cotyledons, testa, micropyle, hilum, plumule, radicle); (2) the conditions for germination (water, oxygen, suitable temperature) with the waterlogged patch; (3) the causes of failure by crop (maize 5, 4, 3 and beans 8, 6, 4, 2); (4) hypogeal and epigeal emergence; (5) growth: primary growth at apical meristems, a sigmoid curve for each crop, stem thickening, and secondary growth in the bean base but not in maize; (6) hormones: auxin, gibberellins, cytokinins, abscisic acid and apical dominance. Each learner adds a short caption: 'My Day 1 idea was..., and now I think... because...' Groups swap models for peer review, tick the checklist and suggest one improvement. Fast finishers add a note about how a farmer could improve germination: scarify hard-coated bean seed, use viable seed, avoid waterlogged patches, and protect seed from pests.</w:t>
             </w:r>
           </w:p>
         </w:tc>
@@ -28624,7 +28168,7 @@
                 <w:sz w:val="18"/>
                 <w:szCs w:val="18"/>
               </w:rPr>
-              <w:t xml:space="preserve">Say: 'Look at your Day 1 model. What was missing? Add the hormones we learned about today and show how they connect to the other factors.' Give 10 minutes of individual work. Circulate and ask: 'Where on your model does the signal start? What does it do?' WAIT TIME 10-15 seconds before responding to learners who hesitate. Then organise the Gallery Walk: 'Move clockwise every 2 minutes. Leave one star and one wish.' Cold-call 4 learners afterwards: 'What feedback helped you improve your model?' and 'What change did you make because of it?' Highlight strong models, particularly those linking hormones to both germination and growth, and say: 'Next lesson we will bring everything together into one final explanation and test our claim against all the evidence.' Remind learners to bring seedlings or notes from the nursery project.</w:t>
+              <w:t xml:space="preserve">Madam Achieng says: 'Do not erase your Day 1 model. Use a new colour so that you and I can see how your thinking has grown.' Share the model checklist on the board. Circulate to check that learners show the cause of each type of failure separately and do not blur dormancy and non-viability. Ask: 'Where on your model does the rain appear, and what does your evidence say about its role?' WAIT TIME 10-15 seconds. Cold-call 3 learners to explain one change from their Day 1 model. Remind learners that the outcome is: the seeds differ because of seed structure, seed condition and environment, not because of the rain or the planting date, and that hormones coordinate growth once seedlings are established. Close by previewing Lesson 10: 'Next lesson you will present this explanation and plan how to share and sell seedlings from our school nursery for conservation and income.'</w:t>
             </w:r>
           </w:p>
         </w:tc>
@@ -28656,7 +28200,7 @@
                 <w:sz w:val="18"/>
                 <w:szCs w:val="18"/>
               </w:rPr>
-              <w:t xml:space="preserve">Model revision with Gallery Walk and peer review: revisiting Day 1 models and explicitly stating what changed helps learners see their own learning (metacognition, Learning to Learn). Peer feedback through stars and wishes builds Unity and develops the habit of critiquing ideas using evidence. Integrating hormones with previously studied factors guides learners toward a systems view of plant growth.</w:t>
+              <w:t xml:space="preserve">Model revision. Comparing the final model with the Day 1 model lets learners see their own conceptual change, which supports Learning to Learn. Peer review of the models adds accountability and exposes missing links, such as the role of oxygen or the difference between maize and bean thickening.</w:t>
             </w:r>
           </w:p>
         </w:tc>
@@ -28688,7 +28232,7 @@
                 <w:sz w:val="18"/>
                 <w:szCs w:val="18"/>
               </w:rPr>
-              <w:t xml:space="preserve">Model check indicators: the revised model includes at least three correctly labelled hormones with functions; arrows show the direction of cause and effect (e.g. tip, then auxin, then side buds suppressed); at least two earlier factors (water, oxygen, temperature, dormancy, seed structure) appear connected to hormones; the learner writes a clear 'I changed my model because...' statement. Peer review: star and wish notes are specific (e.g. 'Your arrow from the tip is clear' or 'Add where gibberellins act'). Teacher uses the observation checklist to record participation and feedback quality. Misconception check: models that show hormones acting alone, with no role for water or temperature, are flagged for discussion at the start of Lesson 10.</w:t>
+              <w:t xml:space="preserve">Model check using the checklist: all six components present, correct labels, causes of non-germination separated by crop with numbers adding to 12 and 20, and a written reason for each change. Peer review sign-off. Success indicator: at least 80% of learners correctly show dormancy (hard seed coat) as different from non-viability and explain apical dominance with the 0 versus 3 branches data. Observation checklist for unity: all group members contribute.</w:t>
             </w:r>
           </w:p>
         </w:tc>
@@ -28781,7 +28325,7 @@
                 <w:sz w:val="18"/>
                 <w:szCs w:val="18"/>
               </w:rPr>
-              <w:t xml:space="preserve">After the lesson, reflect: (1) Did learners connect hormones to the phenomenon of different germination and growth in maize and beans, or did they treat hormones as an isolated topic? (2) Which hormones were hardest for learners, and what examples (tea in Kericho, bananas in Mombasa, cuttings in a school nursery) helped most? (3) Were the pruning data clear enough to support CER claims, and would a longer observation time or a second demonstration have improved it? (4) Did cold-calling and wait time bring quieter learners into the discussion? (5) Were group sizes and shared reading cards manageable, and how did the offline alternatives work with no electricity? (6) Which misconceptions remain (hormones act alone; cutting the tip kills the plant; hormones exist only in animals), and how will they be addressed in Lesson 10? (7) Which questions on the Driving Question Board should shape the final synthesis? Record learner questions about the tree nursery project for follow-up.</w:t>
+              <w:t xml:space="preserve">After the lesson, ask yourself: (1) Could most learners separate dormancy, non-viability, pests and waterlogging with the right counts? (2) Did learners use evidence with units, or did they fall back on 'because of the rain'? (3) Did any group struggle to link hormones (apical dominance, gibberellin, abscisic acid) to the field observations? (4) Did the DQB review show new, deeper questions? (5) Which learners still confuse germination with emergence, or growth with development, and what small-group support do they need before Lesson 10? (6) Were the materials (cards, flip chart, chalkboard, printed tables) enough for the class size, and how would you adapt the group size next time? Note any learners who need extra help in explaining in simple scientific English.</w:t>
             </w:r>
           </w:p>
         </w:tc>
@@ -28908,7 +28452,7 @@
                 <w:sz w:val="18"/>
                 <w:szCs w:val="18"/>
               </w:rPr>
-              <w:t xml:space="preserve">We observed that a bean seedling with its tip removed grew more side branches but was shorter, while the intact seedling grew taller with few branches. We also saw (in the video or chart) how plant parts respond to hormones, e.g. bending toward light and rooting of cuttings, and we read that gibberellins, abscisic acid, cytokinins, auxins and ethylene each control different parts of growth.</w:t>
+              <w:t xml:space="preserve">We observed that on Mr. Wafula's farm near Kitale, maize H614 (88 of 100 germinated by Day 14, emerged Day 7, 125 cm by Day 42) and Rosecoco beans (80 of 100 germinated, emerged Day 8, 44 cm by Day 42) behaved differently even though they were planted on the same day after 25 mm of rain. Non-germinating seeds: maize 12 (5 pests/fungi, 4 non-viable, 3 waterlogged) and beans 20 (8 hard seed coat, 6 waterlogged, 4 non-viable, 2 pests). After scarification, 7 of the 8 dormant beans germinated.</w:t>
             </w:r>
           </w:p>
         </w:tc>
@@ -28974,7 +28518,7 @@
                 <w:sz w:val="18"/>
                 <w:szCs w:val="18"/>
               </w:rPr>
-              <w:t xml:space="preserve">We learned that hormones are chemical messengers that control germination, dormancy, cell elongation, branching, rooting and fruit ripening. Auxin from the shoot tip causes apical dominance, and removing the tip releases side buds. Farmers use this knowledge when pruning tea in Kericho, rooting cuttings in tree nurseries and ripening bananas and mangoes.</w:t>
+              <w:t xml:space="preserve">We learned that the seeds differ in structure (maize is a monocot and hypogeal; bean is a dicot and epigeal), that germination needs water, oxygen and a suitable temperature, that dormancy means a viable seed fails to germinate even in good conditions, that primary growth at meristems gives a sigmoid growth curve, that maize has no vascular cambium and no true secondary growth, and that hormones (auxin, gibberellins, cytokinins, abscisic acid) coordinate growth, including apical dominance.</w:t>
             </w:r>
           </w:p>
         </w:tc>
@@ -29040,7 +28584,7 @@
                 <w:sz w:val="18"/>
                 <w:szCs w:val="18"/>
               </w:rPr>
-              <w:t xml:space="preserve">Hormones help explain why maize and beans planted together on the same day can germinate, emerge and grow differently: the balance of gibberellins and abscisic acid affects whether a seed breaks dormancy, and auxin and cytokinins control shoot growth and branching, with differences in species and seed condition changing the outcome. These internal signals work together with water, oxygen, temperature and seed structure to produce the differences we saw in the farmer's field.</w:t>
+              <w:t xml:space="preserve">The differences came from seed structure, seed condition (dormancy, viability, pests) and the environment (such as the waterlogged patch), not from the rain or the planting date. Once growing, hormones coordinate growth: the maize grows taller and thicker through primary growth, while the bean branches only when the tip is removed, because auxin from the apical bud inhibits the lateral buds.</w:t>
             </w:r>
           </w:p>
         </w:tc>
@@ -29062,7 +28606,7 @@
         </w:rPr>
         <w:t xml:space="preserve">© 2026 SeaVuria and ARES. Aligned with KICD objectives. Developed by SeaVuria; technical implementation by ARES (with AI assistance from Claude). Licensed under </w:t>
       </w:r>
-      <w:hyperlink w:history="1" r:id="rIdv5oc6dtqfbmpyzmqj1kdj">
+      <w:hyperlink w:history="1" r:id="rIdwxzgpeuit--l5a4vvpfbn">
         <w:r>
           <w:rPr>
             <w:rFonts w:ascii="Arial" w:cs="Arial" w:eastAsia="Arial" w:hAnsi="Arial"/>
@@ -29083,7 +28627,7 @@
         </w:rPr>
         <w:t xml:space="preserve"> (</w:t>
       </w:r>
-      <w:hyperlink w:history="1" r:id="rId3qdidudbfg_lgd37fjrri">
+      <w:hyperlink w:history="1" r:id="rIdx9zb3jij0itehkkx6hu9h">
         <w:r>
           <w:rPr>
             <w:rFonts w:ascii="Arial" w:cs="Arial" w:eastAsia="Arial" w:hAnsi="Arial"/>
@@ -29157,7 +28701,7 @@
                 <w:sz w:val="22"/>
                 <w:szCs w:val="22"/>
               </w:rPr>
-              <w:t xml:space="preserve">LESSON 10 (80 minutes (double period)): Synthesis and Application: Explaining the Farmer's Maize and Beans and Planning the Tree Nursery</w:t>
+              <w:t xml:space="preserve">LESSON 10 (80 minutes (double period)): Presenting Our Final Explanation and Sharing Seedlings with Kitale</w:t>
             </w:r>
           </w:p>
         </w:tc>
@@ -29324,7 +28868,7 @@
                 <w:sz w:val="18"/>
                 <w:szCs w:val="18"/>
               </w:rPr>
-              <w:t xml:space="preserve">Learners synthesise evidence from Lessons 1-9 to write a final Claim-Evidence-Reasoning explanation of why maize and bean seeds planted on the same day after rain differ in germination, emergence and growth. They complete and compare their final model with the Day 1 model, close out the Driving Question Board, and apply their learning to plan a tree nursery using stem cuttings and natural rooting hormones (bulb onion, Aloe, cinnamon).</w:t>
+              <w:t xml:space="preserve">Learners communicate their final Claim-Evidence-Reasoning explanation of why Mr. Wafula's maize H614 and Rosecoco beans differ in germination, emergence and growth, compare it with their Lesson 1 model, close out the Driving Question Board, and plan how to share and sell nursery seedlings for conservation and income.</w:t>
             </w:r>
           </w:p>
         </w:tc>
@@ -29390,7 +28934,7 @@
                 <w:sz w:val="18"/>
                 <w:szCs w:val="18"/>
               </w:rPr>
-              <w:t xml:space="preserve">By the end of the lesson, the learner should be able to: (a) explain how seed structure (monocot maize vs dicot bean), dormancy, germination conditions (water, oxygen, suitable temperature), type of germination (hypogeal in maize, epigeal in common bean) and hormones (auxins, gibberellins, cytokinins, abscisic acid) together account for differences in germination, emergence and growth; (b) distinguish growth from development and describe primary and secondary growth and apical dominance; (c) apply knowledge of hormones to plan rooting of stem cuttings in a tree nursery.</w:t>
+              <w:t xml:space="preserve">By the end of the lesson, the learner should be able to: (1) explain that the maize and beans differ because of seed structure (maize monocot, hypogeal; bean dicot, epigeal), seed condition (8 dormant beans with hard coats, non-viable seeds, pest damage) and environment (waterlogged patch, no oxygen), not because of the rain or planting date; (2) explain that hormones (auxin, gibberellins, cytokinins, abscisic acid) coordinate growth, and that primary growth at meristems lengthens shoots and roots while apical dominance explains why beans branch only when the tip is removed; (3) calculate the sales of 60 seedlings at KES 20 each = KES 1,200, less cost of KES 300, giving a profit of KES 900.</w:t>
             </w:r>
           </w:p>
         </w:tc>
@@ -29456,7 +29000,7 @@
                 <w:sz w:val="18"/>
                 <w:szCs w:val="18"/>
               </w:rPr>
-              <w:t xml:space="preserve">Constructing explanations (NGSS SEP 6) using Claim-Evidence-Reasoning; developing and using models (SEP 2) by revising the Day 1 model; analysing and interpreting data (SEP 4) from germination tables and growth curves; engaging in argument from evidence (SEP 7) during the Gallery Walk; planning investigations (SEP 3) for the nursery project; communicating scientific information in simple, clear English.</w:t>
+              <w:t xml:space="preserve">NGSS Science and Engineering Practices: Constructing Explanations (CER), Engaging in Argument from Evidence (peer review), Developing and Using Models (comparing Lesson 1 and final models), Obtaining, Evaluating and Communicating Information (gallery walk and presentation), Using Mathematics (profit calculation). Communication in simple, clear scientific English.</w:t>
             </w:r>
           </w:p>
         </w:tc>
@@ -29522,7 +29066,7 @@
                 <w:sz w:val="18"/>
                 <w:szCs w:val="18"/>
               </w:rPr>
-              <w:t xml:space="preserve">Unity: learners work harmoniously in groups to build and review the final explanation. Patriotism: learners value sharing seedlings with the school and community for environmental conservation. Learning to Learn: learners reflect on how their thinking changed since Day 1 and adjust accordingly. Citizenship: learners plan to solve community problems by sharing nursery seedlings. Financial Literacy: learners explore generating income by selling seedlings at a subsidised price. Prevention of Global Warming: learners recognise the role of tree planting in mitigating climate change. Appreciation of the importance of growth and development in plants.</w:t>
+              <w:t xml:space="preserve">Values: Unity (working harmoniously in groups to prepare and present); Patriotism (devotion to the community by sharing seedlings for environmental conservation). Core competencies: Citizenship (solving community problems by sharing seedlings from the nursery); Learning to Learn (reflecting on own work and adjusting accordingly). PCIs: Financial Literacy (generating income by selling seedlings); Prevention of Global Warming (establishing a tree nursery and distributing seedlings in the community).</w:t>
             </w:r>
           </w:p>
         </w:tc>
@@ -29588,7 +29132,7 @@
                 <w:sz w:val="18"/>
                 <w:szCs w:val="18"/>
               </w:rPr>
-              <w:t xml:space="preserve">How does growth occur in plants? What causes the differences in germination, emergence and growth of maize and bean plants?</w:t>
+              <w:t xml:space="preserve">How does growth occur in plants? Driving question: What causes the differences in germination, emergence and growth of maize and bean plants?</w:t>
             </w:r>
           </w:p>
         </w:tc>
@@ -29654,7 +29198,7 @@
                 <w:sz w:val="18"/>
                 <w:szCs w:val="18"/>
               </w:rPr>
-              <w:t xml:space="preserve">Lesson 10 is the culminating lesson. Learners have gathered evidence on seed structure, dormancy, germination conditions, types of germination, primary and secondary growth, growth measurement and hormones. Now they bring everything together to answer the Driving Question about the farmer's maize and beans, compare their Day 1 and final models, and transfer their understanding to a real-life project, the tree nursery, which links to the KICD project and to community service.</w:t>
+              <w:t xml:space="preserve">This is the closing lesson of the storyline. Lesson 9 produced the final model by synthesising evidence from Lessons 1-8, and Lesson 8 produced the rooted cuttings for the nursery. Here learners present the explanation to peers, show how their thinking has changed since Lesson 1, finish the DQB, and turn their knowledge into community action, following the example of Dr. Wangari Maathai and the Green Belt Movement.</w:t>
             </w:r>
           </w:p>
         </w:tc>
@@ -29720,7 +29264,7 @@
                 <w:sz w:val="18"/>
                 <w:szCs w:val="18"/>
               </w:rPr>
-              <w:t xml:space="preserve">Use only seeds, cuttings and materials that are untreated; seeds dressed with pesticide (often pink or purple coated) must not be handled or tasted. Wash hands after handling soil, onion juice, Aloe gel and cinnamon. Do not taste any materials. Use a clean, sharp knife or razor only under teacher supervision for cutting stems (teacher or one designated learner per group cuts at an angle; others observe). Keep Aloe sap away from eyes. Learners with allergies to onion, cinnamon or Aloe should observe and record rather than handle. Move carefully during the Gallery Walk to avoid collisions in crowded classrooms.</w:t>
+              <w:t xml:space="preserve">Wash hands after handling soil, seedlings and polythene tubes. Carry seedling trays with two people. Wear closed shoes in the nursery area. Handle cash in the mock sale only under teacher supervision and use play money or tally sheets. Do not taste any seeds, which may be treated with chemicals.</w:t>
             </w:r>
           </w:p>
         </w:tc>
@@ -29813,7 +29357,7 @@
                 <w:sz w:val="18"/>
                 <w:szCs w:val="18"/>
               </w:rPr>
-              <w:t xml:space="preserve">This final lesson asks learners to answer the question: why did the farmer's maize and beans, planted on the same day after the same rain, germinate, emerge and grow differently? Learners begin by predicting how a farmer in Kakamega or Nyeri could improve germination and rooting of new plants. They then review the evidence collected across the unit (class germination tables, seed drawings, growth curves, hormone notes) in an evidence-sorting activity using Think-Pair-Share. In the Explain phase, they write a Claim-Evidence-Reasoning (CER) final explanation and take part in a Gallery Walk with peer review. The class then closes the Driving Question Board (DQB), sorting questions into answered, partly answered and new questions. Finally, learners compare their Day 1 model with the final cumulative model and plan the tree nursery project using stem cuttings with bulb onion, Aloe and cinnamon as natural rooting hormone sources. The lesson requires only chart paper, previous learner notebooks, class data, simple drawings and locally available materials; no electricity or internet is required, and time-lapse video can be replaced with the teacher's printed photo sequence.</w:t>
+              <w:t xml:space="preserve">Madam Achieng's Form 3 class returns to the puzzle from Mr. Wafula's farm near Kitale: maize H614 and Rosecoco beans were planted on the same day, 3 cm deep, after 25 mm of rain, yet 88 maize and 80 bean seeds out of 100 germinated, beans emerged on Day 8 and maize on Day 7, and growth patterns differed. Learners first make a prediction about which parts of their Lesson 1 model were right. They then observe, in a gallery walk, the final explanations of other groups, and use a CER frame to explain the differences. Next they compare their Day 1 model with the final model and complete the DQB. Finally they plan how to share and sell the nursery seedlings: 60 seedlings of the best treatment (Aloe vera gel, 24 of 30 rooted, 80%) at KES 20 each gives KES 1,200, less KES 300 cost, a profit of KES 900. This links science to conservation, income and the example of Dr. Wangari Maathai.</w:t>
             </w:r>
           </w:p>
         </w:tc>
@@ -30113,7 +29657,7 @@
               <w:spacing w:after="10" w:before="0"/>
               <w:ind w:left="120"/>
             </w:pPr>
-            <w:hyperlink w:history="1" r:id="rIdb4xgypjrmed8x-twtamta">
+            <w:hyperlink w:history="1" r:id="rIdydldgzjnyt6uy0zwrjsdw">
               <w:r>
                 <w:rPr>
                   <w:rFonts w:ascii="Arial" w:cs="Arial" w:eastAsia="Arial" w:hAnsi="Arial"/>
@@ -30166,25 +29710,8 @@
                 <w:sz w:val="16"/>
                 <w:szCs w:val="16"/>
               </w:rPr>
-              <w:t xml:space="preserve">📖 HTML:</w:t>
-            </w:r>
-          </w:p>
-          <w:p>
-            <w:pPr>
-              <w:spacing w:after="20" w:before="0"/>
-            </w:pPr>
-            <w:hyperlink w:history="1" r:id="rIdzuglmnyozxtuqwizypvuw">
-              <w:r>
-                <w:rPr>
-                  <w:rFonts w:ascii="Arial" w:cs="Arial" w:eastAsia="Arial" w:hAnsi="Arial"/>
-                  <w:color w:val="2E75B6"/>
-                  <w:sz w:val="16"/>
-                  <w:szCs w:val="16"/>
-                  <w:u w:val="single" w:color="2E75B6"/>
-                </w:rPr>
-                <w:t xml:space="preserve">Seed Dormancy and Germination - Advanced (Flexbook)</w:t>
-              </w:r>
-            </w:hyperlink>
+              <w:t xml:space="preserve">📖 READING:</w:t>
+            </w:r>
           </w:p>
           <w:p>
             <w:pPr>
@@ -30199,7 +29726,7 @@
                 <w:sz w:val="16"/>
                 <w:szCs w:val="16"/>
               </w:rPr>
-              <w:t xml:space="preserve">Related topic: not an exact match for this lesson.</w:t>
+              <w:t xml:space="preserve">No closely matching reading in the ARES library for this activity.</w:t>
             </w:r>
           </w:p>
           <w:p>
@@ -30207,22 +29734,7 @@
               <w:spacing w:after="10" w:before="0"/>
               <w:ind w:left="120"/>
             </w:pPr>
-            <w:r>
-              <w:rPr>
-                <w:rFonts w:ascii="Arial" w:cs="Arial" w:eastAsia="Arial" w:hAnsi="Arial"/>
-                <w:color w:val="595959"/>
-                <w:sz w:val="14"/>
-                <w:szCs w:val="14"/>
-              </w:rPr>
-              <w:t xml:space="preserve">Source: CK-12</w:t>
-            </w:r>
-          </w:p>
-          <w:p>
-            <w:pPr>
-              <w:spacing w:after="10" w:before="0"/>
-              <w:ind w:left="120"/>
-            </w:pPr>
-            <w:hyperlink w:history="1" r:id="rId7uayqxchplxmco-q3-kav">
+            <w:hyperlink w:history="1" r:id="rId4rnbnkjtjybaseshfd3e5">
               <w:r>
                 <w:rPr>
                   <w:rFonts w:ascii="Arial" w:cs="Arial" w:eastAsia="Arial" w:hAnsi="Arial"/>
@@ -30231,10 +29743,25 @@
                   <w:szCs w:val="14"/>
                   <w:u w:val="single" w:color="595959"/>
                 </w:rPr>
-                <w:t xml:space="preserve">🔍 Search ARES for similar readings</w:t>
+                <w:t xml:space="preserve">🔍 Search ARES for readings</w:t>
               </w:r>
             </w:hyperlink>
           </w:p>
+          <w:p>
+            <w:pPr>
+              <w:spacing w:after="10" w:before="0"/>
+              <w:ind w:left="120"/>
+            </w:pPr>
+            <w:r>
+              <w:rPr>
+                <w:rFonts w:ascii="Arial" w:cs="Arial" w:eastAsia="Arial" w:hAnsi="Arial"/>
+                <w:color w:val="595959"/>
+                <w:sz w:val="14"/>
+                <w:szCs w:val="14"/>
+              </w:rPr>
+              <w:t xml:space="preserve">Search terms: growth development plants claim</w:t>
+            </w:r>
+          </w:p>
         </w:tc>
         <w:tc>
           <w:tcPr>
@@ -30264,7 +29791,7 @@
                 <w:sz w:val="18"/>
                 <w:szCs w:val="18"/>
               </w:rPr>
-              <w:t xml:space="preserve">Learners recall the anchoring phenomenon: the farmer in Molo plants maize and beans on the same day after rain, but some seeds germinate quickly, some slowly, and some not at all even though they look healthy. Using the teacher's printed photo sequence (or the time-lapse video if available), they view the growth sequence once more. Individually they write a 3-minute prediction on a half sheet: 'If the farmer wanted to grow 200 mango and grevillea seedlings from stem cuttings for a school tree nursery in Machakos, what would help the cuttings form roots, and why?' Learners predict using what they know about auxins and plant growth. They then Think-Pair-Share with a partner and add one idea from the partner in a different colour.</w:t>
+              <w:t xml:space="preserve">(10 min) Think-Pair-Share. Learners look at their Lesson 1 drawing and explanation of why Mr. Wafula's maize and beans behaved differently, which are pinned in their books or on the wall. Individually (2 min) they write a quick prediction: 'Which ideas in my Day 1 model do I think were correct, which were incomplete, and what would I now add?' They also predict: 'If our school sells 60 seedlings at KES 20 each, how much money will we make, and what will we spend it on?' They pair up with a partner (3 min), then 4 pairs share with the class. Expected ideas: 'I thought the rain or planting date caused the difference', 'I did not know about dormancy', 'I did not think about waterlogging or oxygen'.</w:t>
             </w:r>
           </w:p>
         </w:tc>
@@ -30296,7 +29823,7 @@
                 <w:sz w:val="18"/>
                 <w:szCs w:val="18"/>
               </w:rPr>
-              <w:t xml:space="preserve">Display the Day 1 model charts and the DQB at the front. Say: 'Today is our final lesson. Today we will answer the farmer's puzzle and use our learning to start a tree nursery.' Show the photo sequence for 2 minutes. Ask: 'What puzzled us on Day 1?' Give WAIT TIME of 10-15 seconds. Cold-call 3 learners to recall the puzzle. Pose the nursery prediction question and give 3 minutes of silent writing time. Say: 'Think first. Write your own idea before you talk.' Then give 2 minutes for pair talk. Circulate and listen for mention of hormones, auxins, cut surface, water, or light. Cold-call 4 pairs to share. Record predictions on the board under 'Our Nursery Predictions'. Do not correct yet; say: 'We will test these ideas against our evidence today.'</w:t>
+              <w:t xml:space="preserve">Greet the class: 'Habari za asubuhi. Eight weeks ago we met Mr. Wafula's farm in Kitale. Same day, same field, same 25 mm of rain. Today we finish the story.' Display the phenomenon: 88 of 100 maize and 80 of 100 bean seeds germinated at Day 14. Ask: 'What did you think caused the difference on Day 1?' Give individual think time and WAIT TIME of 10-15 seconds before anyone speaks. Circulate and note 3 learners with different Day 1 ideas. Cold-call 4 pairs (not volunteers only): 'Wanjiru and partner, what was one idea you now want to change?' Do not correct predictions yet; record on the board under 'Day 1 ideas'. Say: 'Keep these ideas. At the end of the lesson we will see how far your thinking has moved.'</w:t>
             </w:r>
           </w:p>
         </w:tc>
@@ -30328,7 +29855,7 @@
                 <w:sz w:val="18"/>
                 <w:szCs w:val="18"/>
               </w:rPr>
-              <w:t xml:space="preserve">Predict-Observe-Explain (POE) and Think-Pair-Share: the prediction step surfaces learners' current ideas about hormones and rooting before they apply evidence, so that transfer of learning to a new context (stem cuttings) can be checked. Think-Pair-Share gives every learner thinking time and a low-risk chance to rehearse ideas, which supports participation in large classes.</w:t>
+              <w:t xml:space="preserve">Think-Pair-Share: individual thinking first ensures every learner commits to a position, pair talk lets quieter learners rehearse in a low-risk setting, and class sharing exposes the range of Day 1 ideas. This creates a clear baseline against which learners measure their growth in understanding by the end of the lesson.</w:t>
             </w:r>
           </w:p>
         </w:tc>
@@ -30360,7 +29887,7 @@
                 <w:sz w:val="18"/>
                 <w:szCs w:val="18"/>
               </w:rPr>
-              <w:t xml:space="preserve">Observation checklist: tick learners who (1) write a prediction with a reason, (2) mention at least one hormone or growth factor such as auxins, water or oxygen, (3) add a partner's idea in a different colour. Oral probing: ask 'Why do you think that would help roots form?' Look for misconceptions such as 'cuttings need fertiliser to root' or 'hormones are only found in animals'. Record names of 5 learners whose predictions need follow-up.</w:t>
+              <w:t xml:space="preserve">Observation checklist: tick learners who (a) write a specific prediction not just 'it will change', (b) name at least one earlier idea such as rain or planting date, and (c) explain their reasoning to the partner. Oral probe: 'What made you think that on Day 1?' Indicator of misconception to note: learners still attributing differences to rain or planting date, or thinking healthy-looking seeds must germinate.</w:t>
             </w:r>
           </w:p>
         </w:tc>
@@ -30434,7 +29961,7 @@
               <w:spacing w:after="10" w:before="0"/>
               <w:ind w:left="120"/>
             </w:pPr>
-            <w:hyperlink w:history="1" r:id="rIdyyk1pfeftpxltl9bb0rye">
+            <w:hyperlink w:history="1" r:id="rIdcbtbg3lej504pmfxxtkrk">
               <w:r>
                 <w:rPr>
                   <w:rFonts w:ascii="Arial" w:cs="Arial" w:eastAsia="Arial" w:hAnsi="Arial"/>
@@ -30487,25 +30014,8 @@
                 <w:sz w:val="16"/>
                 <w:szCs w:val="16"/>
               </w:rPr>
-              <w:t xml:space="preserve">📖 HTML:</w:t>
-            </w:r>
-          </w:p>
-          <w:p>
-            <w:pPr>
-              <w:spacing w:after="20" w:before="0"/>
-            </w:pPr>
-            <w:hyperlink w:history="1" r:id="rId2cdfidl3unl7g5uza6msn">
-              <w:r>
-                <w:rPr>
-                  <w:rFonts w:ascii="Arial" w:cs="Arial" w:eastAsia="Arial" w:hAnsi="Arial"/>
-                  <w:color w:val="2E75B6"/>
-                  <w:sz w:val="16"/>
-                  <w:szCs w:val="16"/>
-                  <w:u w:val="single" w:color="2E75B6"/>
-                </w:rPr>
-                <w:t xml:space="preserve">Hormones and Plant Growth - Advanced (Flexbook)</w:t>
-              </w:r>
-            </w:hyperlink>
+              <w:t xml:space="preserve">📖 READING:</w:t>
+            </w:r>
           </w:p>
           <w:p>
             <w:pPr>
@@ -30520,7 +30030,7 @@
                 <w:sz w:val="16"/>
                 <w:szCs w:val="16"/>
               </w:rPr>
-              <w:t xml:space="preserve">Related topic: not an exact match for this lesson.</w:t>
+              <w:t xml:space="preserve">No closely matching reading in the ARES library for this activity.</w:t>
             </w:r>
           </w:p>
           <w:p>
@@ -30528,22 +30038,7 @@
               <w:spacing w:after="10" w:before="0"/>
               <w:ind w:left="120"/>
             </w:pPr>
-            <w:r>
-              <w:rPr>
-                <w:rFonts w:ascii="Arial" w:cs="Arial" w:eastAsia="Arial" w:hAnsi="Arial"/>
-                <w:color w:val="595959"/>
-                <w:sz w:val="14"/>
-                <w:szCs w:val="14"/>
-              </w:rPr>
-              <w:t xml:space="preserve">Source: CK-12</w:t>
-            </w:r>
-          </w:p>
-          <w:p>
-            <w:pPr>
-              <w:spacing w:after="10" w:before="0"/>
-              <w:ind w:left="120"/>
-            </w:pPr>
-            <w:hyperlink w:history="1" r:id="rIdcekch-q6bid583w5majgb">
+            <w:hyperlink w:history="1" r:id="rIdd73dtrnf_tyr28i5ldr8d">
               <w:r>
                 <w:rPr>
                   <w:rFonts w:ascii="Arial" w:cs="Arial" w:eastAsia="Arial" w:hAnsi="Arial"/>
@@ -30552,10 +30047,25 @@
                   <w:szCs w:val="14"/>
                   <w:u w:val="single" w:color="595959"/>
                 </w:rPr>
-                <w:t xml:space="preserve">🔍 Search ARES for similar readings</w:t>
+                <w:t xml:space="preserve">🔍 Search ARES for readings</w:t>
               </w:r>
             </w:hyperlink>
           </w:p>
+          <w:p>
+            <w:pPr>
+              <w:spacing w:after="10" w:before="0"/>
+              <w:ind w:left="120"/>
+            </w:pPr>
+            <w:r>
+              <w:rPr>
+                <w:rFonts w:ascii="Arial" w:cs="Arial" w:eastAsia="Arial" w:hAnsi="Arial"/>
+                <w:color w:val="595959"/>
+                <w:sz w:val="14"/>
+                <w:szCs w:val="14"/>
+              </w:rPr>
+              <w:t xml:space="preserve">Search terms: growth development plants claim</w:t>
+            </w:r>
+          </w:p>
         </w:tc>
         <w:tc>
           <w:tcPr>
@@ -30585,7 +30095,7 @@
                 <w:sz w:val="18"/>
                 <w:szCs w:val="18"/>
               </w:rPr>
-              <w:t xml:space="preserve">In groups of 5 or 6, learners review the evidence collected across Lessons 1-9 using an Evidence Sorting Station. Each group receives a set of cards or uses their notebooks showing: (1) labelled drawings of maize (monocot) and bean (dicot) seeds, (2) class germination data for maize and beans under different conditions (water, no water, with and without air, cold vs warm), (3) results on dormancy-breaking (soaking, scarification), (4) hypogeal vs epigeal germination observations, (5) a seedling height growth curve, (6) notes on primary and secondary growth and (7) notes on auxins, gibberellins, cytokinins, abscisic acid and apical dominance. Groups sort evidence under three headings: 'Seed factors', 'Environmental factors' and 'Hormone and growth factors'. They then examine a set of prepared stem cuttings or photographs: hibiscus or sweet potato vine cuttings treated with crushed bulb onion, Aloe gel, cinnamon powder or water only (control), prepared by the teacher or earlier by the class, and record number of roots and days to rooting in a simple table.</w:t>
+              <w:t xml:space="preserve">(25 min) Gallery Walk. Each of 6-8 groups of 5 learners (sharing materials) has prepared a poster or manila sheet in Lesson 9 showing: (a) labelled drawings of maize and bean seed structure (maize: scutellum, endosperm, coleoptile, coleorhiza; bean: two cotyledons, testa, micropyle, hilum, plumule, radicle); (b) the germination data (88 maize vs 80 beans out of 100, and the reasons for the 12 and 20 non-germinating seeds); (c) the conditions tests (jar results 18, 0, 1, 0); (d) growth data (heights, stem widths, root lengths and sigmoid curves); (e) hormones and apical dominance (0 vs 3 branches); and (f) their final CER explanation. Groups rotate every 4 minutes. Each learner carries a peer review card to record at each poster: one thing that is well supported by evidence, one question, and one suggestion. One presenter stays with each poster to explain it (rotating roles so that every member presents) while others visit. Learners check that numbers match the Mr. Wafula data: e.g. 5 + 4 + 3 = 12 maize failures; 8 + 6 + 4 + 2 = 20 bean failures; 7 of 8 scarified beans germinated by Day 7.</w:t>
             </w:r>
           </w:p>
         </w:tc>
@@ -30617,7 +30127,7 @@
                 <w:sz w:val="18"/>
                 <w:szCs w:val="18"/>
               </w:rPr>
-              <w:t xml:space="preserve">Arrange evidence cards or ask learners to open notebooks to the marked pages. Say: 'You are scientists. Your job is to find which evidence explains the farmer's puzzle.' Give each group 10 minutes. Circulate and ask: 'Which piece of evidence shows why some seeds did not germinate?' and 'Where do you see the effect of water or oxygen in our data?' Use WAIT TIME of 10-15 seconds after each question. Cold-call 2 members from different groups per question. When groups examine the cuttings, ask: 'What is different about the treated and untreated cuttings? What could be the cause?' If the real cuttings are unavailable, use the teacher-prepared table of results from the earlier class experiment. Remind learners to use simple scientific English, e.g. 'The bean seed absorbed water, so the seed coat softened.' Clarify difficult terms such as 'scarification', 'epigeal' and 'apical dominance' on the board. Move quickly between groups to ensure equipment and notebooks are shared fairly.</w:t>
+              <w:t xml:space="preserve">Before the walk, show the review card and the success criteria: 'A strong explanation names the claim, uses at least 3 pieces of numerical evidence, and explains the biology (reasoning).' Set a timer for 4-minute rotations and call 'Move on' clearly. As groups rotate, listen for accurate use of terms: germination (radicle emerges), emergence (shoot above soil), dormancy (viable seed that fails to germinate), viable. Ask presenters probing questions: 'Fatuma, why did 18 seeds germinate in the jar with water, air and 25 C but only 1 without air?' 'Otieno, how do your height data show maize is taller from Day 14 onward?' 'Kiprop, why did aloe perform best in the cuttings?' Give WAIT TIME of 10-15 seconds after each question. Cold-call at least 6 learners across the room. Where the data are wrong, do not give the right answer: ask 'Which table in the unit can you check?' If the electricity or the videos are not available, use the teacher-prepared stills of the bean and maize time-lapse (Bean Time-Lapse 25 days soil cross section; Growing corn time lapse) printed on A4 sheets placed beside the posters. Record 3 common errors for use in the next phase.</w:t>
             </w:r>
           </w:p>
         </w:tc>
@@ -30649,7 +30159,7 @@
                 <w:sz w:val="18"/>
                 <w:szCs w:val="18"/>
               </w:rPr>
-              <w:t xml:space="preserve">Evidence sorting with Discussion and questioning: categorising prior evidence into seed, environment and hormone factors helps learners see that many causes act together rather than one cause alone, and prepares them to build a multi-part explanation. Observing the rooting results gives a new data set that tests whether their understanding of hormones transfers to a new context.</w:t>
+              <w:t xml:space="preserve">Gallery Walk with peer review: viewing multiple representations of the same phenomenon lets learners test their own explanation against others' evidence. Giving and receiving feedback with the criteria 'claim, evidence, reasoning' makes the standards for good scientific explanation visible and builds argumentation from evidence.</w:t>
             </w:r>
           </w:p>
         </w:tc>
@@ -30681,7 +30191,7 @@
                 <w:sz w:val="18"/>
                 <w:szCs w:val="18"/>
               </w:rPr>
-              <w:t xml:space="preserve">Observation checklist indicators: (1) group places at least 6 of 8 evidence items under the correct heading, (2) learners point to specific data (e.g. 'Beans in dry cotton wool did not swell') when justifying, (3) learners read the rooting table accurately and identify the control. Oral probing: 'Why do we need a cutting with only water?' Listen for the idea of a control. Quick check: ask each group to name one piece of evidence for each of the three headings. Note groups that confuse dormancy with lack of water.</w:t>
+              <w:t xml:space="preserve">Peer review cards collected and checked: indicators are that comments cite specific data (e.g. 'Your bean jar numbers 18, 0, 1, 0 support the need for water, air and warmth') rather than general praise. Observation checklist for practical communication skills: speaks clearly, uses labelled diagrams, uses correct terms such as scutellum, coleoptile, testa, epigeal, hypogeal. Teacher records misconceptions such as confusing germination with emergence, or saying maize has secondary growth.</w:t>
             </w:r>
           </w:p>
         </w:tc>
@@ -30755,7 +30265,7 @@
               <w:spacing w:after="10" w:before="0"/>
               <w:ind w:left="120"/>
             </w:pPr>
-            <w:hyperlink w:history="1" r:id="rId8blhi_i4o_hypwmn_un98">
+            <w:hyperlink w:history="1" r:id="rIdz9k71cs2fpultn_kdzkmx">
               <w:r>
                 <w:rPr>
                   <w:rFonts w:ascii="Arial" w:cs="Arial" w:eastAsia="Arial" w:hAnsi="Arial"/>
@@ -30808,25 +30318,8 @@
                 <w:sz w:val="16"/>
                 <w:szCs w:val="16"/>
               </w:rPr>
-              <w:t xml:space="preserve">📖 HTML:</w:t>
-            </w:r>
-          </w:p>
-          <w:p>
-            <w:pPr>
-              <w:spacing w:after="20" w:before="0"/>
-            </w:pPr>
-            <w:hyperlink w:history="1" r:id="rIdlwfq4vqz4tfywdwjltesr">
-              <w:r>
-                <w:rPr>
-                  <w:rFonts w:ascii="Arial" w:cs="Arial" w:eastAsia="Arial" w:hAnsi="Arial"/>
-                  <w:color w:val="2E75B6"/>
-                  <w:sz w:val="16"/>
-                  <w:szCs w:val="16"/>
-                  <w:u w:val="single" w:color="2E75B6"/>
-                </w:rPr>
-                <w:t xml:space="preserve">Seed Dormancy and Germination - Advanced (Flexbook)</w:t>
-              </w:r>
-            </w:hyperlink>
+              <w:t xml:space="preserve">📖 READING:</w:t>
+            </w:r>
           </w:p>
           <w:p>
             <w:pPr>
@@ -30841,7 +30334,7 @@
                 <w:sz w:val="16"/>
                 <w:szCs w:val="16"/>
               </w:rPr>
-              <w:t xml:space="preserve">Related topic: not an exact match for this lesson.</w:t>
+              <w:t xml:space="preserve">No closely matching reading in the ARES library for this activity.</w:t>
             </w:r>
           </w:p>
           <w:p>
@@ -30849,22 +30342,7 @@
               <w:spacing w:after="10" w:before="0"/>
               <w:ind w:left="120"/>
             </w:pPr>
-            <w:r>
-              <w:rPr>
-                <w:rFonts w:ascii="Arial" w:cs="Arial" w:eastAsia="Arial" w:hAnsi="Arial"/>
-                <w:color w:val="595959"/>
-                <w:sz w:val="14"/>
-                <w:szCs w:val="14"/>
-              </w:rPr>
-              <w:t xml:space="preserve">Source: CK-12</w:t>
-            </w:r>
-          </w:p>
-          <w:p>
-            <w:pPr>
-              <w:spacing w:after="10" w:before="0"/>
-              <w:ind w:left="120"/>
-            </w:pPr>
-            <w:hyperlink w:history="1" r:id="rIdpopq73zfi-4jbjtllabmm">
+            <w:hyperlink w:history="1" r:id="rIdscdiipfgpbcgrmj9eyr8n">
               <w:r>
                 <w:rPr>
                   <w:rFonts w:ascii="Arial" w:cs="Arial" w:eastAsia="Arial" w:hAnsi="Arial"/>
@@ -30873,10 +30351,25 @@
                   <w:szCs w:val="14"/>
                   <w:u w:val="single" w:color="595959"/>
                 </w:rPr>
-                <w:t xml:space="preserve">🔍 Search ARES for similar readings</w:t>
+                <w:t xml:space="preserve">🔍 Search ARES for readings</w:t>
               </w:r>
             </w:hyperlink>
           </w:p>
+          <w:p>
+            <w:pPr>
+              <w:spacing w:after="10" w:before="0"/>
+              <w:ind w:left="120"/>
+            </w:pPr>
+            <w:r>
+              <w:rPr>
+                <w:rFonts w:ascii="Arial" w:cs="Arial" w:eastAsia="Arial" w:hAnsi="Arial"/>
+                <w:color w:val="595959"/>
+                <w:sz w:val="14"/>
+                <w:szCs w:val="14"/>
+              </w:rPr>
+              <w:t xml:space="preserve">Search terms: growth development plants claim</w:t>
+            </w:r>
+          </w:p>
         </w:tc>
         <w:tc>
           <w:tcPr>
@@ -30906,7 +30399,7 @@
                 <w:sz w:val="18"/>
                 <w:szCs w:val="18"/>
               </w:rPr>
-              <w:t xml:space="preserve">Learners write a Final Explanation using the Claim-Evidence-Reasoning (CER) frame, individually after group discussion, to answer the Driving Question: 'What causes the differences in germination, emergence and growth of maize and bean plants?' CLAIM: a clear statement naming the causes (e.g. seed structure and food stores, dormancy status, availability of water, oxygen and warmth, type of germination, hormone levels). EVIDENCE: at least three specific pieces of data from the unit (e.g. 'In our class test, 8 out of 10 soaked beans germinated compared with 3 out of 10 dry beans'; 'Maize remained underground with cotyledon (hypogeal) while bean cotyledons rose above ground (epigeal)'). REASONING: link evidence to biology ideas (e.g. 'Water activates enzymes and gibberellins that break down stored food, so the embryo can grow; the epigeal bean raises its seed leaves, so it emerges differently from maize'). Learners also explain differences in later growth: maize shows mostly primary growth and tall unbranched stem, while bean shows branching affected by apical dominance and auxins. After writing, groups pin their CER explanations and drawings on the wall for a Gallery Walk. Learners rotate every 3 minutes with sticky notes giving one 'star' (strength) and one 'step' (improvement) per display. They then return to their own work and revise it using the feedback.</w:t>
+              <w:t xml:space="preserve">(20 min) Claim-Evidence-Reasoning. Back in groups, learners finalise and present a 2-minute oral CER answer to the driving question: 'What causes the differences in germination, emergence and growth of maize and bean plants?' Claim: 'The differences are caused by seed structure, seed condition and environment, not by rain or planting date.' Evidence: they cite at least three data points, e.g. (1) Day 14 germination: maize 88, beans 80 out of 100; (2) non-germination causes: maize 5 pests/fungi, 4 non-viable, 3 waterlogged; beans 8 hard seed coat (dormant), 6 waterlogged, 4 non-viable, 2 pests; 7 of 8 dormant beans germinated after scarification; (3) emergence: maize coleoptile pierces the soil Day 7 (hypogeal, scutellum stays underground) and beans raise cotyledons above ground Day 8 (epigeal); (4) heights at Day 42: maize 125 cm vs bean 44 cm; stem width 22 mm vs 6 mm; (5) apical dominance: 0 branches with tip, 3 branches after the tip is removed at Day 20. Reasoning: they link the evidence to biology: the hard testa stops water uptake in dormant bean seeds; oxygen is needed for respiration so waterlogged seeds fail; the bean has two cotyledons that lift above ground while maize has a single scutellum that stays below; primary growth occurs at apical meristems, with maize's steepest log phase between Day 21 and 35 and bean's between Day 14 and 28; auxin from the tip inhibits lateral buds while cytokinins promote them; gibberellins promote germination while abscisic acid maintains dormancy. Each group then answers a 'what if' challenge from the teacher.</w:t>
             </w:r>
           </w:p>
         </w:tc>
@@ -30938,7 +30431,7 @@
                 <w:sz w:val="18"/>
                 <w:szCs w:val="18"/>
               </w:rPr>
-              <w:t xml:space="preserve">Display the CER sentence frames on the board: 'We claim that ... Our evidence is ... This happens because ...'. Say: 'A good scientific explanation uses evidence from our own investigations, not just what we remember.' Give 12 minutes of writing time, with the first 2 minutes in silence. Circulate and ask: 'Which data from our class results supports that claim?' and 'Explain the link: why does that evidence make your claim true?' Use WAIT TIME of 10-15 seconds. Before the Gallery Walk, model peer feedback with one example: 'Star: you used our germination numbers. Step: explain why water is needed.' Set the Gallery Walk for about 12 minutes, with groups rotating on a clap signal. Cold-call 4 learners afterwards to share one improvement they will make. Listen for misconceptions such as 'Maize has no dormancy' or 'hormones make seeds grow without water'. Address them: 'Check your evidence. Can a seed germinate without water in our test?' Allow learners to revise for 5 minutes. Use a whole-class check with a Kenyan example: 'A farmer in Kitale plants hybrid maize seeds that failed to germinate after planting in dry soil. What advice would you give?' Cold-call 3 learners.</w:t>
+              <w:t xml:space="preserve">Display the CER frame: 'I claim that ... The evidence is ... This shows that ... because ...'. Say: 'Your explanation must be one that Mr. Wafula could use to improve his next planting.' Select 4 groups to present (each 2 min), choosing different learners than in the gallery walk. After each, ask the class: 'Who can add evidence?' and 'Who can challenge the reasoning?' Give WAIT TIME of 10-15 seconds. Use these challenge questions, cold-calling 5 learners: 'If Mr. Wafula planted in the waterlogged low patch again, which seeds fail and why?' 'Why were 8 beans healthy-looking but did not germinate, and what should he do?' 'If he wanted branching in beans, what would you tell him?' 'Why does maize keep thickening without cambium?' Press for mechanism: 'You said hormones cause it; which hormone, and what does it do?' Correct remaining misconceptions explicitly using the data, for example if a learner says maize has secondary growth: 'What does the stem width data of maize, 6, 14, 22 mm, come from, and which meristem is missing?' Remind learners to use 'germination' and 'emergence' exactly. Allow learners to speak in simple, clear English; clarify terms such as scarification and viable.</w:t>
             </w:r>
           </w:p>
         </w:tc>
@@ -30970,7 +30463,7 @@
                 <w:sz w:val="18"/>
                 <w:szCs w:val="18"/>
               </w:rPr>
-              <w:t xml:space="preserve">Claim-Evidence-Reasoning (CER) builds understanding by requiring learners to connect data to scientific principles rather than list facts. The Gallery Walk with peer review engages learners in argument from evidence: they compare explanations, notice missing links and revise, which deepens understanding of multiple interacting causes. Revising after feedback supports Learning to Learn.</w:t>
+              <w:t xml:space="preserve">Claim-Evidence-Reasoning: separating the three components forces learners to ground each claim in the Mr. Wafula data and justify the link with biological principles. Oral defence and challenge questions move learners from description to mechanistic explanation, and shared critique refines the class consensus.</w:t>
             </w:r>
           </w:p>
         </w:tc>
@@ -31002,7 +30495,7 @@
                 <w:sz w:val="18"/>
                 <w:szCs w:val="18"/>
               </w:rPr>
-              <w:t xml:space="preserve">Peer review rubric (3 levels) for CER: Claim names at least 3 causes; Evidence cites at least 3 specific class data or observations; Reasoning links each evidence item to a biological principle (water uptake, enzyme activation, hormone action, apical dominance). Observable indicators: learners use words such as 'because' and 'therefore', cite numbers from tables, and revise after feedback. Oral probing during revision: 'What did you change after the Gallery Walk?' Collect 5 CER explanations at random as a quick quiz-style check and note common gaps for later feedback.</w:t>
+              <w:t xml:space="preserve">Use a CER rubric with indicators: Claim is clear and answers the driving question (0-2); Evidence includes at least 3 accurate figures from the data (0-2); Reasoning links to structure, dormancy, oxygen, meristems or hormones (0-2). Oral probing identifies misconceptions about secondary growth in maize and confusion between dormant and non-viable seeds. A quick 3-question quiz on the board (cold-call): 'Define dormancy', 'Name the hormone that maintains dormancy', 'Which type of germination is bean?' Expected answers: viable seed that fails to germinate in favourable conditions; abscisic acid; epigeal.</w:t>
             </w:r>
           </w:p>
         </w:tc>
@@ -31076,7 +30569,7 @@
               <w:spacing w:after="10" w:before="0"/>
               <w:ind w:left="120"/>
             </w:pPr>
-            <w:hyperlink w:history="1" r:id="rIdch-vbe3mficyijfqofh0j">
+            <w:hyperlink w:history="1" r:id="rId_mhmhigbkxqvghjmox9u1">
               <w:r>
                 <w:rPr>
                   <w:rFonts w:ascii="Arial" w:cs="Arial" w:eastAsia="Arial" w:hAnsi="Arial"/>
@@ -31129,25 +30622,8 @@
                 <w:sz w:val="16"/>
                 <w:szCs w:val="16"/>
               </w:rPr>
-              <w:t xml:space="preserve">📖 HTML:</w:t>
-            </w:r>
-          </w:p>
-          <w:p>
-            <w:pPr>
-              <w:spacing w:after="20" w:before="0"/>
-            </w:pPr>
-            <w:hyperlink w:history="1" r:id="rIdzth_n4dwacpl1skpumbnk">
-              <w:r>
-                <w:rPr>
-                  <w:rFonts w:ascii="Arial" w:cs="Arial" w:eastAsia="Arial" w:hAnsi="Arial"/>
-                  <w:color w:val="2E75B6"/>
-                  <w:sz w:val="16"/>
-                  <w:szCs w:val="16"/>
-                  <w:u w:val="single" w:color="2E75B6"/>
-                </w:rPr>
-                <w:t xml:space="preserve">Hormones and Plant Growth - Advanced (Flexbook)</w:t>
-              </w:r>
-            </w:hyperlink>
+              <w:t xml:space="preserve">📖 READING:</w:t>
+            </w:r>
           </w:p>
           <w:p>
             <w:pPr>
@@ -31162,7 +30638,7 @@
                 <w:sz w:val="16"/>
                 <w:szCs w:val="16"/>
               </w:rPr>
-              <w:t xml:space="preserve">Related topic: not an exact match for this lesson.</w:t>
+              <w:t xml:space="preserve">No closely matching reading in the ARES library for this activity.</w:t>
             </w:r>
           </w:p>
           <w:p>
@@ -31170,22 +30646,7 @@
               <w:spacing w:after="10" w:before="0"/>
               <w:ind w:left="120"/>
             </w:pPr>
-            <w:r>
-              <w:rPr>
-                <w:rFonts w:ascii="Arial" w:cs="Arial" w:eastAsia="Arial" w:hAnsi="Arial"/>
-                <w:color w:val="595959"/>
-                <w:sz w:val="14"/>
-                <w:szCs w:val="14"/>
-              </w:rPr>
-              <w:t xml:space="preserve">Source: CK-12</w:t>
-            </w:r>
-          </w:p>
-          <w:p>
-            <w:pPr>
-              <w:spacing w:after="10" w:before="0"/>
-              <w:ind w:left="120"/>
-            </w:pPr>
-            <w:hyperlink w:history="1" r:id="rId1ygl-rzuzldaox5deto_u">
+            <w:hyperlink w:history="1" r:id="rIdow4ddyscgpupcjgzhrrfk">
               <w:r>
                 <w:rPr>
                   <w:rFonts w:ascii="Arial" w:cs="Arial" w:eastAsia="Arial" w:hAnsi="Arial"/>
@@ -31194,10 +30655,25 @@
                   <w:szCs w:val="14"/>
                   <w:u w:val="single" w:color="595959"/>
                 </w:rPr>
-                <w:t xml:space="preserve">🔍 Search ARES for similar readings</w:t>
+                <w:t xml:space="preserve">🔍 Search ARES for readings</w:t>
               </w:r>
             </w:hyperlink>
           </w:p>
+          <w:p>
+            <w:pPr>
+              <w:spacing w:after="10" w:before="0"/>
+              <w:ind w:left="120"/>
+            </w:pPr>
+            <w:r>
+              <w:rPr>
+                <w:rFonts w:ascii="Arial" w:cs="Arial" w:eastAsia="Arial" w:hAnsi="Arial"/>
+                <w:color w:val="595959"/>
+                <w:sz w:val="14"/>
+                <w:szCs w:val="14"/>
+              </w:rPr>
+              <w:t xml:space="preserve">Search terms: growth development plants claim</w:t>
+            </w:r>
+          </w:p>
         </w:tc>
         <w:tc>
           <w:tcPr>
@@ -31227,7 +30703,7 @@
                 <w:sz w:val="18"/>
                 <w:szCs w:val="18"/>
               </w:rPr>
-              <w:t xml:space="preserve">Learners return to the Driving Question Board created in Lesson 1, which holds their questions (for example, 'Why did some healthy-looking seeds fail to germinate?', 'Why do bean cotyledons come above the ground but maize ones do not?', 'What makes stems grow taller and thicker?', 'How do hormones affect rooting?'). In groups, they take turns choosing a question card, deciding whether it is Answered, Partly answered or New, and placing it in the corresponding column on the board. For each answered question, a learner writes a one-sentence answer with the evidence and lesson number on a sticky note (e.g. 'Lesson 4: Beans in water at room temperature germinated; those with no water did not'). Learners also add new questions arising from the nursery project, such as 'Which natural hormone gives the most roots on mango cuttings?' or 'Can we sell seedlings at a profit if we use free onion and Aloe?'. They then complete a short exit ticket: 'What evidence did we gather today?' and 'How does this help answer our driving question?'</w:t>
+              <w:t xml:space="preserve">(10 min) Learners return to the Driving Question Board. Wanjiru and a partner read out the Day 1 questions one by one (e.g. 'Why did some healthy-looking seeds not germinate?', 'What is growth and development?', 'Why did beans branch?'). Groups move sticky notes into three columns: 'Answered with evidence', 'Partly answered', and 'New questions'. For each answered question, a learner writes the key answer and the lesson where the evidence was found (e.g. dormancy and 7 of 8 germinating after scarification in Lesson 3; conditions in Lesson 4; sigmoid curves in Lesson 6; apical dominance in Lesson 7). Learners add at least one new question for the future, such as 'Which tree species would suit Kitale best for the nursery?' or 'How do other hormones such as ethylene affect fruit ripening on a farm?'</w:t>
             </w:r>
           </w:p>
         </w:tc>
@@ -31259,7 +30735,7 @@
                 <w:sz w:val="18"/>
                 <w:szCs w:val="18"/>
               </w:rPr>
-              <w:t xml:space="preserve">Point to the DQB and say: 'Let us check how far our questions have been answered.' Invite 6 groups, each to handle 2-3 questions. Say: 'Choose a question. Tell us what evidence from which lesson answers it.' Give WAIT TIME of 10-15 seconds before calling on a group to defend its placement. Cold-call 5 learners to justify a card placement. If a question is partly answered, ask: 'What else do we need to find out?' Encourage learners to link to the farmer's puzzle: 'How does this answer help explain what happened in the farmer's field in Molo?' Give 3 minutes for adding new questions. Hand out exit tickets and give 4 minutes to write. Collect them at the door. Review a few tickets immediately to identify misconceptions to address next lesson.</w:t>
+              <w:t xml:space="preserve">Say: 'This board has followed us from Lesson 1. Let us see whether we have answered Wanjiru's questions.' Read each question aloud and ask, 'Is it answered? What is your evidence?' Cold-call 6 different learners. WAIT TIME 10-15 seconds. Probe: 'Which lesson gave us that evidence?' Where an answer lacks evidence, leave the note under 'Partly answered' rather than telling them the answer. Praise strong questions. Ask: 'Which question is the most important for farmers around Kitale, and why?' Take a photo or copy the final DQB onto manila paper for the class record if no camera is available. Link new questions to future learning.</w:t>
             </w:r>
           </w:p>
         </w:tc>
@@ -31291,7 +30767,7 @@
                 <w:sz w:val="18"/>
                 <w:szCs w:val="18"/>
               </w:rPr>
-              <w:t xml:space="preserve">Discussion and questioning with the Driving Question Board: sorting questions by how well they have been answered makes learning visible and helps learners see how each lesson contributed to the main question. Adding new questions models how science generates further inquiry, and motivates the project phase.</w:t>
+              <w:t xml:space="preserve">Discussion and questioning with the DQB: revisiting the original questions shows learners how each lesson contributed to the main question, makes the coherence of the storyline visible, and helps learners see what science still leaves open.</w:t>
             </w:r>
           </w:p>
         </w:tc>
@@ -31323,7 +30799,7 @@
                 <w:sz w:val="18"/>
                 <w:szCs w:val="18"/>
               </w:rPr>
-              <w:t xml:space="preserve">Observable indicators: learners correctly place at least 80 percent of cards, cite the specific lesson and data to justify, and suggest at least one new relevant question. Exit ticket success criteria: names at least two pieces of evidence (e.g. germination counts, growth curve, rooting results) and links them to the driving question. Oral probing: 'Which question is still partly answered and why?' Note learners whose tickets list facts without linking them to the driving question.</w:t>
+              <w:t xml:space="preserve">Indicators: learners place questions in the correct column and justify with evidence from a particular lesson; at least 3 new, testable questions are posted. Observation: Wanjiru and others use the board to link lessons instead of recalling facts in isolation. Misconceptions flagged by notes placed incorrectly as 'Answered' without evidence.</w:t>
             </w:r>
           </w:p>
         </w:tc>
@@ -31397,7 +30873,7 @@
               <w:spacing w:after="10" w:before="0"/>
               <w:ind w:left="120"/>
             </w:pPr>
-            <w:hyperlink w:history="1" r:id="rIdyvi_q4vwitwlx8dvsu5ul">
+            <w:hyperlink w:history="1" r:id="rIdodkk77o3sl3w5vbvg5-p2">
               <w:r>
                 <w:rPr>
                   <w:rFonts w:ascii="Arial" w:cs="Arial" w:eastAsia="Arial" w:hAnsi="Arial"/>
@@ -31450,25 +30926,8 @@
                 <w:sz w:val="16"/>
                 <w:szCs w:val="16"/>
               </w:rPr>
-              <w:t xml:space="preserve">📖 HTML:</w:t>
-            </w:r>
-          </w:p>
-          <w:p>
-            <w:pPr>
-              <w:spacing w:after="20" w:before="0"/>
-            </w:pPr>
-            <w:hyperlink w:history="1" r:id="rIdmblel-imbva4t4g59ng-g">
-              <w:r>
-                <w:rPr>
-                  <w:rFonts w:ascii="Arial" w:cs="Arial" w:eastAsia="Arial" w:hAnsi="Arial"/>
-                  <w:color w:val="2E75B6"/>
-                  <w:sz w:val="16"/>
-                  <w:szCs w:val="16"/>
-                  <w:u w:val="single" w:color="2E75B6"/>
-                </w:rPr>
-                <w:t xml:space="preserve">Seed Dormancy and Germination - Advanced (Flexbook)</w:t>
-              </w:r>
-            </w:hyperlink>
+              <w:t xml:space="preserve">📖 READING:</w:t>
+            </w:r>
           </w:p>
           <w:p>
             <w:pPr>
@@ -31483,7 +30942,7 @@
                 <w:sz w:val="16"/>
                 <w:szCs w:val="16"/>
               </w:rPr>
-              <w:t xml:space="preserve">Related topic: not an exact match for this lesson.</w:t>
+              <w:t xml:space="preserve">No closely matching reading in the ARES library for this activity.</w:t>
             </w:r>
           </w:p>
           <w:p>
@@ -31491,22 +30950,7 @@
               <w:spacing w:after="10" w:before="0"/>
               <w:ind w:left="120"/>
             </w:pPr>
-            <w:r>
-              <w:rPr>
-                <w:rFonts w:ascii="Arial" w:cs="Arial" w:eastAsia="Arial" w:hAnsi="Arial"/>
-                <w:color w:val="595959"/>
-                <w:sz w:val="14"/>
-                <w:szCs w:val="14"/>
-              </w:rPr>
-              <w:t xml:space="preserve">Source: CK-12</w:t>
-            </w:r>
-          </w:p>
-          <w:p>
-            <w:pPr>
-              <w:spacing w:after="10" w:before="0"/>
-              <w:ind w:left="120"/>
-            </w:pPr>
-            <w:hyperlink w:history="1" r:id="rIdpg6kvzsiqb0xhfomfxvhd">
+            <w:hyperlink w:history="1" r:id="rIddvwy_lmmhu73rtr0qkwoh">
               <w:r>
                 <w:rPr>
                   <w:rFonts w:ascii="Arial" w:cs="Arial" w:eastAsia="Arial" w:hAnsi="Arial"/>
@@ -31515,10 +30959,25 @@
                   <w:szCs w:val="14"/>
                   <w:u w:val="single" w:color="595959"/>
                 </w:rPr>
-                <w:t xml:space="preserve">🔍 Search ARES for similar readings</w:t>
+                <w:t xml:space="preserve">🔍 Search ARES for readings</w:t>
               </w:r>
             </w:hyperlink>
           </w:p>
+          <w:p>
+            <w:pPr>
+              <w:spacing w:after="10" w:before="0"/>
+              <w:ind w:left="120"/>
+            </w:pPr>
+            <w:r>
+              <w:rPr>
+                <w:rFonts w:ascii="Arial" w:cs="Arial" w:eastAsia="Arial" w:hAnsi="Arial"/>
+                <w:color w:val="595959"/>
+                <w:sz w:val="14"/>
+                <w:szCs w:val="14"/>
+              </w:rPr>
+              <w:t xml:space="preserve">Search terms: growth development plants claim</w:t>
+            </w:r>
+          </w:p>
         </w:tc>
         <w:tc>
           <w:tcPr>
@@ -31548,7 +31007,7 @@
                 <w:sz w:val="18"/>
                 <w:szCs w:val="18"/>
               </w:rPr>
-              <w:t xml:space="preserve">Learners take out their Day 1 model (a drawing and short explanation of why the farmer's maize and beans behaved differently) and place it next to a new, large final cumulative model drawn in their groups on chart paper. The final model shows: (1) labelled maize and bean seeds (seed coat, embryo, cotyledon(s), endosperm); (2) factors triggering germination (water, oxygen, warmth, dormancy breaking), with arrows to hormones (gibberellins, abscisic acid) in the seed; (3) hypogeal germination in maize and epigeal germination in bean with emergence heights; (4) primary growth at root and shoot tips, secondary growth in woody dicots, and apical dominance with auxins; (5) a growth curve (S-shaped) for seedling height. Using a different colour pen, learners mark on the Day 1 model what was missing or incorrect and write 'Then I thought... Now I know... because...' statements (at least 3). Finally, groups apply the model to the tree nursery project by drawing a plan for rooting stem cuttings of mango, grevillea or hibiscus: selecting healthy cuttings 15-20 cm, cutting just below a node, applying crushed bulb onion juice, Aloe gel or cinnamon powder (natural rooting hormone sources), planting in moist sandy soil in polythene tubes, shading, watering daily, and recording rooting. They list roles (Unity), a basic budget and a subsidised selling price (Financial Literacy), and where seedlings will be planted or shared in the community (Citizenship, Patriotism, Prevention of Global Warming).</w:t>
+              <w:t xml:space="preserve">(15 min) Model revision and community action planning. (a) (7 min) Each learner places their Day 1 drawing and explanation beside their final model from Lesson 9 and writes a short comparison: 'What I drew on Day 1', 'What I now know', 'The evidence that changed my mind'. They use a table with columns: Seed structure, Seed condition (dormancy, viability), Environment (water, oxygen, temperature), Growth type, Hormones. They label added features such as scutellum, coleoptile, testa, micropyle, shoot apical meristem, auxin from the tip inhibiting lateral buds, and a note on waterlogging in the low patch. (b) (8 min) In their groups they plan how to share and sell the school nursery seedlings in Kitale. Using the nursery results from Lesson 8 (30 cuttings per treatment: plain water 9 rooted, bulb onion 21, cinnamon 18, aloe vera gel 24 rooted, 80% best), they decide to sell 60 seedlings of the aloe treatment at KES 20 each. They calculate: income 60 x 20 = KES 1,200; cost of polythene tubes and soil KES 300; profit 1,200 - 300 = KES 900. They decide how to use the profit (for example, buying more tubes and soil for the next batch, or giving some seedlings free to a primary school), who to sell to (parents, farmers, church, market in Kitale), how to advertise a short pitch ('Plant a tree, protect our climate, as Wangari Maathai taught us'), and how to teach buyers to care for the seedling (watering, avoiding waterlogging, protecting from pests). They connect the plan to preventing global warming, as trees absorb carbon dioxide.</w:t>
             </w:r>
           </w:p>
         </w:tc>
@@ -31580,7 +31039,7 @@
                 <w:sz w:val="18"/>
                 <w:szCs w:val="18"/>
               </w:rPr>
-              <w:t xml:space="preserve">Say: 'Hold up your Day 1 model. What would you change now?' Allow 15 seconds of WAIT TIME. Cold-call 3 learners to name one change. Give groups 12 minutes to draw the final model and 5 minutes for the 'Then I thought... Now I know...' statements. Circulate and ask: 'Where does the hormone appear in your model, and what does it do?' and 'How does your model explain why maize cotyledon stays below ground?' Push for links: 'Where is the evidence for that arrow?' Then introduce the nursery plan: 'Our model says auxins stimulate root formation. How can we use onion, Aloe and cinnamon to help our cuttings root?' Give 8 minutes for planning, and remind learners about safety (no tasting, wash hands, teacher or one trained learner cuts stems). Cold-call 4 groups to present one key step and its scientific reason. Close by saying: 'You can now explain the farmer's puzzle and help your community plant trees.' Assign the nursery set-up as a follow-up task: groups bring cuttings, polythene tubes or tins and soil for the next practical session, and record weekly rooting data. Collect group models for a quick model check.</w:t>
+              <w:t xml:space="preserve">Say: 'Place your Day 1 drawing next to your final model. Put a tick where you were right and a star where you changed.' Circulate and ask: 'What evidence changed your idea about the rain?' 'Where does your model show the dormant beans?' 'What does your model explain that your Day 1 model could not?' WAIT TIME 10-15 seconds. Cold-call 4 learners to share one change. Then introduce the plan: 'Dr. Wangari Maathai started with seedlings in Kenya and the Green Belt Movement planted millions of trees. We have 60 seedlings ready.' Ask them to check the arithmetic, then probe: 'Why is KES 20 a fair price?' 'Why not sell for less than the KES 300 cost?' 'How does selling a seedling help conservation in Kitale?' 'What should we tell a buyer about watering, given what we know about oxygen and waterlogged seeds?' Ensure the plan includes a role for each member (Kiprop as nursery lead, record-keeper, cashier, communicator, customer care), supporting Unity. If the class is large, give each group a different task (pricing, advertising, care instructions, record keeping) and combine them. Finish with the exit ticket: 'What evidence did we gather today?' and 'How does this help answer our driving question?' Collect and read these for reflection. Close with: 'You are no longer just learners, you are Kitale's tree growers.'</w:t>
             </w:r>
           </w:p>
         </w:tc>
@@ -31612,7 +31071,7 @@
                 <w:sz w:val="18"/>
                 <w:szCs w:val="18"/>
               </w:rPr>
-              <w:t xml:space="preserve">Model revision: comparing the Day 1 model with the final model makes conceptual change visible, so learners can see how evidence added mechanisms (hormones, dormancy, germination type, growth regions) to their initial ideas. Applying the model to the tree nursery is a transfer task that shows whether learners can use scientific explanations to solve a real community problem.</w:t>
+              <w:t xml:space="preserve">Model revision: placing the Day 1 model next to the final model gives learners concrete evidence of conceptual change and strengthens metacognition (Learning to Learn). Linking the model to the nursery plan shows that scientific understanding (oxygen, dormancy, hormones, rooting) guides real decisions about conservation and income.</w:t>
             </w:r>
           </w:p>
         </w:tc>
@@ -31644,7 +31103,7 @@
                 <w:sz w:val="18"/>
                 <w:szCs w:val="18"/>
               </w:rPr>
-              <w:t xml:space="preserve">Model check indicators: final model includes at least 5 of the 6 required components (seed structures, germination conditions, hormones, hypogeal vs epigeal, primary/secondary growth and apical dominance, growth curve), labels are accurate, arrows show cause and effect, and at least 3 evidence-based 'Then I thought... Now I know...' statements are present. Nursery plan checklist: includes a control (water only), a hormone source with scientific reason, safe handling, and roles. Peer review: groups swap plans and give one star and one step. Record learners who still hold misconceptions (for example, 'hormones feed the cutting') and plan follow-up feedback.</w:t>
+              <w:t xml:space="preserve">Model check indicators: the final model includes (1) seed structure difference (monocot vs dicot), (2) seed condition (8 dormant beans, non-viable seeds, pests), (3) environment (waterlogging, oxygen), (4) primary growth and apical dominance with hormones. Peer review of models using the ticks and stars. Profit calculation accuracy: KES 1,200, KES 300, KES 900. Exit ticket indicators: names at least two pieces of evidence and states how they answer the driving question. Observation checklist for Unity and Citizenship: all members contribute, roles are shared, and the plan explicitly benefits the community.</w:t>
             </w:r>
           </w:p>
         </w:tc>
@@ -31737,7 +31196,7 @@
                 <w:sz w:val="18"/>
                 <w:szCs w:val="18"/>
               </w:rPr>
-              <w:t xml:space="preserve">After the lesson, reflect on the following: (1) Did learners' final CER explanations include multiple interacting causes (seed structure, dormancy, water, oxygen, warmth, germination type, hormones) rather than a single cause? Which causes were most often missing? (2) How did learners' final models differ from their Day 1 models, and which learners showed the greatest conceptual change? (3) Which misconceptions persisted, such as confusing growth with development, thinking hormones are food, or thinking all seeds germinate in the same way? (4) Did the Gallery Walk and peer review help learners improve their explanations, and was the time sufficient in a large class? (5) How well did learners transfer their understanding of auxins to the tree nursery plan, and what support will they need to set up and monitor the nursery (materials, supervision, record keeping, and selling seedlings at a subsidised price)? (6) Did all learners, including those with limited access to textbooks, participate fully? Plan how to follow up weekly with the nursery data and revisit the DQB for remaining questions.</w:t>
+              <w:t xml:space="preserve">After the lesson, review: (1) How many learners moved from attributing differences to rain or planting date to giving a multi-cause explanation using data? (2) Which misconceptions persisted, such as maize having secondary growth, confusing dormancy with non-viability, or mixing germination and emergence? (3) Did every learner contribute during the gallery walk and group planning, or did a few dominate? (4) Were the time-lapse videos or the printed alternatives sufficient where there was no electricity? (5) Did learners accurately calculate KES 1,200 - KES 300 = KES 900 and link the plan to conservation? (6) What follow-up should be done for learners who need support, for example a short revision quiz on seed structure, dormancy, growth and hormones, and how will the nursery be sustained after this unit?</w:t>
             </w:r>
           </w:p>
         </w:tc>
@@ -31864,7 +31323,7 @@
                 <w:sz w:val="18"/>
                 <w:szCs w:val="18"/>
               </w:rPr>
-              <w:t xml:space="preserve">We observed that maize and bean seeds differ in structure (monocot with endosperm vs dicot with cotyledons), that seeds failed to germinate without water, oxygen or warmth or when dormant, that maize germinates hypogeally and bean epigeally, that seedling height follows an S-shaped growth curve, and that stem cuttings treated with natural hormone sources such as bulb onion, Aloe or cinnamon rooted differently from the control.</w:t>
+              <w:t xml:space="preserve">We observed our own Day 1 models compared with our final models, the evidence on other groups' posters (germination 88 maize vs 80 beans out of 100; 8 dormant beans, 7 germinating after scarification; emergence Day 7 for maize and Day 8 for beans; heights at Day 42 of 125 cm for maize and 44 cm for beans; 0 branches vs 3 branches after removing the tip), and the nursery seedling sales plan (60 x KES 20 = KES 1,200, cost KES 300, profit KES 900).</w:t>
             </w:r>
           </w:p>
         </w:tc>
@@ -31930,7 +31389,7 @@
                 <w:sz w:val="18"/>
                 <w:szCs w:val="18"/>
               </w:rPr>
-              <w:t xml:space="preserve">We learned that germination, emergence and growth depend on seed structure and food stores, dormancy and its breaking, water, oxygen and suitable temperature, type of germination, growth at meristems (primary and secondary growth), and plant hormones such as auxins, gibberellins, cytokinins and abscisic acid, including apical dominance. We also learned that growth is an increase in size while development involves changes in form and function.</w:t>
+              <w:t xml:space="preserve">We learned that the differences were not caused by the rain or planting date. They come from seed structure (maize monocot and hypogeal; beans dicot and epigeal), seed condition (dormancy from a hard seed coat, non-viable seeds, pests) and environment (waterlogging and lack of oxygen), and that hormones (auxin, gibberellins, cytokinins, abscisic acid) coordinate primary growth and branching. We also learned that our science can be used to grow and sell tree seedlings for conservation and income, as Dr. Wangari Maathai inspired.</w:t>
             </w:r>
           </w:p>
         </w:tc>
@@ -31996,7 +31455,7 @@
                 <w:sz w:val="18"/>
                 <w:szCs w:val="18"/>
               </w:rPr>
-              <w:t xml:space="preserve">The farmer's maize and beans differed because each seed had a different structure, dormancy status and germination type, and experienced different water, oxygen and warmth conditions around the seed. These factors changed the levels and action of hormones such as gibberellins and abscisic acid in the seed and auxins in the growing plant, which control when the embryo grows, how the seedling emerges, and how the stem and roots grow. We can apply this to grow tree seedlings from cuttings by using natural rooting hormone sources, and share the seedlings to benefit our community and help reduce global warming.</w:t>
+              <w:t xml:space="preserve">Claim: The maize and beans on Mr. Wafula's farm differ because of seed structure, seed condition and environment, not because of rain or planting date. Evidence: Day 14 germination of 88 maize vs 80 beans; the failures were pests, non-viable embryos, waterlogging and, in beans, 8 dormant seeds, 7 of which germinated after scarification; maize emerged on Day 7 and beans on Day 8; Day 42 heights were 125 cm and 44 cm; beans stayed unbranched with the tip but formed 3 branches after the tip was removed. Reasoning: structure decides how seedlings emerge, a hard testa blocks water, no oxygen stops respiration, meristems and hormones coordinate growth, and apical dominance explains branching, so farmers can improve yields and communities can grow trees.</w:t>
             </w:r>
           </w:p>
         </w:tc>
@@ -32018,7 +31477,7 @@
         </w:rPr>
         <w:t xml:space="preserve">© 2026 SeaVuria and ARES. Aligned with KICD objectives. Developed by SeaVuria; technical implementation by ARES (with AI assistance from Claude). Licensed under </w:t>
       </w:r>
-      <w:hyperlink w:history="1" r:id="rIdhoscqmnzvxfndprxllt9f">
+      <w:hyperlink w:history="1" r:id="rIdr1qw17_6tseectnvvoup0">
         <w:r>
           <w:rPr>
             <w:rFonts w:ascii="Arial" w:cs="Arial" w:eastAsia="Arial" w:hAnsi="Arial"/>
@@ -32039,7 +31498,7 @@
         </w:rPr>
         <w:t xml:space="preserve"> (</w:t>
       </w:r>
-      <w:hyperlink w:history="1" r:id="rId3ud4mdosbydkdsphcvyy3">
+      <w:hyperlink w:history="1" r:id="rIdxvfchycnkw4jrgwuxs9-f">
         <w:r>
           <w:rPr>
             <w:rFonts w:ascii="Arial" w:cs="Arial" w:eastAsia="Arial" w:hAnsi="Arial"/>

--- a/data/outputs/v2/Grade11/Biology/Lesson_Plans/SS2.2_Growth_and_Development_in_Plants/Biology_Growth_and_Development_in_Plants_CBE_LessonSequence.docx
+++ b/data/outputs/v2/Grade11/Biology/Lesson_Plans/SS2.2_Growth_and_Development_in_Plants/Biology_Growth_and_Development_in_Plants_CBE_LessonSequence.docx
@@ -4,6 +4,7 @@
   <w:body>
     <w:p>
       <w:pPr>
+        <w:keepNext w:val="false"/>
         <w:spacing w:after="30" w:before="0"/>
         <w:jc w:val="center"/>
       </w:pPr>
@@ -23,6 +24,7 @@
     </w:p>
     <w:p>
       <w:pPr>
+        <w:keepNext w:val="false"/>
         <w:spacing w:after="60" w:before="0"/>
         <w:jc w:val="center"/>
       </w:pPr>
@@ -81,6 +83,7 @@
           </w:tcPr>
           <w:p>
             <w:pPr>
+              <w:keepNext w:val="false"/>
               <w:spacing w:after="40" w:before="0"/>
               <w:jc w:val="center"/>
             </w:pPr>
@@ -115,6 +118,7 @@
           </w:tcPr>
           <w:p>
             <w:pPr>
+              <w:keepNext w:val="false"/>
               <w:spacing w:after="40" w:before="0"/>
               <w:jc w:val="left"/>
             </w:pPr>
@@ -147,6 +151,7 @@
           </w:tcPr>
           <w:p>
             <w:pPr>
+              <w:keepNext w:val="false"/>
               <w:spacing w:after="40" w:before="0"/>
               <w:jc w:val="left"/>
             </w:pPr>
@@ -181,6 +186,7 @@
           </w:tcPr>
           <w:p>
             <w:pPr>
+              <w:keepNext w:val="false"/>
               <w:spacing w:after="40" w:before="0"/>
               <w:jc w:val="left"/>
             </w:pPr>
@@ -213,6 +219,7 @@
           </w:tcPr>
           <w:p>
             <w:pPr>
+              <w:keepNext w:val="false"/>
               <w:spacing w:after="40" w:before="0"/>
               <w:jc w:val="left"/>
             </w:pPr>
@@ -247,6 +254,7 @@
           </w:tcPr>
           <w:p>
             <w:pPr>
+              <w:keepNext w:val="false"/>
               <w:spacing w:after="40" w:before="0"/>
               <w:jc w:val="left"/>
             </w:pPr>
@@ -279,6 +287,7 @@
           </w:tcPr>
           <w:p>
             <w:pPr>
+              <w:keepNext w:val="false"/>
               <w:spacing w:after="40" w:before="0"/>
               <w:jc w:val="left"/>
             </w:pPr>
@@ -313,6 +322,7 @@
           </w:tcPr>
           <w:p>
             <w:pPr>
+              <w:keepNext w:val="false"/>
               <w:spacing w:after="40" w:before="0"/>
               <w:jc w:val="left"/>
             </w:pPr>
@@ -345,6 +355,7 @@
           </w:tcPr>
           <w:p>
             <w:pPr>
+              <w:keepNext w:val="false"/>
               <w:spacing w:after="40" w:before="0"/>
               <w:jc w:val="left"/>
             </w:pPr>
@@ -379,6 +390,7 @@
           </w:tcPr>
           <w:p>
             <w:pPr>
+              <w:keepNext w:val="false"/>
               <w:spacing w:after="40" w:before="0"/>
               <w:jc w:val="left"/>
             </w:pPr>
@@ -411,6 +423,7 @@
           </w:tcPr>
           <w:p>
             <w:pPr>
+              <w:keepNext w:val="false"/>
               <w:spacing w:after="40" w:before="0"/>
               <w:jc w:val="left"/>
             </w:pPr>
@@ -445,6 +458,7 @@
           </w:tcPr>
           <w:p>
             <w:pPr>
+              <w:keepNext w:val="false"/>
               <w:spacing w:after="40" w:before="0"/>
               <w:jc w:val="left"/>
             </w:pPr>
@@ -632,6 +646,7 @@
           </w:tcPr>
           <w:p>
             <w:pPr>
+              <w:keepNext w:val="false"/>
               <w:spacing w:after="40" w:before="0"/>
               <w:jc w:val="left"/>
             </w:pPr>
@@ -664,6 +679,7 @@
           </w:tcPr>
           <w:p>
             <w:pPr>
+              <w:keepNext w:val="false"/>
               <w:spacing w:after="40" w:before="0"/>
               <w:jc w:val="left"/>
             </w:pPr>
@@ -683,6 +699,7 @@
           </w:p>
           <w:p>
             <w:pPr>
+              <w:keepNext w:val="false"/>
               <w:spacing w:after="40" w:before="0"/>
               <w:jc w:val="left"/>
             </w:pPr>
@@ -702,6 +719,7 @@
           </w:p>
           <w:p>
             <w:pPr>
+              <w:keepNext w:val="false"/>
               <w:spacing w:after="40" w:before="0"/>
               <w:jc w:val="left"/>
             </w:pPr>
@@ -721,6 +739,7 @@
           </w:p>
           <w:p>
             <w:pPr>
+              <w:keepNext w:val="false"/>
               <w:spacing w:after="40" w:before="0"/>
               <w:jc w:val="left"/>
             </w:pPr>
@@ -740,6 +759,7 @@
           </w:p>
           <w:p>
             <w:pPr>
+              <w:keepNext w:val="false"/>
               <w:spacing w:after="40" w:before="0"/>
               <w:jc w:val="left"/>
             </w:pPr>
@@ -759,6 +779,7 @@
           </w:p>
           <w:p>
             <w:pPr>
+              <w:keepNext w:val="false"/>
               <w:spacing w:after="40" w:before="0"/>
               <w:jc w:val="left"/>
             </w:pPr>
@@ -778,6 +799,7 @@
           </w:p>
           <w:p>
             <w:pPr>
+              <w:keepNext w:val="false"/>
               <w:spacing w:after="40" w:before="0"/>
               <w:jc w:val="left"/>
             </w:pPr>
@@ -797,6 +819,7 @@
           </w:p>
           <w:p>
             <w:pPr>
+              <w:keepNext w:val="false"/>
               <w:spacing w:after="40" w:before="0"/>
               <w:jc w:val="left"/>
             </w:pPr>
@@ -816,6 +839,7 @@
           </w:p>
           <w:p>
             <w:pPr>
+              <w:keepNext w:val="false"/>
               <w:spacing w:after="40" w:before="0"/>
               <w:jc w:val="left"/>
             </w:pPr>
@@ -850,6 +874,7 @@
           </w:tcPr>
           <w:p>
             <w:pPr>
+              <w:keepNext w:val="false"/>
               <w:spacing w:after="40" w:before="0"/>
               <w:jc w:val="left"/>
             </w:pPr>
@@ -1017,6 +1042,7 @@
           </w:tcPr>
           <w:p>
             <w:pPr>
+              <w:keepNext w:val="false"/>
               <w:spacing w:after="40" w:before="0"/>
               <w:jc w:val="left"/>
             </w:pPr>
@@ -1164,6 +1190,7 @@
           </w:tcPr>
           <w:p>
             <w:pPr>
+              <w:keepNext w:val="false"/>
               <w:spacing w:after="40" w:before="0"/>
               <w:jc w:val="left"/>
             </w:pPr>
@@ -1351,6 +1378,7 @@
           </w:tcPr>
           <w:p>
             <w:pPr>
+              <w:keepNext w:val="false"/>
               <w:spacing w:after="40" w:before="0"/>
               <w:jc w:val="left"/>
             </w:pPr>
@@ -1518,6 +1546,7 @@
           </w:tcPr>
           <w:p>
             <w:pPr>
+              <w:keepNext w:val="false"/>
               <w:spacing w:after="40" w:before="0"/>
               <w:jc w:val="left"/>
             </w:pPr>
@@ -1685,6 +1714,7 @@
           </w:tcPr>
           <w:p>
             <w:pPr>
+              <w:keepNext w:val="false"/>
               <w:spacing w:after="40" w:before="0"/>
               <w:jc w:val="left"/>
             </w:pPr>
@@ -1717,6 +1747,7 @@
           </w:tcPr>
           <w:p>
             <w:pPr>
+              <w:keepNext w:val="false"/>
               <w:spacing w:after="40" w:before="0"/>
               <w:jc w:val="left"/>
             </w:pPr>
@@ -1751,6 +1782,7 @@
           </w:tcPr>
           <w:p>
             <w:pPr>
+              <w:keepNext w:val="false"/>
               <w:spacing w:after="40" w:before="0"/>
               <w:jc w:val="left"/>
             </w:pPr>
@@ -1783,6 +1815,7 @@
           </w:tcPr>
           <w:p>
             <w:pPr>
+              <w:keepNext w:val="false"/>
               <w:spacing w:after="40" w:before="0"/>
               <w:jc w:val="left"/>
             </w:pPr>
@@ -1802,6 +1835,7 @@
           </w:p>
           <w:p>
             <w:pPr>
+              <w:keepNext w:val="false"/>
               <w:spacing w:after="40" w:before="0"/>
               <w:jc w:val="left"/>
             </w:pPr>
@@ -1821,6 +1855,7 @@
           </w:p>
           <w:p>
             <w:pPr>
+              <w:keepNext w:val="false"/>
               <w:spacing w:after="40" w:before="0"/>
               <w:jc w:val="left"/>
             </w:pPr>
@@ -1840,6 +1875,7 @@
           </w:p>
           <w:p>
             <w:pPr>
+              <w:keepNext w:val="false"/>
               <w:spacing w:after="40" w:before="0"/>
               <w:jc w:val="left"/>
             </w:pPr>
@@ -1874,6 +1910,7 @@
           </w:tcPr>
           <w:p>
             <w:pPr>
+              <w:keepNext w:val="false"/>
               <w:spacing w:after="40" w:before="0"/>
               <w:jc w:val="left"/>
             </w:pPr>
@@ -1906,6 +1943,7 @@
           </w:tcPr>
           <w:p>
             <w:pPr>
+              <w:keepNext w:val="false"/>
               <w:spacing w:after="40" w:before="0"/>
               <w:jc w:val="left"/>
             </w:pPr>
@@ -1940,6 +1978,7 @@
           </w:tcPr>
           <w:p>
             <w:pPr>
+              <w:keepNext w:val="false"/>
               <w:spacing w:after="40" w:before="0"/>
               <w:jc w:val="left"/>
             </w:pPr>
@@ -1972,6 +2011,7 @@
           </w:tcPr>
           <w:p>
             <w:pPr>
+              <w:keepNext w:val="false"/>
               <w:spacing w:after="40" w:before="0"/>
               <w:jc w:val="left"/>
             </w:pPr>
@@ -1991,6 +2031,7 @@
           </w:p>
           <w:p>
             <w:pPr>
+              <w:keepNext w:val="false"/>
               <w:spacing w:after="40" w:before="0"/>
               <w:jc w:val="left"/>
             </w:pPr>
@@ -2010,6 +2051,7 @@
           </w:p>
           <w:p>
             <w:pPr>
+              <w:keepNext w:val="false"/>
               <w:spacing w:after="40" w:before="0"/>
               <w:jc w:val="left"/>
             </w:pPr>
@@ -2029,6 +2071,7 @@
           </w:p>
           <w:p>
             <w:pPr>
+              <w:keepNext w:val="false"/>
               <w:spacing w:after="40" w:before="0"/>
               <w:jc w:val="left"/>
             </w:pPr>
@@ -2048,6 +2091,7 @@
           </w:p>
           <w:p>
             <w:pPr>
+              <w:keepNext w:val="false"/>
               <w:spacing w:after="40" w:before="0"/>
               <w:jc w:val="left"/>
             </w:pPr>
@@ -2067,6 +2111,7 @@
           </w:p>
           <w:p>
             <w:pPr>
+              <w:keepNext w:val="false"/>
               <w:spacing w:after="40" w:before="0"/>
               <w:jc w:val="left"/>
             </w:pPr>
@@ -2086,6 +2131,7 @@
           </w:p>
           <w:p>
             <w:pPr>
+              <w:keepNext w:val="false"/>
               <w:spacing w:after="40" w:before="0"/>
               <w:jc w:val="left"/>
             </w:pPr>
@@ -2105,6 +2151,7 @@
           </w:p>
           <w:p>
             <w:pPr>
+              <w:keepNext w:val="false"/>
               <w:spacing w:after="40" w:before="0"/>
               <w:jc w:val="left"/>
             </w:pPr>
@@ -2124,6 +2171,7 @@
           </w:p>
           <w:p>
             <w:pPr>
+              <w:keepNext w:val="false"/>
               <w:spacing w:after="40" w:before="0"/>
               <w:jc w:val="left"/>
             </w:pPr>
@@ -2143,6 +2191,7 @@
           </w:p>
           <w:p>
             <w:pPr>
+              <w:keepNext w:val="false"/>
               <w:spacing w:after="40" w:before="0"/>
               <w:jc w:val="left"/>
             </w:pPr>
@@ -2177,6 +2226,7 @@
           </w:tcPr>
           <w:p>
             <w:pPr>
+              <w:keepNext w:val="false"/>
               <w:spacing w:after="40" w:before="0"/>
               <w:jc w:val="left"/>
             </w:pPr>
@@ -2368,7 +2418,7 @@
         </w:rPr>
         <w:t xml:space="preserve">© 2026 SeaVuria and ARES. This work is licensed under a </w:t>
       </w:r>
-      <w:hyperlink w:history="1" r:id="rIdtn4vlqopfxhxe49sr1xjy">
+      <w:hyperlink w:history="1" r:id="rIdqbhlzkodufinpnzcctcg9">
         <w:r>
           <w:rPr>
             <w:rFonts w:ascii="Arial" w:cs="Arial" w:eastAsia="Arial" w:hAnsi="Arial"/>
@@ -2388,7 +2438,7 @@
         </w:rPr>
         <w:t xml:space="preserve"> (</w:t>
       </w:r>
-      <w:hyperlink w:history="1" r:id="rIde7tgj-6blvz-6ninpwpgx">
+      <w:hyperlink w:history="1" r:id="rIdczaqkbhw_1bryptvgu0jt">
         <w:r>
           <w:rPr>
             <w:rFonts w:ascii="Arial" w:cs="Arial" w:eastAsia="Arial" w:hAnsi="Arial"/>
@@ -2408,7 +2458,7 @@
         </w:rPr>
         <w:t xml:space="preserve">). To view a copy of this license, visit </w:t>
       </w:r>
-      <w:hyperlink w:history="1" r:id="rIdnu_1fk9wjgsmga7micd4q">
+      <w:hyperlink w:history="1" r:id="rIdyf6kfixlonwpakqnntycn">
         <w:r>
           <w:rPr>
             <w:rFonts w:ascii="Arial" w:cs="Arial" w:eastAsia="Arial" w:hAnsi="Arial"/>
@@ -2467,6 +2517,7 @@
           </w:tcPr>
           <w:p>
             <w:pPr>
+              <w:keepNext w:val="false"/>
               <w:spacing w:after="40" w:before="0"/>
               <w:jc w:val="center"/>
             </w:pPr>
@@ -2502,6 +2553,7 @@
           </w:tcPr>
           <w:p>
             <w:pPr>
+              <w:keepNext w:val="false"/>
               <w:spacing w:after="40" w:before="0"/>
               <w:jc w:val="center"/>
             </w:pPr>
@@ -2536,6 +2588,7 @@
           </w:tcPr>
           <w:p>
             <w:pPr>
+              <w:keepNext w:val="false"/>
               <w:spacing w:after="40" w:before="0"/>
               <w:jc w:val="left"/>
             </w:pPr>
@@ -2568,6 +2621,7 @@
           </w:tcPr>
           <w:p>
             <w:pPr>
+              <w:keepNext w:val="false"/>
               <w:spacing w:after="40" w:before="0"/>
               <w:jc w:val="left"/>
             </w:pPr>
@@ -2602,6 +2656,7 @@
           </w:tcPr>
           <w:p>
             <w:pPr>
+              <w:keepNext w:val="false"/>
               <w:spacing w:after="40" w:before="0"/>
               <w:jc w:val="left"/>
             </w:pPr>
@@ -2634,6 +2689,7 @@
           </w:tcPr>
           <w:p>
             <w:pPr>
+              <w:keepNext w:val="false"/>
               <w:spacing w:after="40" w:before="0"/>
               <w:jc w:val="left"/>
             </w:pPr>
@@ -2668,6 +2724,7 @@
           </w:tcPr>
           <w:p>
             <w:pPr>
+              <w:keepNext w:val="false"/>
               <w:spacing w:after="40" w:before="0"/>
               <w:jc w:val="left"/>
             </w:pPr>
@@ -2700,6 +2757,7 @@
           </w:tcPr>
           <w:p>
             <w:pPr>
+              <w:keepNext w:val="false"/>
               <w:spacing w:after="40" w:before="0"/>
               <w:jc w:val="left"/>
             </w:pPr>
@@ -2734,6 +2792,7 @@
           </w:tcPr>
           <w:p>
             <w:pPr>
+              <w:keepNext w:val="false"/>
               <w:spacing w:after="40" w:before="0"/>
               <w:jc w:val="left"/>
             </w:pPr>
@@ -2766,6 +2825,7 @@
           </w:tcPr>
           <w:p>
             <w:pPr>
+              <w:keepNext w:val="false"/>
               <w:spacing w:after="40" w:before="0"/>
               <w:jc w:val="left"/>
             </w:pPr>
@@ -2800,6 +2860,7 @@
           </w:tcPr>
           <w:p>
             <w:pPr>
+              <w:keepNext w:val="false"/>
               <w:spacing w:after="40" w:before="0"/>
               <w:jc w:val="left"/>
             </w:pPr>
@@ -2832,6 +2893,7 @@
           </w:tcPr>
           <w:p>
             <w:pPr>
+              <w:keepNext w:val="false"/>
               <w:spacing w:after="40" w:before="0"/>
               <w:jc w:val="left"/>
             </w:pPr>
@@ -2866,6 +2928,7 @@
           </w:tcPr>
           <w:p>
             <w:pPr>
+              <w:keepNext w:val="false"/>
               <w:spacing w:after="40" w:before="0"/>
               <w:jc w:val="left"/>
             </w:pPr>
@@ -2898,6 +2961,7 @@
           </w:tcPr>
           <w:p>
             <w:pPr>
+              <w:keepNext w:val="false"/>
               <w:spacing w:after="40" w:before="0"/>
               <w:jc w:val="left"/>
             </w:pPr>
@@ -2932,6 +2996,7 @@
           </w:tcPr>
           <w:p>
             <w:pPr>
+              <w:keepNext w:val="false"/>
               <w:spacing w:after="40" w:before="0"/>
               <w:jc w:val="left"/>
             </w:pPr>
@@ -2964,6 +3029,7 @@
           </w:tcPr>
           <w:p>
             <w:pPr>
+              <w:keepNext w:val="false"/>
               <w:spacing w:after="40" w:before="0"/>
               <w:jc w:val="left"/>
             </w:pPr>
@@ -2998,6 +3064,7 @@
           </w:tcPr>
           <w:p>
             <w:pPr>
+              <w:keepNext w:val="false"/>
               <w:spacing w:after="40" w:before="0"/>
               <w:jc w:val="left"/>
             </w:pPr>
@@ -3030,6 +3097,7 @@
           </w:tcPr>
           <w:p>
             <w:pPr>
+              <w:keepNext w:val="false"/>
               <w:spacing w:after="40" w:before="0"/>
               <w:jc w:val="left"/>
             </w:pPr>
@@ -3089,6 +3157,7 @@
           </w:tcPr>
           <w:p>
             <w:pPr>
+              <w:keepNext w:val="false"/>
               <w:spacing w:after="40" w:before="0"/>
               <w:jc w:val="center"/>
             </w:pPr>
@@ -3123,6 +3192,7 @@
           </w:tcPr>
           <w:p>
             <w:pPr>
+              <w:keepNext w:val="false"/>
               <w:spacing w:after="40" w:before="0"/>
               <w:jc w:val="left"/>
             </w:pPr>
@@ -3187,6 +3257,7 @@
           </w:tcPr>
           <w:p>
             <w:pPr>
+              <w:keepNext w:val="false"/>
               <w:spacing w:after="40" w:before="0"/>
               <w:jc w:val="center"/>
             </w:pPr>
@@ -3221,6 +3292,7 @@
           </w:tcPr>
           <w:p>
             <w:pPr>
+              <w:keepNext w:val="false"/>
               <w:spacing w:after="40" w:before="0"/>
               <w:jc w:val="left"/>
             </w:pPr>
@@ -3253,6 +3325,7 @@
           </w:tcPr>
           <w:p>
             <w:pPr>
+              <w:keepNext w:val="false"/>
               <w:spacing w:after="40" w:before="0"/>
               <w:jc w:val="left"/>
             </w:pPr>
@@ -3285,6 +3358,7 @@
           </w:tcPr>
           <w:p>
             <w:pPr>
+              <w:keepNext w:val="false"/>
               <w:spacing w:after="40" w:before="0"/>
               <w:jc w:val="left"/>
             </w:pPr>
@@ -3317,6 +3391,7 @@
           </w:tcPr>
           <w:p>
             <w:pPr>
+              <w:keepNext w:val="false"/>
               <w:spacing w:after="40" w:before="0"/>
               <w:jc w:val="left"/>
             </w:pPr>
@@ -3349,6 +3424,7 @@
           </w:tcPr>
           <w:p>
             <w:pPr>
+              <w:keepNext w:val="false"/>
               <w:spacing w:after="40" w:before="0"/>
               <w:jc w:val="left"/>
             </w:pPr>
@@ -3383,6 +3459,7 @@
           </w:tcPr>
           <w:p>
             <w:pPr>
+              <w:keepNext w:val="false"/>
               <w:spacing w:after="40" w:before="0"/>
               <w:jc w:val="left"/>
             </w:pPr>
@@ -3437,7 +3514,7 @@
               <w:spacing w:after="10" w:before="0"/>
               <w:ind w:left="120"/>
             </w:pPr>
-            <w:hyperlink w:history="1" r:id="rIdmje-if3wmhjcdmw_38ikw">
+            <w:hyperlink w:history="1" r:id="rIdlfm-pqpqnxlcx4itgv5qj">
               <w:r>
                 <w:rPr>
                   <w:rFonts w:ascii="Arial" w:cs="Arial" w:eastAsia="Arial" w:hAnsi="Arial"/>
@@ -3497,7 +3574,7 @@
             <w:pPr>
               <w:spacing w:after="20" w:before="0"/>
             </w:pPr>
-            <w:hyperlink w:history="1" r:id="rIducvyaby9vnlwzlaqzxlcb">
+            <w:hyperlink w:history="1" r:id="rIdxt3odgxxdtyrpyzysnfj1">
               <w:r>
                 <w:rPr>
                   <w:rFonts w:ascii="Arial" w:cs="Arial" w:eastAsia="Arial" w:hAnsi="Arial"/>
@@ -3546,7 +3623,7 @@
               <w:spacing w:after="10" w:before="0"/>
               <w:ind w:left="120"/>
             </w:pPr>
-            <w:hyperlink w:history="1" r:id="rIdf0_7s9apncoycmvfeojbd">
+            <w:hyperlink w:history="1" r:id="rIdtl3iyxc9oaag2gfeq7ta1">
               <w:r>
                 <w:rPr>
                   <w:rFonts w:ascii="Arial" w:cs="Arial" w:eastAsia="Arial" w:hAnsi="Arial"/>
@@ -3574,6 +3651,7 @@
           </w:tcPr>
           <w:p>
             <w:pPr>
+              <w:keepNext w:val="false"/>
               <w:spacing w:after="40" w:before="0"/>
               <w:jc w:val="left"/>
             </w:pPr>
@@ -3606,6 +3684,7 @@
           </w:tcPr>
           <w:p>
             <w:pPr>
+              <w:keepNext w:val="false"/>
               <w:spacing w:after="40" w:before="0"/>
               <w:jc w:val="left"/>
             </w:pPr>
@@ -3638,6 +3717,7 @@
           </w:tcPr>
           <w:p>
             <w:pPr>
+              <w:keepNext w:val="false"/>
               <w:spacing w:after="40" w:before="0"/>
               <w:jc w:val="left"/>
             </w:pPr>
@@ -3670,6 +3750,7 @@
           </w:tcPr>
           <w:p>
             <w:pPr>
+              <w:keepNext w:val="false"/>
               <w:spacing w:after="40" w:before="0"/>
               <w:jc w:val="left"/>
             </w:pPr>
@@ -3704,6 +3785,7 @@
           </w:tcPr>
           <w:p>
             <w:pPr>
+              <w:keepNext w:val="false"/>
               <w:spacing w:after="40" w:before="0"/>
               <w:jc w:val="left"/>
             </w:pPr>
@@ -3758,7 +3840,7 @@
               <w:spacing w:after="10" w:before="0"/>
               <w:ind w:left="120"/>
             </w:pPr>
-            <w:hyperlink w:history="1" r:id="rId6im1gxzqm-gf1i9nqaopa">
+            <w:hyperlink w:history="1" r:id="rIdiaw5ztz1hzn0l7oqy9l6x">
               <w:r>
                 <w:rPr>
                   <w:rFonts w:ascii="Arial" w:cs="Arial" w:eastAsia="Arial" w:hAnsi="Arial"/>
@@ -3818,7 +3900,7 @@
             <w:pPr>
               <w:spacing w:after="20" w:before="0"/>
             </w:pPr>
-            <w:hyperlink w:history="1" r:id="rIdespkfhoxjkmptvwul60c-">
+            <w:hyperlink w:history="1" r:id="rIddpsm6dgtm61x5uimhznrr">
               <w:r>
                 <w:rPr>
                   <w:rFonts w:ascii="Arial" w:cs="Arial" w:eastAsia="Arial" w:hAnsi="Arial"/>
@@ -3867,7 +3949,7 @@
               <w:spacing w:after="10" w:before="0"/>
               <w:ind w:left="120"/>
             </w:pPr>
-            <w:hyperlink w:history="1" r:id="rId7msdifw9pe7rxwxm0pzge">
+            <w:hyperlink w:history="1" r:id="rId9fnmbcabzkxoamxr0er06">
               <w:r>
                 <w:rPr>
                   <w:rFonts w:ascii="Arial" w:cs="Arial" w:eastAsia="Arial" w:hAnsi="Arial"/>
@@ -3895,6 +3977,7 @@
           </w:tcPr>
           <w:p>
             <w:pPr>
+              <w:keepNext w:val="false"/>
               <w:spacing w:after="40" w:before="0"/>
               <w:jc w:val="left"/>
             </w:pPr>
@@ -3927,6 +4010,7 @@
           </w:tcPr>
           <w:p>
             <w:pPr>
+              <w:keepNext w:val="false"/>
               <w:spacing w:after="40" w:before="0"/>
               <w:jc w:val="left"/>
             </w:pPr>
@@ -3959,6 +4043,7 @@
           </w:tcPr>
           <w:p>
             <w:pPr>
+              <w:keepNext w:val="false"/>
               <w:spacing w:after="40" w:before="0"/>
               <w:jc w:val="left"/>
             </w:pPr>
@@ -3991,6 +4076,7 @@
           </w:tcPr>
           <w:p>
             <w:pPr>
+              <w:keepNext w:val="false"/>
               <w:spacing w:after="40" w:before="0"/>
               <w:jc w:val="left"/>
             </w:pPr>
@@ -4025,6 +4111,7 @@
           </w:tcPr>
           <w:p>
             <w:pPr>
+              <w:keepNext w:val="false"/>
               <w:spacing w:after="40" w:before="0"/>
               <w:jc w:val="left"/>
             </w:pPr>
@@ -4079,7 +4166,7 @@
               <w:spacing w:after="10" w:before="0"/>
               <w:ind w:left="120"/>
             </w:pPr>
-            <w:hyperlink w:history="1" r:id="rId1f21dq6a6tzfwo3f2zyrg">
+            <w:hyperlink w:history="1" r:id="rIde4brhofbwufwgb0sdsw-i">
               <w:r>
                 <w:rPr>
                   <w:rFonts w:ascii="Arial" w:cs="Arial" w:eastAsia="Arial" w:hAnsi="Arial"/>
@@ -4139,7 +4226,7 @@
             <w:pPr>
               <w:spacing w:after="20" w:before="0"/>
             </w:pPr>
-            <w:hyperlink w:history="1" r:id="rIdwapyicwly4v8o_6wyiv3m">
+            <w:hyperlink w:history="1" r:id="rIdwf5ena79ycepf4whn0uli">
               <w:r>
                 <w:rPr>
                   <w:rFonts w:ascii="Arial" w:cs="Arial" w:eastAsia="Arial" w:hAnsi="Arial"/>
@@ -4188,7 +4275,7 @@
               <w:spacing w:after="10" w:before="0"/>
               <w:ind w:left="120"/>
             </w:pPr>
-            <w:hyperlink w:history="1" r:id="rIdgmqymkqasb0bxx3arwv3p">
+            <w:hyperlink w:history="1" r:id="rIdim6sjt2jfjkwqvml25v8c">
               <w:r>
                 <w:rPr>
                   <w:rFonts w:ascii="Arial" w:cs="Arial" w:eastAsia="Arial" w:hAnsi="Arial"/>
@@ -4216,6 +4303,7 @@
           </w:tcPr>
           <w:p>
             <w:pPr>
+              <w:keepNext w:val="false"/>
               <w:spacing w:after="40" w:before="0"/>
               <w:jc w:val="left"/>
             </w:pPr>
@@ -4248,6 +4336,7 @@
           </w:tcPr>
           <w:p>
             <w:pPr>
+              <w:keepNext w:val="false"/>
               <w:spacing w:after="40" w:before="0"/>
               <w:jc w:val="left"/>
             </w:pPr>
@@ -4280,6 +4369,7 @@
           </w:tcPr>
           <w:p>
             <w:pPr>
+              <w:keepNext w:val="false"/>
               <w:spacing w:after="40" w:before="0"/>
               <w:jc w:val="left"/>
             </w:pPr>
@@ -4312,6 +4402,7 @@
           </w:tcPr>
           <w:p>
             <w:pPr>
+              <w:keepNext w:val="false"/>
               <w:spacing w:after="40" w:before="0"/>
               <w:jc w:val="left"/>
             </w:pPr>
@@ -4346,6 +4437,7 @@
           </w:tcPr>
           <w:p>
             <w:pPr>
+              <w:keepNext w:val="false"/>
               <w:spacing w:after="40" w:before="0"/>
               <w:jc w:val="left"/>
             </w:pPr>
@@ -4400,7 +4492,7 @@
               <w:spacing w:after="10" w:before="0"/>
               <w:ind w:left="120"/>
             </w:pPr>
-            <w:hyperlink w:history="1" r:id="rIdn4a5mj9zbqpwd8qy1pjkd">
+            <w:hyperlink w:history="1" r:id="rId-d8emsky1bud4nyc83thl">
               <w:r>
                 <w:rPr>
                   <w:rFonts w:ascii="Arial" w:cs="Arial" w:eastAsia="Arial" w:hAnsi="Arial"/>
@@ -4460,7 +4552,7 @@
             <w:pPr>
               <w:spacing w:after="20" w:before="0"/>
             </w:pPr>
-            <w:hyperlink w:history="1" r:id="rIdwof016zhwwnd4q7vh5uum">
+            <w:hyperlink w:history="1" r:id="rIdctjc_wjk7olbxrbsqgfun">
               <w:r>
                 <w:rPr>
                   <w:rFonts w:ascii="Arial" w:cs="Arial" w:eastAsia="Arial" w:hAnsi="Arial"/>
@@ -4509,7 +4601,7 @@
               <w:spacing w:after="10" w:before="0"/>
               <w:ind w:left="120"/>
             </w:pPr>
-            <w:hyperlink w:history="1" r:id="rId2wbnclj3rnfslhulm66gb">
+            <w:hyperlink w:history="1" r:id="rIdt0rhqbs8a3h103zfjs1r6">
               <w:r>
                 <w:rPr>
                   <w:rFonts w:ascii="Arial" w:cs="Arial" w:eastAsia="Arial" w:hAnsi="Arial"/>
@@ -4537,6 +4629,7 @@
           </w:tcPr>
           <w:p>
             <w:pPr>
+              <w:keepNext w:val="false"/>
               <w:spacing w:after="40" w:before="0"/>
               <w:jc w:val="left"/>
             </w:pPr>
@@ -4569,6 +4662,7 @@
           </w:tcPr>
           <w:p>
             <w:pPr>
+              <w:keepNext w:val="false"/>
               <w:spacing w:after="40" w:before="0"/>
               <w:jc w:val="left"/>
             </w:pPr>
@@ -4601,6 +4695,7 @@
           </w:tcPr>
           <w:p>
             <w:pPr>
+              <w:keepNext w:val="false"/>
               <w:spacing w:after="40" w:before="0"/>
               <w:jc w:val="left"/>
             </w:pPr>
@@ -4633,6 +4728,7 @@
           </w:tcPr>
           <w:p>
             <w:pPr>
+              <w:keepNext w:val="false"/>
               <w:spacing w:after="40" w:before="0"/>
               <w:jc w:val="left"/>
             </w:pPr>
@@ -4667,6 +4763,7 @@
           </w:tcPr>
           <w:p>
             <w:pPr>
+              <w:keepNext w:val="false"/>
               <w:spacing w:after="40" w:before="0"/>
               <w:jc w:val="left"/>
             </w:pPr>
@@ -4721,7 +4818,7 @@
               <w:spacing w:after="10" w:before="0"/>
               <w:ind w:left="120"/>
             </w:pPr>
-            <w:hyperlink w:history="1" r:id="rId1d33ms2ssbar8pagqvrmr">
+            <w:hyperlink w:history="1" r:id="rIdknuedcp3axs0fk9bikmrh">
               <w:r>
                 <w:rPr>
                   <w:rFonts w:ascii="Arial" w:cs="Arial" w:eastAsia="Arial" w:hAnsi="Arial"/>
@@ -4781,7 +4878,7 @@
             <w:pPr>
               <w:spacing w:after="20" w:before="0"/>
             </w:pPr>
-            <w:hyperlink w:history="1" r:id="rId2icqafskhqsj9j16rtity">
+            <w:hyperlink w:history="1" r:id="rIdy1woycawrmxq91astzxj7">
               <w:r>
                 <w:rPr>
                   <w:rFonts w:ascii="Arial" w:cs="Arial" w:eastAsia="Arial" w:hAnsi="Arial"/>
@@ -4830,7 +4927,7 @@
               <w:spacing w:after="10" w:before="0"/>
               <w:ind w:left="120"/>
             </w:pPr>
-            <w:hyperlink w:history="1" r:id="rIdbrekmzxvrnxkpn57dzzmc">
+            <w:hyperlink w:history="1" r:id="rIdj8-skto0-8ttwetgkghhl">
               <w:r>
                 <w:rPr>
                   <w:rFonts w:ascii="Arial" w:cs="Arial" w:eastAsia="Arial" w:hAnsi="Arial"/>
@@ -4858,6 +4955,7 @@
           </w:tcPr>
           <w:p>
             <w:pPr>
+              <w:keepNext w:val="false"/>
               <w:spacing w:after="40" w:before="0"/>
               <w:jc w:val="left"/>
             </w:pPr>
@@ -4890,6 +4988,7 @@
           </w:tcPr>
           <w:p>
             <w:pPr>
+              <w:keepNext w:val="false"/>
               <w:spacing w:after="40" w:before="0"/>
               <w:jc w:val="left"/>
             </w:pPr>
@@ -4922,6 +5021,7 @@
           </w:tcPr>
           <w:p>
             <w:pPr>
+              <w:keepNext w:val="false"/>
               <w:spacing w:after="40" w:before="0"/>
               <w:jc w:val="left"/>
             </w:pPr>
@@ -4954,6 +5054,7 @@
           </w:tcPr>
           <w:p>
             <w:pPr>
+              <w:keepNext w:val="false"/>
               <w:spacing w:after="40" w:before="0"/>
               <w:jc w:val="left"/>
             </w:pPr>
@@ -5013,6 +5114,7 @@
           </w:tcPr>
           <w:p>
             <w:pPr>
+              <w:keepNext w:val="false"/>
               <w:spacing w:after="40" w:before="0"/>
               <w:jc w:val="center"/>
             </w:pPr>
@@ -5047,6 +5149,7 @@
           </w:tcPr>
           <w:p>
             <w:pPr>
+              <w:keepNext w:val="false"/>
               <w:spacing w:after="40" w:before="0"/>
               <w:jc w:val="left"/>
             </w:pPr>
@@ -5108,6 +5211,7 @@
           </w:tcPr>
           <w:p>
             <w:pPr>
+              <w:keepNext w:val="false"/>
               <w:spacing w:after="40" w:before="0"/>
               <w:jc w:val="center"/>
             </w:pPr>
@@ -5142,6 +5246,7 @@
           </w:tcPr>
           <w:p>
             <w:pPr>
+              <w:keepNext w:val="false"/>
               <w:spacing w:after="40" w:before="0"/>
               <w:jc w:val="left"/>
             </w:pPr>
@@ -5174,6 +5279,7 @@
           </w:tcPr>
           <w:p>
             <w:pPr>
+              <w:keepNext w:val="false"/>
               <w:spacing w:after="40" w:before="0"/>
               <w:jc w:val="left"/>
             </w:pPr>
@@ -5208,6 +5314,7 @@
           </w:tcPr>
           <w:p>
             <w:pPr>
+              <w:keepNext w:val="false"/>
               <w:spacing w:after="40" w:before="0"/>
               <w:jc w:val="left"/>
             </w:pPr>
@@ -5240,6 +5347,7 @@
           </w:tcPr>
           <w:p>
             <w:pPr>
+              <w:keepNext w:val="false"/>
               <w:spacing w:after="40" w:before="0"/>
               <w:jc w:val="left"/>
             </w:pPr>
@@ -5274,6 +5382,7 @@
           </w:tcPr>
           <w:p>
             <w:pPr>
+              <w:keepNext w:val="false"/>
               <w:spacing w:after="40" w:before="0"/>
               <w:jc w:val="left"/>
             </w:pPr>
@@ -5306,6 +5415,7 @@
           </w:tcPr>
           <w:p>
             <w:pPr>
+              <w:keepNext w:val="false"/>
               <w:spacing w:after="40" w:before="0"/>
               <w:jc w:val="left"/>
             </w:pPr>
@@ -5342,7 +5452,7 @@
         </w:rPr>
         <w:t xml:space="preserve">© 2026 SeaVuria and ARES. Aligned with KICD objectives. Developed by SeaVuria; technical implementation by ARES (with AI assistance from Claude). Licensed under </w:t>
       </w:r>
-      <w:hyperlink w:history="1" r:id="rIdkuomjparkednu2xcsvgy3">
+      <w:hyperlink w:history="1" r:id="rIdx1av3fftslsfokhmnea9n">
         <w:r>
           <w:rPr>
             <w:rFonts w:ascii="Arial" w:cs="Arial" w:eastAsia="Arial" w:hAnsi="Arial"/>
@@ -5363,7 +5473,7 @@
         </w:rPr>
         <w:t xml:space="preserve"> (</w:t>
       </w:r>
-      <w:hyperlink w:history="1" r:id="rIdn81olrk3btt28-bpdog0q">
+      <w:hyperlink w:history="1" r:id="rIdkmbtu74ij-qqaclgc8vag">
         <w:r>
           <w:rPr>
             <w:rFonts w:ascii="Arial" w:cs="Arial" w:eastAsia="Arial" w:hAnsi="Arial"/>
@@ -5423,6 +5533,7 @@
           </w:tcPr>
           <w:p>
             <w:pPr>
+              <w:keepNext w:val="false"/>
               <w:spacing w:after="40" w:before="0"/>
               <w:jc w:val="center"/>
             </w:pPr>
@@ -5458,6 +5569,7 @@
           </w:tcPr>
           <w:p>
             <w:pPr>
+              <w:keepNext w:val="false"/>
               <w:spacing w:after="40" w:before="0"/>
               <w:jc w:val="center"/>
             </w:pPr>
@@ -5492,6 +5604,7 @@
           </w:tcPr>
           <w:p>
             <w:pPr>
+              <w:keepNext w:val="false"/>
               <w:spacing w:after="40" w:before="0"/>
               <w:jc w:val="left"/>
             </w:pPr>
@@ -5524,6 +5637,7 @@
           </w:tcPr>
           <w:p>
             <w:pPr>
+              <w:keepNext w:val="false"/>
               <w:spacing w:after="40" w:before="0"/>
               <w:jc w:val="left"/>
             </w:pPr>
@@ -5558,6 +5672,7 @@
           </w:tcPr>
           <w:p>
             <w:pPr>
+              <w:keepNext w:val="false"/>
               <w:spacing w:after="40" w:before="0"/>
               <w:jc w:val="left"/>
             </w:pPr>
@@ -5590,6 +5705,7 @@
           </w:tcPr>
           <w:p>
             <w:pPr>
+              <w:keepNext w:val="false"/>
               <w:spacing w:after="40" w:before="0"/>
               <w:jc w:val="left"/>
             </w:pPr>
@@ -5624,6 +5740,7 @@
           </w:tcPr>
           <w:p>
             <w:pPr>
+              <w:keepNext w:val="false"/>
               <w:spacing w:after="40" w:before="0"/>
               <w:jc w:val="left"/>
             </w:pPr>
@@ -5656,6 +5773,7 @@
           </w:tcPr>
           <w:p>
             <w:pPr>
+              <w:keepNext w:val="false"/>
               <w:spacing w:after="40" w:before="0"/>
               <w:jc w:val="left"/>
             </w:pPr>
@@ -5690,6 +5808,7 @@
           </w:tcPr>
           <w:p>
             <w:pPr>
+              <w:keepNext w:val="false"/>
               <w:spacing w:after="40" w:before="0"/>
               <w:jc w:val="left"/>
             </w:pPr>
@@ -5722,6 +5841,7 @@
           </w:tcPr>
           <w:p>
             <w:pPr>
+              <w:keepNext w:val="false"/>
               <w:spacing w:after="40" w:before="0"/>
               <w:jc w:val="left"/>
             </w:pPr>
@@ -5756,6 +5876,7 @@
           </w:tcPr>
           <w:p>
             <w:pPr>
+              <w:keepNext w:val="false"/>
               <w:spacing w:after="40" w:before="0"/>
               <w:jc w:val="left"/>
             </w:pPr>
@@ -5788,6 +5909,7 @@
           </w:tcPr>
           <w:p>
             <w:pPr>
+              <w:keepNext w:val="false"/>
               <w:spacing w:after="40" w:before="0"/>
               <w:jc w:val="left"/>
             </w:pPr>
@@ -5822,6 +5944,7 @@
           </w:tcPr>
           <w:p>
             <w:pPr>
+              <w:keepNext w:val="false"/>
               <w:spacing w:after="40" w:before="0"/>
               <w:jc w:val="left"/>
             </w:pPr>
@@ -5854,6 +5977,7 @@
           </w:tcPr>
           <w:p>
             <w:pPr>
+              <w:keepNext w:val="false"/>
               <w:spacing w:after="40" w:before="0"/>
               <w:jc w:val="left"/>
             </w:pPr>
@@ -5888,6 +6012,7 @@
           </w:tcPr>
           <w:p>
             <w:pPr>
+              <w:keepNext w:val="false"/>
               <w:spacing w:after="40" w:before="0"/>
               <w:jc w:val="left"/>
             </w:pPr>
@@ -5920,6 +6045,7 @@
           </w:tcPr>
           <w:p>
             <w:pPr>
+              <w:keepNext w:val="false"/>
               <w:spacing w:after="40" w:before="0"/>
               <w:jc w:val="left"/>
             </w:pPr>
@@ -5954,6 +6080,7 @@
           </w:tcPr>
           <w:p>
             <w:pPr>
+              <w:keepNext w:val="false"/>
               <w:spacing w:after="40" w:before="0"/>
               <w:jc w:val="left"/>
             </w:pPr>
@@ -5986,6 +6113,7 @@
           </w:tcPr>
           <w:p>
             <w:pPr>
+              <w:keepNext w:val="false"/>
               <w:spacing w:after="40" w:before="0"/>
               <w:jc w:val="left"/>
             </w:pPr>
@@ -6045,6 +6173,7 @@
           </w:tcPr>
           <w:p>
             <w:pPr>
+              <w:keepNext w:val="false"/>
               <w:spacing w:after="40" w:before="0"/>
               <w:jc w:val="center"/>
             </w:pPr>
@@ -6079,6 +6208,7 @@
           </w:tcPr>
           <w:p>
             <w:pPr>
+              <w:keepNext w:val="false"/>
               <w:spacing w:after="40" w:before="0"/>
               <w:jc w:val="left"/>
             </w:pPr>
@@ -6143,6 +6273,7 @@
           </w:tcPr>
           <w:p>
             <w:pPr>
+              <w:keepNext w:val="false"/>
               <w:spacing w:after="40" w:before="0"/>
               <w:jc w:val="center"/>
             </w:pPr>
@@ -6177,6 +6308,7 @@
           </w:tcPr>
           <w:p>
             <w:pPr>
+              <w:keepNext w:val="false"/>
               <w:spacing w:after="40" w:before="0"/>
               <w:jc w:val="left"/>
             </w:pPr>
@@ -6209,6 +6341,7 @@
           </w:tcPr>
           <w:p>
             <w:pPr>
+              <w:keepNext w:val="false"/>
               <w:spacing w:after="40" w:before="0"/>
               <w:jc w:val="left"/>
             </w:pPr>
@@ -6241,6 +6374,7 @@
           </w:tcPr>
           <w:p>
             <w:pPr>
+              <w:keepNext w:val="false"/>
               <w:spacing w:after="40" w:before="0"/>
               <w:jc w:val="left"/>
             </w:pPr>
@@ -6273,6 +6407,7 @@
           </w:tcPr>
           <w:p>
             <w:pPr>
+              <w:keepNext w:val="false"/>
               <w:spacing w:after="40" w:before="0"/>
               <w:jc w:val="left"/>
             </w:pPr>
@@ -6305,6 +6440,7 @@
           </w:tcPr>
           <w:p>
             <w:pPr>
+              <w:keepNext w:val="false"/>
               <w:spacing w:after="40" w:before="0"/>
               <w:jc w:val="left"/>
             </w:pPr>
@@ -6339,6 +6475,7 @@
           </w:tcPr>
           <w:p>
             <w:pPr>
+              <w:keepNext w:val="false"/>
               <w:spacing w:after="40" w:before="0"/>
               <w:jc w:val="left"/>
             </w:pPr>
@@ -6393,7 +6530,7 @@
               <w:spacing w:after="10" w:before="0"/>
               <w:ind w:left="120"/>
             </w:pPr>
-            <w:hyperlink w:history="1" r:id="rId-iwlj5p9rzds6od-tvfql">
+            <w:hyperlink w:history="1" r:id="rIdzhczdpywboy3moiuxfskj">
               <w:r>
                 <w:rPr>
                   <w:rFonts w:ascii="Arial" w:cs="Arial" w:eastAsia="Arial" w:hAnsi="Arial"/>
@@ -6453,7 +6590,7 @@
             <w:pPr>
               <w:spacing w:after="20" w:before="0"/>
             </w:pPr>
-            <w:hyperlink w:history="1" r:id="rIdyghs4eiipumal_s90hl6x">
+            <w:hyperlink w:history="1" r:id="rIdzat-wlor4ewprh7jas_wr">
               <w:r>
                 <w:rPr>
                   <w:rFonts w:ascii="Arial" w:cs="Arial" w:eastAsia="Arial" w:hAnsi="Arial"/>
@@ -6502,7 +6639,7 @@
               <w:spacing w:after="10" w:before="0"/>
               <w:ind w:left="120"/>
             </w:pPr>
-            <w:hyperlink w:history="1" r:id="rId1ycxv7utr7oklbekca-0a">
+            <w:hyperlink w:history="1" r:id="rIdkgk00yw9w0oda1t3m1ggi">
               <w:r>
                 <w:rPr>
                   <w:rFonts w:ascii="Arial" w:cs="Arial" w:eastAsia="Arial" w:hAnsi="Arial"/>
@@ -6530,6 +6667,7 @@
           </w:tcPr>
           <w:p>
             <w:pPr>
+              <w:keepNext w:val="false"/>
               <w:spacing w:after="40" w:before="0"/>
               <w:jc w:val="left"/>
             </w:pPr>
@@ -6562,6 +6700,7 @@
           </w:tcPr>
           <w:p>
             <w:pPr>
+              <w:keepNext w:val="false"/>
               <w:spacing w:after="40" w:before="0"/>
               <w:jc w:val="left"/>
             </w:pPr>
@@ -6594,6 +6733,7 @@
           </w:tcPr>
           <w:p>
             <w:pPr>
+              <w:keepNext w:val="false"/>
               <w:spacing w:after="40" w:before="0"/>
               <w:jc w:val="left"/>
             </w:pPr>
@@ -6626,6 +6766,7 @@
           </w:tcPr>
           <w:p>
             <w:pPr>
+              <w:keepNext w:val="false"/>
               <w:spacing w:after="40" w:before="0"/>
               <w:jc w:val="left"/>
             </w:pPr>
@@ -6660,6 +6801,7 @@
           </w:tcPr>
           <w:p>
             <w:pPr>
+              <w:keepNext w:val="false"/>
               <w:spacing w:after="40" w:before="0"/>
               <w:jc w:val="left"/>
             </w:pPr>
@@ -6714,7 +6856,7 @@
               <w:spacing w:after="10" w:before="0"/>
               <w:ind w:left="120"/>
             </w:pPr>
-            <w:hyperlink w:history="1" r:id="rIdq8thldlgzsekolxjey271">
+            <w:hyperlink w:history="1" r:id="rIdqxfbo-4xhgjtk35iioknw">
               <w:r>
                 <w:rPr>
                   <w:rFonts w:ascii="Arial" w:cs="Arial" w:eastAsia="Arial" w:hAnsi="Arial"/>
@@ -6774,7 +6916,7 @@
             <w:pPr>
               <w:spacing w:after="20" w:before="0"/>
             </w:pPr>
-            <w:hyperlink w:history="1" r:id="rId2f1q3zr37y_vbjrjgiegd">
+            <w:hyperlink w:history="1" r:id="rId9qr8kqjrichuhgytshzva">
               <w:r>
                 <w:rPr>
                   <w:rFonts w:ascii="Arial" w:cs="Arial" w:eastAsia="Arial" w:hAnsi="Arial"/>
@@ -6823,7 +6965,7 @@
               <w:spacing w:after="10" w:before="0"/>
               <w:ind w:left="120"/>
             </w:pPr>
-            <w:hyperlink w:history="1" r:id="rIdov2phwoe_b9nddgbbebeh">
+            <w:hyperlink w:history="1" r:id="rIdlw7w1_ggeodugpce08mni">
               <w:r>
                 <w:rPr>
                   <w:rFonts w:ascii="Arial" w:cs="Arial" w:eastAsia="Arial" w:hAnsi="Arial"/>
@@ -6851,6 +6993,7 @@
           </w:tcPr>
           <w:p>
             <w:pPr>
+              <w:keepNext w:val="false"/>
               <w:spacing w:after="40" w:before="0"/>
               <w:jc w:val="left"/>
             </w:pPr>
@@ -6883,6 +7026,7 @@
           </w:tcPr>
           <w:p>
             <w:pPr>
+              <w:keepNext w:val="false"/>
               <w:spacing w:after="40" w:before="0"/>
               <w:jc w:val="left"/>
             </w:pPr>
@@ -6915,6 +7059,7 @@
           </w:tcPr>
           <w:p>
             <w:pPr>
+              <w:keepNext w:val="false"/>
               <w:spacing w:after="40" w:before="0"/>
               <w:jc w:val="left"/>
             </w:pPr>
@@ -6947,6 +7092,7 @@
           </w:tcPr>
           <w:p>
             <w:pPr>
+              <w:keepNext w:val="false"/>
               <w:spacing w:after="40" w:before="0"/>
               <w:jc w:val="left"/>
             </w:pPr>
@@ -6981,6 +7127,7 @@
           </w:tcPr>
           <w:p>
             <w:pPr>
+              <w:keepNext w:val="false"/>
               <w:spacing w:after="40" w:before="0"/>
               <w:jc w:val="left"/>
             </w:pPr>
@@ -7035,7 +7182,7 @@
               <w:spacing w:after="10" w:before="0"/>
               <w:ind w:left="120"/>
             </w:pPr>
-            <w:hyperlink w:history="1" r:id="rIdi7eqiat0hahy1jtmrwbx4">
+            <w:hyperlink w:history="1" r:id="rIdawjn0jjormj8cqe7wno3q">
               <w:r>
                 <w:rPr>
                   <w:rFonts w:ascii="Arial" w:cs="Arial" w:eastAsia="Arial" w:hAnsi="Arial"/>
@@ -7095,7 +7242,7 @@
             <w:pPr>
               <w:spacing w:after="20" w:before="0"/>
             </w:pPr>
-            <w:hyperlink w:history="1" r:id="rIdgabdybd3jpcoeysnzeix1">
+            <w:hyperlink w:history="1" r:id="rIdqyx1kemskcrwfzpevhu2u">
               <w:r>
                 <w:rPr>
                   <w:rFonts w:ascii="Arial" w:cs="Arial" w:eastAsia="Arial" w:hAnsi="Arial"/>
@@ -7144,7 +7291,7 @@
               <w:spacing w:after="10" w:before="0"/>
               <w:ind w:left="120"/>
             </w:pPr>
-            <w:hyperlink w:history="1" r:id="rIdanljlwgg40-bfksvi4kz5">
+            <w:hyperlink w:history="1" r:id="rIdg9a1oanln6vqjju0nfc3j">
               <w:r>
                 <w:rPr>
                   <w:rFonts w:ascii="Arial" w:cs="Arial" w:eastAsia="Arial" w:hAnsi="Arial"/>
@@ -7172,6 +7319,7 @@
           </w:tcPr>
           <w:p>
             <w:pPr>
+              <w:keepNext w:val="false"/>
               <w:spacing w:after="40" w:before="0"/>
               <w:jc w:val="left"/>
             </w:pPr>
@@ -7204,6 +7352,7 @@
           </w:tcPr>
           <w:p>
             <w:pPr>
+              <w:keepNext w:val="false"/>
               <w:spacing w:after="40" w:before="0"/>
               <w:jc w:val="left"/>
             </w:pPr>
@@ -7236,6 +7385,7 @@
           </w:tcPr>
           <w:p>
             <w:pPr>
+              <w:keepNext w:val="false"/>
               <w:spacing w:after="40" w:before="0"/>
               <w:jc w:val="left"/>
             </w:pPr>
@@ -7268,6 +7418,7 @@
           </w:tcPr>
           <w:p>
             <w:pPr>
+              <w:keepNext w:val="false"/>
               <w:spacing w:after="40" w:before="0"/>
               <w:jc w:val="left"/>
             </w:pPr>
@@ -7302,6 +7453,7 @@
           </w:tcPr>
           <w:p>
             <w:pPr>
+              <w:keepNext w:val="false"/>
               <w:spacing w:after="40" w:before="0"/>
               <w:jc w:val="left"/>
             </w:pPr>
@@ -7356,7 +7508,7 @@
               <w:spacing w:after="10" w:before="0"/>
               <w:ind w:left="120"/>
             </w:pPr>
-            <w:hyperlink w:history="1" r:id="rIdjbjvfugfarha1uzuoyd2o">
+            <w:hyperlink w:history="1" r:id="rIdht6rzsk7ar5dg2jzwgnnk">
               <w:r>
                 <w:rPr>
                   <w:rFonts w:ascii="Arial" w:cs="Arial" w:eastAsia="Arial" w:hAnsi="Arial"/>
@@ -7416,7 +7568,7 @@
             <w:pPr>
               <w:spacing w:after="20" w:before="0"/>
             </w:pPr>
-            <w:hyperlink w:history="1" r:id="rIdhe2qgqhp-khncajrvqut_">
+            <w:hyperlink w:history="1" r:id="rIdbqyyqmesbf4x_xwgby3zq">
               <w:r>
                 <w:rPr>
                   <w:rFonts w:ascii="Arial" w:cs="Arial" w:eastAsia="Arial" w:hAnsi="Arial"/>
@@ -7465,7 +7617,7 @@
               <w:spacing w:after="10" w:before="0"/>
               <w:ind w:left="120"/>
             </w:pPr>
-            <w:hyperlink w:history="1" r:id="rIdiom8ij8yhljdrwa7x7zso">
+            <w:hyperlink w:history="1" r:id="rIdq-uuwnwljjjhbcrasazl0">
               <w:r>
                 <w:rPr>
                   <w:rFonts w:ascii="Arial" w:cs="Arial" w:eastAsia="Arial" w:hAnsi="Arial"/>
@@ -7493,6 +7645,7 @@
           </w:tcPr>
           <w:p>
             <w:pPr>
+              <w:keepNext w:val="false"/>
               <w:spacing w:after="40" w:before="0"/>
               <w:jc w:val="left"/>
             </w:pPr>
@@ -7525,6 +7678,7 @@
           </w:tcPr>
           <w:p>
             <w:pPr>
+              <w:keepNext w:val="false"/>
               <w:spacing w:after="40" w:before="0"/>
               <w:jc w:val="left"/>
             </w:pPr>
@@ -7557,6 +7711,7 @@
           </w:tcPr>
           <w:p>
             <w:pPr>
+              <w:keepNext w:val="false"/>
               <w:spacing w:after="40" w:before="0"/>
               <w:jc w:val="left"/>
             </w:pPr>
@@ -7589,6 +7744,7 @@
           </w:tcPr>
           <w:p>
             <w:pPr>
+              <w:keepNext w:val="false"/>
               <w:spacing w:after="40" w:before="0"/>
               <w:jc w:val="left"/>
             </w:pPr>
@@ -7623,6 +7779,7 @@
           </w:tcPr>
           <w:p>
             <w:pPr>
+              <w:keepNext w:val="false"/>
               <w:spacing w:after="40" w:before="0"/>
               <w:jc w:val="left"/>
             </w:pPr>
@@ -7677,7 +7834,7 @@
               <w:spacing w:after="10" w:before="0"/>
               <w:ind w:left="120"/>
             </w:pPr>
-            <w:hyperlink w:history="1" r:id="rIdijypcuxgawncdosugx6ee">
+            <w:hyperlink w:history="1" r:id="rIdcw36upawkzqec5dhun578">
               <w:r>
                 <w:rPr>
                   <w:rFonts w:ascii="Arial" w:cs="Arial" w:eastAsia="Arial" w:hAnsi="Arial"/>
@@ -7737,7 +7894,7 @@
             <w:pPr>
               <w:spacing w:after="20" w:before="0"/>
             </w:pPr>
-            <w:hyperlink w:history="1" r:id="rIdrkoljyxk5b4z9o6nudham">
+            <w:hyperlink w:history="1" r:id="rIdsxryejb3fzsu0ysk2yexc">
               <w:r>
                 <w:rPr>
                   <w:rFonts w:ascii="Arial" w:cs="Arial" w:eastAsia="Arial" w:hAnsi="Arial"/>
@@ -7786,7 +7943,7 @@
               <w:spacing w:after="10" w:before="0"/>
               <w:ind w:left="120"/>
             </w:pPr>
-            <w:hyperlink w:history="1" r:id="rIdqzqyumplt8lwtzm8upchm">
+            <w:hyperlink w:history="1" r:id="rIdul0ljmtlctgytmpwj51jw">
               <w:r>
                 <w:rPr>
                   <w:rFonts w:ascii="Arial" w:cs="Arial" w:eastAsia="Arial" w:hAnsi="Arial"/>
@@ -7814,6 +7971,7 @@
           </w:tcPr>
           <w:p>
             <w:pPr>
+              <w:keepNext w:val="false"/>
               <w:spacing w:after="40" w:before="0"/>
               <w:jc w:val="left"/>
             </w:pPr>
@@ -7846,6 +8004,7 @@
           </w:tcPr>
           <w:p>
             <w:pPr>
+              <w:keepNext w:val="false"/>
               <w:spacing w:after="40" w:before="0"/>
               <w:jc w:val="left"/>
             </w:pPr>
@@ -7878,6 +8037,7 @@
           </w:tcPr>
           <w:p>
             <w:pPr>
+              <w:keepNext w:val="false"/>
               <w:spacing w:after="40" w:before="0"/>
               <w:jc w:val="left"/>
             </w:pPr>
@@ -7910,6 +8070,7 @@
           </w:tcPr>
           <w:p>
             <w:pPr>
+              <w:keepNext w:val="false"/>
               <w:spacing w:after="40" w:before="0"/>
               <w:jc w:val="left"/>
             </w:pPr>
@@ -7969,6 +8130,7 @@
           </w:tcPr>
           <w:p>
             <w:pPr>
+              <w:keepNext w:val="false"/>
               <w:spacing w:after="40" w:before="0"/>
               <w:jc w:val="center"/>
             </w:pPr>
@@ -8003,6 +8165,7 @@
           </w:tcPr>
           <w:p>
             <w:pPr>
+              <w:keepNext w:val="false"/>
               <w:spacing w:after="40" w:before="0"/>
               <w:jc w:val="left"/>
             </w:pPr>
@@ -8064,6 +8227,7 @@
           </w:tcPr>
           <w:p>
             <w:pPr>
+              <w:keepNext w:val="false"/>
               <w:spacing w:after="40" w:before="0"/>
               <w:jc w:val="center"/>
             </w:pPr>
@@ -8098,6 +8262,7 @@
           </w:tcPr>
           <w:p>
             <w:pPr>
+              <w:keepNext w:val="false"/>
               <w:spacing w:after="40" w:before="0"/>
               <w:jc w:val="left"/>
             </w:pPr>
@@ -8130,6 +8295,7 @@
           </w:tcPr>
           <w:p>
             <w:pPr>
+              <w:keepNext w:val="false"/>
               <w:spacing w:after="40" w:before="0"/>
               <w:jc w:val="left"/>
             </w:pPr>
@@ -8164,6 +8330,7 @@
           </w:tcPr>
           <w:p>
             <w:pPr>
+              <w:keepNext w:val="false"/>
               <w:spacing w:after="40" w:before="0"/>
               <w:jc w:val="left"/>
             </w:pPr>
@@ -8196,6 +8363,7 @@
           </w:tcPr>
           <w:p>
             <w:pPr>
+              <w:keepNext w:val="false"/>
               <w:spacing w:after="40" w:before="0"/>
               <w:jc w:val="left"/>
             </w:pPr>
@@ -8230,6 +8398,7 @@
           </w:tcPr>
           <w:p>
             <w:pPr>
+              <w:keepNext w:val="false"/>
               <w:spacing w:after="40" w:before="0"/>
               <w:jc w:val="left"/>
             </w:pPr>
@@ -8262,6 +8431,7 @@
           </w:tcPr>
           <w:p>
             <w:pPr>
+              <w:keepNext w:val="false"/>
               <w:spacing w:after="40" w:before="0"/>
               <w:jc w:val="left"/>
             </w:pPr>
@@ -8298,7 +8468,7 @@
         </w:rPr>
         <w:t xml:space="preserve">© 2026 SeaVuria and ARES. Aligned with KICD objectives. Developed by SeaVuria; technical implementation by ARES (with AI assistance from Claude). Licensed under </w:t>
       </w:r>
-      <w:hyperlink w:history="1" r:id="rIdorpzeljbyjx0fvmizmz5t">
+      <w:hyperlink w:history="1" r:id="rIdvxgdf8jtp9aql_kepcvnl">
         <w:r>
           <w:rPr>
             <w:rFonts w:ascii="Arial" w:cs="Arial" w:eastAsia="Arial" w:hAnsi="Arial"/>
@@ -8319,7 +8489,7 @@
         </w:rPr>
         <w:t xml:space="preserve"> (</w:t>
       </w:r>
-      <w:hyperlink w:history="1" r:id="rIdoa2p7l0yxlca00gi742l3">
+      <w:hyperlink w:history="1" r:id="rId0bycx9a9teokwpdshcwth">
         <w:r>
           <w:rPr>
             <w:rFonts w:ascii="Arial" w:cs="Arial" w:eastAsia="Arial" w:hAnsi="Arial"/>
@@ -8379,6 +8549,7 @@
           </w:tcPr>
           <w:p>
             <w:pPr>
+              <w:keepNext w:val="false"/>
               <w:spacing w:after="40" w:before="0"/>
               <w:jc w:val="center"/>
             </w:pPr>
@@ -8414,6 +8585,7 @@
           </w:tcPr>
           <w:p>
             <w:pPr>
+              <w:keepNext w:val="false"/>
               <w:spacing w:after="40" w:before="0"/>
               <w:jc w:val="center"/>
             </w:pPr>
@@ -8448,6 +8620,7 @@
           </w:tcPr>
           <w:p>
             <w:pPr>
+              <w:keepNext w:val="false"/>
               <w:spacing w:after="40" w:before="0"/>
               <w:jc w:val="left"/>
             </w:pPr>
@@ -8480,6 +8653,7 @@
           </w:tcPr>
           <w:p>
             <w:pPr>
+              <w:keepNext w:val="false"/>
               <w:spacing w:after="40" w:before="0"/>
               <w:jc w:val="left"/>
             </w:pPr>
@@ -8514,6 +8688,7 @@
           </w:tcPr>
           <w:p>
             <w:pPr>
+              <w:keepNext w:val="false"/>
               <w:spacing w:after="40" w:before="0"/>
               <w:jc w:val="left"/>
             </w:pPr>
@@ -8546,6 +8721,7 @@
           </w:tcPr>
           <w:p>
             <w:pPr>
+              <w:keepNext w:val="false"/>
               <w:spacing w:after="40" w:before="0"/>
               <w:jc w:val="left"/>
             </w:pPr>
@@ -8580,6 +8756,7 @@
           </w:tcPr>
           <w:p>
             <w:pPr>
+              <w:keepNext w:val="false"/>
               <w:spacing w:after="40" w:before="0"/>
               <w:jc w:val="left"/>
             </w:pPr>
@@ -8612,6 +8789,7 @@
           </w:tcPr>
           <w:p>
             <w:pPr>
+              <w:keepNext w:val="false"/>
               <w:spacing w:after="40" w:before="0"/>
               <w:jc w:val="left"/>
             </w:pPr>
@@ -8646,6 +8824,7 @@
           </w:tcPr>
           <w:p>
             <w:pPr>
+              <w:keepNext w:val="false"/>
               <w:spacing w:after="40" w:before="0"/>
               <w:jc w:val="left"/>
             </w:pPr>
@@ -8678,6 +8857,7 @@
           </w:tcPr>
           <w:p>
             <w:pPr>
+              <w:keepNext w:val="false"/>
               <w:spacing w:after="40" w:before="0"/>
               <w:jc w:val="left"/>
             </w:pPr>
@@ -8712,6 +8892,7 @@
           </w:tcPr>
           <w:p>
             <w:pPr>
+              <w:keepNext w:val="false"/>
               <w:spacing w:after="40" w:before="0"/>
               <w:jc w:val="left"/>
             </w:pPr>
@@ -8744,6 +8925,7 @@
           </w:tcPr>
           <w:p>
             <w:pPr>
+              <w:keepNext w:val="false"/>
               <w:spacing w:after="40" w:before="0"/>
               <w:jc w:val="left"/>
             </w:pPr>
@@ -8778,6 +8960,7 @@
           </w:tcPr>
           <w:p>
             <w:pPr>
+              <w:keepNext w:val="false"/>
               <w:spacing w:after="40" w:before="0"/>
               <w:jc w:val="left"/>
             </w:pPr>
@@ -8810,6 +8993,7 @@
           </w:tcPr>
           <w:p>
             <w:pPr>
+              <w:keepNext w:val="false"/>
               <w:spacing w:after="40" w:before="0"/>
               <w:jc w:val="left"/>
             </w:pPr>
@@ -8844,6 +9028,7 @@
           </w:tcPr>
           <w:p>
             <w:pPr>
+              <w:keepNext w:val="false"/>
               <w:spacing w:after="40" w:before="0"/>
               <w:jc w:val="left"/>
             </w:pPr>
@@ -8876,6 +9061,7 @@
           </w:tcPr>
           <w:p>
             <w:pPr>
+              <w:keepNext w:val="false"/>
               <w:spacing w:after="40" w:before="0"/>
               <w:jc w:val="left"/>
             </w:pPr>
@@ -8910,6 +9096,7 @@
           </w:tcPr>
           <w:p>
             <w:pPr>
+              <w:keepNext w:val="false"/>
               <w:spacing w:after="40" w:before="0"/>
               <w:jc w:val="left"/>
             </w:pPr>
@@ -8942,6 +9129,7 @@
           </w:tcPr>
           <w:p>
             <w:pPr>
+              <w:keepNext w:val="false"/>
               <w:spacing w:after="40" w:before="0"/>
               <w:jc w:val="left"/>
             </w:pPr>
@@ -9001,6 +9189,7 @@
           </w:tcPr>
           <w:p>
             <w:pPr>
+              <w:keepNext w:val="false"/>
               <w:spacing w:after="40" w:before="0"/>
               <w:jc w:val="center"/>
             </w:pPr>
@@ -9035,6 +9224,7 @@
           </w:tcPr>
           <w:p>
             <w:pPr>
+              <w:keepNext w:val="false"/>
               <w:spacing w:after="40" w:before="0"/>
               <w:jc w:val="left"/>
             </w:pPr>
@@ -9099,6 +9289,7 @@
           </w:tcPr>
           <w:p>
             <w:pPr>
+              <w:keepNext w:val="false"/>
               <w:spacing w:after="40" w:before="0"/>
               <w:jc w:val="center"/>
             </w:pPr>
@@ -9133,6 +9324,7 @@
           </w:tcPr>
           <w:p>
             <w:pPr>
+              <w:keepNext w:val="false"/>
               <w:spacing w:after="40" w:before="0"/>
               <w:jc w:val="left"/>
             </w:pPr>
@@ -9165,6 +9357,7 @@
           </w:tcPr>
           <w:p>
             <w:pPr>
+              <w:keepNext w:val="false"/>
               <w:spacing w:after="40" w:before="0"/>
               <w:jc w:val="left"/>
             </w:pPr>
@@ -9197,6 +9390,7 @@
           </w:tcPr>
           <w:p>
             <w:pPr>
+              <w:keepNext w:val="false"/>
               <w:spacing w:after="40" w:before="0"/>
               <w:jc w:val="left"/>
             </w:pPr>
@@ -9229,6 +9423,7 @@
           </w:tcPr>
           <w:p>
             <w:pPr>
+              <w:keepNext w:val="false"/>
               <w:spacing w:after="40" w:before="0"/>
               <w:jc w:val="left"/>
             </w:pPr>
@@ -9261,6 +9456,7 @@
           </w:tcPr>
           <w:p>
             <w:pPr>
+              <w:keepNext w:val="false"/>
               <w:spacing w:after="40" w:before="0"/>
               <w:jc w:val="left"/>
             </w:pPr>
@@ -9295,6 +9491,7 @@
           </w:tcPr>
           <w:p>
             <w:pPr>
+              <w:keepNext w:val="false"/>
               <w:spacing w:after="40" w:before="0"/>
               <w:jc w:val="left"/>
             </w:pPr>
@@ -9349,7 +9546,7 @@
               <w:spacing w:after="10" w:before="0"/>
               <w:ind w:left="120"/>
             </w:pPr>
-            <w:hyperlink w:history="1" r:id="rIdl1ymsgyo06dchw9liwez_">
+            <w:hyperlink w:history="1" r:id="rIdvhajxuwslohnkaz1xx6vz">
               <w:r>
                 <w:rPr>
                   <w:rFonts w:ascii="Arial" w:cs="Arial" w:eastAsia="Arial" w:hAnsi="Arial"/>
@@ -9409,7 +9606,7 @@
             <w:pPr>
               <w:spacing w:after="20" w:before="0"/>
             </w:pPr>
-            <w:hyperlink w:history="1" r:id="rId9r8x6luw5ry63ezbd_mzr">
+            <w:hyperlink w:history="1" r:id="rIdx2gwhghgnjmey4qspan7w">
               <w:r>
                 <w:rPr>
                   <w:rFonts w:ascii="Arial" w:cs="Arial" w:eastAsia="Arial" w:hAnsi="Arial"/>
@@ -9442,7 +9639,7 @@
               <w:spacing w:after="10" w:before="0"/>
               <w:ind w:left="120"/>
             </w:pPr>
-            <w:hyperlink w:history="1" r:id="rId-14iqxupzqbrxwxicflfg">
+            <w:hyperlink w:history="1" r:id="rIdvldbmicqpbtiphnpclvlx">
               <w:r>
                 <w:rPr>
                   <w:rFonts w:ascii="Arial" w:cs="Arial" w:eastAsia="Arial" w:hAnsi="Arial"/>
@@ -9470,6 +9667,7 @@
           </w:tcPr>
           <w:p>
             <w:pPr>
+              <w:keepNext w:val="false"/>
               <w:spacing w:after="40" w:before="0"/>
               <w:jc w:val="left"/>
             </w:pPr>
@@ -9502,6 +9700,7 @@
           </w:tcPr>
           <w:p>
             <w:pPr>
+              <w:keepNext w:val="false"/>
               <w:spacing w:after="40" w:before="0"/>
               <w:jc w:val="left"/>
             </w:pPr>
@@ -9534,6 +9733,7 @@
           </w:tcPr>
           <w:p>
             <w:pPr>
+              <w:keepNext w:val="false"/>
               <w:spacing w:after="40" w:before="0"/>
               <w:jc w:val="left"/>
             </w:pPr>
@@ -9566,6 +9766,7 @@
           </w:tcPr>
           <w:p>
             <w:pPr>
+              <w:keepNext w:val="false"/>
               <w:spacing w:after="40" w:before="0"/>
               <w:jc w:val="left"/>
             </w:pPr>
@@ -9600,6 +9801,7 @@
           </w:tcPr>
           <w:p>
             <w:pPr>
+              <w:keepNext w:val="false"/>
               <w:spacing w:after="40" w:before="0"/>
               <w:jc w:val="left"/>
             </w:pPr>
@@ -9654,7 +9856,7 @@
               <w:spacing w:after="10" w:before="0"/>
               <w:ind w:left="120"/>
             </w:pPr>
-            <w:hyperlink w:history="1" r:id="rId8utgs_fcrujefis2zhckz">
+            <w:hyperlink w:history="1" r:id="rIdrjewv25f79vf0a1tophbh">
               <w:r>
                 <w:rPr>
                   <w:rFonts w:ascii="Arial" w:cs="Arial" w:eastAsia="Arial" w:hAnsi="Arial"/>
@@ -9714,7 +9916,7 @@
             <w:pPr>
               <w:spacing w:after="20" w:before="0"/>
             </w:pPr>
-            <w:hyperlink w:history="1" r:id="rIdbyvustndv3fy2k3zydeo2">
+            <w:hyperlink w:history="1" r:id="rIdwekuyttodylmey4lbp8mr">
               <w:r>
                 <w:rPr>
                   <w:rFonts w:ascii="Arial" w:cs="Arial" w:eastAsia="Arial" w:hAnsi="Arial"/>
@@ -9747,7 +9949,7 @@
               <w:spacing w:after="10" w:before="0"/>
               <w:ind w:left="120"/>
             </w:pPr>
-            <w:hyperlink w:history="1" r:id="rIdgsv1s6608yoi0ocrh9es3">
+            <w:hyperlink w:history="1" r:id="rId7_wdmxobge2jt4q14m1rb">
               <w:r>
                 <w:rPr>
                   <w:rFonts w:ascii="Arial" w:cs="Arial" w:eastAsia="Arial" w:hAnsi="Arial"/>
@@ -9775,6 +9977,7 @@
           </w:tcPr>
           <w:p>
             <w:pPr>
+              <w:keepNext w:val="false"/>
               <w:spacing w:after="40" w:before="0"/>
               <w:jc w:val="left"/>
             </w:pPr>
@@ -9807,6 +10010,7 @@
           </w:tcPr>
           <w:p>
             <w:pPr>
+              <w:keepNext w:val="false"/>
               <w:spacing w:after="40" w:before="0"/>
               <w:jc w:val="left"/>
             </w:pPr>
@@ -9839,6 +10043,7 @@
           </w:tcPr>
           <w:p>
             <w:pPr>
+              <w:keepNext w:val="false"/>
               <w:spacing w:after="40" w:before="0"/>
               <w:jc w:val="left"/>
             </w:pPr>
@@ -9871,6 +10076,7 @@
           </w:tcPr>
           <w:p>
             <w:pPr>
+              <w:keepNext w:val="false"/>
               <w:spacing w:after="40" w:before="0"/>
               <w:jc w:val="left"/>
             </w:pPr>
@@ -9905,6 +10111,7 @@
           </w:tcPr>
           <w:p>
             <w:pPr>
+              <w:keepNext w:val="false"/>
               <w:spacing w:after="40" w:before="0"/>
               <w:jc w:val="left"/>
             </w:pPr>
@@ -9959,7 +10166,7 @@
               <w:spacing w:after="10" w:before="0"/>
               <w:ind w:left="120"/>
             </w:pPr>
-            <w:hyperlink w:history="1" r:id="rIdur7jjraardod96woyf1pw">
+            <w:hyperlink w:history="1" r:id="rIdvimvrm4tbk0mas11ejbgr">
               <w:r>
                 <w:rPr>
                   <w:rFonts w:ascii="Arial" w:cs="Arial" w:eastAsia="Arial" w:hAnsi="Arial"/>
@@ -10019,7 +10226,7 @@
             <w:pPr>
               <w:spacing w:after="20" w:before="0"/>
             </w:pPr>
-            <w:hyperlink w:history="1" r:id="rId-i1zgmqr0kg_ftmipxi_-">
+            <w:hyperlink w:history="1" r:id="rIdu9yja9wxspjjzwgz3alab">
               <w:r>
                 <w:rPr>
                   <w:rFonts w:ascii="Arial" w:cs="Arial" w:eastAsia="Arial" w:hAnsi="Arial"/>
@@ -10068,7 +10275,7 @@
               <w:spacing w:after="10" w:before="0"/>
               <w:ind w:left="120"/>
             </w:pPr>
-            <w:hyperlink w:history="1" r:id="rIdvot1daybprsqqy_hocyoh">
+            <w:hyperlink w:history="1" r:id="rIdrrbamqjiouzdlxz_j95lt">
               <w:r>
                 <w:rPr>
                   <w:rFonts w:ascii="Arial" w:cs="Arial" w:eastAsia="Arial" w:hAnsi="Arial"/>
@@ -10096,6 +10303,7 @@
           </w:tcPr>
           <w:p>
             <w:pPr>
+              <w:keepNext w:val="false"/>
               <w:spacing w:after="40" w:before="0"/>
               <w:jc w:val="left"/>
             </w:pPr>
@@ -10128,6 +10336,7 @@
           </w:tcPr>
           <w:p>
             <w:pPr>
+              <w:keepNext w:val="false"/>
               <w:spacing w:after="40" w:before="0"/>
               <w:jc w:val="left"/>
             </w:pPr>
@@ -10160,6 +10369,7 @@
           </w:tcPr>
           <w:p>
             <w:pPr>
+              <w:keepNext w:val="false"/>
               <w:spacing w:after="40" w:before="0"/>
               <w:jc w:val="left"/>
             </w:pPr>
@@ -10192,6 +10402,7 @@
           </w:tcPr>
           <w:p>
             <w:pPr>
+              <w:keepNext w:val="false"/>
               <w:spacing w:after="40" w:before="0"/>
               <w:jc w:val="left"/>
             </w:pPr>
@@ -10226,6 +10437,7 @@
           </w:tcPr>
           <w:p>
             <w:pPr>
+              <w:keepNext w:val="false"/>
               <w:spacing w:after="40" w:before="0"/>
               <w:jc w:val="left"/>
             </w:pPr>
@@ -10280,7 +10492,7 @@
               <w:spacing w:after="10" w:before="0"/>
               <w:ind w:left="120"/>
             </w:pPr>
-            <w:hyperlink w:history="1" r:id="rId16kld8khklmrhoffdbpmx">
+            <w:hyperlink w:history="1" r:id="rIdwsu1mbbz0ribguqiswlla">
               <w:r>
                 <w:rPr>
                   <w:rFonts w:ascii="Arial" w:cs="Arial" w:eastAsia="Arial" w:hAnsi="Arial"/>
@@ -10340,7 +10552,7 @@
             <w:pPr>
               <w:spacing w:after="20" w:before="0"/>
             </w:pPr>
-            <w:hyperlink w:history="1" r:id="rIdvvxxav89qn0tloihfbiyh">
+            <w:hyperlink w:history="1" r:id="rId2d_irjnalvw7nor5i3vsv">
               <w:r>
                 <w:rPr>
                   <w:rFonts w:ascii="Arial" w:cs="Arial" w:eastAsia="Arial" w:hAnsi="Arial"/>
@@ -10373,7 +10585,7 @@
               <w:spacing w:after="10" w:before="0"/>
               <w:ind w:left="120"/>
             </w:pPr>
-            <w:hyperlink w:history="1" r:id="rIdaq6bqefvdvwkppygc79gz">
+            <w:hyperlink w:history="1" r:id="rIdjygbeghpof0sh82q9jige">
               <w:r>
                 <w:rPr>
                   <w:rFonts w:ascii="Arial" w:cs="Arial" w:eastAsia="Arial" w:hAnsi="Arial"/>
@@ -10401,6 +10613,7 @@
           </w:tcPr>
           <w:p>
             <w:pPr>
+              <w:keepNext w:val="false"/>
               <w:spacing w:after="40" w:before="0"/>
               <w:jc w:val="left"/>
             </w:pPr>
@@ -10433,6 +10646,7 @@
           </w:tcPr>
           <w:p>
             <w:pPr>
+              <w:keepNext w:val="false"/>
               <w:spacing w:after="40" w:before="0"/>
               <w:jc w:val="left"/>
             </w:pPr>
@@ -10465,6 +10679,7 @@
           </w:tcPr>
           <w:p>
             <w:pPr>
+              <w:keepNext w:val="false"/>
               <w:spacing w:after="40" w:before="0"/>
               <w:jc w:val="left"/>
             </w:pPr>
@@ -10497,6 +10712,7 @@
           </w:tcPr>
           <w:p>
             <w:pPr>
+              <w:keepNext w:val="false"/>
               <w:spacing w:after="40" w:before="0"/>
               <w:jc w:val="left"/>
             </w:pPr>
@@ -10531,6 +10747,7 @@
           </w:tcPr>
           <w:p>
             <w:pPr>
+              <w:keepNext w:val="false"/>
               <w:spacing w:after="40" w:before="0"/>
               <w:jc w:val="left"/>
             </w:pPr>
@@ -10585,7 +10802,7 @@
               <w:spacing w:after="10" w:before="0"/>
               <w:ind w:left="120"/>
             </w:pPr>
-            <w:hyperlink w:history="1" r:id="rIdevw9m6mtprkd2x_itbrcq">
+            <w:hyperlink w:history="1" r:id="rId2fxdpqwd59_qdu91flpqz">
               <w:r>
                 <w:rPr>
                   <w:rFonts w:ascii="Arial" w:cs="Arial" w:eastAsia="Arial" w:hAnsi="Arial"/>
@@ -10645,7 +10862,7 @@
             <w:pPr>
               <w:spacing w:after="20" w:before="0"/>
             </w:pPr>
-            <w:hyperlink w:history="1" r:id="rId_gry8gy0_fwu-doppdmwg">
+            <w:hyperlink w:history="1" r:id="rIddcj9jzurzmopttwrny9tb">
               <w:r>
                 <w:rPr>
                   <w:rFonts w:ascii="Arial" w:cs="Arial" w:eastAsia="Arial" w:hAnsi="Arial"/>
@@ -10678,7 +10895,7 @@
               <w:spacing w:after="10" w:before="0"/>
               <w:ind w:left="120"/>
             </w:pPr>
-            <w:hyperlink w:history="1" r:id="rIdehad5a7iyonflphiyvzul">
+            <w:hyperlink w:history="1" r:id="rIdgq19hffcx_dtmuu4eepy5">
               <w:r>
                 <w:rPr>
                   <w:rFonts w:ascii="Arial" w:cs="Arial" w:eastAsia="Arial" w:hAnsi="Arial"/>
@@ -10706,6 +10923,7 @@
           </w:tcPr>
           <w:p>
             <w:pPr>
+              <w:keepNext w:val="false"/>
               <w:spacing w:after="40" w:before="0"/>
               <w:jc w:val="left"/>
             </w:pPr>
@@ -10738,6 +10956,7 @@
           </w:tcPr>
           <w:p>
             <w:pPr>
+              <w:keepNext w:val="false"/>
               <w:spacing w:after="40" w:before="0"/>
               <w:jc w:val="left"/>
             </w:pPr>
@@ -10770,6 +10989,7 @@
           </w:tcPr>
           <w:p>
             <w:pPr>
+              <w:keepNext w:val="false"/>
               <w:spacing w:after="40" w:before="0"/>
               <w:jc w:val="left"/>
             </w:pPr>
@@ -10802,6 +11022,7 @@
           </w:tcPr>
           <w:p>
             <w:pPr>
+              <w:keepNext w:val="false"/>
               <w:spacing w:after="40" w:before="0"/>
               <w:jc w:val="left"/>
             </w:pPr>
@@ -10861,6 +11082,7 @@
           </w:tcPr>
           <w:p>
             <w:pPr>
+              <w:keepNext w:val="false"/>
               <w:spacing w:after="40" w:before="0"/>
               <w:jc w:val="center"/>
             </w:pPr>
@@ -10895,6 +11117,7 @@
           </w:tcPr>
           <w:p>
             <w:pPr>
+              <w:keepNext w:val="false"/>
               <w:spacing w:after="40" w:before="0"/>
               <w:jc w:val="left"/>
             </w:pPr>
@@ -10956,6 +11179,7 @@
           </w:tcPr>
           <w:p>
             <w:pPr>
+              <w:keepNext w:val="false"/>
               <w:spacing w:after="40" w:before="0"/>
               <w:jc w:val="center"/>
             </w:pPr>
@@ -10990,6 +11214,7 @@
           </w:tcPr>
           <w:p>
             <w:pPr>
+              <w:keepNext w:val="false"/>
               <w:spacing w:after="40" w:before="0"/>
               <w:jc w:val="left"/>
             </w:pPr>
@@ -11022,6 +11247,7 @@
           </w:tcPr>
           <w:p>
             <w:pPr>
+              <w:keepNext w:val="false"/>
               <w:spacing w:after="40" w:before="0"/>
               <w:jc w:val="left"/>
             </w:pPr>
@@ -11056,6 +11282,7 @@
           </w:tcPr>
           <w:p>
             <w:pPr>
+              <w:keepNext w:val="false"/>
               <w:spacing w:after="40" w:before="0"/>
               <w:jc w:val="left"/>
             </w:pPr>
@@ -11088,6 +11315,7 @@
           </w:tcPr>
           <w:p>
             <w:pPr>
+              <w:keepNext w:val="false"/>
               <w:spacing w:after="40" w:before="0"/>
               <w:jc w:val="left"/>
             </w:pPr>
@@ -11122,6 +11350,7 @@
           </w:tcPr>
           <w:p>
             <w:pPr>
+              <w:keepNext w:val="false"/>
               <w:spacing w:after="40" w:before="0"/>
               <w:jc w:val="left"/>
             </w:pPr>
@@ -11154,6 +11383,7 @@
           </w:tcPr>
           <w:p>
             <w:pPr>
+              <w:keepNext w:val="false"/>
               <w:spacing w:after="40" w:before="0"/>
               <w:jc w:val="left"/>
             </w:pPr>
@@ -11190,7 +11420,7 @@
         </w:rPr>
         <w:t xml:space="preserve">© 2026 SeaVuria and ARES. Aligned with KICD objectives. Developed by SeaVuria; technical implementation by ARES (with AI assistance from Claude). Licensed under </w:t>
       </w:r>
-      <w:hyperlink w:history="1" r:id="rIdlqw45sq_2sxgabiwjiymq">
+      <w:hyperlink w:history="1" r:id="rId0xbeebftkuzxo6ohairga">
         <w:r>
           <w:rPr>
             <w:rFonts w:ascii="Arial" w:cs="Arial" w:eastAsia="Arial" w:hAnsi="Arial"/>
@@ -11211,7 +11441,7 @@
         </w:rPr>
         <w:t xml:space="preserve"> (</w:t>
       </w:r>
-      <w:hyperlink w:history="1" r:id="rIdhqu4s0odmqidpxer8jmgn">
+      <w:hyperlink w:history="1" r:id="rIdoph0uedx2lhlshkl5piw-">
         <w:r>
           <w:rPr>
             <w:rFonts w:ascii="Arial" w:cs="Arial" w:eastAsia="Arial" w:hAnsi="Arial"/>
@@ -11271,6 +11501,7 @@
           </w:tcPr>
           <w:p>
             <w:pPr>
+              <w:keepNext w:val="false"/>
               <w:spacing w:after="40" w:before="0"/>
               <w:jc w:val="center"/>
             </w:pPr>
@@ -11306,6 +11537,7 @@
           </w:tcPr>
           <w:p>
             <w:pPr>
+              <w:keepNext w:val="false"/>
               <w:spacing w:after="40" w:before="0"/>
               <w:jc w:val="center"/>
             </w:pPr>
@@ -11340,6 +11572,7 @@
           </w:tcPr>
           <w:p>
             <w:pPr>
+              <w:keepNext w:val="false"/>
               <w:spacing w:after="40" w:before="0"/>
               <w:jc w:val="left"/>
             </w:pPr>
@@ -11372,6 +11605,7 @@
           </w:tcPr>
           <w:p>
             <w:pPr>
+              <w:keepNext w:val="false"/>
               <w:spacing w:after="40" w:before="0"/>
               <w:jc w:val="left"/>
             </w:pPr>
@@ -11406,6 +11640,7 @@
           </w:tcPr>
           <w:p>
             <w:pPr>
+              <w:keepNext w:val="false"/>
               <w:spacing w:after="40" w:before="0"/>
               <w:jc w:val="left"/>
             </w:pPr>
@@ -11438,6 +11673,7 @@
           </w:tcPr>
           <w:p>
             <w:pPr>
+              <w:keepNext w:val="false"/>
               <w:spacing w:after="40" w:before="0"/>
               <w:jc w:val="left"/>
             </w:pPr>
@@ -11472,6 +11708,7 @@
           </w:tcPr>
           <w:p>
             <w:pPr>
+              <w:keepNext w:val="false"/>
               <w:spacing w:after="40" w:before="0"/>
               <w:jc w:val="left"/>
             </w:pPr>
@@ -11504,6 +11741,7 @@
           </w:tcPr>
           <w:p>
             <w:pPr>
+              <w:keepNext w:val="false"/>
               <w:spacing w:after="40" w:before="0"/>
               <w:jc w:val="left"/>
             </w:pPr>
@@ -11538,6 +11776,7 @@
           </w:tcPr>
           <w:p>
             <w:pPr>
+              <w:keepNext w:val="false"/>
               <w:spacing w:after="40" w:before="0"/>
               <w:jc w:val="left"/>
             </w:pPr>
@@ -11570,6 +11809,7 @@
           </w:tcPr>
           <w:p>
             <w:pPr>
+              <w:keepNext w:val="false"/>
               <w:spacing w:after="40" w:before="0"/>
               <w:jc w:val="left"/>
             </w:pPr>
@@ -11604,6 +11844,7 @@
           </w:tcPr>
           <w:p>
             <w:pPr>
+              <w:keepNext w:val="false"/>
               <w:spacing w:after="40" w:before="0"/>
               <w:jc w:val="left"/>
             </w:pPr>
@@ -11636,6 +11877,7 @@
           </w:tcPr>
           <w:p>
             <w:pPr>
+              <w:keepNext w:val="false"/>
               <w:spacing w:after="40" w:before="0"/>
               <w:jc w:val="left"/>
             </w:pPr>
@@ -11670,6 +11912,7 @@
           </w:tcPr>
           <w:p>
             <w:pPr>
+              <w:keepNext w:val="false"/>
               <w:spacing w:after="40" w:before="0"/>
               <w:jc w:val="left"/>
             </w:pPr>
@@ -11702,6 +11945,7 @@
           </w:tcPr>
           <w:p>
             <w:pPr>
+              <w:keepNext w:val="false"/>
               <w:spacing w:after="40" w:before="0"/>
               <w:jc w:val="left"/>
             </w:pPr>
@@ -11736,6 +11980,7 @@
           </w:tcPr>
           <w:p>
             <w:pPr>
+              <w:keepNext w:val="false"/>
               <w:spacing w:after="40" w:before="0"/>
               <w:jc w:val="left"/>
             </w:pPr>
@@ -11768,6 +12013,7 @@
           </w:tcPr>
           <w:p>
             <w:pPr>
+              <w:keepNext w:val="false"/>
               <w:spacing w:after="40" w:before="0"/>
               <w:jc w:val="left"/>
             </w:pPr>
@@ -11802,6 +12048,7 @@
           </w:tcPr>
           <w:p>
             <w:pPr>
+              <w:keepNext w:val="false"/>
               <w:spacing w:after="40" w:before="0"/>
               <w:jc w:val="left"/>
             </w:pPr>
@@ -11834,6 +12081,7 @@
           </w:tcPr>
           <w:p>
             <w:pPr>
+              <w:keepNext w:val="false"/>
               <w:spacing w:after="40" w:before="0"/>
               <w:jc w:val="left"/>
             </w:pPr>
@@ -11893,6 +12141,7 @@
           </w:tcPr>
           <w:p>
             <w:pPr>
+              <w:keepNext w:val="false"/>
               <w:spacing w:after="40" w:before="0"/>
               <w:jc w:val="center"/>
             </w:pPr>
@@ -11927,6 +12176,7 @@
           </w:tcPr>
           <w:p>
             <w:pPr>
+              <w:keepNext w:val="false"/>
               <w:spacing w:after="40" w:before="0"/>
               <w:jc w:val="left"/>
             </w:pPr>
@@ -11991,6 +12241,7 @@
           </w:tcPr>
           <w:p>
             <w:pPr>
+              <w:keepNext w:val="false"/>
               <w:spacing w:after="40" w:before="0"/>
               <w:jc w:val="center"/>
             </w:pPr>
@@ -12025,6 +12276,7 @@
           </w:tcPr>
           <w:p>
             <w:pPr>
+              <w:keepNext w:val="false"/>
               <w:spacing w:after="40" w:before="0"/>
               <w:jc w:val="left"/>
             </w:pPr>
@@ -12057,6 +12309,7 @@
           </w:tcPr>
           <w:p>
             <w:pPr>
+              <w:keepNext w:val="false"/>
               <w:spacing w:after="40" w:before="0"/>
               <w:jc w:val="left"/>
             </w:pPr>
@@ -12089,6 +12342,7 @@
           </w:tcPr>
           <w:p>
             <w:pPr>
+              <w:keepNext w:val="false"/>
               <w:spacing w:after="40" w:before="0"/>
               <w:jc w:val="left"/>
             </w:pPr>
@@ -12121,6 +12375,7 @@
           </w:tcPr>
           <w:p>
             <w:pPr>
+              <w:keepNext w:val="false"/>
               <w:spacing w:after="40" w:before="0"/>
               <w:jc w:val="left"/>
             </w:pPr>
@@ -12153,6 +12408,7 @@
           </w:tcPr>
           <w:p>
             <w:pPr>
+              <w:keepNext w:val="false"/>
               <w:spacing w:after="40" w:before="0"/>
               <w:jc w:val="left"/>
             </w:pPr>
@@ -12187,6 +12443,7 @@
           </w:tcPr>
           <w:p>
             <w:pPr>
+              <w:keepNext w:val="false"/>
               <w:spacing w:after="40" w:before="0"/>
               <w:jc w:val="left"/>
             </w:pPr>
@@ -12224,7 +12481,7 @@
             <w:pPr>
               <w:spacing w:after="20" w:before="0"/>
             </w:pPr>
-            <w:hyperlink w:history="1" r:id="rIdzxqtohcaudagop7dlfwpr">
+            <w:hyperlink w:history="1" r:id="rIdqkuepcylyr8bsjmpriwty">
               <w:r>
                 <w:rPr>
                   <w:rFonts w:ascii="Arial" w:cs="Arial" w:eastAsia="Arial" w:hAnsi="Arial"/>
@@ -12273,7 +12530,7 @@
               <w:spacing w:after="10" w:before="0"/>
               <w:ind w:left="120"/>
             </w:pPr>
-            <w:hyperlink w:history="1" r:id="rIdikqd18gl4qdxowf0og5x3">
+            <w:hyperlink w:history="1" r:id="rIdocjigpcjsrtzftmaq307s">
               <w:r>
                 <w:rPr>
                   <w:rFonts w:ascii="Arial" w:cs="Arial" w:eastAsia="Arial" w:hAnsi="Arial"/>
@@ -12318,7 +12575,7 @@
             <w:pPr>
               <w:spacing w:after="20" w:before="0"/>
             </w:pPr>
-            <w:hyperlink w:history="1" r:id="rIdm6vswrpgxxtwywp1deela">
+            <w:hyperlink w:history="1" r:id="rId800wuomprni6nvstagodl">
               <w:r>
                 <w:rPr>
                   <w:rFonts w:ascii="Arial" w:cs="Arial" w:eastAsia="Arial" w:hAnsi="Arial"/>
@@ -12351,7 +12608,7 @@
               <w:spacing w:after="10" w:before="0"/>
               <w:ind w:left="120"/>
             </w:pPr>
-            <w:hyperlink w:history="1" r:id="rIdb6dquq_dqbztj4xmjrhy4">
+            <w:hyperlink w:history="1" r:id="rIdvlityevubibie1iw9a_cb">
               <w:r>
                 <w:rPr>
                   <w:rFonts w:ascii="Arial" w:cs="Arial" w:eastAsia="Arial" w:hAnsi="Arial"/>
@@ -12379,6 +12636,7 @@
           </w:tcPr>
           <w:p>
             <w:pPr>
+              <w:keepNext w:val="false"/>
               <w:spacing w:after="40" w:before="0"/>
               <w:jc w:val="left"/>
             </w:pPr>
@@ -12411,6 +12669,7 @@
           </w:tcPr>
           <w:p>
             <w:pPr>
+              <w:keepNext w:val="false"/>
               <w:spacing w:after="40" w:before="0"/>
               <w:jc w:val="left"/>
             </w:pPr>
@@ -12443,6 +12702,7 @@
           </w:tcPr>
           <w:p>
             <w:pPr>
+              <w:keepNext w:val="false"/>
               <w:spacing w:after="40" w:before="0"/>
               <w:jc w:val="left"/>
             </w:pPr>
@@ -12475,6 +12735,7 @@
           </w:tcPr>
           <w:p>
             <w:pPr>
+              <w:keepNext w:val="false"/>
               <w:spacing w:after="40" w:before="0"/>
               <w:jc w:val="left"/>
             </w:pPr>
@@ -12509,6 +12770,7 @@
           </w:tcPr>
           <w:p>
             <w:pPr>
+              <w:keepNext w:val="false"/>
               <w:spacing w:after="40" w:before="0"/>
               <w:jc w:val="left"/>
             </w:pPr>
@@ -12546,7 +12808,7 @@
             <w:pPr>
               <w:spacing w:after="20" w:before="0"/>
             </w:pPr>
-            <w:hyperlink w:history="1" r:id="rId79a4mte0igo6tfhizb4xv">
+            <w:hyperlink w:history="1" r:id="rId8smuee7uqh127aaingms3">
               <w:r>
                 <w:rPr>
                   <w:rFonts w:ascii="Arial" w:cs="Arial" w:eastAsia="Arial" w:hAnsi="Arial"/>
@@ -12595,7 +12857,7 @@
               <w:spacing w:after="10" w:before="0"/>
               <w:ind w:left="120"/>
             </w:pPr>
-            <w:hyperlink w:history="1" r:id="rIdatwcofppjm4flv554op8x">
+            <w:hyperlink w:history="1" r:id="rIdt2k7-bqgl7egklwhfoa_k">
               <w:r>
                 <w:rPr>
                   <w:rFonts w:ascii="Arial" w:cs="Arial" w:eastAsia="Arial" w:hAnsi="Arial"/>
@@ -12640,7 +12902,7 @@
             <w:pPr>
               <w:spacing w:after="20" w:before="0"/>
             </w:pPr>
-            <w:hyperlink w:history="1" r:id="rIdgorscvmckrtabcbqzrpkr">
+            <w:hyperlink w:history="1" r:id="rIdx_zlark7vnktwqr8vdzmc">
               <w:r>
                 <w:rPr>
                   <w:rFonts w:ascii="Arial" w:cs="Arial" w:eastAsia="Arial" w:hAnsi="Arial"/>
@@ -12673,7 +12935,7 @@
               <w:spacing w:after="10" w:before="0"/>
               <w:ind w:left="120"/>
             </w:pPr>
-            <w:hyperlink w:history="1" r:id="rIdcdecgspid4uam8xrkccdx">
+            <w:hyperlink w:history="1" r:id="rIdw27p8lbcwgchon9glqbeq">
               <w:r>
                 <w:rPr>
                   <w:rFonts w:ascii="Arial" w:cs="Arial" w:eastAsia="Arial" w:hAnsi="Arial"/>
@@ -12701,6 +12963,7 @@
           </w:tcPr>
           <w:p>
             <w:pPr>
+              <w:keepNext w:val="false"/>
               <w:spacing w:after="40" w:before="0"/>
               <w:jc w:val="left"/>
             </w:pPr>
@@ -12733,6 +12996,7 @@
           </w:tcPr>
           <w:p>
             <w:pPr>
+              <w:keepNext w:val="false"/>
               <w:spacing w:after="40" w:before="0"/>
               <w:jc w:val="left"/>
             </w:pPr>
@@ -12765,6 +13029,7 @@
           </w:tcPr>
           <w:p>
             <w:pPr>
+              <w:keepNext w:val="false"/>
               <w:spacing w:after="40" w:before="0"/>
               <w:jc w:val="left"/>
             </w:pPr>
@@ -12797,6 +13062,7 @@
           </w:tcPr>
           <w:p>
             <w:pPr>
+              <w:keepNext w:val="false"/>
               <w:spacing w:after="40" w:before="0"/>
               <w:jc w:val="left"/>
             </w:pPr>
@@ -12831,6 +13097,7 @@
           </w:tcPr>
           <w:p>
             <w:pPr>
+              <w:keepNext w:val="false"/>
               <w:spacing w:after="40" w:before="0"/>
               <w:jc w:val="left"/>
             </w:pPr>
@@ -12868,7 +13135,7 @@
             <w:pPr>
               <w:spacing w:after="20" w:before="0"/>
             </w:pPr>
-            <w:hyperlink w:history="1" r:id="rIdipyifrkbn6lastdxjxi4i">
+            <w:hyperlink w:history="1" r:id="rIddrh8lkefsja81qcmporo6">
               <w:r>
                 <w:rPr>
                   <w:rFonts w:ascii="Arial" w:cs="Arial" w:eastAsia="Arial" w:hAnsi="Arial"/>
@@ -12917,7 +13184,7 @@
               <w:spacing w:after="10" w:before="0"/>
               <w:ind w:left="120"/>
             </w:pPr>
-            <w:hyperlink w:history="1" r:id="rIdrdj8_ld873tbut5oicvud">
+            <w:hyperlink w:history="1" r:id="rIdvmtiwikiyy0pvbnsvvfdq">
               <w:r>
                 <w:rPr>
                   <w:rFonts w:ascii="Arial" w:cs="Arial" w:eastAsia="Arial" w:hAnsi="Arial"/>
@@ -12962,7 +13229,7 @@
             <w:pPr>
               <w:spacing w:after="20" w:before="0"/>
             </w:pPr>
-            <w:hyperlink w:history="1" r:id="rIdzh1iq7qdnfjy3yonyznfq">
+            <w:hyperlink w:history="1" r:id="rIdkts1sngncertrv7lbw38k">
               <w:r>
                 <w:rPr>
                   <w:rFonts w:ascii="Arial" w:cs="Arial" w:eastAsia="Arial" w:hAnsi="Arial"/>
@@ -12995,7 +13262,7 @@
               <w:spacing w:after="10" w:before="0"/>
               <w:ind w:left="120"/>
             </w:pPr>
-            <w:hyperlink w:history="1" r:id="rIdqiu2zinzqymg3q8aozj0e">
+            <w:hyperlink w:history="1" r:id="rId7hi98j0htkcyeflibmlh4">
               <w:r>
                 <w:rPr>
                   <w:rFonts w:ascii="Arial" w:cs="Arial" w:eastAsia="Arial" w:hAnsi="Arial"/>
@@ -13023,6 +13290,7 @@
           </w:tcPr>
           <w:p>
             <w:pPr>
+              <w:keepNext w:val="false"/>
               <w:spacing w:after="40" w:before="0"/>
               <w:jc w:val="left"/>
             </w:pPr>
@@ -13055,6 +13323,7 @@
           </w:tcPr>
           <w:p>
             <w:pPr>
+              <w:keepNext w:val="false"/>
               <w:spacing w:after="40" w:before="0"/>
               <w:jc w:val="left"/>
             </w:pPr>
@@ -13087,6 +13356,7 @@
           </w:tcPr>
           <w:p>
             <w:pPr>
+              <w:keepNext w:val="false"/>
               <w:spacing w:after="40" w:before="0"/>
               <w:jc w:val="left"/>
             </w:pPr>
@@ -13119,6 +13389,7 @@
           </w:tcPr>
           <w:p>
             <w:pPr>
+              <w:keepNext w:val="false"/>
               <w:spacing w:after="40" w:before="0"/>
               <w:jc w:val="left"/>
             </w:pPr>
@@ -13153,6 +13424,7 @@
           </w:tcPr>
           <w:p>
             <w:pPr>
+              <w:keepNext w:val="false"/>
               <w:spacing w:after="40" w:before="0"/>
               <w:jc w:val="left"/>
             </w:pPr>
@@ -13190,7 +13462,7 @@
             <w:pPr>
               <w:spacing w:after="20" w:before="0"/>
             </w:pPr>
-            <w:hyperlink w:history="1" r:id="rIduwoogzvzdtntdemchelql">
+            <w:hyperlink w:history="1" r:id="rId2jhacgcvgyg_oziexc8sc">
               <w:r>
                 <w:rPr>
                   <w:rFonts w:ascii="Arial" w:cs="Arial" w:eastAsia="Arial" w:hAnsi="Arial"/>
@@ -13239,7 +13511,7 @@
               <w:spacing w:after="10" w:before="0"/>
               <w:ind w:left="120"/>
             </w:pPr>
-            <w:hyperlink w:history="1" r:id="rIdnreh-9qkwydpsjh6evcns">
+            <w:hyperlink w:history="1" r:id="rIdtiyvxpcpcvsfawb32omve">
               <w:r>
                 <w:rPr>
                   <w:rFonts w:ascii="Arial" w:cs="Arial" w:eastAsia="Arial" w:hAnsi="Arial"/>
@@ -13284,7 +13556,7 @@
             <w:pPr>
               <w:spacing w:after="20" w:before="0"/>
             </w:pPr>
-            <w:hyperlink w:history="1" r:id="rId1dpqjujlfffhzeuvlo9hx">
+            <w:hyperlink w:history="1" r:id="rId61btxh1pxkkzqsvxuolwz">
               <w:r>
                 <w:rPr>
                   <w:rFonts w:ascii="Arial" w:cs="Arial" w:eastAsia="Arial" w:hAnsi="Arial"/>
@@ -13317,7 +13589,7 @@
               <w:spacing w:after="10" w:before="0"/>
               <w:ind w:left="120"/>
             </w:pPr>
-            <w:hyperlink w:history="1" r:id="rIdfurn95gqqw2vpzdou9hde">
+            <w:hyperlink w:history="1" r:id="rId7vhm9msuihrgpiyhov4bd">
               <w:r>
                 <w:rPr>
                   <w:rFonts w:ascii="Arial" w:cs="Arial" w:eastAsia="Arial" w:hAnsi="Arial"/>
@@ -13345,6 +13617,7 @@
           </w:tcPr>
           <w:p>
             <w:pPr>
+              <w:keepNext w:val="false"/>
               <w:spacing w:after="40" w:before="0"/>
               <w:jc w:val="left"/>
             </w:pPr>
@@ -13377,6 +13650,7 @@
           </w:tcPr>
           <w:p>
             <w:pPr>
+              <w:keepNext w:val="false"/>
               <w:spacing w:after="40" w:before="0"/>
               <w:jc w:val="left"/>
             </w:pPr>
@@ -13409,6 +13683,7 @@
           </w:tcPr>
           <w:p>
             <w:pPr>
+              <w:keepNext w:val="false"/>
               <w:spacing w:after="40" w:before="0"/>
               <w:jc w:val="left"/>
             </w:pPr>
@@ -13441,6 +13716,7 @@
           </w:tcPr>
           <w:p>
             <w:pPr>
+              <w:keepNext w:val="false"/>
               <w:spacing w:after="40" w:before="0"/>
               <w:jc w:val="left"/>
             </w:pPr>
@@ -13475,6 +13751,7 @@
           </w:tcPr>
           <w:p>
             <w:pPr>
+              <w:keepNext w:val="false"/>
               <w:spacing w:after="40" w:before="0"/>
               <w:jc w:val="left"/>
             </w:pPr>
@@ -13512,7 +13789,7 @@
             <w:pPr>
               <w:spacing w:after="20" w:before="0"/>
             </w:pPr>
-            <w:hyperlink w:history="1" r:id="rId8euclkqql0fiqyihpjtoq">
+            <w:hyperlink w:history="1" r:id="rIddy9ieirpjhkaujnxe58zd">
               <w:r>
                 <w:rPr>
                   <w:rFonts w:ascii="Arial" w:cs="Arial" w:eastAsia="Arial" w:hAnsi="Arial"/>
@@ -13561,7 +13838,7 @@
               <w:spacing w:after="10" w:before="0"/>
               <w:ind w:left="120"/>
             </w:pPr>
-            <w:hyperlink w:history="1" r:id="rIdbnopa9tefxpz22wo_gjlv">
+            <w:hyperlink w:history="1" r:id="rIdngcdvksm8g835cbmrfs2d">
               <w:r>
                 <w:rPr>
                   <w:rFonts w:ascii="Arial" w:cs="Arial" w:eastAsia="Arial" w:hAnsi="Arial"/>
@@ -13606,7 +13883,7 @@
             <w:pPr>
               <w:spacing w:after="20" w:before="0"/>
             </w:pPr>
-            <w:hyperlink w:history="1" r:id="rIdcximqmjvtbrvlisonccrb">
+            <w:hyperlink w:history="1" r:id="rId_p8ripqwhz4ab8jz-zrbi">
               <w:r>
                 <w:rPr>
                   <w:rFonts w:ascii="Arial" w:cs="Arial" w:eastAsia="Arial" w:hAnsi="Arial"/>
@@ -13639,7 +13916,7 @@
               <w:spacing w:after="10" w:before="0"/>
               <w:ind w:left="120"/>
             </w:pPr>
-            <w:hyperlink w:history="1" r:id="rId65p6_8xi6u7ny3enlca8-">
+            <w:hyperlink w:history="1" r:id="rIdflbtcltgxiujhjmpvorcy">
               <w:r>
                 <w:rPr>
                   <w:rFonts w:ascii="Arial" w:cs="Arial" w:eastAsia="Arial" w:hAnsi="Arial"/>
@@ -13667,6 +13944,7 @@
           </w:tcPr>
           <w:p>
             <w:pPr>
+              <w:keepNext w:val="false"/>
               <w:spacing w:after="40" w:before="0"/>
               <w:jc w:val="left"/>
             </w:pPr>
@@ -13699,6 +13977,7 @@
           </w:tcPr>
           <w:p>
             <w:pPr>
+              <w:keepNext w:val="false"/>
               <w:spacing w:after="40" w:before="0"/>
               <w:jc w:val="left"/>
             </w:pPr>
@@ -13731,6 +14010,7 @@
           </w:tcPr>
           <w:p>
             <w:pPr>
+              <w:keepNext w:val="false"/>
               <w:spacing w:after="40" w:before="0"/>
               <w:jc w:val="left"/>
             </w:pPr>
@@ -13763,6 +14043,7 @@
           </w:tcPr>
           <w:p>
             <w:pPr>
+              <w:keepNext w:val="false"/>
               <w:spacing w:after="40" w:before="0"/>
               <w:jc w:val="left"/>
             </w:pPr>
@@ -13822,6 +14103,7 @@
           </w:tcPr>
           <w:p>
             <w:pPr>
+              <w:keepNext w:val="false"/>
               <w:spacing w:after="40" w:before="0"/>
               <w:jc w:val="center"/>
             </w:pPr>
@@ -13856,6 +14138,7 @@
           </w:tcPr>
           <w:p>
             <w:pPr>
+              <w:keepNext w:val="false"/>
               <w:spacing w:after="40" w:before="0"/>
               <w:jc w:val="left"/>
             </w:pPr>
@@ -13917,6 +14200,7 @@
           </w:tcPr>
           <w:p>
             <w:pPr>
+              <w:keepNext w:val="false"/>
               <w:spacing w:after="40" w:before="0"/>
               <w:jc w:val="center"/>
             </w:pPr>
@@ -13951,6 +14235,7 @@
           </w:tcPr>
           <w:p>
             <w:pPr>
+              <w:keepNext w:val="false"/>
               <w:spacing w:after="40" w:before="0"/>
               <w:jc w:val="left"/>
             </w:pPr>
@@ -13983,6 +14268,7 @@
           </w:tcPr>
           <w:p>
             <w:pPr>
+              <w:keepNext w:val="false"/>
               <w:spacing w:after="40" w:before="0"/>
               <w:jc w:val="left"/>
             </w:pPr>
@@ -14017,6 +14303,7 @@
           </w:tcPr>
           <w:p>
             <w:pPr>
+              <w:keepNext w:val="false"/>
               <w:spacing w:after="40" w:before="0"/>
               <w:jc w:val="left"/>
             </w:pPr>
@@ -14049,6 +14336,7 @@
           </w:tcPr>
           <w:p>
             <w:pPr>
+              <w:keepNext w:val="false"/>
               <w:spacing w:after="40" w:before="0"/>
               <w:jc w:val="left"/>
             </w:pPr>
@@ -14083,6 +14371,7 @@
           </w:tcPr>
           <w:p>
             <w:pPr>
+              <w:keepNext w:val="false"/>
               <w:spacing w:after="40" w:before="0"/>
               <w:jc w:val="left"/>
             </w:pPr>
@@ -14115,6 +14404,7 @@
           </w:tcPr>
           <w:p>
             <w:pPr>
+              <w:keepNext w:val="false"/>
               <w:spacing w:after="40" w:before="0"/>
               <w:jc w:val="left"/>
             </w:pPr>
@@ -14151,7 +14441,7 @@
         </w:rPr>
         <w:t xml:space="preserve">© 2026 SeaVuria and ARES. Aligned with KICD objectives. Developed by SeaVuria; technical implementation by ARES (with AI assistance from Claude). Licensed under </w:t>
       </w:r>
-      <w:hyperlink w:history="1" r:id="rIdd2ubqes69_-ksuum15gwd">
+      <w:hyperlink w:history="1" r:id="rIdg05pjv33vxylm8cojyftd">
         <w:r>
           <w:rPr>
             <w:rFonts w:ascii="Arial" w:cs="Arial" w:eastAsia="Arial" w:hAnsi="Arial"/>
@@ -14172,7 +14462,7 @@
         </w:rPr>
         <w:t xml:space="preserve"> (</w:t>
       </w:r>
-      <w:hyperlink w:history="1" r:id="rId7i1te7cdm0esyzv8korae">
+      <w:hyperlink w:history="1" r:id="rId61mpmrwvfputug0oe0z8t">
         <w:r>
           <w:rPr>
             <w:rFonts w:ascii="Arial" w:cs="Arial" w:eastAsia="Arial" w:hAnsi="Arial"/>
@@ -14232,6 +14522,7 @@
           </w:tcPr>
           <w:p>
             <w:pPr>
+              <w:keepNext w:val="false"/>
               <w:spacing w:after="40" w:before="0"/>
               <w:jc w:val="center"/>
             </w:pPr>
@@ -14267,6 +14558,7 @@
           </w:tcPr>
           <w:p>
             <w:pPr>
+              <w:keepNext w:val="false"/>
               <w:spacing w:after="40" w:before="0"/>
               <w:jc w:val="center"/>
             </w:pPr>
@@ -14301,6 +14593,7 @@
           </w:tcPr>
           <w:p>
             <w:pPr>
+              <w:keepNext w:val="false"/>
               <w:spacing w:after="40" w:before="0"/>
               <w:jc w:val="left"/>
             </w:pPr>
@@ -14333,6 +14626,7 @@
           </w:tcPr>
           <w:p>
             <w:pPr>
+              <w:keepNext w:val="false"/>
               <w:spacing w:after="40" w:before="0"/>
               <w:jc w:val="left"/>
             </w:pPr>
@@ -14367,6 +14661,7 @@
           </w:tcPr>
           <w:p>
             <w:pPr>
+              <w:keepNext w:val="false"/>
               <w:spacing w:after="40" w:before="0"/>
               <w:jc w:val="left"/>
             </w:pPr>
@@ -14399,6 +14694,7 @@
           </w:tcPr>
           <w:p>
             <w:pPr>
+              <w:keepNext w:val="false"/>
               <w:spacing w:after="40" w:before="0"/>
               <w:jc w:val="left"/>
             </w:pPr>
@@ -14433,6 +14729,7 @@
           </w:tcPr>
           <w:p>
             <w:pPr>
+              <w:keepNext w:val="false"/>
               <w:spacing w:after="40" w:before="0"/>
               <w:jc w:val="left"/>
             </w:pPr>
@@ -14465,6 +14762,7 @@
           </w:tcPr>
           <w:p>
             <w:pPr>
+              <w:keepNext w:val="false"/>
               <w:spacing w:after="40" w:before="0"/>
               <w:jc w:val="left"/>
             </w:pPr>
@@ -14499,6 +14797,7 @@
           </w:tcPr>
           <w:p>
             <w:pPr>
+              <w:keepNext w:val="false"/>
               <w:spacing w:after="40" w:before="0"/>
               <w:jc w:val="left"/>
             </w:pPr>
@@ -14531,6 +14830,7 @@
           </w:tcPr>
           <w:p>
             <w:pPr>
+              <w:keepNext w:val="false"/>
               <w:spacing w:after="40" w:before="0"/>
               <w:jc w:val="left"/>
             </w:pPr>
@@ -14565,6 +14865,7 @@
           </w:tcPr>
           <w:p>
             <w:pPr>
+              <w:keepNext w:val="false"/>
               <w:spacing w:after="40" w:before="0"/>
               <w:jc w:val="left"/>
             </w:pPr>
@@ -14597,6 +14898,7 @@
           </w:tcPr>
           <w:p>
             <w:pPr>
+              <w:keepNext w:val="false"/>
               <w:spacing w:after="40" w:before="0"/>
               <w:jc w:val="left"/>
             </w:pPr>
@@ -14631,6 +14933,7 @@
           </w:tcPr>
           <w:p>
             <w:pPr>
+              <w:keepNext w:val="false"/>
               <w:spacing w:after="40" w:before="0"/>
               <w:jc w:val="left"/>
             </w:pPr>
@@ -14663,6 +14966,7 @@
           </w:tcPr>
           <w:p>
             <w:pPr>
+              <w:keepNext w:val="false"/>
               <w:spacing w:after="40" w:before="0"/>
               <w:jc w:val="left"/>
             </w:pPr>
@@ -14697,6 +15001,7 @@
           </w:tcPr>
           <w:p>
             <w:pPr>
+              <w:keepNext w:val="false"/>
               <w:spacing w:after="40" w:before="0"/>
               <w:jc w:val="left"/>
             </w:pPr>
@@ -14729,6 +15034,7 @@
           </w:tcPr>
           <w:p>
             <w:pPr>
+              <w:keepNext w:val="false"/>
               <w:spacing w:after="40" w:before="0"/>
               <w:jc w:val="left"/>
             </w:pPr>
@@ -14763,6 +15069,7 @@
           </w:tcPr>
           <w:p>
             <w:pPr>
+              <w:keepNext w:val="false"/>
               <w:spacing w:after="40" w:before="0"/>
               <w:jc w:val="left"/>
             </w:pPr>
@@ -14795,6 +15102,7 @@
           </w:tcPr>
           <w:p>
             <w:pPr>
+              <w:keepNext w:val="false"/>
               <w:spacing w:after="40" w:before="0"/>
               <w:jc w:val="left"/>
             </w:pPr>
@@ -14854,6 +15162,7 @@
           </w:tcPr>
           <w:p>
             <w:pPr>
+              <w:keepNext w:val="false"/>
               <w:spacing w:after="40" w:before="0"/>
               <w:jc w:val="center"/>
             </w:pPr>
@@ -14888,6 +15197,7 @@
           </w:tcPr>
           <w:p>
             <w:pPr>
+              <w:keepNext w:val="false"/>
               <w:spacing w:after="40" w:before="0"/>
               <w:jc w:val="left"/>
             </w:pPr>
@@ -14952,6 +15262,7 @@
           </w:tcPr>
           <w:p>
             <w:pPr>
+              <w:keepNext w:val="false"/>
               <w:spacing w:after="40" w:before="0"/>
               <w:jc w:val="center"/>
             </w:pPr>
@@ -14986,6 +15297,7 @@
           </w:tcPr>
           <w:p>
             <w:pPr>
+              <w:keepNext w:val="false"/>
               <w:spacing w:after="40" w:before="0"/>
               <w:jc w:val="left"/>
             </w:pPr>
@@ -15018,6 +15330,7 @@
           </w:tcPr>
           <w:p>
             <w:pPr>
+              <w:keepNext w:val="false"/>
               <w:spacing w:after="40" w:before="0"/>
               <w:jc w:val="left"/>
             </w:pPr>
@@ -15050,6 +15363,7 @@
           </w:tcPr>
           <w:p>
             <w:pPr>
+              <w:keepNext w:val="false"/>
               <w:spacing w:after="40" w:before="0"/>
               <w:jc w:val="left"/>
             </w:pPr>
@@ -15082,6 +15396,7 @@
           </w:tcPr>
           <w:p>
             <w:pPr>
+              <w:keepNext w:val="false"/>
               <w:spacing w:after="40" w:before="0"/>
               <w:jc w:val="left"/>
             </w:pPr>
@@ -15114,6 +15429,7 @@
           </w:tcPr>
           <w:p>
             <w:pPr>
+              <w:keepNext w:val="false"/>
               <w:spacing w:after="40" w:before="0"/>
               <w:jc w:val="left"/>
             </w:pPr>
@@ -15148,6 +15464,7 @@
           </w:tcPr>
           <w:p>
             <w:pPr>
+              <w:keepNext w:val="false"/>
               <w:spacing w:after="40" w:before="0"/>
               <w:jc w:val="left"/>
             </w:pPr>
@@ -15202,7 +15519,7 @@
               <w:spacing w:after="10" w:before="0"/>
               <w:ind w:left="120"/>
             </w:pPr>
-            <w:hyperlink w:history="1" r:id="rIdwjzt-heuc68irvpfrjx7t">
+            <w:hyperlink w:history="1" r:id="rIdg9mvobucju56fxbrfgttv">
               <w:r>
                 <w:rPr>
                   <w:rFonts w:ascii="Arial" w:cs="Arial" w:eastAsia="Arial" w:hAnsi="Arial"/>
@@ -15279,7 +15596,7 @@
               <w:spacing w:after="10" w:before="0"/>
               <w:ind w:left="120"/>
             </w:pPr>
-            <w:hyperlink w:history="1" r:id="rIdmgqi7tifjzzgj9gsvucbu">
+            <w:hyperlink w:history="1" r:id="rIdtkcwkrsizxd-oapdynqxu">
               <w:r>
                 <w:rPr>
                   <w:rFonts w:ascii="Arial" w:cs="Arial" w:eastAsia="Arial" w:hAnsi="Arial"/>
@@ -15322,6 +15639,7 @@
           </w:tcPr>
           <w:p>
             <w:pPr>
+              <w:keepNext w:val="false"/>
               <w:spacing w:after="40" w:before="0"/>
               <w:jc w:val="left"/>
             </w:pPr>
@@ -15354,6 +15672,7 @@
           </w:tcPr>
           <w:p>
             <w:pPr>
+              <w:keepNext w:val="false"/>
               <w:spacing w:after="40" w:before="0"/>
               <w:jc w:val="left"/>
             </w:pPr>
@@ -15386,6 +15705,7 @@
           </w:tcPr>
           <w:p>
             <w:pPr>
+              <w:keepNext w:val="false"/>
               <w:spacing w:after="40" w:before="0"/>
               <w:jc w:val="left"/>
             </w:pPr>
@@ -15418,6 +15738,7 @@
           </w:tcPr>
           <w:p>
             <w:pPr>
+              <w:keepNext w:val="false"/>
               <w:spacing w:after="40" w:before="0"/>
               <w:jc w:val="left"/>
             </w:pPr>
@@ -15452,6 +15773,7 @@
           </w:tcPr>
           <w:p>
             <w:pPr>
+              <w:keepNext w:val="false"/>
               <w:spacing w:after="40" w:before="0"/>
               <w:jc w:val="left"/>
             </w:pPr>
@@ -15506,7 +15828,7 @@
               <w:spacing w:after="10" w:before="0"/>
               <w:ind w:left="120"/>
             </w:pPr>
-            <w:hyperlink w:history="1" r:id="rIdgurplq3fijj52lwqszyjq">
+            <w:hyperlink w:history="1" r:id="rId-yo2y0ja44zvi6n7gsb1d">
               <w:r>
                 <w:rPr>
                   <w:rFonts w:ascii="Arial" w:cs="Arial" w:eastAsia="Arial" w:hAnsi="Arial"/>
@@ -15583,7 +15905,7 @@
               <w:spacing w:after="10" w:before="0"/>
               <w:ind w:left="120"/>
             </w:pPr>
-            <w:hyperlink w:history="1" r:id="rIdkgjuxewqqlvzyt9jsvtlw">
+            <w:hyperlink w:history="1" r:id="rIdsownzhyquh3qxlbxnjidv">
               <w:r>
                 <w:rPr>
                   <w:rFonts w:ascii="Arial" w:cs="Arial" w:eastAsia="Arial" w:hAnsi="Arial"/>
@@ -15626,6 +15948,7 @@
           </w:tcPr>
           <w:p>
             <w:pPr>
+              <w:keepNext w:val="false"/>
               <w:spacing w:after="40" w:before="0"/>
               <w:jc w:val="left"/>
             </w:pPr>
@@ -15658,6 +15981,7 @@
           </w:tcPr>
           <w:p>
             <w:pPr>
+              <w:keepNext w:val="false"/>
               <w:spacing w:after="40" w:before="0"/>
               <w:jc w:val="left"/>
             </w:pPr>
@@ -15690,6 +16014,7 @@
           </w:tcPr>
           <w:p>
             <w:pPr>
+              <w:keepNext w:val="false"/>
               <w:spacing w:after="40" w:before="0"/>
               <w:jc w:val="left"/>
             </w:pPr>
@@ -15722,6 +16047,7 @@
           </w:tcPr>
           <w:p>
             <w:pPr>
+              <w:keepNext w:val="false"/>
               <w:spacing w:after="40" w:before="0"/>
               <w:jc w:val="left"/>
             </w:pPr>
@@ -15756,6 +16082,7 @@
           </w:tcPr>
           <w:p>
             <w:pPr>
+              <w:keepNext w:val="false"/>
               <w:spacing w:after="40" w:before="0"/>
               <w:jc w:val="left"/>
             </w:pPr>
@@ -15810,7 +16137,7 @@
               <w:spacing w:after="10" w:before="0"/>
               <w:ind w:left="120"/>
             </w:pPr>
-            <w:hyperlink w:history="1" r:id="rIdfqxewxnv-a9votmnrlslg">
+            <w:hyperlink w:history="1" r:id="rIdgraxwevq0lxlcqnscmbek">
               <w:r>
                 <w:rPr>
                   <w:rFonts w:ascii="Arial" w:cs="Arial" w:eastAsia="Arial" w:hAnsi="Arial"/>
@@ -15887,7 +16214,7 @@
               <w:spacing w:after="10" w:before="0"/>
               <w:ind w:left="120"/>
             </w:pPr>
-            <w:hyperlink w:history="1" r:id="rIdlkvabx9s2_kl5ynrotfsk">
+            <w:hyperlink w:history="1" r:id="rIdm5pmek67wxtsb1p0ln0lm">
               <w:r>
                 <w:rPr>
                   <w:rFonts w:ascii="Arial" w:cs="Arial" w:eastAsia="Arial" w:hAnsi="Arial"/>
@@ -15930,6 +16257,7 @@
           </w:tcPr>
           <w:p>
             <w:pPr>
+              <w:keepNext w:val="false"/>
               <w:spacing w:after="40" w:before="0"/>
               <w:jc w:val="left"/>
             </w:pPr>
@@ -15962,6 +16290,7 @@
           </w:tcPr>
           <w:p>
             <w:pPr>
+              <w:keepNext w:val="false"/>
               <w:spacing w:after="40" w:before="0"/>
               <w:jc w:val="left"/>
             </w:pPr>
@@ -15994,6 +16323,7 @@
           </w:tcPr>
           <w:p>
             <w:pPr>
+              <w:keepNext w:val="false"/>
               <w:spacing w:after="40" w:before="0"/>
               <w:jc w:val="left"/>
             </w:pPr>
@@ -16026,6 +16356,7 @@
           </w:tcPr>
           <w:p>
             <w:pPr>
+              <w:keepNext w:val="false"/>
               <w:spacing w:after="40" w:before="0"/>
               <w:jc w:val="left"/>
             </w:pPr>
@@ -16060,6 +16391,7 @@
           </w:tcPr>
           <w:p>
             <w:pPr>
+              <w:keepNext w:val="false"/>
               <w:spacing w:after="40" w:before="0"/>
               <w:jc w:val="left"/>
             </w:pPr>
@@ -16114,7 +16446,7 @@
               <w:spacing w:after="10" w:before="0"/>
               <w:ind w:left="120"/>
             </w:pPr>
-            <w:hyperlink w:history="1" r:id="rIddc4fv0athsnghcw5fy1_a">
+            <w:hyperlink w:history="1" r:id="rIdlbczqxepsheeilisb0zrh">
               <w:r>
                 <w:rPr>
                   <w:rFonts w:ascii="Arial" w:cs="Arial" w:eastAsia="Arial" w:hAnsi="Arial"/>
@@ -16191,7 +16523,7 @@
               <w:spacing w:after="10" w:before="0"/>
               <w:ind w:left="120"/>
             </w:pPr>
-            <w:hyperlink w:history="1" r:id="rIdjtspz_714ro0awx1a_xhl">
+            <w:hyperlink w:history="1" r:id="rId8yrfbyqgg7rpz5yejnsag">
               <w:r>
                 <w:rPr>
                   <w:rFonts w:ascii="Arial" w:cs="Arial" w:eastAsia="Arial" w:hAnsi="Arial"/>
@@ -16234,6 +16566,7 @@
           </w:tcPr>
           <w:p>
             <w:pPr>
+              <w:keepNext w:val="false"/>
               <w:spacing w:after="40" w:before="0"/>
               <w:jc w:val="left"/>
             </w:pPr>
@@ -16266,6 +16599,7 @@
           </w:tcPr>
           <w:p>
             <w:pPr>
+              <w:keepNext w:val="false"/>
               <w:spacing w:after="40" w:before="0"/>
               <w:jc w:val="left"/>
             </w:pPr>
@@ -16298,6 +16632,7 @@
           </w:tcPr>
           <w:p>
             <w:pPr>
+              <w:keepNext w:val="false"/>
               <w:spacing w:after="40" w:before="0"/>
               <w:jc w:val="left"/>
             </w:pPr>
@@ -16330,6 +16665,7 @@
           </w:tcPr>
           <w:p>
             <w:pPr>
+              <w:keepNext w:val="false"/>
               <w:spacing w:after="40" w:before="0"/>
               <w:jc w:val="left"/>
             </w:pPr>
@@ -16364,6 +16700,7 @@
           </w:tcPr>
           <w:p>
             <w:pPr>
+              <w:keepNext w:val="false"/>
               <w:spacing w:after="40" w:before="0"/>
               <w:jc w:val="left"/>
             </w:pPr>
@@ -16418,7 +16755,7 @@
               <w:spacing w:after="10" w:before="0"/>
               <w:ind w:left="120"/>
             </w:pPr>
-            <w:hyperlink w:history="1" r:id="rIdz5ghk1ukooe7f9wk5_zw6">
+            <w:hyperlink w:history="1" r:id="rIde-_2qbjfyk2pbr4nnvmfw">
               <w:r>
                 <w:rPr>
                   <w:rFonts w:ascii="Arial" w:cs="Arial" w:eastAsia="Arial" w:hAnsi="Arial"/>
@@ -16495,7 +16832,7 @@
               <w:spacing w:after="10" w:before="0"/>
               <w:ind w:left="120"/>
             </w:pPr>
-            <w:hyperlink w:history="1" r:id="rIdr3qzyanrnufkorw6odrbp">
+            <w:hyperlink w:history="1" r:id="rId7h_u1jze5iwjtxpr-wh1i">
               <w:r>
                 <w:rPr>
                   <w:rFonts w:ascii="Arial" w:cs="Arial" w:eastAsia="Arial" w:hAnsi="Arial"/>
@@ -16538,6 +16875,7 @@
           </w:tcPr>
           <w:p>
             <w:pPr>
+              <w:keepNext w:val="false"/>
               <w:spacing w:after="40" w:before="0"/>
               <w:jc w:val="left"/>
             </w:pPr>
@@ -16570,6 +16908,7 @@
           </w:tcPr>
           <w:p>
             <w:pPr>
+              <w:keepNext w:val="false"/>
               <w:spacing w:after="40" w:before="0"/>
               <w:jc w:val="left"/>
             </w:pPr>
@@ -16602,6 +16941,7 @@
           </w:tcPr>
           <w:p>
             <w:pPr>
+              <w:keepNext w:val="false"/>
               <w:spacing w:after="40" w:before="0"/>
               <w:jc w:val="left"/>
             </w:pPr>
@@ -16634,6 +16974,7 @@
           </w:tcPr>
           <w:p>
             <w:pPr>
+              <w:keepNext w:val="false"/>
               <w:spacing w:after="40" w:before="0"/>
               <w:jc w:val="left"/>
             </w:pPr>
@@ -16693,6 +17034,7 @@
           </w:tcPr>
           <w:p>
             <w:pPr>
+              <w:keepNext w:val="false"/>
               <w:spacing w:after="40" w:before="0"/>
               <w:jc w:val="center"/>
             </w:pPr>
@@ -16727,6 +17069,7 @@
           </w:tcPr>
           <w:p>
             <w:pPr>
+              <w:keepNext w:val="false"/>
               <w:spacing w:after="40" w:before="0"/>
               <w:jc w:val="left"/>
             </w:pPr>
@@ -16788,6 +17131,7 @@
           </w:tcPr>
           <w:p>
             <w:pPr>
+              <w:keepNext w:val="false"/>
               <w:spacing w:after="40" w:before="0"/>
               <w:jc w:val="center"/>
             </w:pPr>
@@ -16822,6 +17166,7 @@
           </w:tcPr>
           <w:p>
             <w:pPr>
+              <w:keepNext w:val="false"/>
               <w:spacing w:after="40" w:before="0"/>
               <w:jc w:val="left"/>
             </w:pPr>
@@ -16854,6 +17199,7 @@
           </w:tcPr>
           <w:p>
             <w:pPr>
+              <w:keepNext w:val="false"/>
               <w:spacing w:after="40" w:before="0"/>
               <w:jc w:val="left"/>
             </w:pPr>
@@ -16888,6 +17234,7 @@
           </w:tcPr>
           <w:p>
             <w:pPr>
+              <w:keepNext w:val="false"/>
               <w:spacing w:after="40" w:before="0"/>
               <w:jc w:val="left"/>
             </w:pPr>
@@ -16920,6 +17267,7 @@
           </w:tcPr>
           <w:p>
             <w:pPr>
+              <w:keepNext w:val="false"/>
               <w:spacing w:after="40" w:before="0"/>
               <w:jc w:val="left"/>
             </w:pPr>
@@ -16954,6 +17302,7 @@
           </w:tcPr>
           <w:p>
             <w:pPr>
+              <w:keepNext w:val="false"/>
               <w:spacing w:after="40" w:before="0"/>
               <w:jc w:val="left"/>
             </w:pPr>
@@ -16986,6 +17335,7 @@
           </w:tcPr>
           <w:p>
             <w:pPr>
+              <w:keepNext w:val="false"/>
               <w:spacing w:after="40" w:before="0"/>
               <w:jc w:val="left"/>
             </w:pPr>
@@ -17022,7 +17372,7 @@
         </w:rPr>
         <w:t xml:space="preserve">© 2026 SeaVuria and ARES. Aligned with KICD objectives. Developed by SeaVuria; technical implementation by ARES (with AI assistance from Claude). Licensed under </w:t>
       </w:r>
-      <w:hyperlink w:history="1" r:id="rId5nm98_emag39l8hsj18hg">
+      <w:hyperlink w:history="1" r:id="rIdr2iizfe0hqsbo2m-hz80d">
         <w:r>
           <w:rPr>
             <w:rFonts w:ascii="Arial" w:cs="Arial" w:eastAsia="Arial" w:hAnsi="Arial"/>
@@ -17043,7 +17393,7 @@
         </w:rPr>
         <w:t xml:space="preserve"> (</w:t>
       </w:r>
-      <w:hyperlink w:history="1" r:id="rIdttserlnw0yuijms-8hwyq">
+      <w:hyperlink w:history="1" r:id="rIdgpklxcawwfop_n25elocb">
         <w:r>
           <w:rPr>
             <w:rFonts w:ascii="Arial" w:cs="Arial" w:eastAsia="Arial" w:hAnsi="Arial"/>
@@ -17103,6 +17453,7 @@
           </w:tcPr>
           <w:p>
             <w:pPr>
+              <w:keepNext w:val="false"/>
               <w:spacing w:after="40" w:before="0"/>
               <w:jc w:val="center"/>
             </w:pPr>
@@ -17138,6 +17489,7 @@
           </w:tcPr>
           <w:p>
             <w:pPr>
+              <w:keepNext w:val="false"/>
               <w:spacing w:after="40" w:before="0"/>
               <w:jc w:val="center"/>
             </w:pPr>
@@ -17172,6 +17524,7 @@
           </w:tcPr>
           <w:p>
             <w:pPr>
+              <w:keepNext w:val="false"/>
               <w:spacing w:after="40" w:before="0"/>
               <w:jc w:val="left"/>
             </w:pPr>
@@ -17204,6 +17557,7 @@
           </w:tcPr>
           <w:p>
             <w:pPr>
+              <w:keepNext w:val="false"/>
               <w:spacing w:after="40" w:before="0"/>
               <w:jc w:val="left"/>
             </w:pPr>
@@ -17238,6 +17592,7 @@
           </w:tcPr>
           <w:p>
             <w:pPr>
+              <w:keepNext w:val="false"/>
               <w:spacing w:after="40" w:before="0"/>
               <w:jc w:val="left"/>
             </w:pPr>
@@ -17270,6 +17625,7 @@
           </w:tcPr>
           <w:p>
             <w:pPr>
+              <w:keepNext w:val="false"/>
               <w:spacing w:after="40" w:before="0"/>
               <w:jc w:val="left"/>
             </w:pPr>
@@ -17304,6 +17660,7 @@
           </w:tcPr>
           <w:p>
             <w:pPr>
+              <w:keepNext w:val="false"/>
               <w:spacing w:after="40" w:before="0"/>
               <w:jc w:val="left"/>
             </w:pPr>
@@ -17336,6 +17693,7 @@
           </w:tcPr>
           <w:p>
             <w:pPr>
+              <w:keepNext w:val="false"/>
               <w:spacing w:after="40" w:before="0"/>
               <w:jc w:val="left"/>
             </w:pPr>
@@ -17370,6 +17728,7 @@
           </w:tcPr>
           <w:p>
             <w:pPr>
+              <w:keepNext w:val="false"/>
               <w:spacing w:after="40" w:before="0"/>
               <w:jc w:val="left"/>
             </w:pPr>
@@ -17402,6 +17761,7 @@
           </w:tcPr>
           <w:p>
             <w:pPr>
+              <w:keepNext w:val="false"/>
               <w:spacing w:after="40" w:before="0"/>
               <w:jc w:val="left"/>
             </w:pPr>
@@ -17436,6 +17796,7 @@
           </w:tcPr>
           <w:p>
             <w:pPr>
+              <w:keepNext w:val="false"/>
               <w:spacing w:after="40" w:before="0"/>
               <w:jc w:val="left"/>
             </w:pPr>
@@ -17468,6 +17829,7 @@
           </w:tcPr>
           <w:p>
             <w:pPr>
+              <w:keepNext w:val="false"/>
               <w:spacing w:after="40" w:before="0"/>
               <w:jc w:val="left"/>
             </w:pPr>
@@ -17502,6 +17864,7 @@
           </w:tcPr>
           <w:p>
             <w:pPr>
+              <w:keepNext w:val="false"/>
               <w:spacing w:after="40" w:before="0"/>
               <w:jc w:val="left"/>
             </w:pPr>
@@ -17534,6 +17897,7 @@
           </w:tcPr>
           <w:p>
             <w:pPr>
+              <w:keepNext w:val="false"/>
               <w:spacing w:after="40" w:before="0"/>
               <w:jc w:val="left"/>
             </w:pPr>
@@ -17568,6 +17932,7 @@
           </w:tcPr>
           <w:p>
             <w:pPr>
+              <w:keepNext w:val="false"/>
               <w:spacing w:after="40" w:before="0"/>
               <w:jc w:val="left"/>
             </w:pPr>
@@ -17600,6 +17965,7 @@
           </w:tcPr>
           <w:p>
             <w:pPr>
+              <w:keepNext w:val="false"/>
               <w:spacing w:after="40" w:before="0"/>
               <w:jc w:val="left"/>
             </w:pPr>
@@ -17634,6 +18000,7 @@
           </w:tcPr>
           <w:p>
             <w:pPr>
+              <w:keepNext w:val="false"/>
               <w:spacing w:after="40" w:before="0"/>
               <w:jc w:val="left"/>
             </w:pPr>
@@ -17666,6 +18033,7 @@
           </w:tcPr>
           <w:p>
             <w:pPr>
+              <w:keepNext w:val="false"/>
               <w:spacing w:after="40" w:before="0"/>
               <w:jc w:val="left"/>
             </w:pPr>
@@ -17725,6 +18093,7 @@
           </w:tcPr>
           <w:p>
             <w:pPr>
+              <w:keepNext w:val="false"/>
               <w:spacing w:after="40" w:before="0"/>
               <w:jc w:val="center"/>
             </w:pPr>
@@ -17759,6 +18128,7 @@
           </w:tcPr>
           <w:p>
             <w:pPr>
+              <w:keepNext w:val="false"/>
               <w:spacing w:after="40" w:before="0"/>
               <w:jc w:val="left"/>
             </w:pPr>
@@ -17823,6 +18193,7 @@
           </w:tcPr>
           <w:p>
             <w:pPr>
+              <w:keepNext w:val="false"/>
               <w:spacing w:after="40" w:before="0"/>
               <w:jc w:val="center"/>
             </w:pPr>
@@ -17857,6 +18228,7 @@
           </w:tcPr>
           <w:p>
             <w:pPr>
+              <w:keepNext w:val="false"/>
               <w:spacing w:after="40" w:before="0"/>
               <w:jc w:val="left"/>
             </w:pPr>
@@ -17889,6 +18261,7 @@
           </w:tcPr>
           <w:p>
             <w:pPr>
+              <w:keepNext w:val="false"/>
               <w:spacing w:after="40" w:before="0"/>
               <w:jc w:val="left"/>
             </w:pPr>
@@ -17921,6 +18294,7 @@
           </w:tcPr>
           <w:p>
             <w:pPr>
+              <w:keepNext w:val="false"/>
               <w:spacing w:after="40" w:before="0"/>
               <w:jc w:val="left"/>
             </w:pPr>
@@ -17953,6 +18327,7 @@
           </w:tcPr>
           <w:p>
             <w:pPr>
+              <w:keepNext w:val="false"/>
               <w:spacing w:after="40" w:before="0"/>
               <w:jc w:val="left"/>
             </w:pPr>
@@ -17985,6 +18360,7 @@
           </w:tcPr>
           <w:p>
             <w:pPr>
+              <w:keepNext w:val="false"/>
               <w:spacing w:after="40" w:before="0"/>
               <w:jc w:val="left"/>
             </w:pPr>
@@ -18019,6 +18395,7 @@
           </w:tcPr>
           <w:p>
             <w:pPr>
+              <w:keepNext w:val="false"/>
               <w:spacing w:after="40" w:before="0"/>
               <w:jc w:val="left"/>
             </w:pPr>
@@ -18073,7 +18450,7 @@
               <w:spacing w:after="10" w:before="0"/>
               <w:ind w:left="120"/>
             </w:pPr>
-            <w:hyperlink w:history="1" r:id="rIdz5bdwwdjskbfxqueil7zp">
+            <w:hyperlink w:history="1" r:id="rIdqtr9tmq7hzfb5smrgiejh">
               <w:r>
                 <w:rPr>
                   <w:rFonts w:ascii="Arial" w:cs="Arial" w:eastAsia="Arial" w:hAnsi="Arial"/>
@@ -18150,7 +18527,7 @@
               <w:spacing w:after="10" w:before="0"/>
               <w:ind w:left="120"/>
             </w:pPr>
-            <w:hyperlink w:history="1" r:id="rIdftxxvoao6yjjq7d5kmult">
+            <w:hyperlink w:history="1" r:id="rId8f4u_f7n5sssgtgj8jio3">
               <w:r>
                 <w:rPr>
                   <w:rFonts w:ascii="Arial" w:cs="Arial" w:eastAsia="Arial" w:hAnsi="Arial"/>
@@ -18193,6 +18570,7 @@
           </w:tcPr>
           <w:p>
             <w:pPr>
+              <w:keepNext w:val="false"/>
               <w:spacing w:after="40" w:before="0"/>
               <w:jc w:val="left"/>
             </w:pPr>
@@ -18225,6 +18603,7 @@
           </w:tcPr>
           <w:p>
             <w:pPr>
+              <w:keepNext w:val="false"/>
               <w:spacing w:after="40" w:before="0"/>
               <w:jc w:val="left"/>
             </w:pPr>
@@ -18257,6 +18636,7 @@
           </w:tcPr>
           <w:p>
             <w:pPr>
+              <w:keepNext w:val="false"/>
               <w:spacing w:after="40" w:before="0"/>
               <w:jc w:val="left"/>
             </w:pPr>
@@ -18289,6 +18669,7 @@
           </w:tcPr>
           <w:p>
             <w:pPr>
+              <w:keepNext w:val="false"/>
               <w:spacing w:after="40" w:before="0"/>
               <w:jc w:val="left"/>
             </w:pPr>
@@ -18323,6 +18704,7 @@
           </w:tcPr>
           <w:p>
             <w:pPr>
+              <w:keepNext w:val="false"/>
               <w:spacing w:after="40" w:before="0"/>
               <w:jc w:val="left"/>
             </w:pPr>
@@ -18377,7 +18759,7 @@
               <w:spacing w:after="10" w:before="0"/>
               <w:ind w:left="120"/>
             </w:pPr>
-            <w:hyperlink w:history="1" r:id="rIdxo_1lwzgdhe46hukkpltm">
+            <w:hyperlink w:history="1" r:id="rIdu_slkkymivdippdkl1c1i">
               <w:r>
                 <w:rPr>
                   <w:rFonts w:ascii="Arial" w:cs="Arial" w:eastAsia="Arial" w:hAnsi="Arial"/>
@@ -18454,7 +18836,7 @@
               <w:spacing w:after="10" w:before="0"/>
               <w:ind w:left="120"/>
             </w:pPr>
-            <w:hyperlink w:history="1" r:id="rIdpvhvx0kyzcgvnue_1izjw">
+            <w:hyperlink w:history="1" r:id="rIdie-q18qcyb-jqht8jx7js">
               <w:r>
                 <w:rPr>
                   <w:rFonts w:ascii="Arial" w:cs="Arial" w:eastAsia="Arial" w:hAnsi="Arial"/>
@@ -18497,6 +18879,7 @@
           </w:tcPr>
           <w:p>
             <w:pPr>
+              <w:keepNext w:val="false"/>
               <w:spacing w:after="40" w:before="0"/>
               <w:jc w:val="left"/>
             </w:pPr>
@@ -18529,6 +18912,7 @@
           </w:tcPr>
           <w:p>
             <w:pPr>
+              <w:keepNext w:val="false"/>
               <w:spacing w:after="40" w:before="0"/>
               <w:jc w:val="left"/>
             </w:pPr>
@@ -18561,6 +18945,7 @@
           </w:tcPr>
           <w:p>
             <w:pPr>
+              <w:keepNext w:val="false"/>
               <w:spacing w:after="40" w:before="0"/>
               <w:jc w:val="left"/>
             </w:pPr>
@@ -18593,6 +18978,7 @@
           </w:tcPr>
           <w:p>
             <w:pPr>
+              <w:keepNext w:val="false"/>
               <w:spacing w:after="40" w:before="0"/>
               <w:jc w:val="left"/>
             </w:pPr>
@@ -18627,6 +19013,7 @@
           </w:tcPr>
           <w:p>
             <w:pPr>
+              <w:keepNext w:val="false"/>
               <w:spacing w:after="40" w:before="0"/>
               <w:jc w:val="left"/>
             </w:pPr>
@@ -18681,7 +19068,7 @@
               <w:spacing w:after="10" w:before="0"/>
               <w:ind w:left="120"/>
             </w:pPr>
-            <w:hyperlink w:history="1" r:id="rIdmmttsaelwjasf3zlsdcew">
+            <w:hyperlink w:history="1" r:id="rIdzygmtqkoqe0a6aiqv66gg">
               <w:r>
                 <w:rPr>
                   <w:rFonts w:ascii="Arial" w:cs="Arial" w:eastAsia="Arial" w:hAnsi="Arial"/>
@@ -18758,7 +19145,7 @@
               <w:spacing w:after="10" w:before="0"/>
               <w:ind w:left="120"/>
             </w:pPr>
-            <w:hyperlink w:history="1" r:id="rIddntgperlavlibpkf0gu5e">
+            <w:hyperlink w:history="1" r:id="rIdrsv4mrhpuychmbz8eyeyn">
               <w:r>
                 <w:rPr>
                   <w:rFonts w:ascii="Arial" w:cs="Arial" w:eastAsia="Arial" w:hAnsi="Arial"/>
@@ -18801,6 +19188,7 @@
           </w:tcPr>
           <w:p>
             <w:pPr>
+              <w:keepNext w:val="false"/>
               <w:spacing w:after="40" w:before="0"/>
               <w:jc w:val="left"/>
             </w:pPr>
@@ -18833,6 +19221,7 @@
           </w:tcPr>
           <w:p>
             <w:pPr>
+              <w:keepNext w:val="false"/>
               <w:spacing w:after="40" w:before="0"/>
               <w:jc w:val="left"/>
             </w:pPr>
@@ -18865,6 +19254,7 @@
           </w:tcPr>
           <w:p>
             <w:pPr>
+              <w:keepNext w:val="false"/>
               <w:spacing w:after="40" w:before="0"/>
               <w:jc w:val="left"/>
             </w:pPr>
@@ -18897,6 +19287,7 @@
           </w:tcPr>
           <w:p>
             <w:pPr>
+              <w:keepNext w:val="false"/>
               <w:spacing w:after="40" w:before="0"/>
               <w:jc w:val="left"/>
             </w:pPr>
@@ -18931,6 +19322,7 @@
           </w:tcPr>
           <w:p>
             <w:pPr>
+              <w:keepNext w:val="false"/>
               <w:spacing w:after="40" w:before="0"/>
               <w:jc w:val="left"/>
             </w:pPr>
@@ -18985,7 +19377,7 @@
               <w:spacing w:after="10" w:before="0"/>
               <w:ind w:left="120"/>
             </w:pPr>
-            <w:hyperlink w:history="1" r:id="rIdeudcnnlh3hdovx4nbsvxk">
+            <w:hyperlink w:history="1" r:id="rIdcc3rzh2vplvxytgdymrym">
               <w:r>
                 <w:rPr>
                   <w:rFonts w:ascii="Arial" w:cs="Arial" w:eastAsia="Arial" w:hAnsi="Arial"/>
@@ -19062,7 +19454,7 @@
               <w:spacing w:after="10" w:before="0"/>
               <w:ind w:left="120"/>
             </w:pPr>
-            <w:hyperlink w:history="1" r:id="rIdhno98v8ky3thm-ymntpoz">
+            <w:hyperlink w:history="1" r:id="rId_j6u8rlc5a0naiixg2l0r">
               <w:r>
                 <w:rPr>
                   <w:rFonts w:ascii="Arial" w:cs="Arial" w:eastAsia="Arial" w:hAnsi="Arial"/>
@@ -19105,6 +19497,7 @@
           </w:tcPr>
           <w:p>
             <w:pPr>
+              <w:keepNext w:val="false"/>
               <w:spacing w:after="40" w:before="0"/>
               <w:jc w:val="left"/>
             </w:pPr>
@@ -19137,6 +19530,7 @@
           </w:tcPr>
           <w:p>
             <w:pPr>
+              <w:keepNext w:val="false"/>
               <w:spacing w:after="40" w:before="0"/>
               <w:jc w:val="left"/>
             </w:pPr>
@@ -19169,6 +19563,7 @@
           </w:tcPr>
           <w:p>
             <w:pPr>
+              <w:keepNext w:val="false"/>
               <w:spacing w:after="40" w:before="0"/>
               <w:jc w:val="left"/>
             </w:pPr>
@@ -19201,6 +19596,7 @@
           </w:tcPr>
           <w:p>
             <w:pPr>
+              <w:keepNext w:val="false"/>
               <w:spacing w:after="40" w:before="0"/>
               <w:jc w:val="left"/>
             </w:pPr>
@@ -19235,6 +19631,7 @@
           </w:tcPr>
           <w:p>
             <w:pPr>
+              <w:keepNext w:val="false"/>
               <w:spacing w:after="40" w:before="0"/>
               <w:jc w:val="left"/>
             </w:pPr>
@@ -19289,7 +19686,7 @@
               <w:spacing w:after="10" w:before="0"/>
               <w:ind w:left="120"/>
             </w:pPr>
-            <w:hyperlink w:history="1" r:id="rIdltud5ifexgsfic0rhjx13">
+            <w:hyperlink w:history="1" r:id="rId8rw4409ceyjt0zmyss7v6">
               <w:r>
                 <w:rPr>
                   <w:rFonts w:ascii="Arial" w:cs="Arial" w:eastAsia="Arial" w:hAnsi="Arial"/>
@@ -19366,7 +19763,7 @@
               <w:spacing w:after="10" w:before="0"/>
               <w:ind w:left="120"/>
             </w:pPr>
-            <w:hyperlink w:history="1" r:id="rIdq9y7ckj3g_uosy46ktora">
+            <w:hyperlink w:history="1" r:id="rIdm77yoqsf2n2oxmzllfhtj">
               <w:r>
                 <w:rPr>
                   <w:rFonts w:ascii="Arial" w:cs="Arial" w:eastAsia="Arial" w:hAnsi="Arial"/>
@@ -19409,6 +19806,7 @@
           </w:tcPr>
           <w:p>
             <w:pPr>
+              <w:keepNext w:val="false"/>
               <w:spacing w:after="40" w:before="0"/>
               <w:jc w:val="left"/>
             </w:pPr>
@@ -19441,6 +19839,7 @@
           </w:tcPr>
           <w:p>
             <w:pPr>
+              <w:keepNext w:val="false"/>
               <w:spacing w:after="40" w:before="0"/>
               <w:jc w:val="left"/>
             </w:pPr>
@@ -19473,6 +19872,7 @@
           </w:tcPr>
           <w:p>
             <w:pPr>
+              <w:keepNext w:val="false"/>
               <w:spacing w:after="40" w:before="0"/>
               <w:jc w:val="left"/>
             </w:pPr>
@@ -19505,6 +19905,7 @@
           </w:tcPr>
           <w:p>
             <w:pPr>
+              <w:keepNext w:val="false"/>
               <w:spacing w:after="40" w:before="0"/>
               <w:jc w:val="left"/>
             </w:pPr>
@@ -19564,6 +19965,7 @@
           </w:tcPr>
           <w:p>
             <w:pPr>
+              <w:keepNext w:val="false"/>
               <w:spacing w:after="40" w:before="0"/>
               <w:jc w:val="center"/>
             </w:pPr>
@@ -19598,6 +20000,7 @@
           </w:tcPr>
           <w:p>
             <w:pPr>
+              <w:keepNext w:val="false"/>
               <w:spacing w:after="40" w:before="0"/>
               <w:jc w:val="left"/>
             </w:pPr>
@@ -19659,6 +20062,7 @@
           </w:tcPr>
           <w:p>
             <w:pPr>
+              <w:keepNext w:val="false"/>
               <w:spacing w:after="40" w:before="0"/>
               <w:jc w:val="center"/>
             </w:pPr>
@@ -19693,6 +20097,7 @@
           </w:tcPr>
           <w:p>
             <w:pPr>
+              <w:keepNext w:val="false"/>
               <w:spacing w:after="40" w:before="0"/>
               <w:jc w:val="left"/>
             </w:pPr>
@@ -19725,6 +20130,7 @@
           </w:tcPr>
           <w:p>
             <w:pPr>
+              <w:keepNext w:val="false"/>
               <w:spacing w:after="40" w:before="0"/>
               <w:jc w:val="left"/>
             </w:pPr>
@@ -19759,6 +20165,7 @@
           </w:tcPr>
           <w:p>
             <w:pPr>
+              <w:keepNext w:val="false"/>
               <w:spacing w:after="40" w:before="0"/>
               <w:jc w:val="left"/>
             </w:pPr>
@@ -19791,6 +20198,7 @@
           </w:tcPr>
           <w:p>
             <w:pPr>
+              <w:keepNext w:val="false"/>
               <w:spacing w:after="40" w:before="0"/>
               <w:jc w:val="left"/>
             </w:pPr>
@@ -19825,6 +20233,7 @@
           </w:tcPr>
           <w:p>
             <w:pPr>
+              <w:keepNext w:val="false"/>
               <w:spacing w:after="40" w:before="0"/>
               <w:jc w:val="left"/>
             </w:pPr>
@@ -19857,6 +20266,7 @@
           </w:tcPr>
           <w:p>
             <w:pPr>
+              <w:keepNext w:val="false"/>
               <w:spacing w:after="40" w:before="0"/>
               <w:jc w:val="left"/>
             </w:pPr>
@@ -19893,7 +20303,7 @@
         </w:rPr>
         <w:t xml:space="preserve">© 2026 SeaVuria and ARES. Aligned with KICD objectives. Developed by SeaVuria; technical implementation by ARES (with AI assistance from Claude). Licensed under </w:t>
       </w:r>
-      <w:hyperlink w:history="1" r:id="rIdhjn3zyoj9j-gqldvpre0x">
+      <w:hyperlink w:history="1" r:id="rIdqqkpv9jfco0nmnrti9vfp">
         <w:r>
           <w:rPr>
             <w:rFonts w:ascii="Arial" w:cs="Arial" w:eastAsia="Arial" w:hAnsi="Arial"/>
@@ -19914,7 +20324,7 @@
         </w:rPr>
         <w:t xml:space="preserve"> (</w:t>
       </w:r>
-      <w:hyperlink w:history="1" r:id="rIdlgw39t3mi9amxhbprdxmi">
+      <w:hyperlink w:history="1" r:id="rIdoq4rluhi3-hiitvaqgy4t">
         <w:r>
           <w:rPr>
             <w:rFonts w:ascii="Arial" w:cs="Arial" w:eastAsia="Arial" w:hAnsi="Arial"/>
@@ -19974,6 +20384,7 @@
           </w:tcPr>
           <w:p>
             <w:pPr>
+              <w:keepNext w:val="false"/>
               <w:spacing w:after="40" w:before="0"/>
               <w:jc w:val="center"/>
             </w:pPr>
@@ -20009,6 +20420,7 @@
           </w:tcPr>
           <w:p>
             <w:pPr>
+              <w:keepNext w:val="false"/>
               <w:spacing w:after="40" w:before="0"/>
               <w:jc w:val="center"/>
             </w:pPr>
@@ -20043,6 +20455,7 @@
           </w:tcPr>
           <w:p>
             <w:pPr>
+              <w:keepNext w:val="false"/>
               <w:spacing w:after="40" w:before="0"/>
               <w:jc w:val="left"/>
             </w:pPr>
@@ -20075,6 +20488,7 @@
           </w:tcPr>
           <w:p>
             <w:pPr>
+              <w:keepNext w:val="false"/>
               <w:spacing w:after="40" w:before="0"/>
               <w:jc w:val="left"/>
             </w:pPr>
@@ -20109,6 +20523,7 @@
           </w:tcPr>
           <w:p>
             <w:pPr>
+              <w:keepNext w:val="false"/>
               <w:spacing w:after="40" w:before="0"/>
               <w:jc w:val="left"/>
             </w:pPr>
@@ -20141,6 +20556,7 @@
           </w:tcPr>
           <w:p>
             <w:pPr>
+              <w:keepNext w:val="false"/>
               <w:spacing w:after="40" w:before="0"/>
               <w:jc w:val="left"/>
             </w:pPr>
@@ -20175,6 +20591,7 @@
           </w:tcPr>
           <w:p>
             <w:pPr>
+              <w:keepNext w:val="false"/>
               <w:spacing w:after="40" w:before="0"/>
               <w:jc w:val="left"/>
             </w:pPr>
@@ -20207,6 +20624,7 @@
           </w:tcPr>
           <w:p>
             <w:pPr>
+              <w:keepNext w:val="false"/>
               <w:spacing w:after="40" w:before="0"/>
               <w:jc w:val="left"/>
             </w:pPr>
@@ -20241,6 +20659,7 @@
           </w:tcPr>
           <w:p>
             <w:pPr>
+              <w:keepNext w:val="false"/>
               <w:spacing w:after="40" w:before="0"/>
               <w:jc w:val="left"/>
             </w:pPr>
@@ -20273,6 +20692,7 @@
           </w:tcPr>
           <w:p>
             <w:pPr>
+              <w:keepNext w:val="false"/>
               <w:spacing w:after="40" w:before="0"/>
               <w:jc w:val="left"/>
             </w:pPr>
@@ -20307,6 +20727,7 @@
           </w:tcPr>
           <w:p>
             <w:pPr>
+              <w:keepNext w:val="false"/>
               <w:spacing w:after="40" w:before="0"/>
               <w:jc w:val="left"/>
             </w:pPr>
@@ -20339,6 +20760,7 @@
           </w:tcPr>
           <w:p>
             <w:pPr>
+              <w:keepNext w:val="false"/>
               <w:spacing w:after="40" w:before="0"/>
               <w:jc w:val="left"/>
             </w:pPr>
@@ -20373,6 +20795,7 @@
           </w:tcPr>
           <w:p>
             <w:pPr>
+              <w:keepNext w:val="false"/>
               <w:spacing w:after="40" w:before="0"/>
               <w:jc w:val="left"/>
             </w:pPr>
@@ -20405,6 +20828,7 @@
           </w:tcPr>
           <w:p>
             <w:pPr>
+              <w:keepNext w:val="false"/>
               <w:spacing w:after="40" w:before="0"/>
               <w:jc w:val="left"/>
             </w:pPr>
@@ -20439,6 +20863,7 @@
           </w:tcPr>
           <w:p>
             <w:pPr>
+              <w:keepNext w:val="false"/>
               <w:spacing w:after="40" w:before="0"/>
               <w:jc w:val="left"/>
             </w:pPr>
@@ -20471,6 +20896,7 @@
           </w:tcPr>
           <w:p>
             <w:pPr>
+              <w:keepNext w:val="false"/>
               <w:spacing w:after="40" w:before="0"/>
               <w:jc w:val="left"/>
             </w:pPr>
@@ -20505,6 +20931,7 @@
           </w:tcPr>
           <w:p>
             <w:pPr>
+              <w:keepNext w:val="false"/>
               <w:spacing w:after="40" w:before="0"/>
               <w:jc w:val="left"/>
             </w:pPr>
@@ -20537,6 +20964,7 @@
           </w:tcPr>
           <w:p>
             <w:pPr>
+              <w:keepNext w:val="false"/>
               <w:spacing w:after="40" w:before="0"/>
               <w:jc w:val="left"/>
             </w:pPr>
@@ -20596,6 +21024,7 @@
           </w:tcPr>
           <w:p>
             <w:pPr>
+              <w:keepNext w:val="false"/>
               <w:spacing w:after="40" w:before="0"/>
               <w:jc w:val="center"/>
             </w:pPr>
@@ -20630,6 +21059,7 @@
           </w:tcPr>
           <w:p>
             <w:pPr>
+              <w:keepNext w:val="false"/>
               <w:spacing w:after="40" w:before="0"/>
               <w:jc w:val="left"/>
             </w:pPr>
@@ -20694,6 +21124,7 @@
           </w:tcPr>
           <w:p>
             <w:pPr>
+              <w:keepNext w:val="false"/>
               <w:spacing w:after="40" w:before="0"/>
               <w:jc w:val="center"/>
             </w:pPr>
@@ -20728,6 +21159,7 @@
           </w:tcPr>
           <w:p>
             <w:pPr>
+              <w:keepNext w:val="false"/>
               <w:spacing w:after="40" w:before="0"/>
               <w:jc w:val="left"/>
             </w:pPr>
@@ -20760,6 +21192,7 @@
           </w:tcPr>
           <w:p>
             <w:pPr>
+              <w:keepNext w:val="false"/>
               <w:spacing w:after="40" w:before="0"/>
               <w:jc w:val="left"/>
             </w:pPr>
@@ -20792,6 +21225,7 @@
           </w:tcPr>
           <w:p>
             <w:pPr>
+              <w:keepNext w:val="false"/>
               <w:spacing w:after="40" w:before="0"/>
               <w:jc w:val="left"/>
             </w:pPr>
@@ -20824,6 +21258,7 @@
           </w:tcPr>
           <w:p>
             <w:pPr>
+              <w:keepNext w:val="false"/>
               <w:spacing w:after="40" w:before="0"/>
               <w:jc w:val="left"/>
             </w:pPr>
@@ -20856,6 +21291,7 @@
           </w:tcPr>
           <w:p>
             <w:pPr>
+              <w:keepNext w:val="false"/>
               <w:spacing w:after="40" w:before="0"/>
               <w:jc w:val="left"/>
             </w:pPr>
@@ -20890,6 +21326,7 @@
           </w:tcPr>
           <w:p>
             <w:pPr>
+              <w:keepNext w:val="false"/>
               <w:spacing w:after="40" w:before="0"/>
               <w:jc w:val="left"/>
             </w:pPr>
@@ -20944,7 +21381,7 @@
               <w:spacing w:after="10" w:before="0"/>
               <w:ind w:left="120"/>
             </w:pPr>
-            <w:hyperlink w:history="1" r:id="rIdgwriwgxt0yyp0hqnmapy7">
+            <w:hyperlink w:history="1" r:id="rIdyznzkkiecmta8timehcgp">
               <w:r>
                 <w:rPr>
                   <w:rFonts w:ascii="Arial" w:cs="Arial" w:eastAsia="Arial" w:hAnsi="Arial"/>
@@ -21004,7 +21441,7 @@
             <w:pPr>
               <w:spacing w:after="20" w:before="0"/>
             </w:pPr>
-            <w:hyperlink w:history="1" r:id="rIdsdk6zvvghwci7etzprfz9">
+            <w:hyperlink w:history="1" r:id="rIdvtieckfwm4umuhdrqrl1y">
               <w:r>
                 <w:rPr>
                   <w:rFonts w:ascii="Arial" w:cs="Arial" w:eastAsia="Arial" w:hAnsi="Arial"/>
@@ -21037,7 +21474,7 @@
               <w:spacing w:after="10" w:before="0"/>
               <w:ind w:left="120"/>
             </w:pPr>
-            <w:hyperlink w:history="1" r:id="rId5f8o1mumpxbjx9exprku1">
+            <w:hyperlink w:history="1" r:id="rIdzc6vmbywkp8ya0mhxixly">
               <w:r>
                 <w:rPr>
                   <w:rFonts w:ascii="Arial" w:cs="Arial" w:eastAsia="Arial" w:hAnsi="Arial"/>
@@ -21065,6 +21502,7 @@
           </w:tcPr>
           <w:p>
             <w:pPr>
+              <w:keepNext w:val="false"/>
               <w:spacing w:after="40" w:before="0"/>
               <w:jc w:val="left"/>
             </w:pPr>
@@ -21097,6 +21535,7 @@
           </w:tcPr>
           <w:p>
             <w:pPr>
+              <w:keepNext w:val="false"/>
               <w:spacing w:after="40" w:before="0"/>
               <w:jc w:val="left"/>
             </w:pPr>
@@ -21129,6 +21568,7 @@
           </w:tcPr>
           <w:p>
             <w:pPr>
+              <w:keepNext w:val="false"/>
               <w:spacing w:after="40" w:before="0"/>
               <w:jc w:val="left"/>
             </w:pPr>
@@ -21161,6 +21601,7 @@
           </w:tcPr>
           <w:p>
             <w:pPr>
+              <w:keepNext w:val="false"/>
               <w:spacing w:after="40" w:before="0"/>
               <w:jc w:val="left"/>
             </w:pPr>
@@ -21195,6 +21636,7 @@
           </w:tcPr>
           <w:p>
             <w:pPr>
+              <w:keepNext w:val="false"/>
               <w:spacing w:after="40" w:before="0"/>
               <w:jc w:val="left"/>
             </w:pPr>
@@ -21249,7 +21691,7 @@
               <w:spacing w:after="10" w:before="0"/>
               <w:ind w:left="120"/>
             </w:pPr>
-            <w:hyperlink w:history="1" r:id="rIdt0urrbfjca7nfamqlx8bd">
+            <w:hyperlink w:history="1" r:id="rIdhkyf1v3qivanlattla3kn">
               <w:r>
                 <w:rPr>
                   <w:rFonts w:ascii="Arial" w:cs="Arial" w:eastAsia="Arial" w:hAnsi="Arial"/>
@@ -21309,7 +21751,7 @@
             <w:pPr>
               <w:spacing w:after="20" w:before="0"/>
             </w:pPr>
-            <w:hyperlink w:history="1" r:id="rIdx6l36d8ydzgah5cac4u8q">
+            <w:hyperlink w:history="1" r:id="rIdqlxxzece099i5203b8olg">
               <w:r>
                 <w:rPr>
                   <w:rFonts w:ascii="Arial" w:cs="Arial" w:eastAsia="Arial" w:hAnsi="Arial"/>
@@ -21342,7 +21784,7 @@
               <w:spacing w:after="10" w:before="0"/>
               <w:ind w:left="120"/>
             </w:pPr>
-            <w:hyperlink w:history="1" r:id="rId9zveobcbssytajkj4nq0p">
+            <w:hyperlink w:history="1" r:id="rIdcpsbckhlla4d2ntstj97a">
               <w:r>
                 <w:rPr>
                   <w:rFonts w:ascii="Arial" w:cs="Arial" w:eastAsia="Arial" w:hAnsi="Arial"/>
@@ -21370,6 +21812,7 @@
           </w:tcPr>
           <w:p>
             <w:pPr>
+              <w:keepNext w:val="false"/>
               <w:spacing w:after="40" w:before="0"/>
               <w:jc w:val="left"/>
             </w:pPr>
@@ -21402,6 +21845,7 @@
           </w:tcPr>
           <w:p>
             <w:pPr>
+              <w:keepNext w:val="false"/>
               <w:spacing w:after="40" w:before="0"/>
               <w:jc w:val="left"/>
             </w:pPr>
@@ -21434,6 +21878,7 @@
           </w:tcPr>
           <w:p>
             <w:pPr>
+              <w:keepNext w:val="false"/>
               <w:spacing w:after="40" w:before="0"/>
               <w:jc w:val="left"/>
             </w:pPr>
@@ -21466,6 +21911,7 @@
           </w:tcPr>
           <w:p>
             <w:pPr>
+              <w:keepNext w:val="false"/>
               <w:spacing w:after="40" w:before="0"/>
               <w:jc w:val="left"/>
             </w:pPr>
@@ -21500,6 +21946,7 @@
           </w:tcPr>
           <w:p>
             <w:pPr>
+              <w:keepNext w:val="false"/>
               <w:spacing w:after="40" w:before="0"/>
               <w:jc w:val="left"/>
             </w:pPr>
@@ -21554,7 +22001,7 @@
               <w:spacing w:after="10" w:before="0"/>
               <w:ind w:left="120"/>
             </w:pPr>
-            <w:hyperlink w:history="1" r:id="rIdxc_jcm0aiszn0qv4joyy3">
+            <w:hyperlink w:history="1" r:id="rIdnykcxeerkgmgllzuzjd64">
               <w:r>
                 <w:rPr>
                   <w:rFonts w:ascii="Arial" w:cs="Arial" w:eastAsia="Arial" w:hAnsi="Arial"/>
@@ -21614,7 +22061,7 @@
             <w:pPr>
               <w:spacing w:after="20" w:before="0"/>
             </w:pPr>
-            <w:hyperlink w:history="1" r:id="rId-mwoem6lzoqcxx9gqlj0d">
+            <w:hyperlink w:history="1" r:id="rIdgsupyr09k9nrcj6jytwzo">
               <w:r>
                 <w:rPr>
                   <w:rFonts w:ascii="Arial" w:cs="Arial" w:eastAsia="Arial" w:hAnsi="Arial"/>
@@ -21647,7 +22094,7 @@
               <w:spacing w:after="10" w:before="0"/>
               <w:ind w:left="120"/>
             </w:pPr>
-            <w:hyperlink w:history="1" r:id="rId8bfwgfhvvx7vm5k6hn0lh">
+            <w:hyperlink w:history="1" r:id="rId4mcervm-qbmrtgrezhk_2">
               <w:r>
                 <w:rPr>
                   <w:rFonts w:ascii="Arial" w:cs="Arial" w:eastAsia="Arial" w:hAnsi="Arial"/>
@@ -21675,6 +22122,7 @@
           </w:tcPr>
           <w:p>
             <w:pPr>
+              <w:keepNext w:val="false"/>
               <w:spacing w:after="40" w:before="0"/>
               <w:jc w:val="left"/>
             </w:pPr>
@@ -21707,6 +22155,7 @@
           </w:tcPr>
           <w:p>
             <w:pPr>
+              <w:keepNext w:val="false"/>
               <w:spacing w:after="40" w:before="0"/>
               <w:jc w:val="left"/>
             </w:pPr>
@@ -21739,6 +22188,7 @@
           </w:tcPr>
           <w:p>
             <w:pPr>
+              <w:keepNext w:val="false"/>
               <w:spacing w:after="40" w:before="0"/>
               <w:jc w:val="left"/>
             </w:pPr>
@@ -21771,6 +22221,7 @@
           </w:tcPr>
           <w:p>
             <w:pPr>
+              <w:keepNext w:val="false"/>
               <w:spacing w:after="40" w:before="0"/>
               <w:jc w:val="left"/>
             </w:pPr>
@@ -21805,6 +22256,7 @@
           </w:tcPr>
           <w:p>
             <w:pPr>
+              <w:keepNext w:val="false"/>
               <w:spacing w:after="40" w:before="0"/>
               <w:jc w:val="left"/>
             </w:pPr>
@@ -21859,7 +22311,7 @@
               <w:spacing w:after="10" w:before="0"/>
               <w:ind w:left="120"/>
             </w:pPr>
-            <w:hyperlink w:history="1" r:id="rIde8dzrrn__h1n6u-k4ui_e">
+            <w:hyperlink w:history="1" r:id="rId85miwx2xjrp6l9zt9_iyx">
               <w:r>
                 <w:rPr>
                   <w:rFonts w:ascii="Arial" w:cs="Arial" w:eastAsia="Arial" w:hAnsi="Arial"/>
@@ -21919,7 +22371,7 @@
             <w:pPr>
               <w:spacing w:after="20" w:before="0"/>
             </w:pPr>
-            <w:hyperlink w:history="1" r:id="rIdpi3buhvxqsojvikedwtka">
+            <w:hyperlink w:history="1" r:id="rIdithdvznwvw1pcg1aekrq9">
               <w:r>
                 <w:rPr>
                   <w:rFonts w:ascii="Arial" w:cs="Arial" w:eastAsia="Arial" w:hAnsi="Arial"/>
@@ -21952,7 +22404,7 @@
               <w:spacing w:after="10" w:before="0"/>
               <w:ind w:left="120"/>
             </w:pPr>
-            <w:hyperlink w:history="1" r:id="rId3cqhydog71th6ah8e86qj">
+            <w:hyperlink w:history="1" r:id="rIda3apyzhxm_ntgtpmdxswp">
               <w:r>
                 <w:rPr>
                   <w:rFonts w:ascii="Arial" w:cs="Arial" w:eastAsia="Arial" w:hAnsi="Arial"/>
@@ -21980,6 +22432,7 @@
           </w:tcPr>
           <w:p>
             <w:pPr>
+              <w:keepNext w:val="false"/>
               <w:spacing w:after="40" w:before="0"/>
               <w:jc w:val="left"/>
             </w:pPr>
@@ -22012,6 +22465,7 @@
           </w:tcPr>
           <w:p>
             <w:pPr>
+              <w:keepNext w:val="false"/>
               <w:spacing w:after="40" w:before="0"/>
               <w:jc w:val="left"/>
             </w:pPr>
@@ -22044,6 +22498,7 @@
           </w:tcPr>
           <w:p>
             <w:pPr>
+              <w:keepNext w:val="false"/>
               <w:spacing w:after="40" w:before="0"/>
               <w:jc w:val="left"/>
             </w:pPr>
@@ -22076,6 +22531,7 @@
           </w:tcPr>
           <w:p>
             <w:pPr>
+              <w:keepNext w:val="false"/>
               <w:spacing w:after="40" w:before="0"/>
               <w:jc w:val="left"/>
             </w:pPr>
@@ -22110,6 +22566,7 @@
           </w:tcPr>
           <w:p>
             <w:pPr>
+              <w:keepNext w:val="false"/>
               <w:spacing w:after="40" w:before="0"/>
               <w:jc w:val="left"/>
             </w:pPr>
@@ -22164,7 +22621,7 @@
               <w:spacing w:after="10" w:before="0"/>
               <w:ind w:left="120"/>
             </w:pPr>
-            <w:hyperlink w:history="1" r:id="rId9jcw9v9lonxbbkew34tg-">
+            <w:hyperlink w:history="1" r:id="rIdaevyvccgqi-bmf7viaqtw">
               <w:r>
                 <w:rPr>
                   <w:rFonts w:ascii="Arial" w:cs="Arial" w:eastAsia="Arial" w:hAnsi="Arial"/>
@@ -22224,7 +22681,7 @@
             <w:pPr>
               <w:spacing w:after="20" w:before="0"/>
             </w:pPr>
-            <w:hyperlink w:history="1" r:id="rIdvwl-ebdznnbf0l68fkc_m">
+            <w:hyperlink w:history="1" r:id="rId3ikl1uvqazglraypl6_hv">
               <w:r>
                 <w:rPr>
                   <w:rFonts w:ascii="Arial" w:cs="Arial" w:eastAsia="Arial" w:hAnsi="Arial"/>
@@ -22257,7 +22714,7 @@
               <w:spacing w:after="10" w:before="0"/>
               <w:ind w:left="120"/>
             </w:pPr>
-            <w:hyperlink w:history="1" r:id="rIdxqxcz28cf5ust5urp6nq0">
+            <w:hyperlink w:history="1" r:id="rIdsihofzx7mhil0zrbdc4sl">
               <w:r>
                 <w:rPr>
                   <w:rFonts w:ascii="Arial" w:cs="Arial" w:eastAsia="Arial" w:hAnsi="Arial"/>
@@ -22285,6 +22742,7 @@
           </w:tcPr>
           <w:p>
             <w:pPr>
+              <w:keepNext w:val="false"/>
               <w:spacing w:after="40" w:before="0"/>
               <w:jc w:val="left"/>
             </w:pPr>
@@ -22317,6 +22775,7 @@
           </w:tcPr>
           <w:p>
             <w:pPr>
+              <w:keepNext w:val="false"/>
               <w:spacing w:after="40" w:before="0"/>
               <w:jc w:val="left"/>
             </w:pPr>
@@ -22349,6 +22808,7 @@
           </w:tcPr>
           <w:p>
             <w:pPr>
+              <w:keepNext w:val="false"/>
               <w:spacing w:after="40" w:before="0"/>
               <w:jc w:val="left"/>
             </w:pPr>
@@ -22381,6 +22841,7 @@
           </w:tcPr>
           <w:p>
             <w:pPr>
+              <w:keepNext w:val="false"/>
               <w:spacing w:after="40" w:before="0"/>
               <w:jc w:val="left"/>
             </w:pPr>
@@ -22440,6 +22901,7 @@
           </w:tcPr>
           <w:p>
             <w:pPr>
+              <w:keepNext w:val="false"/>
               <w:spacing w:after="40" w:before="0"/>
               <w:jc w:val="center"/>
             </w:pPr>
@@ -22474,6 +22936,7 @@
           </w:tcPr>
           <w:p>
             <w:pPr>
+              <w:keepNext w:val="false"/>
               <w:spacing w:after="40" w:before="0"/>
               <w:jc w:val="left"/>
             </w:pPr>
@@ -22535,6 +22998,7 @@
           </w:tcPr>
           <w:p>
             <w:pPr>
+              <w:keepNext w:val="false"/>
               <w:spacing w:after="40" w:before="0"/>
               <w:jc w:val="center"/>
             </w:pPr>
@@ -22569,6 +23033,7 @@
           </w:tcPr>
           <w:p>
             <w:pPr>
+              <w:keepNext w:val="false"/>
               <w:spacing w:after="40" w:before="0"/>
               <w:jc w:val="left"/>
             </w:pPr>
@@ -22601,6 +23066,7 @@
           </w:tcPr>
           <w:p>
             <w:pPr>
+              <w:keepNext w:val="false"/>
               <w:spacing w:after="40" w:before="0"/>
               <w:jc w:val="left"/>
             </w:pPr>
@@ -22635,6 +23101,7 @@
           </w:tcPr>
           <w:p>
             <w:pPr>
+              <w:keepNext w:val="false"/>
               <w:spacing w:after="40" w:before="0"/>
               <w:jc w:val="left"/>
             </w:pPr>
@@ -22667,6 +23134,7 @@
           </w:tcPr>
           <w:p>
             <w:pPr>
+              <w:keepNext w:val="false"/>
               <w:spacing w:after="40" w:before="0"/>
               <w:jc w:val="left"/>
             </w:pPr>
@@ -22701,6 +23169,7 @@
           </w:tcPr>
           <w:p>
             <w:pPr>
+              <w:keepNext w:val="false"/>
               <w:spacing w:after="40" w:before="0"/>
               <w:jc w:val="left"/>
             </w:pPr>
@@ -22733,6 +23202,7 @@
           </w:tcPr>
           <w:p>
             <w:pPr>
+              <w:keepNext w:val="false"/>
               <w:spacing w:after="40" w:before="0"/>
               <w:jc w:val="left"/>
             </w:pPr>
@@ -22769,7 +23239,7 @@
         </w:rPr>
         <w:t xml:space="preserve">© 2026 SeaVuria and ARES. Aligned with KICD objectives. Developed by SeaVuria; technical implementation by ARES (with AI assistance from Claude). Licensed under </w:t>
       </w:r>
-      <w:hyperlink w:history="1" r:id="rId5nhya7xcftgxno7icewpr">
+      <w:hyperlink w:history="1" r:id="rIdvgsq-s2pkzw0gn1drvpdj">
         <w:r>
           <w:rPr>
             <w:rFonts w:ascii="Arial" w:cs="Arial" w:eastAsia="Arial" w:hAnsi="Arial"/>
@@ -22790,7 +23260,7 @@
         </w:rPr>
         <w:t xml:space="preserve"> (</w:t>
       </w:r>
-      <w:hyperlink w:history="1" r:id="rIdfhpekeilu1f5wfbv87cd3">
+      <w:hyperlink w:history="1" r:id="rIduc8mnryfc6ilfpgdluy3c">
         <w:r>
           <w:rPr>
             <w:rFonts w:ascii="Arial" w:cs="Arial" w:eastAsia="Arial" w:hAnsi="Arial"/>
@@ -22850,6 +23320,7 @@
           </w:tcPr>
           <w:p>
             <w:pPr>
+              <w:keepNext w:val="false"/>
               <w:spacing w:after="40" w:before="0"/>
               <w:jc w:val="center"/>
             </w:pPr>
@@ -22885,6 +23356,7 @@
           </w:tcPr>
           <w:p>
             <w:pPr>
+              <w:keepNext w:val="false"/>
               <w:spacing w:after="40" w:before="0"/>
               <w:jc w:val="center"/>
             </w:pPr>
@@ -22919,6 +23391,7 @@
           </w:tcPr>
           <w:p>
             <w:pPr>
+              <w:keepNext w:val="false"/>
               <w:spacing w:after="40" w:before="0"/>
               <w:jc w:val="left"/>
             </w:pPr>
@@ -22951,6 +23424,7 @@
           </w:tcPr>
           <w:p>
             <w:pPr>
+              <w:keepNext w:val="false"/>
               <w:spacing w:after="40" w:before="0"/>
               <w:jc w:val="left"/>
             </w:pPr>
@@ -22985,6 +23459,7 @@
           </w:tcPr>
           <w:p>
             <w:pPr>
+              <w:keepNext w:val="false"/>
               <w:spacing w:after="40" w:before="0"/>
               <w:jc w:val="left"/>
             </w:pPr>
@@ -23017,6 +23492,7 @@
           </w:tcPr>
           <w:p>
             <w:pPr>
+              <w:keepNext w:val="false"/>
               <w:spacing w:after="40" w:before="0"/>
               <w:jc w:val="left"/>
             </w:pPr>
@@ -23051,6 +23527,7 @@
           </w:tcPr>
           <w:p>
             <w:pPr>
+              <w:keepNext w:val="false"/>
               <w:spacing w:after="40" w:before="0"/>
               <w:jc w:val="left"/>
             </w:pPr>
@@ -23083,6 +23560,7 @@
           </w:tcPr>
           <w:p>
             <w:pPr>
+              <w:keepNext w:val="false"/>
               <w:spacing w:after="40" w:before="0"/>
               <w:jc w:val="left"/>
             </w:pPr>
@@ -23117,6 +23595,7 @@
           </w:tcPr>
           <w:p>
             <w:pPr>
+              <w:keepNext w:val="false"/>
               <w:spacing w:after="40" w:before="0"/>
               <w:jc w:val="left"/>
             </w:pPr>
@@ -23149,6 +23628,7 @@
           </w:tcPr>
           <w:p>
             <w:pPr>
+              <w:keepNext w:val="false"/>
               <w:spacing w:after="40" w:before="0"/>
               <w:jc w:val="left"/>
             </w:pPr>
@@ -23183,6 +23663,7 @@
           </w:tcPr>
           <w:p>
             <w:pPr>
+              <w:keepNext w:val="false"/>
               <w:spacing w:after="40" w:before="0"/>
               <w:jc w:val="left"/>
             </w:pPr>
@@ -23215,6 +23696,7 @@
           </w:tcPr>
           <w:p>
             <w:pPr>
+              <w:keepNext w:val="false"/>
               <w:spacing w:after="40" w:before="0"/>
               <w:jc w:val="left"/>
             </w:pPr>
@@ -23249,6 +23731,7 @@
           </w:tcPr>
           <w:p>
             <w:pPr>
+              <w:keepNext w:val="false"/>
               <w:spacing w:after="40" w:before="0"/>
               <w:jc w:val="left"/>
             </w:pPr>
@@ -23281,6 +23764,7 @@
           </w:tcPr>
           <w:p>
             <w:pPr>
+              <w:keepNext w:val="false"/>
               <w:spacing w:after="40" w:before="0"/>
               <w:jc w:val="left"/>
             </w:pPr>
@@ -23315,6 +23799,7 @@
           </w:tcPr>
           <w:p>
             <w:pPr>
+              <w:keepNext w:val="false"/>
               <w:spacing w:after="40" w:before="0"/>
               <w:jc w:val="left"/>
             </w:pPr>
@@ -23347,6 +23832,7 @@
           </w:tcPr>
           <w:p>
             <w:pPr>
+              <w:keepNext w:val="false"/>
               <w:spacing w:after="40" w:before="0"/>
               <w:jc w:val="left"/>
             </w:pPr>
@@ -23381,6 +23867,7 @@
           </w:tcPr>
           <w:p>
             <w:pPr>
+              <w:keepNext w:val="false"/>
               <w:spacing w:after="40" w:before="0"/>
               <w:jc w:val="left"/>
             </w:pPr>
@@ -23413,6 +23900,7 @@
           </w:tcPr>
           <w:p>
             <w:pPr>
+              <w:keepNext w:val="false"/>
               <w:spacing w:after="40" w:before="0"/>
               <w:jc w:val="left"/>
             </w:pPr>
@@ -23472,6 +23960,7 @@
           </w:tcPr>
           <w:p>
             <w:pPr>
+              <w:keepNext w:val="false"/>
               <w:spacing w:after="40" w:before="0"/>
               <w:jc w:val="center"/>
             </w:pPr>
@@ -23506,6 +23995,7 @@
           </w:tcPr>
           <w:p>
             <w:pPr>
+              <w:keepNext w:val="false"/>
               <w:spacing w:after="40" w:before="0"/>
               <w:jc w:val="left"/>
             </w:pPr>
@@ -23570,6 +24060,7 @@
           </w:tcPr>
           <w:p>
             <w:pPr>
+              <w:keepNext w:val="false"/>
               <w:spacing w:after="40" w:before="0"/>
               <w:jc w:val="center"/>
             </w:pPr>
@@ -23604,6 +24095,7 @@
           </w:tcPr>
           <w:p>
             <w:pPr>
+              <w:keepNext w:val="false"/>
               <w:spacing w:after="40" w:before="0"/>
               <w:jc w:val="left"/>
             </w:pPr>
@@ -23636,6 +24128,7 @@
           </w:tcPr>
           <w:p>
             <w:pPr>
+              <w:keepNext w:val="false"/>
               <w:spacing w:after="40" w:before="0"/>
               <w:jc w:val="left"/>
             </w:pPr>
@@ -23668,6 +24161,7 @@
           </w:tcPr>
           <w:p>
             <w:pPr>
+              <w:keepNext w:val="false"/>
               <w:spacing w:after="40" w:before="0"/>
               <w:jc w:val="left"/>
             </w:pPr>
@@ -23700,6 +24194,7 @@
           </w:tcPr>
           <w:p>
             <w:pPr>
+              <w:keepNext w:val="false"/>
               <w:spacing w:after="40" w:before="0"/>
               <w:jc w:val="left"/>
             </w:pPr>
@@ -23732,6 +24227,7 @@
           </w:tcPr>
           <w:p>
             <w:pPr>
+              <w:keepNext w:val="false"/>
               <w:spacing w:after="40" w:before="0"/>
               <w:jc w:val="left"/>
             </w:pPr>
@@ -23766,6 +24262,7 @@
           </w:tcPr>
           <w:p>
             <w:pPr>
+              <w:keepNext w:val="false"/>
               <w:spacing w:after="40" w:before="0"/>
               <w:jc w:val="left"/>
             </w:pPr>
@@ -23803,7 +24300,7 @@
             <w:pPr>
               <w:spacing w:after="20" w:before="0"/>
             </w:pPr>
-            <w:hyperlink w:history="1" r:id="rIdqw0sf_ubgzb5mzk8omian">
+            <w:hyperlink w:history="1" r:id="rIdmialkiie5h2aiyobks0i-">
               <w:r>
                 <w:rPr>
                   <w:rFonts w:ascii="Arial" w:cs="Arial" w:eastAsia="Arial" w:hAnsi="Arial"/>
@@ -23836,7 +24333,7 @@
               <w:spacing w:after="10" w:before="0"/>
               <w:ind w:left="120"/>
             </w:pPr>
-            <w:hyperlink w:history="1" r:id="rIdl9yreirsy2ssskpuw9b1z">
+            <w:hyperlink w:history="1" r:id="rIdemcv7uhfenid284bht0jx">
               <w:r>
                 <w:rPr>
                   <w:rFonts w:ascii="Arial" w:cs="Arial" w:eastAsia="Arial" w:hAnsi="Arial"/>
@@ -23881,7 +24378,7 @@
             <w:pPr>
               <w:spacing w:after="20" w:before="0"/>
             </w:pPr>
-            <w:hyperlink w:history="1" r:id="rIdib94up9lp2yh_ahpmeuic">
+            <w:hyperlink w:history="1" r:id="rIdkkyon8ghgonwgjixz-zi3">
               <w:r>
                 <w:rPr>
                   <w:rFonts w:ascii="Arial" w:cs="Arial" w:eastAsia="Arial" w:hAnsi="Arial"/>
@@ -23914,7 +24411,7 @@
               <w:spacing w:after="10" w:before="0"/>
               <w:ind w:left="120"/>
             </w:pPr>
-            <w:hyperlink w:history="1" r:id="rId43oikd69buznbrmrhbk9i">
+            <w:hyperlink w:history="1" r:id="rId-abndbinq4xmsnw1ogheq">
               <w:r>
                 <w:rPr>
                   <w:rFonts w:ascii="Arial" w:cs="Arial" w:eastAsia="Arial" w:hAnsi="Arial"/>
@@ -23942,6 +24439,7 @@
           </w:tcPr>
           <w:p>
             <w:pPr>
+              <w:keepNext w:val="false"/>
               <w:spacing w:after="40" w:before="0"/>
               <w:jc w:val="left"/>
             </w:pPr>
@@ -23974,6 +24472,7 @@
           </w:tcPr>
           <w:p>
             <w:pPr>
+              <w:keepNext w:val="false"/>
               <w:spacing w:after="40" w:before="0"/>
               <w:jc w:val="left"/>
             </w:pPr>
@@ -24006,6 +24505,7 @@
           </w:tcPr>
           <w:p>
             <w:pPr>
+              <w:keepNext w:val="false"/>
               <w:spacing w:after="40" w:before="0"/>
               <w:jc w:val="left"/>
             </w:pPr>
@@ -24038,6 +24538,7 @@
           </w:tcPr>
           <w:p>
             <w:pPr>
+              <w:keepNext w:val="false"/>
               <w:spacing w:after="40" w:before="0"/>
               <w:jc w:val="left"/>
             </w:pPr>
@@ -24072,6 +24573,7 @@
           </w:tcPr>
           <w:p>
             <w:pPr>
+              <w:keepNext w:val="false"/>
               <w:spacing w:after="40" w:before="0"/>
               <w:jc w:val="left"/>
             </w:pPr>
@@ -24109,7 +24611,7 @@
             <w:pPr>
               <w:spacing w:after="20" w:before="0"/>
             </w:pPr>
-            <w:hyperlink w:history="1" r:id="rIdmcfrhsecbuv6vx0fcpdjv">
+            <w:hyperlink w:history="1" r:id="rIdsnuyussjqahvhhsb_y1xm">
               <w:r>
                 <w:rPr>
                   <w:rFonts w:ascii="Arial" w:cs="Arial" w:eastAsia="Arial" w:hAnsi="Arial"/>
@@ -24142,7 +24644,7 @@
               <w:spacing w:after="10" w:before="0"/>
               <w:ind w:left="120"/>
             </w:pPr>
-            <w:hyperlink w:history="1" r:id="rIdo-1nut7wcssimkwf8uio9">
+            <w:hyperlink w:history="1" r:id="rIdqjiduz4scyw_l3puptx3_">
               <w:r>
                 <w:rPr>
                   <w:rFonts w:ascii="Arial" w:cs="Arial" w:eastAsia="Arial" w:hAnsi="Arial"/>
@@ -24187,7 +24689,7 @@
             <w:pPr>
               <w:spacing w:after="20" w:before="0"/>
             </w:pPr>
-            <w:hyperlink w:history="1" r:id="rIdfjroritz1yb0xcyn-w3tc">
+            <w:hyperlink w:history="1" r:id="rId0vj5bykklocz1qdpqzlqk">
               <w:r>
                 <w:rPr>
                   <w:rFonts w:ascii="Arial" w:cs="Arial" w:eastAsia="Arial" w:hAnsi="Arial"/>
@@ -24220,7 +24722,7 @@
               <w:spacing w:after="10" w:before="0"/>
               <w:ind w:left="120"/>
             </w:pPr>
-            <w:hyperlink w:history="1" r:id="rId2a1jpud3da7z1vp8ezmkh">
+            <w:hyperlink w:history="1" r:id="rIdxjgjv7zyih_axm63ya8x-">
               <w:r>
                 <w:rPr>
                   <w:rFonts w:ascii="Arial" w:cs="Arial" w:eastAsia="Arial" w:hAnsi="Arial"/>
@@ -24248,6 +24750,7 @@
           </w:tcPr>
           <w:p>
             <w:pPr>
+              <w:keepNext w:val="false"/>
               <w:spacing w:after="40" w:before="0"/>
               <w:jc w:val="left"/>
             </w:pPr>
@@ -24280,6 +24783,7 @@
           </w:tcPr>
           <w:p>
             <w:pPr>
+              <w:keepNext w:val="false"/>
               <w:spacing w:after="40" w:before="0"/>
               <w:jc w:val="left"/>
             </w:pPr>
@@ -24312,6 +24816,7 @@
           </w:tcPr>
           <w:p>
             <w:pPr>
+              <w:keepNext w:val="false"/>
               <w:spacing w:after="40" w:before="0"/>
               <w:jc w:val="left"/>
             </w:pPr>
@@ -24344,6 +24849,7 @@
           </w:tcPr>
           <w:p>
             <w:pPr>
+              <w:keepNext w:val="false"/>
               <w:spacing w:after="40" w:before="0"/>
               <w:jc w:val="left"/>
             </w:pPr>
@@ -24378,6 +24884,7 @@
           </w:tcPr>
           <w:p>
             <w:pPr>
+              <w:keepNext w:val="false"/>
               <w:spacing w:after="40" w:before="0"/>
               <w:jc w:val="left"/>
             </w:pPr>
@@ -24415,7 +24922,7 @@
             <w:pPr>
               <w:spacing w:after="20" w:before="0"/>
             </w:pPr>
-            <w:hyperlink w:history="1" r:id="rIdnnxstlmm15jvrlu_7qxr0">
+            <w:hyperlink w:history="1" r:id="rIdlxsw4mbjgyb5uwl6tm6xj">
               <w:r>
                 <w:rPr>
                   <w:rFonts w:ascii="Arial" w:cs="Arial" w:eastAsia="Arial" w:hAnsi="Arial"/>
@@ -24448,7 +24955,7 @@
               <w:spacing w:after="10" w:before="0"/>
               <w:ind w:left="120"/>
             </w:pPr>
-            <w:hyperlink w:history="1" r:id="rIdwzoqi1bw2zf7qw5ydcaj0">
+            <w:hyperlink w:history="1" r:id="rIdgio3lt4w0tkd5yy6kdi0w">
               <w:r>
                 <w:rPr>
                   <w:rFonts w:ascii="Arial" w:cs="Arial" w:eastAsia="Arial" w:hAnsi="Arial"/>
@@ -24493,7 +25000,7 @@
             <w:pPr>
               <w:spacing w:after="20" w:before="0"/>
             </w:pPr>
-            <w:hyperlink w:history="1" r:id="rIdgin6u5tpkt69u_ll8siyy">
+            <w:hyperlink w:history="1" r:id="rIddumnv8t2vkjg_rh5awymo">
               <w:r>
                 <w:rPr>
                   <w:rFonts w:ascii="Arial" w:cs="Arial" w:eastAsia="Arial" w:hAnsi="Arial"/>
@@ -24526,7 +25033,7 @@
               <w:spacing w:after="10" w:before="0"/>
               <w:ind w:left="120"/>
             </w:pPr>
-            <w:hyperlink w:history="1" r:id="rId8c0bjhw_jzwkvfaxcl5nk">
+            <w:hyperlink w:history="1" r:id="rIdw82wnriwz6ygddyzhm38s">
               <w:r>
                 <w:rPr>
                   <w:rFonts w:ascii="Arial" w:cs="Arial" w:eastAsia="Arial" w:hAnsi="Arial"/>
@@ -24554,6 +25061,7 @@
           </w:tcPr>
           <w:p>
             <w:pPr>
+              <w:keepNext w:val="false"/>
               <w:spacing w:after="40" w:before="0"/>
               <w:jc w:val="left"/>
             </w:pPr>
@@ -24586,6 +25094,7 @@
           </w:tcPr>
           <w:p>
             <w:pPr>
+              <w:keepNext w:val="false"/>
               <w:spacing w:after="40" w:before="0"/>
               <w:jc w:val="left"/>
             </w:pPr>
@@ -24618,6 +25127,7 @@
           </w:tcPr>
           <w:p>
             <w:pPr>
+              <w:keepNext w:val="false"/>
               <w:spacing w:after="40" w:before="0"/>
               <w:jc w:val="left"/>
             </w:pPr>
@@ -24650,6 +25160,7 @@
           </w:tcPr>
           <w:p>
             <w:pPr>
+              <w:keepNext w:val="false"/>
               <w:spacing w:after="40" w:before="0"/>
               <w:jc w:val="left"/>
             </w:pPr>
@@ -24684,6 +25195,7 @@
           </w:tcPr>
           <w:p>
             <w:pPr>
+              <w:keepNext w:val="false"/>
               <w:spacing w:after="40" w:before="0"/>
               <w:jc w:val="left"/>
             </w:pPr>
@@ -24721,7 +25233,7 @@
             <w:pPr>
               <w:spacing w:after="20" w:before="0"/>
             </w:pPr>
-            <w:hyperlink w:history="1" r:id="rIda2yv1zikdcvd2_bwklcim">
+            <w:hyperlink w:history="1" r:id="rIdkaz8kdglqwgm8xdgu0h_3">
               <w:r>
                 <w:rPr>
                   <w:rFonts w:ascii="Arial" w:cs="Arial" w:eastAsia="Arial" w:hAnsi="Arial"/>
@@ -24754,7 +25266,7 @@
               <w:spacing w:after="10" w:before="0"/>
               <w:ind w:left="120"/>
             </w:pPr>
-            <w:hyperlink w:history="1" r:id="rIdtixvlya3wf8nn1-dvhcn1">
+            <w:hyperlink w:history="1" r:id="rIdkxisp7evbl64h4hiabb9q">
               <w:r>
                 <w:rPr>
                   <w:rFonts w:ascii="Arial" w:cs="Arial" w:eastAsia="Arial" w:hAnsi="Arial"/>
@@ -24799,7 +25311,7 @@
             <w:pPr>
               <w:spacing w:after="20" w:before="0"/>
             </w:pPr>
-            <w:hyperlink w:history="1" r:id="rIdgg_bqmv-pi-xlfwwiqdrk">
+            <w:hyperlink w:history="1" r:id="rId2bjhdj1rmcmeky9qg3v_d">
               <w:r>
                 <w:rPr>
                   <w:rFonts w:ascii="Arial" w:cs="Arial" w:eastAsia="Arial" w:hAnsi="Arial"/>
@@ -24832,7 +25344,7 @@
               <w:spacing w:after="10" w:before="0"/>
               <w:ind w:left="120"/>
             </w:pPr>
-            <w:hyperlink w:history="1" r:id="rIdwclxl6eo7v7zf90xvehet">
+            <w:hyperlink w:history="1" r:id="rIdnfuho5luwiunvcx0evvxm">
               <w:r>
                 <w:rPr>
                   <w:rFonts w:ascii="Arial" w:cs="Arial" w:eastAsia="Arial" w:hAnsi="Arial"/>
@@ -24860,6 +25372,7 @@
           </w:tcPr>
           <w:p>
             <w:pPr>
+              <w:keepNext w:val="false"/>
               <w:spacing w:after="40" w:before="0"/>
               <w:jc w:val="left"/>
             </w:pPr>
@@ -24892,6 +25405,7 @@
           </w:tcPr>
           <w:p>
             <w:pPr>
+              <w:keepNext w:val="false"/>
               <w:spacing w:after="40" w:before="0"/>
               <w:jc w:val="left"/>
             </w:pPr>
@@ -24924,6 +25438,7 @@
           </w:tcPr>
           <w:p>
             <w:pPr>
+              <w:keepNext w:val="false"/>
               <w:spacing w:after="40" w:before="0"/>
               <w:jc w:val="left"/>
             </w:pPr>
@@ -24956,6 +25471,7 @@
           </w:tcPr>
           <w:p>
             <w:pPr>
+              <w:keepNext w:val="false"/>
               <w:spacing w:after="40" w:before="0"/>
               <w:jc w:val="left"/>
             </w:pPr>
@@ -24990,6 +25506,7 @@
           </w:tcPr>
           <w:p>
             <w:pPr>
+              <w:keepNext w:val="false"/>
               <w:spacing w:after="40" w:before="0"/>
               <w:jc w:val="left"/>
             </w:pPr>
@@ -25027,7 +25544,7 @@
             <w:pPr>
               <w:spacing w:after="20" w:before="0"/>
             </w:pPr>
-            <w:hyperlink w:history="1" r:id="rIdnbcioy9jpwjeny6qkhqnf">
+            <w:hyperlink w:history="1" r:id="rIddzqrqtkhsipecvp-nxxzx">
               <w:r>
                 <w:rPr>
                   <w:rFonts w:ascii="Arial" w:cs="Arial" w:eastAsia="Arial" w:hAnsi="Arial"/>
@@ -25060,7 +25577,7 @@
               <w:spacing w:after="10" w:before="0"/>
               <w:ind w:left="120"/>
             </w:pPr>
-            <w:hyperlink w:history="1" r:id="rIdwcutr9iulzazynyfppkvz">
+            <w:hyperlink w:history="1" r:id="rIdphn8x2amgahktnijpryjr">
               <w:r>
                 <w:rPr>
                   <w:rFonts w:ascii="Arial" w:cs="Arial" w:eastAsia="Arial" w:hAnsi="Arial"/>
@@ -25105,7 +25622,7 @@
             <w:pPr>
               <w:spacing w:after="20" w:before="0"/>
             </w:pPr>
-            <w:hyperlink w:history="1" r:id="rIdwh3zplhms6vnhblpemyk1">
+            <w:hyperlink w:history="1" r:id="rIdl8qwjlkozlthlb1ofdehn">
               <w:r>
                 <w:rPr>
                   <w:rFonts w:ascii="Arial" w:cs="Arial" w:eastAsia="Arial" w:hAnsi="Arial"/>
@@ -25138,7 +25655,7 @@
               <w:spacing w:after="10" w:before="0"/>
               <w:ind w:left="120"/>
             </w:pPr>
-            <w:hyperlink w:history="1" r:id="rIdmxv6zmigkawapamc4ps8w">
+            <w:hyperlink w:history="1" r:id="rIdtukvza9k9gcfze5zja5af">
               <w:r>
                 <w:rPr>
                   <w:rFonts w:ascii="Arial" w:cs="Arial" w:eastAsia="Arial" w:hAnsi="Arial"/>
@@ -25166,6 +25683,7 @@
           </w:tcPr>
           <w:p>
             <w:pPr>
+              <w:keepNext w:val="false"/>
               <w:spacing w:after="40" w:before="0"/>
               <w:jc w:val="left"/>
             </w:pPr>
@@ -25198,6 +25716,7 @@
           </w:tcPr>
           <w:p>
             <w:pPr>
+              <w:keepNext w:val="false"/>
               <w:spacing w:after="40" w:before="0"/>
               <w:jc w:val="left"/>
             </w:pPr>
@@ -25230,6 +25749,7 @@
           </w:tcPr>
           <w:p>
             <w:pPr>
+              <w:keepNext w:val="false"/>
               <w:spacing w:after="40" w:before="0"/>
               <w:jc w:val="left"/>
             </w:pPr>
@@ -25262,6 +25782,7 @@
           </w:tcPr>
           <w:p>
             <w:pPr>
+              <w:keepNext w:val="false"/>
               <w:spacing w:after="40" w:before="0"/>
               <w:jc w:val="left"/>
             </w:pPr>
@@ -25321,6 +25842,7 @@
           </w:tcPr>
           <w:p>
             <w:pPr>
+              <w:keepNext w:val="false"/>
               <w:spacing w:after="40" w:before="0"/>
               <w:jc w:val="center"/>
             </w:pPr>
@@ -25355,6 +25877,7 @@
           </w:tcPr>
           <w:p>
             <w:pPr>
+              <w:keepNext w:val="false"/>
               <w:spacing w:after="40" w:before="0"/>
               <w:jc w:val="left"/>
             </w:pPr>
@@ -25416,6 +25939,7 @@
           </w:tcPr>
           <w:p>
             <w:pPr>
+              <w:keepNext w:val="false"/>
               <w:spacing w:after="40" w:before="0"/>
               <w:jc w:val="center"/>
             </w:pPr>
@@ -25450,6 +25974,7 @@
           </w:tcPr>
           <w:p>
             <w:pPr>
+              <w:keepNext w:val="false"/>
               <w:spacing w:after="40" w:before="0"/>
               <w:jc w:val="left"/>
             </w:pPr>
@@ -25482,6 +26007,7 @@
           </w:tcPr>
           <w:p>
             <w:pPr>
+              <w:keepNext w:val="false"/>
               <w:spacing w:after="40" w:before="0"/>
               <w:jc w:val="left"/>
             </w:pPr>
@@ -25516,6 +26042,7 @@
           </w:tcPr>
           <w:p>
             <w:pPr>
+              <w:keepNext w:val="false"/>
               <w:spacing w:after="40" w:before="0"/>
               <w:jc w:val="left"/>
             </w:pPr>
@@ -25548,6 +26075,7 @@
           </w:tcPr>
           <w:p>
             <w:pPr>
+              <w:keepNext w:val="false"/>
               <w:spacing w:after="40" w:before="0"/>
               <w:jc w:val="left"/>
             </w:pPr>
@@ -25582,6 +26110,7 @@
           </w:tcPr>
           <w:p>
             <w:pPr>
+              <w:keepNext w:val="false"/>
               <w:spacing w:after="40" w:before="0"/>
               <w:jc w:val="left"/>
             </w:pPr>
@@ -25614,6 +26143,7 @@
           </w:tcPr>
           <w:p>
             <w:pPr>
+              <w:keepNext w:val="false"/>
               <w:spacing w:after="40" w:before="0"/>
               <w:jc w:val="left"/>
             </w:pPr>
@@ -25650,7 +26180,7 @@
         </w:rPr>
         <w:t xml:space="preserve">© 2026 SeaVuria and ARES. Aligned with KICD objectives. Developed by SeaVuria; technical implementation by ARES (with AI assistance from Claude). Licensed under </w:t>
       </w:r>
-      <w:hyperlink w:history="1" r:id="rIdp2cviwbt59fjiethvu9kc">
+      <w:hyperlink w:history="1" r:id="rId4zinxlt4a1wjo1agxmwc2">
         <w:r>
           <w:rPr>
             <w:rFonts w:ascii="Arial" w:cs="Arial" w:eastAsia="Arial" w:hAnsi="Arial"/>
@@ -25671,7 +26201,7 @@
         </w:rPr>
         <w:t xml:space="preserve"> (</w:t>
       </w:r>
-      <w:hyperlink w:history="1" r:id="rIdjbhfbnhqjusrdwo665_bk">
+      <w:hyperlink w:history="1" r:id="rIdlrszisychklvct5mzynwn">
         <w:r>
           <w:rPr>
             <w:rFonts w:ascii="Arial" w:cs="Arial" w:eastAsia="Arial" w:hAnsi="Arial"/>
@@ -25731,6 +26261,7 @@
           </w:tcPr>
           <w:p>
             <w:pPr>
+              <w:keepNext w:val="false"/>
               <w:spacing w:after="40" w:before="0"/>
               <w:jc w:val="center"/>
             </w:pPr>
@@ -25766,6 +26297,7 @@
           </w:tcPr>
           <w:p>
             <w:pPr>
+              <w:keepNext w:val="false"/>
               <w:spacing w:after="40" w:before="0"/>
               <w:jc w:val="center"/>
             </w:pPr>
@@ -25800,6 +26332,7 @@
           </w:tcPr>
           <w:p>
             <w:pPr>
+              <w:keepNext w:val="false"/>
               <w:spacing w:after="40" w:before="0"/>
               <w:jc w:val="left"/>
             </w:pPr>
@@ -25832,6 +26365,7 @@
           </w:tcPr>
           <w:p>
             <w:pPr>
+              <w:keepNext w:val="false"/>
               <w:spacing w:after="40" w:before="0"/>
               <w:jc w:val="left"/>
             </w:pPr>
@@ -25866,6 +26400,7 @@
           </w:tcPr>
           <w:p>
             <w:pPr>
+              <w:keepNext w:val="false"/>
               <w:spacing w:after="40" w:before="0"/>
               <w:jc w:val="left"/>
             </w:pPr>
@@ -25898,6 +26433,7 @@
           </w:tcPr>
           <w:p>
             <w:pPr>
+              <w:keepNext w:val="false"/>
               <w:spacing w:after="40" w:before="0"/>
               <w:jc w:val="left"/>
             </w:pPr>
@@ -25932,6 +26468,7 @@
           </w:tcPr>
           <w:p>
             <w:pPr>
+              <w:keepNext w:val="false"/>
               <w:spacing w:after="40" w:before="0"/>
               <w:jc w:val="left"/>
             </w:pPr>
@@ -25964,6 +26501,7 @@
           </w:tcPr>
           <w:p>
             <w:pPr>
+              <w:keepNext w:val="false"/>
               <w:spacing w:after="40" w:before="0"/>
               <w:jc w:val="left"/>
             </w:pPr>
@@ -25998,6 +26536,7 @@
           </w:tcPr>
           <w:p>
             <w:pPr>
+              <w:keepNext w:val="false"/>
               <w:spacing w:after="40" w:before="0"/>
               <w:jc w:val="left"/>
             </w:pPr>
@@ -26030,6 +26569,7 @@
           </w:tcPr>
           <w:p>
             <w:pPr>
+              <w:keepNext w:val="false"/>
               <w:spacing w:after="40" w:before="0"/>
               <w:jc w:val="left"/>
             </w:pPr>
@@ -26064,6 +26604,7 @@
           </w:tcPr>
           <w:p>
             <w:pPr>
+              <w:keepNext w:val="false"/>
               <w:spacing w:after="40" w:before="0"/>
               <w:jc w:val="left"/>
             </w:pPr>
@@ -26096,6 +26637,7 @@
           </w:tcPr>
           <w:p>
             <w:pPr>
+              <w:keepNext w:val="false"/>
               <w:spacing w:after="40" w:before="0"/>
               <w:jc w:val="left"/>
             </w:pPr>
@@ -26130,6 +26672,7 @@
           </w:tcPr>
           <w:p>
             <w:pPr>
+              <w:keepNext w:val="false"/>
               <w:spacing w:after="40" w:before="0"/>
               <w:jc w:val="left"/>
             </w:pPr>
@@ -26162,6 +26705,7 @@
           </w:tcPr>
           <w:p>
             <w:pPr>
+              <w:keepNext w:val="false"/>
               <w:spacing w:after="40" w:before="0"/>
               <w:jc w:val="left"/>
             </w:pPr>
@@ -26196,6 +26740,7 @@
           </w:tcPr>
           <w:p>
             <w:pPr>
+              <w:keepNext w:val="false"/>
               <w:spacing w:after="40" w:before="0"/>
               <w:jc w:val="left"/>
             </w:pPr>
@@ -26228,6 +26773,7 @@
           </w:tcPr>
           <w:p>
             <w:pPr>
+              <w:keepNext w:val="false"/>
               <w:spacing w:after="40" w:before="0"/>
               <w:jc w:val="left"/>
             </w:pPr>
@@ -26262,6 +26808,7 @@
           </w:tcPr>
           <w:p>
             <w:pPr>
+              <w:keepNext w:val="false"/>
               <w:spacing w:after="40" w:before="0"/>
               <w:jc w:val="left"/>
             </w:pPr>
@@ -26294,6 +26841,7 @@
           </w:tcPr>
           <w:p>
             <w:pPr>
+              <w:keepNext w:val="false"/>
               <w:spacing w:after="40" w:before="0"/>
               <w:jc w:val="left"/>
             </w:pPr>
@@ -26353,6 +26901,7 @@
           </w:tcPr>
           <w:p>
             <w:pPr>
+              <w:keepNext w:val="false"/>
               <w:spacing w:after="40" w:before="0"/>
               <w:jc w:val="center"/>
             </w:pPr>
@@ -26387,6 +26936,7 @@
           </w:tcPr>
           <w:p>
             <w:pPr>
+              <w:keepNext w:val="false"/>
               <w:spacing w:after="40" w:before="0"/>
               <w:jc w:val="left"/>
             </w:pPr>
@@ -26451,6 +27001,7 @@
           </w:tcPr>
           <w:p>
             <w:pPr>
+              <w:keepNext w:val="false"/>
               <w:spacing w:after="40" w:before="0"/>
               <w:jc w:val="center"/>
             </w:pPr>
@@ -26485,6 +27036,7 @@
           </w:tcPr>
           <w:p>
             <w:pPr>
+              <w:keepNext w:val="false"/>
               <w:spacing w:after="40" w:before="0"/>
               <w:jc w:val="left"/>
             </w:pPr>
@@ -26517,6 +27069,7 @@
           </w:tcPr>
           <w:p>
             <w:pPr>
+              <w:keepNext w:val="false"/>
               <w:spacing w:after="40" w:before="0"/>
               <w:jc w:val="left"/>
             </w:pPr>
@@ -26549,6 +27102,7 @@
           </w:tcPr>
           <w:p>
             <w:pPr>
+              <w:keepNext w:val="false"/>
               <w:spacing w:after="40" w:before="0"/>
               <w:jc w:val="left"/>
             </w:pPr>
@@ -26581,6 +27135,7 @@
           </w:tcPr>
           <w:p>
             <w:pPr>
+              <w:keepNext w:val="false"/>
               <w:spacing w:after="40" w:before="0"/>
               <w:jc w:val="left"/>
             </w:pPr>
@@ -26613,6 +27168,7 @@
           </w:tcPr>
           <w:p>
             <w:pPr>
+              <w:keepNext w:val="false"/>
               <w:spacing w:after="40" w:before="0"/>
               <w:jc w:val="left"/>
             </w:pPr>
@@ -26647,6 +27203,7 @@
           </w:tcPr>
           <w:p>
             <w:pPr>
+              <w:keepNext w:val="false"/>
               <w:spacing w:after="40" w:before="0"/>
               <w:jc w:val="left"/>
             </w:pPr>
@@ -26701,7 +27258,7 @@
               <w:spacing w:after="10" w:before="0"/>
               <w:ind w:left="120"/>
             </w:pPr>
-            <w:hyperlink w:history="1" r:id="rIdoijuco3hlrnp3pc9mb-ih">
+            <w:hyperlink w:history="1" r:id="rIdokae3uo4ottcapozlvo3-">
               <w:r>
                 <w:rPr>
                   <w:rFonts w:ascii="Arial" w:cs="Arial" w:eastAsia="Arial" w:hAnsi="Arial"/>
@@ -26761,7 +27318,7 @@
             <w:pPr>
               <w:spacing w:after="20" w:before="0"/>
             </w:pPr>
-            <w:hyperlink w:history="1" r:id="rIdydgjn0jhxuiuxkl2m2k7y">
+            <w:hyperlink w:history="1" r:id="rIdlieejnfugmehv3m0xc77k">
               <w:r>
                 <w:rPr>
                   <w:rFonts w:ascii="Arial" w:cs="Arial" w:eastAsia="Arial" w:hAnsi="Arial"/>
@@ -26810,7 +27367,7 @@
               <w:spacing w:after="10" w:before="0"/>
               <w:ind w:left="120"/>
             </w:pPr>
-            <w:hyperlink w:history="1" r:id="rIdqyxblg9neqetyhizahatu">
+            <w:hyperlink w:history="1" r:id="rId5uc6sytutwp1xafjbaq-2">
               <w:r>
                 <w:rPr>
                   <w:rFonts w:ascii="Arial" w:cs="Arial" w:eastAsia="Arial" w:hAnsi="Arial"/>
@@ -26838,6 +27395,7 @@
           </w:tcPr>
           <w:p>
             <w:pPr>
+              <w:keepNext w:val="false"/>
               <w:spacing w:after="40" w:before="0"/>
               <w:jc w:val="left"/>
             </w:pPr>
@@ -26870,6 +27428,7 @@
           </w:tcPr>
           <w:p>
             <w:pPr>
+              <w:keepNext w:val="false"/>
               <w:spacing w:after="40" w:before="0"/>
               <w:jc w:val="left"/>
             </w:pPr>
@@ -26902,6 +27461,7 @@
           </w:tcPr>
           <w:p>
             <w:pPr>
+              <w:keepNext w:val="false"/>
               <w:spacing w:after="40" w:before="0"/>
               <w:jc w:val="left"/>
             </w:pPr>
@@ -26934,6 +27494,7 @@
           </w:tcPr>
           <w:p>
             <w:pPr>
+              <w:keepNext w:val="false"/>
               <w:spacing w:after="40" w:before="0"/>
               <w:jc w:val="left"/>
             </w:pPr>
@@ -26968,6 +27529,7 @@
           </w:tcPr>
           <w:p>
             <w:pPr>
+              <w:keepNext w:val="false"/>
               <w:spacing w:after="40" w:before="0"/>
               <w:jc w:val="left"/>
             </w:pPr>
@@ -27022,7 +27584,7 @@
               <w:spacing w:after="10" w:before="0"/>
               <w:ind w:left="120"/>
             </w:pPr>
-            <w:hyperlink w:history="1" r:id="rIdciumpzygmyoerffwciwdf">
+            <w:hyperlink w:history="1" r:id="rIdl-mkzlh56nmrcdlkyqh6k">
               <w:r>
                 <w:rPr>
                   <w:rFonts w:ascii="Arial" w:cs="Arial" w:eastAsia="Arial" w:hAnsi="Arial"/>
@@ -27082,7 +27644,7 @@
             <w:pPr>
               <w:spacing w:after="20" w:before="0"/>
             </w:pPr>
-            <w:hyperlink w:history="1" r:id="rIdwzv5z7yhroemysjbmvg-q">
+            <w:hyperlink w:history="1" r:id="rIdj8xol40x8j7tpcezjqm9e">
               <w:r>
                 <w:rPr>
                   <w:rFonts w:ascii="Arial" w:cs="Arial" w:eastAsia="Arial" w:hAnsi="Arial"/>
@@ -27131,7 +27693,7 @@
               <w:spacing w:after="10" w:before="0"/>
               <w:ind w:left="120"/>
             </w:pPr>
-            <w:hyperlink w:history="1" r:id="rIdlcopgialb3pjowsfdhedj">
+            <w:hyperlink w:history="1" r:id="rIdeo5g4o04g2w15zy7v90ak">
               <w:r>
                 <w:rPr>
                   <w:rFonts w:ascii="Arial" w:cs="Arial" w:eastAsia="Arial" w:hAnsi="Arial"/>
@@ -27159,6 +27721,7 @@
           </w:tcPr>
           <w:p>
             <w:pPr>
+              <w:keepNext w:val="false"/>
               <w:spacing w:after="40" w:before="0"/>
               <w:jc w:val="left"/>
             </w:pPr>
@@ -27191,6 +27754,7 @@
           </w:tcPr>
           <w:p>
             <w:pPr>
+              <w:keepNext w:val="false"/>
               <w:spacing w:after="40" w:before="0"/>
               <w:jc w:val="left"/>
             </w:pPr>
@@ -27223,6 +27787,7 @@
           </w:tcPr>
           <w:p>
             <w:pPr>
+              <w:keepNext w:val="false"/>
               <w:spacing w:after="40" w:before="0"/>
               <w:jc w:val="left"/>
             </w:pPr>
@@ -27255,6 +27820,7 @@
           </w:tcPr>
           <w:p>
             <w:pPr>
+              <w:keepNext w:val="false"/>
               <w:spacing w:after="40" w:before="0"/>
               <w:jc w:val="left"/>
             </w:pPr>
@@ -27289,6 +27855,7 @@
           </w:tcPr>
           <w:p>
             <w:pPr>
+              <w:keepNext w:val="false"/>
               <w:spacing w:after="40" w:before="0"/>
               <w:jc w:val="left"/>
             </w:pPr>
@@ -27343,7 +27910,7 @@
               <w:spacing w:after="10" w:before="0"/>
               <w:ind w:left="120"/>
             </w:pPr>
-            <w:hyperlink w:history="1" r:id="rIdglxkntk41hirowaqsa9bs">
+            <w:hyperlink w:history="1" r:id="rIdtpzs1xbsyybsfsah4fue-">
               <w:r>
                 <w:rPr>
                   <w:rFonts w:ascii="Arial" w:cs="Arial" w:eastAsia="Arial" w:hAnsi="Arial"/>
@@ -27403,7 +27970,7 @@
             <w:pPr>
               <w:spacing w:after="20" w:before="0"/>
             </w:pPr>
-            <w:hyperlink w:history="1" r:id="rIdqcnsh3npa82srhyggfzjs">
+            <w:hyperlink w:history="1" r:id="rIdiddot0zsofwjxp4r4i9wu">
               <w:r>
                 <w:rPr>
                   <w:rFonts w:ascii="Arial" w:cs="Arial" w:eastAsia="Arial" w:hAnsi="Arial"/>
@@ -27452,7 +28019,7 @@
               <w:spacing w:after="10" w:before="0"/>
               <w:ind w:left="120"/>
             </w:pPr>
-            <w:hyperlink w:history="1" r:id="rId_xxnevpjml2pmdcte1z2g">
+            <w:hyperlink w:history="1" r:id="rId9ixvpeg6euz8qq7vyja_t">
               <w:r>
                 <w:rPr>
                   <w:rFonts w:ascii="Arial" w:cs="Arial" w:eastAsia="Arial" w:hAnsi="Arial"/>
@@ -27480,6 +28047,7 @@
           </w:tcPr>
           <w:p>
             <w:pPr>
+              <w:keepNext w:val="false"/>
               <w:spacing w:after="40" w:before="0"/>
               <w:jc w:val="left"/>
             </w:pPr>
@@ -27512,6 +28080,7 @@
           </w:tcPr>
           <w:p>
             <w:pPr>
+              <w:keepNext w:val="false"/>
               <w:spacing w:after="40" w:before="0"/>
               <w:jc w:val="left"/>
             </w:pPr>
@@ -27544,6 +28113,7 @@
           </w:tcPr>
           <w:p>
             <w:pPr>
+              <w:keepNext w:val="false"/>
               <w:spacing w:after="40" w:before="0"/>
               <w:jc w:val="left"/>
             </w:pPr>
@@ -27576,6 +28146,7 @@
           </w:tcPr>
           <w:p>
             <w:pPr>
+              <w:keepNext w:val="false"/>
               <w:spacing w:after="40" w:before="0"/>
               <w:jc w:val="left"/>
             </w:pPr>
@@ -27610,6 +28181,7 @@
           </w:tcPr>
           <w:p>
             <w:pPr>
+              <w:keepNext w:val="false"/>
               <w:spacing w:after="40" w:before="0"/>
               <w:jc w:val="left"/>
             </w:pPr>
@@ -27664,7 +28236,7 @@
               <w:spacing w:after="10" w:before="0"/>
               <w:ind w:left="120"/>
             </w:pPr>
-            <w:hyperlink w:history="1" r:id="rIdxdethzeln2cbjboujlcbz">
+            <w:hyperlink w:history="1" r:id="rIdtzpecnq8_yw8mn8jr_k9l">
               <w:r>
                 <w:rPr>
                   <w:rFonts w:ascii="Arial" w:cs="Arial" w:eastAsia="Arial" w:hAnsi="Arial"/>
@@ -27724,7 +28296,7 @@
             <w:pPr>
               <w:spacing w:after="20" w:before="0"/>
             </w:pPr>
-            <w:hyperlink w:history="1" r:id="rIdnkctql3dr3zi18wnim4sw">
+            <w:hyperlink w:history="1" r:id="rIdc1pi31b6skms6isdagorm">
               <w:r>
                 <w:rPr>
                   <w:rFonts w:ascii="Arial" w:cs="Arial" w:eastAsia="Arial" w:hAnsi="Arial"/>
@@ -27773,7 +28345,7 @@
               <w:spacing w:after="10" w:before="0"/>
               <w:ind w:left="120"/>
             </w:pPr>
-            <w:hyperlink w:history="1" r:id="rId8c-2m2vmw_z0kre_hwpbm">
+            <w:hyperlink w:history="1" r:id="rId9mnqk3yjb3b4q2-ubmocv">
               <w:r>
                 <w:rPr>
                   <w:rFonts w:ascii="Arial" w:cs="Arial" w:eastAsia="Arial" w:hAnsi="Arial"/>
@@ -27801,6 +28373,7 @@
           </w:tcPr>
           <w:p>
             <w:pPr>
+              <w:keepNext w:val="false"/>
               <w:spacing w:after="40" w:before="0"/>
               <w:jc w:val="left"/>
             </w:pPr>
@@ -27833,6 +28406,7 @@
           </w:tcPr>
           <w:p>
             <w:pPr>
+              <w:keepNext w:val="false"/>
               <w:spacing w:after="40" w:before="0"/>
               <w:jc w:val="left"/>
             </w:pPr>
@@ -27865,6 +28439,7 @@
           </w:tcPr>
           <w:p>
             <w:pPr>
+              <w:keepNext w:val="false"/>
               <w:spacing w:after="40" w:before="0"/>
               <w:jc w:val="left"/>
             </w:pPr>
@@ -27897,6 +28472,7 @@
           </w:tcPr>
           <w:p>
             <w:pPr>
+              <w:keepNext w:val="false"/>
               <w:spacing w:after="40" w:before="0"/>
               <w:jc w:val="left"/>
             </w:pPr>
@@ -27931,6 +28507,7 @@
           </w:tcPr>
           <w:p>
             <w:pPr>
+              <w:keepNext w:val="false"/>
               <w:spacing w:after="40" w:before="0"/>
               <w:jc w:val="left"/>
             </w:pPr>
@@ -27985,7 +28562,7 @@
               <w:spacing w:after="10" w:before="0"/>
               <w:ind w:left="120"/>
             </w:pPr>
-            <w:hyperlink w:history="1" r:id="rId-qpcv9jtbvctqpcfocvok">
+            <w:hyperlink w:history="1" r:id="rIdxd_hiq8wocpxzfdjufiij">
               <w:r>
                 <w:rPr>
                   <w:rFonts w:ascii="Arial" w:cs="Arial" w:eastAsia="Arial" w:hAnsi="Arial"/>
@@ -28045,7 +28622,7 @@
             <w:pPr>
               <w:spacing w:after="20" w:before="0"/>
             </w:pPr>
-            <w:hyperlink w:history="1" r:id="rIdin27gj3yzo5j36kjwuqa_">
+            <w:hyperlink w:history="1" r:id="rIdih9ca4eisq7yojbayli7u">
               <w:r>
                 <w:rPr>
                   <w:rFonts w:ascii="Arial" w:cs="Arial" w:eastAsia="Arial" w:hAnsi="Arial"/>
@@ -28094,7 +28671,7 @@
               <w:spacing w:after="10" w:before="0"/>
               <w:ind w:left="120"/>
             </w:pPr>
-            <w:hyperlink w:history="1" r:id="rId49tu256nkscqpubs9wejx">
+            <w:hyperlink w:history="1" r:id="rIdtqivd5_9oem5_qnylw0zs">
               <w:r>
                 <w:rPr>
                   <w:rFonts w:ascii="Arial" w:cs="Arial" w:eastAsia="Arial" w:hAnsi="Arial"/>
@@ -28122,6 +28699,7 @@
           </w:tcPr>
           <w:p>
             <w:pPr>
+              <w:keepNext w:val="false"/>
               <w:spacing w:after="40" w:before="0"/>
               <w:jc w:val="left"/>
             </w:pPr>
@@ -28154,6 +28732,7 @@
           </w:tcPr>
           <w:p>
             <w:pPr>
+              <w:keepNext w:val="false"/>
               <w:spacing w:after="40" w:before="0"/>
               <w:jc w:val="left"/>
             </w:pPr>
@@ -28186,6 +28765,7 @@
           </w:tcPr>
           <w:p>
             <w:pPr>
+              <w:keepNext w:val="false"/>
               <w:spacing w:after="40" w:before="0"/>
               <w:jc w:val="left"/>
             </w:pPr>
@@ -28218,6 +28798,7 @@
           </w:tcPr>
           <w:p>
             <w:pPr>
+              <w:keepNext w:val="false"/>
               <w:spacing w:after="40" w:before="0"/>
               <w:jc w:val="left"/>
             </w:pPr>
@@ -28277,6 +28858,7 @@
           </w:tcPr>
           <w:p>
             <w:pPr>
+              <w:keepNext w:val="false"/>
               <w:spacing w:after="40" w:before="0"/>
               <w:jc w:val="center"/>
             </w:pPr>
@@ -28311,6 +28893,7 @@
           </w:tcPr>
           <w:p>
             <w:pPr>
+              <w:keepNext w:val="false"/>
               <w:spacing w:after="40" w:before="0"/>
               <w:jc w:val="left"/>
             </w:pPr>
@@ -28372,6 +28955,7 @@
           </w:tcPr>
           <w:p>
             <w:pPr>
+              <w:keepNext w:val="false"/>
               <w:spacing w:after="40" w:before="0"/>
               <w:jc w:val="center"/>
             </w:pPr>
@@ -28406,6 +28990,7 @@
           </w:tcPr>
           <w:p>
             <w:pPr>
+              <w:keepNext w:val="false"/>
               <w:spacing w:after="40" w:before="0"/>
               <w:jc w:val="left"/>
             </w:pPr>
@@ -28438,6 +29023,7 @@
           </w:tcPr>
           <w:p>
             <w:pPr>
+              <w:keepNext w:val="false"/>
               <w:spacing w:after="40" w:before="0"/>
               <w:jc w:val="left"/>
             </w:pPr>
@@ -28472,6 +29058,7 @@
           </w:tcPr>
           <w:p>
             <w:pPr>
+              <w:keepNext w:val="false"/>
               <w:spacing w:after="40" w:before="0"/>
               <w:jc w:val="left"/>
             </w:pPr>
@@ -28504,6 +29091,7 @@
           </w:tcPr>
           <w:p>
             <w:pPr>
+              <w:keepNext w:val="false"/>
               <w:spacing w:after="40" w:before="0"/>
               <w:jc w:val="left"/>
             </w:pPr>
@@ -28538,6 +29126,7 @@
           </w:tcPr>
           <w:p>
             <w:pPr>
+              <w:keepNext w:val="false"/>
               <w:spacing w:after="40" w:before="0"/>
               <w:jc w:val="left"/>
             </w:pPr>
@@ -28570,6 +29159,7 @@
           </w:tcPr>
           <w:p>
             <w:pPr>
+              <w:keepNext w:val="false"/>
               <w:spacing w:after="40" w:before="0"/>
               <w:jc w:val="left"/>
             </w:pPr>
@@ -28606,7 +29196,7 @@
         </w:rPr>
         <w:t xml:space="preserve">© 2026 SeaVuria and ARES. Aligned with KICD objectives. Developed by SeaVuria; technical implementation by ARES (with AI assistance from Claude). Licensed under </w:t>
       </w:r>
-      <w:hyperlink w:history="1" r:id="rIdwxzgpeuit--l5a4vvpfbn">
+      <w:hyperlink w:history="1" r:id="rIdfvljsk7qbpydvyo385zdd">
         <w:r>
           <w:rPr>
             <w:rFonts w:ascii="Arial" w:cs="Arial" w:eastAsia="Arial" w:hAnsi="Arial"/>
@@ -28627,7 +29217,7 @@
         </w:rPr>
         <w:t xml:space="preserve"> (</w:t>
       </w:r>
-      <w:hyperlink w:history="1" r:id="rIdx9zb3jij0itehkkx6hu9h">
+      <w:hyperlink w:history="1" r:id="rId5mtnensl2h8nv--1cdwaf">
         <w:r>
           <w:rPr>
             <w:rFonts w:ascii="Arial" w:cs="Arial" w:eastAsia="Arial" w:hAnsi="Arial"/>
@@ -28687,6 +29277,7 @@
           </w:tcPr>
           <w:p>
             <w:pPr>
+              <w:keepNext w:val="false"/>
               <w:spacing w:after="40" w:before="0"/>
               <w:jc w:val="center"/>
             </w:pPr>
@@ -28722,6 +29313,7 @@
           </w:tcPr>
           <w:p>
             <w:pPr>
+              <w:keepNext w:val="false"/>
               <w:spacing w:after="40" w:before="0"/>
               <w:jc w:val="center"/>
             </w:pPr>
@@ -28756,6 +29348,7 @@
           </w:tcPr>
           <w:p>
             <w:pPr>
+              <w:keepNext w:val="false"/>
               <w:spacing w:after="40" w:before="0"/>
               <w:jc w:val="left"/>
             </w:pPr>
@@ -28788,6 +29381,7 @@
           </w:tcPr>
           <w:p>
             <w:pPr>
+              <w:keepNext w:val="false"/>
               <w:spacing w:after="40" w:before="0"/>
               <w:jc w:val="left"/>
             </w:pPr>
@@ -28822,6 +29416,7 @@
           </w:tcPr>
           <w:p>
             <w:pPr>
+              <w:keepNext w:val="false"/>
               <w:spacing w:after="40" w:before="0"/>
               <w:jc w:val="left"/>
             </w:pPr>
@@ -28854,6 +29449,7 @@
           </w:tcPr>
           <w:p>
             <w:pPr>
+              <w:keepNext w:val="false"/>
               <w:spacing w:after="40" w:before="0"/>
               <w:jc w:val="left"/>
             </w:pPr>
@@ -28888,6 +29484,7 @@
           </w:tcPr>
           <w:p>
             <w:pPr>
+              <w:keepNext w:val="false"/>
               <w:spacing w:after="40" w:before="0"/>
               <w:jc w:val="left"/>
             </w:pPr>
@@ -28920,6 +29517,7 @@
           </w:tcPr>
           <w:p>
             <w:pPr>
+              <w:keepNext w:val="false"/>
               <w:spacing w:after="40" w:before="0"/>
               <w:jc w:val="left"/>
             </w:pPr>
@@ -28954,6 +29552,7 @@
           </w:tcPr>
           <w:p>
             <w:pPr>
+              <w:keepNext w:val="false"/>
               <w:spacing w:after="40" w:before="0"/>
               <w:jc w:val="left"/>
             </w:pPr>
@@ -28986,6 +29585,7 @@
           </w:tcPr>
           <w:p>
             <w:pPr>
+              <w:keepNext w:val="false"/>
               <w:spacing w:after="40" w:before="0"/>
               <w:jc w:val="left"/>
             </w:pPr>
@@ -29020,6 +29620,7 @@
           </w:tcPr>
           <w:p>
             <w:pPr>
+              <w:keepNext w:val="false"/>
               <w:spacing w:after="40" w:before="0"/>
               <w:jc w:val="left"/>
             </w:pPr>
@@ -29052,6 +29653,7 @@
           </w:tcPr>
           <w:p>
             <w:pPr>
+              <w:keepNext w:val="false"/>
               <w:spacing w:after="40" w:before="0"/>
               <w:jc w:val="left"/>
             </w:pPr>
@@ -29086,6 +29688,7 @@
           </w:tcPr>
           <w:p>
             <w:pPr>
+              <w:keepNext w:val="false"/>
               <w:spacing w:after="40" w:before="0"/>
               <w:jc w:val="left"/>
             </w:pPr>
@@ -29118,6 +29721,7 @@
           </w:tcPr>
           <w:p>
             <w:pPr>
+              <w:keepNext w:val="false"/>
               <w:spacing w:after="40" w:before="0"/>
               <w:jc w:val="left"/>
             </w:pPr>
@@ -29152,6 +29756,7 @@
           </w:tcPr>
           <w:p>
             <w:pPr>
+              <w:keepNext w:val="false"/>
               <w:spacing w:after="40" w:before="0"/>
               <w:jc w:val="left"/>
             </w:pPr>
@@ -29184,6 +29789,7 @@
           </w:tcPr>
           <w:p>
             <w:pPr>
+              <w:keepNext w:val="false"/>
               <w:spacing w:after="40" w:before="0"/>
               <w:jc w:val="left"/>
             </w:pPr>
@@ -29218,6 +29824,7 @@
           </w:tcPr>
           <w:p>
             <w:pPr>
+              <w:keepNext w:val="false"/>
               <w:spacing w:after="40" w:before="0"/>
               <w:jc w:val="left"/>
             </w:pPr>
@@ -29250,6 +29857,7 @@
           </w:tcPr>
           <w:p>
             <w:pPr>
+              <w:keepNext w:val="false"/>
               <w:spacing w:after="40" w:before="0"/>
               <w:jc w:val="left"/>
             </w:pPr>
@@ -29309,6 +29917,7 @@
           </w:tcPr>
           <w:p>
             <w:pPr>
+              <w:keepNext w:val="false"/>
               <w:spacing w:after="40" w:before="0"/>
               <w:jc w:val="center"/>
             </w:pPr>
@@ -29343,6 +29952,7 @@
           </w:tcPr>
           <w:p>
             <w:pPr>
+              <w:keepNext w:val="false"/>
               <w:spacing w:after="40" w:before="0"/>
               <w:jc w:val="left"/>
             </w:pPr>
@@ -29407,6 +30017,7 @@
           </w:tcPr>
           <w:p>
             <w:pPr>
+              <w:keepNext w:val="false"/>
               <w:spacing w:after="40" w:before="0"/>
               <w:jc w:val="center"/>
             </w:pPr>
@@ -29441,6 +30052,7 @@
           </w:tcPr>
           <w:p>
             <w:pPr>
+              <w:keepNext w:val="false"/>
               <w:spacing w:after="40" w:before="0"/>
               <w:jc w:val="left"/>
             </w:pPr>
@@ -29473,6 +30085,7 @@
           </w:tcPr>
           <w:p>
             <w:pPr>
+              <w:keepNext w:val="false"/>
               <w:spacing w:after="40" w:before="0"/>
               <w:jc w:val="left"/>
             </w:pPr>
@@ -29505,6 +30118,7 @@
           </w:tcPr>
           <w:p>
             <w:pPr>
+              <w:keepNext w:val="false"/>
               <w:spacing w:after="40" w:before="0"/>
               <w:jc w:val="left"/>
             </w:pPr>
@@ -29537,6 +30151,7 @@
           </w:tcPr>
           <w:p>
             <w:pPr>
+              <w:keepNext w:val="false"/>
               <w:spacing w:after="40" w:before="0"/>
               <w:jc w:val="left"/>
             </w:pPr>
@@ -29569,6 +30184,7 @@
           </w:tcPr>
           <w:p>
             <w:pPr>
+              <w:keepNext w:val="false"/>
               <w:spacing w:after="40" w:before="0"/>
               <w:jc w:val="left"/>
             </w:pPr>
@@ -29603,6 +30219,7 @@
           </w:tcPr>
           <w:p>
             <w:pPr>
+              <w:keepNext w:val="false"/>
               <w:spacing w:after="40" w:before="0"/>
               <w:jc w:val="left"/>
             </w:pPr>
@@ -29657,7 +30274,7 @@
               <w:spacing w:after="10" w:before="0"/>
               <w:ind w:left="120"/>
             </w:pPr>
-            <w:hyperlink w:history="1" r:id="rIdydldgzjnyt6uy0zwrjsdw">
+            <w:hyperlink w:history="1" r:id="rIdoohy3fxl2of2shdpcthd3">
               <w:r>
                 <w:rPr>
                   <w:rFonts w:ascii="Arial" w:cs="Arial" w:eastAsia="Arial" w:hAnsi="Arial"/>
@@ -29734,7 +30351,7 @@
               <w:spacing w:after="10" w:before="0"/>
               <w:ind w:left="120"/>
             </w:pPr>
-            <w:hyperlink w:history="1" r:id="rId4rnbnkjtjybaseshfd3e5">
+            <w:hyperlink w:history="1" r:id="rIdwzvrxxjn4ax-ugzryesdd">
               <w:r>
                 <w:rPr>
                   <w:rFonts w:ascii="Arial" w:cs="Arial" w:eastAsia="Arial" w:hAnsi="Arial"/>
@@ -29777,6 +30394,7 @@
           </w:tcPr>
           <w:p>
             <w:pPr>
+              <w:keepNext w:val="false"/>
               <w:spacing w:after="40" w:before="0"/>
               <w:jc w:val="left"/>
             </w:pPr>
@@ -29809,6 +30427,7 @@
           </w:tcPr>
           <w:p>
             <w:pPr>
+              <w:keepNext w:val="false"/>
               <w:spacing w:after="40" w:before="0"/>
               <w:jc w:val="left"/>
             </w:pPr>
@@ -29841,6 +30460,7 @@
           </w:tcPr>
           <w:p>
             <w:pPr>
+              <w:keepNext w:val="false"/>
               <w:spacing w:after="40" w:before="0"/>
               <w:jc w:val="left"/>
             </w:pPr>
@@ -29873,6 +30493,7 @@
           </w:tcPr>
           <w:p>
             <w:pPr>
+              <w:keepNext w:val="false"/>
               <w:spacing w:after="40" w:before="0"/>
               <w:jc w:val="left"/>
             </w:pPr>
@@ -29907,6 +30528,7 @@
           </w:tcPr>
           <w:p>
             <w:pPr>
+              <w:keepNext w:val="false"/>
               <w:spacing w:after="40" w:before="0"/>
               <w:jc w:val="left"/>
             </w:pPr>
@@ -29961,7 +30583,7 @@
               <w:spacing w:after="10" w:before="0"/>
               <w:ind w:left="120"/>
             </w:pPr>
-            <w:hyperlink w:history="1" r:id="rIdcbtbg3lej504pmfxxtkrk">
+            <w:hyperlink w:history="1" r:id="rIdcldqgb3rir9oxw5oa8nti">
               <w:r>
                 <w:rPr>
                   <w:rFonts w:ascii="Arial" w:cs="Arial" w:eastAsia="Arial" w:hAnsi="Arial"/>
@@ -30038,7 +30660,7 @@
               <w:spacing w:after="10" w:before="0"/>
               <w:ind w:left="120"/>
             </w:pPr>
-            <w:hyperlink w:history="1" r:id="rIdd73dtrnf_tyr28i5ldr8d">
+            <w:hyperlink w:history="1" r:id="rIddavvqr3b6ks8ycmueuc-y">
               <w:r>
                 <w:rPr>
                   <w:rFonts w:ascii="Arial" w:cs="Arial" w:eastAsia="Arial" w:hAnsi="Arial"/>
@@ -30081,6 +30703,7 @@
           </w:tcPr>
           <w:p>
             <w:pPr>
+              <w:keepNext w:val="false"/>
               <w:spacing w:after="40" w:before="0"/>
               <w:jc w:val="left"/>
             </w:pPr>
@@ -30113,6 +30736,7 @@
           </w:tcPr>
           <w:p>
             <w:pPr>
+              <w:keepNext w:val="false"/>
               <w:spacing w:after="40" w:before="0"/>
               <w:jc w:val="left"/>
             </w:pPr>
@@ -30145,6 +30769,7 @@
           </w:tcPr>
           <w:p>
             <w:pPr>
+              <w:keepNext w:val="false"/>
               <w:spacing w:after="40" w:before="0"/>
               <w:jc w:val="left"/>
             </w:pPr>
@@ -30177,6 +30802,7 @@
           </w:tcPr>
           <w:p>
             <w:pPr>
+              <w:keepNext w:val="false"/>
               <w:spacing w:after="40" w:before="0"/>
               <w:jc w:val="left"/>
             </w:pPr>
@@ -30211,6 +30837,7 @@
           </w:tcPr>
           <w:p>
             <w:pPr>
+              <w:keepNext w:val="false"/>
               <w:spacing w:after="40" w:before="0"/>
               <w:jc w:val="left"/>
             </w:pPr>
@@ -30265,7 +30892,7 @@
               <w:spacing w:after="10" w:before="0"/>
               <w:ind w:left="120"/>
             </w:pPr>
-            <w:hyperlink w:history="1" r:id="rIdz9k71cs2fpultn_kdzkmx">
+            <w:hyperlink w:history="1" r:id="rIdlgorotswkdz5r1crszudz">
               <w:r>
                 <w:rPr>
                   <w:rFonts w:ascii="Arial" w:cs="Arial" w:eastAsia="Arial" w:hAnsi="Arial"/>
@@ -30342,7 +30969,7 @@
               <w:spacing w:after="10" w:before="0"/>
               <w:ind w:left="120"/>
             </w:pPr>
-            <w:hyperlink w:history="1" r:id="rIdscdiipfgpbcgrmj9eyr8n">
+            <w:hyperlink w:history="1" r:id="rIdfthyb2kpdtn370u43n_wj">
               <w:r>
                 <w:rPr>
                   <w:rFonts w:ascii="Arial" w:cs="Arial" w:eastAsia="Arial" w:hAnsi="Arial"/>
@@ -30385,6 +31012,7 @@
           </w:tcPr>
           <w:p>
             <w:pPr>
+              <w:keepNext w:val="false"/>
               <w:spacing w:after="40" w:before="0"/>
               <w:jc w:val="left"/>
             </w:pPr>
@@ -30417,6 +31045,7 @@
           </w:tcPr>
           <w:p>
             <w:pPr>
+              <w:keepNext w:val="false"/>
               <w:spacing w:after="40" w:before="0"/>
               <w:jc w:val="left"/>
             </w:pPr>
@@ -30449,6 +31078,7 @@
           </w:tcPr>
           <w:p>
             <w:pPr>
+              <w:keepNext w:val="false"/>
               <w:spacing w:after="40" w:before="0"/>
               <w:jc w:val="left"/>
             </w:pPr>
@@ -30481,6 +31111,7 @@
           </w:tcPr>
           <w:p>
             <w:pPr>
+              <w:keepNext w:val="false"/>
               <w:spacing w:after="40" w:before="0"/>
               <w:jc w:val="left"/>
             </w:pPr>
@@ -30515,6 +31146,7 @@
           </w:tcPr>
           <w:p>
             <w:pPr>
+              <w:keepNext w:val="false"/>
               <w:spacing w:after="40" w:before="0"/>
               <w:jc w:val="left"/>
             </w:pPr>
@@ -30569,7 +31201,7 @@
               <w:spacing w:after="10" w:before="0"/>
               <w:ind w:left="120"/>
             </w:pPr>
-            <w:hyperlink w:history="1" r:id="rId_mhmhigbkxqvghjmox9u1">
+            <w:hyperlink w:history="1" r:id="rIdvl4klhocevass-0etihd5">
               <w:r>
                 <w:rPr>
                   <w:rFonts w:ascii="Arial" w:cs="Arial" w:eastAsia="Arial" w:hAnsi="Arial"/>
@@ -30646,7 +31278,7 @@
               <w:spacing w:after="10" w:before="0"/>
               <w:ind w:left="120"/>
             </w:pPr>
-            <w:hyperlink w:history="1" r:id="rIdow4ddyscgpupcjgzhrrfk">
+            <w:hyperlink w:history="1" r:id="rIdfa2xxhnqhvaljgkmqe2qc">
               <w:r>
                 <w:rPr>
                   <w:rFonts w:ascii="Arial" w:cs="Arial" w:eastAsia="Arial" w:hAnsi="Arial"/>
@@ -30689,6 +31321,7 @@
           </w:tcPr>
           <w:p>
             <w:pPr>
+              <w:keepNext w:val="false"/>
               <w:spacing w:after="40" w:before="0"/>
               <w:jc w:val="left"/>
             </w:pPr>
@@ -30721,6 +31354,7 @@
           </w:tcPr>
           <w:p>
             <w:pPr>
+              <w:keepNext w:val="false"/>
               <w:spacing w:after="40" w:before="0"/>
               <w:jc w:val="left"/>
             </w:pPr>
@@ -30753,6 +31387,7 @@
           </w:tcPr>
           <w:p>
             <w:pPr>
+              <w:keepNext w:val="false"/>
               <w:spacing w:after="40" w:before="0"/>
               <w:jc w:val="left"/>
             </w:pPr>
@@ -30785,6 +31420,7 @@
           </w:tcPr>
           <w:p>
             <w:pPr>
+              <w:keepNext w:val="false"/>
               <w:spacing w:after="40" w:before="0"/>
               <w:jc w:val="left"/>
             </w:pPr>
@@ -30819,6 +31455,7 @@
           </w:tcPr>
           <w:p>
             <w:pPr>
+              <w:keepNext w:val="false"/>
               <w:spacing w:after="40" w:before="0"/>
               <w:jc w:val="left"/>
             </w:pPr>
@@ -30873,7 +31510,7 @@
               <w:spacing w:after="10" w:before="0"/>
               <w:ind w:left="120"/>
             </w:pPr>
-            <w:hyperlink w:history="1" r:id="rIdodkk77o3sl3w5vbvg5-p2">
+            <w:hyperlink w:history="1" r:id="rIdx20wsnn1mhhqcubsa8c4a">
               <w:r>
                 <w:rPr>
                   <w:rFonts w:ascii="Arial" w:cs="Arial" w:eastAsia="Arial" w:hAnsi="Arial"/>
@@ -30950,7 +31587,7 @@
               <w:spacing w:after="10" w:before="0"/>
               <w:ind w:left="120"/>
             </w:pPr>
-            <w:hyperlink w:history="1" r:id="rIddvwy_lmmhu73rtr0qkwoh">
+            <w:hyperlink w:history="1" r:id="rIdlxzryyyz2hp98kncptxrb">
               <w:r>
                 <w:rPr>
                   <w:rFonts w:ascii="Arial" w:cs="Arial" w:eastAsia="Arial" w:hAnsi="Arial"/>
@@ -30993,6 +31630,7 @@
           </w:tcPr>
           <w:p>
             <w:pPr>
+              <w:keepNext w:val="false"/>
               <w:spacing w:after="40" w:before="0"/>
               <w:jc w:val="left"/>
             </w:pPr>
@@ -31025,6 +31663,7 @@
           </w:tcPr>
           <w:p>
             <w:pPr>
+              <w:keepNext w:val="false"/>
               <w:spacing w:after="40" w:before="0"/>
               <w:jc w:val="left"/>
             </w:pPr>
@@ -31057,6 +31696,7 @@
           </w:tcPr>
           <w:p>
             <w:pPr>
+              <w:keepNext w:val="false"/>
               <w:spacing w:after="40" w:before="0"/>
               <w:jc w:val="left"/>
             </w:pPr>
@@ -31089,6 +31729,7 @@
           </w:tcPr>
           <w:p>
             <w:pPr>
+              <w:keepNext w:val="false"/>
               <w:spacing w:after="40" w:before="0"/>
               <w:jc w:val="left"/>
             </w:pPr>
@@ -31148,6 +31789,7 @@
           </w:tcPr>
           <w:p>
             <w:pPr>
+              <w:keepNext w:val="false"/>
               <w:spacing w:after="40" w:before="0"/>
               <w:jc w:val="center"/>
             </w:pPr>
@@ -31182,6 +31824,7 @@
           </w:tcPr>
           <w:p>
             <w:pPr>
+              <w:keepNext w:val="false"/>
               <w:spacing w:after="40" w:before="0"/>
               <w:jc w:val="left"/>
             </w:pPr>
@@ -31243,6 +31886,7 @@
           </w:tcPr>
           <w:p>
             <w:pPr>
+              <w:keepNext w:val="false"/>
               <w:spacing w:after="40" w:before="0"/>
               <w:jc w:val="center"/>
             </w:pPr>
@@ -31277,6 +31921,7 @@
           </w:tcPr>
           <w:p>
             <w:pPr>
+              <w:keepNext w:val="false"/>
               <w:spacing w:after="40" w:before="0"/>
               <w:jc w:val="left"/>
             </w:pPr>
@@ -31309,6 +31954,7 @@
           </w:tcPr>
           <w:p>
             <w:pPr>
+              <w:keepNext w:val="false"/>
               <w:spacing w:after="40" w:before="0"/>
               <w:jc w:val="left"/>
             </w:pPr>
@@ -31343,6 +31989,7 @@
           </w:tcPr>
           <w:p>
             <w:pPr>
+              <w:keepNext w:val="false"/>
               <w:spacing w:after="40" w:before="0"/>
               <w:jc w:val="left"/>
             </w:pPr>
@@ -31375,6 +32022,7 @@
           </w:tcPr>
           <w:p>
             <w:pPr>
+              <w:keepNext w:val="false"/>
               <w:spacing w:after="40" w:before="0"/>
               <w:jc w:val="left"/>
             </w:pPr>
@@ -31409,6 +32057,7 @@
           </w:tcPr>
           <w:p>
             <w:pPr>
+              <w:keepNext w:val="false"/>
               <w:spacing w:after="40" w:before="0"/>
               <w:jc w:val="left"/>
             </w:pPr>
@@ -31441,6 +32090,7 @@
           </w:tcPr>
           <w:p>
             <w:pPr>
+              <w:keepNext w:val="false"/>
               <w:spacing w:after="40" w:before="0"/>
               <w:jc w:val="left"/>
             </w:pPr>
@@ -31477,7 +32127,7 @@
         </w:rPr>
         <w:t xml:space="preserve">© 2026 SeaVuria and ARES. Aligned with KICD objectives. Developed by SeaVuria; technical implementation by ARES (with AI assistance from Claude). Licensed under </w:t>
       </w:r>
-      <w:hyperlink w:history="1" r:id="rIdr1qw17_6tseectnvvoup0">
+      <w:hyperlink w:history="1" r:id="rIdquzfvwobkljv_q_5z5kuj">
         <w:r>
           <w:rPr>
             <w:rFonts w:ascii="Arial" w:cs="Arial" w:eastAsia="Arial" w:hAnsi="Arial"/>
@@ -31498,7 +32148,7 @@
         </w:rPr>
         <w:t xml:space="preserve"> (</w:t>
       </w:r>
-      <w:hyperlink w:history="1" r:id="rIdxvfchycnkw4jrgwuxs9-f">
+      <w:hyperlink w:history="1" r:id="rIdvp_dmkigabf386fzuxqts">
         <w:r>
           <w:rPr>
             <w:rFonts w:ascii="Arial" w:cs="Arial" w:eastAsia="Arial" w:hAnsi="Arial"/>
@@ -31559,6 +32209,7 @@
           </w:tcPr>
           <w:p>
             <w:pPr>
+              <w:keepNext w:val="false"/>
               <w:spacing w:after="40" w:before="0"/>
               <w:jc w:val="center"/>
             </w:pPr>
@@ -31593,6 +32244,7 @@
           </w:tcPr>
           <w:p>
             <w:pPr>
+              <w:keepNext w:val="false"/>
               <w:spacing w:after="40" w:before="0"/>
               <w:jc w:val="left"/>
             </w:pPr>
@@ -31625,6 +32277,7 @@
           </w:tcPr>
           <w:p>
             <w:pPr>
+              <w:keepNext w:val="false"/>
               <w:spacing w:after="40" w:before="0"/>
               <w:jc w:val="left"/>
             </w:pPr>
@@ -31657,6 +32310,7 @@
           </w:tcPr>
           <w:p>
             <w:pPr>
+              <w:keepNext w:val="false"/>
               <w:spacing w:after="40" w:before="0"/>
               <w:jc w:val="left"/>
             </w:pPr>
@@ -31691,6 +32345,7 @@
           </w:tcPr>
           <w:p>
             <w:pPr>
+              <w:keepNext w:val="false"/>
               <w:spacing w:after="40" w:before="0"/>
               <w:jc w:val="left"/>
             </w:pPr>
@@ -31723,6 +32378,7 @@
           </w:tcPr>
           <w:p>
             <w:pPr>
+              <w:keepNext w:val="false"/>
               <w:spacing w:after="40" w:before="0"/>
               <w:jc w:val="left"/>
             </w:pPr>
@@ -31755,6 +32411,7 @@
           </w:tcPr>
           <w:p>
             <w:pPr>
+              <w:keepNext w:val="false"/>
               <w:spacing w:after="40" w:before="0"/>
               <w:jc w:val="left"/>
             </w:pPr>
@@ -31789,6 +32446,7 @@
           </w:tcPr>
           <w:p>
             <w:pPr>
+              <w:keepNext w:val="false"/>
               <w:spacing w:after="40" w:before="0"/>
               <w:jc w:val="left"/>
             </w:pPr>
@@ -31821,6 +32479,7 @@
           </w:tcPr>
           <w:p>
             <w:pPr>
+              <w:keepNext w:val="false"/>
               <w:spacing w:after="40" w:before="0"/>
               <w:jc w:val="left"/>
             </w:pPr>
@@ -31853,6 +32512,7 @@
           </w:tcPr>
           <w:p>
             <w:pPr>
+              <w:keepNext w:val="false"/>
               <w:spacing w:after="40" w:before="0"/>
               <w:jc w:val="left"/>
             </w:pPr>
@@ -31887,6 +32547,7 @@
           </w:tcPr>
           <w:p>
             <w:pPr>
+              <w:keepNext w:val="false"/>
               <w:spacing w:after="40" w:before="0"/>
               <w:jc w:val="left"/>
             </w:pPr>
@@ -31919,6 +32580,7 @@
           </w:tcPr>
           <w:p>
             <w:pPr>
+              <w:keepNext w:val="false"/>
               <w:spacing w:after="40" w:before="0"/>
               <w:jc w:val="left"/>
             </w:pPr>
@@ -31951,6 +32613,7 @@
           </w:tcPr>
           <w:p>
             <w:pPr>
+              <w:keepNext w:val="false"/>
               <w:spacing w:after="40" w:before="0"/>
               <w:jc w:val="left"/>
             </w:pPr>

--- a/data/outputs/v2/Grade11/Biology/Lesson_Plans/SS2.2_Growth_and_Development_in_Plants/Biology_Growth_and_Development_in_Plants_CBE_LessonSequence.docx
+++ b/data/outputs/v2/Grade11/Biology/Lesson_Plans/SS2.2_Growth_and_Development_in_Plants/Biology_Growth_and_Development_in_Plants_CBE_LessonSequence.docx
@@ -2418,7 +2418,7 @@
         </w:rPr>
         <w:t xml:space="preserve">© 2026 SeaVuria and ARES. This work is licensed under a </w:t>
       </w:r>
-      <w:hyperlink w:history="1" r:id="rIdqbhlzkodufinpnzcctcg9">
+      <w:hyperlink w:history="1" r:id="rIdlbcmztt-ykzuulwsqrivi">
         <w:r>
           <w:rPr>
             <w:rFonts w:ascii="Arial" w:cs="Arial" w:eastAsia="Arial" w:hAnsi="Arial"/>
@@ -2438,7 +2438,7 @@
         </w:rPr>
         <w:t xml:space="preserve"> (</w:t>
       </w:r>
-      <w:hyperlink w:history="1" r:id="rIdczaqkbhw_1bryptvgu0jt">
+      <w:hyperlink w:history="1" r:id="rIdu8wtrk4im4yrjxfukudn_">
         <w:r>
           <w:rPr>
             <w:rFonts w:ascii="Arial" w:cs="Arial" w:eastAsia="Arial" w:hAnsi="Arial"/>
@@ -2458,7 +2458,7 @@
         </w:rPr>
         <w:t xml:space="preserve">). To view a copy of this license, visit </w:t>
       </w:r>
-      <w:hyperlink w:history="1" r:id="rIdyf6kfixlonwpakqnntycn">
+      <w:hyperlink w:history="1" r:id="rIdoiyl9msytq8icjhmkfvds">
         <w:r>
           <w:rPr>
             <w:rFonts w:ascii="Arial" w:cs="Arial" w:eastAsia="Arial" w:hAnsi="Arial"/>
@@ -3514,7 +3514,7 @@
               <w:spacing w:after="10" w:before="0"/>
               <w:ind w:left="120"/>
             </w:pPr>
-            <w:hyperlink w:history="1" r:id="rIdlfm-pqpqnxlcx4itgv5qj">
+            <w:hyperlink w:history="1" r:id="rIdsn9bz_nv5p6xlaqskrux_">
               <w:r>
                 <w:rPr>
                   <w:rFonts w:ascii="Arial" w:cs="Arial" w:eastAsia="Arial" w:hAnsi="Arial"/>
@@ -3574,7 +3574,7 @@
             <w:pPr>
               <w:spacing w:after="20" w:before="0"/>
             </w:pPr>
-            <w:hyperlink w:history="1" r:id="rIdxt3odgxxdtyrpyzysnfj1">
+            <w:hyperlink w:history="1" r:id="rId56x6hfmdkendswnbulms1">
               <w:r>
                 <w:rPr>
                   <w:rFonts w:ascii="Arial" w:cs="Arial" w:eastAsia="Arial" w:hAnsi="Arial"/>
@@ -3623,7 +3623,7 @@
               <w:spacing w:after="10" w:before="0"/>
               <w:ind w:left="120"/>
             </w:pPr>
-            <w:hyperlink w:history="1" r:id="rIdtl3iyxc9oaag2gfeq7ta1">
+            <w:hyperlink w:history="1" r:id="rId_3l7jqg31c6tawhbranuy">
               <w:r>
                 <w:rPr>
                   <w:rFonts w:ascii="Arial" w:cs="Arial" w:eastAsia="Arial" w:hAnsi="Arial"/>
@@ -3840,7 +3840,7 @@
               <w:spacing w:after="10" w:before="0"/>
               <w:ind w:left="120"/>
             </w:pPr>
-            <w:hyperlink w:history="1" r:id="rIdiaw5ztz1hzn0l7oqy9l6x">
+            <w:hyperlink w:history="1" r:id="rIdhecc2nx_rg_ajdesjgyr6">
               <w:r>
                 <w:rPr>
                   <w:rFonts w:ascii="Arial" w:cs="Arial" w:eastAsia="Arial" w:hAnsi="Arial"/>
@@ -3900,7 +3900,7 @@
             <w:pPr>
               <w:spacing w:after="20" w:before="0"/>
             </w:pPr>
-            <w:hyperlink w:history="1" r:id="rIddpsm6dgtm61x5uimhznrr">
+            <w:hyperlink w:history="1" r:id="rId2_rg4e45hjpn64of-0a0w">
               <w:r>
                 <w:rPr>
                   <w:rFonts w:ascii="Arial" w:cs="Arial" w:eastAsia="Arial" w:hAnsi="Arial"/>
@@ -3949,7 +3949,7 @@
               <w:spacing w:after="10" w:before="0"/>
               <w:ind w:left="120"/>
             </w:pPr>
-            <w:hyperlink w:history="1" r:id="rId9fnmbcabzkxoamxr0er06">
+            <w:hyperlink w:history="1" r:id="rIdc29qhufr9ccd3lnjbewax">
               <w:r>
                 <w:rPr>
                   <w:rFonts w:ascii="Arial" w:cs="Arial" w:eastAsia="Arial" w:hAnsi="Arial"/>
@@ -4166,7 +4166,7 @@
               <w:spacing w:after="10" w:before="0"/>
               <w:ind w:left="120"/>
             </w:pPr>
-            <w:hyperlink w:history="1" r:id="rIde4brhofbwufwgb0sdsw-i">
+            <w:hyperlink w:history="1" r:id="rIdvrke2yt6ourmid94ci11x">
               <w:r>
                 <w:rPr>
                   <w:rFonts w:ascii="Arial" w:cs="Arial" w:eastAsia="Arial" w:hAnsi="Arial"/>
@@ -4226,7 +4226,7 @@
             <w:pPr>
               <w:spacing w:after="20" w:before="0"/>
             </w:pPr>
-            <w:hyperlink w:history="1" r:id="rIdwf5ena79ycepf4whn0uli">
+            <w:hyperlink w:history="1" r:id="rIdecznnid6u7ldn68yx3muk">
               <w:r>
                 <w:rPr>
                   <w:rFonts w:ascii="Arial" w:cs="Arial" w:eastAsia="Arial" w:hAnsi="Arial"/>
@@ -4275,7 +4275,7 @@
               <w:spacing w:after="10" w:before="0"/>
               <w:ind w:left="120"/>
             </w:pPr>
-            <w:hyperlink w:history="1" r:id="rIdim6sjt2jfjkwqvml25v8c">
+            <w:hyperlink w:history="1" r:id="rIdkw2nfcubkn28xjylohjg7">
               <w:r>
                 <w:rPr>
                   <w:rFonts w:ascii="Arial" w:cs="Arial" w:eastAsia="Arial" w:hAnsi="Arial"/>
@@ -4492,7 +4492,7 @@
               <w:spacing w:after="10" w:before="0"/>
               <w:ind w:left="120"/>
             </w:pPr>
-            <w:hyperlink w:history="1" r:id="rId-d8emsky1bud4nyc83thl">
+            <w:hyperlink w:history="1" r:id="rIdygl-h2kadpe3ez2sh83pd">
               <w:r>
                 <w:rPr>
                   <w:rFonts w:ascii="Arial" w:cs="Arial" w:eastAsia="Arial" w:hAnsi="Arial"/>
@@ -4552,7 +4552,7 @@
             <w:pPr>
               <w:spacing w:after="20" w:before="0"/>
             </w:pPr>
-            <w:hyperlink w:history="1" r:id="rIdctjc_wjk7olbxrbsqgfun">
+            <w:hyperlink w:history="1" r:id="rIdjw56rldcd2nvtjohtmnri">
               <w:r>
                 <w:rPr>
                   <w:rFonts w:ascii="Arial" w:cs="Arial" w:eastAsia="Arial" w:hAnsi="Arial"/>
@@ -4601,7 +4601,7 @@
               <w:spacing w:after="10" w:before="0"/>
               <w:ind w:left="120"/>
             </w:pPr>
-            <w:hyperlink w:history="1" r:id="rIdt0rhqbs8a3h103zfjs1r6">
+            <w:hyperlink w:history="1" r:id="rIdkcisajzgvxr_hy0whlki8">
               <w:r>
                 <w:rPr>
                   <w:rFonts w:ascii="Arial" w:cs="Arial" w:eastAsia="Arial" w:hAnsi="Arial"/>
@@ -4818,7 +4818,7 @@
               <w:spacing w:after="10" w:before="0"/>
               <w:ind w:left="120"/>
             </w:pPr>
-            <w:hyperlink w:history="1" r:id="rIdknuedcp3axs0fk9bikmrh">
+            <w:hyperlink w:history="1" r:id="rIdw9aynadvs-6su4rqr1q0m">
               <w:r>
                 <w:rPr>
                   <w:rFonts w:ascii="Arial" w:cs="Arial" w:eastAsia="Arial" w:hAnsi="Arial"/>
@@ -4878,7 +4878,7 @@
             <w:pPr>
               <w:spacing w:after="20" w:before="0"/>
             </w:pPr>
-            <w:hyperlink w:history="1" r:id="rIdy1woycawrmxq91astzxj7">
+            <w:hyperlink w:history="1" r:id="rIdcyelmwtem7tmc-zrgtwoc">
               <w:r>
                 <w:rPr>
                   <w:rFonts w:ascii="Arial" w:cs="Arial" w:eastAsia="Arial" w:hAnsi="Arial"/>
@@ -4927,7 +4927,7 @@
               <w:spacing w:after="10" w:before="0"/>
               <w:ind w:left="120"/>
             </w:pPr>
-            <w:hyperlink w:history="1" r:id="rIdj8-skto0-8ttwetgkghhl">
+            <w:hyperlink w:history="1" r:id="rIdhh8gle8l-fwmsxh-sckp-">
               <w:r>
                 <w:rPr>
                   <w:rFonts w:ascii="Arial" w:cs="Arial" w:eastAsia="Arial" w:hAnsi="Arial"/>
@@ -5452,7 +5452,7 @@
         </w:rPr>
         <w:t xml:space="preserve">© 2026 SeaVuria and ARES. Aligned with KICD objectives. Developed by SeaVuria; technical implementation by ARES (with AI assistance from Claude). Licensed under </w:t>
       </w:r>
-      <w:hyperlink w:history="1" r:id="rIdx1av3fftslsfokhmnea9n">
+      <w:hyperlink w:history="1" r:id="rIdrvwe-zpzczur8nglxrq2j">
         <w:r>
           <w:rPr>
             <w:rFonts w:ascii="Arial" w:cs="Arial" w:eastAsia="Arial" w:hAnsi="Arial"/>
@@ -5473,7 +5473,7 @@
         </w:rPr>
         <w:t xml:space="preserve"> (</w:t>
       </w:r>
-      <w:hyperlink w:history="1" r:id="rIdkmbtu74ij-qqaclgc8vag">
+      <w:hyperlink w:history="1" r:id="rIdbmqons9jaevwgxx0uvh3t">
         <w:r>
           <w:rPr>
             <w:rFonts w:ascii="Arial" w:cs="Arial" w:eastAsia="Arial" w:hAnsi="Arial"/>
@@ -6530,7 +6530,7 @@
               <w:spacing w:after="10" w:before="0"/>
               <w:ind w:left="120"/>
             </w:pPr>
-            <w:hyperlink w:history="1" r:id="rIdzhczdpywboy3moiuxfskj">
+            <w:hyperlink w:history="1" r:id="rIdfllif7agxgkrxwlqa1xab">
               <w:r>
                 <w:rPr>
                   <w:rFonts w:ascii="Arial" w:cs="Arial" w:eastAsia="Arial" w:hAnsi="Arial"/>
@@ -6590,7 +6590,7 @@
             <w:pPr>
               <w:spacing w:after="20" w:before="0"/>
             </w:pPr>
-            <w:hyperlink w:history="1" r:id="rIdzat-wlor4ewprh7jas_wr">
+            <w:hyperlink w:history="1" r:id="rIdseoctgvj9j7qcoaa0uvjl">
               <w:r>
                 <w:rPr>
                   <w:rFonts w:ascii="Arial" w:cs="Arial" w:eastAsia="Arial" w:hAnsi="Arial"/>
@@ -6639,7 +6639,7 @@
               <w:spacing w:after="10" w:before="0"/>
               <w:ind w:left="120"/>
             </w:pPr>
-            <w:hyperlink w:history="1" r:id="rIdkgk00yw9w0oda1t3m1ggi">
+            <w:hyperlink w:history="1" r:id="rId7ccbaiomejkxxm8qdaaur">
               <w:r>
                 <w:rPr>
                   <w:rFonts w:ascii="Arial" w:cs="Arial" w:eastAsia="Arial" w:hAnsi="Arial"/>
@@ -6856,7 +6856,7 @@
               <w:spacing w:after="10" w:before="0"/>
               <w:ind w:left="120"/>
             </w:pPr>
-            <w:hyperlink w:history="1" r:id="rIdqxfbo-4xhgjtk35iioknw">
+            <w:hyperlink w:history="1" r:id="rIdhbk8jsek5ul3o0uyan8ee">
               <w:r>
                 <w:rPr>
                   <w:rFonts w:ascii="Arial" w:cs="Arial" w:eastAsia="Arial" w:hAnsi="Arial"/>
@@ -6916,7 +6916,7 @@
             <w:pPr>
               <w:spacing w:after="20" w:before="0"/>
             </w:pPr>
-            <w:hyperlink w:history="1" r:id="rId9qr8kqjrichuhgytshzva">
+            <w:hyperlink w:history="1" r:id="rIds9ishw_e8sxhva-ossp5q">
               <w:r>
                 <w:rPr>
                   <w:rFonts w:ascii="Arial" w:cs="Arial" w:eastAsia="Arial" w:hAnsi="Arial"/>
@@ -6965,7 +6965,7 @@
               <w:spacing w:after="10" w:before="0"/>
               <w:ind w:left="120"/>
             </w:pPr>
-            <w:hyperlink w:history="1" r:id="rIdlw7w1_ggeodugpce08mni">
+            <w:hyperlink w:history="1" r:id="rIdmp8kvmhk3px1vh9i1hdip">
               <w:r>
                 <w:rPr>
                   <w:rFonts w:ascii="Arial" w:cs="Arial" w:eastAsia="Arial" w:hAnsi="Arial"/>
@@ -7182,7 +7182,7 @@
               <w:spacing w:after="10" w:before="0"/>
               <w:ind w:left="120"/>
             </w:pPr>
-            <w:hyperlink w:history="1" r:id="rIdawjn0jjormj8cqe7wno3q">
+            <w:hyperlink w:history="1" r:id="rIdrurkgij1h-ze6ljkmbzkz">
               <w:r>
                 <w:rPr>
                   <w:rFonts w:ascii="Arial" w:cs="Arial" w:eastAsia="Arial" w:hAnsi="Arial"/>
@@ -7242,7 +7242,7 @@
             <w:pPr>
               <w:spacing w:after="20" w:before="0"/>
             </w:pPr>
-            <w:hyperlink w:history="1" r:id="rIdqyx1kemskcrwfzpevhu2u">
+            <w:hyperlink w:history="1" r:id="rIdflpfhpqc0uimdeo95-5rl">
               <w:r>
                 <w:rPr>
                   <w:rFonts w:ascii="Arial" w:cs="Arial" w:eastAsia="Arial" w:hAnsi="Arial"/>
@@ -7291,7 +7291,7 @@
               <w:spacing w:after="10" w:before="0"/>
               <w:ind w:left="120"/>
             </w:pPr>
-            <w:hyperlink w:history="1" r:id="rIdg9a1oanln6vqjju0nfc3j">
+            <w:hyperlink w:history="1" r:id="rIdakc9hfad1nkatigel1fs1">
               <w:r>
                 <w:rPr>
                   <w:rFonts w:ascii="Arial" w:cs="Arial" w:eastAsia="Arial" w:hAnsi="Arial"/>
@@ -7508,7 +7508,7 @@
               <w:spacing w:after="10" w:before="0"/>
               <w:ind w:left="120"/>
             </w:pPr>
-            <w:hyperlink w:history="1" r:id="rIdht6rzsk7ar5dg2jzwgnnk">
+            <w:hyperlink w:history="1" r:id="rIdijrayrzxbvr8-ogx4hujs">
               <w:r>
                 <w:rPr>
                   <w:rFonts w:ascii="Arial" w:cs="Arial" w:eastAsia="Arial" w:hAnsi="Arial"/>
@@ -7568,7 +7568,7 @@
             <w:pPr>
               <w:spacing w:after="20" w:before="0"/>
             </w:pPr>
-            <w:hyperlink w:history="1" r:id="rIdbqyyqmesbf4x_xwgby3zq">
+            <w:hyperlink w:history="1" r:id="rId9poiotutplquwzypvi23t">
               <w:r>
                 <w:rPr>
                   <w:rFonts w:ascii="Arial" w:cs="Arial" w:eastAsia="Arial" w:hAnsi="Arial"/>
@@ -7617,7 +7617,7 @@
               <w:spacing w:after="10" w:before="0"/>
               <w:ind w:left="120"/>
             </w:pPr>
-            <w:hyperlink w:history="1" r:id="rIdq-uuwnwljjjhbcrasazl0">
+            <w:hyperlink w:history="1" r:id="rIdkqe4dz32_ztovhdtibgk0">
               <w:r>
                 <w:rPr>
                   <w:rFonts w:ascii="Arial" w:cs="Arial" w:eastAsia="Arial" w:hAnsi="Arial"/>
@@ -7834,7 +7834,7 @@
               <w:spacing w:after="10" w:before="0"/>
               <w:ind w:left="120"/>
             </w:pPr>
-            <w:hyperlink w:history="1" r:id="rIdcw36upawkzqec5dhun578">
+            <w:hyperlink w:history="1" r:id="rIdjxgdgusaqligqzo4kv-yp">
               <w:r>
                 <w:rPr>
                   <w:rFonts w:ascii="Arial" w:cs="Arial" w:eastAsia="Arial" w:hAnsi="Arial"/>
@@ -7894,7 +7894,7 @@
             <w:pPr>
               <w:spacing w:after="20" w:before="0"/>
             </w:pPr>
-            <w:hyperlink w:history="1" r:id="rIdsxryejb3fzsu0ysk2yexc">
+            <w:hyperlink w:history="1" r:id="rIdb0ts-y7fcptuxzsw-jz55">
               <w:r>
                 <w:rPr>
                   <w:rFonts w:ascii="Arial" w:cs="Arial" w:eastAsia="Arial" w:hAnsi="Arial"/>
@@ -7943,7 +7943,7 @@
               <w:spacing w:after="10" w:before="0"/>
               <w:ind w:left="120"/>
             </w:pPr>
-            <w:hyperlink w:history="1" r:id="rIdul0ljmtlctgytmpwj51jw">
+            <w:hyperlink w:history="1" r:id="rId7xidjzxk-_3xmdmyo9d5z">
               <w:r>
                 <w:rPr>
                   <w:rFonts w:ascii="Arial" w:cs="Arial" w:eastAsia="Arial" w:hAnsi="Arial"/>
@@ -8468,7 +8468,7 @@
         </w:rPr>
         <w:t xml:space="preserve">© 2026 SeaVuria and ARES. Aligned with KICD objectives. Developed by SeaVuria; technical implementation by ARES (with AI assistance from Claude). Licensed under </w:t>
       </w:r>
-      <w:hyperlink w:history="1" r:id="rIdvxgdf8jtp9aql_kepcvnl">
+      <w:hyperlink w:history="1" r:id="rIdjv6iyujezgocejihtp8tx">
         <w:r>
           <w:rPr>
             <w:rFonts w:ascii="Arial" w:cs="Arial" w:eastAsia="Arial" w:hAnsi="Arial"/>
@@ -8489,7 +8489,7 @@
         </w:rPr>
         <w:t xml:space="preserve"> (</w:t>
       </w:r>
-      <w:hyperlink w:history="1" r:id="rId0bycx9a9teokwpdshcwth">
+      <w:hyperlink w:history="1" r:id="rIddzr8ttcto4zjdxv1l2pfo">
         <w:r>
           <w:rPr>
             <w:rFonts w:ascii="Arial" w:cs="Arial" w:eastAsia="Arial" w:hAnsi="Arial"/>
@@ -9546,7 +9546,7 @@
               <w:spacing w:after="10" w:before="0"/>
               <w:ind w:left="120"/>
             </w:pPr>
-            <w:hyperlink w:history="1" r:id="rIdvhajxuwslohnkaz1xx6vz">
+            <w:hyperlink w:history="1" r:id="rIdw4y8dcfo4dh45ivuiwvlq">
               <w:r>
                 <w:rPr>
                   <w:rFonts w:ascii="Arial" w:cs="Arial" w:eastAsia="Arial" w:hAnsi="Arial"/>
@@ -9606,7 +9606,7 @@
             <w:pPr>
               <w:spacing w:after="20" w:before="0"/>
             </w:pPr>
-            <w:hyperlink w:history="1" r:id="rIdx2gwhghgnjmey4qspan7w">
+            <w:hyperlink w:history="1" r:id="rId0g9f2-vd0j_f70zr0suq0">
               <w:r>
                 <w:rPr>
                   <w:rFonts w:ascii="Arial" w:cs="Arial" w:eastAsia="Arial" w:hAnsi="Arial"/>
@@ -9639,7 +9639,7 @@
               <w:spacing w:after="10" w:before="0"/>
               <w:ind w:left="120"/>
             </w:pPr>
-            <w:hyperlink w:history="1" r:id="rIdvldbmicqpbtiphnpclvlx">
+            <w:hyperlink w:history="1" r:id="rIdvit0rtadny7xr95ezn6dr">
               <w:r>
                 <w:rPr>
                   <w:rFonts w:ascii="Arial" w:cs="Arial" w:eastAsia="Arial" w:hAnsi="Arial"/>
@@ -9856,7 +9856,7 @@
               <w:spacing w:after="10" w:before="0"/>
               <w:ind w:left="120"/>
             </w:pPr>
-            <w:hyperlink w:history="1" r:id="rIdrjewv25f79vf0a1tophbh">
+            <w:hyperlink w:history="1" r:id="rIdxuak9ya5dkfpdbpse_0gn">
               <w:r>
                 <w:rPr>
                   <w:rFonts w:ascii="Arial" w:cs="Arial" w:eastAsia="Arial" w:hAnsi="Arial"/>
@@ -9916,7 +9916,7 @@
             <w:pPr>
               <w:spacing w:after="20" w:before="0"/>
             </w:pPr>
-            <w:hyperlink w:history="1" r:id="rIdwekuyttodylmey4lbp8mr">
+            <w:hyperlink w:history="1" r:id="rIdebill9e1rva1c10wqu4cw">
               <w:r>
                 <w:rPr>
                   <w:rFonts w:ascii="Arial" w:cs="Arial" w:eastAsia="Arial" w:hAnsi="Arial"/>
@@ -9949,7 +9949,7 @@
               <w:spacing w:after="10" w:before="0"/>
               <w:ind w:left="120"/>
             </w:pPr>
-            <w:hyperlink w:history="1" r:id="rId7_wdmxobge2jt4q14m1rb">
+            <w:hyperlink w:history="1" r:id="rId88xvh6ruxwrbcb5uzongv">
               <w:r>
                 <w:rPr>
                   <w:rFonts w:ascii="Arial" w:cs="Arial" w:eastAsia="Arial" w:hAnsi="Arial"/>
@@ -10166,7 +10166,7 @@
               <w:spacing w:after="10" w:before="0"/>
               <w:ind w:left="120"/>
             </w:pPr>
-            <w:hyperlink w:history="1" r:id="rIdvimvrm4tbk0mas11ejbgr">
+            <w:hyperlink w:history="1" r:id="rIdztewf80ug3ydzxlp3wtan">
               <w:r>
                 <w:rPr>
                   <w:rFonts w:ascii="Arial" w:cs="Arial" w:eastAsia="Arial" w:hAnsi="Arial"/>
@@ -10226,7 +10226,7 @@
             <w:pPr>
               <w:spacing w:after="20" w:before="0"/>
             </w:pPr>
-            <w:hyperlink w:history="1" r:id="rIdu9yja9wxspjjzwgz3alab">
+            <w:hyperlink w:history="1" r:id="rId8n0gzhufwtqdfraafp9v_">
               <w:r>
                 <w:rPr>
                   <w:rFonts w:ascii="Arial" w:cs="Arial" w:eastAsia="Arial" w:hAnsi="Arial"/>
@@ -10275,7 +10275,7 @@
               <w:spacing w:after="10" w:before="0"/>
               <w:ind w:left="120"/>
             </w:pPr>
-            <w:hyperlink w:history="1" r:id="rIdrrbamqjiouzdlxz_j95lt">
+            <w:hyperlink w:history="1" r:id="rIdg1dntrqxyyo_btsm7y5o2">
               <w:r>
                 <w:rPr>
                   <w:rFonts w:ascii="Arial" w:cs="Arial" w:eastAsia="Arial" w:hAnsi="Arial"/>
@@ -10492,7 +10492,7 @@
               <w:spacing w:after="10" w:before="0"/>
               <w:ind w:left="120"/>
             </w:pPr>
-            <w:hyperlink w:history="1" r:id="rIdwsu1mbbz0ribguqiswlla">
+            <w:hyperlink w:history="1" r:id="rId7udr80br9fzjzrcr8deir">
               <w:r>
                 <w:rPr>
                   <w:rFonts w:ascii="Arial" w:cs="Arial" w:eastAsia="Arial" w:hAnsi="Arial"/>
@@ -10552,7 +10552,7 @@
             <w:pPr>
               <w:spacing w:after="20" w:before="0"/>
             </w:pPr>
-            <w:hyperlink w:history="1" r:id="rId2d_irjnalvw7nor5i3vsv">
+            <w:hyperlink w:history="1" r:id="rIdmskkiogaicmo-chti7bay">
               <w:r>
                 <w:rPr>
                   <w:rFonts w:ascii="Arial" w:cs="Arial" w:eastAsia="Arial" w:hAnsi="Arial"/>
@@ -10585,7 +10585,7 @@
               <w:spacing w:after="10" w:before="0"/>
               <w:ind w:left="120"/>
             </w:pPr>
-            <w:hyperlink w:history="1" r:id="rIdjygbeghpof0sh82q9jige">
+            <w:hyperlink w:history="1" r:id="rId4mxuwweobsrjftkwiffjn">
               <w:r>
                 <w:rPr>
                   <w:rFonts w:ascii="Arial" w:cs="Arial" w:eastAsia="Arial" w:hAnsi="Arial"/>
@@ -10802,7 +10802,7 @@
               <w:spacing w:after="10" w:before="0"/>
               <w:ind w:left="120"/>
             </w:pPr>
-            <w:hyperlink w:history="1" r:id="rId2fxdpqwd59_qdu91flpqz">
+            <w:hyperlink w:history="1" r:id="rId7y2-kj-r3mtngyqmerhx-">
               <w:r>
                 <w:rPr>
                   <w:rFonts w:ascii="Arial" w:cs="Arial" w:eastAsia="Arial" w:hAnsi="Arial"/>
@@ -10862,7 +10862,7 @@
             <w:pPr>
               <w:spacing w:after="20" w:before="0"/>
             </w:pPr>
-            <w:hyperlink w:history="1" r:id="rIddcj9jzurzmopttwrny9tb">
+            <w:hyperlink w:history="1" r:id="rId4g7v5bhsqub5n4z0ifbb0">
               <w:r>
                 <w:rPr>
                   <w:rFonts w:ascii="Arial" w:cs="Arial" w:eastAsia="Arial" w:hAnsi="Arial"/>
@@ -10895,7 +10895,7 @@
               <w:spacing w:after="10" w:before="0"/>
               <w:ind w:left="120"/>
             </w:pPr>
-            <w:hyperlink w:history="1" r:id="rIdgq19hffcx_dtmuu4eepy5">
+            <w:hyperlink w:history="1" r:id="rIdvqlyvswjilitpydpllhze">
               <w:r>
                 <w:rPr>
                   <w:rFonts w:ascii="Arial" w:cs="Arial" w:eastAsia="Arial" w:hAnsi="Arial"/>
@@ -11420,7 +11420,7 @@
         </w:rPr>
         <w:t xml:space="preserve">© 2026 SeaVuria and ARES. Aligned with KICD objectives. Developed by SeaVuria; technical implementation by ARES (with AI assistance from Claude). Licensed under </w:t>
       </w:r>
-      <w:hyperlink w:history="1" r:id="rId0xbeebftkuzxo6ohairga">
+      <w:hyperlink w:history="1" r:id="rIdfbjl-eobponorr5jrpszj">
         <w:r>
           <w:rPr>
             <w:rFonts w:ascii="Arial" w:cs="Arial" w:eastAsia="Arial" w:hAnsi="Arial"/>
@@ -11441,7 +11441,7 @@
         </w:rPr>
         <w:t xml:space="preserve"> (</w:t>
       </w:r>
-      <w:hyperlink w:history="1" r:id="rIdoph0uedx2lhlshkl5piw-">
+      <w:hyperlink w:history="1" r:id="rIdophpbridyfnsk-dlkyf85">
         <w:r>
           <w:rPr>
             <w:rFonts w:ascii="Arial" w:cs="Arial" w:eastAsia="Arial" w:hAnsi="Arial"/>
@@ -12481,7 +12481,7 @@
             <w:pPr>
               <w:spacing w:after="20" w:before="0"/>
             </w:pPr>
-            <w:hyperlink w:history="1" r:id="rIdqkuepcylyr8bsjmpriwty">
+            <w:hyperlink w:history="1" r:id="rIdem_hy8zldgalvcb-phwok">
               <w:r>
                 <w:rPr>
                   <w:rFonts w:ascii="Arial" w:cs="Arial" w:eastAsia="Arial" w:hAnsi="Arial"/>
@@ -12530,7 +12530,7 @@
               <w:spacing w:after="10" w:before="0"/>
               <w:ind w:left="120"/>
             </w:pPr>
-            <w:hyperlink w:history="1" r:id="rIdocjigpcjsrtzftmaq307s">
+            <w:hyperlink w:history="1" r:id="rIdovz2r3i4ap0_d3ve5jnoc">
               <w:r>
                 <w:rPr>
                   <w:rFonts w:ascii="Arial" w:cs="Arial" w:eastAsia="Arial" w:hAnsi="Arial"/>
@@ -12575,7 +12575,7 @@
             <w:pPr>
               <w:spacing w:after="20" w:before="0"/>
             </w:pPr>
-            <w:hyperlink w:history="1" r:id="rId800wuomprni6nvstagodl">
+            <w:hyperlink w:history="1" r:id="rIdvulx75hmrjkjm6fyi47i7">
               <w:r>
                 <w:rPr>
                   <w:rFonts w:ascii="Arial" w:cs="Arial" w:eastAsia="Arial" w:hAnsi="Arial"/>
@@ -12608,7 +12608,7 @@
               <w:spacing w:after="10" w:before="0"/>
               <w:ind w:left="120"/>
             </w:pPr>
-            <w:hyperlink w:history="1" r:id="rIdvlityevubibie1iw9a_cb">
+            <w:hyperlink w:history="1" r:id="rIdyqqe86kg1awbbmzj45mrr">
               <w:r>
                 <w:rPr>
                   <w:rFonts w:ascii="Arial" w:cs="Arial" w:eastAsia="Arial" w:hAnsi="Arial"/>
@@ -12808,7 +12808,7 @@
             <w:pPr>
               <w:spacing w:after="20" w:before="0"/>
             </w:pPr>
-            <w:hyperlink w:history="1" r:id="rId8smuee7uqh127aaingms3">
+            <w:hyperlink w:history="1" r:id="rIdghsn1t7lieuwu7bx9wdyx">
               <w:r>
                 <w:rPr>
                   <w:rFonts w:ascii="Arial" w:cs="Arial" w:eastAsia="Arial" w:hAnsi="Arial"/>
@@ -12857,7 +12857,7 @@
               <w:spacing w:after="10" w:before="0"/>
               <w:ind w:left="120"/>
             </w:pPr>
-            <w:hyperlink w:history="1" r:id="rIdt2k7-bqgl7egklwhfoa_k">
+            <w:hyperlink w:history="1" r:id="rIdger5ml2gogkr7lfgofkyh">
               <w:r>
                 <w:rPr>
                   <w:rFonts w:ascii="Arial" w:cs="Arial" w:eastAsia="Arial" w:hAnsi="Arial"/>
@@ -12902,7 +12902,7 @@
             <w:pPr>
               <w:spacing w:after="20" w:before="0"/>
             </w:pPr>
-            <w:hyperlink w:history="1" r:id="rIdx_zlark7vnktwqr8vdzmc">
+            <w:hyperlink w:history="1" r:id="rId40xptvgovhaheunxradjg">
               <w:r>
                 <w:rPr>
                   <w:rFonts w:ascii="Arial" w:cs="Arial" w:eastAsia="Arial" w:hAnsi="Arial"/>
@@ -12935,7 +12935,7 @@
               <w:spacing w:after="10" w:before="0"/>
               <w:ind w:left="120"/>
             </w:pPr>
-            <w:hyperlink w:history="1" r:id="rIdw27p8lbcwgchon9glqbeq">
+            <w:hyperlink w:history="1" r:id="rIdrck7xtoaiujdeot-dqfo7">
               <w:r>
                 <w:rPr>
                   <w:rFonts w:ascii="Arial" w:cs="Arial" w:eastAsia="Arial" w:hAnsi="Arial"/>
@@ -13135,7 +13135,7 @@
             <w:pPr>
               <w:spacing w:after="20" w:before="0"/>
             </w:pPr>
-            <w:hyperlink w:history="1" r:id="rIddrh8lkefsja81qcmporo6">
+            <w:hyperlink w:history="1" r:id="rIdnrsw77sjrug4k7ckffcjh">
               <w:r>
                 <w:rPr>
                   <w:rFonts w:ascii="Arial" w:cs="Arial" w:eastAsia="Arial" w:hAnsi="Arial"/>
@@ -13184,7 +13184,7 @@
               <w:spacing w:after="10" w:before="0"/>
               <w:ind w:left="120"/>
             </w:pPr>
-            <w:hyperlink w:history="1" r:id="rIdvmtiwikiyy0pvbnsvvfdq">
+            <w:hyperlink w:history="1" r:id="rId8aav14foubfwl3whrj1tj">
               <w:r>
                 <w:rPr>
                   <w:rFonts w:ascii="Arial" w:cs="Arial" w:eastAsia="Arial" w:hAnsi="Arial"/>
@@ -13229,7 +13229,7 @@
             <w:pPr>
               <w:spacing w:after="20" w:before="0"/>
             </w:pPr>
-            <w:hyperlink w:history="1" r:id="rIdkts1sngncertrv7lbw38k">
+            <w:hyperlink w:history="1" r:id="rIdgbnif03cza4jjfzr12u0x">
               <w:r>
                 <w:rPr>
                   <w:rFonts w:ascii="Arial" w:cs="Arial" w:eastAsia="Arial" w:hAnsi="Arial"/>
@@ -13262,7 +13262,7 @@
               <w:spacing w:after="10" w:before="0"/>
               <w:ind w:left="120"/>
             </w:pPr>
-            <w:hyperlink w:history="1" r:id="rId7hi98j0htkcyeflibmlh4">
+            <w:hyperlink w:history="1" r:id="rIdd_qnceswv1nwfqlntwdbo">
               <w:r>
                 <w:rPr>
                   <w:rFonts w:ascii="Arial" w:cs="Arial" w:eastAsia="Arial" w:hAnsi="Arial"/>
@@ -13462,7 +13462,7 @@
             <w:pPr>
               <w:spacing w:after="20" w:before="0"/>
             </w:pPr>
-            <w:hyperlink w:history="1" r:id="rId2jhacgcvgyg_oziexc8sc">
+            <w:hyperlink w:history="1" r:id="rIdk9arjmq_di7cw2kologny">
               <w:r>
                 <w:rPr>
                   <w:rFonts w:ascii="Arial" w:cs="Arial" w:eastAsia="Arial" w:hAnsi="Arial"/>
@@ -13511,7 +13511,7 @@
               <w:spacing w:after="10" w:before="0"/>
               <w:ind w:left="120"/>
             </w:pPr>
-            <w:hyperlink w:history="1" r:id="rIdtiyvxpcpcvsfawb32omve">
+            <w:hyperlink w:history="1" r:id="rIdxxkf2d_bbweqjujxzcdtf">
               <w:r>
                 <w:rPr>
                   <w:rFonts w:ascii="Arial" w:cs="Arial" w:eastAsia="Arial" w:hAnsi="Arial"/>
@@ -13556,7 +13556,7 @@
             <w:pPr>
               <w:spacing w:after="20" w:before="0"/>
             </w:pPr>
-            <w:hyperlink w:history="1" r:id="rId61btxh1pxkkzqsvxuolwz">
+            <w:hyperlink w:history="1" r:id="rIdmiiuwmlvkatsflgcdstow">
               <w:r>
                 <w:rPr>
                   <w:rFonts w:ascii="Arial" w:cs="Arial" w:eastAsia="Arial" w:hAnsi="Arial"/>
@@ -13589,7 +13589,7 @@
               <w:spacing w:after="10" w:before="0"/>
               <w:ind w:left="120"/>
             </w:pPr>
-            <w:hyperlink w:history="1" r:id="rId7vhm9msuihrgpiyhov4bd">
+            <w:hyperlink w:history="1" r:id="rIdgcilcpj21peyyetsfa_jt">
               <w:r>
                 <w:rPr>
                   <w:rFonts w:ascii="Arial" w:cs="Arial" w:eastAsia="Arial" w:hAnsi="Arial"/>
@@ -13789,7 +13789,7 @@
             <w:pPr>
               <w:spacing w:after="20" w:before="0"/>
             </w:pPr>
-            <w:hyperlink w:history="1" r:id="rIddy9ieirpjhkaujnxe58zd">
+            <w:hyperlink w:history="1" r:id="rIdkqfliulca0izepuowozpz">
               <w:r>
                 <w:rPr>
                   <w:rFonts w:ascii="Arial" w:cs="Arial" w:eastAsia="Arial" w:hAnsi="Arial"/>
@@ -13838,7 +13838,7 @@
               <w:spacing w:after="10" w:before="0"/>
               <w:ind w:left="120"/>
             </w:pPr>
-            <w:hyperlink w:history="1" r:id="rIdngcdvksm8g835cbmrfs2d">
+            <w:hyperlink w:history="1" r:id="rIdq9ep0znqcojcpwexqr9cv">
               <w:r>
                 <w:rPr>
                   <w:rFonts w:ascii="Arial" w:cs="Arial" w:eastAsia="Arial" w:hAnsi="Arial"/>
@@ -13883,7 +13883,7 @@
             <w:pPr>
               <w:spacing w:after="20" w:before="0"/>
             </w:pPr>
-            <w:hyperlink w:history="1" r:id="rId_p8ripqwhz4ab8jz-zrbi">
+            <w:hyperlink w:history="1" r:id="rId7t_kyzvrv2dbnhoctrnhu">
               <w:r>
                 <w:rPr>
                   <w:rFonts w:ascii="Arial" w:cs="Arial" w:eastAsia="Arial" w:hAnsi="Arial"/>
@@ -13916,7 +13916,7 @@
               <w:spacing w:after="10" w:before="0"/>
               <w:ind w:left="120"/>
             </w:pPr>
-            <w:hyperlink w:history="1" r:id="rIdflbtcltgxiujhjmpvorcy">
+            <w:hyperlink w:history="1" r:id="rId7afxttrv6icmdxbq0p4xv">
               <w:r>
                 <w:rPr>
                   <w:rFonts w:ascii="Arial" w:cs="Arial" w:eastAsia="Arial" w:hAnsi="Arial"/>
@@ -14441,7 +14441,7 @@
         </w:rPr>
         <w:t xml:space="preserve">© 2026 SeaVuria and ARES. Aligned with KICD objectives. Developed by SeaVuria; technical implementation by ARES (with AI assistance from Claude). Licensed under </w:t>
       </w:r>
-      <w:hyperlink w:history="1" r:id="rIdg05pjv33vxylm8cojyftd">
+      <w:hyperlink w:history="1" r:id="rId-melotlvizv5uyh3bnluk">
         <w:r>
           <w:rPr>
             <w:rFonts w:ascii="Arial" w:cs="Arial" w:eastAsia="Arial" w:hAnsi="Arial"/>
@@ -14462,7 +14462,7 @@
         </w:rPr>
         <w:t xml:space="preserve"> (</w:t>
       </w:r>
-      <w:hyperlink w:history="1" r:id="rId61mpmrwvfputug0oe0z8t">
+      <w:hyperlink w:history="1" r:id="rIdxvgusqvwvxd3jcfa8euuk">
         <w:r>
           <w:rPr>
             <w:rFonts w:ascii="Arial" w:cs="Arial" w:eastAsia="Arial" w:hAnsi="Arial"/>
@@ -15519,7 +15519,7 @@
               <w:spacing w:after="10" w:before="0"/>
               <w:ind w:left="120"/>
             </w:pPr>
-            <w:hyperlink w:history="1" r:id="rIdg9mvobucju56fxbrfgttv">
+            <w:hyperlink w:history="1" r:id="rIdyihao-tdn9uxuassqiudh">
               <w:r>
                 <w:rPr>
                   <w:rFonts w:ascii="Arial" w:cs="Arial" w:eastAsia="Arial" w:hAnsi="Arial"/>
@@ -15596,7 +15596,7 @@
               <w:spacing w:after="10" w:before="0"/>
               <w:ind w:left="120"/>
             </w:pPr>
-            <w:hyperlink w:history="1" r:id="rIdtkcwkrsizxd-oapdynqxu">
+            <w:hyperlink w:history="1" r:id="rIdsspq1m6glxsuhgcbduvig">
               <w:r>
                 <w:rPr>
                   <w:rFonts w:ascii="Arial" w:cs="Arial" w:eastAsia="Arial" w:hAnsi="Arial"/>
@@ -15828,7 +15828,7 @@
               <w:spacing w:after="10" w:before="0"/>
               <w:ind w:left="120"/>
             </w:pPr>
-            <w:hyperlink w:history="1" r:id="rId-yo2y0ja44zvi6n7gsb1d">
+            <w:hyperlink w:history="1" r:id="rIdmwu42msujxf2orxma1mbx">
               <w:r>
                 <w:rPr>
                   <w:rFonts w:ascii="Arial" w:cs="Arial" w:eastAsia="Arial" w:hAnsi="Arial"/>
@@ -15905,7 +15905,7 @@
               <w:spacing w:after="10" w:before="0"/>
               <w:ind w:left="120"/>
             </w:pPr>
-            <w:hyperlink w:history="1" r:id="rIdsownzhyquh3qxlbxnjidv">
+            <w:hyperlink w:history="1" r:id="rIdltpv5-eb7ae5e2vgzh_9u">
               <w:r>
                 <w:rPr>
                   <w:rFonts w:ascii="Arial" w:cs="Arial" w:eastAsia="Arial" w:hAnsi="Arial"/>
@@ -16137,7 +16137,7 @@
               <w:spacing w:after="10" w:before="0"/>
               <w:ind w:left="120"/>
             </w:pPr>
-            <w:hyperlink w:history="1" r:id="rIdgraxwevq0lxlcqnscmbek">
+            <w:hyperlink w:history="1" r:id="rIdmrn0rdg3atcgq2cq9wdxp">
               <w:r>
                 <w:rPr>
                   <w:rFonts w:ascii="Arial" w:cs="Arial" w:eastAsia="Arial" w:hAnsi="Arial"/>
@@ -16214,7 +16214,7 @@
               <w:spacing w:after="10" w:before="0"/>
               <w:ind w:left="120"/>
             </w:pPr>
-            <w:hyperlink w:history="1" r:id="rIdm5pmek67wxtsb1p0ln0lm">
+            <w:hyperlink w:history="1" r:id="rIdpmijwawdi-xawskfsib8c">
               <w:r>
                 <w:rPr>
                   <w:rFonts w:ascii="Arial" w:cs="Arial" w:eastAsia="Arial" w:hAnsi="Arial"/>
@@ -16446,7 +16446,7 @@
               <w:spacing w:after="10" w:before="0"/>
               <w:ind w:left="120"/>
             </w:pPr>
-            <w:hyperlink w:history="1" r:id="rIdlbczqxepsheeilisb0zrh">
+            <w:hyperlink w:history="1" r:id="rIdd3ql85dl-mxzygr-s-31j">
               <w:r>
                 <w:rPr>
                   <w:rFonts w:ascii="Arial" w:cs="Arial" w:eastAsia="Arial" w:hAnsi="Arial"/>
@@ -16523,7 +16523,7 @@
               <w:spacing w:after="10" w:before="0"/>
               <w:ind w:left="120"/>
             </w:pPr>
-            <w:hyperlink w:history="1" r:id="rId8yrfbyqgg7rpz5yejnsag">
+            <w:hyperlink w:history="1" r:id="rIdz9tr3qt3rx9kjgkpumraj">
               <w:r>
                 <w:rPr>
                   <w:rFonts w:ascii="Arial" w:cs="Arial" w:eastAsia="Arial" w:hAnsi="Arial"/>
@@ -16755,7 +16755,7 @@
               <w:spacing w:after="10" w:before="0"/>
               <w:ind w:left="120"/>
             </w:pPr>
-            <w:hyperlink w:history="1" r:id="rIde-_2qbjfyk2pbr4nnvmfw">
+            <w:hyperlink w:history="1" r:id="rIdrkeq-nz8xneyjltukwbcr">
               <w:r>
                 <w:rPr>
                   <w:rFonts w:ascii="Arial" w:cs="Arial" w:eastAsia="Arial" w:hAnsi="Arial"/>
@@ -16832,7 +16832,7 @@
               <w:spacing w:after="10" w:before="0"/>
               <w:ind w:left="120"/>
             </w:pPr>
-            <w:hyperlink w:history="1" r:id="rId7h_u1jze5iwjtxpr-wh1i">
+            <w:hyperlink w:history="1" r:id="rIdcjxru4awvfwfjbmhlajar">
               <w:r>
                 <w:rPr>
                   <w:rFonts w:ascii="Arial" w:cs="Arial" w:eastAsia="Arial" w:hAnsi="Arial"/>
@@ -17372,7 +17372,7 @@
         </w:rPr>
         <w:t xml:space="preserve">© 2026 SeaVuria and ARES. Aligned with KICD objectives. Developed by SeaVuria; technical implementation by ARES (with AI assistance from Claude). Licensed under </w:t>
       </w:r>
-      <w:hyperlink w:history="1" r:id="rIdr2iizfe0hqsbo2m-hz80d">
+      <w:hyperlink w:history="1" r:id="rId11rsg9lqbz0ax9hnz7flm">
         <w:r>
           <w:rPr>
             <w:rFonts w:ascii="Arial" w:cs="Arial" w:eastAsia="Arial" w:hAnsi="Arial"/>
@@ -17393,7 +17393,7 @@
         </w:rPr>
         <w:t xml:space="preserve"> (</w:t>
       </w:r>
-      <w:hyperlink w:history="1" r:id="rIdgpklxcawwfop_n25elocb">
+      <w:hyperlink w:history="1" r:id="rIdmdlw1g8b7arbtjesogouy">
         <w:r>
           <w:rPr>
             <w:rFonts w:ascii="Arial" w:cs="Arial" w:eastAsia="Arial" w:hAnsi="Arial"/>
@@ -18450,7 +18450,7 @@
               <w:spacing w:after="10" w:before="0"/>
               <w:ind w:left="120"/>
             </w:pPr>
-            <w:hyperlink w:history="1" r:id="rIdqtr9tmq7hzfb5smrgiejh">
+            <w:hyperlink w:history="1" r:id="rId6hyprjgci4tiqkh0vssdh">
               <w:r>
                 <w:rPr>
                   <w:rFonts w:ascii="Arial" w:cs="Arial" w:eastAsia="Arial" w:hAnsi="Arial"/>
@@ -18527,7 +18527,7 @@
               <w:spacing w:after="10" w:before="0"/>
               <w:ind w:left="120"/>
             </w:pPr>
-            <w:hyperlink w:history="1" r:id="rId8f4u_f7n5sssgtgj8jio3">
+            <w:hyperlink w:history="1" r:id="rIdfrrlsdnnebqja0ddmqznq">
               <w:r>
                 <w:rPr>
                   <w:rFonts w:ascii="Arial" w:cs="Arial" w:eastAsia="Arial" w:hAnsi="Arial"/>
@@ -18759,7 +18759,7 @@
               <w:spacing w:after="10" w:before="0"/>
               <w:ind w:left="120"/>
             </w:pPr>
-            <w:hyperlink w:history="1" r:id="rIdu_slkkymivdippdkl1c1i">
+            <w:hyperlink w:history="1" r:id="rIdwx--8lyghk34jda4t4i9m">
               <w:r>
                 <w:rPr>
                   <w:rFonts w:ascii="Arial" w:cs="Arial" w:eastAsia="Arial" w:hAnsi="Arial"/>
@@ -18836,7 +18836,7 @@
               <w:spacing w:after="10" w:before="0"/>
               <w:ind w:left="120"/>
             </w:pPr>
-            <w:hyperlink w:history="1" r:id="rIdie-q18qcyb-jqht8jx7js">
+            <w:hyperlink w:history="1" r:id="rIdysjsnwcmfxtfh3tq9wr9a">
               <w:r>
                 <w:rPr>
                   <w:rFonts w:ascii="Arial" w:cs="Arial" w:eastAsia="Arial" w:hAnsi="Arial"/>
@@ -19068,7 +19068,7 @@
               <w:spacing w:after="10" w:before="0"/>
               <w:ind w:left="120"/>
             </w:pPr>
-            <w:hyperlink w:history="1" r:id="rIdzygmtqkoqe0a6aiqv66gg">
+            <w:hyperlink w:history="1" r:id="rIddd2y6u0mgqntpgufvsris">
               <w:r>
                 <w:rPr>
                   <w:rFonts w:ascii="Arial" w:cs="Arial" w:eastAsia="Arial" w:hAnsi="Arial"/>
@@ -19145,7 +19145,7 @@
               <w:spacing w:after="10" w:before="0"/>
               <w:ind w:left="120"/>
             </w:pPr>
-            <w:hyperlink w:history="1" r:id="rIdrsv4mrhpuychmbz8eyeyn">
+            <w:hyperlink w:history="1" r:id="rIdi-txfkipnkbet5jw9-anv">
               <w:r>
                 <w:rPr>
                   <w:rFonts w:ascii="Arial" w:cs="Arial" w:eastAsia="Arial" w:hAnsi="Arial"/>
@@ -19377,7 +19377,7 @@
               <w:spacing w:after="10" w:before="0"/>
               <w:ind w:left="120"/>
             </w:pPr>
-            <w:hyperlink w:history="1" r:id="rIdcc3rzh2vplvxytgdymrym">
+            <w:hyperlink w:history="1" r:id="rIdzp9d9lkhxqvuc_arutabw">
               <w:r>
                 <w:rPr>
                   <w:rFonts w:ascii="Arial" w:cs="Arial" w:eastAsia="Arial" w:hAnsi="Arial"/>
@@ -19454,7 +19454,7 @@
               <w:spacing w:after="10" w:before="0"/>
               <w:ind w:left="120"/>
             </w:pPr>
-            <w:hyperlink w:history="1" r:id="rId_j6u8rlc5a0naiixg2l0r">
+            <w:hyperlink w:history="1" r:id="rIdzhkknhr1g2bo0ljfmn985">
               <w:r>
                 <w:rPr>
                   <w:rFonts w:ascii="Arial" w:cs="Arial" w:eastAsia="Arial" w:hAnsi="Arial"/>
@@ -19686,7 +19686,7 @@
               <w:spacing w:after="10" w:before="0"/>
               <w:ind w:left="120"/>
             </w:pPr>
-            <w:hyperlink w:history="1" r:id="rId8rw4409ceyjt0zmyss7v6">
+            <w:hyperlink w:history="1" r:id="rIdvn3wrvulvinirloiaj8kp">
               <w:r>
                 <w:rPr>
                   <w:rFonts w:ascii="Arial" w:cs="Arial" w:eastAsia="Arial" w:hAnsi="Arial"/>
@@ -19763,7 +19763,7 @@
               <w:spacing w:after="10" w:before="0"/>
               <w:ind w:left="120"/>
             </w:pPr>
-            <w:hyperlink w:history="1" r:id="rIdm77yoqsf2n2oxmzllfhtj">
+            <w:hyperlink w:history="1" r:id="rId2tq94cbaukph5g-24qjnr">
               <w:r>
                 <w:rPr>
                   <w:rFonts w:ascii="Arial" w:cs="Arial" w:eastAsia="Arial" w:hAnsi="Arial"/>
@@ -20303,7 +20303,7 @@
         </w:rPr>
         <w:t xml:space="preserve">© 2026 SeaVuria and ARES. Aligned with KICD objectives. Developed by SeaVuria; technical implementation by ARES (with AI assistance from Claude). Licensed under </w:t>
       </w:r>
-      <w:hyperlink w:history="1" r:id="rIdqqkpv9jfco0nmnrti9vfp">
+      <w:hyperlink w:history="1" r:id="rIdtk1eggdz7ls9hyxbb1ne5">
         <w:r>
           <w:rPr>
             <w:rFonts w:ascii="Arial" w:cs="Arial" w:eastAsia="Arial" w:hAnsi="Arial"/>
@@ -20324,7 +20324,7 @@
         </w:rPr>
         <w:t xml:space="preserve"> (</w:t>
       </w:r>
-      <w:hyperlink w:history="1" r:id="rIdoq4rluhi3-hiitvaqgy4t">
+      <w:hyperlink w:history="1" r:id="rIdcqgmhgnd9ayeuk-xhp4sv">
         <w:r>
           <w:rPr>
             <w:rFonts w:ascii="Arial" w:cs="Arial" w:eastAsia="Arial" w:hAnsi="Arial"/>
@@ -21381,7 +21381,7 @@
               <w:spacing w:after="10" w:before="0"/>
               <w:ind w:left="120"/>
             </w:pPr>
-            <w:hyperlink w:history="1" r:id="rIdyznzkkiecmta8timehcgp">
+            <w:hyperlink w:history="1" r:id="rIdhc9dwj0plhhsfo3pajszv">
               <w:r>
                 <w:rPr>
                   <w:rFonts w:ascii="Arial" w:cs="Arial" w:eastAsia="Arial" w:hAnsi="Arial"/>
@@ -21441,7 +21441,7 @@
             <w:pPr>
               <w:spacing w:after="20" w:before="0"/>
             </w:pPr>
-            <w:hyperlink w:history="1" r:id="rIdvtieckfwm4umuhdrqrl1y">
+            <w:hyperlink w:history="1" r:id="rIdjv1_jefcq2bbrl5eynhwk">
               <w:r>
                 <w:rPr>
                   <w:rFonts w:ascii="Arial" w:cs="Arial" w:eastAsia="Arial" w:hAnsi="Arial"/>
@@ -21474,7 +21474,7 @@
               <w:spacing w:after="10" w:before="0"/>
               <w:ind w:left="120"/>
             </w:pPr>
-            <w:hyperlink w:history="1" r:id="rIdzc6vmbywkp8ya0mhxixly">
+            <w:hyperlink w:history="1" r:id="rId47pm8gbwg65qwdiulrhug">
               <w:r>
                 <w:rPr>
                   <w:rFonts w:ascii="Arial" w:cs="Arial" w:eastAsia="Arial" w:hAnsi="Arial"/>
@@ -21691,7 +21691,7 @@
               <w:spacing w:after="10" w:before="0"/>
               <w:ind w:left="120"/>
             </w:pPr>
-            <w:hyperlink w:history="1" r:id="rIdhkyf1v3qivanlattla3kn">
+            <w:hyperlink w:history="1" r:id="rIdfxxftsqfe4maabkubwb-4">
               <w:r>
                 <w:rPr>
                   <w:rFonts w:ascii="Arial" w:cs="Arial" w:eastAsia="Arial" w:hAnsi="Arial"/>
@@ -21751,7 +21751,7 @@
             <w:pPr>
               <w:spacing w:after="20" w:before="0"/>
             </w:pPr>
-            <w:hyperlink w:history="1" r:id="rIdqlxxzece099i5203b8olg">
+            <w:hyperlink w:history="1" r:id="rIdt7rcbxoraubjymprhbpmb">
               <w:r>
                 <w:rPr>
                   <w:rFonts w:ascii="Arial" w:cs="Arial" w:eastAsia="Arial" w:hAnsi="Arial"/>
@@ -21784,7 +21784,7 @@
               <w:spacing w:after="10" w:before="0"/>
               <w:ind w:left="120"/>
             </w:pPr>
-            <w:hyperlink w:history="1" r:id="rIdcpsbckhlla4d2ntstj97a">
+            <w:hyperlink w:history="1" r:id="rIdtpn_bqxavrnat41ptrdjo">
               <w:r>
                 <w:rPr>
                   <w:rFonts w:ascii="Arial" w:cs="Arial" w:eastAsia="Arial" w:hAnsi="Arial"/>
@@ -22001,7 +22001,7 @@
               <w:spacing w:after="10" w:before="0"/>
               <w:ind w:left="120"/>
             </w:pPr>
-            <w:hyperlink w:history="1" r:id="rIdnykcxeerkgmgllzuzjd64">
+            <w:hyperlink w:history="1" r:id="rIdeeng7ofo3b8gdortljfvn">
               <w:r>
                 <w:rPr>
                   <w:rFonts w:ascii="Arial" w:cs="Arial" w:eastAsia="Arial" w:hAnsi="Arial"/>
@@ -22061,7 +22061,7 @@
             <w:pPr>
               <w:spacing w:after="20" w:before="0"/>
             </w:pPr>
-            <w:hyperlink w:history="1" r:id="rIdgsupyr09k9nrcj6jytwzo">
+            <w:hyperlink w:history="1" r:id="rIdjlnvoatnnnsnhqmpvyqhn">
               <w:r>
                 <w:rPr>
                   <w:rFonts w:ascii="Arial" w:cs="Arial" w:eastAsia="Arial" w:hAnsi="Arial"/>
@@ -22094,7 +22094,7 @@
               <w:spacing w:after="10" w:before="0"/>
               <w:ind w:left="120"/>
             </w:pPr>
-            <w:hyperlink w:history="1" r:id="rId4mcervm-qbmrtgrezhk_2">
+            <w:hyperlink w:history="1" r:id="rIdmrsom70o-smhx8txnkde7">
               <w:r>
                 <w:rPr>
                   <w:rFonts w:ascii="Arial" w:cs="Arial" w:eastAsia="Arial" w:hAnsi="Arial"/>
@@ -22311,7 +22311,7 @@
               <w:spacing w:after="10" w:before="0"/>
               <w:ind w:left="120"/>
             </w:pPr>
-            <w:hyperlink w:history="1" r:id="rId85miwx2xjrp6l9zt9_iyx">
+            <w:hyperlink w:history="1" r:id="rIdddfnxqrvqngcrs7naqcke">
               <w:r>
                 <w:rPr>
                   <w:rFonts w:ascii="Arial" w:cs="Arial" w:eastAsia="Arial" w:hAnsi="Arial"/>
@@ -22371,7 +22371,7 @@
             <w:pPr>
               <w:spacing w:after="20" w:before="0"/>
             </w:pPr>
-            <w:hyperlink w:history="1" r:id="rIdithdvznwvw1pcg1aekrq9">
+            <w:hyperlink w:history="1" r:id="rIdzk33qqxmcb9holmafhdix">
               <w:r>
                 <w:rPr>
                   <w:rFonts w:ascii="Arial" w:cs="Arial" w:eastAsia="Arial" w:hAnsi="Arial"/>
@@ -22404,7 +22404,7 @@
               <w:spacing w:after="10" w:before="0"/>
               <w:ind w:left="120"/>
             </w:pPr>
-            <w:hyperlink w:history="1" r:id="rIda3apyzhxm_ntgtpmdxswp">
+            <w:hyperlink w:history="1" r:id="rIdbkb0x-yxtzgk-8nosryxv">
               <w:r>
                 <w:rPr>
                   <w:rFonts w:ascii="Arial" w:cs="Arial" w:eastAsia="Arial" w:hAnsi="Arial"/>
@@ -22621,7 +22621,7 @@
               <w:spacing w:after="10" w:before="0"/>
               <w:ind w:left="120"/>
             </w:pPr>
-            <w:hyperlink w:history="1" r:id="rIdaevyvccgqi-bmf7viaqtw">
+            <w:hyperlink w:history="1" r:id="rIdiooky44yjgdg-aiydk5z6">
               <w:r>
                 <w:rPr>
                   <w:rFonts w:ascii="Arial" w:cs="Arial" w:eastAsia="Arial" w:hAnsi="Arial"/>
@@ -22681,7 +22681,7 @@
             <w:pPr>
               <w:spacing w:after="20" w:before="0"/>
             </w:pPr>
-            <w:hyperlink w:history="1" r:id="rId3ikl1uvqazglraypl6_hv">
+            <w:hyperlink w:history="1" r:id="rIdu3rqw5xpdwwgddytug7v-">
               <w:r>
                 <w:rPr>
                   <w:rFonts w:ascii="Arial" w:cs="Arial" w:eastAsia="Arial" w:hAnsi="Arial"/>
@@ -22714,7 +22714,7 @@
               <w:spacing w:after="10" w:before="0"/>
               <w:ind w:left="120"/>
             </w:pPr>
-            <w:hyperlink w:history="1" r:id="rIdsihofzx7mhil0zrbdc4sl">
+            <w:hyperlink w:history="1" r:id="rIdiu25_ti7hpp1c2sdihcbx">
               <w:r>
                 <w:rPr>
                   <w:rFonts w:ascii="Arial" w:cs="Arial" w:eastAsia="Arial" w:hAnsi="Arial"/>
@@ -23239,7 +23239,7 @@
         </w:rPr>
         <w:t xml:space="preserve">© 2026 SeaVuria and ARES. Aligned with KICD objectives. Developed by SeaVuria; technical implementation by ARES (with AI assistance from Claude). Licensed under </w:t>
       </w:r>
-      <w:hyperlink w:history="1" r:id="rIdvgsq-s2pkzw0gn1drvpdj">
+      <w:hyperlink w:history="1" r:id="rId4q-elttqc5c4pr0-t4p4_">
         <w:r>
           <w:rPr>
             <w:rFonts w:ascii="Arial" w:cs="Arial" w:eastAsia="Arial" w:hAnsi="Arial"/>
@@ -23260,7 +23260,7 @@
         </w:rPr>
         <w:t xml:space="preserve"> (</w:t>
       </w:r>
-      <w:hyperlink w:history="1" r:id="rIduc8mnryfc6ilfpgdluy3c">
+      <w:hyperlink w:history="1" r:id="rIdn4a92i7caz3ud1rpza_ud">
         <w:r>
           <w:rPr>
             <w:rFonts w:ascii="Arial" w:cs="Arial" w:eastAsia="Arial" w:hAnsi="Arial"/>
@@ -24300,7 +24300,7 @@
             <w:pPr>
               <w:spacing w:after="20" w:before="0"/>
             </w:pPr>
-            <w:hyperlink w:history="1" r:id="rIdmialkiie5h2aiyobks0i-">
+            <w:hyperlink w:history="1" r:id="rIdkvd0arjorxm9bycgc6b1v">
               <w:r>
                 <w:rPr>
                   <w:rFonts w:ascii="Arial" w:cs="Arial" w:eastAsia="Arial" w:hAnsi="Arial"/>
@@ -24333,7 +24333,7 @@
               <w:spacing w:after="10" w:before="0"/>
               <w:ind w:left="120"/>
             </w:pPr>
-            <w:hyperlink w:history="1" r:id="rIdemcv7uhfenid284bht0jx">
+            <w:hyperlink w:history="1" r:id="rIdsavpvqow98fj4mqe75wab">
               <w:r>
                 <w:rPr>
                   <w:rFonts w:ascii="Arial" w:cs="Arial" w:eastAsia="Arial" w:hAnsi="Arial"/>
@@ -24378,7 +24378,7 @@
             <w:pPr>
               <w:spacing w:after="20" w:before="0"/>
             </w:pPr>
-            <w:hyperlink w:history="1" r:id="rIdkkyon8ghgonwgjixz-zi3">
+            <w:hyperlink w:history="1" r:id="rIdrybi_ll1il74plzdpy00q">
               <w:r>
                 <w:rPr>
                   <w:rFonts w:ascii="Arial" w:cs="Arial" w:eastAsia="Arial" w:hAnsi="Arial"/>
@@ -24411,7 +24411,7 @@
               <w:spacing w:after="10" w:before="0"/>
               <w:ind w:left="120"/>
             </w:pPr>
-            <w:hyperlink w:history="1" r:id="rId-abndbinq4xmsnw1ogheq">
+            <w:hyperlink w:history="1" r:id="rIdcv_x2b2lmzt46jsgjdvjb">
               <w:r>
                 <w:rPr>
                   <w:rFonts w:ascii="Arial" w:cs="Arial" w:eastAsia="Arial" w:hAnsi="Arial"/>
@@ -24611,7 +24611,7 @@
             <w:pPr>
               <w:spacing w:after="20" w:before="0"/>
             </w:pPr>
-            <w:hyperlink w:history="1" r:id="rIdsnuyussjqahvhhsb_y1xm">
+            <w:hyperlink w:history="1" r:id="rIdgl2znyimd1kzjvprns1ya">
               <w:r>
                 <w:rPr>
                   <w:rFonts w:ascii="Arial" w:cs="Arial" w:eastAsia="Arial" w:hAnsi="Arial"/>
@@ -24644,7 +24644,7 @@
               <w:spacing w:after="10" w:before="0"/>
               <w:ind w:left="120"/>
             </w:pPr>
-            <w:hyperlink w:history="1" r:id="rIdqjiduz4scyw_l3puptx3_">
+            <w:hyperlink w:history="1" r:id="rIdvtau95m0c6kke9qf5ufvv">
               <w:r>
                 <w:rPr>
                   <w:rFonts w:ascii="Arial" w:cs="Arial" w:eastAsia="Arial" w:hAnsi="Arial"/>
@@ -24689,7 +24689,7 @@
             <w:pPr>
               <w:spacing w:after="20" w:before="0"/>
             </w:pPr>
-            <w:hyperlink w:history="1" r:id="rId0vj5bykklocz1qdpqzlqk">
+            <w:hyperlink w:history="1" r:id="rId8ei1v5jz97albevxqsz3e">
               <w:r>
                 <w:rPr>
                   <w:rFonts w:ascii="Arial" w:cs="Arial" w:eastAsia="Arial" w:hAnsi="Arial"/>
@@ -24722,7 +24722,7 @@
               <w:spacing w:after="10" w:before="0"/>
               <w:ind w:left="120"/>
             </w:pPr>
-            <w:hyperlink w:history="1" r:id="rIdxjgjv7zyih_axm63ya8x-">
+            <w:hyperlink w:history="1" r:id="rIdacys8tiqqal3q7yo4ulfm">
               <w:r>
                 <w:rPr>
                   <w:rFonts w:ascii="Arial" w:cs="Arial" w:eastAsia="Arial" w:hAnsi="Arial"/>
@@ -24922,7 +24922,7 @@
             <w:pPr>
               <w:spacing w:after="20" w:before="0"/>
             </w:pPr>
-            <w:hyperlink w:history="1" r:id="rIdlxsw4mbjgyb5uwl6tm6xj">
+            <w:hyperlink w:history="1" r:id="rIdzdhqqvokvr5mch11nbshj">
               <w:r>
                 <w:rPr>
                   <w:rFonts w:ascii="Arial" w:cs="Arial" w:eastAsia="Arial" w:hAnsi="Arial"/>
@@ -24955,7 +24955,7 @@
               <w:spacing w:after="10" w:before="0"/>
               <w:ind w:left="120"/>
             </w:pPr>
-            <w:hyperlink w:history="1" r:id="rIdgio3lt4w0tkd5yy6kdi0w">
+            <w:hyperlink w:history="1" r:id="rId0hdu12r0ls-ixmh7xpkot">
               <w:r>
                 <w:rPr>
                   <w:rFonts w:ascii="Arial" w:cs="Arial" w:eastAsia="Arial" w:hAnsi="Arial"/>
@@ -25000,7 +25000,7 @@
             <w:pPr>
               <w:spacing w:after="20" w:before="0"/>
             </w:pPr>
-            <w:hyperlink w:history="1" r:id="rIddumnv8t2vkjg_rh5awymo">
+            <w:hyperlink w:history="1" r:id="rIdcqbjwcfpmhlc0stcjrehp">
               <w:r>
                 <w:rPr>
                   <w:rFonts w:ascii="Arial" w:cs="Arial" w:eastAsia="Arial" w:hAnsi="Arial"/>
@@ -25033,7 +25033,7 @@
               <w:spacing w:after="10" w:before="0"/>
               <w:ind w:left="120"/>
             </w:pPr>
-            <w:hyperlink w:history="1" r:id="rIdw82wnriwz6ygddyzhm38s">
+            <w:hyperlink w:history="1" r:id="rIdhxwjjlzhuaeewgg0_mtg3">
               <w:r>
                 <w:rPr>
                   <w:rFonts w:ascii="Arial" w:cs="Arial" w:eastAsia="Arial" w:hAnsi="Arial"/>
@@ -25233,7 +25233,7 @@
             <w:pPr>
               <w:spacing w:after="20" w:before="0"/>
             </w:pPr>
-            <w:hyperlink w:history="1" r:id="rIdkaz8kdglqwgm8xdgu0h_3">
+            <w:hyperlink w:history="1" r:id="rIdfnguurvantof1njocmuwd">
               <w:r>
                 <w:rPr>
                   <w:rFonts w:ascii="Arial" w:cs="Arial" w:eastAsia="Arial" w:hAnsi="Arial"/>
@@ -25266,7 +25266,7 @@
               <w:spacing w:after="10" w:before="0"/>
               <w:ind w:left="120"/>
             </w:pPr>
-            <w:hyperlink w:history="1" r:id="rIdkxisp7evbl64h4hiabb9q">
+            <w:hyperlink w:history="1" r:id="rIdexe9yq_qikoolcumho_od">
               <w:r>
                 <w:rPr>
                   <w:rFonts w:ascii="Arial" w:cs="Arial" w:eastAsia="Arial" w:hAnsi="Arial"/>
@@ -25311,7 +25311,7 @@
             <w:pPr>
               <w:spacing w:after="20" w:before="0"/>
             </w:pPr>
-            <w:hyperlink w:history="1" r:id="rId2bjhdj1rmcmeky9qg3v_d">
+            <w:hyperlink w:history="1" r:id="rIdofgol8dgcfdp0mpwx8gec">
               <w:r>
                 <w:rPr>
                   <w:rFonts w:ascii="Arial" w:cs="Arial" w:eastAsia="Arial" w:hAnsi="Arial"/>
@@ -25344,7 +25344,7 @@
               <w:spacing w:after="10" w:before="0"/>
               <w:ind w:left="120"/>
             </w:pPr>
-            <w:hyperlink w:history="1" r:id="rIdnfuho5luwiunvcx0evvxm">
+            <w:hyperlink w:history="1" r:id="rIdx6hvjggaoy3lsfdofd9ts">
               <w:r>
                 <w:rPr>
                   <w:rFonts w:ascii="Arial" w:cs="Arial" w:eastAsia="Arial" w:hAnsi="Arial"/>
@@ -25544,7 +25544,7 @@
             <w:pPr>
               <w:spacing w:after="20" w:before="0"/>
             </w:pPr>
-            <w:hyperlink w:history="1" r:id="rIddzqrqtkhsipecvp-nxxzx">
+            <w:hyperlink w:history="1" r:id="rIdymvodasszldclktfedn0m">
               <w:r>
                 <w:rPr>
                   <w:rFonts w:ascii="Arial" w:cs="Arial" w:eastAsia="Arial" w:hAnsi="Arial"/>
@@ -25577,7 +25577,7 @@
               <w:spacing w:after="10" w:before="0"/>
               <w:ind w:left="120"/>
             </w:pPr>
-            <w:hyperlink w:history="1" r:id="rIdphn8x2amgahktnijpryjr">
+            <w:hyperlink w:history="1" r:id="rId8rygkgvnufrwe3stj2yos">
               <w:r>
                 <w:rPr>
                   <w:rFonts w:ascii="Arial" w:cs="Arial" w:eastAsia="Arial" w:hAnsi="Arial"/>
@@ -25622,7 +25622,7 @@
             <w:pPr>
               <w:spacing w:after="20" w:before="0"/>
             </w:pPr>
-            <w:hyperlink w:history="1" r:id="rIdl8qwjlkozlthlb1ofdehn">
+            <w:hyperlink w:history="1" r:id="rIddsle3_yunjawqjq1vzpis">
               <w:r>
                 <w:rPr>
                   <w:rFonts w:ascii="Arial" w:cs="Arial" w:eastAsia="Arial" w:hAnsi="Arial"/>
@@ -25655,7 +25655,7 @@
               <w:spacing w:after="10" w:before="0"/>
               <w:ind w:left="120"/>
             </w:pPr>
-            <w:hyperlink w:history="1" r:id="rIdtukvza9k9gcfze5zja5af">
+            <w:hyperlink w:history="1" r:id="rIdsbt3jg1schl_n5q3y6y_9">
               <w:r>
                 <w:rPr>
                   <w:rFonts w:ascii="Arial" w:cs="Arial" w:eastAsia="Arial" w:hAnsi="Arial"/>
@@ -26180,7 +26180,7 @@
         </w:rPr>
         <w:t xml:space="preserve">© 2026 SeaVuria and ARES. Aligned with KICD objectives. Developed by SeaVuria; technical implementation by ARES (with AI assistance from Claude). Licensed under </w:t>
       </w:r>
-      <w:hyperlink w:history="1" r:id="rId4zinxlt4a1wjo1agxmwc2">
+      <w:hyperlink w:history="1" r:id="rIdzaocad5rv7bektnhlijaq">
         <w:r>
           <w:rPr>
             <w:rFonts w:ascii="Arial" w:cs="Arial" w:eastAsia="Arial" w:hAnsi="Arial"/>
@@ -26201,7 +26201,7 @@
         </w:rPr>
         <w:t xml:space="preserve"> (</w:t>
       </w:r>
-      <w:hyperlink w:history="1" r:id="rIdlrszisychklvct5mzynwn">
+      <w:hyperlink w:history="1" r:id="rIdztn_k2dbocqf7o1ovjzly">
         <w:r>
           <w:rPr>
             <w:rFonts w:ascii="Arial" w:cs="Arial" w:eastAsia="Arial" w:hAnsi="Arial"/>
@@ -27258,7 +27258,7 @@
               <w:spacing w:after="10" w:before="0"/>
               <w:ind w:left="120"/>
             </w:pPr>
-            <w:hyperlink w:history="1" r:id="rIdokae3uo4ottcapozlvo3-">
+            <w:hyperlink w:history="1" r:id="rIdeqmcsoild9pvxw8ccbk6e">
               <w:r>
                 <w:rPr>
                   <w:rFonts w:ascii="Arial" w:cs="Arial" w:eastAsia="Arial" w:hAnsi="Arial"/>
@@ -27318,7 +27318,7 @@
             <w:pPr>
               <w:spacing w:after="20" w:before="0"/>
             </w:pPr>
-            <w:hyperlink w:history="1" r:id="rIdlieejnfugmehv3m0xc77k">
+            <w:hyperlink w:history="1" r:id="rIdzcvs5iehenyubmowuvdux">
               <w:r>
                 <w:rPr>
                   <w:rFonts w:ascii="Arial" w:cs="Arial" w:eastAsia="Arial" w:hAnsi="Arial"/>
@@ -27367,7 +27367,7 @@
               <w:spacing w:after="10" w:before="0"/>
               <w:ind w:left="120"/>
             </w:pPr>
-            <w:hyperlink w:history="1" r:id="rId5uc6sytutwp1xafjbaq-2">
+            <w:hyperlink w:history="1" r:id="rIdpgxannsfl8jgb_cv3qq3n">
               <w:r>
                 <w:rPr>
                   <w:rFonts w:ascii="Arial" w:cs="Arial" w:eastAsia="Arial" w:hAnsi="Arial"/>
@@ -27584,7 +27584,7 @@
               <w:spacing w:after="10" w:before="0"/>
               <w:ind w:left="120"/>
             </w:pPr>
-            <w:hyperlink w:history="1" r:id="rIdl-mkzlh56nmrcdlkyqh6k">
+            <w:hyperlink w:history="1" r:id="rIdcao7ch6jp6zdtbzeidmny">
               <w:r>
                 <w:rPr>
                   <w:rFonts w:ascii="Arial" w:cs="Arial" w:eastAsia="Arial" w:hAnsi="Arial"/>
@@ -27644,7 +27644,7 @@
             <w:pPr>
               <w:spacing w:after="20" w:before="0"/>
             </w:pPr>
-            <w:hyperlink w:history="1" r:id="rIdj8xol40x8j7tpcezjqm9e">
+            <w:hyperlink w:history="1" r:id="rIdndowgsszqkhnkjdx_srfv">
               <w:r>
                 <w:rPr>
                   <w:rFonts w:ascii="Arial" w:cs="Arial" w:eastAsia="Arial" w:hAnsi="Arial"/>
@@ -27693,7 +27693,7 @@
               <w:spacing w:after="10" w:before="0"/>
               <w:ind w:left="120"/>
             </w:pPr>
-            <w:hyperlink w:history="1" r:id="rIdeo5g4o04g2w15zy7v90ak">
+            <w:hyperlink w:history="1" r:id="rIdvkjfyrctdu5czzsuj55ck">
               <w:r>
                 <w:rPr>
                   <w:rFonts w:ascii="Arial" w:cs="Arial" w:eastAsia="Arial" w:hAnsi="Arial"/>
@@ -27910,7 +27910,7 @@
               <w:spacing w:after="10" w:before="0"/>
               <w:ind w:left="120"/>
             </w:pPr>
-            <w:hyperlink w:history="1" r:id="rIdtpzs1xbsyybsfsah4fue-">
+            <w:hyperlink w:history="1" r:id="rIdwzqiquq8ydwsqz9pafoub">
               <w:r>
                 <w:rPr>
                   <w:rFonts w:ascii="Arial" w:cs="Arial" w:eastAsia="Arial" w:hAnsi="Arial"/>
@@ -27970,7 +27970,7 @@
             <w:pPr>
               <w:spacing w:after="20" w:before="0"/>
             </w:pPr>
-            <w:hyperlink w:history="1" r:id="rIdiddot0zsofwjxp4r4i9wu">
+            <w:hyperlink w:history="1" r:id="rIdayrxiszi8hj6ltjejvze4">
               <w:r>
                 <w:rPr>
                   <w:rFonts w:ascii="Arial" w:cs="Arial" w:eastAsia="Arial" w:hAnsi="Arial"/>
@@ -28019,7 +28019,7 @@
               <w:spacing w:after="10" w:before="0"/>
               <w:ind w:left="120"/>
             </w:pPr>
-            <w:hyperlink w:history="1" r:id="rId9ixvpeg6euz8qq7vyja_t">
+            <w:hyperlink w:history="1" r:id="rIdyn6roq5qr4dbhwihsrcgp">
               <w:r>
                 <w:rPr>
                   <w:rFonts w:ascii="Arial" w:cs="Arial" w:eastAsia="Arial" w:hAnsi="Arial"/>
@@ -28236,7 +28236,7 @@
               <w:spacing w:after="10" w:before="0"/>
               <w:ind w:left="120"/>
             </w:pPr>
-            <w:hyperlink w:history="1" r:id="rIdtzpecnq8_yw8mn8jr_k9l">
+            <w:hyperlink w:history="1" r:id="rIdz6paqeynfmywhcygk5h6a">
               <w:r>
                 <w:rPr>
                   <w:rFonts w:ascii="Arial" w:cs="Arial" w:eastAsia="Arial" w:hAnsi="Arial"/>
@@ -28296,7 +28296,7 @@
             <w:pPr>
               <w:spacing w:after="20" w:before="0"/>
             </w:pPr>
-            <w:hyperlink w:history="1" r:id="rIdc1pi31b6skms6isdagorm">
+            <w:hyperlink w:history="1" r:id="rIdjtd5socvdxbmsdmnjpfzo">
               <w:r>
                 <w:rPr>
                   <w:rFonts w:ascii="Arial" w:cs="Arial" w:eastAsia="Arial" w:hAnsi="Arial"/>
@@ -28345,7 +28345,7 @@
               <w:spacing w:after="10" w:before="0"/>
               <w:ind w:left="120"/>
             </w:pPr>
-            <w:hyperlink w:history="1" r:id="rId9mnqk3yjb3b4q2-ubmocv">
+            <w:hyperlink w:history="1" r:id="rIdw-8om9udqrdnk5flw4pre">
               <w:r>
                 <w:rPr>
                   <w:rFonts w:ascii="Arial" w:cs="Arial" w:eastAsia="Arial" w:hAnsi="Arial"/>
@@ -28562,7 +28562,7 @@
               <w:spacing w:after="10" w:before="0"/>
               <w:ind w:left="120"/>
             </w:pPr>
-            <w:hyperlink w:history="1" r:id="rIdxd_hiq8wocpxzfdjufiij">
+            <w:hyperlink w:history="1" r:id="rIdqtqkb1g07zxyyqshdzgem">
               <w:r>
                 <w:rPr>
                   <w:rFonts w:ascii="Arial" w:cs="Arial" w:eastAsia="Arial" w:hAnsi="Arial"/>
@@ -28622,7 +28622,7 @@
             <w:pPr>
               <w:spacing w:after="20" w:before="0"/>
             </w:pPr>
-            <w:hyperlink w:history="1" r:id="rIdih9ca4eisq7yojbayli7u">
+            <w:hyperlink w:history="1" r:id="rIdddzfowtqrrfpp6ddfokw6">
               <w:r>
                 <w:rPr>
                   <w:rFonts w:ascii="Arial" w:cs="Arial" w:eastAsia="Arial" w:hAnsi="Arial"/>
@@ -28671,7 +28671,7 @@
               <w:spacing w:after="10" w:before="0"/>
               <w:ind w:left="120"/>
             </w:pPr>
-            <w:hyperlink w:history="1" r:id="rIdtqivd5_9oem5_qnylw0zs">
+            <w:hyperlink w:history="1" r:id="rId3ryfjk2xn0pg02xptfvae">
               <w:r>
                 <w:rPr>
                   <w:rFonts w:ascii="Arial" w:cs="Arial" w:eastAsia="Arial" w:hAnsi="Arial"/>
@@ -29196,7 +29196,7 @@
         </w:rPr>
         <w:t xml:space="preserve">© 2026 SeaVuria and ARES. Aligned with KICD objectives. Developed by SeaVuria; technical implementation by ARES (with AI assistance from Claude). Licensed under </w:t>
       </w:r>
-      <w:hyperlink w:history="1" r:id="rIdfvljsk7qbpydvyo385zdd">
+      <w:hyperlink w:history="1" r:id="rIdofvjdmq9zoixac2pdka1u">
         <w:r>
           <w:rPr>
             <w:rFonts w:ascii="Arial" w:cs="Arial" w:eastAsia="Arial" w:hAnsi="Arial"/>
@@ -29217,7 +29217,7 @@
         </w:rPr>
         <w:t xml:space="preserve"> (</w:t>
       </w:r>
-      <w:hyperlink w:history="1" r:id="rId5mtnensl2h8nv--1cdwaf">
+      <w:hyperlink w:history="1" r:id="rIdg1-leowzhvtzfqut77es9">
         <w:r>
           <w:rPr>
             <w:rFonts w:ascii="Arial" w:cs="Arial" w:eastAsia="Arial" w:hAnsi="Arial"/>
@@ -30274,7 +30274,7 @@
               <w:spacing w:after="10" w:before="0"/>
               <w:ind w:left="120"/>
             </w:pPr>
-            <w:hyperlink w:history="1" r:id="rIdoohy3fxl2of2shdpcthd3">
+            <w:hyperlink w:history="1" r:id="rIdabfpo6dyxzvggtuo0m3do">
               <w:r>
                 <w:rPr>
                   <w:rFonts w:ascii="Arial" w:cs="Arial" w:eastAsia="Arial" w:hAnsi="Arial"/>
@@ -30351,7 +30351,7 @@
               <w:spacing w:after="10" w:before="0"/>
               <w:ind w:left="120"/>
             </w:pPr>
-            <w:hyperlink w:history="1" r:id="rIdwzvrxxjn4ax-ugzryesdd">
+            <w:hyperlink w:history="1" r:id="rIdzhog8civgiyb0dkkddhmj">
               <w:r>
                 <w:rPr>
                   <w:rFonts w:ascii="Arial" w:cs="Arial" w:eastAsia="Arial" w:hAnsi="Arial"/>
@@ -30583,7 +30583,7 @@
               <w:spacing w:after="10" w:before="0"/>
               <w:ind w:left="120"/>
             </w:pPr>
-            <w:hyperlink w:history="1" r:id="rIdcldqgb3rir9oxw5oa8nti">
+            <w:hyperlink w:history="1" r:id="rIddqa0b0ikkvsomqnyfxv4b">
               <w:r>
                 <w:rPr>
                   <w:rFonts w:ascii="Arial" w:cs="Arial" w:eastAsia="Arial" w:hAnsi="Arial"/>
@@ -30660,7 +30660,7 @@
               <w:spacing w:after="10" w:before="0"/>
               <w:ind w:left="120"/>
             </w:pPr>
-            <w:hyperlink w:history="1" r:id="rIddavvqr3b6ks8ycmueuc-y">
+            <w:hyperlink w:history="1" r:id="rIdaic79k2js6xvx9aoh9gbp">
               <w:r>
                 <w:rPr>
                   <w:rFonts w:ascii="Arial" w:cs="Arial" w:eastAsia="Arial" w:hAnsi="Arial"/>
@@ -30892,7 +30892,7 @@
               <w:spacing w:after="10" w:before="0"/>
               <w:ind w:left="120"/>
             </w:pPr>
-            <w:hyperlink w:history="1" r:id="rIdlgorotswkdz5r1crszudz">
+            <w:hyperlink w:history="1" r:id="rIdsdvpaisjprrkhavd_rmfd">
               <w:r>
                 <w:rPr>
                   <w:rFonts w:ascii="Arial" w:cs="Arial" w:eastAsia="Arial" w:hAnsi="Arial"/>
@@ -30969,7 +30969,7 @@
               <w:spacing w:after="10" w:before="0"/>
               <w:ind w:left="120"/>
             </w:pPr>
-            <w:hyperlink w:history="1" r:id="rIdfthyb2kpdtn370u43n_wj">
+            <w:hyperlink w:history="1" r:id="rIdfmysqbib7tjqgcwf7d9gh">
               <w:r>
                 <w:rPr>
                   <w:rFonts w:ascii="Arial" w:cs="Arial" w:eastAsia="Arial" w:hAnsi="Arial"/>
@@ -31201,7 +31201,7 @@
               <w:spacing w:after="10" w:before="0"/>
               <w:ind w:left="120"/>
             </w:pPr>
-            <w:hyperlink w:history="1" r:id="rIdvl4klhocevass-0etihd5">
+            <w:hyperlink w:history="1" r:id="rIdxaqz2qyvpqe0c1ukfj2zl">
               <w:r>
                 <w:rPr>
                   <w:rFonts w:ascii="Arial" w:cs="Arial" w:eastAsia="Arial" w:hAnsi="Arial"/>
@@ -31278,7 +31278,7 @@
               <w:spacing w:after="10" w:before="0"/>
               <w:ind w:left="120"/>
             </w:pPr>
-            <w:hyperlink w:history="1" r:id="rIdfa2xxhnqhvaljgkmqe2qc">
+            <w:hyperlink w:history="1" r:id="rId0ysqhqpoej9vrjospglkh">
               <w:r>
                 <w:rPr>
                   <w:rFonts w:ascii="Arial" w:cs="Arial" w:eastAsia="Arial" w:hAnsi="Arial"/>
@@ -31510,7 +31510,7 @@
               <w:spacing w:after="10" w:before="0"/>
               <w:ind w:left="120"/>
             </w:pPr>
-            <w:hyperlink w:history="1" r:id="rIdx20wsnn1mhhqcubsa8c4a">
+            <w:hyperlink w:history="1" r:id="rIdaded0iuowz_fruhhjc1w5">
               <w:r>
                 <w:rPr>
                   <w:rFonts w:ascii="Arial" w:cs="Arial" w:eastAsia="Arial" w:hAnsi="Arial"/>
@@ -31587,7 +31587,7 @@
               <w:spacing w:after="10" w:before="0"/>
               <w:ind w:left="120"/>
             </w:pPr>
-            <w:hyperlink w:history="1" r:id="rIdlxzryyyz2hp98kncptxrb">
+            <w:hyperlink w:history="1" r:id="rIdqtfnpjerxhwvvbis0tskz">
               <w:r>
                 <w:rPr>
                   <w:rFonts w:ascii="Arial" w:cs="Arial" w:eastAsia="Arial" w:hAnsi="Arial"/>
@@ -32127,7 +32127,7 @@
         </w:rPr>
         <w:t xml:space="preserve">© 2026 SeaVuria and ARES. Aligned with KICD objectives. Developed by SeaVuria; technical implementation by ARES (with AI assistance from Claude). Licensed under </w:t>
       </w:r>
-      <w:hyperlink w:history="1" r:id="rIdquzfvwobkljv_q_5z5kuj">
+      <w:hyperlink w:history="1" r:id="rIdowz8bm09qsosmlhoqqro5">
         <w:r>
           <w:rPr>
             <w:rFonts w:ascii="Arial" w:cs="Arial" w:eastAsia="Arial" w:hAnsi="Arial"/>
@@ -32148,7 +32148,7 @@
         </w:rPr>
         <w:t xml:space="preserve"> (</w:t>
       </w:r>
-      <w:hyperlink w:history="1" r:id="rIdvp_dmkigabf386fzuxqts">
+      <w:hyperlink w:history="1" r:id="rIdxjfn7xpjcnegbcxauwwjo">
         <w:r>
           <w:rPr>
             <w:rFonts w:ascii="Arial" w:cs="Arial" w:eastAsia="Arial" w:hAnsi="Arial"/>
